--- a/plantillas_maestras/17_seguro_no_especificado/materia_general_asegurativa/2_o_mas_ddos_varios/mujer/TPL_0672_2025_SEGURO_NO_ESPECIFICADO_MATERIA_GENERAL_ASEGURATIVA_ASEGURADORA_MUJER_R2.docx
+++ b/plantillas_maestras/17_seguro_no_especificado/materia_general_asegurativa/2_o_mas_ddos_varios/mujer/TPL_0672_2025_SEGURO_NO_ESPECIFICADO_MATERIA_GENERAL_ASEGURATIVA_ASEGURADORA_MUJER_R2.docx
@@ -233,7 +233,7 @@
           <w14:ligatures w14:val="none"/>
         </w:rPr>
         <w:tab/>
-        <w:t xml:space="preserve">:       </w:t>
+        <w:t xml:space="preserve">: </w:t>
       </w:r>
       <w:r>
         <w:rPr>
@@ -633,7 +633,7 @@
           <w:lang w:val="es-ES" w:eastAsia="es-ES"/>
           <w14:ligatures w14:val="none"/>
         </w:rPr>
-        <w:t>por presuntas infracciones a la Ley N°29571, Código de Protección y Defensa del Consumidor (en adelante, Código)</w:t>
+        <w:t>por presuntas infracciones a la Ley 29571, Código de Protección y Defensa del Consumidor (en adelante, Código)</w:t>
       </w:r>
       <w:r>
         <w:rPr>
@@ -744,7 +744,7 @@
           <w:lang w:eastAsia="es-ES"/>
           <w14:ligatures w14:val="none"/>
         </w:rPr>
-        <w:t xml:space="preserve">Póliza N° </w:t>
+        <w:t xml:space="preserve">Póliza </w:t>
       </w:r>
       <w:r>
         <w:rPr>
@@ -860,7 +860,7 @@
           <w:lang w:eastAsia="es-ES"/>
           <w14:ligatures w14:val="none"/>
         </w:rPr>
-        <w:t xml:space="preserve">N° </w:t>
+        <w:t xml:space="preserve"/>
       </w:r>
       <w:r>
         <w:rPr>
@@ -1423,7 +1423,7 @@
           <w:lang w:eastAsia="es-PE"/>
           <w14:ligatures w14:val="none"/>
         </w:rPr>
-        <w:t>Secretaría Técnica de la Comisión de Protección al Consumidor N°1 (en adelante, la Secretaría Técnica)</w:t>
+        <w:t>Secretaría Técnica de la Comisión de Protección al Consumidor 1 (en adelante, la Secretaría Técnica)</w:t>
       </w:r>
       <w:r>
         <w:rPr>
@@ -1498,7 +1498,7 @@
           <w:kern w:val="0"/>
           <w14:ligatures w14:val="none"/>
         </w:rPr>
-        <w:t>°</w:t>
+        <w:t/>
       </w:r>
       <w:r>
         <w:rPr>
@@ -1514,7 +1514,7 @@
           <w:kern w:val="0"/>
           <w14:ligatures w14:val="none"/>
         </w:rPr>
-        <w:t>°</w:t>
+        <w:t/>
       </w:r>
       <w:r>
         <w:rPr>
@@ -1618,15 +1618,15 @@
           <w:lang w:eastAsia="es-PE"/>
           <w14:ligatures w14:val="none"/>
         </w:rPr>
-        <w:t>la compañía aseguradora habría cobrado indebidamente al denunciante las primas de la Póliza N° 1364266 desde febrero a julio de 2024, pese al siniestro del 22 de enero de 2024</w:t>
-      </w:r>
-      <w:r>
-        <w:rPr>
-          <w:rFonts w:ascii="Arial Narrow" w:eastAsia="Arial Narrow" w:hAnsi="Arial Narrow" w:cs="Arial Narrow"/>
-          <w:kern w:val="0"/>
-          <w14:ligatures w14:val="none"/>
-        </w:rPr>
-        <w:t>; involucraría una presunta afectación a sus expectativas, quien no habría encontrado una correspondencia entre lo que esperaba recibir de parte del proveedor y lo que realmente recibió.  Por consiguiente, corresponde calificar el hecho materia de denuncia como una presunta infracción al deber de idoneidad, tipificado en los artículos 18° y 19° del Código.</w:t>
+        <w:t>la compañía aseguradora habría cobrado indebidamente al denunciante las primas de la Póliza 1364266 desde febrero a julio de 2024, pese al siniestro del 22 de enero de 2024</w:t>
+      </w:r>
+      <w:r>
+        <w:rPr>
+          <w:rFonts w:ascii="Arial Narrow" w:eastAsia="Arial Narrow" w:hAnsi="Arial Narrow" w:cs="Arial Narrow"/>
+          <w:kern w:val="0"/>
+          <w14:ligatures w14:val="none"/>
+        </w:rPr>
+        <w:t>; involucraría una presunta afectación a sus expectativas, quien no habría encontrado una correspondencia entre lo que esperaba recibir de parte del proveedor y lo que realmente recibió. Por consiguiente, corresponde calificar el hecho materia de denuncia como una presunta infracción al deber de idoneidad, tipificado en los artículos 18 y 19 del Código.</w:t>
       </w:r>
     </w:p>
     <w:p>
@@ -1693,15 +1693,15 @@
           <w:lang w:eastAsia="es-PE"/>
           <w14:ligatures w14:val="none"/>
         </w:rPr>
-        <w:t>la compañía aseguradora habría brindado información contradictoria al denunciante, al señalarle que la suma asegurada del contrato era US$ 20 000,00 y luego por correo electrónico indicarle que la suma asegurada de la Póliza N° 1364266 era US$ 19 000,00</w:t>
-      </w:r>
-      <w:r>
-        <w:rPr>
-          <w:rFonts w:ascii="Arial Narrow" w:eastAsia="Arial Narrow" w:hAnsi="Arial Narrow" w:cs="Arial Narrow"/>
-          <w:kern w:val="0"/>
-          <w14:ligatures w14:val="none"/>
-        </w:rPr>
-        <w:t>; involucraría una presunta afectación a sus expectativas, quien no habría encontrado una correspondencia entre lo que esperaba recibir de parte del proveedor y lo que realmente recibió.  Por consiguiente, corresponde calificar el hecho materia de denuncia como una presunta infracción al deber de idoneidad, tipificado en los artículos 18° y 19° del Código</w:t>
+        <w:t>la compañía aseguradora habría brindado información contradictoria al denunciante, al señalarle que la suma asegurada del contrato era US$ 20 000,00 y luego por correo electrónico indicarle que la suma asegurada de la Póliza 1364266 era US$ 19 000,00</w:t>
+      </w:r>
+      <w:r>
+        <w:rPr>
+          <w:rFonts w:ascii="Arial Narrow" w:eastAsia="Arial Narrow" w:hAnsi="Arial Narrow" w:cs="Arial Narrow"/>
+          <w:kern w:val="0"/>
+          <w14:ligatures w14:val="none"/>
+        </w:rPr>
+        <w:t>; involucraría una presunta afectación a sus expectativas, quien no habría encontrado una correspondencia entre lo que esperaba recibir de parte del proveedor y lo que realmente recibió. Por consiguiente, corresponde calificar el hecho materia de denuncia como una presunta infracción al deber de idoneidad, tipificado en los artículos 18 y 19 del Código</w:t>
       </w:r>
     </w:p>
     <w:p>
@@ -1845,7 +1845,7 @@
           <w:lang w:val="es-ES" w:eastAsia="es-ES"/>
           <w14:ligatures w14:val="none"/>
         </w:rPr>
-        <w:t>i) presentar una copia completa, legible y debidamente suscrita de la Póliza N° 1364266 del Seguro Vehicular, así como el cargo de remisión de la póliza; (</w:t>
+        <w:t>i) presentar una copia completa, legible y debidamente suscrita de la Póliza 1364266 del Seguro Vehicular, así como el cargo de remisión de la póliza; (</w:t>
       </w:r>
       <w:proofErr w:type="spellStart"/>
       <w:r>
@@ -1889,7 +1889,7 @@
           <w:lang w:val="es-ES" w:eastAsia="es-ES"/>
           <w14:ligatures w14:val="none"/>
         </w:rPr>
-        <w:t>) presentar el audio de contratación de la Póliza N° 1364266</w:t>
+        <w:t>) presentar el audio de contratación de la Póliza 1364266</w:t>
       </w:r>
       <w:r>
         <w:rPr>
@@ -1959,7 +1959,7 @@
           <w:lang w:eastAsia="es-PE"/>
           <w14:ligatures w14:val="none"/>
         </w:rPr>
-        <w:t xml:space="preserve">RESOLUCIÓN DE LA SECRETARÍA TÉCNICA  </w:t>
+        <w:t xml:space="preserve">RESOLUCIÓN DE LA SECRETARÍA TÉCNICA </w:t>
       </w:r>
     </w:p>
     <w:p>
@@ -2251,7 +2251,7 @@
           <w:kern w:val="0"/>
           <w14:ligatures w14:val="none"/>
         </w:rPr>
-        <w:t>°</w:t>
+        <w:t/>
       </w:r>
       <w:r>
         <w:rPr>
@@ -2270,7 +2270,7 @@
           <w:kern w:val="0"/>
           <w14:ligatures w14:val="none"/>
         </w:rPr>
-        <w:t>°</w:t>
+        <w:t/>
       </w:r>
       <w:r>
         <w:rPr>
@@ -2342,7 +2342,7 @@
           <w:kern w:val="0"/>
           <w14:ligatures w14:val="none"/>
         </w:rPr>
-        <w:t>°</w:t>
+        <w:t/>
       </w:r>
       <w:r>
         <w:rPr>
@@ -2361,7 +2361,7 @@
           <w:kern w:val="0"/>
           <w14:ligatures w14:val="none"/>
         </w:rPr>
-        <w:t>°</w:t>
+        <w:t/>
       </w:r>
       <w:r>
         <w:rPr>
@@ -2372,7 +2372,7 @@
           <w:lang w:eastAsia="es-PE"/>
           <w14:ligatures w14:val="none"/>
         </w:rPr>
-        <w:t xml:space="preserve"> de la Ley 29571, Código de Protección y Defensa del Consumidor, en tanto la compañía aseguradora habría cobrado indebidamente al denunciante las primas de la Póliza N° 1364266 desde febrero a julio de 2024, pese al siniestro del 22 de enero de 2024. </w:t>
+        <w:t xml:space="preserve"> de la Ley 29571, Código de Protección y Defensa del Consumidor, en tanto la compañía aseguradora habría cobrado indebidamente al denunciante las primas de la Póliza 1364266 desde febrero a julio de 2024, pese al siniestro del 22 de enero de 2024. </w:t>
       </w:r>
     </w:p>
     <w:p>
@@ -2422,7 +2422,7 @@
           <w:kern w:val="0"/>
           <w14:ligatures w14:val="none"/>
         </w:rPr>
-        <w:t>°</w:t>
+        <w:t/>
       </w:r>
       <w:r>
         <w:rPr>
@@ -2441,7 +2441,7 @@
           <w:kern w:val="0"/>
           <w14:ligatures w14:val="none"/>
         </w:rPr>
-        <w:t>°</w:t>
+        <w:t/>
       </w:r>
       <w:r>
         <w:rPr>
@@ -2518,7 +2518,7 @@
           <w:lang w:eastAsia="es-PE"/>
           <w14:ligatures w14:val="none"/>
         </w:rPr>
-        <w:t xml:space="preserve">de la Póliza N° 1364266 </w:t>
+        <w:t xml:space="preserve">de la Póliza 1364266 </w:t>
       </w:r>
       <w:r>
         <w:rPr>
@@ -2799,7 +2799,7 @@
           <w:kern w:val="0"/>
           <w14:ligatures w14:val="none"/>
         </w:rPr>
-        <w:t>°</w:t>
+        <w:t/>
       </w:r>
       <w:r>
         <w:rPr>
@@ -2912,7 +2912,7 @@
           <w:kern w:val="0"/>
           <w14:ligatures w14:val="none"/>
         </w:rPr>
-        <w:t>°</w:t>
+        <w:t/>
       </w:r>
       <w:r>
         <w:rPr>
@@ -3111,7 +3111,7 @@
           <w:kern w:val="0"/>
           <w14:ligatures w14:val="none"/>
         </w:rPr>
-        <w:t>°</w:t>
+        <w:t/>
       </w:r>
       <w:r>
         <w:rPr>
@@ -3293,7 +3293,7 @@
           <w:lang w:val="es-ES" w:eastAsia="es-ES"/>
           <w14:ligatures w14:val="none"/>
         </w:rPr>
-        <w:t xml:space="preserve">(i) presentar una copia completa, legible y debidamente suscrita de la Póliza N° </w:t>
+        <w:t xml:space="preserve">(i) presentar una copia completa, legible y debidamente suscrita de la Póliza </w:t>
       </w:r>
       <w:r>
         <w:rPr>
@@ -3439,7 +3439,7 @@
           <w:lang w:eastAsia="es-PE"/>
           <w14:ligatures w14:val="none"/>
         </w:rPr>
-        <w:t>Póliza N° 1364266.</w:t>
+        <w:t>Póliza 1364266.</w:t>
       </w:r>
     </w:p>
     <w:p>
@@ -3506,7 +3506,7 @@
           <w:kern w:val="0"/>
           <w14:ligatures w14:val="none"/>
         </w:rPr>
-        <w:t>°</w:t>
+        <w:t/>
       </w:r>
       <w:r>
         <w:rPr>
@@ -3545,7 +3545,7 @@
           <w:kern w:val="0"/>
           <w14:ligatures w14:val="none"/>
         </w:rPr>
-        <w:t>°</w:t>
+        <w:t/>
       </w:r>
       <w:r>
         <w:rPr>
@@ -3563,7 +3563,7 @@
           <w:kern w:val="0"/>
           <w14:ligatures w14:val="none"/>
         </w:rPr>
-        <w:t>°</w:t>
+        <w:t/>
       </w:r>
       <w:r>
         <w:rPr>
@@ -3581,7 +3581,7 @@
           <w:kern w:val="0"/>
           <w14:ligatures w14:val="none"/>
         </w:rPr>
-        <w:t>°</w:t>
+        <w:t/>
       </w:r>
       <w:r>
         <w:rPr>
@@ -3632,7 +3632,7 @@
           <w:kern w:val="0"/>
           <w14:ligatures w14:val="none"/>
         </w:rPr>
-        <w:t>°</w:t>
+        <w:t/>
       </w:r>
       <w:r>
         <w:rPr>
@@ -3721,7 +3721,7 @@
           <w:kern w:val="0"/>
           <w14:ligatures w14:val="none"/>
         </w:rPr>
-        <w:t>°</w:t>
+        <w:t/>
       </w:r>
       <w:r>
         <w:rPr>
@@ -3832,7 +3832,7 @@
           <w:kern w:val="0"/>
           <w14:ligatures w14:val="none"/>
         </w:rPr>
-        <w:t>°</w:t>
+        <w:t/>
       </w:r>
       <w:r>
         <w:rPr>
@@ -3840,7 +3840,7 @@
           <w:kern w:val="0"/>
           <w14:ligatures w14:val="none"/>
         </w:rPr>
-        <w:t xml:space="preserve"> del Decreto Legislativo N° 807</w:t>
+        <w:t xml:space="preserve"> del Decreto Legislativo 807</w:t>
       </w:r>
       <w:r>
         <w:rPr>
@@ -4113,7 +4113,7 @@
           <w:kern w:val="0"/>
           <w14:ligatures w14:val="none"/>
         </w:rPr>
-        <w:t>°</w:t>
+        <w:t/>
       </w:r>
       <w:r>
         <w:rPr>
@@ -4128,7 +4128,7 @@
           <w:kern w:val="0"/>
           <w14:ligatures w14:val="none"/>
         </w:rPr>
-        <w:t>°</w:t>
+        <w:t/>
       </w:r>
       <w:r>
         <w:rPr>
@@ -4327,7 +4327,7 @@
           <w:kern w:val="0"/>
           <w14:ligatures w14:val="none"/>
         </w:rPr>
-        <w:t> Protección al Consumidor N° 1</w:t>
+        <w:t> Protección al Consumidor 1</w:t>
       </w:r>
     </w:p>
     <w:p>
@@ -4602,7 +4602,7 @@
           <w:sz w:val="16"/>
           <w:szCs w:val="16"/>
         </w:rPr>
-        <w:t xml:space="preserve">  </w:t>
+        <w:t xml:space="preserve"> </w:t>
       </w:r>
       <w:r>
         <w:rPr>
@@ -4620,7 +4620,7 @@
           <w:sz w:val="16"/>
           <w:szCs w:val="16"/>
         </w:rPr>
-        <w:t xml:space="preserve">LEY N° 29571, CÓDIGO DE PROTECCIÓN Y DEFENSA DEL CONSUMIDOR, publicado el 2 de setiembre de 2010 y modificado por Decreto Legislativo N° 1308 </w:t>
+        <w:t xml:space="preserve">LEY 29571, CÓDIGO DE PROTECCIÓN Y DEFENSA DEL CONSUMIDOR, publicado el 2 de setiembre de 2010 y modificado por Decreto Legislativo 1308 </w:t>
       </w:r>
     </w:p>
     <w:p>
@@ -4672,7 +4672,7 @@
           <w:szCs w:val="16"/>
         </w:rPr>
         <w:tab/>
-        <w:t xml:space="preserve">El Instituto Nacional de Defensa de la Competencia y de la Protección de la Propiedad Intelectual (Indecopi) es la autoridad con competencia primaria y de alcance nacional para conocer las presuntas infracciones a las disposiciones contenidas en el presente Código, así como para imponer las sanciones y medidas correctivas establecidas en el presente capítulo, conforme al Decreto Legislativo N° 1033, Ley de Organización y Funciones del Indecopi. Dicha competencia solo puede ser negada cuando ella haya sido asignada o se asigne a favor de otro organismo por norma expresa con rango de ley. </w:t>
+        <w:t xml:space="preserve">El Instituto Nacional de Defensa de la Competencia y de la Protección de la Propiedad Intelectual (Indecopi) es la autoridad con competencia primaria y de alcance nacional para conocer las presuntas infracciones a las disposiciones contenidas en el presente Código, así como para imponer las sanciones y medidas correctivas establecidas en el presente capítulo, conforme al Decreto Legislativo 1033, Ley de Organización y Funciones del Indecopi. Dicha competencia solo puede ser negada cuando ella haya sido asignada o se asigne a favor de otro organismo por norma expresa con rango de ley. </w:t>
       </w:r>
     </w:p>
     <w:p>
@@ -4746,7 +4746,7 @@
           <w:sz w:val="16"/>
           <w:szCs w:val="16"/>
         </w:rPr>
-        <w:t xml:space="preserve">LEY DE ORGANIZACIÓN Y FUNCIONES DEL INDECOPI, APROBADA POR DECRETO LEGISLATIVO N° 1033 </w:t>
+        <w:t xml:space="preserve">LEY DE ORGANIZACIÓN Y FUNCIONES DEL INDECOPI, APROBADA POR DECRETO LEGISLATIVO 1033 </w:t>
       </w:r>
     </w:p>
     <w:p>
@@ -4871,7 +4871,7 @@
           <w:sz w:val="16"/>
           <w:szCs w:val="16"/>
         </w:rPr>
-        <w:t>LEY SOBRE FACULTADES, NORMAS Y ORGANIZACIÓN DEL INDECOPI, APROBADA POR DECRETO LEGISLATIVO N° 807 Artículo 24.-</w:t>
+        <w:t>LEY SOBRE FACULTADES, NORMAS Y ORGANIZACIÓN DEL INDECOPI, APROBADA POR DECRETO LEGISLATIVO 807 Artículo 24.-</w:t>
       </w:r>
       <w:r>
         <w:rPr>
@@ -5034,7 +5034,7 @@
           <w:sz w:val="16"/>
           <w:szCs w:val="16"/>
         </w:rPr>
-        <w:t xml:space="preserve">  </w:t>
+        <w:t xml:space="preserve"> </w:t>
       </w:r>
       <w:r>
         <w:rPr>
@@ -5052,7 +5052,7 @@
           <w:sz w:val="16"/>
           <w:szCs w:val="16"/>
         </w:rPr>
-        <w:t xml:space="preserve">LEY N° 29571, CÓDIGO DE PROTECCIÓN Y DEFENSA DEL CONSUMIDOR, publicado el 2 de setiembre de 2010 y modificado por Decreto Legislativo N° 1308 </w:t>
+        <w:t xml:space="preserve">LEY 29571, CÓDIGO DE PROTECCIÓN Y DEFENSA DEL CONSUMIDOR, publicado el 2 de setiembre de 2010 y modificado por Decreto Legislativo 1308 </w:t>
       </w:r>
     </w:p>
     <w:p>
@@ -5258,15 +5258,15 @@
           <w:sz w:val="16"/>
           <w:szCs w:val="16"/>
         </w:rPr>
-        <w:t xml:space="preserve">      </w:t>
-      </w:r>
-      <w:r>
-        <w:rPr>
-          <w:rFonts w:ascii="Arial Narrow" w:hAnsi="Arial Narrow" w:cs="Arial"/>
-          <w:sz w:val="16"/>
-          <w:szCs w:val="16"/>
-        </w:rPr>
-        <w:t xml:space="preserve">     </w:t>
+        <w:t xml:space="preserve"> </w:t>
+      </w:r>
+      <w:r>
+        <w:rPr>
+          <w:rFonts w:ascii="Arial Narrow" w:hAnsi="Arial Narrow" w:cs="Arial"/>
+          <w:sz w:val="16"/>
+          <w:szCs w:val="16"/>
+        </w:rPr>
+        <w:t xml:space="preserve"> </w:t>
       </w:r>
       <w:r>
         <w:rPr>
@@ -5284,7 +5284,7 @@
           <w:sz w:val="16"/>
           <w:szCs w:val="16"/>
         </w:rPr>
-        <w:t xml:space="preserve">CÓDIGO PROCESAL CIVIL   </w:t>
+        <w:t xml:space="preserve">CÓDIGO PROCESAL CIVIL </w:t>
       </w:r>
     </w:p>
     <w:p>
@@ -5334,7 +5334,7 @@
           <w:sz w:val="16"/>
           <w:szCs w:val="16"/>
         </w:rPr>
-        <w:t xml:space="preserve">1.  Observar los requisitos previstos para la demanda, en lo que corresponda; </w:t>
+        <w:t xml:space="preserve">1. Observar los requisitos previstos para la demanda, en lo que corresponda; </w:t>
       </w:r>
     </w:p>
     <w:p>
@@ -5354,7 +5354,7 @@
           <w:sz w:val="16"/>
           <w:szCs w:val="16"/>
         </w:rPr>
-        <w:t xml:space="preserve">2.  Pronunciarse respecto de cada uno de los hechos expuestos en la demanda. El silencio, la respuesta evasiva o la negativa genérica pueden ser apreciados por el Juez como reconocimiento de verdad de los hechos alegados; </w:t>
+        <w:t xml:space="preserve">2. Pronunciarse respecto de cada uno de los hechos expuestos en la demanda. El silencio, la respuesta evasiva o la negativa genérica pueden ser apreciados por el Juez como reconocimiento de verdad de los hechos alegados; </w:t>
       </w:r>
     </w:p>
     <w:p>
@@ -5374,7 +5374,7 @@
           <w:sz w:val="16"/>
           <w:szCs w:val="16"/>
         </w:rPr>
-        <w:t xml:space="preserve">3.  Reconocer o negar categóricamente la autenticidad de los documentos que se le atribuyen, o aceptar o negar, de igual manera, la recepción de documentos que se alega le fueron enviados. El silencio puede ser apreciado por el Juez como reconocimiento o aceptación de recepción de los documentos; </w:t>
+        <w:t xml:space="preserve">3. Reconocer o negar categóricamente la autenticidad de los documentos que se le atribuyen, o aceptar o negar, de igual manera, la recepción de documentos que se alega le fueron enviados. El silencio puede ser apreciado por el Juez como reconocimiento o aceptación de recepción de los documentos; </w:t>
       </w:r>
     </w:p>
     <w:p>
@@ -5394,7 +5394,7 @@
           <w:sz w:val="16"/>
           <w:szCs w:val="16"/>
         </w:rPr>
-        <w:t xml:space="preserve">4.  Exponer los hechos en que funda su defensa en forma precisa, ordenada y clara; </w:t>
+        <w:t xml:space="preserve">4. Exponer los hechos en que funda su defensa en forma precisa, ordenada y clara; </w:t>
       </w:r>
     </w:p>
     <w:p>
@@ -5414,7 +5414,7 @@
           <w:sz w:val="16"/>
           <w:szCs w:val="16"/>
         </w:rPr>
-        <w:t xml:space="preserve">5.  Ofrecer los medios probatorios; y </w:t>
+        <w:t xml:space="preserve">5. Ofrecer los medios probatorios; y </w:t>
       </w:r>
     </w:p>
     <w:p>
@@ -5434,7 +5434,7 @@
           <w:sz w:val="16"/>
           <w:szCs w:val="16"/>
         </w:rPr>
-        <w:t xml:space="preserve">6.  Incluir su firma o la de su representante o de su apoderado, y la del Abogado. El </w:t>
+        <w:t xml:space="preserve">6. Incluir su firma o la de su representante o de su apoderado, y la del Abogado. El </w:t>
       </w:r>
       <w:proofErr w:type="gramStart"/>
       <w:r>
@@ -5512,7 +5512,7 @@
           <w:sz w:val="16"/>
           <w:szCs w:val="16"/>
         </w:rPr>
-        <w:t>Nº</w:t>
+        <w:t/>
       </w:r>
       <w:proofErr w:type="spellEnd"/>
       <w:r>
@@ -5618,7 +5618,7 @@
           <w:sz w:val="16"/>
           <w:szCs w:val="16"/>
         </w:rPr>
-        <w:t>publicado el 2 de setiembre de 2010 y modificado por Decreto Legislativo N° 1308</w:t>
+        <w:t>publicado el 2 de setiembre de 2010 y modificado por Decreto Legislativo 1308</w:t>
       </w:r>
     </w:p>
     <w:p>
@@ -5986,15 +5986,15 @@
           <w:szCs w:val="16"/>
           <w:vertAlign w:val="superscript"/>
         </w:rPr>
-        <w:t xml:space="preserve">  </w:t>
-      </w:r>
-      <w:r>
-        <w:rPr>
-          <w:rFonts w:ascii="Arial Narrow" w:hAnsi="Arial Narrow" w:cs="Arial"/>
-          <w:sz w:val="16"/>
-          <w:szCs w:val="16"/>
-        </w:rPr>
-        <w:t xml:space="preserve">     </w:t>
+        <w:t xml:space="preserve"> </w:t>
+      </w:r>
+      <w:r>
+        <w:rPr>
+          <w:rFonts w:ascii="Arial Narrow" w:hAnsi="Arial Narrow" w:cs="Arial"/>
+          <w:sz w:val="16"/>
+          <w:szCs w:val="16"/>
+        </w:rPr>
+        <w:t xml:space="preserve"> </w:t>
       </w:r>
       <w:r>
         <w:rPr>
@@ -6030,7 +6030,7 @@
           <w:sz w:val="16"/>
           <w:szCs w:val="16"/>
         </w:rPr>
-        <w:t>publicado el 2 de setiembre de 2010 y modificado por Decreto Legislativo N° 1308</w:t>
+        <w:t>publicado el 2 de setiembre de 2010 y modificado por Decreto Legislativo 1308</w:t>
       </w:r>
     </w:p>
     <w:p>
@@ -6186,7 +6186,7 @@
           <w:sz w:val="16"/>
           <w:szCs w:val="16"/>
         </w:rPr>
-        <w:t>En caso de que el proveedor incumpla un acuerdo conciliatorio o cualquier otro acuerdo que de forma indubitable deje constancia de la manifestación de voluntad expresa de las partes de dar por culminada la controversia, o un laudo arbitral, el órgano resolutivo puede sancionar con una multa entre una (1) Unidad Impositiva Tributaria y doscientos (200) Unidades Impositivas Tributarias. Para la graduación se observan los criterios establecidos en el presente Código y supletoriamente, los criterios que establece la Ley N° 27444, Ley del Procedimiento Administrativo General o la norma que la sustituya o complemente.</w:t>
+        <w:t>En caso de que el proveedor incumpla un acuerdo conciliatorio o cualquier otro acuerdo que de forma indubitable deje constancia de la manifestación de voluntad expresa de las partes de dar por culminada la controversia, o un laudo arbitral, el órgano resolutivo puede sancionar con una multa entre una (1) Unidad Impositiva Tributaria y doscientos (200) Unidades Impositivas Tributarias. Para la graduación se observan los criterios establecidos en el presente Código y supletoriamente, los criterios que establece la Ley 27444, Ley del Procedimiento Administrativo General o la norma que la sustituya o complemente.</w:t>
       </w:r>
     </w:p>
     <w:p>
@@ -6256,7 +6256,7 @@
           <w:sz w:val="16"/>
           <w:szCs w:val="16"/>
         </w:rPr>
-        <w:t xml:space="preserve">        </w:t>
+        <w:t xml:space="preserve"> </w:t>
       </w:r>
       <w:r>
         <w:rPr>
@@ -7073,7 +7073,7 @@
           <w:sz w:val="16"/>
           <w:szCs w:val="16"/>
         </w:rPr>
-        <w:t xml:space="preserve">         </w:t>
+        <w:t xml:space="preserve"> </w:t>
       </w:r>
       <w:r>
         <w:rPr>
@@ -7109,7 +7109,7 @@
           <w:sz w:val="16"/>
           <w:szCs w:val="16"/>
         </w:rPr>
-        <w:t>publicado el 2 de setiembre de 2010 y modificado por Decreto Legislativo N° 1308</w:t>
+        <w:t>publicado el 2 de setiembre de 2010 y modificado por Decreto Legislativo 1308</w:t>
       </w:r>
     </w:p>
     <w:p>
@@ -7290,7 +7290,7 @@
           <w:sz w:val="16"/>
           <w:szCs w:val="16"/>
         </w:rPr>
-        <w:t xml:space="preserve">         </w:t>
+        <w:t xml:space="preserve"> </w:t>
       </w:r>
       <w:r>
         <w:rPr>
@@ -7423,7 +7423,7 @@
           <w:sz w:val="16"/>
           <w:szCs w:val="16"/>
         </w:rPr>
-        <w:t>Nº</w:t>
+        <w:t/>
       </w:r>
       <w:proofErr w:type="spellEnd"/>
       <w:r>
@@ -7858,7 +7858,7 @@
               <w:sz w:val="16"/>
               <w:szCs w:val="16"/>
             </w:rPr>
-            <w:t xml:space="preserve">CNICA DE LA    </w:t>
+            <w:t xml:space="preserve">CNICA DE LA </w:t>
           </w:r>
         </w:p>
         <w:p>

--- a/plantillas_maestras/17_seguro_no_especificado/materia_general_asegurativa/2_o_mas_ddos_varios/mujer/TPL_0672_2025_SEGURO_NO_ESPECIFICADO_MATERIA_GENERAL_ASEGURATIVA_ASEGURADORA_MUJER_R2.docx
+++ b/plantillas_maestras/17_seguro_no_especificado/materia_general_asegurativa/2_o_mas_ddos_varios/mujer/TPL_0672_2025_SEGURO_NO_ESPECIFICADO_MATERIA_GENERAL_ASEGURATIVA_ASEGURADORA_MUJER_R2.docx
@@ -93,7 +93,7 @@
           <w:lang w:eastAsia="es-PE"/>
           <w14:ligatures w14:val="none"/>
         </w:rPr>
-        <w:t>DENUNCIANTE</w:t>
+        <w:t xml:space="preserve">DENUNCIANTE:[DENUNCIANTE] (SEÑORA [APELLIDO])</w:t>
       </w:r>
       <w:r>
         <w:rPr>
@@ -105,7 +105,7 @@
           <w14:ligatures w14:val="none"/>
         </w:rPr>
         <w:tab/>
-        <w:t>:</w:t>
+        <w:t/>
       </w:r>
       <w:r>
         <w:rPr>
@@ -127,7 +127,7 @@
           <w:lang w:eastAsia="es-PE"/>
           <w14:ligatures w14:val="none"/>
         </w:rPr>
-        <w:t>MEDALITH MEDINA GUTIERREZ (SEÑORA MEDINA)</w:t>
+        <w:t/>
       </w:r>
     </w:p>
     <w:p>
@@ -535,7 +535,7 @@
           <w:lang w:val="es-ES" w:eastAsia="es-ES"/>
           <w14:ligatures w14:val="none"/>
         </w:rPr>
-        <w:t xml:space="preserve">Mediante el escrito del </w:t>
+        <w:t xml:space="preserve">Mediante el escrito del 17 de marzo de 2025 la señora [APELLIDO] denunció a Rímac, por presuntas infracciones a la Ley 29571, Código de Protección y Defensa del Consumidor (en adelante, Código), señalando lo siguiente:</w:t>
       </w:r>
       <w:r>
         <w:rPr>
@@ -545,7 +545,7 @@
           <w:lang w:val="es-ES" w:eastAsia="es-ES"/>
           <w14:ligatures w14:val="none"/>
         </w:rPr>
-        <w:t>17 de marzo de 2025</w:t>
+        <w:t/>
       </w:r>
       <w:r>
         <w:rPr>
@@ -553,7 +553,7 @@
           <w:kern w:val="0"/>
           <w14:ligatures w14:val="none"/>
         </w:rPr>
-        <w:t xml:space="preserve"> </w:t>
+        <w:t xml:space="preserve"/>
       </w:r>
       <w:r>
         <w:rPr>
@@ -561,7 +561,7 @@
           <w:kern w:val="0"/>
           <w14:ligatures w14:val="none"/>
         </w:rPr>
-        <w:t>la señora</w:t>
+        <w:t/>
       </w:r>
       <w:r>
         <w:rPr>
@@ -569,7 +569,7 @@
           <w:kern w:val="0"/>
           <w14:ligatures w14:val="none"/>
         </w:rPr>
-        <w:t xml:space="preserve"> </w:t>
+        <w:t xml:space="preserve"/>
       </w:r>
       <w:r>
         <w:rPr>
@@ -577,7 +577,7 @@
           <w:kern w:val="0"/>
           <w14:ligatures w14:val="none"/>
         </w:rPr>
-        <w:t>Medina</w:t>
+        <w:t/>
       </w:r>
       <w:r>
         <w:rPr>
@@ -585,7 +585,7 @@
           <w:kern w:val="0"/>
           <w14:ligatures w14:val="none"/>
         </w:rPr>
-        <w:t xml:space="preserve"> </w:t>
+        <w:t xml:space="preserve"/>
       </w:r>
       <w:r>
         <w:rPr>
@@ -593,7 +593,7 @@
           <w:kern w:val="0"/>
           <w14:ligatures w14:val="none"/>
         </w:rPr>
-        <w:t>d</w:t>
+        <w:t/>
       </w:r>
       <w:r>
         <w:rPr>
@@ -603,7 +603,7 @@
           <w:lang w:val="es-ES" w:eastAsia="es-ES"/>
           <w14:ligatures w14:val="none"/>
         </w:rPr>
-        <w:t xml:space="preserve">enunció a </w:t>
+        <w:t xml:space="preserve"/>
       </w:r>
       <w:r>
         <w:rPr>
@@ -613,7 +613,7 @@
           <w:lang w:val="es-ES" w:eastAsia="es-ES"/>
           <w14:ligatures w14:val="none"/>
         </w:rPr>
-        <w:t>Rímac</w:t>
+        <w:t/>
       </w:r>
       <w:r>
         <w:rPr>
@@ -623,7 +623,7 @@
           <w:lang w:val="es-ES" w:eastAsia="es-ES"/>
           <w14:ligatures w14:val="none"/>
         </w:rPr>
-        <w:t xml:space="preserve">, </w:t>
+        <w:t xml:space="preserve"/>
       </w:r>
       <w:r>
         <w:rPr>
@@ -633,7 +633,7 @@
           <w:lang w:val="es-ES" w:eastAsia="es-ES"/>
           <w14:ligatures w14:val="none"/>
         </w:rPr>
-        <w:t>por presuntas infracciones a la Ley 29571, Código de Protección y Defensa del Consumidor (en adelante, Código)</w:t>
+        <w:t/>
       </w:r>
       <w:r>
         <w:rPr>
@@ -654,7 +654,7 @@
           <w:lang w:val="es-ES" w:eastAsia="es-ES"/>
           <w14:ligatures w14:val="none"/>
         </w:rPr>
-        <w:t xml:space="preserve">, señalando </w:t>
+        <w:t xml:space="preserve"/>
       </w:r>
       <w:r>
         <w:rPr>
@@ -665,7 +665,7 @@
           <w:lang w:val="es-ES" w:eastAsia="es-ES"/>
           <w14:ligatures w14:val="none"/>
         </w:rPr>
-        <w:t>lo siguiente:</w:t>
+        <w:t/>
       </w:r>
     </w:p>
     <w:p>
@@ -1296,7 +1296,7 @@
           <w14:ligatures w14:val="none"/>
         </w:rPr>
         <w:lastRenderedPageBreak/>
-        <w:t>La señora Medina solicitó</w:t>
+        <w:t xml:space="preserve">La señora [APELLIDO] solicitó el pago del total del monto asegurado sin cobrar las cuotas futuras ni el 20% de coaseguro.</w:t>
       </w:r>
       <w:r>
         <w:rPr>
@@ -1306,7 +1306,7 @@
           <w:lang w:val="es-ES" w:eastAsia="es-ES"/>
           <w14:ligatures w14:val="none"/>
         </w:rPr>
-        <w:t xml:space="preserve"> el pago del total del monto asegurado sin cobrar las cuotas futuras ni el 20% de coaseguro</w:t>
+        <w:t xml:space="preserve"/>
       </w:r>
       <w:r>
         <w:rPr>
@@ -1316,7 +1316,7 @@
           <w:lang w:val="es-ES" w:eastAsia="es-ES"/>
           <w14:ligatures w14:val="none"/>
         </w:rPr>
-        <w:t>.</w:t>
+        <w:t/>
       </w:r>
     </w:p>
     <w:p>
@@ -1998,7 +1998,7 @@
           <w:lang w:eastAsia="es-PE"/>
           <w14:ligatures w14:val="none"/>
         </w:rPr>
-        <w:t xml:space="preserve">PRIMERO: </w:t>
+        <w:t xml:space="preserve">PRIMERO: admitir a trámite la denuncia del 17 de marzo de 2025 interpuesta por la señora [APELLIDO] Gutiérrez contra Rímac Seguros y Reaseguros S.A., por lo siguiente:</w:t>
       </w:r>
       <w:r>
         <w:rPr>
@@ -2009,7 +2009,7 @@
           <w:lang w:eastAsia="es-PE"/>
           <w14:ligatures w14:val="none"/>
         </w:rPr>
-        <w:t xml:space="preserve">admitir a trámite la denuncia del </w:t>
+        <w:t xml:space="preserve"/>
       </w:r>
       <w:r>
         <w:rPr>
@@ -2020,7 +2020,7 @@
           <w:lang w:eastAsia="es-PE"/>
           <w14:ligatures w14:val="none"/>
         </w:rPr>
-        <w:t>17</w:t>
+        <w:t/>
       </w:r>
       <w:r>
         <w:rPr>
@@ -2031,7 +2031,7 @@
           <w:lang w:eastAsia="es-PE"/>
           <w14:ligatures w14:val="none"/>
         </w:rPr>
-        <w:t xml:space="preserve"> de </w:t>
+        <w:t xml:space="preserve"/>
       </w:r>
       <w:r>
         <w:rPr>
@@ -2042,7 +2042,7 @@
           <w:lang w:eastAsia="es-PE"/>
           <w14:ligatures w14:val="none"/>
         </w:rPr>
-        <w:t>marzo</w:t>
+        <w:t/>
       </w:r>
       <w:r>
         <w:rPr>
@@ -2053,7 +2053,7 @@
           <w:lang w:eastAsia="es-PE"/>
           <w14:ligatures w14:val="none"/>
         </w:rPr>
-        <w:t xml:space="preserve"> de 2025 interpuesta por </w:t>
+        <w:t xml:space="preserve"/>
       </w:r>
       <w:r>
         <w:rPr>
@@ -2064,7 +2064,7 @@
           <w:lang w:eastAsia="es-PE"/>
           <w14:ligatures w14:val="none"/>
         </w:rPr>
-        <w:t>la</w:t>
+        <w:t/>
       </w:r>
       <w:r>
         <w:rPr>
@@ -2075,7 +2075,7 @@
           <w:lang w:eastAsia="es-PE"/>
           <w14:ligatures w14:val="none"/>
         </w:rPr>
-        <w:t xml:space="preserve"> señor</w:t>
+        <w:t xml:space="preserve"/>
       </w:r>
       <w:r>
         <w:rPr>
@@ -2086,7 +2086,7 @@
           <w:lang w:eastAsia="es-PE"/>
           <w14:ligatures w14:val="none"/>
         </w:rPr>
-        <w:t>a</w:t>
+        <w:t/>
       </w:r>
       <w:r>
         <w:rPr>
@@ -2097,7 +2097,7 @@
           <w:lang w:eastAsia="es-PE"/>
           <w14:ligatures w14:val="none"/>
         </w:rPr>
-        <w:t xml:space="preserve"> </w:t>
+        <w:t xml:space="preserve"/>
       </w:r>
       <w:proofErr w:type="spellStart"/>
       <w:r>
@@ -2109,7 +2109,7 @@
           <w:lang w:eastAsia="es-PE"/>
           <w14:ligatures w14:val="none"/>
         </w:rPr>
-        <w:t>Medalith</w:t>
+        <w:t/>
       </w:r>
       <w:proofErr w:type="spellEnd"/>
       <w:r>
@@ -2121,7 +2121,7 @@
           <w:lang w:eastAsia="es-PE"/>
           <w14:ligatures w14:val="none"/>
         </w:rPr>
-        <w:t xml:space="preserve"> Medina </w:t>
+        <w:t xml:space="preserve"/>
       </w:r>
       <w:r>
         <w:rPr>
@@ -2132,7 +2132,7 @@
           <w:lang w:eastAsia="es-PE"/>
           <w14:ligatures w14:val="none"/>
         </w:rPr>
-        <w:t>Gutiérrez</w:t>
+        <w:t/>
       </w:r>
       <w:r>
         <w:rPr>
@@ -2143,7 +2143,7 @@
           <w:lang w:eastAsia="es-PE"/>
           <w14:ligatures w14:val="none"/>
         </w:rPr>
-        <w:t xml:space="preserve"> </w:t>
+        <w:t xml:space="preserve"/>
       </w:r>
       <w:r>
         <w:rPr>
@@ -2154,7 +2154,7 @@
           <w:lang w:eastAsia="es-PE"/>
           <w14:ligatures w14:val="none"/>
         </w:rPr>
-        <w:t xml:space="preserve">contra </w:t>
+        <w:t xml:space="preserve"/>
       </w:r>
       <w:r>
         <w:rPr>
@@ -2165,7 +2165,7 @@
           <w:lang w:eastAsia="es-PE"/>
           <w14:ligatures w14:val="none"/>
         </w:rPr>
-        <w:t>Rímac Seguros y Reaseguros S.A.</w:t>
+        <w:t/>
       </w:r>
       <w:r>
         <w:rPr>
@@ -2176,7 +2176,7 @@
           <w:lang w:eastAsia="es-PE"/>
           <w14:ligatures w14:val="none"/>
         </w:rPr>
-        <w:t>, por l</w:t>
+        <w:t/>
       </w:r>
       <w:r>
         <w:rPr>
@@ -2187,7 +2187,7 @@
           <w:lang w:eastAsia="es-PE"/>
           <w14:ligatures w14:val="none"/>
         </w:rPr>
-        <w:t>o siguiente:</w:t>
+        <w:t/>
       </w:r>
     </w:p>
     <w:p>
@@ -3987,7 +3987,7 @@
           <w:kern w:val="0"/>
           <w14:ligatures w14:val="none"/>
         </w:rPr>
-        <w:t>DÉCIMO:</w:t>
+        <w:t xml:space="preserve">DÉCIMO: requerir a la señora [APELLIDO] y Rímac Seguros y Reaseguros S.A. para que, dentro del plazo de dos (2) días hábiles siguientes a la fecha en que reciba la notificación en su bandeja de correo electrónico, efectúe la confirmación de recepción de la notificación remitida por este despacho a su correo electrónico, de conformidad con el segundo párrafo del numeral 4 del artículo 20 del Texto Único Ordenado de la Ley del Procedimiento Administrativo General, aprobado mediante Decreto Supremo 006-2026-JUS, bajo apercibimiento de rehacer el acto de notificación y notificarle conforme al numeral 1 del artículo 20 del citado cuerpo normativo.</w:t>
       </w:r>
       <w:r>
         <w:rPr>
@@ -3997,7 +3997,7 @@
           <w:kern w:val="0"/>
           <w14:ligatures w14:val="none"/>
         </w:rPr>
-        <w:t xml:space="preserve"> requerir </w:t>
+        <w:t xml:space="preserve"/>
       </w:r>
       <w:r>
         <w:rPr>
@@ -4007,7 +4007,7 @@
           <w:kern w:val="0"/>
           <w14:ligatures w14:val="none"/>
         </w:rPr>
-        <w:t>a</w:t>
+        <w:t/>
       </w:r>
       <w:r>
         <w:rPr>
@@ -4017,7 +4017,7 @@
           <w:kern w:val="0"/>
           <w14:ligatures w14:val="none"/>
         </w:rPr>
-        <w:t xml:space="preserve"> la </w:t>
+        <w:t xml:space="preserve"/>
       </w:r>
       <w:r>
         <w:rPr>
@@ -4028,7 +4028,7 @@
           <w:lang w:eastAsia="es-PE"/>
           <w14:ligatures w14:val="none"/>
         </w:rPr>
-        <w:t>señora Medina</w:t>
+        <w:t/>
       </w:r>
       <w:r>
         <w:rPr>
@@ -4039,7 +4039,7 @@
           <w:lang w:eastAsia="es-PE"/>
           <w14:ligatures w14:val="none"/>
         </w:rPr>
-        <w:t xml:space="preserve"> </w:t>
+        <w:t xml:space="preserve"/>
       </w:r>
       <w:proofErr w:type="spellStart"/>
       <w:r>
@@ -4051,7 +4051,7 @@
           <w:lang w:eastAsia="es-PE"/>
           <w14:ligatures w14:val="none"/>
         </w:rPr>
-        <w:t>Gutierrez</w:t>
+        <w:t/>
       </w:r>
       <w:proofErr w:type="spellEnd"/>
       <w:r>
@@ -4063,7 +4063,7 @@
           <w:lang w:eastAsia="es-PE"/>
           <w14:ligatures w14:val="none"/>
         </w:rPr>
-        <w:t xml:space="preserve"> </w:t>
+        <w:t xml:space="preserve"/>
       </w:r>
       <w:proofErr w:type="spellStart"/>
       <w:r>
@@ -4075,7 +4075,7 @@
           <w:lang w:eastAsia="es-PE"/>
           <w14:ligatures w14:val="none"/>
         </w:rPr>
-        <w:t>Medalith</w:t>
+        <w:t/>
       </w:r>
       <w:proofErr w:type="spellEnd"/>
       <w:r>
@@ -4087,7 +4087,7 @@
           <w:lang w:eastAsia="es-PE"/>
           <w14:ligatures w14:val="none"/>
         </w:rPr>
-        <w:t xml:space="preserve"> </w:t>
+        <w:t xml:space="preserve"/>
       </w:r>
       <w:r>
         <w:rPr>
@@ -4098,29 +4098,29 @@
           <w:lang w:eastAsia="es-PE"/>
           <w14:ligatures w14:val="none"/>
         </w:rPr>
-        <w:t xml:space="preserve">y Rímac Seguros y Reaseguros S.A. </w:t>
+        <w:t xml:space="preserve"/>
       </w:r>
       <w:r>
         <w:rPr>
           <w:rFonts w:ascii="Arial Narrow" w:hAnsi="Arial Narrow"/>
           <w:color w:val="000000"/>
         </w:rPr>
-        <w:t>para que, dentro del plazo de dos (2) días hábiles siguientes a la fecha en que reciba la notificación en su bandeja de correo electrónico, efectúe la confirmación de recepción de la notificación remitida por este despacho a su correo electrónico, de conformidad con el segundo párrafo del numeral 4 del artículo 20</w:t>
-      </w:r>
-      <w:r>
-        <w:rPr>
-          <w:rFonts w:ascii="Arial Narrow" w:eastAsia="Arial Narrow" w:hAnsi="Arial Narrow" w:cs="Arial Narrow"/>
-          <w:kern w:val="0"/>
-          <w14:ligatures w14:val="none"/>
-        </w:rPr>
         <w:t/>
       </w:r>
       <w:r>
         <w:rPr>
+          <w:rFonts w:ascii="Arial Narrow" w:eastAsia="Arial Narrow" w:hAnsi="Arial Narrow" w:cs="Arial Narrow"/>
+          <w:kern w:val="0"/>
+          <w14:ligatures w14:val="none"/>
+        </w:rPr>
+        <w:t/>
+      </w:r>
+      <w:r>
+        <w:rPr>
           <w:rFonts w:ascii="Arial Narrow" w:hAnsi="Arial Narrow"/>
           <w:color w:val="000000"/>
         </w:rPr>
-        <w:t xml:space="preserve"> del Texto Único Ordenado de la Ley del Procedimiento Administrativo General, aprobado mediante Decreto Supremo 006-2026-JUS, bajo apercibimiento de rehacer el acto de notificación y notificarle conforme al numeral 1 del artículo 20</w:t>
+        <w:t xml:space="preserve"/>
       </w:r>
       <w:r>
         <w:rPr>
@@ -4135,7 +4135,7 @@
           <w:rFonts w:ascii="Arial Narrow" w:hAnsi="Arial Narrow"/>
           <w:color w:val="000000"/>
         </w:rPr>
-        <w:t xml:space="preserve"> del citado cuerpo normativo</w:t>
+        <w:t xml:space="preserve"/>
       </w:r>
       <w:r>
         <w:rPr>
@@ -4148,7 +4148,7 @@
         <w:rPr>
           <w:rFonts w:ascii="Arial Narrow" w:hAnsi="Arial Narrow" w:cs="Arial"/>
         </w:rPr>
-        <w:t>.</w:t>
+        <w:t/>
       </w:r>
     </w:p>
     <w:p>

--- a/plantillas_maestras/17_seguro_no_especificado/materia_general_asegurativa/2_o_mas_ddos_varios/mujer/TPL_0672_2025_SEGURO_NO_ESPECIFICADO_MATERIA_GENERAL_ASEGURATIVA_ASEGURADORA_MUJER_R2.docx
+++ b/plantillas_maestras/17_seguro_no_especificado/materia_general_asegurativa/2_o_mas_ddos_varios/mujer/TPL_0672_2025_SEGURO_NO_ESPECIFICADO_MATERIA_GENERAL_ASEGURATIVA_ASEGURADORA_MUJER_R2.docx
@@ -3987,7 +3987,7 @@
           <w:kern w:val="0"/>
           <w14:ligatures w14:val="none"/>
         </w:rPr>
-        <w:t xml:space="preserve">DÉCIMO: requerir a la señora [APELLIDO] y Rímac Seguros y Reaseguros S.A. para que, dentro del plazo de dos (2) días hábiles siguientes a la fecha en que reciba la notificación en su bandeja de correo electrónico, efectúe la confirmación de recepción de la notificación remitida por este despacho a su correo electrónico, de conformidad con el segundo párrafo del numeral 4 del artículo 20 del Texto Único Ordenado de la Ley del Procedimiento Administrativo General, aprobado mediante Decreto Supremo 006-2026-JUS, bajo apercibimiento de rehacer el acto de notificación y notificarle conforme al numeral 1 del artículo 20 del citado cuerpo normativo.</w:t>
+        <w:t xml:space="preserve">DÉCIMO: requerir a la señora [APELLIDO] y [APELLIDO] y Reaseguros S.A. para que, dentro del plazo de dos (2) días hábiles siguientes a la fecha en que reciba la notificación en su bandeja de correo electrónico, efectúe la confirmación de recepción de la notificación remitida por este despacho a su correo electrónico, de conformidad con el segundo párrafo del numeral 4 del artículo 20 del Texto Único Ordenado de la Ley del Procedimiento Administrativo General, aprobado mediante Decreto Supremo 006-2026-JUS, bajo apercibimiento de rehacer el acto de notificación y notificarle conforme al numeral 1 del artículo 20 del citado cuerpo normativo.</w:t>
       </w:r>
       <w:r>
         <w:rPr>

--- a/plantillas_maestras/17_seguro_no_especificado/materia_general_asegurativa/2_o_mas_ddos_varios/mujer/TPL_0672_2025_SEGURO_NO_ESPECIFICADO_MATERIA_GENERAL_ASEGURATIVA_ASEGURADORA_MUJER_R2.docx
+++ b/plantillas_maestras/17_seguro_no_especificado/materia_general_asegurativa/2_o_mas_ddos_varios/mujer/TPL_0672_2025_SEGURO_NO_ESPECIFICADO_MATERIA_GENERAL_ASEGURATIVA_ASEGURADORA_MUJER_R2.docx
@@ -637,6 +637,7 @@
       </w:r>
       <w:r>
         <w:rPr>
+          <w:rStyle w:val="Refdenotaalpie"/>
           <w:rFonts w:ascii="Arial Narrow" w:eastAsia="Times New Roman" w:hAnsi="Arial Narrow" w:cs="Times New Roman"/>
           <w:color w:val="000000"/>
           <w:kern w:val="0"/>
@@ -1451,6 +1452,7 @@
       <w:bookmarkEnd w:id="3"/>
       <w:r>
         <w:rPr>
+          <w:rStyle w:val="Refdenotaalpie"/>
           <w:rFonts w:ascii="Arial Narrow" w:eastAsia="Arial Narrow" w:hAnsi="Arial Narrow" w:cs="Arial Narrow"/>
           <w:kern w:val="0"/>
           <w:vertAlign w:val="superscript"/>
@@ -1535,6 +1537,7 @@
       </w:r>
       <w:r>
         <w:rPr>
+          <w:rStyle w:val="Refdenotaalpie"/>
           <w:rFonts w:ascii="Arial Narrow" w:eastAsia="Arial Narrow" w:hAnsi="Arial Narrow" w:cs="Arial Narrow"/>
           <w:kern w:val="0"/>
           <w:vertAlign w:val="superscript"/>
@@ -2813,6 +2816,7 @@
       </w:r>
       <w:r>
         <w:rPr>
+          <w:rStyle w:val="Refdenotaalpie"/>
           <w:rFonts w:ascii="Arial Narrow" w:eastAsia="Arial Narrow" w:hAnsi="Arial Narrow" w:cs="Arial Narrow"/>
           <w:kern w:val="0"/>
           <w:vertAlign w:val="superscript"/>
@@ -2891,6 +2895,7 @@
       </w:r>
       <w:r>
         <w:rPr>
+          <w:rStyle w:val="Refdenotaalpie"/>
           <w:rFonts w:ascii="Arial Narrow" w:eastAsia="Calibri" w:hAnsi="Arial Narrow" w:cs="Arial"/>
           <w:kern w:val="0"/>
           <w:vertAlign w:val="superscript"/>
@@ -2941,6 +2946,7 @@
       </w:r>
       <w:r>
         <w:rPr>
+          <w:rStyle w:val="Refdenotaalpie"/>
           <w:rFonts w:ascii="Arial Narrow" w:eastAsia="Calibri" w:hAnsi="Arial Narrow" w:cs="Arial"/>
           <w:spacing w:val="-2"/>
           <w:kern w:val="0"/>
@@ -3125,6 +3131,7 @@
       </w:r>
       <w:r>
         <w:rPr>
+          <w:rStyle w:val="Refdenotaalpie"/>
           <w:rFonts w:ascii="Arial Narrow" w:eastAsia="Calibri" w:hAnsi="Arial Narrow" w:cs="Arial"/>
           <w:spacing w:val="-2"/>
           <w:kern w:val="0"/>
@@ -3520,6 +3527,7 @@
       </w:r>
       <w:r>
         <w:rPr>
+          <w:rStyle w:val="Refdenotaalpie"/>
           <w:rFonts w:ascii="Arial Narrow" w:eastAsia="Arial Narrow" w:hAnsi="Arial Narrow" w:cs="Times New Roman"/>
           <w:color w:val="000000"/>
           <w:kern w:val="0"/>
@@ -3595,6 +3603,7 @@
       </w:r>
       <w:r>
         <w:rPr>
+          <w:rStyle w:val="Refdenotaalpie"/>
           <w:rFonts w:ascii="Arial Narrow" w:eastAsia="Arial Narrow" w:hAnsi="Arial Narrow" w:cs="Times New Roman"/>
           <w:color w:val="000000"/>
           <w:kern w:val="0"/>
@@ -3646,6 +3655,7 @@
       </w:r>
       <w:r>
         <w:rPr>
+          <w:rStyle w:val="Refdenotaalpie"/>
           <w:rFonts w:ascii="Arial Narrow" w:eastAsia="Arial Narrow" w:hAnsi="Arial Narrow" w:cs="Times New Roman"/>
           <w:color w:val="000000"/>
           <w:kern w:val="0"/>
@@ -3735,6 +3745,7 @@
       </w:r>
       <w:r>
         <w:rPr>
+          <w:rStyle w:val="Refdenotaalpie"/>
           <w:rFonts w:ascii="Arial Narrow" w:eastAsia="Arial Narrow" w:hAnsi="Arial Narrow" w:cs="Times New Roman"/>
           <w:color w:val="000000"/>
           <w:kern w:val="0"/>
@@ -3844,6 +3855,7 @@
       </w:r>
       <w:r>
         <w:rPr>
+          <w:rStyle w:val="Refdenotaalpie"/>
           <w:rFonts w:ascii="Arial Narrow" w:eastAsia="Calibri" w:hAnsi="Arial Narrow" w:cs="Arial"/>
           <w:kern w:val="0"/>
           <w:vertAlign w:val="superscript"/>
@@ -4139,6 +4151,7 @@
       </w:r>
       <w:r>
         <w:rPr>
+          <w:rStyle w:val="Refdenotaalpie"/>
           <w:rFonts w:ascii="Arial Narrow" w:hAnsi="Arial Narrow"/>
           <w:vertAlign w:val="superscript"/>
         </w:rPr>
@@ -4457,14 +4470,14 @@
         <w:tab w:val="right" w:pos="8838"/>
       </w:tabs>
       <w:rPr>
-        <w:rFonts w:ascii="Arial" w:eastAsia="Arial" w:hAnsi="Arial" w:cs="Arial"/>
+        <w:rFonts w:ascii="Arial Narrow" w:eastAsia="Arial" w:hAnsi="Arial Narrow" w:cs="Arial"/>
         <w:sz w:val="16"/>
         <w:szCs w:val="16"/>
       </w:rPr>
     </w:pPr>
     <w:r>
       <w:rPr>
-        <w:rFonts w:ascii="Arial" w:eastAsia="Arial" w:hAnsi="Arial" w:cs="Arial"/>
+        <w:rFonts w:ascii="Arial Narrow" w:eastAsia="Arial" w:hAnsi="Arial Narrow" w:cs="Arial"/>
         <w:sz w:val="16"/>
         <w:szCs w:val="16"/>
       </w:rPr>
@@ -4519,6 +4532,7 @@
           <w:rFonts w:ascii="Arial Narrow" w:hAnsi="Arial Narrow" w:cs="Arial"/>
           <w:sz w:val="16"/>
           <w:szCs w:val="16"/>
+          <w:vertAlign w:val="superscript"/>
         </w:rPr>
         <w:footnoteRef/>
       </w:r>
@@ -4593,6 +4607,7 @@
           <w:rFonts w:ascii="Arial Narrow" w:hAnsi="Arial Narrow" w:cs="Arial"/>
           <w:sz w:val="16"/>
           <w:szCs w:val="16"/>
+          <w:vertAlign w:val="superscript"/>
         </w:rPr>
         <w:footnoteRef/>
       </w:r>
@@ -5025,6 +5040,7 @@
           <w:rFonts w:ascii="Arial Narrow" w:hAnsi="Arial Narrow" w:cs="Arial"/>
           <w:sz w:val="16"/>
           <w:szCs w:val="16"/>
+          <w:vertAlign w:val="superscript"/>
         </w:rPr>
         <w:footnoteRef/>
       </w:r>
@@ -5246,15 +5262,16 @@
       <w:r>
         <w:rPr>
           <w:rStyle w:val="Refdenotaalpie"/>
-          <w:rFonts w:ascii="Arial" w:hAnsi="Arial" w:cs="Arial"/>
-          <w:sz w:val="16"/>
-          <w:szCs w:val="16"/>
+          <w:rFonts w:ascii="Arial Narrow" w:hAnsi="Arial Narrow" w:cs="Arial"/>
+          <w:sz w:val="16"/>
+          <w:szCs w:val="16"/>
+          <w:vertAlign w:val="superscript"/>
         </w:rPr>
         <w:footnoteRef/>
       </w:r>
       <w:r>
         <w:rPr>
-          <w:rFonts w:ascii="Arial" w:hAnsi="Arial" w:cs="Arial"/>
+          <w:rFonts w:ascii="Arial Narrow" w:hAnsi="Arial Narrow" w:cs="Arial"/>
           <w:sz w:val="16"/>
           <w:szCs w:val="16"/>
         </w:rPr>
@@ -5485,6 +5502,7 @@
           <w:rFonts w:ascii="Arial Narrow" w:hAnsi="Arial Narrow" w:cs="Arial"/>
           <w:sz w:val="16"/>
           <w:szCs w:val="16"/>
+          <w:vertAlign w:val="superscript"/>
         </w:rPr>
         <w:footnoteRef/>
       </w:r>
@@ -5573,6 +5591,7 @@
           <w:rFonts w:ascii="Arial Narrow" w:hAnsi="Arial Narrow" w:cs="Arial"/>
           <w:sz w:val="16"/>
           <w:szCs w:val="16"/>
+          <w:vertAlign w:val="superscript"/>
         </w:rPr>
         <w:footnoteRef/>
       </w:r>
@@ -5757,6 +5776,7 @@
           <w:rFonts w:ascii="Arial Narrow" w:hAnsi="Arial Narrow" w:cs="Arial"/>
           <w:sz w:val="16"/>
           <w:szCs w:val="16"/>
+          <w:vertAlign w:val="superscript"/>
         </w:rPr>
         <w:footnoteRef/>
       </w:r>
@@ -5863,7 +5883,7 @@
         <w:ind w:left="567"/>
         <w:jc w:val="both"/>
         <w:rPr>
-          <w:rFonts w:ascii="Arial" w:hAnsi="Arial" w:cs="Arial"/>
+          <w:rFonts w:ascii="Arial Narrow" w:hAnsi="Arial Narrow" w:cs="Arial"/>
           <w:bCs/>
           <w:sz w:val="16"/>
           <w:szCs w:val="16"/>
@@ -5948,7 +5968,7 @@
         <w:ind w:left="567" w:hanging="567"/>
         <w:jc w:val="both"/>
         <w:rPr>
-          <w:rFonts w:ascii="Arial" w:hAnsi="Arial" w:cs="Arial"/>
+          <w:rFonts w:ascii="Arial Narrow" w:hAnsi="Arial Narrow" w:cs="Arial"/>
           <w:b/>
           <w:bCs/>
           <w:sz w:val="16"/>
@@ -5971,7 +5991,7 @@
       </w:pPr>
       <w:r>
         <w:rPr>
-          <w:rStyle w:val="TextonotapieCar"/>
+          <w:rStyle w:val="Refdenotaalpie"/>
           <w:rFonts w:ascii="Arial Narrow" w:hAnsi="Arial Narrow" w:cs="Arial"/>
           <w:sz w:val="16"/>
           <w:szCs w:val="16"/>
@@ -6247,6 +6267,7 @@
           <w:rFonts w:ascii="Arial Narrow" w:hAnsi="Arial Narrow" w:cs="Arial"/>
           <w:sz w:val="16"/>
           <w:szCs w:val="16"/>
+          <w:vertAlign w:val="superscript"/>
         </w:rPr>
         <w:footnoteRef/>
       </w:r>
@@ -7064,6 +7085,7 @@
           <w:rFonts w:ascii="Arial Narrow" w:hAnsi="Arial Narrow" w:cs="Arial"/>
           <w:sz w:val="16"/>
           <w:szCs w:val="16"/>
+          <w:vertAlign w:val="superscript"/>
         </w:rPr>
         <w:footnoteRef/>
       </w:r>
@@ -7281,6 +7303,7 @@
           <w:rFonts w:ascii="Arial Narrow" w:hAnsi="Arial Narrow" w:cs="Arial"/>
           <w:sz w:val="16"/>
           <w:szCs w:val="16"/>
+          <w:vertAlign w:val="superscript"/>
         </w:rPr>
         <w:footnoteRef/>
       </w:r>
@@ -7358,7 +7381,7 @@
         <w:pStyle w:val="Textonotapie"/>
         <w:jc w:val="both"/>
         <w:rPr>
-          <w:rFonts w:ascii="Arial" w:hAnsi="Arial" w:cs="Arial"/>
+          <w:rFonts w:ascii="Arial Narrow" w:hAnsi="Arial Narrow" w:cs="Arial"/>
           <w:sz w:val="16"/>
           <w:szCs w:val="16"/>
         </w:rPr>
@@ -7390,6 +7413,7 @@
           <w:bCs/>
           <w:sz w:val="16"/>
           <w:szCs w:val="16"/>
+          <w:vertAlign w:val="superscript"/>
         </w:rPr>
         <w:footnoteRef/>
       </w:r>
@@ -7541,6 +7565,7 @@
           <w:rFonts w:ascii="Arial Narrow" w:hAnsi="Arial Narrow" w:cs="Arial"/>
           <w:sz w:val="16"/>
           <w:szCs w:val="16"/>
+          <w:vertAlign w:val="superscript"/>
         </w:rPr>
         <w:footnoteRef/>
       </w:r>
@@ -9757,6 +9782,17 @@
       <w:szCs w:val="20"/>
     </w:rPr>
   </w:style>
+  <w:style w:type="character" w:styleId="FootnoteReference">
+    <w:name w:val="footnote reference"/>
+    <w:basedOn w:val="Fuentedeprrafopredeter"/>
+    <w:uiPriority w:val="99"/>
+    <w:semiHidden/>
+    <w:unhideWhenUsed/>
+    <w:rPr>
+      <w:rFonts w:ascii="Arial Narrow" w:hAnsi="Arial Narrow"/>
+      <w:vertAlign w:val="superscript"/>
+    </w:rPr>
+  </w:style>
 </w:styles>
 </file>
 

--- a/plantillas_maestras/17_seguro_no_especificado/materia_general_asegurativa/2_o_mas_ddos_varios/mujer/TPL_0672_2025_SEGURO_NO_ESPECIFICADO_MATERIA_GENERAL_ASEGURATIVA_ASEGURADORA_MUJER_R2.docx
+++ b/plantillas_maestras/17_seguro_no_especificado/materia_general_asegurativa/2_o_mas_ddos_varios/mujer/TPL_0672_2025_SEGURO_NO_ESPECIFICADO_MATERIA_GENERAL_ASEGURATIVA_ASEGURADORA_MUJER_R2.docx
@@ -1,8 +1,8 @@
 
 <file path=word/document.xml><?xml version="1.0" encoding="utf-8"?>
-<w:document xmlns:wpc="http://schemas.microsoft.com/office/word/2010/wordprocessingCanvas" xmlns:cx="http://schemas.microsoft.com/office/drawing/2014/chartex" xmlns:cx1="http://schemas.microsoft.com/office/drawing/2015/9/8/chartex" xmlns:cx2="http://schemas.microsoft.com/office/drawing/2015/10/21/chartex" xmlns:cx3="http://schemas.microsoft.com/office/drawing/2016/5/9/chartex" xmlns:cx4="http://schemas.microsoft.com/office/drawing/2016/5/10/chartex" xmlns:cx5="http://schemas.microsoft.com/office/drawing/2016/5/11/chartex" xmlns:cx6="http://schemas.microsoft.com/office/drawing/2016/5/12/chartex" xmlns:cx7="http://schemas.microsoft.com/office/drawing/2016/5/13/chartex" xmlns:cx8="http://schemas.microsoft.com/office/drawing/2016/5/14/chartex" xmlns:mc="http://schemas.openxmlformats.org/markup-compatibility/2006" xmlns:aink="http://schemas.microsoft.com/office/drawing/2016/ink" xmlns:am3d="http://schemas.microsoft.com/office/drawing/2017/model3d" xmlns:o="urn:schemas-microsoft-com:office:office" xmlns:oel="http://schemas.microsoft.com/office/2019/extlst" xmlns:r="http://schemas.openxmlformats.org/officeDocument/2006/relationships" xmlns:m="http://schemas.openxmlformats.org/officeDocument/2006/math" xmlns:v="urn:schemas-microsoft-com:vml" xmlns:wp14="http://schemas.microsoft.com/office/word/2010/wordprocessingDrawing" xmlns:wp="http://schemas.openxmlformats.org/drawingml/2006/wordprocessingDrawing" xmlns:w10="urn:schemas-microsoft-com:office:word" xmlns:w="http://schemas.openxmlformats.org/wordprocessingml/2006/main" xmlns:w14="http://schemas.microsoft.com/office/word/2010/wordml" xmlns:w15="http://schemas.microsoft.com/office/word/2012/wordml" xmlns:w16cex="http://schemas.microsoft.com/office/word/2018/wordml/cex" xmlns:w16cid="http://schemas.microsoft.com/office/word/2016/wordml/cid" xmlns:w16="http://schemas.microsoft.com/office/word/2018/wordml" xmlns:w16du="http://schemas.microsoft.com/office/word/2023/wordml/word16du" xmlns:w16sdtdh="http://schemas.microsoft.com/office/word/2020/wordml/sdtdatahash" xmlns:w16sdtfl="http://schemas.microsoft.com/office/word/2024/wordml/sdtformatlock" xmlns:w16se="http://schemas.microsoft.com/office/word/2015/wordml/symex" xmlns:wpg="http://schemas.microsoft.com/office/word/2010/wordprocessingGroup" xmlns:wpi="http://schemas.microsoft.com/office/word/2010/wordprocessingInk" xmlns:wne="http://schemas.microsoft.com/office/word/2006/wordml" xmlns:wps="http://schemas.microsoft.com/office/word/2010/wordprocessingShape" mc:Ignorable="w14 w15 w16se w16cid w16 w16cex w16sdtdh w16sdtfl w16du wp14">
+<w:document xmlns:ns1="http://schemas.openxmlformats.org/markup-compatibility/2006" xmlns:ns2="http://schemas.microsoft.com/office/word/2010/wordml" xmlns:ns3="http://schemas.openxmlformats.org/officeDocument/2006/relationships" xmlns:w="http://schemas.openxmlformats.org/wordprocessingml/2006/main" ns1:Ignorable="w14 w15 w16se w16cid w16 w16cex w16sdtdh w16sdtfl w16du wp14">
   <w:body>
-    <w:p>
+    <w:p ns2:paraId="0A632482" ns2:textId="07A5A147">
       <w:pPr>
         <w:tabs>
           <w:tab w:val="left" w:pos="1701"/>
@@ -14,7 +14,7 @@
           <w:color w:val="000000"/>
           <w:kern w:val="0"/>
           <w:lang w:eastAsia="es-PE"/>
-          <w14:ligatures w14:val="none"/>
+          <ns2:ligatures ns2:val="none"/>
         </w:rPr>
       </w:pPr>
       <w:bookmarkStart w:id="0" w:name="_Hlk80343540"/>
@@ -25,7 +25,7 @@
           <w:color w:val="000000"/>
           <w:kern w:val="0"/>
           <w:lang w:eastAsia="es-PE"/>
-          <w14:ligatures w14:val="none"/>
+          <ns2:ligatures ns2:val="none"/>
         </w:rPr>
         <w:t xml:space="preserve">EXPEDIENTE </w:t>
       </w:r>
@@ -36,7 +36,7 @@
           <w:color w:val="000000"/>
           <w:kern w:val="0"/>
           <w:lang w:eastAsia="es-PE"/>
-          <w14:ligatures w14:val="none"/>
+          <ns2:ligatures ns2:val="none"/>
         </w:rPr>
         <w:tab/>
         <w:t>:</w:t>
@@ -48,7 +48,7 @@
           <w:color w:val="000000"/>
           <w:kern w:val="0"/>
           <w:lang w:eastAsia="es-PE"/>
-          <w14:ligatures w14:val="none"/>
+          <ns2:ligatures ns2:val="none"/>
         </w:rPr>
         <w:tab/>
       </w:r>
@@ -61,12 +61,12 @@
           <w:kern w:val="0"/>
           <w:shd w:val="clear" w:color="auto" w:fill="FFFFFF"/>
           <w:lang w:eastAsia="es-PE"/>
-          <w14:ligatures w14:val="none"/>
+          <ns2:ligatures ns2:val="none"/>
         </w:rPr>
         <w:t>0672-2025/CC1</w:t>
       </w:r>
     </w:p>
-    <w:p>
+    <w:p ns2:paraId="187C3631" ns2:textId="7A645921">
       <w:pPr>
         <w:tabs>
           <w:tab w:val="left" w:pos="1701"/>
@@ -81,17 +81,17 @@
           <w:color w:val="000000"/>
           <w:kern w:val="0"/>
           <w:lang w:eastAsia="es-PE"/>
-          <w14:ligatures w14:val="none"/>
-        </w:rPr>
-      </w:pPr>
-      <w:r>
-        <w:rPr>
-          <w:rFonts w:ascii="Arial Narrow" w:eastAsia="Arial Narrow" w:hAnsi="Arial Narrow" w:cs="Arial Narrow"/>
-          <w:b/>
-          <w:color w:val="000000"/>
-          <w:kern w:val="0"/>
-          <w:lang w:eastAsia="es-PE"/>
-          <w14:ligatures w14:val="none"/>
+          <ns2:ligatures ns2:val="none"/>
+        </w:rPr>
+      </w:pPr>
+      <w:r>
+        <w:rPr>
+          <w:rFonts w:ascii="Arial Narrow" w:eastAsia="Arial Narrow" w:hAnsi="Arial Narrow" w:cs="Arial Narrow"/>
+          <w:b/>
+          <w:color w:val="000000"/>
+          <w:kern w:val="0"/>
+          <w:lang w:eastAsia="es-PE"/>
+          <ns2:ligatures ns2:val="none"/>
         </w:rPr>
         <w:t xml:space="preserve">DENUNCIANTE:[DENUNCIANTE] (SEÑORA [APELLIDO])</w:t>
       </w:r>
@@ -102,7 +102,7 @@
           <w:color w:val="000000"/>
           <w:kern w:val="0"/>
           <w:lang w:eastAsia="es-PE"/>
-          <w14:ligatures w14:val="none"/>
+          <ns2:ligatures ns2:val="none"/>
         </w:rPr>
         <w:tab/>
         <w:t/>
@@ -114,7 +114,7 @@
           <w:color w:val="000000"/>
           <w:kern w:val="0"/>
           <w:lang w:eastAsia="es-PE"/>
-          <w14:ligatures w14:val="none"/>
+          <ns2:ligatures ns2:val="none"/>
         </w:rPr>
         <w:tab/>
       </w:r>
@@ -125,12 +125,12 @@
           <w:color w:val="000000"/>
           <w:kern w:val="0"/>
           <w:lang w:eastAsia="es-PE"/>
-          <w14:ligatures w14:val="none"/>
+          <ns2:ligatures ns2:val="none"/>
         </w:rPr>
         <w:t/>
       </w:r>
     </w:p>
-    <w:p>
+    <w:p ns2:paraId="7037BAA8" ns2:textId="3BB832CB">
       <w:pPr>
         <w:tabs>
           <w:tab w:val="left" w:pos="1701"/>
@@ -145,17 +145,17 @@
           <w:color w:val="000000"/>
           <w:kern w:val="0"/>
           <w:lang w:eastAsia="es-PE"/>
-          <w14:ligatures w14:val="none"/>
-        </w:rPr>
-      </w:pPr>
-      <w:r>
-        <w:rPr>
-          <w:rFonts w:ascii="Arial Narrow" w:eastAsia="Arial Narrow" w:hAnsi="Arial Narrow" w:cs="Arial Narrow"/>
-          <w:b/>
-          <w:color w:val="000000"/>
-          <w:kern w:val="0"/>
-          <w:lang w:eastAsia="es-PE"/>
-          <w14:ligatures w14:val="none"/>
+          <ns2:ligatures ns2:val="none"/>
+        </w:rPr>
+      </w:pPr>
+      <w:r>
+        <w:rPr>
+          <w:rFonts w:ascii="Arial Narrow" w:eastAsia="Arial Narrow" w:hAnsi="Arial Narrow" w:cs="Arial Narrow"/>
+          <w:b/>
+          <w:color w:val="000000"/>
+          <w:kern w:val="0"/>
+          <w:lang w:eastAsia="es-PE"/>
+          <ns2:ligatures ns2:val="none"/>
         </w:rPr>
         <w:t>DENUNCIADO</w:t>
       </w:r>
@@ -166,7 +166,7 @@
           <w:color w:val="000000"/>
           <w:kern w:val="0"/>
           <w:lang w:eastAsia="es-PE"/>
-          <w14:ligatures w14:val="none"/>
+          <ns2:ligatures ns2:val="none"/>
         </w:rPr>
         <w:tab/>
         <w:t>:</w:t>
@@ -178,7 +178,7 @@
           <w:color w:val="000000"/>
           <w:kern w:val="0"/>
           <w:lang w:eastAsia="es-PE"/>
-          <w14:ligatures w14:val="none"/>
+          <ns2:ligatures ns2:val="none"/>
         </w:rPr>
         <w:tab/>
       </w:r>
@@ -189,12 +189,12 @@
           <w:color w:val="000000"/>
           <w:kern w:val="0"/>
           <w:lang w:eastAsia="es-PE"/>
-          <w14:ligatures w14:val="none"/>
+          <ns2:ligatures ns2:val="none"/>
         </w:rPr>
         <w:t>RÍMAC SEGUROS Y REASEGUROS S.A. (RÍMAC)</w:t>
       </w:r>
     </w:p>
-    <w:p>
+    <w:p ns2:paraId="2500BC77" ns2:textId="77777777">
       <w:pPr>
         <w:tabs>
           <w:tab w:val="left" w:pos="1701"/>
@@ -209,17 +209,17 @@
           <w:color w:val="000000"/>
           <w:kern w:val="0"/>
           <w:lang w:eastAsia="es-PE"/>
-          <w14:ligatures w14:val="none"/>
-        </w:rPr>
-      </w:pPr>
-      <w:r>
-        <w:rPr>
-          <w:rFonts w:ascii="Arial Narrow" w:eastAsia="Arial Narrow" w:hAnsi="Arial Narrow" w:cs="Arial Narrow"/>
-          <w:b/>
-          <w:color w:val="000000"/>
-          <w:kern w:val="0"/>
-          <w:lang w:eastAsia="es-PE"/>
-          <w14:ligatures w14:val="none"/>
+          <ns2:ligatures ns2:val="none"/>
+        </w:rPr>
+      </w:pPr>
+      <w:r>
+        <w:rPr>
+          <w:rFonts w:ascii="Arial Narrow" w:eastAsia="Arial Narrow" w:hAnsi="Arial Narrow" w:cs="Arial Narrow"/>
+          <w:b/>
+          <w:color w:val="000000"/>
+          <w:kern w:val="0"/>
+          <w:lang w:eastAsia="es-PE"/>
+          <ns2:ligatures ns2:val="none"/>
         </w:rPr>
         <w:t>MATERIAS</w:t>
       </w:r>
@@ -230,7 +230,7 @@
           <w:color w:val="000000"/>
           <w:kern w:val="0"/>
           <w:lang w:eastAsia="es-PE"/>
-          <w14:ligatures w14:val="none"/>
+          <ns2:ligatures ns2:val="none"/>
         </w:rPr>
         <w:tab/>
         <w:t xml:space="preserve">: </w:t>
@@ -242,13 +242,13 @@
           <w:color w:val="000000"/>
           <w:kern w:val="0"/>
           <w:lang w:eastAsia="es-PE"/>
-          <w14:ligatures w14:val="none"/>
+          <ns2:ligatures ns2:val="none"/>
         </w:rPr>
         <w:tab/>
         <w:t>ADMISIÓN A TRÁMITE</w:t>
       </w:r>
     </w:p>
-    <w:p>
+    <w:p ns2:paraId="284AD768" ns2:textId="7828DE75">
       <w:pPr>
         <w:tabs>
           <w:tab w:val="left" w:pos="1701"/>
@@ -263,17 +263,17 @@
           <w:color w:val="000000"/>
           <w:kern w:val="0"/>
           <w:lang w:eastAsia="es-PE"/>
-          <w14:ligatures w14:val="none"/>
-        </w:rPr>
-      </w:pPr>
-      <w:r>
-        <w:rPr>
-          <w:rFonts w:ascii="Arial Narrow" w:eastAsia="Arial Narrow" w:hAnsi="Arial Narrow" w:cs="Arial Narrow"/>
-          <w:b/>
-          <w:color w:val="000000"/>
-          <w:kern w:val="0"/>
-          <w:lang w:eastAsia="es-PE"/>
-          <w14:ligatures w14:val="none"/>
+          <ns2:ligatures ns2:val="none"/>
+        </w:rPr>
+      </w:pPr>
+      <w:r>
+        <w:rPr>
+          <w:rFonts w:ascii="Arial Narrow" w:eastAsia="Arial Narrow" w:hAnsi="Arial Narrow" w:cs="Arial Narrow"/>
+          <w:b/>
+          <w:color w:val="000000"/>
+          <w:kern w:val="0"/>
+          <w:lang w:eastAsia="es-PE"/>
+          <ns2:ligatures ns2:val="none"/>
         </w:rPr>
         <w:t>REQUERIMIENTO DE INFORMACIÓN</w:t>
       </w:r>
@@ -284,12 +284,12 @@
           <w:color w:val="000000"/>
           <w:kern w:val="0"/>
           <w:lang w:eastAsia="es-PE"/>
-          <w14:ligatures w14:val="none"/>
+          <ns2:ligatures ns2:val="none"/>
         </w:rPr>
         <w:t xml:space="preserve"> </w:t>
       </w:r>
     </w:p>
-    <w:p>
+    <w:p ns2:paraId="5A3670C5" ns2:textId="689B149A">
       <w:pPr>
         <w:tabs>
           <w:tab w:val="left" w:pos="1701"/>
@@ -303,17 +303,17 @@
           <w:color w:val="000000"/>
           <w:kern w:val="0"/>
           <w:lang w:eastAsia="es-PE"/>
-          <w14:ligatures w14:val="none"/>
-        </w:rPr>
-      </w:pPr>
-      <w:r>
-        <w:rPr>
-          <w:rFonts w:ascii="Arial Narrow" w:eastAsia="Arial Narrow" w:hAnsi="Arial Narrow" w:cs="Arial Narrow"/>
-          <w:b/>
-          <w:color w:val="000000"/>
-          <w:kern w:val="0"/>
-          <w:lang w:eastAsia="es-PE"/>
-          <w14:ligatures w14:val="none"/>
+          <ns2:ligatures ns2:val="none"/>
+        </w:rPr>
+      </w:pPr>
+      <w:r>
+        <w:rPr>
+          <w:rFonts w:ascii="Arial Narrow" w:eastAsia="Arial Narrow" w:hAnsi="Arial Narrow" w:cs="Arial Narrow"/>
+          <w:b/>
+          <w:color w:val="000000"/>
+          <w:kern w:val="0"/>
+          <w:lang w:eastAsia="es-PE"/>
+          <ns2:ligatures ns2:val="none"/>
         </w:rPr>
         <w:t xml:space="preserve">RESOLUCIÓN </w:t>
       </w:r>
@@ -324,7 +324,7 @@
           <w:color w:val="000000"/>
           <w:kern w:val="0"/>
           <w:lang w:eastAsia="es-PE"/>
-          <w14:ligatures w14:val="none"/>
+          <ns2:ligatures ns2:val="none"/>
         </w:rPr>
         <w:tab/>
         <w:t>:</w:t>
@@ -336,7 +336,7 @@
           <w:color w:val="000000"/>
           <w:kern w:val="0"/>
           <w:lang w:eastAsia="es-PE"/>
-          <w14:ligatures w14:val="none"/>
+          <ns2:ligatures ns2:val="none"/>
         </w:rPr>
         <w:tab/>
       </w:r>
@@ -347,12 +347,12 @@
           <w:color w:val="000000"/>
           <w:kern w:val="0"/>
           <w:lang w:eastAsia="es-PE"/>
-          <w14:ligatures w14:val="none"/>
+          <ns2:ligatures ns2:val="none"/>
         </w:rPr>
         <w:t>2</w:t>
       </w:r>
     </w:p>
-    <w:p>
+    <w:p ns2:paraId="7591140C" ns2:textId="77777777">
       <w:pPr>
         <w:tabs>
           <w:tab w:val="left" w:pos="1014"/>
@@ -365,11 +365,11 @@
           <w:kern w:val="0"/>
           <w:shd w:val="clear" w:color="auto" w:fill="FFFFFF"/>
           <w:lang w:eastAsia="es-PE"/>
-          <w14:ligatures w14:val="none"/>
-        </w:rPr>
-      </w:pPr>
-    </w:p>
-    <w:p>
+          <ns2:ligatures ns2:val="none"/>
+        </w:rPr>
+      </w:pPr>
+    </w:p>
+    <w:p ns2:paraId="59BB126F" ns2:textId="5C895B59">
       <w:pPr>
         <w:tabs>
           <w:tab w:val="left" w:pos="1014"/>
@@ -382,7 +382,7 @@
           <w:kern w:val="0"/>
           <w:shd w:val="clear" w:color="auto" w:fill="FFFFFF"/>
           <w:lang w:eastAsia="es-PE"/>
-          <w14:ligatures w14:val="none"/>
+          <ns2:ligatures ns2:val="none"/>
         </w:rPr>
       </w:pPr>
       <w:r>
@@ -392,7 +392,7 @@
           <w:kern w:val="0"/>
           <w:shd w:val="clear" w:color="auto" w:fill="FFFFFF"/>
           <w:lang w:eastAsia="es-PE"/>
-          <w14:ligatures w14:val="none"/>
+          <ns2:ligatures ns2:val="none"/>
         </w:rPr>
         <w:t xml:space="preserve">Lima, </w:t>
       </w:r>
@@ -403,7 +403,7 @@
           <w:kern w:val="0"/>
           <w:shd w:val="clear" w:color="auto" w:fill="FFFFFF"/>
           <w:lang w:eastAsia="es-PE"/>
-          <w14:ligatures w14:val="none"/>
+          <ns2:ligatures ns2:val="none"/>
         </w:rPr>
         <w:t>15</w:t>
       </w:r>
@@ -414,7 +414,7 @@
           <w:kern w:val="0"/>
           <w:shd w:val="clear" w:color="auto" w:fill="FFFFFF"/>
           <w:lang w:eastAsia="es-PE"/>
-          <w14:ligatures w14:val="none"/>
+          <ns2:ligatures ns2:val="none"/>
         </w:rPr>
         <w:t xml:space="preserve"> de </w:t>
       </w:r>
@@ -425,7 +425,7 @@
           <w:kern w:val="0"/>
           <w:shd w:val="clear" w:color="auto" w:fill="FFFFFF"/>
           <w:lang w:eastAsia="es-PE"/>
-          <w14:ligatures w14:val="none"/>
+          <ns2:ligatures ns2:val="none"/>
         </w:rPr>
         <w:t>abril</w:t>
       </w:r>
@@ -436,7 +436,7 @@
           <w:kern w:val="0"/>
           <w:shd w:val="clear" w:color="auto" w:fill="FFFFFF"/>
           <w:lang w:eastAsia="es-PE"/>
-          <w14:ligatures w14:val="none"/>
+          <ns2:ligatures ns2:val="none"/>
         </w:rPr>
         <w:t xml:space="preserve"> de 202</w:t>
       </w:r>
@@ -447,12 +447,12 @@
           <w:kern w:val="0"/>
           <w:shd w:val="clear" w:color="auto" w:fill="FFFFFF"/>
           <w:lang w:eastAsia="es-PE"/>
-          <w14:ligatures w14:val="none"/>
+          <ns2:ligatures ns2:val="none"/>
         </w:rPr>
         <w:t>5</w:t>
       </w:r>
     </w:p>
-    <w:p>
+    <w:p ns2:paraId="78BF12C0" ns2:textId="77777777">
       <w:pPr>
         <w:tabs>
           <w:tab w:val="left" w:pos="1014"/>
@@ -464,11 +464,11 @@
           <w:color w:val="000000"/>
           <w:kern w:val="0"/>
           <w:lang w:eastAsia="es-PE"/>
-          <w14:ligatures w14:val="none"/>
-        </w:rPr>
-      </w:pPr>
-    </w:p>
-    <w:p>
+          <ns2:ligatures ns2:val="none"/>
+        </w:rPr>
+      </w:pPr>
+    </w:p>
+    <w:p ns2:paraId="553F3534" ns2:textId="77777777">
       <w:pPr>
         <w:numPr>
           <w:ilvl w:val="0"/>
@@ -482,22 +482,22 @@
           <w:color w:val="000000"/>
           <w:kern w:val="0"/>
           <w:lang w:eastAsia="es-PE"/>
-          <w14:ligatures w14:val="none"/>
-        </w:rPr>
-      </w:pPr>
-      <w:r>
-        <w:rPr>
-          <w:rFonts w:ascii="Arial Narrow" w:eastAsia="Arial Narrow" w:hAnsi="Arial Narrow" w:cs="Arial Narrow"/>
-          <w:b/>
-          <w:color w:val="000000"/>
-          <w:kern w:val="0"/>
-          <w:lang w:eastAsia="es-PE"/>
-          <w14:ligatures w14:val="none"/>
+          <ns2:ligatures ns2:val="none"/>
+        </w:rPr>
+      </w:pPr>
+      <w:r>
+        <w:rPr>
+          <w:rFonts w:ascii="Arial Narrow" w:eastAsia="Arial Narrow" w:hAnsi="Arial Narrow" w:cs="Arial Narrow"/>
+          <w:b/>
+          <w:color w:val="000000"/>
+          <w:kern w:val="0"/>
+          <w:lang w:eastAsia="es-PE"/>
+          <ns2:ligatures ns2:val="none"/>
         </w:rPr>
         <w:t xml:space="preserve">HECHOS </w:t>
       </w:r>
     </w:p>
-    <w:p>
+    <w:p ns2:paraId="74E8E3A1" ns2:textId="77777777">
       <w:pPr>
         <w:spacing w:after="0" w:line="240" w:lineRule="auto"/>
         <w:jc w:val="both"/>
@@ -506,11 +506,11 @@
           <w:color w:val="000000"/>
           <w:kern w:val="0"/>
           <w:lang w:eastAsia="es-PE"/>
-          <w14:ligatures w14:val="none"/>
-        </w:rPr>
-      </w:pPr>
-    </w:p>
-    <w:p>
+          <ns2:ligatures ns2:val="none"/>
+        </w:rPr>
+      </w:pPr>
+    </w:p>
+    <w:p ns2:paraId="25718C3B" ns2:textId="1688DD8F">
       <w:pPr>
         <w:numPr>
           <w:ilvl w:val="1"/>
@@ -524,7 +524,7 @@
           <w:color w:val="000000"/>
           <w:kern w:val="0"/>
           <w:lang w:val="es-ES" w:eastAsia="es-ES"/>
-          <w14:ligatures w14:val="none"/>
+          <ns2:ligatures ns2:val="none"/>
         </w:rPr>
       </w:pPr>
       <w:r>
@@ -533,7 +533,7 @@
           <w:color w:val="000000"/>
           <w:kern w:val="0"/>
           <w:lang w:val="es-ES" w:eastAsia="es-ES"/>
-          <w14:ligatures w14:val="none"/>
+          <ns2:ligatures ns2:val="none"/>
         </w:rPr>
         <w:t xml:space="preserve">Mediante el escrito del 17 de marzo de 2025 la señora [APELLIDO] denunció a Rímac, por presuntas infracciones a la Ley 29571, Código de Protección y Defensa del Consumidor (en adelante, Código), señalando lo siguiente:</w:t>
       </w:r>
@@ -543,7 +543,7 @@
           <w:color w:val="000000"/>
           <w:kern w:val="0"/>
           <w:lang w:val="es-ES" w:eastAsia="es-ES"/>
-          <w14:ligatures w14:val="none"/>
+          <ns2:ligatures ns2:val="none"/>
         </w:rPr>
         <w:t/>
       </w:r>
@@ -551,7 +551,7 @@
         <w:rPr>
           <w:rFonts w:ascii="Arial Narrow" w:eastAsia="Calibri" w:hAnsi="Arial Narrow" w:cs="Arial"/>
           <w:kern w:val="0"/>
-          <w14:ligatures w14:val="none"/>
+          <ns2:ligatures ns2:val="none"/>
         </w:rPr>
         <w:t xml:space="preserve"/>
       </w:r>
@@ -559,7 +559,7 @@
         <w:rPr>
           <w:rFonts w:ascii="Arial Narrow" w:eastAsia="Calibri" w:hAnsi="Arial Narrow" w:cs="Arial"/>
           <w:kern w:val="0"/>
-          <w14:ligatures w14:val="none"/>
+          <ns2:ligatures ns2:val="none"/>
         </w:rPr>
         <w:t/>
       </w:r>
@@ -567,7 +567,7 @@
         <w:rPr>
           <w:rFonts w:ascii="Arial Narrow" w:eastAsia="Calibri" w:hAnsi="Arial Narrow" w:cs="Arial"/>
           <w:kern w:val="0"/>
-          <w14:ligatures w14:val="none"/>
+          <ns2:ligatures ns2:val="none"/>
         </w:rPr>
         <w:t xml:space="preserve"/>
       </w:r>
@@ -575,7 +575,7 @@
         <w:rPr>
           <w:rFonts w:ascii="Arial Narrow" w:eastAsia="Calibri" w:hAnsi="Arial Narrow" w:cs="Arial"/>
           <w:kern w:val="0"/>
-          <w14:ligatures w14:val="none"/>
+          <ns2:ligatures ns2:val="none"/>
         </w:rPr>
         <w:t/>
       </w:r>
@@ -583,7 +583,7 @@
         <w:rPr>
           <w:rFonts w:ascii="Arial Narrow" w:eastAsia="Calibri" w:hAnsi="Arial Narrow" w:cs="Arial"/>
           <w:kern w:val="0"/>
-          <w14:ligatures w14:val="none"/>
+          <ns2:ligatures ns2:val="none"/>
         </w:rPr>
         <w:t xml:space="preserve"/>
       </w:r>
@@ -591,7 +591,7 @@
         <w:rPr>
           <w:rFonts w:ascii="Arial Narrow" w:eastAsia="Calibri" w:hAnsi="Arial Narrow" w:cs="Arial"/>
           <w:kern w:val="0"/>
-          <w14:ligatures w14:val="none"/>
+          <ns2:ligatures ns2:val="none"/>
         </w:rPr>
         <w:t/>
       </w:r>
@@ -601,7 +601,7 @@
           <w:color w:val="000000"/>
           <w:kern w:val="0"/>
           <w:lang w:val="es-ES" w:eastAsia="es-ES"/>
-          <w14:ligatures w14:val="none"/>
+          <ns2:ligatures ns2:val="none"/>
         </w:rPr>
         <w:t xml:space="preserve"/>
       </w:r>
@@ -611,7 +611,7 @@
           <w:color w:val="000000"/>
           <w:kern w:val="0"/>
           <w:lang w:val="es-ES" w:eastAsia="es-ES"/>
-          <w14:ligatures w14:val="none"/>
+          <ns2:ligatures ns2:val="none"/>
         </w:rPr>
         <w:t/>
       </w:r>
@@ -621,7 +621,7 @@
           <w:color w:val="000000"/>
           <w:kern w:val="0"/>
           <w:lang w:val="es-ES" w:eastAsia="es-ES"/>
-          <w14:ligatures w14:val="none"/>
+          <ns2:ligatures ns2:val="none"/>
         </w:rPr>
         <w:t xml:space="preserve"/>
       </w:r>
@@ -631,7 +631,7 @@
           <w:color w:val="000000"/>
           <w:kern w:val="0"/>
           <w:lang w:val="es-ES" w:eastAsia="es-ES"/>
-          <w14:ligatures w14:val="none"/>
+          <ns2:ligatures ns2:val="none"/>
         </w:rPr>
         <w:t/>
       </w:r>
@@ -643,7 +643,7 @@
           <w:kern w:val="0"/>
           <w:vertAlign w:val="superscript"/>
           <w:lang w:val="es-ES" w:eastAsia="es-ES"/>
-          <w14:ligatures w14:val="none"/>
+          <ns2:ligatures ns2:val="none"/>
         </w:rPr>
         <w:footnoteReference w:id="1"/>
       </w:r>
@@ -653,7 +653,7 @@
           <w:color w:val="000000"/>
           <w:kern w:val="0"/>
           <w:lang w:val="es-ES" w:eastAsia="es-ES"/>
-          <w14:ligatures w14:val="none"/>
+          <ns2:ligatures ns2:val="none"/>
         </w:rPr>
         <w:t xml:space="preserve"/>
       </w:r>
@@ -664,12 +664,12 @@
           <w:color w:val="000000"/>
           <w:kern w:val="0"/>
           <w:lang w:val="es-ES" w:eastAsia="es-ES"/>
-          <w14:ligatures w14:val="none"/>
+          <ns2:ligatures ns2:val="none"/>
         </w:rPr>
         <w:t/>
       </w:r>
     </w:p>
-    <w:p>
+    <w:p ns2:paraId="101D66EA" ns2:textId="77777777">
       <w:pPr>
         <w:tabs>
           <w:tab w:val="left" w:pos="1134"/>
@@ -681,11 +681,11 @@
           <w:color w:val="000000"/>
           <w:kern w:val="0"/>
           <w:lang w:val="es-ES" w:eastAsia="es-ES"/>
-          <w14:ligatures w14:val="none"/>
-        </w:rPr>
-      </w:pPr>
-    </w:p>
-    <w:p>
+          <ns2:ligatures ns2:val="none"/>
+        </w:rPr>
+      </w:pPr>
+    </w:p>
+    <w:p ns2:paraId="0189AABA" ns2:textId="6D48E8C0">
       <w:pPr>
         <w:pStyle w:val="Prrafodelista"/>
         <w:numPr>
@@ -704,7 +704,7 @@
           <w:color w:val="000000"/>
           <w:kern w:val="0"/>
           <w:lang w:eastAsia="es-ES"/>
-          <w14:ligatures w14:val="none"/>
+          <ns2:ligatures ns2:val="none"/>
         </w:rPr>
       </w:pPr>
       <w:r>
@@ -713,7 +713,7 @@
           <w:color w:val="000000"/>
           <w:kern w:val="0"/>
           <w:lang w:eastAsia="es-ES"/>
-          <w14:ligatures w14:val="none"/>
+          <ns2:ligatures ns2:val="none"/>
         </w:rPr>
         <w:t>A</w:t>
       </w:r>
@@ -723,7 +723,7 @@
           <w:color w:val="000000"/>
           <w:kern w:val="0"/>
           <w:lang w:eastAsia="es-ES"/>
-          <w14:ligatures w14:val="none"/>
+          <ns2:ligatures ns2:val="none"/>
         </w:rPr>
         <w:t xml:space="preserve">dquirió </w:t>
       </w:r>
@@ -733,7 +733,7 @@
           <w:color w:val="000000"/>
           <w:kern w:val="0"/>
           <w:lang w:eastAsia="es-ES"/>
-          <w14:ligatures w14:val="none"/>
+          <ns2:ligatures ns2:val="none"/>
         </w:rPr>
         <w:t xml:space="preserve">el Seguro vehicular - </w:t>
       </w:r>
@@ -743,7 +743,7 @@
           <w:color w:val="000000"/>
           <w:kern w:val="0"/>
           <w:lang w:eastAsia="es-ES"/>
-          <w14:ligatures w14:val="none"/>
+          <ns2:ligatures ns2:val="none"/>
         </w:rPr>
         <w:t xml:space="preserve">Póliza </w:t>
       </w:r>
@@ -753,7 +753,7 @@
           <w:color w:val="000000"/>
           <w:kern w:val="0"/>
           <w:lang w:eastAsia="es-ES"/>
-          <w14:ligatures w14:val="none"/>
+          <ns2:ligatures ns2:val="none"/>
         </w:rPr>
         <w:t xml:space="preserve">1364266 </w:t>
       </w:r>
@@ -763,7 +763,7 @@
           <w:color w:val="000000"/>
           <w:kern w:val="0"/>
           <w:lang w:eastAsia="es-ES"/>
-          <w14:ligatures w14:val="none"/>
+          <ns2:ligatures ns2:val="none"/>
         </w:rPr>
         <w:t xml:space="preserve">(en adelante, </w:t>
       </w:r>
@@ -773,7 +773,7 @@
           <w:color w:val="000000"/>
           <w:kern w:val="0"/>
           <w:lang w:eastAsia="es-ES"/>
-          <w14:ligatures w14:val="none"/>
+          <ns2:ligatures ns2:val="none"/>
         </w:rPr>
         <w:t>Seguro Vehicular</w:t>
       </w:r>
@@ -783,7 +783,7 @@
           <w:color w:val="000000"/>
           <w:kern w:val="0"/>
           <w:lang w:eastAsia="es-ES"/>
-          <w14:ligatures w14:val="none"/>
+          <ns2:ligatures ns2:val="none"/>
         </w:rPr>
         <w:t>)</w:t>
       </w:r>
@@ -793,7 +793,7 @@
           <w:color w:val="000000"/>
           <w:kern w:val="0"/>
           <w:lang w:eastAsia="es-ES"/>
-          <w14:ligatures w14:val="none"/>
+          <ns2:ligatures ns2:val="none"/>
         </w:rPr>
         <w:t xml:space="preserve"> </w:t>
       </w:r>
@@ -803,7 +803,7 @@
           <w:color w:val="000000"/>
           <w:kern w:val="0"/>
           <w:lang w:eastAsia="es-ES"/>
-          <w14:ligatures w14:val="none"/>
+          <ns2:ligatures ns2:val="none"/>
         </w:rPr>
         <w:t>con</w:t>
       </w:r>
@@ -813,7 +813,7 @@
           <w:color w:val="000000"/>
           <w:kern w:val="0"/>
           <w:lang w:eastAsia="es-ES"/>
-          <w14:ligatures w14:val="none"/>
+          <ns2:ligatures ns2:val="none"/>
         </w:rPr>
         <w:t xml:space="preserve"> Rímac en favor del vehículo con </w:t>
       </w:r>
@@ -823,7 +823,7 @@
           <w:color w:val="000000"/>
           <w:kern w:val="0"/>
           <w:lang w:eastAsia="es-ES"/>
-          <w14:ligatures w14:val="none"/>
+          <ns2:ligatures ns2:val="none"/>
         </w:rPr>
         <w:t>Pl</w:t>
       </w:r>
@@ -833,7 +833,7 @@
           <w:color w:val="000000"/>
           <w:kern w:val="0"/>
           <w:lang w:eastAsia="es-ES"/>
-          <w14:ligatures w14:val="none"/>
+          <ns2:ligatures ns2:val="none"/>
         </w:rPr>
         <w:t>aca</w:t>
       </w:r>
@@ -843,7 +843,7 @@
           <w:color w:val="000000"/>
           <w:kern w:val="0"/>
           <w:lang w:eastAsia="es-ES"/>
-          <w14:ligatures w14:val="none"/>
+          <ns2:ligatures ns2:val="none"/>
         </w:rPr>
         <w:t xml:space="preserve"> de Rodaje</w:t>
       </w:r>
@@ -859,7 +859,7 @@
           <w:color w:val="000000"/>
           <w:kern w:val="0"/>
           <w:lang w:eastAsia="es-ES"/>
-          <w14:ligatures w14:val="none"/>
+          <ns2:ligatures ns2:val="none"/>
         </w:rPr>
         <w:t xml:space="preserve"/>
       </w:r>
@@ -869,7 +869,7 @@
           <w:color w:val="000000"/>
           <w:kern w:val="0"/>
           <w:lang w:eastAsia="es-ES"/>
-          <w14:ligatures w14:val="none"/>
+          <ns2:ligatures ns2:val="none"/>
         </w:rPr>
         <w:t>AZS286</w:t>
       </w:r>
@@ -879,7 +879,7 @@
           <w:color w:val="000000"/>
           <w:kern w:val="0"/>
           <w:lang w:eastAsia="es-ES"/>
-          <w14:ligatures w14:val="none"/>
+          <ns2:ligatures ns2:val="none"/>
         </w:rPr>
         <w:t xml:space="preserve">. </w:t>
       </w:r>
@@ -889,7 +889,7 @@
           <w:color w:val="000000"/>
           <w:kern w:val="0"/>
           <w:lang w:eastAsia="es-ES"/>
-          <w14:ligatures w14:val="none"/>
+          <ns2:ligatures ns2:val="none"/>
         </w:rPr>
         <w:t xml:space="preserve">El </w:t>
       </w:r>
@@ -899,7 +899,7 @@
           <w:color w:val="000000"/>
           <w:kern w:val="0"/>
           <w:lang w:eastAsia="es-ES"/>
-          <w14:ligatures w14:val="none"/>
+          <ns2:ligatures ns2:val="none"/>
         </w:rPr>
         <w:t>22 de enero de 2025</w:t>
       </w:r>
@@ -909,7 +909,7 @@
           <w:color w:val="000000"/>
           <w:kern w:val="0"/>
           <w:lang w:eastAsia="es-ES"/>
-          <w14:ligatures w14:val="none"/>
+          <ns2:ligatures ns2:val="none"/>
         </w:rPr>
         <w:t>, fue víctima del robo total del vehículo asegurado</w:t>
       </w:r>
@@ -919,7 +919,7 @@
           <w:color w:val="000000"/>
           <w:kern w:val="0"/>
           <w:lang w:eastAsia="es-ES"/>
-          <w14:ligatures w14:val="none"/>
+          <ns2:ligatures ns2:val="none"/>
         </w:rPr>
         <w:t>, por lo que activó el seguro que tenía contratada con Rímac</w:t>
       </w:r>
@@ -929,12 +929,12 @@
           <w:color w:val="000000"/>
           <w:kern w:val="0"/>
           <w:lang w:eastAsia="es-ES"/>
-          <w14:ligatures w14:val="none"/>
+          <ns2:ligatures ns2:val="none"/>
         </w:rPr>
         <w:t xml:space="preserve">. </w:t>
       </w:r>
     </w:p>
-    <w:p>
+    <w:p ns2:paraId="19675918" ns2:textId="77777777">
       <w:pPr>
         <w:pStyle w:val="Prrafodelista"/>
         <w:spacing w:line="240" w:lineRule="auto"/>
@@ -943,11 +943,11 @@
           <w:color w:val="000000"/>
           <w:kern w:val="0"/>
           <w:lang w:eastAsia="es-ES"/>
-          <w14:ligatures w14:val="none"/>
-        </w:rPr>
-      </w:pPr>
-    </w:p>
-    <w:p>
+          <ns2:ligatures ns2:val="none"/>
+        </w:rPr>
+      </w:pPr>
+    </w:p>
+    <w:p ns2:paraId="3A241E40" ns2:textId="551661DB">
       <w:pPr>
         <w:pStyle w:val="Prrafodelista"/>
         <w:numPr>
@@ -966,7 +966,7 @@
           <w:color w:val="000000"/>
           <w:kern w:val="0"/>
           <w:lang w:eastAsia="es-ES"/>
-          <w14:ligatures w14:val="none"/>
+          <ns2:ligatures ns2:val="none"/>
         </w:rPr>
       </w:pPr>
       <w:r>
@@ -975,7 +975,7 @@
           <w:color w:val="000000"/>
           <w:kern w:val="0"/>
           <w:lang w:eastAsia="es-ES"/>
-          <w14:ligatures w14:val="none"/>
+          <ns2:ligatures ns2:val="none"/>
         </w:rPr>
         <w:t xml:space="preserve">El </w:t>
       </w:r>
@@ -985,7 +985,7 @@
           <w:color w:val="000000"/>
           <w:kern w:val="0"/>
           <w:lang w:eastAsia="es-ES"/>
-          <w14:ligatures w14:val="none"/>
+          <ns2:ligatures ns2:val="none"/>
         </w:rPr>
         <w:t>11</w:t>
       </w:r>
@@ -995,7 +995,7 @@
           <w:color w:val="000000"/>
           <w:kern w:val="0"/>
           <w:lang w:eastAsia="es-ES"/>
-          <w14:ligatures w14:val="none"/>
+          <ns2:ligatures ns2:val="none"/>
         </w:rPr>
         <w:t xml:space="preserve"> de febrero de 2025</w:t>
       </w:r>
@@ -1005,7 +1005,7 @@
           <w:color w:val="000000"/>
           <w:kern w:val="0"/>
           <w:lang w:eastAsia="es-ES"/>
-          <w14:ligatures w14:val="none"/>
+          <ns2:ligatures ns2:val="none"/>
         </w:rPr>
         <w:t xml:space="preserve">, mediante a Carta </w:t>
       </w:r>
@@ -1015,7 +1015,7 @@
           <w:color w:val="000000"/>
           <w:kern w:val="0"/>
           <w:lang w:eastAsia="es-ES"/>
-          <w14:ligatures w14:val="none"/>
+          <ns2:ligatures ns2:val="none"/>
         </w:rPr>
         <w:t>CRT-</w:t>
       </w:r>
@@ -1025,7 +1025,7 @@
           <w:color w:val="000000"/>
           <w:kern w:val="0"/>
           <w:lang w:eastAsia="es-ES"/>
-          <w14:ligatures w14:val="none"/>
+          <ns2:ligatures ns2:val="none"/>
         </w:rPr>
         <w:t>918849</w:t>
       </w:r>
@@ -1035,7 +1035,7 @@
           <w:color w:val="000000"/>
           <w:kern w:val="0"/>
           <w:lang w:eastAsia="es-ES"/>
-          <w14:ligatures w14:val="none"/>
+          <ns2:ligatures ns2:val="none"/>
         </w:rPr>
         <w:t xml:space="preserve"> remitida por correo electrónico</w:t>
       </w:r>
@@ -1045,7 +1045,7 @@
           <w:color w:val="000000"/>
           <w:kern w:val="0"/>
           <w:lang w:eastAsia="es-ES"/>
-          <w14:ligatures w14:val="none"/>
+          <ns2:ligatures ns2:val="none"/>
         </w:rPr>
         <w:t xml:space="preserve">, Rímac le comunicó que para calcular el valor indemnizable del vehículo asegurado se tomará como base el importe de US$ </w:t>
       </w:r>
@@ -1055,7 +1055,7 @@
           <w:color w:val="000000"/>
           <w:kern w:val="0"/>
           <w:lang w:eastAsia="es-ES"/>
-          <w14:ligatures w14:val="none"/>
+          <ns2:ligatures ns2:val="none"/>
         </w:rPr>
         <w:t>19 000,00 y que la liquidación se realizaría aplicando un coaseguro del 20% por pérdida total</w:t>
       </w:r>
@@ -1065,12 +1065,12 @@
           <w:color w:val="000000"/>
           <w:kern w:val="0"/>
           <w:lang w:eastAsia="es-ES"/>
-          <w14:ligatures w14:val="none"/>
+          <ns2:ligatures ns2:val="none"/>
         </w:rPr>
         <w:t xml:space="preserve">. </w:t>
       </w:r>
     </w:p>
-    <w:p>
+    <w:p ns2:paraId="3E01856B" ns2:textId="77777777">
       <w:pPr>
         <w:pStyle w:val="Prrafodelista"/>
         <w:spacing w:line="240" w:lineRule="auto"/>
@@ -1079,11 +1079,11 @@
           <w:color w:val="000000"/>
           <w:kern w:val="0"/>
           <w:lang w:eastAsia="es-ES"/>
-          <w14:ligatures w14:val="none"/>
-        </w:rPr>
-      </w:pPr>
-    </w:p>
-    <w:p>
+          <ns2:ligatures ns2:val="none"/>
+        </w:rPr>
+      </w:pPr>
+    </w:p>
+    <w:p ns2:paraId="68CA8FF4" ns2:textId="59AEB5A6">
       <w:pPr>
         <w:pStyle w:val="Prrafodelista"/>
         <w:numPr>
@@ -1102,7 +1102,7 @@
           <w:color w:val="000000"/>
           <w:kern w:val="0"/>
           <w:lang w:eastAsia="es-ES"/>
-          <w14:ligatures w14:val="none"/>
+          <ns2:ligatures ns2:val="none"/>
         </w:rPr>
       </w:pPr>
       <w:r>
@@ -1111,12 +1111,12 @@
           <w:color w:val="000000"/>
           <w:kern w:val="0"/>
           <w:lang w:eastAsia="es-ES"/>
-          <w14:ligatures w14:val="none"/>
+          <ns2:ligatures ns2:val="none"/>
         </w:rPr>
         <w:t>El 18 de febrero de 2025, solicitó mediante una carta a atención al cliente el acceso al audio del contrato, ya que, en una llamada previa, le informaron que el coaseguro se aplicaba debido a que el vehículo no contaba con GPS. De haber sido informada al momento de la contratación, habría procedido a colocar un GPS en el vehículo.</w:t>
       </w:r>
     </w:p>
-    <w:p>
+    <w:p ns2:paraId="16A94F00" ns2:textId="77777777">
       <w:pPr>
         <w:pStyle w:val="Prrafodelista"/>
         <w:spacing w:line="240" w:lineRule="auto"/>
@@ -1125,11 +1125,11 @@
           <w:color w:val="000000"/>
           <w:kern w:val="0"/>
           <w:lang w:eastAsia="es-ES"/>
-          <w14:ligatures w14:val="none"/>
-        </w:rPr>
-      </w:pPr>
-    </w:p>
-    <w:p>
+          <ns2:ligatures ns2:val="none"/>
+        </w:rPr>
+      </w:pPr>
+    </w:p>
+    <w:p ns2:paraId="667DBDCB" ns2:textId="250892C0">
       <w:pPr>
         <w:pStyle w:val="Prrafodelista"/>
         <w:numPr>
@@ -1148,7 +1148,7 @@
           <w:color w:val="000000"/>
           <w:kern w:val="0"/>
           <w:lang w:eastAsia="es-ES"/>
-          <w14:ligatures w14:val="none"/>
+          <ns2:ligatures ns2:val="none"/>
         </w:rPr>
       </w:pPr>
       <w:r>
@@ -1157,12 +1157,12 @@
           <w:color w:val="000000"/>
           <w:kern w:val="0"/>
           <w:lang w:eastAsia="es-ES"/>
-          <w14:ligatures w14:val="none"/>
+          <ns2:ligatures ns2:val="none"/>
         </w:rPr>
         <w:t>El 3 de marzo de 2025, recibió la carta SVTNCT - 22628, en la que se especificaba que la suma asegurada era de US$ 19 000,00 y que el coaseguro del 20% reduciría la indemnización a US$ 15 200,00. En dicha carta, se le aclaraba que, al firmarla, renunciaba expresamente a cualquier gestión judicial o extrajudicial para obtener una mayor indemnización.</w:t>
       </w:r>
     </w:p>
-    <w:p>
+    <w:p ns2:paraId="03B2E9BB" ns2:textId="77777777">
       <w:pPr>
         <w:pStyle w:val="Prrafodelista"/>
         <w:spacing w:line="240" w:lineRule="auto"/>
@@ -1171,11 +1171,11 @@
           <w:color w:val="000000"/>
           <w:kern w:val="0"/>
           <w:lang w:eastAsia="es-ES"/>
-          <w14:ligatures w14:val="none"/>
-        </w:rPr>
-      </w:pPr>
-    </w:p>
-    <w:p>
+          <ns2:ligatures ns2:val="none"/>
+        </w:rPr>
+      </w:pPr>
+    </w:p>
+    <w:p ns2:paraId="77369304" ns2:textId="515CC476">
       <w:pPr>
         <w:pStyle w:val="Prrafodelista"/>
         <w:numPr>
@@ -1194,7 +1194,7 @@
           <w:color w:val="000000"/>
           <w:kern w:val="0"/>
           <w:lang w:eastAsia="es-ES"/>
-          <w14:ligatures w14:val="none"/>
+          <ns2:ligatures ns2:val="none"/>
         </w:rPr>
       </w:pPr>
       <w:r>
@@ -1203,12 +1203,12 @@
           <w:color w:val="000000"/>
           <w:kern w:val="0"/>
           <w:lang w:eastAsia="es-ES"/>
-          <w14:ligatures w14:val="none"/>
+          <ns2:ligatures ns2:val="none"/>
         </w:rPr>
         <w:t>El 10 de marzo de 2025, recibió una actualización en la boleta de cobranza, donde se modificaba el monto de la indemnización de US$ 14 901,41 debido a la deducción de las cuotas futuras del seguro por un monto de US$ 298,59 (correspondiente a 5 cuotas de marzo a julio de 2025), el cual consideraba injustificado debido a que el vehículo ya no existía para ser protegido.</w:t>
       </w:r>
     </w:p>
-    <w:p>
+    <w:p ns2:paraId="6CF86396" ns2:textId="77777777">
       <w:pPr>
         <w:pStyle w:val="Prrafodelista"/>
         <w:spacing w:line="240" w:lineRule="auto"/>
@@ -1217,11 +1217,11 @@
           <w:color w:val="000000"/>
           <w:kern w:val="0"/>
           <w:lang w:eastAsia="es-ES"/>
-          <w14:ligatures w14:val="none"/>
-        </w:rPr>
-      </w:pPr>
-    </w:p>
-    <w:p>
+          <ns2:ligatures ns2:val="none"/>
+        </w:rPr>
+      </w:pPr>
+    </w:p>
+    <w:p ns2:paraId="19A86A08" ns2:textId="69D0A547">
       <w:pPr>
         <w:pStyle w:val="Prrafodelista"/>
         <w:numPr>
@@ -1240,7 +1240,7 @@
           <w:color w:val="000000"/>
           <w:kern w:val="0"/>
           <w:lang w:eastAsia="es-ES"/>
-          <w14:ligatures w14:val="none"/>
+          <ns2:ligatures ns2:val="none"/>
         </w:rPr>
       </w:pPr>
       <w:r>
@@ -1249,12 +1249,12 @@
           <w:color w:val="000000"/>
           <w:kern w:val="0"/>
           <w:lang w:eastAsia="es-ES"/>
-          <w14:ligatures w14:val="none"/>
+          <ns2:ligatures ns2:val="none"/>
         </w:rPr>
         <w:t>El 13 de marzo de 2025, al apersonarse en las oficinas de Rímac para escuchar el audio del contrato, la denunciante comprobó que dicho audio no tenía fecha y hacía referencia a una suma asegurada de US$ 20 000,00, mientras que la póliza enviada por correo indicaba una suma asegurada de US$ 19 000,00. Lo cual evidenciaba las incongruencias entre el audio presentado y la documentación oficial de la póliza.</w:t>
       </w:r>
     </w:p>
-    <w:p>
+    <w:p ns2:paraId="778D97D5" ns2:textId="77777777">
       <w:pPr>
         <w:pStyle w:val="Prrafodelista"/>
         <w:spacing w:line="240" w:lineRule="auto"/>
@@ -1263,11 +1263,11 @@
           <w:color w:val="000000"/>
           <w:kern w:val="0"/>
           <w:lang w:eastAsia="es-ES"/>
-          <w14:ligatures w14:val="none"/>
-        </w:rPr>
-      </w:pPr>
-    </w:p>
-    <w:p>
+          <ns2:ligatures ns2:val="none"/>
+        </w:rPr>
+      </w:pPr>
+    </w:p>
+    <w:p ns2:paraId="44007BE6" ns2:textId="43C7F790">
       <w:pPr>
         <w:numPr>
           <w:ilvl w:val="1"/>
@@ -1285,7 +1285,7 @@
           <w:color w:val="000000"/>
           <w:kern w:val="0"/>
           <w:lang w:val="es-ES" w:eastAsia="es-ES"/>
-          <w14:ligatures w14:val="none"/>
+          <ns2:ligatures ns2:val="none"/>
         </w:rPr>
       </w:pPr>
       <w:r>
@@ -1294,7 +1294,7 @@
           <w:color w:val="000000"/>
           <w:kern w:val="0"/>
           <w:lang w:val="es-ES" w:eastAsia="es-ES"/>
-          <w14:ligatures w14:val="none"/>
+          <ns2:ligatures ns2:val="none"/>
         </w:rPr>
         <w:lastRenderedPageBreak/>
         <w:t xml:space="preserve">La señora [APELLIDO] solicitó el pago del total del monto asegurado sin cobrar las cuotas futuras ni el 20% de coaseguro.</w:t>
@@ -1305,7 +1305,7 @@
           <w:color w:val="000000"/>
           <w:kern w:val="0"/>
           <w:lang w:val="es-ES" w:eastAsia="es-ES"/>
-          <w14:ligatures w14:val="none"/>
+          <ns2:ligatures ns2:val="none"/>
         </w:rPr>
         <w:t xml:space="preserve"/>
       </w:r>
@@ -1315,12 +1315,12 @@
           <w:color w:val="000000"/>
           <w:kern w:val="0"/>
           <w:lang w:val="es-ES" w:eastAsia="es-ES"/>
-          <w14:ligatures w14:val="none"/>
+          <ns2:ligatures ns2:val="none"/>
         </w:rPr>
         <w:t/>
       </w:r>
     </w:p>
-    <w:p>
+    <w:p ns2:paraId="619E0710" ns2:textId="77777777">
       <w:pPr>
         <w:spacing w:after="0" w:line="240" w:lineRule="auto"/>
         <w:contextualSpacing/>
@@ -1331,11 +1331,11 @@
           <w:color w:val="000000"/>
           <w:kern w:val="0"/>
           <w:lang w:eastAsia="es-PE"/>
-          <w14:ligatures w14:val="none"/>
-        </w:rPr>
-      </w:pPr>
-    </w:p>
-    <w:p>
+          <ns2:ligatures ns2:val="none"/>
+        </w:rPr>
+      </w:pPr>
+    </w:p>
+    <w:p ns2:paraId="0681DFDC" ns2:textId="77777777">
       <w:pPr>
         <w:pStyle w:val="Prrafodelista"/>
         <w:numPr>
@@ -1355,22 +1355,22 @@
           <w:color w:val="000000"/>
           <w:kern w:val="0"/>
           <w:lang w:eastAsia="es-PE"/>
-          <w14:ligatures w14:val="none"/>
-        </w:rPr>
-      </w:pPr>
-      <w:r>
-        <w:rPr>
-          <w:rFonts w:ascii="Arial Narrow" w:eastAsia="Arial Narrow" w:hAnsi="Arial Narrow" w:cs="Arial Narrow"/>
-          <w:b/>
-          <w:color w:val="000000"/>
-          <w:kern w:val="0"/>
-          <w:lang w:eastAsia="es-PE"/>
-          <w14:ligatures w14:val="none"/>
+          <ns2:ligatures ns2:val="none"/>
+        </w:rPr>
+      </w:pPr>
+      <w:r>
+        <w:rPr>
+          <w:rFonts w:ascii="Arial Narrow" w:eastAsia="Arial Narrow" w:hAnsi="Arial Narrow" w:cs="Arial Narrow"/>
+          <w:b/>
+          <w:color w:val="000000"/>
+          <w:kern w:val="0"/>
+          <w:lang w:eastAsia="es-PE"/>
+          <ns2:ligatures ns2:val="none"/>
         </w:rPr>
         <w:t>DE LA ADMISIÓN A TRÁMITE DE LA DENUNCIA</w:t>
       </w:r>
     </w:p>
-    <w:p>
+    <w:p ns2:paraId="3F75B5BE" ns2:textId="77777777">
       <w:pPr>
         <w:spacing w:after="0" w:line="240" w:lineRule="auto"/>
         <w:ind w:left="567"/>
@@ -1382,11 +1382,11 @@
           <w:color w:val="000000"/>
           <w:kern w:val="0"/>
           <w:lang w:eastAsia="es-PE"/>
-          <w14:ligatures w14:val="none"/>
-        </w:rPr>
-      </w:pPr>
-    </w:p>
-    <w:p>
+          <ns2:ligatures ns2:val="none"/>
+        </w:rPr>
+      </w:pPr>
+    </w:p>
+    <w:p ns2:paraId="2847E956" ns2:textId="137FF775">
       <w:pPr>
         <w:pStyle w:val="Prrafodelista"/>
         <w:numPr>
@@ -1399,7 +1399,7 @@
         <w:rPr>
           <w:rFonts w:ascii="Arial Narrow" w:eastAsia="Arial Narrow" w:hAnsi="Arial Narrow" w:cs="Arial Narrow"/>
           <w:kern w:val="0"/>
-          <w14:ligatures w14:val="none"/>
+          <ns2:ligatures ns2:val="none"/>
         </w:rPr>
       </w:pPr>
       <w:bookmarkStart w:id="1" w:name="_Hlk140755208"/>
@@ -1411,7 +1411,7 @@
           <w:color w:val="000000"/>
           <w:kern w:val="0"/>
           <w:lang w:eastAsia="es-PE"/>
-          <w14:ligatures w14:val="none"/>
+          <ns2:ligatures ns2:val="none"/>
         </w:rPr>
         <w:t xml:space="preserve">La </w:t>
       </w:r>
@@ -1422,7 +1422,7 @@
           <w:color w:val="000000"/>
           <w:kern w:val="0"/>
           <w:lang w:eastAsia="es-PE"/>
-          <w14:ligatures w14:val="none"/>
+          <ns2:ligatures ns2:val="none"/>
         </w:rPr>
         <w:t>Secretaría Técnica de la Comisión de Protección al Consumidor 1 (en adelante, la Secretaría Técnica)</w:t>
       </w:r>
@@ -1432,7 +1432,7 @@
           <w:color w:val="000000"/>
           <w:kern w:val="0"/>
           <w:lang w:eastAsia="es-PE"/>
-          <w14:ligatures w14:val="none"/>
+          <ns2:ligatures ns2:val="none"/>
         </w:rPr>
         <w:t xml:space="preserve">, </w:t>
       </w:r>
@@ -1443,7 +1443,7 @@
           <w:color w:val="000000"/>
           <w:kern w:val="0"/>
           <w:lang w:eastAsia="es-PE"/>
-          <w14:ligatures w14:val="none"/>
+          <ns2:ligatures ns2:val="none"/>
         </w:rPr>
         <w:t>en ejercicio de sus facultades</w:t>
       </w:r>
@@ -1456,7 +1456,7 @@
           <w:rFonts w:ascii="Arial Narrow" w:eastAsia="Arial Narrow" w:hAnsi="Arial Narrow" w:cs="Arial Narrow"/>
           <w:kern w:val="0"/>
           <w:vertAlign w:val="superscript"/>
-          <w14:ligatures w14:val="none"/>
+          <ns2:ligatures ns2:val="none"/>
         </w:rPr>
         <w:footnoteReference w:id="2"/>
       </w:r>
@@ -1466,7 +1466,7 @@
           <w:color w:val="000000"/>
           <w:kern w:val="0"/>
           <w:lang w:eastAsia="es-PE"/>
-          <w14:ligatures w14:val="none"/>
+          <ns2:ligatures ns2:val="none"/>
         </w:rPr>
         <w:t xml:space="preserve">, considera </w:t>
       </w:r>
@@ -1474,7 +1474,7 @@
         <w:rPr>
           <w:rFonts w:ascii="Arial Narrow" w:eastAsia="Arial Narrow" w:hAnsi="Arial Narrow" w:cs="Arial Narrow"/>
           <w:kern w:val="0"/>
-          <w14:ligatures w14:val="none"/>
+          <ns2:ligatures ns2:val="none"/>
         </w:rPr>
         <w:t xml:space="preserve">que el hecho denunciado, consistente en que </w:t>
       </w:r>
@@ -1482,7 +1482,7 @@
         <w:rPr>
           <w:rFonts w:ascii="Arial Narrow" w:eastAsia="Arial Narrow" w:hAnsi="Arial Narrow" w:cs="Arial Narrow"/>
           <w:kern w:val="0"/>
-          <w14:ligatures w14:val="none"/>
+          <ns2:ligatures ns2:val="none"/>
         </w:rPr>
         <w:t>la compañía aseguradora habría cobrado indebidamente a la denunciante el 20% de coaseguro por pérdida total del vehículo asegurado, al señalarle que no contaba con el Sistema de Posicionamiento Global, pese a no ser un requisito señalado al momento de la contratación</w:t>
       </w:r>
@@ -1490,7 +1490,7 @@
         <w:rPr>
           <w:rFonts w:ascii="Arial Narrow" w:eastAsia="Arial Narrow" w:hAnsi="Arial Narrow" w:cs="Arial Narrow"/>
           <w:kern w:val="0"/>
-          <w14:ligatures w14:val="none"/>
+          <ns2:ligatures ns2:val="none"/>
         </w:rPr>
         <w:t>; involucraría una presunta afectación a sus expectativas, quien no habría encontrado una correspondencia entre lo que esperaba recibir de parte del proveedor y lo que realmente recibió. Por consiguiente, corresponde calificar el hecho materia de denuncia como una presunta infracción al deber de idoneidad, tipificado en los artículos 18</w:t>
       </w:r>
@@ -1498,7 +1498,7 @@
         <w:rPr>
           <w:rFonts w:ascii="Arial Narrow" w:eastAsia="Arial Narrow" w:hAnsi="Arial Narrow" w:cs="Arial Narrow"/>
           <w:kern w:val="0"/>
-          <w14:ligatures w14:val="none"/>
+          <ns2:ligatures ns2:val="none"/>
         </w:rPr>
         <w:t/>
       </w:r>
@@ -1506,7 +1506,7 @@
         <w:rPr>
           <w:rFonts w:ascii="Arial Narrow" w:eastAsia="Arial Narrow" w:hAnsi="Arial Narrow" w:cs="Arial Narrow"/>
           <w:kern w:val="0"/>
-          <w14:ligatures w14:val="none"/>
+          <ns2:ligatures ns2:val="none"/>
         </w:rPr>
         <w:t xml:space="preserve"> y 19</w:t>
       </w:r>
@@ -1514,7 +1514,7 @@
         <w:rPr>
           <w:rFonts w:ascii="Arial Narrow" w:eastAsia="Arial Narrow" w:hAnsi="Arial Narrow" w:cs="Arial Narrow"/>
           <w:kern w:val="0"/>
-          <w14:ligatures w14:val="none"/>
+          <ns2:ligatures ns2:val="none"/>
         </w:rPr>
         <w:t/>
       </w:r>
@@ -1522,7 +1522,7 @@
         <w:rPr>
           <w:rFonts w:ascii="Arial Narrow" w:eastAsia="Arial Narrow" w:hAnsi="Arial Narrow" w:cs="Arial Narrow"/>
           <w:kern w:val="0"/>
-          <w14:ligatures w14:val="none"/>
+          <ns2:ligatures ns2:val="none"/>
         </w:rPr>
         <w:t xml:space="preserve"> del Código</w:t>
       </w:r>
@@ -1531,7 +1531,7 @@
           <w:rFonts w:ascii="Arial Narrow" w:eastAsia="Arial Narrow" w:hAnsi="Arial Narrow" w:cs="Arial Narrow"/>
           <w:kern w:val="0"/>
           <w:vertAlign w:val="superscript"/>
-          <w14:ligatures w14:val="none"/>
+          <ns2:ligatures ns2:val="none"/>
         </w:rPr>
         <w:t xml:space="preserve"> </w:t>
       </w:r>
@@ -1541,7 +1541,7 @@
           <w:rFonts w:ascii="Arial Narrow" w:eastAsia="Arial Narrow" w:hAnsi="Arial Narrow" w:cs="Arial Narrow"/>
           <w:kern w:val="0"/>
           <w:vertAlign w:val="superscript"/>
-          <w14:ligatures w14:val="none"/>
+          <ns2:ligatures ns2:val="none"/>
         </w:rPr>
         <w:footnoteReference w:id="3"/>
       </w:r>
@@ -1551,7 +1551,7 @@
           <w:color w:val="000000"/>
           <w:kern w:val="0"/>
           <w:lang w:eastAsia="es-PE"/>
-          <w14:ligatures w14:val="none"/>
+          <ns2:ligatures ns2:val="none"/>
         </w:rPr>
         <w:t>.</w:t>
       </w:r>
@@ -1561,12 +1561,12 @@
           <w:color w:val="000000"/>
           <w:kern w:val="0"/>
           <w:lang w:eastAsia="es-PE"/>
-          <w14:ligatures w14:val="none"/>
+          <ns2:ligatures ns2:val="none"/>
         </w:rPr>
         <w:t xml:space="preserve"> </w:t>
       </w:r>
     </w:p>
-    <w:p>
+    <w:p ns2:paraId="30923A06" ns2:textId="77777777">
       <w:pPr>
         <w:pStyle w:val="Prrafodelista"/>
         <w:spacing w:after="0" w:line="240" w:lineRule="auto"/>
@@ -1575,11 +1575,11 @@
         <w:rPr>
           <w:rFonts w:ascii="Arial Narrow" w:eastAsia="Arial Narrow" w:hAnsi="Arial Narrow" w:cs="Arial Narrow"/>
           <w:kern w:val="0"/>
-          <w14:ligatures w14:val="none"/>
-        </w:rPr>
-      </w:pPr>
-    </w:p>
-    <w:p>
+          <ns2:ligatures ns2:val="none"/>
+        </w:rPr>
+      </w:pPr>
+    </w:p>
+    <w:p ns2:paraId="032033FB" ns2:textId="65096057">
       <w:pPr>
         <w:pStyle w:val="Prrafodelista"/>
         <w:numPr>
@@ -1592,7 +1592,7 @@
         <w:rPr>
           <w:rFonts w:ascii="Arial Narrow" w:eastAsia="Arial Narrow" w:hAnsi="Arial Narrow" w:cs="Arial Narrow"/>
           <w:kern w:val="0"/>
-          <w14:ligatures w14:val="none"/>
+          <ns2:ligatures ns2:val="none"/>
         </w:rPr>
       </w:pPr>
       <w:r>
@@ -1601,7 +1601,7 @@
           <w:color w:val="000000"/>
           <w:kern w:val="0"/>
           <w:lang w:eastAsia="es-PE"/>
-          <w14:ligatures w14:val="none"/>
+          <ns2:ligatures ns2:val="none"/>
         </w:rPr>
         <w:t xml:space="preserve">Además, la Secretaría Técnica, en ejercicio de sus facultades, considera </w:t>
       </w:r>
@@ -1609,7 +1609,7 @@
         <w:rPr>
           <w:rFonts w:ascii="Arial Narrow" w:eastAsia="Arial Narrow" w:hAnsi="Arial Narrow" w:cs="Arial Narrow"/>
           <w:kern w:val="0"/>
-          <w14:ligatures w14:val="none"/>
+          <ns2:ligatures ns2:val="none"/>
         </w:rPr>
         <w:t xml:space="preserve">que el hecho denunciado, consistente en que </w:t>
       </w:r>
@@ -1619,7 +1619,7 @@
           <w:kern w:val="0"/>
           <w:shd w:val="clear" w:color="auto" w:fill="FFFFFF"/>
           <w:lang w:eastAsia="es-PE"/>
-          <w14:ligatures w14:val="none"/>
+          <ns2:ligatures ns2:val="none"/>
         </w:rPr>
         <w:t>la compañía aseguradora habría cobrado indebidamente al denunciante las primas de la Póliza 1364266 desde febrero a julio de 2024, pese al siniestro del 22 de enero de 2024</w:t>
       </w:r>
@@ -1627,12 +1627,12 @@
         <w:rPr>
           <w:rFonts w:ascii="Arial Narrow" w:eastAsia="Arial Narrow" w:hAnsi="Arial Narrow" w:cs="Arial Narrow"/>
           <w:kern w:val="0"/>
-          <w14:ligatures w14:val="none"/>
+          <ns2:ligatures ns2:val="none"/>
         </w:rPr>
         <w:t>; involucraría una presunta afectación a sus expectativas, quien no habría encontrado una correspondencia entre lo que esperaba recibir de parte del proveedor y lo que realmente recibió. Por consiguiente, corresponde calificar el hecho materia de denuncia como una presunta infracción al deber de idoneidad, tipificado en los artículos 18 y 19 del Código.</w:t>
       </w:r>
     </w:p>
-    <w:p>
+    <w:p ns2:paraId="21BE7A8F" ns2:textId="77777777">
       <w:pPr>
         <w:pStyle w:val="Prrafodelista"/>
         <w:spacing w:after="0" w:line="240" w:lineRule="auto"/>
@@ -1641,11 +1641,11 @@
         <w:rPr>
           <w:rFonts w:ascii="Arial Narrow" w:eastAsia="Arial Narrow" w:hAnsi="Arial Narrow" w:cs="Arial Narrow"/>
           <w:kern w:val="0"/>
-          <w14:ligatures w14:val="none"/>
-        </w:rPr>
-      </w:pPr>
-    </w:p>
-    <w:p>
+          <ns2:ligatures ns2:val="none"/>
+        </w:rPr>
+      </w:pPr>
+    </w:p>
+    <w:p ns2:paraId="652557C3" ns2:textId="5D6F8136">
       <w:pPr>
         <w:pStyle w:val="Prrafodelista"/>
         <w:numPr>
@@ -1658,14 +1658,14 @@
         <w:rPr>
           <w:rFonts w:ascii="Arial Narrow" w:eastAsia="Arial Narrow" w:hAnsi="Arial Narrow" w:cs="Arial Narrow"/>
           <w:kern w:val="0"/>
-          <w14:ligatures w14:val="none"/>
-        </w:rPr>
-      </w:pPr>
-      <w:r>
-        <w:rPr>
-          <w:rFonts w:ascii="Arial Narrow" w:eastAsia="Arial Narrow" w:hAnsi="Arial Narrow" w:cs="Arial Narrow"/>
-          <w:kern w:val="0"/>
-          <w14:ligatures w14:val="none"/>
+          <ns2:ligatures ns2:val="none"/>
+        </w:rPr>
+      </w:pPr>
+      <w:r>
+        <w:rPr>
+          <w:rFonts w:ascii="Arial Narrow" w:eastAsia="Arial Narrow" w:hAnsi="Arial Narrow" w:cs="Arial Narrow"/>
+          <w:kern w:val="0"/>
+          <ns2:ligatures ns2:val="none"/>
         </w:rPr>
         <w:lastRenderedPageBreak/>
         <w:t>Así también</w:t>
@@ -1676,7 +1676,7 @@
           <w:color w:val="000000"/>
           <w:kern w:val="0"/>
           <w:lang w:eastAsia="es-PE"/>
-          <w14:ligatures w14:val="none"/>
+          <ns2:ligatures ns2:val="none"/>
         </w:rPr>
         <w:t xml:space="preserve">, la Secretaría Técnica, en ejercicio de sus facultades, considera </w:t>
       </w:r>
@@ -1684,7 +1684,7 @@
         <w:rPr>
           <w:rFonts w:ascii="Arial Narrow" w:eastAsia="Arial Narrow" w:hAnsi="Arial Narrow" w:cs="Arial Narrow"/>
           <w:kern w:val="0"/>
-          <w14:ligatures w14:val="none"/>
+          <ns2:ligatures ns2:val="none"/>
         </w:rPr>
         <w:t xml:space="preserve">que el hecho denunciado, consistente en que </w:t>
       </w:r>
@@ -1694,7 +1694,7 @@
           <w:kern w:val="0"/>
           <w:shd w:val="clear" w:color="auto" w:fill="FFFFFF"/>
           <w:lang w:eastAsia="es-PE"/>
-          <w14:ligatures w14:val="none"/>
+          <ns2:ligatures ns2:val="none"/>
         </w:rPr>
         <w:t>la compañía aseguradora habría brindado información contradictoria al denunciante, al señalarle que la suma asegurada del contrato era US$ 20 000,00 y luego por correo electrónico indicarle que la suma asegurada de la Póliza 1364266 era US$ 19 000,00</w:t>
       </w:r>
@@ -1702,12 +1702,12 @@
         <w:rPr>
           <w:rFonts w:ascii="Arial Narrow" w:eastAsia="Arial Narrow" w:hAnsi="Arial Narrow" w:cs="Arial Narrow"/>
           <w:kern w:val="0"/>
-          <w14:ligatures w14:val="none"/>
+          <ns2:ligatures ns2:val="none"/>
         </w:rPr>
         <w:t>; involucraría una presunta afectación a sus expectativas, quien no habría encontrado una correspondencia entre lo que esperaba recibir de parte del proveedor y lo que realmente recibió. Por consiguiente, corresponde calificar el hecho materia de denuncia como una presunta infracción al deber de idoneidad, tipificado en los artículos 18 y 19 del Código</w:t>
       </w:r>
     </w:p>
-    <w:p>
+    <w:p ns2:paraId="4F1E88E9" ns2:textId="77777777">
       <w:pPr>
         <w:pStyle w:val="Prrafodelista"/>
         <w:spacing w:after="0" w:line="240" w:lineRule="auto"/>
@@ -1717,11 +1717,11 @@
           <w:rFonts w:ascii="Arial Narrow" w:eastAsia="Calibri" w:hAnsi="Arial Narrow" w:cs="Arial Narrow"/>
           <w:kern w:val="0"/>
           <w:lang w:eastAsia="es-PE"/>
-          <w14:ligatures w14:val="none"/>
-        </w:rPr>
-      </w:pPr>
-    </w:p>
-    <w:p>
+          <ns2:ligatures ns2:val="none"/>
+        </w:rPr>
+      </w:pPr>
+    </w:p>
+    <w:p ns2:paraId="53370C61" ns2:textId="01A3CCD1">
       <w:pPr>
         <w:pStyle w:val="Prrafodelista"/>
         <w:numPr>
@@ -1735,7 +1735,7 @@
           <w:rFonts w:ascii="Arial Narrow" w:eastAsia="Calibri" w:hAnsi="Arial Narrow" w:cs="Arial Narrow"/>
           <w:kern w:val="0"/>
           <w:lang w:eastAsia="es-PE"/>
-          <w14:ligatures w14:val="none"/>
+          <ns2:ligatures ns2:val="none"/>
         </w:rPr>
       </w:pPr>
       <w:r>
@@ -1744,12 +1744,12 @@
           <w:color w:val="000000"/>
           <w:kern w:val="0"/>
           <w:lang w:eastAsia="es-PE"/>
-          <w14:ligatures w14:val="none"/>
+          <ns2:ligatures ns2:val="none"/>
         </w:rPr>
         <w:t>En tanto la denuncia reúne los requisitos establecidos por la norma citada, corresponde admitirla a trámite.</w:t>
       </w:r>
     </w:p>
-    <w:p>
+    <w:p ns2:paraId="01E2C693" ns2:textId="77777777">
       <w:pPr>
         <w:spacing w:after="0" w:line="240" w:lineRule="auto"/>
         <w:ind w:left="567"/>
@@ -1760,11 +1760,11 @@
           <w:color w:val="000000"/>
           <w:kern w:val="0"/>
           <w:lang w:eastAsia="es-PE"/>
-          <w14:ligatures w14:val="none"/>
-        </w:rPr>
-      </w:pPr>
-    </w:p>
-    <w:p>
+          <ns2:ligatures ns2:val="none"/>
+        </w:rPr>
+      </w:pPr>
+    </w:p>
+    <w:p ns2:paraId="73E8A701" ns2:textId="77777777">
       <w:pPr>
         <w:pStyle w:val="Prrafodelista"/>
         <w:numPr>
@@ -1784,22 +1784,22 @@
           <w:color w:val="000000"/>
           <w:kern w:val="0"/>
           <w:lang w:eastAsia="es-PE"/>
-          <w14:ligatures w14:val="none"/>
-        </w:rPr>
-      </w:pPr>
-      <w:r>
-        <w:rPr>
-          <w:rFonts w:ascii="Arial Narrow" w:eastAsia="Arial Narrow" w:hAnsi="Arial Narrow" w:cs="Arial Narrow"/>
-          <w:b/>
-          <w:color w:val="000000"/>
-          <w:kern w:val="0"/>
-          <w:lang w:eastAsia="es-PE"/>
-          <w14:ligatures w14:val="none"/>
+          <ns2:ligatures ns2:val="none"/>
+        </w:rPr>
+      </w:pPr>
+      <w:r>
+        <w:rPr>
+          <w:rFonts w:ascii="Arial Narrow" w:eastAsia="Arial Narrow" w:hAnsi="Arial Narrow" w:cs="Arial Narrow"/>
+          <w:b/>
+          <w:color w:val="000000"/>
+          <w:kern w:val="0"/>
+          <w:lang w:eastAsia="es-PE"/>
+          <ns2:ligatures ns2:val="none"/>
         </w:rPr>
         <w:t>REQUERIMIENTO DE INFORMACION</w:t>
       </w:r>
     </w:p>
-    <w:p>
+    <w:p ns2:paraId="3F5BB4A5" ns2:textId="77777777">
       <w:pPr>
         <w:spacing w:after="0" w:line="240" w:lineRule="auto"/>
         <w:jc w:val="both"/>
@@ -1808,11 +1808,11 @@
           <w:color w:val="000000"/>
           <w:kern w:val="0"/>
           <w:lang w:val="es-ES" w:eastAsia="es-ES"/>
-          <w14:ligatures w14:val="none"/>
-        </w:rPr>
-      </w:pPr>
-    </w:p>
-    <w:p>
+          <ns2:ligatures ns2:val="none"/>
+        </w:rPr>
+      </w:pPr>
+    </w:p>
+    <w:p ns2:paraId="3C2E0245" ns2:textId="3F6799B0">
       <w:pPr>
         <w:pStyle w:val="Prrafodelista"/>
         <w:numPr>
@@ -1827,7 +1827,7 @@
           <w:color w:val="000000"/>
           <w:kern w:val="0"/>
           <w:lang w:val="es-ES" w:eastAsia="es-ES"/>
-          <w14:ligatures w14:val="none"/>
+          <ns2:ligatures ns2:val="none"/>
         </w:rPr>
       </w:pPr>
       <w:r>
@@ -1836,7 +1836,7 @@
           <w:color w:val="000000"/>
           <w:kern w:val="0"/>
           <w:lang w:val="es-ES" w:eastAsia="es-ES"/>
-          <w14:ligatures w14:val="none"/>
+          <ns2:ligatures ns2:val="none"/>
         </w:rPr>
         <w:t>A efectos de tener mayores elementos que sirvan para la resolución definitiva del presente caso, la Secretaría Técnica, en ejercicio de las facultades que la ley le confiere, conviene requerir al proveedor denunciado que, en un plazo no mayor de cinco (5) días hábiles contado a partir del día siguiente de la notificación de la presente resolución, cumpla con lo siguiente: (</w:t>
       </w:r>
@@ -1846,7 +1846,7 @@
           <w:color w:val="000000"/>
           <w:kern w:val="0"/>
           <w:lang w:val="es-ES" w:eastAsia="es-ES"/>
-          <w14:ligatures w14:val="none"/>
+          <ns2:ligatures ns2:val="none"/>
         </w:rPr>
         <w:t>i) presentar una copia completa, legible y debidamente suscrita de la Póliza 1364266 del Seguro Vehicular, así como el cargo de remisión de la póliza; (</w:t>
       </w:r>
@@ -1857,7 +1857,7 @@
           <w:color w:val="000000"/>
           <w:kern w:val="0"/>
           <w:lang w:val="es-ES" w:eastAsia="es-ES"/>
-          <w14:ligatures w14:val="none"/>
+          <ns2:ligatures ns2:val="none"/>
         </w:rPr>
         <w:t>ii</w:t>
       </w:r>
@@ -1868,7 +1868,7 @@
           <w:color w:val="000000"/>
           <w:kern w:val="0"/>
           <w:lang w:val="es-ES" w:eastAsia="es-ES"/>
-          <w14:ligatures w14:val="none"/>
+          <ns2:ligatures ns2:val="none"/>
         </w:rPr>
         <w:t>) presentar los medios probatorios que acrediten el valor a indemnizar del vehículo asegurado de acuerdo a los términos y condiciones de la póliza; y, (</w:t>
       </w:r>
@@ -1879,7 +1879,7 @@
           <w:color w:val="000000"/>
           <w:kern w:val="0"/>
           <w:lang w:val="es-ES" w:eastAsia="es-ES"/>
-          <w14:ligatures w14:val="none"/>
+          <ns2:ligatures ns2:val="none"/>
         </w:rPr>
         <w:t>iii</w:t>
       </w:r>
@@ -1890,7 +1890,7 @@
           <w:color w:val="000000"/>
           <w:kern w:val="0"/>
           <w:lang w:val="es-ES" w:eastAsia="es-ES"/>
-          <w14:ligatures w14:val="none"/>
+          <ns2:ligatures ns2:val="none"/>
         </w:rPr>
         <w:t>) presentar el audio de contratación de la Póliza 1364266</w:t>
       </w:r>
@@ -1900,7 +1900,7 @@
           <w:color w:val="000000"/>
           <w:kern w:val="0"/>
           <w:lang w:val="es-ES" w:eastAsia="es-ES"/>
-          <w14:ligatures w14:val="none"/>
+          <ns2:ligatures ns2:val="none"/>
         </w:rPr>
         <w:t>.</w:t>
       </w:r>
@@ -1910,12 +1910,12 @@
           <w:color w:val="000000"/>
           <w:kern w:val="0"/>
           <w:lang w:eastAsia="es-ES"/>
-          <w14:ligatures w14:val="none"/>
+          <ns2:ligatures ns2:val="none"/>
         </w:rPr>
         <w:t xml:space="preserve"> </w:t>
       </w:r>
     </w:p>
-    <w:p>
+    <w:p ns2:paraId="4C19F339" ns2:textId="77777777">
       <w:pPr>
         <w:pStyle w:val="Prrafodelista"/>
         <w:spacing w:after="0" w:line="240" w:lineRule="auto"/>
@@ -1926,11 +1926,11 @@
           <w:color w:val="000000"/>
           <w:kern w:val="0"/>
           <w:lang w:val="es-ES" w:eastAsia="es-ES"/>
-          <w14:ligatures w14:val="none"/>
-        </w:rPr>
-      </w:pPr>
-    </w:p>
-    <w:p>
+          <ns2:ligatures ns2:val="none"/>
+        </w:rPr>
+      </w:pPr>
+    </w:p>
+    <w:p ns2:paraId="1A94A99A" ns2:textId="77777777">
       <w:pPr>
         <w:pStyle w:val="Prrafodelista"/>
         <w:numPr>
@@ -1950,36 +1950,36 @@
           <w:color w:val="000000"/>
           <w:kern w:val="0"/>
           <w:lang w:eastAsia="es-PE"/>
-          <w14:ligatures w14:val="none"/>
-        </w:rPr>
-      </w:pPr>
-      <w:r>
-        <w:rPr>
-          <w:rFonts w:ascii="Arial Narrow" w:eastAsia="Arial Narrow" w:hAnsi="Arial Narrow" w:cs="Arial Narrow"/>
-          <w:b/>
-          <w:color w:val="000000"/>
-          <w:kern w:val="0"/>
-          <w:lang w:eastAsia="es-PE"/>
-          <w14:ligatures w14:val="none"/>
+          <ns2:ligatures ns2:val="none"/>
+        </w:rPr>
+      </w:pPr>
+      <w:r>
+        <w:rPr>
+          <w:rFonts w:ascii="Arial Narrow" w:eastAsia="Arial Narrow" w:hAnsi="Arial Narrow" w:cs="Arial Narrow"/>
+          <w:b/>
+          <w:color w:val="000000"/>
+          <w:kern w:val="0"/>
+          <w:lang w:eastAsia="es-PE"/>
+          <ns2:ligatures ns2:val="none"/>
         </w:rPr>
         <w:t xml:space="preserve">RESOLUCIÓN DE LA SECRETARÍA TÉCNICA </w:t>
       </w:r>
     </w:p>
-    <w:p>
-      <w:pPr>
-        <w:spacing w:after="0" w:line="240" w:lineRule="auto"/>
-        <w:jc w:val="both"/>
-        <w:rPr>
-          <w:rFonts w:ascii="Arial Narrow" w:eastAsia="Arial Narrow" w:hAnsi="Arial Narrow" w:cs="Arial Narrow"/>
-          <w:b/>
-          <w:color w:val="000000"/>
-          <w:kern w:val="0"/>
-          <w:lang w:eastAsia="es-PE"/>
-          <w14:ligatures w14:val="none"/>
-        </w:rPr>
-      </w:pPr>
-    </w:p>
-    <w:p>
+    <w:p ns2:paraId="543B2EE5" ns2:textId="77777777">
+      <w:pPr>
+        <w:spacing w:after="0" w:line="240" w:lineRule="auto"/>
+        <w:jc w:val="both"/>
+        <w:rPr>
+          <w:rFonts w:ascii="Arial Narrow" w:eastAsia="Arial Narrow" w:hAnsi="Arial Narrow" w:cs="Arial Narrow"/>
+          <w:b/>
+          <w:color w:val="000000"/>
+          <w:kern w:val="0"/>
+          <w:lang w:eastAsia="es-PE"/>
+          <ns2:ligatures ns2:val="none"/>
+        </w:rPr>
+      </w:pPr>
+    </w:p>
+    <w:p ns2:paraId="32DE8BB1" ns2:textId="1598A5F3">
       <w:pPr>
         <w:spacing w:after="0" w:line="240" w:lineRule="auto"/>
         <w:jc w:val="both"/>
@@ -1989,17 +1989,17 @@
           <w:kern w:val="0"/>
           <w:shd w:val="clear" w:color="auto" w:fill="FFFFFF"/>
           <w:lang w:eastAsia="es-PE"/>
-          <w14:ligatures w14:val="none"/>
-        </w:rPr>
-      </w:pPr>
-      <w:r>
-        <w:rPr>
-          <w:rFonts w:ascii="Arial Narrow" w:eastAsia="Arial Narrow" w:hAnsi="Arial Narrow" w:cs="Arial Narrow"/>
-          <w:b/>
-          <w:color w:val="000000"/>
-          <w:kern w:val="0"/>
-          <w:lang w:eastAsia="es-PE"/>
-          <w14:ligatures w14:val="none"/>
+          <ns2:ligatures ns2:val="none"/>
+        </w:rPr>
+      </w:pPr>
+      <w:r>
+        <w:rPr>
+          <w:rFonts w:ascii="Arial Narrow" w:eastAsia="Arial Narrow" w:hAnsi="Arial Narrow" w:cs="Arial Narrow"/>
+          <w:b/>
+          <w:color w:val="000000"/>
+          <w:kern w:val="0"/>
+          <w:lang w:eastAsia="es-PE"/>
+          <ns2:ligatures ns2:val="none"/>
         </w:rPr>
         <w:t xml:space="preserve">PRIMERO: admitir a trámite la denuncia del 17 de marzo de 2025 interpuesta por la señora [APELLIDO] Gutiérrez contra Rímac Seguros y Reaseguros S.A., por lo siguiente:</w:t>
       </w:r>
@@ -2010,7 +2010,7 @@
           <w:kern w:val="0"/>
           <w:shd w:val="clear" w:color="auto" w:fill="FFFFFF"/>
           <w:lang w:eastAsia="es-PE"/>
-          <w14:ligatures w14:val="none"/>
+          <ns2:ligatures ns2:val="none"/>
         </w:rPr>
         <w:t xml:space="preserve"/>
       </w:r>
@@ -2021,7 +2021,7 @@
           <w:kern w:val="0"/>
           <w:shd w:val="clear" w:color="auto" w:fill="FFFFFF"/>
           <w:lang w:eastAsia="es-PE"/>
-          <w14:ligatures w14:val="none"/>
+          <ns2:ligatures ns2:val="none"/>
         </w:rPr>
         <w:t/>
       </w:r>
@@ -2032,7 +2032,7 @@
           <w:kern w:val="0"/>
           <w:shd w:val="clear" w:color="auto" w:fill="FFFFFF"/>
           <w:lang w:eastAsia="es-PE"/>
-          <w14:ligatures w14:val="none"/>
+          <ns2:ligatures ns2:val="none"/>
         </w:rPr>
         <w:t xml:space="preserve"/>
       </w:r>
@@ -2043,7 +2043,7 @@
           <w:kern w:val="0"/>
           <w:shd w:val="clear" w:color="auto" w:fill="FFFFFF"/>
           <w:lang w:eastAsia="es-PE"/>
-          <w14:ligatures w14:val="none"/>
+          <ns2:ligatures ns2:val="none"/>
         </w:rPr>
         <w:t/>
       </w:r>
@@ -2054,7 +2054,7 @@
           <w:kern w:val="0"/>
           <w:shd w:val="clear" w:color="auto" w:fill="FFFFFF"/>
           <w:lang w:eastAsia="es-PE"/>
-          <w14:ligatures w14:val="none"/>
+          <ns2:ligatures ns2:val="none"/>
         </w:rPr>
         <w:t xml:space="preserve"/>
       </w:r>
@@ -2065,7 +2065,7 @@
           <w:kern w:val="0"/>
           <w:shd w:val="clear" w:color="auto" w:fill="FFFFFF"/>
           <w:lang w:eastAsia="es-PE"/>
-          <w14:ligatures w14:val="none"/>
+          <ns2:ligatures ns2:val="none"/>
         </w:rPr>
         <w:t/>
       </w:r>
@@ -2076,7 +2076,7 @@
           <w:kern w:val="0"/>
           <w:shd w:val="clear" w:color="auto" w:fill="FFFFFF"/>
           <w:lang w:eastAsia="es-PE"/>
-          <w14:ligatures w14:val="none"/>
+          <ns2:ligatures ns2:val="none"/>
         </w:rPr>
         <w:t xml:space="preserve"/>
       </w:r>
@@ -2087,7 +2087,7 @@
           <w:kern w:val="0"/>
           <w:shd w:val="clear" w:color="auto" w:fill="FFFFFF"/>
           <w:lang w:eastAsia="es-PE"/>
-          <w14:ligatures w14:val="none"/>
+          <ns2:ligatures ns2:val="none"/>
         </w:rPr>
         <w:t/>
       </w:r>
@@ -2098,7 +2098,7 @@
           <w:kern w:val="0"/>
           <w:shd w:val="clear" w:color="auto" w:fill="FFFFFF"/>
           <w:lang w:eastAsia="es-PE"/>
-          <w14:ligatures w14:val="none"/>
+          <ns2:ligatures ns2:val="none"/>
         </w:rPr>
         <w:t xml:space="preserve"/>
       </w:r>
@@ -2110,7 +2110,7 @@
           <w:kern w:val="0"/>
           <w:shd w:val="clear" w:color="auto" w:fill="FFFFFF"/>
           <w:lang w:eastAsia="es-PE"/>
-          <w14:ligatures w14:val="none"/>
+          <ns2:ligatures ns2:val="none"/>
         </w:rPr>
         <w:t/>
       </w:r>
@@ -2122,7 +2122,7 @@
           <w:kern w:val="0"/>
           <w:shd w:val="clear" w:color="auto" w:fill="FFFFFF"/>
           <w:lang w:eastAsia="es-PE"/>
-          <w14:ligatures w14:val="none"/>
+          <ns2:ligatures ns2:val="none"/>
         </w:rPr>
         <w:t xml:space="preserve"/>
       </w:r>
@@ -2133,7 +2133,7 @@
           <w:kern w:val="0"/>
           <w:shd w:val="clear" w:color="auto" w:fill="FFFFFF"/>
           <w:lang w:eastAsia="es-PE"/>
-          <w14:ligatures w14:val="none"/>
+          <ns2:ligatures ns2:val="none"/>
         </w:rPr>
         <w:t/>
       </w:r>
@@ -2144,7 +2144,7 @@
           <w:kern w:val="0"/>
           <w:shd w:val="clear" w:color="auto" w:fill="FFFFFF"/>
           <w:lang w:eastAsia="es-PE"/>
-          <w14:ligatures w14:val="none"/>
+          <ns2:ligatures ns2:val="none"/>
         </w:rPr>
         <w:t xml:space="preserve"/>
       </w:r>
@@ -2155,7 +2155,7 @@
           <w:kern w:val="0"/>
           <w:shd w:val="clear" w:color="auto" w:fill="FFFFFF"/>
           <w:lang w:eastAsia="es-PE"/>
-          <w14:ligatures w14:val="none"/>
+          <ns2:ligatures ns2:val="none"/>
         </w:rPr>
         <w:t xml:space="preserve"/>
       </w:r>
@@ -2166,7 +2166,7 @@
           <w:kern w:val="0"/>
           <w:shd w:val="clear" w:color="auto" w:fill="FFFFFF"/>
           <w:lang w:eastAsia="es-PE"/>
-          <w14:ligatures w14:val="none"/>
+          <ns2:ligatures ns2:val="none"/>
         </w:rPr>
         <w:t/>
       </w:r>
@@ -2177,7 +2177,7 @@
           <w:kern w:val="0"/>
           <w:shd w:val="clear" w:color="auto" w:fill="FFFFFF"/>
           <w:lang w:eastAsia="es-PE"/>
-          <w14:ligatures w14:val="none"/>
+          <ns2:ligatures ns2:val="none"/>
         </w:rPr>
         <w:t/>
       </w:r>
@@ -2188,12 +2188,12 @@
           <w:kern w:val="0"/>
           <w:shd w:val="clear" w:color="auto" w:fill="FFFFFF"/>
           <w:lang w:eastAsia="es-PE"/>
-          <w14:ligatures w14:val="none"/>
+          <ns2:ligatures ns2:val="none"/>
         </w:rPr>
         <w:t/>
       </w:r>
     </w:p>
-    <w:p>
+    <w:p ns2:paraId="40AFD422" ns2:textId="77777777">
       <w:pPr>
         <w:spacing w:after="0" w:line="240" w:lineRule="auto"/>
         <w:jc w:val="both"/>
@@ -2203,11 +2203,11 @@
           <w:kern w:val="0"/>
           <w:shd w:val="clear" w:color="auto" w:fill="FFFFFF"/>
           <w:lang w:eastAsia="es-PE"/>
-          <w14:ligatures w14:val="none"/>
-        </w:rPr>
-      </w:pPr>
-    </w:p>
-    <w:p>
+          <ns2:ligatures ns2:val="none"/>
+        </w:rPr>
+      </w:pPr>
+    </w:p>
+    <w:p ns2:paraId="2056ED1A" ns2:textId="079AE0A1">
       <w:pPr>
         <w:pStyle w:val="Prrafodelista"/>
         <w:numPr>
@@ -2223,7 +2223,7 @@
         <w:rPr>
           <w:rFonts w:ascii="Arial Narrow" w:eastAsia="Arial Narrow" w:hAnsi="Arial Narrow" w:cs="Arial Narrow"/>
           <w:kern w:val="0"/>
-          <w14:ligatures w14:val="none"/>
+          <ns2:ligatures ns2:val="none"/>
         </w:rPr>
       </w:pPr>
       <w:r>
@@ -2233,7 +2233,7 @@
           <w:kern w:val="0"/>
           <w:shd w:val="clear" w:color="auto" w:fill="FFFFFF"/>
           <w:lang w:eastAsia="es-PE"/>
-          <w14:ligatures w14:val="none"/>
+          <ns2:ligatures ns2:val="none"/>
         </w:rPr>
         <w:t>P</w:t>
       </w:r>
@@ -2244,7 +2244,7 @@
           <w:kern w:val="0"/>
           <w:shd w:val="clear" w:color="auto" w:fill="FFFFFF"/>
           <w:lang w:eastAsia="es-PE"/>
-          <w14:ligatures w14:val="none"/>
+          <ns2:ligatures ns2:val="none"/>
         </w:rPr>
         <w:t>resunta infracción a los artículos 18</w:t>
       </w:r>
@@ -2252,7 +2252,7 @@
         <w:rPr>
           <w:rFonts w:ascii="Arial Narrow" w:eastAsia="Arial Narrow" w:hAnsi="Arial Narrow" w:cs="Arial Narrow"/>
           <w:kern w:val="0"/>
-          <w14:ligatures w14:val="none"/>
+          <ns2:ligatures ns2:val="none"/>
         </w:rPr>
         <w:t/>
       </w:r>
@@ -2263,7 +2263,7 @@
           <w:kern w:val="0"/>
           <w:shd w:val="clear" w:color="auto" w:fill="FFFFFF"/>
           <w:lang w:eastAsia="es-PE"/>
-          <w14:ligatures w14:val="none"/>
+          <ns2:ligatures ns2:val="none"/>
         </w:rPr>
         <w:t xml:space="preserve"> y 19</w:t>
       </w:r>
@@ -2271,7 +2271,7 @@
         <w:rPr>
           <w:rFonts w:ascii="Arial Narrow" w:eastAsia="Arial Narrow" w:hAnsi="Arial Narrow" w:cs="Arial Narrow"/>
           <w:kern w:val="0"/>
-          <w14:ligatures w14:val="none"/>
+          <ns2:ligatures ns2:val="none"/>
         </w:rPr>
         <w:t/>
       </w:r>
@@ -2282,7 +2282,7 @@
           <w:kern w:val="0"/>
           <w:shd w:val="clear" w:color="auto" w:fill="FFFFFF"/>
           <w:lang w:eastAsia="es-PE"/>
-          <w14:ligatures w14:val="none"/>
+          <ns2:ligatures ns2:val="none"/>
         </w:rPr>
         <w:t xml:space="preserve"> de la Ley 29571, Código de Protección y Defensa del Consumidor, en tanto la compañía aseguradora </w:t>
       </w:r>
@@ -2293,23 +2293,23 @@
           <w:kern w:val="0"/>
           <w:shd w:val="clear" w:color="auto" w:fill="FFFFFF"/>
           <w:lang w:eastAsia="es-PE"/>
-          <w14:ligatures w14:val="none"/>
+          <ns2:ligatures ns2:val="none"/>
         </w:rPr>
         <w:t>habría cobrado indebidamente a la denunciante el 20% de coaseguro por pérdida total del vehículo asegurado, al señalarle que no contaba con el Sistema de Posicionamiento Global, pese a no ser un requisito señalado al momento de la contratación.</w:t>
       </w:r>
     </w:p>
-    <w:p>
-      <w:pPr>
-        <w:spacing w:after="0" w:line="240" w:lineRule="auto"/>
-        <w:jc w:val="both"/>
-        <w:rPr>
-          <w:rFonts w:ascii="Arial Narrow" w:eastAsia="Arial Narrow" w:hAnsi="Arial Narrow" w:cs="Arial Narrow"/>
-          <w:kern w:val="0"/>
-          <w14:ligatures w14:val="none"/>
-        </w:rPr>
-      </w:pPr>
-    </w:p>
-    <w:p>
+    <w:p ns2:paraId="5CA08EE9" ns2:textId="77777777">
+      <w:pPr>
+        <w:spacing w:after="0" w:line="240" w:lineRule="auto"/>
+        <w:jc w:val="both"/>
+        <w:rPr>
+          <w:rFonts w:ascii="Arial Narrow" w:eastAsia="Arial Narrow" w:hAnsi="Arial Narrow" w:cs="Arial Narrow"/>
+          <w:kern w:val="0"/>
+          <ns2:ligatures ns2:val="none"/>
+        </w:rPr>
+      </w:pPr>
+    </w:p>
+    <w:p ns2:paraId="283E1883" ns2:textId="604E4BD9">
       <w:pPr>
         <w:pStyle w:val="Prrafodelista"/>
         <w:numPr>
@@ -2325,7 +2325,7 @@
         <w:rPr>
           <w:rFonts w:ascii="Arial Narrow" w:eastAsia="Arial Narrow" w:hAnsi="Arial Narrow" w:cs="Arial Narrow"/>
           <w:kern w:val="0"/>
-          <w14:ligatures w14:val="none"/>
+          <ns2:ligatures ns2:val="none"/>
         </w:rPr>
       </w:pPr>
       <w:r>
@@ -2335,7 +2335,7 @@
           <w:kern w:val="0"/>
           <w:shd w:val="clear" w:color="auto" w:fill="FFFFFF"/>
           <w:lang w:eastAsia="es-PE"/>
-          <w14:ligatures w14:val="none"/>
+          <ns2:ligatures ns2:val="none"/>
         </w:rPr>
         <w:t>Presunta infracción a los artículos 18</w:t>
       </w:r>
@@ -2343,7 +2343,7 @@
         <w:rPr>
           <w:rFonts w:ascii="Arial Narrow" w:eastAsia="Arial Narrow" w:hAnsi="Arial Narrow" w:cs="Arial Narrow"/>
           <w:kern w:val="0"/>
-          <w14:ligatures w14:val="none"/>
+          <ns2:ligatures ns2:val="none"/>
         </w:rPr>
         <w:t/>
       </w:r>
@@ -2354,7 +2354,7 @@
           <w:kern w:val="0"/>
           <w:shd w:val="clear" w:color="auto" w:fill="FFFFFF"/>
           <w:lang w:eastAsia="es-PE"/>
-          <w14:ligatures w14:val="none"/>
+          <ns2:ligatures ns2:val="none"/>
         </w:rPr>
         <w:t xml:space="preserve"> y 19</w:t>
       </w:r>
@@ -2362,7 +2362,7 @@
         <w:rPr>
           <w:rFonts w:ascii="Arial Narrow" w:eastAsia="Arial Narrow" w:hAnsi="Arial Narrow" w:cs="Arial Narrow"/>
           <w:kern w:val="0"/>
-          <w14:ligatures w14:val="none"/>
+          <ns2:ligatures ns2:val="none"/>
         </w:rPr>
         <w:t/>
       </w:r>
@@ -2373,23 +2373,23 @@
           <w:kern w:val="0"/>
           <w:shd w:val="clear" w:color="auto" w:fill="FFFFFF"/>
           <w:lang w:eastAsia="es-PE"/>
-          <w14:ligatures w14:val="none"/>
+          <ns2:ligatures ns2:val="none"/>
         </w:rPr>
         <w:t xml:space="preserve"> de la Ley 29571, Código de Protección y Defensa del Consumidor, en tanto la compañía aseguradora habría cobrado indebidamente al denunciante las primas de la Póliza 1364266 desde febrero a julio de 2024, pese al siniestro del 22 de enero de 2024. </w:t>
       </w:r>
     </w:p>
-    <w:p>
-      <w:pPr>
-        <w:spacing w:after="0" w:line="240" w:lineRule="auto"/>
-        <w:jc w:val="both"/>
-        <w:rPr>
-          <w:rFonts w:ascii="Arial Narrow" w:eastAsia="Arial Narrow" w:hAnsi="Arial Narrow" w:cs="Arial Narrow"/>
-          <w:kern w:val="0"/>
-          <w14:ligatures w14:val="none"/>
-        </w:rPr>
-      </w:pPr>
-    </w:p>
-    <w:p>
+    <w:p ns2:paraId="5FB72622" ns2:textId="77777777">
+      <w:pPr>
+        <w:spacing w:after="0" w:line="240" w:lineRule="auto"/>
+        <w:jc w:val="both"/>
+        <w:rPr>
+          <w:rFonts w:ascii="Arial Narrow" w:eastAsia="Arial Narrow" w:hAnsi="Arial Narrow" w:cs="Arial Narrow"/>
+          <w:kern w:val="0"/>
+          <ns2:ligatures ns2:val="none"/>
+        </w:rPr>
+      </w:pPr>
+    </w:p>
+    <w:p ns2:paraId="2B16BE28" ns2:textId="17CC5162">
       <w:pPr>
         <w:pStyle w:val="Prrafodelista"/>
         <w:numPr>
@@ -2405,7 +2405,7 @@
         <w:rPr>
           <w:rFonts w:ascii="Arial Narrow" w:eastAsia="Arial Narrow" w:hAnsi="Arial Narrow" w:cs="Arial Narrow"/>
           <w:kern w:val="0"/>
-          <w14:ligatures w14:val="none"/>
+          <ns2:ligatures ns2:val="none"/>
         </w:rPr>
       </w:pPr>
       <w:r>
@@ -2415,7 +2415,7 @@
           <w:kern w:val="0"/>
           <w:shd w:val="clear" w:color="auto" w:fill="FFFFFF"/>
           <w:lang w:eastAsia="es-PE"/>
-          <w14:ligatures w14:val="none"/>
+          <ns2:ligatures ns2:val="none"/>
         </w:rPr>
         <w:t>Presunta infracción a los artículos 18</w:t>
       </w:r>
@@ -2423,7 +2423,7 @@
         <w:rPr>
           <w:rFonts w:ascii="Arial Narrow" w:eastAsia="Arial Narrow" w:hAnsi="Arial Narrow" w:cs="Arial Narrow"/>
           <w:kern w:val="0"/>
-          <w14:ligatures w14:val="none"/>
+          <ns2:ligatures ns2:val="none"/>
         </w:rPr>
         <w:t/>
       </w:r>
@@ -2434,7 +2434,7 @@
           <w:kern w:val="0"/>
           <w:shd w:val="clear" w:color="auto" w:fill="FFFFFF"/>
           <w:lang w:eastAsia="es-PE"/>
-          <w14:ligatures w14:val="none"/>
+          <ns2:ligatures ns2:val="none"/>
         </w:rPr>
         <w:t xml:space="preserve"> y 19</w:t>
       </w:r>
@@ -2442,7 +2442,7 @@
         <w:rPr>
           <w:rFonts w:ascii="Arial Narrow" w:eastAsia="Arial Narrow" w:hAnsi="Arial Narrow" w:cs="Arial Narrow"/>
           <w:kern w:val="0"/>
-          <w14:ligatures w14:val="none"/>
+          <ns2:ligatures ns2:val="none"/>
         </w:rPr>
         <w:t/>
       </w:r>
@@ -2453,7 +2453,7 @@
           <w:kern w:val="0"/>
           <w:shd w:val="clear" w:color="auto" w:fill="FFFFFF"/>
           <w:lang w:eastAsia="es-PE"/>
-          <w14:ligatures w14:val="none"/>
+          <ns2:ligatures ns2:val="none"/>
         </w:rPr>
         <w:t xml:space="preserve"> de la Ley 29571, Código de Protección y Defensa del Consumidor, en tanto la compañía aseguradora </w:t>
       </w:r>
@@ -2464,7 +2464,7 @@
           <w:kern w:val="0"/>
           <w:shd w:val="clear" w:color="auto" w:fill="FFFFFF"/>
           <w:lang w:eastAsia="es-PE"/>
-          <w14:ligatures w14:val="none"/>
+          <ns2:ligatures ns2:val="none"/>
         </w:rPr>
         <w:t xml:space="preserve">habría brindado información contradictoria al denunciante, al señalarle </w:t>
       </w:r>
@@ -2475,7 +2475,7 @@
           <w:kern w:val="0"/>
           <w:shd w:val="clear" w:color="auto" w:fill="FFFFFF"/>
           <w:lang w:eastAsia="es-PE"/>
-          <w14:ligatures w14:val="none"/>
+          <ns2:ligatures ns2:val="none"/>
         </w:rPr>
         <w:t>que la</w:t>
       </w:r>
@@ -2486,7 +2486,7 @@
           <w:kern w:val="0"/>
           <w:shd w:val="clear" w:color="auto" w:fill="FFFFFF"/>
           <w:lang w:eastAsia="es-PE"/>
-          <w14:ligatures w14:val="none"/>
+          <ns2:ligatures ns2:val="none"/>
         </w:rPr>
         <w:t xml:space="preserve"> suma asegurada </w:t>
       </w:r>
@@ -2497,7 +2497,7 @@
           <w:kern w:val="0"/>
           <w:shd w:val="clear" w:color="auto" w:fill="FFFFFF"/>
           <w:lang w:eastAsia="es-PE"/>
-          <w14:ligatures w14:val="none"/>
+          <ns2:ligatures ns2:val="none"/>
         </w:rPr>
         <w:t>del contrato era</w:t>
       </w:r>
@@ -2508,7 +2508,7 @@
           <w:kern w:val="0"/>
           <w:shd w:val="clear" w:color="auto" w:fill="FFFFFF"/>
           <w:lang w:eastAsia="es-PE"/>
-          <w14:ligatures w14:val="none"/>
+          <ns2:ligatures ns2:val="none"/>
         </w:rPr>
         <w:t xml:space="preserve"> US$ 20 000,00 y luego por correo electrónico indicarle que la suma asegurada </w:t>
       </w:r>
@@ -2519,7 +2519,7 @@
           <w:kern w:val="0"/>
           <w:shd w:val="clear" w:color="auto" w:fill="FFFFFF"/>
           <w:lang w:eastAsia="es-PE"/>
-          <w14:ligatures w14:val="none"/>
+          <ns2:ligatures ns2:val="none"/>
         </w:rPr>
         <w:t xml:space="preserve">de la Póliza 1364266 </w:t>
       </w:r>
@@ -2530,23 +2530,23 @@
           <w:kern w:val="0"/>
           <w:shd w:val="clear" w:color="auto" w:fill="FFFFFF"/>
           <w:lang w:eastAsia="es-PE"/>
-          <w14:ligatures w14:val="none"/>
+          <ns2:ligatures ns2:val="none"/>
         </w:rPr>
         <w:t>era US$ 19 000,00.</w:t>
       </w:r>
     </w:p>
-    <w:p>
-      <w:pPr>
-        <w:spacing w:after="0" w:line="240" w:lineRule="auto"/>
-        <w:jc w:val="both"/>
-        <w:rPr>
-          <w:rFonts w:ascii="Arial Narrow" w:eastAsia="Arial Narrow" w:hAnsi="Arial Narrow" w:cs="Arial Narrow"/>
-          <w:kern w:val="0"/>
-          <w14:ligatures w14:val="none"/>
-        </w:rPr>
-      </w:pPr>
-    </w:p>
-    <w:p>
+    <w:p ns2:paraId="1C786775" ns2:textId="77777777">
+      <w:pPr>
+        <w:spacing w:after="0" w:line="240" w:lineRule="auto"/>
+        <w:jc w:val="both"/>
+        <w:rPr>
+          <w:rFonts w:ascii="Arial Narrow" w:eastAsia="Arial Narrow" w:hAnsi="Arial Narrow" w:cs="Arial Narrow"/>
+          <w:kern w:val="0"/>
+          <ns2:ligatures ns2:val="none"/>
+        </w:rPr>
+      </w:pPr>
+    </w:p>
+    <w:p ns2:paraId="64718910" ns2:textId="3E39FD86">
       <w:pPr>
         <w:spacing w:line="240" w:lineRule="auto"/>
         <w:contextualSpacing/>
@@ -2554,17 +2554,17 @@
         <w:rPr>
           <w:rFonts w:ascii="Arial Narrow" w:eastAsia="Calibri" w:hAnsi="Arial Narrow" w:cs="Arial"/>
           <w:kern w:val="0"/>
-          <w14:ligatures w14:val="none"/>
-        </w:rPr>
-      </w:pPr>
-      <w:r>
-        <w:rPr>
-          <w:rFonts w:ascii="Arial Narrow" w:eastAsia="Arial Narrow" w:hAnsi="Arial Narrow" w:cs="Arial Narrow"/>
-          <w:b/>
-          <w:color w:val="000000"/>
-          <w:kern w:val="0"/>
-          <w:lang w:eastAsia="es-PE"/>
-          <w14:ligatures w14:val="none"/>
+          <ns2:ligatures ns2:val="none"/>
+        </w:rPr>
+      </w:pPr>
+      <w:r>
+        <w:rPr>
+          <w:rFonts w:ascii="Arial Narrow" w:eastAsia="Arial Narrow" w:hAnsi="Arial Narrow" w:cs="Arial Narrow"/>
+          <w:b/>
+          <w:color w:val="000000"/>
+          <w:kern w:val="0"/>
+          <w:lang w:eastAsia="es-PE"/>
+          <ns2:ligatures ns2:val="none"/>
         </w:rPr>
         <w:t>SEGUNDO:</w:t>
       </w:r>
@@ -2574,7 +2574,7 @@
           <w:color w:val="000000"/>
           <w:kern w:val="0"/>
           <w:lang w:eastAsia="es-PE"/>
-          <w14:ligatures w14:val="none"/>
+          <ns2:ligatures ns2:val="none"/>
         </w:rPr>
         <w:t xml:space="preserve"> tener por ofrecidos los medios probatorios presentados en el escrito de denuncia </w:t>
       </w:r>
@@ -2584,7 +2584,7 @@
           <w:color w:val="000000"/>
           <w:kern w:val="0"/>
           <w:lang w:val="es-ES" w:eastAsia="es-ES"/>
-          <w14:ligatures w14:val="none"/>
+          <ns2:ligatures ns2:val="none"/>
         </w:rPr>
         <w:t xml:space="preserve">del </w:t>
       </w:r>
@@ -2594,7 +2594,7 @@
           <w:color w:val="000000"/>
           <w:kern w:val="0"/>
           <w:lang w:val="es-ES" w:eastAsia="es-ES"/>
-          <w14:ligatures w14:val="none"/>
+          <ns2:ligatures ns2:val="none"/>
         </w:rPr>
         <w:t>17</w:t>
       </w:r>
@@ -2602,7 +2602,7 @@
         <w:rPr>
           <w:rFonts w:ascii="Arial Narrow" w:eastAsia="Calibri" w:hAnsi="Arial Narrow" w:cs="Arial"/>
           <w:kern w:val="0"/>
-          <w14:ligatures w14:val="none"/>
+          <ns2:ligatures ns2:val="none"/>
         </w:rPr>
         <w:t xml:space="preserve"> de marzo de 2025</w:t>
       </w:r>
@@ -2610,12 +2610,12 @@
         <w:rPr>
           <w:rFonts w:ascii="Arial Narrow" w:eastAsia="Calibri" w:hAnsi="Arial Narrow" w:cs="Arial"/>
           <w:kern w:val="0"/>
-          <w14:ligatures w14:val="none"/>
+          <ns2:ligatures ns2:val="none"/>
         </w:rPr>
         <w:t>.</w:t>
       </w:r>
     </w:p>
-    <w:p>
+    <w:p ns2:paraId="72A4113D" ns2:textId="77777777">
       <w:pPr>
         <w:spacing w:line="240" w:lineRule="auto"/>
         <w:contextualSpacing/>
@@ -2625,30 +2625,30 @@
           <w:color w:val="000000"/>
           <w:kern w:val="0"/>
           <w:lang w:eastAsia="es-PE"/>
-          <w14:ligatures w14:val="none"/>
-        </w:rPr>
-      </w:pPr>
-    </w:p>
-    <w:p>
-      <w:pPr>
-        <w:spacing w:after="0" w:line="240" w:lineRule="auto"/>
-        <w:jc w:val="both"/>
-        <w:rPr>
-          <w:rFonts w:ascii="Arial Narrow" w:eastAsia="Arial Narrow" w:hAnsi="Arial Narrow" w:cs="Arial Narrow"/>
-          <w:color w:val="000000"/>
-          <w:kern w:val="0"/>
-          <w:lang w:eastAsia="es-PE"/>
-          <w14:ligatures w14:val="none"/>
-        </w:rPr>
-      </w:pPr>
-      <w:r>
-        <w:rPr>
-          <w:rFonts w:ascii="Arial Narrow" w:eastAsia="Arial Narrow" w:hAnsi="Arial Narrow" w:cs="Arial Narrow"/>
-          <w:b/>
-          <w:color w:val="000000"/>
-          <w:kern w:val="0"/>
-          <w:lang w:eastAsia="es-PE"/>
-          <w14:ligatures w14:val="none"/>
+          <ns2:ligatures ns2:val="none"/>
+        </w:rPr>
+      </w:pPr>
+    </w:p>
+    <w:p ns2:paraId="1B36369E" ns2:textId="208CD6FD">
+      <w:pPr>
+        <w:spacing w:after="0" w:line="240" w:lineRule="auto"/>
+        <w:jc w:val="both"/>
+        <w:rPr>
+          <w:rFonts w:ascii="Arial Narrow" w:eastAsia="Arial Narrow" w:hAnsi="Arial Narrow" w:cs="Arial Narrow"/>
+          <w:color w:val="000000"/>
+          <w:kern w:val="0"/>
+          <w:lang w:eastAsia="es-PE"/>
+          <ns2:ligatures ns2:val="none"/>
+        </w:rPr>
+      </w:pPr>
+      <w:r>
+        <w:rPr>
+          <w:rFonts w:ascii="Arial Narrow" w:eastAsia="Arial Narrow" w:hAnsi="Arial Narrow" w:cs="Arial Narrow"/>
+          <w:b/>
+          <w:color w:val="000000"/>
+          <w:kern w:val="0"/>
+          <w:lang w:eastAsia="es-PE"/>
+          <ns2:ligatures ns2:val="none"/>
         </w:rPr>
         <w:t xml:space="preserve">TERCERO: </w:t>
       </w:r>
@@ -2658,7 +2658,7 @@
           <w:color w:val="000000"/>
           <w:kern w:val="0"/>
           <w:lang w:eastAsia="es-PE"/>
-          <w14:ligatures w14:val="none"/>
+          <ns2:ligatures ns2:val="none"/>
         </w:rPr>
         <w:t>requerir a Rímac Seguros y Reaseguros S.A. que cumpla con lo siguiente</w:t>
       </w:r>
@@ -2668,12 +2668,12 @@
           <w:color w:val="000000"/>
           <w:kern w:val="0"/>
           <w:lang w:eastAsia="es-PE"/>
-          <w14:ligatures w14:val="none"/>
+          <ns2:ligatures ns2:val="none"/>
         </w:rPr>
         <w:t>:</w:t>
       </w:r>
     </w:p>
-    <w:p>
+    <w:p ns2:paraId="09D9FCC8" ns2:textId="77777777">
       <w:pPr>
         <w:spacing w:after="0" w:line="240" w:lineRule="auto"/>
         <w:jc w:val="both"/>
@@ -2682,11 +2682,11 @@
           <w:color w:val="000000"/>
           <w:kern w:val="0"/>
           <w:lang w:eastAsia="es-PE"/>
-          <w14:ligatures w14:val="none"/>
-        </w:rPr>
-      </w:pPr>
-    </w:p>
-    <w:p>
+          <ns2:ligatures ns2:val="none"/>
+        </w:rPr>
+      </w:pPr>
+    </w:p>
+    <w:p ns2:paraId="0AC32CAC" ns2:textId="77777777">
       <w:pPr>
         <w:numPr>
           <w:ilvl w:val="0"/>
@@ -2700,21 +2700,21 @@
           <w:color w:val="000000"/>
           <w:kern w:val="0"/>
           <w:lang w:eastAsia="es-PE"/>
-          <w14:ligatures w14:val="none"/>
-        </w:rPr>
-      </w:pPr>
-      <w:r>
-        <w:rPr>
-          <w:rFonts w:ascii="Arial Narrow" w:eastAsia="Arial Narrow" w:hAnsi="Arial Narrow" w:cs="Arial Narrow"/>
-          <w:color w:val="000000"/>
-          <w:kern w:val="0"/>
-          <w:lang w:eastAsia="es-PE"/>
-          <w14:ligatures w14:val="none"/>
+          <ns2:ligatures ns2:val="none"/>
+        </w:rPr>
+      </w:pPr>
+      <w:r>
+        <w:rPr>
+          <w:rFonts w:ascii="Arial Narrow" w:eastAsia="Arial Narrow" w:hAnsi="Arial Narrow" w:cs="Arial Narrow"/>
+          <w:color w:val="000000"/>
+          <w:kern w:val="0"/>
+          <w:lang w:eastAsia="es-PE"/>
+          <ns2:ligatures ns2:val="none"/>
         </w:rPr>
         <w:t>presentar documentos que acrediten su inscripción en los Registros Públicos o una declaración jurada que indique que cuenta con dicha inscripción;</w:t>
       </w:r>
     </w:p>
-    <w:p>
+    <w:p ns2:paraId="7C9575CF" ns2:textId="77777777">
       <w:pPr>
         <w:numPr>
           <w:ilvl w:val="0"/>
@@ -2728,22 +2728,22 @@
           <w:color w:val="000000"/>
           <w:kern w:val="0"/>
           <w:lang w:eastAsia="es-PE"/>
-          <w14:ligatures w14:val="none"/>
-        </w:rPr>
-      </w:pPr>
-      <w:r>
-        <w:rPr>
-          <w:rFonts w:ascii="Arial Narrow" w:eastAsia="Arial Narrow" w:hAnsi="Arial Narrow" w:cs="Arial Narrow"/>
-          <w:color w:val="000000"/>
-          <w:kern w:val="0"/>
-          <w:lang w:eastAsia="es-PE"/>
-          <w14:ligatures w14:val="none"/>
+          <ns2:ligatures ns2:val="none"/>
+        </w:rPr>
+      </w:pPr>
+      <w:r>
+        <w:rPr>
+          <w:rFonts w:ascii="Arial Narrow" w:eastAsia="Arial Narrow" w:hAnsi="Arial Narrow" w:cs="Arial Narrow"/>
+          <w:color w:val="000000"/>
+          <w:kern w:val="0"/>
+          <w:lang w:eastAsia="es-PE"/>
+          <ns2:ligatures ns2:val="none"/>
         </w:rPr>
         <w:lastRenderedPageBreak/>
         <w:t>presentar copia simple de las facultades de representación de su representante legal en el presente procedimiento o la declaración jurada que indique que cuenta con dichas facultades y que estas se encuentran vigentes;</w:t>
       </w:r>
     </w:p>
-    <w:p>
+    <w:p ns2:paraId="0CD5704D" ns2:textId="77777777">
       <w:pPr>
         <w:numPr>
           <w:ilvl w:val="0"/>
@@ -2757,21 +2757,21 @@
           <w:color w:val="000000"/>
           <w:kern w:val="0"/>
           <w:lang w:eastAsia="es-PE"/>
-          <w14:ligatures w14:val="none"/>
-        </w:rPr>
-      </w:pPr>
-      <w:r>
-        <w:rPr>
-          <w:rFonts w:ascii="Arial Narrow" w:eastAsia="Arial Narrow" w:hAnsi="Arial Narrow" w:cs="Arial Narrow"/>
-          <w:color w:val="000000"/>
-          <w:kern w:val="0"/>
-          <w:lang w:eastAsia="es-PE"/>
-          <w14:ligatures w14:val="none"/>
+          <ns2:ligatures ns2:val="none"/>
+        </w:rPr>
+      </w:pPr>
+      <w:r>
+        <w:rPr>
+          <w:rFonts w:ascii="Arial Narrow" w:eastAsia="Arial Narrow" w:hAnsi="Arial Narrow" w:cs="Arial Narrow"/>
+          <w:color w:val="000000"/>
+          <w:kern w:val="0"/>
+          <w:lang w:eastAsia="es-PE"/>
+          <ns2:ligatures ns2:val="none"/>
         </w:rPr>
         <w:t>consignar el Número de Registro Único de Contribuyentes (RUC); y,</w:t>
       </w:r>
     </w:p>
-    <w:p>
+    <w:p ns2:paraId="7341F53D" ns2:textId="51628725">
       <w:pPr>
         <w:numPr>
           <w:ilvl w:val="0"/>
@@ -2783,16 +2783,16 @@
         <w:rPr>
           <w:rFonts w:ascii="Arial Narrow" w:eastAsia="Calibri" w:hAnsi="Arial Narrow" w:cs="Arial"/>
           <w:kern w:val="0"/>
-          <w14:ligatures w14:val="none"/>
-        </w:rPr>
-      </w:pPr>
-      <w:r>
-        <w:rPr>
-          <w:rFonts w:ascii="Arial Narrow" w:eastAsia="Arial Narrow" w:hAnsi="Arial Narrow" w:cs="Arial Narrow"/>
-          <w:color w:val="000000"/>
-          <w:kern w:val="0"/>
-          <w:lang w:eastAsia="es-PE"/>
-          <w14:ligatures w14:val="none"/>
+          <ns2:ligatures ns2:val="none"/>
+        </w:rPr>
+      </w:pPr>
+      <w:r>
+        <w:rPr>
+          <w:rFonts w:ascii="Arial Narrow" w:eastAsia="Arial Narrow" w:hAnsi="Arial Narrow" w:cs="Arial Narrow"/>
+          <w:color w:val="000000"/>
+          <w:kern w:val="0"/>
+          <w:lang w:eastAsia="es-PE"/>
+          <ns2:ligatures ns2:val="none"/>
         </w:rPr>
         <w:t>fijar domicilio procesal para el procedimiento, de conformidad con el numeral 1 del artículo 442</w:t>
       </w:r>
@@ -2800,7 +2800,7 @@
         <w:rPr>
           <w:rFonts w:ascii="Arial Narrow" w:eastAsia="Arial Narrow" w:hAnsi="Arial Narrow" w:cs="Arial Narrow"/>
           <w:kern w:val="0"/>
-          <w14:ligatures w14:val="none"/>
+          <ns2:ligatures ns2:val="none"/>
         </w:rPr>
         <w:t/>
       </w:r>
@@ -2810,7 +2810,7 @@
           <w:color w:val="000000"/>
           <w:kern w:val="0"/>
           <w:lang w:eastAsia="es-PE"/>
-          <w14:ligatures w14:val="none"/>
+          <ns2:ligatures ns2:val="none"/>
         </w:rPr>
         <w:t xml:space="preserve"> del Código Procesal Civil</w:t>
       </w:r>
@@ -2820,7 +2820,7 @@
           <w:rFonts w:ascii="Arial Narrow" w:eastAsia="Arial Narrow" w:hAnsi="Arial Narrow" w:cs="Arial Narrow"/>
           <w:kern w:val="0"/>
           <w:vertAlign w:val="superscript"/>
-          <w14:ligatures w14:val="none"/>
+          <ns2:ligatures ns2:val="none"/>
         </w:rPr>
         <w:footnoteReference w:id="4"/>
       </w:r>
@@ -2830,7 +2830,7 @@
           <w:color w:val="000000"/>
           <w:kern w:val="0"/>
           <w:lang w:eastAsia="es-PE"/>
-          <w14:ligatures w14:val="none"/>
+          <ns2:ligatures ns2:val="none"/>
         </w:rPr>
         <w:t xml:space="preserve">. </w:t>
       </w:r>
@@ -2838,7 +2838,7 @@
         <w:rPr>
           <w:rFonts w:ascii="Arial Narrow" w:eastAsia="Calibri" w:hAnsi="Arial Narrow" w:cs="Arial"/>
           <w:kern w:val="0"/>
-          <w14:ligatures w14:val="none"/>
+          <ns2:ligatures ns2:val="none"/>
         </w:rPr>
         <w:t>Para ello podrá señalar domicilio físico o una dirección electrónica a la que pueda remitirse las notificaciones</w:t>
       </w:r>
@@ -2847,12 +2847,12 @@
           <w:rFonts w:ascii="Arial Narrow" w:eastAsia="Arial" w:hAnsi="Arial Narrow" w:cs="Arial"/>
           <w:kern w:val="0"/>
           <w:lang w:val="es"/>
-          <w14:ligatures w14:val="none"/>
+          <ns2:ligatures ns2:val="none"/>
         </w:rPr>
         <w:t>;</w:t>
       </w:r>
     </w:p>
-    <w:p>
+    <w:p ns2:paraId="446A1900" ns2:textId="7A40E8B2">
       <w:pPr>
         <w:numPr>
           <w:ilvl w:val="0"/>
@@ -2864,14 +2864,14 @@
         <w:rPr>
           <w:rFonts w:ascii="Arial Narrow" w:eastAsia="Calibri" w:hAnsi="Arial Narrow" w:cs="Arial"/>
           <w:kern w:val="0"/>
-          <w14:ligatures w14:val="none"/>
+          <ns2:ligatures ns2:val="none"/>
         </w:rPr>
       </w:pPr>
       <w:r>
         <w:rPr>
           <w:rFonts w:ascii="Arial Narrow" w:eastAsia="Calibri" w:hAnsi="Arial Narrow" w:cs="Arial"/>
           <w:kern w:val="0"/>
-          <w14:ligatures w14:val="none"/>
+          <ns2:ligatures ns2:val="none"/>
         </w:rPr>
         <w:t xml:space="preserve">en caso califique como </w:t>
       </w:r>
@@ -2880,7 +2880,7 @@
         <w:rPr>
           <w:rFonts w:ascii="Arial Narrow" w:eastAsia="Calibri" w:hAnsi="Arial Narrow" w:cs="Arial"/>
           <w:kern w:val="0"/>
-          <w14:ligatures w14:val="none"/>
+          <ns2:ligatures ns2:val="none"/>
         </w:rPr>
         <w:t>micro empresa</w:t>
       </w:r>
@@ -2889,7 +2889,7 @@
         <w:rPr>
           <w:rFonts w:ascii="Arial Narrow" w:eastAsia="Calibri" w:hAnsi="Arial Narrow" w:cs="Arial"/>
           <w:kern w:val="0"/>
-          <w14:ligatures w14:val="none"/>
+          <ns2:ligatures ns2:val="none"/>
         </w:rPr>
         <w:t xml:space="preserve"> o pequeña empresa, presentar los documentos que acrediten su volumen de ventas o ingresos brutos percibidos el año anterior relativo a todas sus actividades económicas y el número de trabajadores con el que cuenta</w:t>
       </w:r>
@@ -2899,7 +2899,7 @@
           <w:rFonts w:ascii="Arial Narrow" w:eastAsia="Calibri" w:hAnsi="Arial Narrow" w:cs="Arial"/>
           <w:kern w:val="0"/>
           <w:vertAlign w:val="superscript"/>
-          <w14:ligatures w14:val="none"/>
+          <ns2:ligatures ns2:val="none"/>
         </w:rPr>
         <w:footnoteReference w:id="5"/>
       </w:r>
@@ -2907,7 +2907,7 @@
         <w:rPr>
           <w:rFonts w:ascii="Arial Narrow" w:eastAsia="Calibri" w:hAnsi="Arial Narrow" w:cs="Arial"/>
           <w:kern w:val="0"/>
-          <w14:ligatures w14:val="none"/>
+          <ns2:ligatures ns2:val="none"/>
         </w:rPr>
         <w:t>. Ello, a fin de que la Comisión pueda meritar dicha documentación, conforme lo establece el artículo 110</w:t>
       </w:r>
@@ -2915,7 +2915,7 @@
         <w:rPr>
           <w:rFonts w:ascii="Arial Narrow" w:eastAsia="Arial Narrow" w:hAnsi="Arial Narrow" w:cs="Arial Narrow"/>
           <w:kern w:val="0"/>
-          <w14:ligatures w14:val="none"/>
+          <ns2:ligatures ns2:val="none"/>
         </w:rPr>
         <w:t/>
       </w:r>
@@ -2923,7 +2923,7 @@
         <w:rPr>
           <w:rFonts w:ascii="Arial Narrow" w:eastAsia="Calibri" w:hAnsi="Arial Narrow" w:cs="Arial"/>
           <w:kern w:val="0"/>
-          <w14:ligatures w14:val="none"/>
+          <ns2:ligatures ns2:val="none"/>
         </w:rPr>
         <w:t xml:space="preserve"> </w:t>
       </w:r>
@@ -2931,7 +2931,7 @@
         <w:rPr>
           <w:rFonts w:ascii="Arial Narrow" w:eastAsia="Calibri" w:hAnsi="Arial Narrow" w:cs="Arial"/>
           <w:kern w:val="0"/>
-          <w14:ligatures w14:val="none"/>
+          <ns2:ligatures ns2:val="none"/>
         </w:rPr>
         <w:t xml:space="preserve">del </w:t>
       </w:r>
@@ -2940,7 +2940,7 @@
           <w:rFonts w:ascii="Arial Narrow" w:eastAsia="Calibri" w:hAnsi="Arial Narrow" w:cs="Arial"/>
           <w:spacing w:val="-2"/>
           <w:kern w:val="0"/>
-          <w14:ligatures w14:val="none"/>
+          <ns2:ligatures ns2:val="none"/>
         </w:rPr>
         <w:t>Código</w:t>
       </w:r>
@@ -2951,7 +2951,7 @@
           <w:spacing w:val="-2"/>
           <w:kern w:val="0"/>
           <w:vertAlign w:val="superscript"/>
-          <w14:ligatures w14:val="none"/>
+          <ns2:ligatures ns2:val="none"/>
         </w:rPr>
         <w:footnoteReference w:id="6"/>
       </w:r>
@@ -2960,12 +2960,12 @@
           <w:rFonts w:ascii="Arial Narrow" w:eastAsia="Calibri" w:hAnsi="Arial Narrow" w:cs="Arial"/>
           <w:spacing w:val="-2"/>
           <w:kern w:val="0"/>
-          <w14:ligatures w14:val="none"/>
+          <ns2:ligatures ns2:val="none"/>
         </w:rPr>
         <w:t>.</w:t>
       </w:r>
     </w:p>
-    <w:p>
+    <w:p ns2:paraId="354DE7F2" ns2:textId="77777777">
       <w:pPr>
         <w:spacing w:after="0" w:line="240" w:lineRule="auto"/>
         <w:ind w:left="567"/>
@@ -2975,907 +2975,766 @@
           <w:color w:val="000000"/>
           <w:kern w:val="0"/>
           <w:lang w:eastAsia="es-PE"/>
-          <w14:ligatures w14:val="none"/>
-        </w:rPr>
-      </w:pPr>
-    </w:p>
-    <w:p>
-      <w:pPr>
-        <w:spacing w:after="0" w:line="240" w:lineRule="auto"/>
-        <w:jc w:val="both"/>
-        <w:rPr>
-          <w:rFonts w:ascii="Arial Narrow" w:eastAsia="Arial Narrow" w:hAnsi="Arial Narrow" w:cs="Arial Narrow"/>
-          <w:color w:val="000000"/>
-          <w:kern w:val="0"/>
-          <w:lang w:eastAsia="es-PE"/>
-          <w14:ligatures w14:val="none"/>
-        </w:rPr>
-      </w:pPr>
-      <w:r>
-        <w:rPr>
-          <w:rFonts w:ascii="Arial Narrow" w:eastAsia="Arial Narrow" w:hAnsi="Arial Narrow" w:cs="Arial Narrow"/>
-          <w:b/>
-          <w:color w:val="000000"/>
-          <w:kern w:val="0"/>
-          <w:lang w:eastAsia="es-PE"/>
-          <w14:ligatures w14:val="none"/>
+          <ns2:ligatures ns2:val="none"/>
+        </w:rPr>
+      </w:pPr>
+    </w:p>
+    <w:p>
+      <w:pPr>
+        <w:spacing w:after="0" w:line="240" w:lineRule="auto"/>
+        <w:jc w:val="both"/>
+        <w:rPr>
+          <w:rFonts w:ascii="Arial Narrow" w:eastAsia="Arial Narrow" w:hAnsi="Arial Narrow" w:cs="Arial Narrow"/>
+          <w:color w:val="000000"/>
+          <w:kern w:val="0"/>
+          <w:lang w:eastAsia="es-PE"/>
+          <ns2:ligatures ns2:val="none"/>
+        </w:rPr>
+      </w:pPr>
+      <w:r>
+        <w:rPr>
+          <w:rFonts w:ascii="Arial Narrow" w:hAnsi="Arial Narrow" w:cs="Arial Narrow"/>
+          <w:b w:val="1"/>
+          <w:bCs w:val="1"/>
+          <w:sz w:val="20"/>
+          <w:szCs w:val="20"/>
         </w:rPr>
         <w:t xml:space="preserve">CUARTO: </w:t>
       </w:r>
       <w:r>
         <w:rPr>
-          <w:rFonts w:ascii="Arial Narrow" w:eastAsia="Arial Narrow" w:hAnsi="Arial Narrow" w:cs="Arial Narrow"/>
-          <w:color w:val="000000"/>
-          <w:kern w:val="0"/>
-          <w:lang w:eastAsia="es-PE"/>
-          <w14:ligatures w14:val="none"/>
-        </w:rPr>
-        <w:t xml:space="preserve">correr traslado de la denuncia interpuesta </w:t>
-      </w:r>
-      <w:r>
+          <w:rFonts w:ascii="Arial Narrow" w:hAnsi="Arial Narrow" w:cs="Arial Narrow"/>
+          <w:sz w:val="20"/>
+          <w:szCs w:val="20"/>
+        </w:rPr>
+        <w:t xml:space="preserve">correr traslado de la presente resolución a Rímac Seguros y Reaseguros S.A para que, de conformidad con lo dispuesto por el artículo 26° de la Ley sobre Facultades, Normas y Organización del Indecopi, aprobado por Decreto Legislativo N° 8079, presenten sus descargos sobre la imputación de cargos realizada en un plazo no mayor a cinco (5) días hábiles contado a partir del día siguiente de la notificación de la presente resolución, vencido el cual, el Secretario Técnico declarará en rebeldía a los denunciados que no lo hubieran presentado. Debe precisarse que de conformidad con lo establecido por el artículo 223° del Texto Único Ordenado de la Ley N° 27444, Ley del Procedimiento Administrativo General, las alegaciones y los hechos relevantes de la reclamación, salvo que hayan sido específicamente negadas en la contestación, se tendrán por aceptadas o meritadas como ciertas.</w:t>
+      </w:r>
+    </w:p>
+    <w:p ns2:paraId="7D74C0BD" ns2:textId="77777777">
+      <w:pPr>
+        <w:spacing w:after="0" w:line="240" w:lineRule="auto"/>
+        <w:jc w:val="both"/>
+        <w:rPr>
+          <w:rFonts w:ascii="Arial Narrow" w:eastAsia="Arial Narrow" w:hAnsi="Arial Narrow" w:cs="Arial Narrow"/>
+          <w:color w:val="000000"/>
+          <w:kern w:val="0"/>
+          <w:lang w:eastAsia="es-PE"/>
+          <ns2:ligatures ns2:val="none"/>
+        </w:rPr>
+      </w:pPr>
+    </w:p>
+    <w:p ns2:paraId="61C1ED8F" ns2:textId="5D00D6D2">
+      <w:pPr>
+        <w:spacing w:after="0" w:line="240" w:lineRule="auto"/>
+        <w:jc w:val="both"/>
         <w:rPr>
           <w:rFonts w:ascii="Arial Narrow" w:eastAsia="Times New Roman" w:hAnsi="Arial Narrow" w:cs="Arial"/>
           <w:color w:val="000000"/>
           <w:kern w:val="0"/>
           <w:lang w:val="es-ES" w:eastAsia="es-ES"/>
-          <w14:ligatures w14:val="none"/>
-        </w:rPr>
-        <w:t xml:space="preserve">el </w:t>
-      </w:r>
+          <ns2:ligatures ns2:val="none"/>
+        </w:rPr>
+      </w:pPr>
+      <w:r>
+        <w:rPr>
+          <w:rFonts w:ascii="Arial Narrow" w:eastAsia="Arial Narrow" w:hAnsi="Arial Narrow" w:cs="Arial Narrow"/>
+          <w:b/>
+          <w:color w:val="000000"/>
+          <w:kern w:val="0"/>
+          <w:lang w:eastAsia="es-PE"/>
+          <ns2:ligatures ns2:val="none"/>
+        </w:rPr>
+        <w:t xml:space="preserve">QUINTO: </w:t>
+      </w:r>
+      <w:bookmarkStart w:id="5" w:name="_Hlk188286813"/>
       <w:r>
         <w:rPr>
           <w:rFonts w:ascii="Arial Narrow" w:eastAsia="Times New Roman" w:hAnsi="Arial Narrow" w:cs="Arial"/>
           <w:color w:val="000000"/>
           <w:kern w:val="0"/>
+          <w:lang w:eastAsia="es-ES"/>
+          <ns2:ligatures ns2:val="none"/>
+        </w:rPr>
+        <w:t xml:space="preserve">requerir </w:t>
+      </w:r>
+      <w:r>
+        <w:rPr>
+          <w:rFonts w:ascii="Arial Narrow" w:eastAsia="Times New Roman" w:hAnsi="Arial Narrow" w:cs="Arial"/>
+          <w:color w:val="000000"/>
+          <w:kern w:val="0"/>
           <w:lang w:val="es-ES" w:eastAsia="es-ES"/>
-          <w14:ligatures w14:val="none"/>
-        </w:rPr>
-        <w:t>17</w:t>
-      </w:r>
-      <w:r>
+          <ns2:ligatures ns2:val="none"/>
+        </w:rPr>
+        <w:t xml:space="preserve">que, en un </w:t>
+      </w:r>
+      <w:r>
+        <w:rPr>
+          <w:rFonts w:ascii="Arial Narrow" w:eastAsia="Times New Roman" w:hAnsi="Arial Narrow" w:cs="Arial"/>
+          <w:color w:val="000000"/>
+          <w:kern w:val="0"/>
+          <w:lang w:eastAsia="es-ES"/>
+          <ns2:ligatures ns2:val="none"/>
+        </w:rPr>
+        <w:t>plazo no mayor de cinco (5) días hábiles contado a partir del día siguiente de la notificación de la presente resolución</w:t>
+      </w:r>
+      <w:bookmarkEnd w:id="5"/>
+      <w:r>
+        <w:rPr>
+          <w:rFonts w:ascii="Arial Narrow" w:eastAsia="Times New Roman" w:hAnsi="Arial Narrow" w:cs="Arial"/>
+          <w:color w:val="000000"/>
+          <w:kern w:val="0"/>
+          <w:lang w:eastAsia="es-ES"/>
+          <ns2:ligatures ns2:val="none"/>
+        </w:rPr>
+        <w:t xml:space="preserve">, </w:t>
+      </w:r>
+      <w:bookmarkStart w:id="6" w:name="_Hlk188286828"/>
+      <w:r>
+        <w:rPr>
+          <w:rFonts w:ascii="Arial Narrow" w:eastAsia="Times New Roman" w:hAnsi="Arial Narrow" w:cs="Times New Roman"/>
+          <w:color w:val="000000"/>
+          <w:kern w:val="0"/>
+          <w:shd w:val="clear" w:color="auto" w:fill="FFFFFF"/>
+          <w:lang w:eastAsia="es-PE"/>
+          <ns2:ligatures ns2:val="none"/>
+        </w:rPr>
+        <w:t>Rímac Seguros y Reaseguros S.A.</w:t>
+      </w:r>
+      <w:r>
+        <w:rPr>
+          <w:rFonts w:ascii="Arial Narrow" w:eastAsia="Times New Roman" w:hAnsi="Arial Narrow" w:cs="Arial"/>
+          <w:color w:val="000000"/>
+          <w:kern w:val="0"/>
+          <w:lang w:eastAsia="es-ES"/>
+          <ns2:ligatures ns2:val="none"/>
+        </w:rPr>
+        <w:t xml:space="preserve">, requerir </w:t>
+      </w:r>
+      <w:r>
+        <w:rPr>
+          <w:rFonts w:ascii="Arial Narrow" w:eastAsia="Times New Roman" w:hAnsi="Arial Narrow" w:cs="Arial"/>
+          <w:color w:val="000000"/>
+          <w:kern w:val="0"/>
+          <w:lang w:val="es-ES" w:eastAsia="es-ES"/>
+          <ns2:ligatures ns2:val="none"/>
+        </w:rPr>
+        <w:t xml:space="preserve">que, en un </w:t>
+      </w:r>
+      <w:r>
+        <w:rPr>
+          <w:rFonts w:ascii="Arial Narrow" w:eastAsia="Times New Roman" w:hAnsi="Arial Narrow" w:cs="Arial"/>
+          <w:color w:val="000000"/>
+          <w:kern w:val="0"/>
+          <w:lang w:eastAsia="es-ES"/>
+          <ns2:ligatures ns2:val="none"/>
+        </w:rPr>
+        <w:t>plazo no mayor de cinco (5) días hábiles contado a partir del día siguiente de la notificación de la presente resolución</w:t>
+      </w:r>
+      <w:r>
+        <w:rPr>
+          <w:rFonts w:ascii="Arial Narrow" w:eastAsia="Times New Roman" w:hAnsi="Arial Narrow" w:cs="Arial"/>
+          <w:color w:val="000000"/>
+          <w:kern w:val="0"/>
+          <w:lang w:val="es-ES" w:eastAsia="es-ES"/>
+          <ns2:ligatures ns2:val="none"/>
+        </w:rPr>
+        <w:t xml:space="preserve"> </w:t>
+      </w:r>
+      <w:bookmarkEnd w:id="6"/>
+      <w:r>
+        <w:rPr>
+          <w:rFonts w:ascii="Arial Narrow" w:eastAsia="Times New Roman" w:hAnsi="Arial Narrow" w:cs="Arial"/>
+          <w:color w:val="000000"/>
+          <w:kern w:val="0"/>
+          <w:lang w:val="es-ES" w:eastAsia="es-ES"/>
+          <ns2:ligatures ns2:val="none"/>
+        </w:rPr>
+        <w:t xml:space="preserve">cumpla con: </w:t>
+      </w:r>
+      <w:r>
+        <w:rPr>
+          <w:rFonts w:ascii="Arial Narrow" w:eastAsia="Times New Roman" w:hAnsi="Arial Narrow" w:cs="Arial"/>
+          <w:color w:val="000000"/>
+          <w:kern w:val="0"/>
+          <w:lang w:val="es-ES" w:eastAsia="es-ES"/>
+          <ns2:ligatures ns2:val="none"/>
+        </w:rPr>
+        <w:t xml:space="preserve">(i) presentar una copia completa, legible y debidamente suscrita de la Póliza </w:t>
+      </w:r>
+      <w:r>
+        <w:rPr>
+          <w:rFonts w:ascii="Arial Narrow" w:eastAsia="Times New Roman" w:hAnsi="Arial Narrow" w:cs="Arial"/>
+          <w:color w:val="000000"/>
+          <w:kern w:val="0"/>
+          <w:lang w:val="es-ES" w:eastAsia="es-ES"/>
+          <ns2:ligatures ns2:val="none"/>
+        </w:rPr>
+        <w:t xml:space="preserve">1364266 </w:t>
+      </w:r>
+      <w:r>
+        <w:rPr>
+          <w:rFonts w:ascii="Arial Narrow" w:eastAsia="Times New Roman" w:hAnsi="Arial Narrow" w:cs="Arial"/>
+          <w:color w:val="000000"/>
+          <w:kern w:val="0"/>
+          <w:lang w:val="es-ES" w:eastAsia="es-ES"/>
+          <ns2:ligatures ns2:val="none"/>
+        </w:rPr>
+        <w:t xml:space="preserve">del </w:t>
+      </w:r>
+      <w:r>
+        <w:rPr>
+          <w:rFonts w:ascii="Arial Narrow" w:eastAsia="Times New Roman" w:hAnsi="Arial Narrow" w:cs="Arial"/>
+          <w:color w:val="000000"/>
+          <w:kern w:val="0"/>
+          <w:lang w:eastAsia="es-ES"/>
+          <ns2:ligatures ns2:val="none"/>
+        </w:rPr>
+        <w:t>Seguro Vehicular, así como el cargo de remisión de la póliza</w:t>
+      </w:r>
+      <w:r>
+        <w:rPr>
+          <w:rFonts w:ascii="Arial Narrow" w:eastAsia="Times New Roman" w:hAnsi="Arial Narrow" w:cs="Arial"/>
+          <w:color w:val="000000"/>
+          <w:kern w:val="0"/>
+          <w:lang w:val="es-ES" w:eastAsia="es-ES"/>
+          <ns2:ligatures ns2:val="none"/>
+        </w:rPr>
+        <w:t>; (</w:t>
+      </w:r>
+      <w:proofErr w:type="spellStart"/>
+      <w:r>
+        <w:rPr>
+          <w:rFonts w:ascii="Arial Narrow" w:eastAsia="Times New Roman" w:hAnsi="Arial Narrow" w:cs="Arial"/>
+          <w:color w:val="000000"/>
+          <w:kern w:val="0"/>
+          <w:lang w:val="es-ES" w:eastAsia="es-ES"/>
+          <ns2:ligatures ns2:val="none"/>
+        </w:rPr>
+        <w:t>ii</w:t>
+      </w:r>
+      <w:proofErr w:type="spellEnd"/>
+      <w:r>
+        <w:rPr>
+          <w:rFonts w:ascii="Arial Narrow" w:eastAsia="Times New Roman" w:hAnsi="Arial Narrow" w:cs="Arial"/>
+          <w:color w:val="000000"/>
+          <w:kern w:val="0"/>
+          <w:lang w:val="es-ES" w:eastAsia="es-ES"/>
+          <ns2:ligatures ns2:val="none"/>
+        </w:rPr>
+        <w:t xml:space="preserve">) </w:t>
+      </w:r>
+      <w:r>
+        <w:rPr>
+          <w:rFonts w:ascii="Arial Narrow" w:eastAsia="Times New Roman" w:hAnsi="Arial Narrow" w:cs="Arial"/>
+          <w:color w:val="000000"/>
+          <w:kern w:val="0"/>
+          <w:lang w:val="es-ES" w:eastAsia="es-ES"/>
+          <ns2:ligatures ns2:val="none"/>
+        </w:rPr>
+        <w:t xml:space="preserve">presentar los medios probatorios que </w:t>
+      </w:r>
+      <w:r>
+        <w:rPr>
+          <w:rFonts w:ascii="Arial Narrow" w:eastAsia="Times New Roman" w:hAnsi="Arial Narrow" w:cs="Arial"/>
+          <w:color w:val="000000"/>
+          <w:kern w:val="0"/>
+          <w:lang w:val="es-ES" w:eastAsia="es-ES"/>
+          <ns2:ligatures ns2:val="none"/>
+        </w:rPr>
+        <w:lastRenderedPageBreak/>
+        <w:t>acrediten el valor a indemnizar del vehículo asegurado de acuerdo a los términos y condiciones de la póliza</w:t>
+      </w:r>
+      <w:r>
+        <w:rPr>
+          <w:rFonts w:ascii="Arial Narrow" w:eastAsia="Times New Roman" w:hAnsi="Arial Narrow" w:cs="Arial"/>
+          <w:color w:val="000000"/>
+          <w:kern w:val="0"/>
+          <w:lang w:eastAsia="es-ES"/>
+          <ns2:ligatures ns2:val="none"/>
+        </w:rPr>
+        <w:t>; y, (</w:t>
+      </w:r>
+      <w:proofErr w:type="spellStart"/>
+      <w:r>
+        <w:rPr>
+          <w:rFonts w:ascii="Arial Narrow" w:eastAsia="Times New Roman" w:hAnsi="Arial Narrow" w:cs="Arial"/>
+          <w:color w:val="000000"/>
+          <w:kern w:val="0"/>
+          <w:lang w:eastAsia="es-ES"/>
+          <ns2:ligatures ns2:val="none"/>
+        </w:rPr>
+        <w:t>iii</w:t>
+      </w:r>
+      <w:proofErr w:type="spellEnd"/>
+      <w:r>
+        <w:rPr>
+          <w:rFonts w:ascii="Arial Narrow" w:eastAsia="Times New Roman" w:hAnsi="Arial Narrow" w:cs="Arial"/>
+          <w:color w:val="000000"/>
+          <w:kern w:val="0"/>
+          <w:lang w:eastAsia="es-ES"/>
+          <ns2:ligatures ns2:val="none"/>
+        </w:rPr>
+        <w:t xml:space="preserve">) </w:t>
+      </w:r>
+      <w:r>
+        <w:rPr>
+          <w:rFonts w:ascii="Arial Narrow" w:eastAsia="Times New Roman" w:hAnsi="Arial Narrow" w:cs="Arial"/>
+          <w:color w:val="000000"/>
+          <w:kern w:val="0"/>
+          <w:lang w:val="es-ES" w:eastAsia="es-ES"/>
+          <ns2:ligatures ns2:val="none"/>
+        </w:rPr>
+        <w:t xml:space="preserve">presentar </w:t>
+      </w:r>
+      <w:r>
+        <w:rPr>
+          <w:rFonts w:ascii="Arial Narrow" w:eastAsia="Times New Roman" w:hAnsi="Arial Narrow" w:cs="Arial"/>
+          <w:color w:val="000000"/>
+          <w:kern w:val="0"/>
+          <w:lang w:val="es-ES" w:eastAsia="es-ES"/>
+          <ns2:ligatures ns2:val="none"/>
+        </w:rPr>
+        <w:t xml:space="preserve">el audio de contratación de la </w:t>
+      </w:r>
+      <w:r>
+        <w:rPr>
+          <w:rFonts w:ascii="Arial Narrow" w:eastAsia="Times New Roman" w:hAnsi="Arial Narrow" w:cs="Times New Roman"/>
+          <w:color w:val="000000"/>
+          <w:kern w:val="0"/>
+          <w:shd w:val="clear" w:color="auto" w:fill="FFFFFF"/>
+          <w:lang w:eastAsia="es-PE"/>
+          <ns2:ligatures ns2:val="none"/>
+        </w:rPr>
+        <w:t>Póliza 1364266.</w:t>
+      </w:r>
+    </w:p>
+    <w:p ns2:paraId="6A128BE5" ns2:textId="77777777">
+      <w:pPr>
+        <w:spacing w:after="0" w:line="240" w:lineRule="auto"/>
+        <w:jc w:val="both"/>
+        <w:rPr>
+          <w:rFonts w:ascii="Arial Narrow" w:eastAsia="Arial Narrow" w:hAnsi="Arial Narrow" w:cs="Arial Narrow"/>
+          <w:b/>
+          <w:color w:val="000000"/>
+          <w:kern w:val="0"/>
+          <w:lang w:val="es-ES" w:eastAsia="es-PE"/>
+          <ns2:ligatures ns2:val="none"/>
+        </w:rPr>
+      </w:pPr>
+    </w:p>
+    <w:p ns2:paraId="5A49EAA8" ns2:textId="1FBA6AD8">
+      <w:pPr>
+        <w:spacing w:after="0" w:line="240" w:lineRule="auto"/>
+        <w:jc w:val="both"/>
+        <w:rPr>
+          <w:rFonts w:ascii="Arial Narrow" w:eastAsia="Arial Narrow" w:hAnsi="Arial Narrow" w:cs="Arial Narrow"/>
+          <w:color w:val="000000"/>
+          <w:kern w:val="0"/>
+          <w:lang w:eastAsia="es-PE"/>
+          <ns2:ligatures ns2:val="none"/>
+        </w:rPr>
+      </w:pPr>
+      <w:r>
+        <w:rPr>
+          <w:rFonts w:ascii="Arial Narrow" w:eastAsia="Arial Narrow" w:hAnsi="Arial Narrow" w:cs="Arial Narrow"/>
+          <w:b/>
+          <w:color w:val="000000"/>
+          <w:kern w:val="0"/>
+          <w:lang w:eastAsia="es-PE"/>
+          <ns2:ligatures ns2:val="none"/>
+        </w:rPr>
+        <w:t>SEXTO:</w:t>
+      </w:r>
+      <w:r>
+        <w:rPr>
+          <w:rFonts w:ascii="Arial Narrow" w:eastAsia="Arial Narrow" w:hAnsi="Arial Narrow" w:cs="Arial Narrow"/>
+          <w:color w:val="000000"/>
+          <w:kern w:val="0"/>
+          <w:lang w:eastAsia="es-PE"/>
+          <ns2:ligatures ns2:val="none"/>
+        </w:rPr>
+        <w:t xml:space="preserve"> </w:t>
+      </w:r>
+      <w:bookmarkStart w:id="7" w:name="_Hlk188286915"/>
+      <w:r>
+        <w:rPr>
+          <w:rFonts w:ascii="Arial Narrow" w:eastAsia="Arial Narrow" w:hAnsi="Arial Narrow" w:cs="Arial Narrow"/>
+          <w:color w:val="000000"/>
+          <w:kern w:val="0"/>
+          <w:lang w:eastAsia="es-PE"/>
+          <ns2:ligatures ns2:val="none"/>
+        </w:rPr>
+        <w:t>informar a las partes que el artículo 110</w:t>
+      </w:r>
+      <w:r>
+        <w:rPr>
+          <w:rFonts w:ascii="Arial Narrow" w:eastAsia="Arial Narrow" w:hAnsi="Arial Narrow" w:cs="Arial Narrow"/>
+          <w:kern w:val="0"/>
+          <ns2:ligatures ns2:val="none"/>
+        </w:rPr>
+        <w:t/>
+      </w:r>
+      <w:r>
+        <w:rPr>
+          <w:rFonts w:ascii="Arial Narrow" w:eastAsia="Arial Narrow" w:hAnsi="Arial Narrow" w:cs="Arial Narrow"/>
+          <w:color w:val="000000"/>
+          <w:kern w:val="0"/>
+          <w:lang w:eastAsia="es-PE"/>
+          <ns2:ligatures ns2:val="none"/>
+        </w:rPr>
+        <w:t xml:space="preserve"> de la Ley 29571, Código de Protección y Defensa del Consumidor</w:t>
+      </w:r>
+      <w:r>
+        <w:rPr>
+          <w:rStyle w:val="Refdenotaalpie"/>
+          <w:rFonts w:ascii="Arial Narrow" w:eastAsia="Arial Narrow" w:hAnsi="Arial Narrow" w:cs="Times New Roman"/>
+          <w:color w:val="000000"/>
+          <w:kern w:val="0"/>
+          <w:vertAlign w:val="superscript"/>
+          <w:lang w:eastAsia="es-PE"/>
+          <ns2:ligatures ns2:val="none"/>
+        </w:rPr>
+        <w:footnoteReference w:id="8"/>
+      </w:r>
+      <w:r>
+        <w:rPr>
+          <w:rFonts w:ascii="Arial Narrow" w:eastAsia="Arial Narrow" w:hAnsi="Arial Narrow" w:cs="Arial Narrow"/>
+          <w:color w:val="000000"/>
+          <w:kern w:val="0"/>
+          <w:lang w:eastAsia="es-PE"/>
+          <ns2:ligatures ns2:val="none"/>
+        </w:rPr>
+        <w:t>, faculta a la Comisión a calificar las infracciones de la referida norma como leves, graves o muy graves e imponer sanciones que van desde una amonestación hasta una multa por un máximo de 450 Unidades Impositivas Tributarias, sin perjuicio de las medidas correctivas, reparadoras y complementarias, que puedan ordenarse de acuerdo a lo estipulado en los artículos 114</w:t>
+      </w:r>
+      <w:r>
+        <w:rPr>
+          <w:rFonts w:ascii="Arial Narrow" w:eastAsia="Arial Narrow" w:hAnsi="Arial Narrow" w:cs="Arial Narrow"/>
+          <w:kern w:val="0"/>
+          <ns2:ligatures ns2:val="none"/>
+        </w:rPr>
+        <w:t/>
+      </w:r>
+      <w:r>
+        <w:rPr>
+          <w:rFonts w:ascii="Arial Narrow" w:eastAsia="Arial Narrow" w:hAnsi="Arial Narrow" w:cs="Arial Narrow"/>
+          <w:color w:val="000000"/>
+          <w:kern w:val="0"/>
+          <w:lang w:eastAsia="es-PE"/>
+          <ns2:ligatures ns2:val="none"/>
+        </w:rPr>
+        <w:t>, 115</w:t>
+      </w:r>
+      <w:r>
+        <w:rPr>
+          <w:rFonts w:ascii="Arial Narrow" w:eastAsia="Arial Narrow" w:hAnsi="Arial Narrow" w:cs="Arial Narrow"/>
+          <w:kern w:val="0"/>
+          <ns2:ligatures ns2:val="none"/>
+        </w:rPr>
+        <w:t/>
+      </w:r>
+      <w:r>
+        <w:rPr>
+          <w:rFonts w:ascii="Arial Narrow" w:eastAsia="Arial Narrow" w:hAnsi="Arial Narrow" w:cs="Arial Narrow"/>
+          <w:color w:val="000000"/>
+          <w:kern w:val="0"/>
+          <w:lang w:eastAsia="es-PE"/>
+          <ns2:ligatures ns2:val="none"/>
+        </w:rPr>
+        <w:t xml:space="preserve"> y 116</w:t>
+      </w:r>
+      <w:r>
+        <w:rPr>
+          <w:rFonts w:ascii="Arial Narrow" w:eastAsia="Arial Narrow" w:hAnsi="Arial Narrow" w:cs="Arial Narrow"/>
+          <w:kern w:val="0"/>
+          <ns2:ligatures ns2:val="none"/>
+        </w:rPr>
+        <w:t/>
+      </w:r>
+      <w:r>
+        <w:rPr>
+          <w:rFonts w:ascii="Arial Narrow" w:eastAsia="Arial Narrow" w:hAnsi="Arial Narrow" w:cs="Arial Narrow"/>
+          <w:color w:val="000000"/>
+          <w:kern w:val="0"/>
+          <w:lang w:eastAsia="es-PE"/>
+          <ns2:ligatures ns2:val="none"/>
+        </w:rPr>
+        <w:t xml:space="preserve"> de la referida norma</w:t>
+      </w:r>
+      <w:r>
+        <w:rPr>
+          <w:rStyle w:val="Refdenotaalpie"/>
+          <w:rFonts w:ascii="Arial Narrow" w:eastAsia="Arial Narrow" w:hAnsi="Arial Narrow" w:cs="Times New Roman"/>
+          <w:color w:val="000000"/>
+          <w:kern w:val="0"/>
+          <w:vertAlign w:val="superscript"/>
+          <w:lang w:eastAsia="es-PE"/>
+          <ns2:ligatures ns2:val="none"/>
+        </w:rPr>
+        <w:footnoteReference w:id="9"/>
+      </w:r>
+      <w:r>
+        <w:rPr>
+          <w:rFonts w:ascii="Arial Narrow" w:eastAsia="Arial Narrow" w:hAnsi="Arial Narrow" w:cs="Arial Narrow"/>
+          <w:color w:val="000000"/>
+          <w:kern w:val="0"/>
+          <w:lang w:eastAsia="es-PE"/>
+          <ns2:ligatures ns2:val="none"/>
+        </w:rPr>
+        <w:t xml:space="preserve">. </w:t>
+      </w:r>
+      <w:bookmarkEnd w:id="7"/>
+      <w:r>
+        <w:rPr>
+          <w:rFonts w:ascii="Arial Narrow" w:eastAsia="Arial Narrow" w:hAnsi="Arial Narrow" w:cs="Arial Narrow"/>
+          <w:color w:val="000000"/>
+          <w:kern w:val="0"/>
+          <w:lang w:eastAsia="es-PE"/>
+          <ns2:ligatures ns2:val="none"/>
+        </w:rPr>
+        <w:lastRenderedPageBreak/>
+        <w:t>Asimismo, se consideran circunstancias atenuantes para la graduación de la sanción, el allanamiento de la denuncia o el reconocimiento de las pretensiones en ella contenidas, de acuerdo con el artículo 112</w:t>
+      </w:r>
+      <w:r>
+        <w:rPr>
+          <w:rFonts w:ascii="Arial Narrow" w:eastAsia="Arial Narrow" w:hAnsi="Arial Narrow" w:cs="Arial Narrow"/>
+          <w:kern w:val="0"/>
+          <ns2:ligatures ns2:val="none"/>
+        </w:rPr>
+        <w:t/>
+      </w:r>
+      <w:r>
+        <w:rPr>
+          <w:rFonts w:ascii="Arial Narrow" w:eastAsia="Arial Narrow" w:hAnsi="Arial Narrow" w:cs="Arial Narrow"/>
+          <w:color w:val="000000"/>
+          <w:kern w:val="0"/>
+          <w:lang w:eastAsia="es-PE"/>
+          <ns2:ligatures ns2:val="none"/>
+        </w:rPr>
+        <w:t xml:space="preserve"> del Código</w:t>
+      </w:r>
+      <w:r>
+        <w:rPr>
+          <w:rStyle w:val="Refdenotaalpie"/>
+          <w:rFonts w:ascii="Arial Narrow" w:eastAsia="Arial Narrow" w:hAnsi="Arial Narrow" w:cs="Times New Roman"/>
+          <w:color w:val="000000"/>
+          <w:kern w:val="0"/>
+          <w:vertAlign w:val="superscript"/>
+          <w:lang w:eastAsia="es-PE"/>
+          <ns2:ligatures ns2:val="none"/>
+        </w:rPr>
+        <w:footnoteReference w:id="10"/>
+      </w:r>
+      <w:r>
+        <w:rPr>
+          <w:rFonts w:ascii="Arial Narrow" w:eastAsia="Arial Narrow" w:hAnsi="Arial Narrow" w:cs="Arial Narrow"/>
+          <w:color w:val="000000"/>
+          <w:kern w:val="0"/>
+          <w:lang w:eastAsia="es-PE"/>
+          <ns2:ligatures ns2:val="none"/>
+        </w:rPr>
+        <w:t>.</w:t>
+      </w:r>
+    </w:p>
+    <w:p ns2:paraId="60BC1406" ns2:textId="77777777">
+      <w:pPr>
+        <w:shd w:val="clear" w:color="auto" w:fill="FFFFFF"/>
+        <w:spacing w:after="0" w:line="240" w:lineRule="auto"/>
+        <w:jc w:val="both"/>
+        <w:rPr>
+          <w:rFonts w:ascii="Arial Narrow" w:eastAsia="Arial Narrow" w:hAnsi="Arial Narrow" w:cs="Arial Narrow"/>
+          <w:b/>
+          <w:color w:val="000000"/>
+          <w:kern w:val="0"/>
+          <w:lang w:eastAsia="es-PE"/>
+          <ns2:ligatures ns2:val="none"/>
+        </w:rPr>
+      </w:pPr>
+    </w:p>
+    <w:p ns2:paraId="2A591567" ns2:textId="50E18195">
+      <w:pPr>
+        <w:shd w:val="clear" w:color="auto" w:fill="FFFFFF"/>
+        <w:spacing w:after="0" w:line="240" w:lineRule="auto"/>
+        <w:jc w:val="both"/>
+        <w:rPr>
+          <w:rFonts w:ascii="Arial Narrow" w:eastAsia="Arial Narrow" w:hAnsi="Arial Narrow" w:cs="Arial Narrow"/>
+          <w:color w:val="000000"/>
+          <w:kern w:val="0"/>
+          <w:lang w:eastAsia="es-PE"/>
+          <ns2:ligatures ns2:val="none"/>
+        </w:rPr>
+      </w:pPr>
+      <w:r>
+        <w:rPr>
+          <w:rFonts w:ascii="Arial Narrow" w:eastAsia="Arial Narrow" w:hAnsi="Arial Narrow" w:cs="Arial Narrow"/>
+          <w:b/>
+          <w:color w:val="000000"/>
+          <w:kern w:val="0"/>
+          <w:lang w:eastAsia="es-PE"/>
+          <ns2:ligatures ns2:val="none"/>
+        </w:rPr>
+        <w:t>SÉTIMO:</w:t>
+      </w:r>
+      <w:r>
+        <w:rPr>
+          <w:rFonts w:ascii="Arial Narrow" w:eastAsia="Arial Narrow" w:hAnsi="Arial Narrow" w:cs="Arial Narrow"/>
+          <w:color w:val="000000"/>
+          <w:kern w:val="0"/>
+          <w:lang w:eastAsia="es-PE"/>
+          <ns2:ligatures ns2:val="none"/>
+        </w:rPr>
+        <w:t xml:space="preserve"> informar a las partes que conforme a lo establecido en el artículo 39</w:t>
+      </w:r>
+      <w:r>
+        <w:rPr>
+          <w:rFonts w:ascii="Arial Narrow" w:eastAsia="Arial Narrow" w:hAnsi="Arial Narrow" w:cs="Arial Narrow"/>
+          <w:kern w:val="0"/>
+          <ns2:ligatures ns2:val="none"/>
+        </w:rPr>
+        <w:t/>
+      </w:r>
+      <w:r>
+        <w:rPr>
+          <w:rFonts w:ascii="Arial Narrow" w:eastAsia="Arial Narrow" w:hAnsi="Arial Narrow" w:cs="Arial Narrow"/>
+          <w:color w:val="000000"/>
+          <w:kern w:val="0"/>
+          <w:lang w:eastAsia="es-PE"/>
+          <ns2:ligatures ns2:val="none"/>
+        </w:rPr>
+        <w:t xml:space="preserve"> de la Ley sobre Facultades, Normas y Organización del Indecopi, aprobada por Decreto Legislativo 807</w:t>
+      </w:r>
+      <w:r>
+        <w:rPr>
+          <w:rStyle w:val="Refdenotaalpie"/>
+          <w:rFonts w:ascii="Arial Narrow" w:eastAsia="Arial Narrow" w:hAnsi="Arial Narrow" w:cs="Times New Roman"/>
+          <w:color w:val="000000"/>
+          <w:kern w:val="0"/>
+          <w:vertAlign w:val="superscript"/>
+          <w:lang w:eastAsia="es-PE"/>
+          <ns2:ligatures ns2:val="none"/>
+        </w:rPr>
+        <w:footnoteReference w:id="11"/>
+      </w:r>
+      <w:r>
+        <w:rPr>
+          <w:rFonts w:ascii="Arial Narrow" w:eastAsia="Arial Narrow" w:hAnsi="Arial Narrow" w:cs="Arial Narrow"/>
+          <w:color w:val="000000"/>
+          <w:kern w:val="0"/>
+          <w:lang w:eastAsia="es-PE"/>
+          <ns2:ligatures ns2:val="none"/>
+        </w:rPr>
+        <w:t xml:space="preserve">, los gastos por los peritajes realizados, actuación de pruebas, inspecciones y otros derivados de la tramitación del proceso serán de cargo de la parte que solicita la prueba, salvo pacto en contrario. En todos los casos, la resolución final determinará si los gastos deben ser asumidos por alguna de las partes, o reembolsados a la otra parte o al Indecopi, según sea el caso, de manera adicional a la sanción que haya podido imponerse. </w:t>
+      </w:r>
+    </w:p>
+    <w:p ns2:paraId="3696E77C" ns2:textId="77777777">
+      <w:pPr>
+        <w:shd w:val="clear" w:color="auto" w:fill="FFFFFF"/>
+        <w:spacing w:after="0" w:line="240" w:lineRule="auto"/>
+        <w:jc w:val="both"/>
+        <w:rPr>
+          <w:rFonts w:ascii="Arial Narrow" w:eastAsia="Arial Narrow" w:hAnsi="Arial Narrow" w:cs="Arial Narrow"/>
+          <w:color w:val="000000"/>
+          <w:kern w:val="0"/>
+          <w:lang w:eastAsia="es-PE"/>
+          <ns2:ligatures ns2:val="none"/>
+        </w:rPr>
+      </w:pPr>
+    </w:p>
+    <w:p ns2:paraId="563B5C6F" ns2:textId="116EA213">
+      <w:pPr>
+        <w:suppressAutoHyphens/>
+        <w:spacing w:after="0" w:line="240" w:lineRule="auto"/>
+        <w:jc w:val="both"/>
         <w:rPr>
           <w:rFonts w:ascii="Arial Narrow" w:eastAsia="Calibri" w:hAnsi="Arial Narrow" w:cs="Arial"/>
           <w:kern w:val="0"/>
-          <w14:ligatures w14:val="none"/>
-        </w:rPr>
-        <w:t xml:space="preserve"> de marzo de 2025</w:t>
-      </w:r>
+          <w:u w:val="single"/>
+          <ns2:ligatures ns2:val="none"/>
+        </w:rPr>
+      </w:pPr>
       <w:r>
         <w:rPr>
           <w:rFonts w:ascii="Arial Narrow" w:eastAsia="Calibri" w:hAnsi="Arial Narrow" w:cs="Arial"/>
-          <w:kern w:val="0"/>
-          <w14:ligatures w14:val="none"/>
-        </w:rPr>
-        <w:t xml:space="preserve">, </w:t>
-      </w:r>
-      <w:r>
-        <w:rPr>
-          <w:rFonts w:ascii="Arial Narrow" w:eastAsia="Arial Narrow" w:hAnsi="Arial Narrow" w:cs="Arial Narrow"/>
-          <w:color w:val="000000"/>
-          <w:kern w:val="0"/>
-          <w:lang w:eastAsia="es-PE"/>
-          <w14:ligatures w14:val="none"/>
-        </w:rPr>
-        <w:t>a</w:t>
-      </w:r>
-      <w:r>
-        <w:rPr>
-          <w:rFonts w:ascii="Arial Narrow" w:eastAsia="Times New Roman" w:hAnsi="Arial Narrow" w:cs="Times New Roman"/>
-          <w:color w:val="000000"/>
-          <w:kern w:val="0"/>
-          <w:shd w:val="clear" w:color="auto" w:fill="FFFFFF"/>
-          <w:lang w:eastAsia="es-PE"/>
-          <w14:ligatures w14:val="none"/>
-        </w:rPr>
-        <w:t xml:space="preserve"> </w:t>
-      </w:r>
-      <w:r>
-        <w:rPr>
-          <w:rFonts w:ascii="Arial Narrow" w:eastAsia="Times New Roman" w:hAnsi="Arial Narrow" w:cs="Times New Roman"/>
-          <w:color w:val="000000"/>
-          <w:kern w:val="0"/>
-          <w:shd w:val="clear" w:color="auto" w:fill="FFFFFF"/>
-          <w:lang w:eastAsia="es-PE"/>
-          <w14:ligatures w14:val="none"/>
-        </w:rPr>
-        <w:t>Rímac Seguros y Reaseguros S.A.</w:t>
-      </w:r>
-      <w:r>
-        <w:rPr>
-          <w:rFonts w:ascii="Arial Narrow" w:eastAsia="Times New Roman" w:hAnsi="Arial Narrow" w:cs="Arial"/>
-          <w:color w:val="000000"/>
-          <w:kern w:val="0"/>
-          <w:lang w:eastAsia="es-ES"/>
-          <w14:ligatures w14:val="none"/>
-        </w:rPr>
-        <w:t>,</w:t>
-      </w:r>
-      <w:r>
-        <w:rPr>
-          <w:rFonts w:ascii="Arial Narrow" w:eastAsia="Times New Roman" w:hAnsi="Arial Narrow" w:cs="Times New Roman"/>
-          <w:color w:val="000000"/>
-          <w:kern w:val="0"/>
-          <w:shd w:val="clear" w:color="auto" w:fill="FFFFFF"/>
-          <w:lang w:eastAsia="es-PE"/>
-          <w14:ligatures w14:val="none"/>
-        </w:rPr>
-        <w:t xml:space="preserve"> </w:t>
-      </w:r>
-      <w:r>
-        <w:rPr>
-          <w:rFonts w:ascii="Arial Narrow" w:eastAsia="Arial Narrow" w:hAnsi="Arial Narrow" w:cs="Arial Narrow"/>
-          <w:color w:val="000000"/>
-          <w:kern w:val="0"/>
-          <w:lang w:eastAsia="es-PE"/>
-          <w14:ligatures w14:val="none"/>
-        </w:rPr>
-        <w:t>para que, de conformidad con lo dispuesto por el artículo 26</w:t>
-      </w:r>
-      <w:r>
-        <w:rPr>
-          <w:rFonts w:ascii="Arial Narrow" w:eastAsia="Arial Narrow" w:hAnsi="Arial Narrow" w:cs="Arial Narrow"/>
-          <w:kern w:val="0"/>
-          <w14:ligatures w14:val="none"/>
+          <w:b/>
+          <w:bCs/>
+          <w:kern w:val="0"/>
+          <ns2:ligatures ns2:val="none"/>
+        </w:rPr>
+        <w:t>OCTAVO</w:t>
+      </w:r>
+      <w:r>
+        <w:rPr>
+          <w:rFonts w:ascii="Arial Narrow" w:eastAsia="Calibri" w:hAnsi="Arial Narrow" w:cs="Arial"/>
+          <w:b/>
+          <w:kern w:val="0"/>
+          <ns2:ligatures ns2:val="none"/>
+        </w:rPr>
+        <w:t>:</w:t>
+      </w:r>
+      <w:r>
+        <w:rPr>
+          <w:rFonts w:ascii="Arial Narrow" w:eastAsia="Calibri" w:hAnsi="Arial Narrow" w:cs="Arial"/>
+          <w:kern w:val="0"/>
+          <ns2:ligatures ns2:val="none"/>
+        </w:rPr>
+        <w:t xml:space="preserve"> comunicar a las partes que, </w:t>
+      </w:r>
+      <w:proofErr w:type="gramStart"/>
+      <w:r>
+        <w:rPr>
+          <w:rFonts w:ascii="Arial Narrow" w:eastAsia="Calibri" w:hAnsi="Arial Narrow" w:cs="Arial"/>
+          <w:kern w:val="0"/>
+          <ns2:ligatures ns2:val="none"/>
+        </w:rPr>
+        <w:t>de acuerdo a</w:t>
+      </w:r>
+      <w:proofErr w:type="gramEnd"/>
+      <w:r>
+        <w:rPr>
+          <w:rFonts w:ascii="Arial Narrow" w:eastAsia="Calibri" w:hAnsi="Arial Narrow" w:cs="Arial"/>
+          <w:kern w:val="0"/>
+          <ns2:ligatures ns2:val="none"/>
+        </w:rPr>
+        <w:t xml:space="preserve"> lo señalado por el artículo 29</w:t>
+      </w:r>
+      <w:r>
+        <w:rPr>
+          <w:rFonts w:ascii="Arial Narrow" w:eastAsia="Arial Narrow" w:hAnsi="Arial Narrow" w:cs="Arial Narrow"/>
+          <w:kern w:val="0"/>
+          <ns2:ligatures ns2:val="none"/>
         </w:rPr>
         <w:t/>
       </w:r>
       <w:r>
         <w:rPr>
-          <w:rFonts w:ascii="Arial Narrow" w:eastAsia="Arial Narrow" w:hAnsi="Arial Narrow" w:cs="Arial Narrow"/>
-          <w:color w:val="000000"/>
-          <w:kern w:val="0"/>
-          <w:lang w:eastAsia="es-PE"/>
-          <w14:ligatures w14:val="none"/>
-        </w:rPr>
-        <w:t xml:space="preserve"> de la Ley sobre Facultades, Normas y Organización del Indecopi, aprobada por Decreto Legislativo 807</w:t>
+          <w:rFonts w:ascii="Arial Narrow" w:eastAsia="Calibri" w:hAnsi="Arial Narrow" w:cs="Arial"/>
+          <w:kern w:val="0"/>
+          <ns2:ligatures ns2:val="none"/>
+        </w:rPr>
+        <w:t xml:space="preserve"> del Decreto Legislativo 807</w:t>
       </w:r>
       <w:r>
         <w:rPr>
           <w:rStyle w:val="Refdenotaalpie"/>
           <w:rFonts w:ascii="Arial Narrow" w:eastAsia="Calibri" w:hAnsi="Arial Narrow" w:cs="Arial"/>
-          <w:spacing w:val="-2"/>
           <w:kern w:val="0"/>
           <w:vertAlign w:val="superscript"/>
-          <w14:ligatures w14:val="none"/>
-        </w:rPr>
-        <w:footnoteReference w:id="7"/>
-      </w:r>
-      <w:r>
-        <w:rPr>
-          <w:rFonts w:ascii="Arial Narrow" w:eastAsia="Arial Narrow" w:hAnsi="Arial Narrow" w:cs="Arial Narrow"/>
-          <w:color w:val="000000"/>
-          <w:kern w:val="0"/>
-          <w:lang w:eastAsia="es-PE"/>
-          <w14:ligatures w14:val="none"/>
-        </w:rPr>
-        <w:t xml:space="preserve">, presente sus descargos en un plazo no mayor de cinco (5) días hábiles contados desde la notificación. </w:t>
-      </w:r>
-    </w:p>
-    <w:p>
-      <w:pPr>
-        <w:spacing w:after="0" w:line="240" w:lineRule="auto"/>
-        <w:jc w:val="both"/>
-        <w:rPr>
-          <w:rFonts w:ascii="Arial Narrow" w:eastAsia="Arial Narrow" w:hAnsi="Arial Narrow" w:cs="Arial Narrow"/>
-          <w:color w:val="000000"/>
-          <w:kern w:val="0"/>
-          <w:lang w:eastAsia="es-PE"/>
-          <w14:ligatures w14:val="none"/>
-        </w:rPr>
-      </w:pPr>
-    </w:p>
-    <w:p>
-      <w:pPr>
-        <w:spacing w:after="0" w:line="240" w:lineRule="auto"/>
-        <w:jc w:val="both"/>
-        <w:rPr>
-          <w:rFonts w:ascii="Arial Narrow" w:eastAsia="Times New Roman" w:hAnsi="Arial Narrow" w:cs="Arial"/>
-          <w:color w:val="000000"/>
-          <w:kern w:val="0"/>
-          <w:lang w:val="es-ES" w:eastAsia="es-ES"/>
-          <w14:ligatures w14:val="none"/>
-        </w:rPr>
-      </w:pPr>
-      <w:r>
-        <w:rPr>
-          <w:rFonts w:ascii="Arial Narrow" w:eastAsia="Arial Narrow" w:hAnsi="Arial Narrow" w:cs="Arial Narrow"/>
-          <w:b/>
-          <w:color w:val="000000"/>
-          <w:kern w:val="0"/>
-          <w:lang w:eastAsia="es-PE"/>
-          <w14:ligatures w14:val="none"/>
-        </w:rPr>
-        <w:t xml:space="preserve">QUINTO: </w:t>
-      </w:r>
-      <w:bookmarkStart w:id="5" w:name="_Hlk188286813"/>
-      <w:r>
-        <w:rPr>
-          <w:rFonts w:ascii="Arial Narrow" w:eastAsia="Times New Roman" w:hAnsi="Arial Narrow" w:cs="Arial"/>
-          <w:color w:val="000000"/>
-          <w:kern w:val="0"/>
-          <w:lang w:eastAsia="es-ES"/>
-          <w14:ligatures w14:val="none"/>
-        </w:rPr>
-        <w:t xml:space="preserve">requerir </w:t>
-      </w:r>
-      <w:r>
-        <w:rPr>
-          <w:rFonts w:ascii="Arial Narrow" w:eastAsia="Times New Roman" w:hAnsi="Arial Narrow" w:cs="Arial"/>
-          <w:color w:val="000000"/>
-          <w:kern w:val="0"/>
-          <w:lang w:val="es-ES" w:eastAsia="es-ES"/>
-          <w14:ligatures w14:val="none"/>
-        </w:rPr>
-        <w:t xml:space="preserve">que, en un </w:t>
-      </w:r>
-      <w:r>
-        <w:rPr>
-          <w:rFonts w:ascii="Arial Narrow" w:eastAsia="Times New Roman" w:hAnsi="Arial Narrow" w:cs="Arial"/>
-          <w:color w:val="000000"/>
-          <w:kern w:val="0"/>
-          <w:lang w:eastAsia="es-ES"/>
-          <w14:ligatures w14:val="none"/>
-        </w:rPr>
-        <w:t>plazo no mayor de cinco (5) días hábiles contado a partir del día siguiente de la notificación de la presente resolución</w:t>
-      </w:r>
-      <w:bookmarkEnd w:id="5"/>
-      <w:r>
-        <w:rPr>
-          <w:rFonts w:ascii="Arial Narrow" w:eastAsia="Times New Roman" w:hAnsi="Arial Narrow" w:cs="Arial"/>
-          <w:color w:val="000000"/>
-          <w:kern w:val="0"/>
-          <w:lang w:eastAsia="es-ES"/>
-          <w14:ligatures w14:val="none"/>
-        </w:rPr>
-        <w:t xml:space="preserve">, </w:t>
-      </w:r>
-      <w:bookmarkStart w:id="6" w:name="_Hlk188286828"/>
-      <w:r>
-        <w:rPr>
-          <w:rFonts w:ascii="Arial Narrow" w:eastAsia="Times New Roman" w:hAnsi="Arial Narrow" w:cs="Times New Roman"/>
-          <w:color w:val="000000"/>
-          <w:kern w:val="0"/>
-          <w:shd w:val="clear" w:color="auto" w:fill="FFFFFF"/>
-          <w:lang w:eastAsia="es-PE"/>
-          <w14:ligatures w14:val="none"/>
-        </w:rPr>
-        <w:t>Rímac Seguros y Reaseguros S.A.</w:t>
-      </w:r>
-      <w:r>
-        <w:rPr>
-          <w:rFonts w:ascii="Arial Narrow" w:eastAsia="Times New Roman" w:hAnsi="Arial Narrow" w:cs="Arial"/>
-          <w:color w:val="000000"/>
-          <w:kern w:val="0"/>
-          <w:lang w:eastAsia="es-ES"/>
-          <w14:ligatures w14:val="none"/>
-        </w:rPr>
-        <w:t xml:space="preserve">, requerir </w:t>
-      </w:r>
-      <w:r>
-        <w:rPr>
-          <w:rFonts w:ascii="Arial Narrow" w:eastAsia="Times New Roman" w:hAnsi="Arial Narrow" w:cs="Arial"/>
-          <w:color w:val="000000"/>
-          <w:kern w:val="0"/>
-          <w:lang w:val="es-ES" w:eastAsia="es-ES"/>
-          <w14:ligatures w14:val="none"/>
-        </w:rPr>
-        <w:t xml:space="preserve">que, en un </w:t>
-      </w:r>
-      <w:r>
-        <w:rPr>
-          <w:rFonts w:ascii="Arial Narrow" w:eastAsia="Times New Roman" w:hAnsi="Arial Narrow" w:cs="Arial"/>
-          <w:color w:val="000000"/>
-          <w:kern w:val="0"/>
-          <w:lang w:eastAsia="es-ES"/>
-          <w14:ligatures w14:val="none"/>
-        </w:rPr>
-        <w:t>plazo no mayor de cinco (5) días hábiles contado a partir del día siguiente de la notificación de la presente resolución</w:t>
-      </w:r>
-      <w:r>
-        <w:rPr>
-          <w:rFonts w:ascii="Arial Narrow" w:eastAsia="Times New Roman" w:hAnsi="Arial Narrow" w:cs="Arial"/>
-          <w:color w:val="000000"/>
-          <w:kern w:val="0"/>
-          <w:lang w:val="es-ES" w:eastAsia="es-ES"/>
-          <w14:ligatures w14:val="none"/>
-        </w:rPr>
-        <w:t xml:space="preserve"> </w:t>
-      </w:r>
-      <w:bookmarkEnd w:id="6"/>
-      <w:r>
-        <w:rPr>
-          <w:rFonts w:ascii="Arial Narrow" w:eastAsia="Times New Roman" w:hAnsi="Arial Narrow" w:cs="Arial"/>
-          <w:color w:val="000000"/>
-          <w:kern w:val="0"/>
-          <w:lang w:val="es-ES" w:eastAsia="es-ES"/>
-          <w14:ligatures w14:val="none"/>
-        </w:rPr>
-        <w:t xml:space="preserve">cumpla con: </w:t>
-      </w:r>
-      <w:r>
-        <w:rPr>
-          <w:rFonts w:ascii="Arial Narrow" w:eastAsia="Times New Roman" w:hAnsi="Arial Narrow" w:cs="Arial"/>
-          <w:color w:val="000000"/>
-          <w:kern w:val="0"/>
-          <w:lang w:val="es-ES" w:eastAsia="es-ES"/>
-          <w14:ligatures w14:val="none"/>
-        </w:rPr>
-        <w:t xml:space="preserve">(i) presentar una copia completa, legible y debidamente suscrita de la Póliza </w:t>
-      </w:r>
-      <w:r>
-        <w:rPr>
-          <w:rFonts w:ascii="Arial Narrow" w:eastAsia="Times New Roman" w:hAnsi="Arial Narrow" w:cs="Arial"/>
-          <w:color w:val="000000"/>
-          <w:kern w:val="0"/>
-          <w:lang w:val="es-ES" w:eastAsia="es-ES"/>
-          <w14:ligatures w14:val="none"/>
-        </w:rPr>
-        <w:t xml:space="preserve">1364266 </w:t>
-      </w:r>
-      <w:r>
-        <w:rPr>
-          <w:rFonts w:ascii="Arial Narrow" w:eastAsia="Times New Roman" w:hAnsi="Arial Narrow" w:cs="Arial"/>
-          <w:color w:val="000000"/>
-          <w:kern w:val="0"/>
-          <w:lang w:val="es-ES" w:eastAsia="es-ES"/>
-          <w14:ligatures w14:val="none"/>
-        </w:rPr>
-        <w:t xml:space="preserve">del </w:t>
-      </w:r>
-      <w:r>
-        <w:rPr>
-          <w:rFonts w:ascii="Arial Narrow" w:eastAsia="Times New Roman" w:hAnsi="Arial Narrow" w:cs="Arial"/>
-          <w:color w:val="000000"/>
-          <w:kern w:val="0"/>
-          <w:lang w:eastAsia="es-ES"/>
-          <w14:ligatures w14:val="none"/>
-        </w:rPr>
-        <w:t>Seguro Vehicular, así como el cargo de remisión de la póliza</w:t>
-      </w:r>
-      <w:r>
-        <w:rPr>
-          <w:rFonts w:ascii="Arial Narrow" w:eastAsia="Times New Roman" w:hAnsi="Arial Narrow" w:cs="Arial"/>
-          <w:color w:val="000000"/>
-          <w:kern w:val="0"/>
-          <w:lang w:val="es-ES" w:eastAsia="es-ES"/>
-          <w14:ligatures w14:val="none"/>
-        </w:rPr>
-        <w:t>; (</w:t>
-      </w:r>
-      <w:proofErr w:type="spellStart"/>
-      <w:r>
-        <w:rPr>
-          <w:rFonts w:ascii="Arial Narrow" w:eastAsia="Times New Roman" w:hAnsi="Arial Narrow" w:cs="Arial"/>
-          <w:color w:val="000000"/>
-          <w:kern w:val="0"/>
-          <w:lang w:val="es-ES" w:eastAsia="es-ES"/>
-          <w14:ligatures w14:val="none"/>
-        </w:rPr>
-        <w:t>ii</w:t>
-      </w:r>
-      <w:proofErr w:type="spellEnd"/>
-      <w:r>
-        <w:rPr>
-          <w:rFonts w:ascii="Arial Narrow" w:eastAsia="Times New Roman" w:hAnsi="Arial Narrow" w:cs="Arial"/>
-          <w:color w:val="000000"/>
-          <w:kern w:val="0"/>
-          <w:lang w:val="es-ES" w:eastAsia="es-ES"/>
-          <w14:ligatures w14:val="none"/>
-        </w:rPr>
-        <w:t xml:space="preserve">) </w:t>
-      </w:r>
-      <w:r>
-        <w:rPr>
-          <w:rFonts w:ascii="Arial Narrow" w:eastAsia="Times New Roman" w:hAnsi="Arial Narrow" w:cs="Arial"/>
-          <w:color w:val="000000"/>
-          <w:kern w:val="0"/>
-          <w:lang w:val="es-ES" w:eastAsia="es-ES"/>
-          <w14:ligatures w14:val="none"/>
-        </w:rPr>
-        <w:t xml:space="preserve">presentar los medios probatorios que </w:t>
-      </w:r>
-      <w:r>
-        <w:rPr>
-          <w:rFonts w:ascii="Arial Narrow" w:eastAsia="Times New Roman" w:hAnsi="Arial Narrow" w:cs="Arial"/>
-          <w:color w:val="000000"/>
-          <w:kern w:val="0"/>
-          <w:lang w:val="es-ES" w:eastAsia="es-ES"/>
-          <w14:ligatures w14:val="none"/>
-        </w:rPr>
-        <w:lastRenderedPageBreak/>
-        <w:t>acrediten el valor a indemnizar del vehículo asegurado de acuerdo a los términos y condiciones de la póliza</w:t>
-      </w:r>
-      <w:r>
-        <w:rPr>
-          <w:rFonts w:ascii="Arial Narrow" w:eastAsia="Times New Roman" w:hAnsi="Arial Narrow" w:cs="Arial"/>
-          <w:color w:val="000000"/>
-          <w:kern w:val="0"/>
-          <w:lang w:eastAsia="es-ES"/>
-          <w14:ligatures w14:val="none"/>
-        </w:rPr>
-        <w:t>; y, (</w:t>
-      </w:r>
-      <w:proofErr w:type="spellStart"/>
-      <w:r>
-        <w:rPr>
-          <w:rFonts w:ascii="Arial Narrow" w:eastAsia="Times New Roman" w:hAnsi="Arial Narrow" w:cs="Arial"/>
-          <w:color w:val="000000"/>
-          <w:kern w:val="0"/>
-          <w:lang w:eastAsia="es-ES"/>
-          <w14:ligatures w14:val="none"/>
-        </w:rPr>
-        <w:t>iii</w:t>
-      </w:r>
-      <w:proofErr w:type="spellEnd"/>
-      <w:r>
-        <w:rPr>
-          <w:rFonts w:ascii="Arial Narrow" w:eastAsia="Times New Roman" w:hAnsi="Arial Narrow" w:cs="Arial"/>
-          <w:color w:val="000000"/>
-          <w:kern w:val="0"/>
-          <w:lang w:eastAsia="es-ES"/>
-          <w14:ligatures w14:val="none"/>
-        </w:rPr>
-        <w:t xml:space="preserve">) </w:t>
-      </w:r>
-      <w:r>
-        <w:rPr>
-          <w:rFonts w:ascii="Arial Narrow" w:eastAsia="Times New Roman" w:hAnsi="Arial Narrow" w:cs="Arial"/>
-          <w:color w:val="000000"/>
-          <w:kern w:val="0"/>
-          <w:lang w:val="es-ES" w:eastAsia="es-ES"/>
-          <w14:ligatures w14:val="none"/>
-        </w:rPr>
-        <w:t xml:space="preserve">presentar </w:t>
-      </w:r>
-      <w:r>
-        <w:rPr>
-          <w:rFonts w:ascii="Arial Narrow" w:eastAsia="Times New Roman" w:hAnsi="Arial Narrow" w:cs="Arial"/>
-          <w:color w:val="000000"/>
-          <w:kern w:val="0"/>
-          <w:lang w:val="es-ES" w:eastAsia="es-ES"/>
-          <w14:ligatures w14:val="none"/>
-        </w:rPr>
-        <w:t xml:space="preserve">el audio de contratación de la </w:t>
-      </w:r>
-      <w:r>
-        <w:rPr>
-          <w:rFonts w:ascii="Arial Narrow" w:eastAsia="Times New Roman" w:hAnsi="Arial Narrow" w:cs="Times New Roman"/>
-          <w:color w:val="000000"/>
-          <w:kern w:val="0"/>
-          <w:shd w:val="clear" w:color="auto" w:fill="FFFFFF"/>
-          <w:lang w:eastAsia="es-PE"/>
-          <w14:ligatures w14:val="none"/>
-        </w:rPr>
-        <w:t>Póliza 1364266.</w:t>
-      </w:r>
-    </w:p>
-    <w:p>
-      <w:pPr>
-        <w:spacing w:after="0" w:line="240" w:lineRule="auto"/>
-        <w:jc w:val="both"/>
-        <w:rPr>
-          <w:rFonts w:ascii="Arial Narrow" w:eastAsia="Arial Narrow" w:hAnsi="Arial Narrow" w:cs="Arial Narrow"/>
-          <w:b/>
-          <w:color w:val="000000"/>
-          <w:kern w:val="0"/>
-          <w:lang w:val="es-ES" w:eastAsia="es-PE"/>
-          <w14:ligatures w14:val="none"/>
-        </w:rPr>
-      </w:pPr>
-    </w:p>
-    <w:p>
-      <w:pPr>
-        <w:spacing w:after="0" w:line="240" w:lineRule="auto"/>
-        <w:jc w:val="both"/>
-        <w:rPr>
-          <w:rFonts w:ascii="Arial Narrow" w:eastAsia="Arial Narrow" w:hAnsi="Arial Narrow" w:cs="Arial Narrow"/>
-          <w:color w:val="000000"/>
-          <w:kern w:val="0"/>
-          <w:lang w:eastAsia="es-PE"/>
-          <w14:ligatures w14:val="none"/>
-        </w:rPr>
-      </w:pPr>
-      <w:r>
-        <w:rPr>
-          <w:rFonts w:ascii="Arial Narrow" w:eastAsia="Arial Narrow" w:hAnsi="Arial Narrow" w:cs="Arial Narrow"/>
-          <w:b/>
-          <w:color w:val="000000"/>
-          <w:kern w:val="0"/>
-          <w:lang w:eastAsia="es-PE"/>
-          <w14:ligatures w14:val="none"/>
-        </w:rPr>
-        <w:t>SEXTO:</w:t>
-      </w:r>
-      <w:r>
-        <w:rPr>
-          <w:rFonts w:ascii="Arial Narrow" w:eastAsia="Arial Narrow" w:hAnsi="Arial Narrow" w:cs="Arial Narrow"/>
-          <w:color w:val="000000"/>
-          <w:kern w:val="0"/>
-          <w:lang w:eastAsia="es-PE"/>
-          <w14:ligatures w14:val="none"/>
-        </w:rPr>
-        <w:t xml:space="preserve"> </w:t>
-      </w:r>
-      <w:bookmarkStart w:id="7" w:name="_Hlk188286915"/>
-      <w:r>
-        <w:rPr>
-          <w:rFonts w:ascii="Arial Narrow" w:eastAsia="Arial Narrow" w:hAnsi="Arial Narrow" w:cs="Arial Narrow"/>
-          <w:color w:val="000000"/>
-          <w:kern w:val="0"/>
-          <w:lang w:eastAsia="es-PE"/>
-          <w14:ligatures w14:val="none"/>
-        </w:rPr>
-        <w:t>informar a las partes que el artículo 110</w:t>
-      </w:r>
-      <w:r>
-        <w:rPr>
-          <w:rFonts w:ascii="Arial Narrow" w:eastAsia="Arial Narrow" w:hAnsi="Arial Narrow" w:cs="Arial Narrow"/>
-          <w:kern w:val="0"/>
-          <w14:ligatures w14:val="none"/>
-        </w:rPr>
-        <w:t/>
-      </w:r>
-      <w:r>
-        <w:rPr>
-          <w:rFonts w:ascii="Arial Narrow" w:eastAsia="Arial Narrow" w:hAnsi="Arial Narrow" w:cs="Arial Narrow"/>
-          <w:color w:val="000000"/>
-          <w:kern w:val="0"/>
-          <w:lang w:eastAsia="es-PE"/>
-          <w14:ligatures w14:val="none"/>
-        </w:rPr>
-        <w:t xml:space="preserve"> de la Ley 29571, Código de Protección y Defensa del Consumidor</w:t>
-      </w:r>
-      <w:r>
-        <w:rPr>
-          <w:rStyle w:val="Refdenotaalpie"/>
-          <w:rFonts w:ascii="Arial Narrow" w:eastAsia="Arial Narrow" w:hAnsi="Arial Narrow" w:cs="Times New Roman"/>
-          <w:color w:val="000000"/>
-          <w:kern w:val="0"/>
-          <w:vertAlign w:val="superscript"/>
-          <w:lang w:eastAsia="es-PE"/>
-          <w14:ligatures w14:val="none"/>
-        </w:rPr>
-        <w:footnoteReference w:id="8"/>
-      </w:r>
-      <w:r>
-        <w:rPr>
-          <w:rFonts w:ascii="Arial Narrow" w:eastAsia="Arial Narrow" w:hAnsi="Arial Narrow" w:cs="Arial Narrow"/>
-          <w:color w:val="000000"/>
-          <w:kern w:val="0"/>
-          <w:lang w:eastAsia="es-PE"/>
-          <w14:ligatures w14:val="none"/>
-        </w:rPr>
-        <w:t>, faculta a la Comisión a calificar las infracciones de la referida norma como leves, graves o muy graves e imponer sanciones que van desde una amonestación hasta una multa por un máximo de 450 Unidades Impositivas Tributarias, sin perjuicio de las medidas correctivas, reparadoras y complementarias, que puedan ordenarse de acuerdo a lo estipulado en los artículos 114</w:t>
-      </w:r>
-      <w:r>
-        <w:rPr>
-          <w:rFonts w:ascii="Arial Narrow" w:eastAsia="Arial Narrow" w:hAnsi="Arial Narrow" w:cs="Arial Narrow"/>
-          <w:kern w:val="0"/>
-          <w14:ligatures w14:val="none"/>
-        </w:rPr>
-        <w:t/>
-      </w:r>
-      <w:r>
-        <w:rPr>
-          <w:rFonts w:ascii="Arial Narrow" w:eastAsia="Arial Narrow" w:hAnsi="Arial Narrow" w:cs="Arial Narrow"/>
-          <w:color w:val="000000"/>
-          <w:kern w:val="0"/>
-          <w:lang w:eastAsia="es-PE"/>
-          <w14:ligatures w14:val="none"/>
-        </w:rPr>
-        <w:t>, 115</w:t>
-      </w:r>
-      <w:r>
-        <w:rPr>
-          <w:rFonts w:ascii="Arial Narrow" w:eastAsia="Arial Narrow" w:hAnsi="Arial Narrow" w:cs="Arial Narrow"/>
-          <w:kern w:val="0"/>
-          <w14:ligatures w14:val="none"/>
-        </w:rPr>
-        <w:t/>
-      </w:r>
-      <w:r>
-        <w:rPr>
-          <w:rFonts w:ascii="Arial Narrow" w:eastAsia="Arial Narrow" w:hAnsi="Arial Narrow" w:cs="Arial Narrow"/>
-          <w:color w:val="000000"/>
-          <w:kern w:val="0"/>
-          <w:lang w:eastAsia="es-PE"/>
-          <w14:ligatures w14:val="none"/>
-        </w:rPr>
-        <w:t xml:space="preserve"> y 116</w:t>
-      </w:r>
-      <w:r>
-        <w:rPr>
-          <w:rFonts w:ascii="Arial Narrow" w:eastAsia="Arial Narrow" w:hAnsi="Arial Narrow" w:cs="Arial Narrow"/>
-          <w:kern w:val="0"/>
-          <w14:ligatures w14:val="none"/>
-        </w:rPr>
-        <w:t/>
-      </w:r>
-      <w:r>
-        <w:rPr>
-          <w:rFonts w:ascii="Arial Narrow" w:eastAsia="Arial Narrow" w:hAnsi="Arial Narrow" w:cs="Arial Narrow"/>
-          <w:color w:val="000000"/>
-          <w:kern w:val="0"/>
-          <w:lang w:eastAsia="es-PE"/>
-          <w14:ligatures w14:val="none"/>
-        </w:rPr>
-        <w:t xml:space="preserve"> de la referida norma</w:t>
-      </w:r>
-      <w:r>
-        <w:rPr>
-          <w:rStyle w:val="Refdenotaalpie"/>
-          <w:rFonts w:ascii="Arial Narrow" w:eastAsia="Arial Narrow" w:hAnsi="Arial Narrow" w:cs="Times New Roman"/>
-          <w:color w:val="000000"/>
-          <w:kern w:val="0"/>
-          <w:vertAlign w:val="superscript"/>
-          <w:lang w:eastAsia="es-PE"/>
-          <w14:ligatures w14:val="none"/>
-        </w:rPr>
-        <w:footnoteReference w:id="9"/>
-      </w:r>
-      <w:r>
-        <w:rPr>
-          <w:rFonts w:ascii="Arial Narrow" w:eastAsia="Arial Narrow" w:hAnsi="Arial Narrow" w:cs="Arial Narrow"/>
-          <w:color w:val="000000"/>
-          <w:kern w:val="0"/>
-          <w:lang w:eastAsia="es-PE"/>
-          <w14:ligatures w14:val="none"/>
-        </w:rPr>
-        <w:t xml:space="preserve">. </w:t>
-      </w:r>
-      <w:bookmarkEnd w:id="7"/>
-      <w:r>
-        <w:rPr>
-          <w:rFonts w:ascii="Arial Narrow" w:eastAsia="Arial Narrow" w:hAnsi="Arial Narrow" w:cs="Arial Narrow"/>
-          <w:color w:val="000000"/>
-          <w:kern w:val="0"/>
-          <w:lang w:eastAsia="es-PE"/>
-          <w14:ligatures w14:val="none"/>
-        </w:rPr>
-        <w:lastRenderedPageBreak/>
-        <w:t>Asimismo, se consideran circunstancias atenuantes para la graduación de la sanción, el allanamiento de la denuncia o el reconocimiento de las pretensiones en ella contenidas, de acuerdo con el artículo 112</w:t>
-      </w:r>
-      <w:r>
-        <w:rPr>
-          <w:rFonts w:ascii="Arial Narrow" w:eastAsia="Arial Narrow" w:hAnsi="Arial Narrow" w:cs="Arial Narrow"/>
-          <w:kern w:val="0"/>
-          <w14:ligatures w14:val="none"/>
-        </w:rPr>
-        <w:t/>
-      </w:r>
-      <w:r>
-        <w:rPr>
-          <w:rFonts w:ascii="Arial Narrow" w:eastAsia="Arial Narrow" w:hAnsi="Arial Narrow" w:cs="Arial Narrow"/>
-          <w:color w:val="000000"/>
-          <w:kern w:val="0"/>
-          <w:lang w:eastAsia="es-PE"/>
-          <w14:ligatures w14:val="none"/>
-        </w:rPr>
-        <w:t xml:space="preserve"> del Código</w:t>
-      </w:r>
-      <w:r>
-        <w:rPr>
-          <w:rStyle w:val="Refdenotaalpie"/>
-          <w:rFonts w:ascii="Arial Narrow" w:eastAsia="Arial Narrow" w:hAnsi="Arial Narrow" w:cs="Times New Roman"/>
-          <w:color w:val="000000"/>
-          <w:kern w:val="0"/>
-          <w:vertAlign w:val="superscript"/>
-          <w:lang w:eastAsia="es-PE"/>
-          <w14:ligatures w14:val="none"/>
-        </w:rPr>
-        <w:footnoteReference w:id="10"/>
-      </w:r>
-      <w:r>
-        <w:rPr>
-          <w:rFonts w:ascii="Arial Narrow" w:eastAsia="Arial Narrow" w:hAnsi="Arial Narrow" w:cs="Arial Narrow"/>
-          <w:color w:val="000000"/>
-          <w:kern w:val="0"/>
-          <w:lang w:eastAsia="es-PE"/>
-          <w14:ligatures w14:val="none"/>
-        </w:rPr>
-        <w:t>.</w:t>
-      </w:r>
-    </w:p>
-    <w:p>
-      <w:pPr>
-        <w:shd w:val="clear" w:color="auto" w:fill="FFFFFF"/>
-        <w:spacing w:after="0" w:line="240" w:lineRule="auto"/>
-        <w:jc w:val="both"/>
-        <w:rPr>
-          <w:rFonts w:ascii="Arial Narrow" w:eastAsia="Arial Narrow" w:hAnsi="Arial Narrow" w:cs="Arial Narrow"/>
-          <w:b/>
-          <w:color w:val="000000"/>
-          <w:kern w:val="0"/>
-          <w:lang w:eastAsia="es-PE"/>
-          <w14:ligatures w14:val="none"/>
-        </w:rPr>
-      </w:pPr>
-    </w:p>
-    <w:p>
-      <w:pPr>
-        <w:shd w:val="clear" w:color="auto" w:fill="FFFFFF"/>
-        <w:spacing w:after="0" w:line="240" w:lineRule="auto"/>
-        <w:jc w:val="both"/>
-        <w:rPr>
-          <w:rFonts w:ascii="Arial Narrow" w:eastAsia="Arial Narrow" w:hAnsi="Arial Narrow" w:cs="Arial Narrow"/>
-          <w:color w:val="000000"/>
-          <w:kern w:val="0"/>
-          <w:lang w:eastAsia="es-PE"/>
-          <w14:ligatures w14:val="none"/>
-        </w:rPr>
-      </w:pPr>
-      <w:r>
-        <w:rPr>
-          <w:rFonts w:ascii="Arial Narrow" w:eastAsia="Arial Narrow" w:hAnsi="Arial Narrow" w:cs="Arial Narrow"/>
-          <w:b/>
-          <w:color w:val="000000"/>
-          <w:kern w:val="0"/>
-          <w:lang w:eastAsia="es-PE"/>
-          <w14:ligatures w14:val="none"/>
-        </w:rPr>
-        <w:t>SÉTIMO:</w:t>
-      </w:r>
-      <w:r>
-        <w:rPr>
-          <w:rFonts w:ascii="Arial Narrow" w:eastAsia="Arial Narrow" w:hAnsi="Arial Narrow" w:cs="Arial Narrow"/>
-          <w:color w:val="000000"/>
-          <w:kern w:val="0"/>
-          <w:lang w:eastAsia="es-PE"/>
-          <w14:ligatures w14:val="none"/>
-        </w:rPr>
-        <w:t xml:space="preserve"> informar a las partes que conforme a lo establecido en el artículo 39</w:t>
-      </w:r>
-      <w:r>
-        <w:rPr>
-          <w:rFonts w:ascii="Arial Narrow" w:eastAsia="Arial Narrow" w:hAnsi="Arial Narrow" w:cs="Arial Narrow"/>
-          <w:kern w:val="0"/>
-          <w14:ligatures w14:val="none"/>
-        </w:rPr>
-        <w:t/>
-      </w:r>
-      <w:r>
-        <w:rPr>
-          <w:rFonts w:ascii="Arial Narrow" w:eastAsia="Arial Narrow" w:hAnsi="Arial Narrow" w:cs="Arial Narrow"/>
-          <w:color w:val="000000"/>
-          <w:kern w:val="0"/>
-          <w:lang w:eastAsia="es-PE"/>
-          <w14:ligatures w14:val="none"/>
-        </w:rPr>
-        <w:t xml:space="preserve"> de la Ley sobre Facultades, Normas y Organización del Indecopi, aprobada por Decreto Legislativo 807</w:t>
-      </w:r>
-      <w:r>
-        <w:rPr>
-          <w:rStyle w:val="Refdenotaalpie"/>
-          <w:rFonts w:ascii="Arial Narrow" w:eastAsia="Arial Narrow" w:hAnsi="Arial Narrow" w:cs="Times New Roman"/>
-          <w:color w:val="000000"/>
-          <w:kern w:val="0"/>
-          <w:vertAlign w:val="superscript"/>
-          <w:lang w:eastAsia="es-PE"/>
-          <w14:ligatures w14:val="none"/>
-        </w:rPr>
-        <w:footnoteReference w:id="11"/>
-      </w:r>
-      <w:r>
-        <w:rPr>
-          <w:rFonts w:ascii="Arial Narrow" w:eastAsia="Arial Narrow" w:hAnsi="Arial Narrow" w:cs="Arial Narrow"/>
-          <w:color w:val="000000"/>
-          <w:kern w:val="0"/>
-          <w:lang w:eastAsia="es-PE"/>
-          <w14:ligatures w14:val="none"/>
-        </w:rPr>
-        <w:t xml:space="preserve">, los gastos por los peritajes realizados, actuación de pruebas, inspecciones y otros derivados de la tramitación del proceso serán de cargo de la parte que solicita la prueba, salvo pacto en contrario. En todos los casos, la resolución final determinará si los gastos deben ser asumidos por alguna de las partes, o reembolsados a la otra parte o al Indecopi, según sea el caso, de manera adicional a la sanción que haya podido imponerse. </w:t>
-      </w:r>
-    </w:p>
-    <w:p>
-      <w:pPr>
-        <w:shd w:val="clear" w:color="auto" w:fill="FFFFFF"/>
-        <w:spacing w:after="0" w:line="240" w:lineRule="auto"/>
-        <w:jc w:val="both"/>
-        <w:rPr>
-          <w:rFonts w:ascii="Arial Narrow" w:eastAsia="Arial Narrow" w:hAnsi="Arial Narrow" w:cs="Arial Narrow"/>
-          <w:color w:val="000000"/>
-          <w:kern w:val="0"/>
-          <w:lang w:eastAsia="es-PE"/>
-          <w14:ligatures w14:val="none"/>
-        </w:rPr>
-      </w:pPr>
-    </w:p>
-    <w:p>
-      <w:pPr>
-        <w:suppressAutoHyphens/>
-        <w:spacing w:after="0" w:line="240" w:lineRule="auto"/>
-        <w:jc w:val="both"/>
+          <ns2:ligatures ns2:val="none"/>
+        </w:rPr>
+        <w:footnoteReference w:id="12"/>
+      </w:r>
+      <w:r>
         <w:rPr>
           <w:rFonts w:ascii="Arial Narrow" w:eastAsia="Calibri" w:hAnsi="Arial Narrow" w:cs="Arial"/>
           <w:kern w:val="0"/>
-          <w:u w:val="single"/>
-          <w14:ligatures w14:val="none"/>
-        </w:rPr>
-      </w:pPr>
+          <ns2:ligatures ns2:val="none"/>
+        </w:rPr>
+        <w:t xml:space="preserve">, hasta antes de la emisión de la Resolución Final tienen la posibilidad de solicitar una audiencia </w:t>
+      </w:r>
       <w:r>
         <w:rPr>
           <w:rFonts w:ascii="Arial Narrow" w:eastAsia="Calibri" w:hAnsi="Arial Narrow" w:cs="Arial"/>
-          <w:b/>
-          <w:bCs/>
-          <w:kern w:val="0"/>
-          <w14:ligatures w14:val="none"/>
-        </w:rPr>
-        <w:t>OCTAVO</w:t>
-      </w:r>
-      <w:r>
-        <w:rPr>
-          <w:rFonts w:ascii="Arial Narrow" w:eastAsia="Calibri" w:hAnsi="Arial Narrow" w:cs="Arial"/>
-          <w:b/>
-          <w:kern w:val="0"/>
-          <w14:ligatures w14:val="none"/>
-        </w:rPr>
-        <w:t>:</w:t>
-      </w:r>
-      <w:r>
-        <w:rPr>
-          <w:rFonts w:ascii="Arial Narrow" w:eastAsia="Calibri" w:hAnsi="Arial Narrow" w:cs="Arial"/>
-          <w:kern w:val="0"/>
-          <w14:ligatures w14:val="none"/>
-        </w:rPr>
-        <w:t xml:space="preserve"> comunicar a las partes que, </w:t>
-      </w:r>
-      <w:proofErr w:type="gramStart"/>
-      <w:r>
-        <w:rPr>
-          <w:rFonts w:ascii="Arial Narrow" w:eastAsia="Calibri" w:hAnsi="Arial Narrow" w:cs="Arial"/>
-          <w:kern w:val="0"/>
-          <w14:ligatures w14:val="none"/>
-        </w:rPr>
-        <w:t>de acuerdo a</w:t>
-      </w:r>
-      <w:proofErr w:type="gramEnd"/>
-      <w:r>
-        <w:rPr>
-          <w:rFonts w:ascii="Arial Narrow" w:eastAsia="Calibri" w:hAnsi="Arial Narrow" w:cs="Arial"/>
-          <w:kern w:val="0"/>
-          <w14:ligatures w14:val="none"/>
-        </w:rPr>
-        <w:t xml:space="preserve"> lo señalado por el artículo 29</w:t>
-      </w:r>
-      <w:r>
-        <w:rPr>
-          <w:rFonts w:ascii="Arial Narrow" w:eastAsia="Arial Narrow" w:hAnsi="Arial Narrow" w:cs="Arial Narrow"/>
-          <w:kern w:val="0"/>
-          <w14:ligatures w14:val="none"/>
-        </w:rPr>
-        <w:t/>
-      </w:r>
-      <w:r>
-        <w:rPr>
-          <w:rFonts w:ascii="Arial Narrow" w:eastAsia="Calibri" w:hAnsi="Arial Narrow" w:cs="Arial"/>
-          <w:kern w:val="0"/>
-          <w14:ligatures w14:val="none"/>
-        </w:rPr>
-        <w:t xml:space="preserve"> del Decreto Legislativo 807</w:t>
-      </w:r>
-      <w:r>
-        <w:rPr>
-          <w:rStyle w:val="Refdenotaalpie"/>
-          <w:rFonts w:ascii="Arial Narrow" w:eastAsia="Calibri" w:hAnsi="Arial Narrow" w:cs="Arial"/>
-          <w:kern w:val="0"/>
-          <w:vertAlign w:val="superscript"/>
-          <w14:ligatures w14:val="none"/>
-        </w:rPr>
-        <w:footnoteReference w:id="12"/>
-      </w:r>
-      <w:r>
-        <w:rPr>
-          <w:rFonts w:ascii="Arial Narrow" w:eastAsia="Calibri" w:hAnsi="Arial Narrow" w:cs="Arial"/>
-          <w:kern w:val="0"/>
-          <w14:ligatures w14:val="none"/>
-        </w:rPr>
-        <w:t xml:space="preserve">, hasta antes de la emisión de la Resolución Final tienen la posibilidad de solicitar una audiencia </w:t>
-      </w:r>
-      <w:r>
-        <w:rPr>
-          <w:rFonts w:ascii="Arial Narrow" w:eastAsia="Calibri" w:hAnsi="Arial Narrow" w:cs="Arial"/>
-          <w:kern w:val="0"/>
-          <w14:ligatures w14:val="none"/>
+          <w:kern w:val="0"/>
+          <ns2:ligatures ns2:val="none"/>
         </w:rPr>
         <w:lastRenderedPageBreak/>
         <w:t xml:space="preserve">de conciliación. En caso deleguen a favor de una tercera persona su actuación en la diligencia programada, esta deberá presentar un poder especial con firma legalizada ante Notario Público, donde conste </w:t>
@@ -3885,7 +3744,7 @@
           <w:rFonts w:ascii="Arial Narrow" w:eastAsia="Calibri" w:hAnsi="Arial Narrow" w:cs="Arial"/>
           <w:kern w:val="0"/>
           <w:u w:val="single"/>
-          <w14:ligatures w14:val="none"/>
+          <ns2:ligatures ns2:val="none"/>
         </w:rPr>
         <w:t>expresamente su facultad para asistir y conciliar en su representación</w:t>
       </w:r>
@@ -3894,7 +3753,7 @@
           <w:rFonts w:ascii="Arial Narrow" w:eastAsia="Calibri" w:hAnsi="Arial Narrow" w:cs="Arial"/>
           <w:bCs/>
           <w:kern w:val="0"/>
-          <w14:ligatures w14:val="none"/>
+          <ns2:ligatures ns2:val="none"/>
         </w:rPr>
         <w:t>.</w:t>
       </w:r>
@@ -3904,7 +3763,7 @@
           <w:b/>
           <w:bCs/>
           <w:kern w:val="0"/>
-          <w14:ligatures w14:val="none"/>
+          <ns2:ligatures ns2:val="none"/>
         </w:rPr>
         <w:t xml:space="preserve"> </w:t>
       </w:r>
@@ -3913,12 +3772,12 @@
           <w:rFonts w:ascii="Arial Narrow" w:eastAsia="Calibri" w:hAnsi="Arial Narrow" w:cs="Arial"/>
           <w:kern w:val="0"/>
           <w:u w:val="single"/>
-          <w14:ligatures w14:val="none"/>
+          <ns2:ligatures ns2:val="none"/>
         </w:rPr>
         <w:t xml:space="preserve">Ello bajo apercibimiento de no realizar la audiencia de conciliación y levantar el acta de inasistencia correspondiente. </w:t>
       </w:r>
     </w:p>
-    <w:p>
+    <w:p ns2:paraId="3E55E6BD" ns2:textId="77777777">
       <w:pPr>
         <w:suppressAutoHyphens/>
         <w:spacing w:after="0" w:line="240" w:lineRule="auto"/>
@@ -3927,11 +3786,11 @@
           <w:rFonts w:ascii="Arial Narrow" w:eastAsia="Calibri" w:hAnsi="Arial Narrow" w:cs="Arial"/>
           <w:kern w:val="0"/>
           <w:u w:val="single"/>
-          <w14:ligatures w14:val="none"/>
-        </w:rPr>
-      </w:pPr>
-    </w:p>
-    <w:p>
+          <ns2:ligatures ns2:val="none"/>
+        </w:rPr>
+      </w:pPr>
+    </w:p>
+    <w:p ns2:paraId="0081C764" ns2:textId="77777777">
       <w:pPr>
         <w:suppressAutoHyphens/>
         <w:spacing w:after="0" w:line="240" w:lineRule="auto"/>
@@ -3941,7 +3800,7 @@
           <w:color w:val="000000"/>
           <w:kern w:val="0"/>
           <w:lang w:eastAsia="es-PE"/>
-          <w14:ligatures w14:val="none"/>
+          <ns2:ligatures ns2:val="none"/>
         </w:rPr>
       </w:pPr>
       <w:r>
@@ -3951,7 +3810,7 @@
           <w:color w:val="000000"/>
           <w:kern w:val="0"/>
           <w:lang w:eastAsia="es-PE"/>
-          <w14:ligatures w14:val="none"/>
+          <ns2:ligatures ns2:val="none"/>
         </w:rPr>
         <w:t>NOVENO:</w:t>
       </w:r>
@@ -3961,14 +3820,14 @@
           <w:color w:val="000000"/>
           <w:kern w:val="0"/>
           <w:lang w:eastAsia="es-PE"/>
-          <w14:ligatures w14:val="none"/>
+          <ns2:ligatures ns2:val="none"/>
         </w:rPr>
         <w:t xml:space="preserve"> poner en conocimiento de las partes que, antes de la emisión de la Resolución Final, tienen la posibilidad de formular su desistimiento o presentar el acuerdo arribado mediante la conciliación, mediación, transacción o cualquier otro que, de forma indubitable, deje constancia que se ha solucionado la controversia materia de denuncia.</w:t>
       </w:r>
       <w:bookmarkStart w:id="8" w:name="h.gjdgxs" w:colFirst="0" w:colLast="0"/>
       <w:bookmarkEnd w:id="8"/>
     </w:p>
-    <w:p>
+    <w:p ns2:paraId="0DCAFBEE" ns2:textId="77777777">
       <w:pPr>
         <w:suppressAutoHyphens/>
         <w:spacing w:after="0" w:line="240" w:lineRule="auto"/>
@@ -3978,11 +3837,11 @@
           <w:color w:val="000000"/>
           <w:kern w:val="0"/>
           <w:lang w:eastAsia="es-PE"/>
-          <w14:ligatures w14:val="none"/>
-        </w:rPr>
-      </w:pPr>
-    </w:p>
-    <w:p>
+          <ns2:ligatures ns2:val="none"/>
+        </w:rPr>
+      </w:pPr>
+    </w:p>
+    <w:p ns2:paraId="3F2FA092" ns2:textId="7B61F900">
       <w:pPr>
         <w:suppressAutoHyphens/>
         <w:spacing w:after="0" w:line="240" w:lineRule="auto"/>
@@ -3997,7 +3856,7 @@
           <w:b/>
           <w:spacing w:val="-3"/>
           <w:kern w:val="0"/>
-          <w14:ligatures w14:val="none"/>
+          <ns2:ligatures ns2:val="none"/>
         </w:rPr>
         <w:t xml:space="preserve">DÉCIMO: requerir a la señora [APELLIDO] y [APELLIDO] y Reaseguros S.A. para que, dentro del plazo de dos (2) días hábiles siguientes a la fecha en que reciba la notificación en su bandeja de correo electrónico, efectúe la confirmación de recepción de la notificación remitida por este despacho a su correo electrónico, de conformidad con el segundo párrafo del numeral 4 del artículo 20 del Texto Único Ordenado de la Ley del Procedimiento Administrativo General, aprobado mediante Decreto Supremo 006-2026-JUS, bajo apercibimiento de rehacer el acto de notificación y notificarle conforme al numeral 1 del artículo 20 del citado cuerpo normativo.</w:t>
       </w:r>
@@ -4007,7 +3866,7 @@
           <w:bCs/>
           <w:spacing w:val="-3"/>
           <w:kern w:val="0"/>
-          <w14:ligatures w14:val="none"/>
+          <ns2:ligatures ns2:val="none"/>
         </w:rPr>
         <w:t xml:space="preserve"/>
       </w:r>
@@ -4017,7 +3876,7 @@
           <w:bCs/>
           <w:spacing w:val="-3"/>
           <w:kern w:val="0"/>
-          <w14:ligatures w14:val="none"/>
+          <ns2:ligatures ns2:val="none"/>
         </w:rPr>
         <w:t/>
       </w:r>
@@ -4027,7 +3886,7 @@
           <w:bCs/>
           <w:spacing w:val="-3"/>
           <w:kern w:val="0"/>
-          <w14:ligatures w14:val="none"/>
+          <ns2:ligatures ns2:val="none"/>
         </w:rPr>
         <w:t xml:space="preserve"/>
       </w:r>
@@ -4038,7 +3897,7 @@
           <w:kern w:val="0"/>
           <w:shd w:val="clear" w:color="auto" w:fill="FFFFFF"/>
           <w:lang w:eastAsia="es-PE"/>
-          <w14:ligatures w14:val="none"/>
+          <ns2:ligatures ns2:val="none"/>
         </w:rPr>
         <w:t/>
       </w:r>
@@ -4049,7 +3908,7 @@
           <w:kern w:val="0"/>
           <w:shd w:val="clear" w:color="auto" w:fill="FFFFFF"/>
           <w:lang w:eastAsia="es-PE"/>
-          <w14:ligatures w14:val="none"/>
+          <ns2:ligatures ns2:val="none"/>
         </w:rPr>
         <w:t xml:space="preserve"/>
       </w:r>
@@ -4061,7 +3920,7 @@
           <w:kern w:val="0"/>
           <w:shd w:val="clear" w:color="auto" w:fill="FFFFFF"/>
           <w:lang w:eastAsia="es-PE"/>
-          <w14:ligatures w14:val="none"/>
+          <ns2:ligatures ns2:val="none"/>
         </w:rPr>
         <w:t/>
       </w:r>
@@ -4073,7 +3932,7 @@
           <w:kern w:val="0"/>
           <w:shd w:val="clear" w:color="auto" w:fill="FFFFFF"/>
           <w:lang w:eastAsia="es-PE"/>
-          <w14:ligatures w14:val="none"/>
+          <ns2:ligatures ns2:val="none"/>
         </w:rPr>
         <w:t xml:space="preserve"/>
       </w:r>
@@ -4085,7 +3944,7 @@
           <w:kern w:val="0"/>
           <w:shd w:val="clear" w:color="auto" w:fill="FFFFFF"/>
           <w:lang w:eastAsia="es-PE"/>
-          <w14:ligatures w14:val="none"/>
+          <ns2:ligatures ns2:val="none"/>
         </w:rPr>
         <w:t/>
       </w:r>
@@ -4097,7 +3956,7 @@
           <w:kern w:val="0"/>
           <w:shd w:val="clear" w:color="auto" w:fill="FFFFFF"/>
           <w:lang w:eastAsia="es-PE"/>
-          <w14:ligatures w14:val="none"/>
+          <ns2:ligatures ns2:val="none"/>
         </w:rPr>
         <w:t xml:space="preserve"/>
       </w:r>
@@ -4108,7 +3967,7 @@
           <w:kern w:val="0"/>
           <w:shd w:val="clear" w:color="auto" w:fill="FFFFFF"/>
           <w:lang w:eastAsia="es-PE"/>
-          <w14:ligatures w14:val="none"/>
+          <ns2:ligatures ns2:val="none"/>
         </w:rPr>
         <w:t xml:space="preserve"/>
       </w:r>
@@ -4123,7 +3982,7 @@
         <w:rPr>
           <w:rFonts w:ascii="Arial Narrow" w:eastAsia="Arial Narrow" w:hAnsi="Arial Narrow" w:cs="Arial Narrow"/>
           <w:kern w:val="0"/>
-          <w14:ligatures w14:val="none"/>
+          <ns2:ligatures ns2:val="none"/>
         </w:rPr>
         <w:t/>
       </w:r>
@@ -4138,7 +3997,7 @@
         <w:rPr>
           <w:rFonts w:ascii="Arial Narrow" w:eastAsia="Arial Narrow" w:hAnsi="Arial Narrow" w:cs="Arial Narrow"/>
           <w:kern w:val="0"/>
-          <w14:ligatures w14:val="none"/>
+          <ns2:ligatures ns2:val="none"/>
         </w:rPr>
         <w:t/>
       </w:r>
@@ -4164,7 +4023,7 @@
         <w:t/>
       </w:r>
     </w:p>
-    <w:p>
+    <w:p ns2:paraId="212FCE7B" ns2:textId="77777777">
       <w:pPr>
         <w:suppressAutoHyphens/>
         <w:spacing w:after="0" w:line="240" w:lineRule="auto"/>
@@ -4174,77 +4033,77 @@
         </w:rPr>
       </w:pPr>
     </w:p>
-    <w:p>
-      <w:pPr>
-        <w:spacing w:after="0" w:line="240" w:lineRule="auto"/>
-        <w:jc w:val="both"/>
-        <w:rPr>
-          <w:rFonts w:ascii="Arial Narrow" w:eastAsia="Arial Narrow" w:hAnsi="Arial Narrow" w:cs="Arial Narrow"/>
-          <w:b/>
-          <w:color w:val="000000"/>
-          <w:kern w:val="0"/>
-          <w:lang w:eastAsia="es-PE"/>
-          <w14:ligatures w14:val="none"/>
-        </w:rPr>
-      </w:pPr>
-    </w:p>
-    <w:p>
-      <w:pPr>
-        <w:spacing w:after="0" w:line="240" w:lineRule="auto"/>
-        <w:jc w:val="both"/>
-        <w:rPr>
-          <w:rFonts w:ascii="Arial Narrow" w:eastAsia="Arial Narrow" w:hAnsi="Arial Narrow" w:cs="Arial Narrow"/>
-          <w:b/>
-          <w:color w:val="000000"/>
-          <w:kern w:val="0"/>
-          <w:lang w:eastAsia="es-PE"/>
-          <w14:ligatures w14:val="none"/>
-        </w:rPr>
-      </w:pPr>
-    </w:p>
-    <w:p>
-      <w:pPr>
-        <w:spacing w:after="0" w:line="240" w:lineRule="auto"/>
-        <w:jc w:val="both"/>
-        <w:rPr>
-          <w:rFonts w:ascii="Arial Narrow" w:eastAsia="Arial Narrow" w:hAnsi="Arial Narrow" w:cs="Arial Narrow"/>
-          <w:b/>
-          <w:color w:val="000000"/>
-          <w:kern w:val="0"/>
-          <w:lang w:eastAsia="es-PE"/>
-          <w14:ligatures w14:val="none"/>
-        </w:rPr>
-      </w:pPr>
-    </w:p>
-    <w:p>
-      <w:pPr>
-        <w:spacing w:after="0" w:line="240" w:lineRule="auto"/>
-        <w:jc w:val="both"/>
-        <w:rPr>
-          <w:rFonts w:ascii="Arial Narrow" w:eastAsia="Arial Narrow" w:hAnsi="Arial Narrow" w:cs="Arial Narrow"/>
-          <w:b/>
-          <w:color w:val="000000"/>
-          <w:kern w:val="0"/>
-          <w:lang w:eastAsia="es-PE"/>
-          <w14:ligatures w14:val="none"/>
-        </w:rPr>
-      </w:pPr>
-    </w:p>
-    <w:p>
-      <w:pPr>
-        <w:spacing w:after="0" w:line="240" w:lineRule="auto"/>
-        <w:jc w:val="both"/>
-        <w:rPr>
-          <w:rFonts w:ascii="Arial Narrow" w:eastAsia="Arial Narrow" w:hAnsi="Arial Narrow" w:cs="Arial Narrow"/>
-          <w:b/>
-          <w:color w:val="000000"/>
-          <w:kern w:val="0"/>
-          <w:lang w:eastAsia="es-PE"/>
-          <w14:ligatures w14:val="none"/>
-        </w:rPr>
-      </w:pPr>
-    </w:p>
-    <w:p>
+    <w:p ns2:paraId="39963B7E" ns2:textId="77777777">
+      <w:pPr>
+        <w:spacing w:after="0" w:line="240" w:lineRule="auto"/>
+        <w:jc w:val="both"/>
+        <w:rPr>
+          <w:rFonts w:ascii="Arial Narrow" w:eastAsia="Arial Narrow" w:hAnsi="Arial Narrow" w:cs="Arial Narrow"/>
+          <w:b/>
+          <w:color w:val="000000"/>
+          <w:kern w:val="0"/>
+          <w:lang w:eastAsia="es-PE"/>
+          <ns2:ligatures ns2:val="none"/>
+        </w:rPr>
+      </w:pPr>
+    </w:p>
+    <w:p ns2:paraId="537523B8" ns2:textId="77777777">
+      <w:pPr>
+        <w:spacing w:after="0" w:line="240" w:lineRule="auto"/>
+        <w:jc w:val="both"/>
+        <w:rPr>
+          <w:rFonts w:ascii="Arial Narrow" w:eastAsia="Arial Narrow" w:hAnsi="Arial Narrow" w:cs="Arial Narrow"/>
+          <w:b/>
+          <w:color w:val="000000"/>
+          <w:kern w:val="0"/>
+          <w:lang w:eastAsia="es-PE"/>
+          <ns2:ligatures ns2:val="none"/>
+        </w:rPr>
+      </w:pPr>
+    </w:p>
+    <w:p ns2:paraId="4FE8269B" ns2:textId="77777777">
+      <w:pPr>
+        <w:spacing w:after="0" w:line="240" w:lineRule="auto"/>
+        <w:jc w:val="both"/>
+        <w:rPr>
+          <w:rFonts w:ascii="Arial Narrow" w:eastAsia="Arial Narrow" w:hAnsi="Arial Narrow" w:cs="Arial Narrow"/>
+          <w:b/>
+          <w:color w:val="000000"/>
+          <w:kern w:val="0"/>
+          <w:lang w:eastAsia="es-PE"/>
+          <ns2:ligatures ns2:val="none"/>
+        </w:rPr>
+      </w:pPr>
+    </w:p>
+    <w:p ns2:paraId="181DDD35" ns2:textId="77777777">
+      <w:pPr>
+        <w:spacing w:after="0" w:line="240" w:lineRule="auto"/>
+        <w:jc w:val="both"/>
+        <w:rPr>
+          <w:rFonts w:ascii="Arial Narrow" w:eastAsia="Arial Narrow" w:hAnsi="Arial Narrow" w:cs="Arial Narrow"/>
+          <w:b/>
+          <w:color w:val="000000"/>
+          <w:kern w:val="0"/>
+          <w:lang w:eastAsia="es-PE"/>
+          <ns2:ligatures ns2:val="none"/>
+        </w:rPr>
+      </w:pPr>
+    </w:p>
+    <w:p ns2:paraId="4CBBE603" ns2:textId="77777777">
+      <w:pPr>
+        <w:spacing w:after="0" w:line="240" w:lineRule="auto"/>
+        <w:jc w:val="both"/>
+        <w:rPr>
+          <w:rFonts w:ascii="Arial Narrow" w:eastAsia="Arial Narrow" w:hAnsi="Arial Narrow" w:cs="Arial Narrow"/>
+          <w:b/>
+          <w:color w:val="000000"/>
+          <w:kern w:val="0"/>
+          <w:lang w:eastAsia="es-PE"/>
+          <ns2:ligatures ns2:val="none"/>
+        </w:rPr>
+      </w:pPr>
+    </w:p>
+    <w:p ns2:paraId="5F73DDED" ns2:textId="77777777">
       <w:pPr>
         <w:shd w:val="clear" w:color="auto" w:fill="FFFFFF"/>
         <w:spacing w:after="0" w:line="240" w:lineRule="auto"/>
@@ -4255,7 +4114,7 @@
           <w:bCs/>
           <w:color w:val="000000"/>
           <w:kern w:val="0"/>
-          <w14:ligatures w14:val="none"/>
+          <ns2:ligatures ns2:val="none"/>
         </w:rPr>
       </w:pPr>
       <w:r>
@@ -4265,12 +4124,12 @@
           <w:bCs/>
           <w:color w:val="000000"/>
           <w:kern w:val="0"/>
-          <w14:ligatures w14:val="none"/>
+          <ns2:ligatures ns2:val="none"/>
         </w:rPr>
         <w:t>EVELING ROA QUISPE</w:t>
       </w:r>
     </w:p>
-    <w:p>
+    <w:p ns2:paraId="7B15A8F5" ns2:textId="77777777">
       <w:pPr>
         <w:shd w:val="clear" w:color="auto" w:fill="FFFFFF"/>
         <w:spacing w:after="0" w:line="240" w:lineRule="auto"/>
@@ -4281,7 +4140,7 @@
           <w:bCs/>
           <w:color w:val="000000"/>
           <w:kern w:val="0"/>
-          <w14:ligatures w14:val="none"/>
+          <ns2:ligatures ns2:val="none"/>
         </w:rPr>
       </w:pPr>
       <w:r>
@@ -4291,12 +4150,12 @@
           <w:bCs/>
           <w:color w:val="000000"/>
           <w:kern w:val="0"/>
-          <w14:ligatures w14:val="none"/>
+          <ns2:ligatures ns2:val="none"/>
         </w:rPr>
         <w:t>Secretaria Técnica</w:t>
       </w:r>
     </w:p>
-    <w:p>
+    <w:p ns2:paraId="08FFB35F" ns2:textId="77777777">
       <w:pPr>
         <w:shd w:val="clear" w:color="auto" w:fill="FFFFFF"/>
         <w:spacing w:after="0" w:line="240" w:lineRule="auto"/>
@@ -4305,7 +4164,7 @@
           <w:rFonts w:ascii="Arial Narrow" w:eastAsia="Calibri" w:hAnsi="Arial Narrow" w:cs="Times New Roman"/>
           <w:color w:val="000000"/>
           <w:kern w:val="0"/>
-          <w14:ligatures w14:val="none"/>
+          <ns2:ligatures ns2:val="none"/>
         </w:rPr>
       </w:pPr>
       <w:r>
@@ -4315,7 +4174,7 @@
           <w:bCs/>
           <w:color w:val="000000"/>
           <w:kern w:val="0"/>
-          <w14:ligatures w14:val="none"/>
+          <ns2:ligatures ns2:val="none"/>
         </w:rPr>
         <w:t>Comisión </w:t>
       </w:r>
@@ -4327,7 +4186,7 @@
           <w:color w:val="000000"/>
           <w:kern w:val="0"/>
           <w:shd w:val="clear" w:color="auto" w:fill="FFFFFF"/>
-          <w14:ligatures w14:val="none"/>
+          <ns2:ligatures ns2:val="none"/>
         </w:rPr>
         <w:t>de</w:t>
       </w:r>
@@ -4338,27 +4197,27 @@
           <w:bCs/>
           <w:color w:val="000000"/>
           <w:kern w:val="0"/>
-          <w14:ligatures w14:val="none"/>
+          <ns2:ligatures ns2:val="none"/>
         </w:rPr>
         <w:t> Protección al Consumidor 1</w:t>
       </w:r>
     </w:p>
-    <w:p>
-      <w:pPr>
-        <w:spacing w:after="0" w:line="240" w:lineRule="auto"/>
-        <w:jc w:val="both"/>
-        <w:rPr>
-          <w:rFonts w:ascii="Arial Narrow" w:eastAsia="Arial Narrow" w:hAnsi="Arial Narrow" w:cs="Arial Narrow"/>
-          <w:b/>
-          <w:color w:val="000000"/>
-          <w:kern w:val="0"/>
-          <w:lang w:eastAsia="es-PE"/>
-          <w14:ligatures w14:val="none"/>
+    <w:p ns2:paraId="5490FA6F" ns2:textId="77777777">
+      <w:pPr>
+        <w:spacing w:after="0" w:line="240" w:lineRule="auto"/>
+        <w:jc w:val="both"/>
+        <w:rPr>
+          <w:rFonts w:ascii="Arial Narrow" w:eastAsia="Arial Narrow" w:hAnsi="Arial Narrow" w:cs="Arial Narrow"/>
+          <w:b/>
+          <w:color w:val="000000"/>
+          <w:kern w:val="0"/>
+          <w:lang w:eastAsia="es-PE"/>
+          <ns2:ligatures ns2:val="none"/>
         </w:rPr>
       </w:pPr>
     </w:p>
     <w:bookmarkEnd w:id="0"/>
-    <w:p>
+    <w:p ns2:paraId="58E453A2" ns2:textId="10EC2944">
       <w:pPr>
         <w:spacing w:after="0" w:line="240" w:lineRule="auto"/>
         <w:jc w:val="both"/>
@@ -4376,7 +4235,7 @@
           <w:sz w:val="16"/>
           <w:szCs w:val="16"/>
           <w:lang w:eastAsia="es-PE"/>
-          <w14:ligatures w14:val="none"/>
+          <ns2:ligatures ns2:val="none"/>
         </w:rPr>
         <w:t>LSM/</w:t>
       </w:r>
@@ -4388,12 +4247,12 @@
           <w:sz w:val="16"/>
           <w:szCs w:val="16"/>
           <w:lang w:eastAsia="es-PE"/>
-          <w14:ligatures w14:val="none"/>
+          <ns2:ligatures ns2:val="none"/>
         </w:rPr>
         <w:t>JCQ</w:t>
       </w:r>
     </w:p>
-    <w:p>
+    <w:p ns2:paraId="4A69497D" ns2:textId="77777777">
       <w:pPr>
         <w:spacing w:line="240" w:lineRule="auto"/>
         <w:rPr>
@@ -4401,7 +4260,7 @@
         </w:rPr>
       </w:pPr>
     </w:p>
-    <w:p>
+    <w:p ns2:paraId="44351FDE" ns2:textId="77777777">
       <w:pPr>
         <w:spacing w:line="240" w:lineRule="auto"/>
         <w:rPr>
@@ -4409,7 +4268,7 @@
         </w:rPr>
       </w:pPr>
     </w:p>
-    <w:p>
+    <w:p ns2:paraId="0B9A1116" ns2:textId="77777777">
       <w:pPr>
         <w:spacing w:line="240" w:lineRule="auto"/>
         <w:rPr>
@@ -4418,8 +4277,8 @@
       </w:pPr>
     </w:p>
     <w:sectPr>
-      <w:headerReference w:type="default" r:id="rId8"/>
-      <w:footerReference w:type="default" r:id="rId9"/>
+      <w:headerReference w:type="default" ns3:id="rId8"/>
+      <w:footerReference w:type="default" ns3:id="rId9"/>
       <w:pgSz w:w="11906" w:h="16838"/>
       <w:pgMar w:top="1417" w:right="1701" w:bottom="1417" w:left="1701" w:header="708" w:footer="708" w:gutter="0"/>
       <w:cols w:space="708"/>

--- a/plantillas_maestras/17_seguro_no_especificado/materia_general_asegurativa/2_o_mas_ddos_varios/mujer/TPL_0672_2025_SEGURO_NO_ESPECIFICADO_MATERIA_GENERAL_ASEGURATIVA_ASEGURADORA_MUJER_R2.docx
+++ b/plantillas_maestras/17_seguro_no_especificado/materia_general_asegurativa/2_o_mas_ddos_varios/mujer/TPL_0672_2025_SEGURO_NO_ESPECIFICADO_MATERIA_GENERAL_ASEGURATIVA_ASEGURADORA_MUJER_R2.docx
@@ -1251,7 +1251,7 @@
           <w:lang w:eastAsia="es-ES"/>
           <ns2:ligatures ns2:val="none"/>
         </w:rPr>
-        <w:t>El 13 de marzo de 2025, al apersonarse en las oficinas de Rímac para escuchar el audio del contrato, la denunciante comprobó que dicho audio no tenía fecha y hacía referencia a una suma asegurada de US$ 20 000,00, mientras que la póliza enviada por correo indicaba una suma asegurada de US$ 19 000,00. Lo cual evidenciaba las incongruencias entre el audio presentado y la documentación oficial de la póliza.</w:t>
+        <w:t xml:space="preserve">El 13 de marzo de 2025, al apersonarse en las oficinas de Rímac para escuchar el audio del contrato, la señora [APELLIDO] comprobó que dicho audio no tenía fecha y hacía referencia a una suma asegurada de US$ 20 000,00, mientras que la póliza enviada por correo indicaba una suma asegurada de US$ 19 000,00. Lo cual evidenciaba las incongruencias entre el audio presentado y la documentación oficial de la póliza.</w:t>
       </w:r>
     </w:p>
     <w:p ns2:paraId="778D97D5" ns2:textId="77777777">
@@ -3007,7 +3007,7 @@
           <w:sz w:val="20"/>
           <w:szCs w:val="20"/>
         </w:rPr>
-        <w:t xml:space="preserve">correr traslado de la presente resolución a Rímac Seguros y Reaseguros S.A para que, de conformidad con lo dispuesto por el artículo 26° de la Ley sobre Facultades, Normas y Organización del Indecopi, aprobado por Decreto Legislativo N° 8079, presenten sus descargos sobre la imputación de cargos realizada en un plazo no mayor a cinco (5) días hábiles contado a partir del día siguiente de la notificación de la presente resolución, vencido el cual, el Secretario Técnico declarará en rebeldía a los denunciados que no lo hubieran presentado. Debe precisarse que de conformidad con lo establecido por el artículo 223° del Texto Único Ordenado de la Ley N° 27444, Ley del Procedimiento Administrativo General, las alegaciones y los hechos relevantes de la reclamación, salvo que hayan sido específicamente negadas en la contestación, se tendrán por aceptadas o meritadas como ciertas.</w:t>
+        <w:t xml:space="preserve">correr traslado de la presente resolución a Rímac Seguros y Reaseguros S.A. para que, de conformidad con lo dispuesto por el artículo 26 de la Ley sobre Facultades, Normas y Organización del Indecopi, aprobada por Decreto Legislativo 807, presente sus descargos sobre la imputación de cargos realizada en un plazo no mayor a cinco (5) días hábiles contado a partir del día siguiente de la notificación de la presente resolución, vencido el cual, el Secretario Técnico declarará en rebeldía al denunciado que no lo hubiera presentado. Debe precisarse que de conformidad con lo establecido por el artículo 223 del Texto Único Ordenado de la Ley 27444, Ley del Procedimiento Administrativo General, las alegaciones y los hechos relevantes de la reclamación, salvo que hayan sido específicamente negadas en la contestación, se tendrán por aceptadas o merituadas como ciertas.</w:t>
       </w:r>
     </w:p>
     <w:p ns2:paraId="7D74C0BD" ns2:textId="77777777">
@@ -4126,7 +4126,7 @@
           <w:kern w:val="0"/>
           <ns2:ligatures ns2:val="none"/>
         </w:rPr>
-        <w:t>EVELING ROA QUISPE</w:t>
+        <w:t xml:space="preserve">LUISA ANALÍ SILVA MALPARTIDA</w:t>
       </w:r>
     </w:p>
     <w:p ns2:paraId="7B15A8F5" ns2:textId="77777777">
@@ -4152,7 +4152,7 @@
           <w:kern w:val="0"/>
           <ns2:ligatures ns2:val="none"/>
         </w:rPr>
-        <w:t>Secretaria Técnica</w:t>
+        <w:t xml:space="preserve">Secretaria Técnica Ad Hoc</w:t>
       </w:r>
     </w:p>
     <w:p ns2:paraId="08FFB35F" ns2:textId="77777777">

--- a/plantillas_maestras/17_seguro_no_especificado/materia_general_asegurativa/2_o_mas_ddos_varios/mujer/TPL_0672_2025_SEGURO_NO_ESPECIFICADO_MATERIA_GENERAL_ASEGURATIVA_ASEGURADORA_MUJER_R2.docx
+++ b/plantillas_maestras/17_seguro_no_especificado/materia_general_asegurativa/2_o_mas_ddos_varios/mujer/TPL_0672_2025_SEGURO_NO_ESPECIFICADO_MATERIA_GENERAL_ASEGURATIVA_ASEGURADORA_MUJER_R2.docx
@@ -405,7 +405,7 @@
           <w:lang w:eastAsia="es-PE"/>
           <ns2:ligatures ns2:val="none"/>
         </w:rPr>
-        <w:t>15</w:t>
+        <w:t xml:space="preserve">15 de abril de 2025</w:t>
       </w:r>
       <w:r>
         <w:rPr>
@@ -416,7 +416,7 @@
           <w:lang w:eastAsia="es-PE"/>
           <ns2:ligatures ns2:val="none"/>
         </w:rPr>
-        <w:t xml:space="preserve"> de </w:t>
+        <w:t xml:space="preserve"/>
       </w:r>
       <w:r>
         <w:rPr>
@@ -427,7 +427,7 @@
           <w:lang w:eastAsia="es-PE"/>
           <ns2:ligatures ns2:val="none"/>
         </w:rPr>
-        <w:t>abril</w:t>
+        <w:t xml:space="preserve"/>
       </w:r>
       <w:r>
         <w:rPr>
@@ -438,7 +438,7 @@
           <w:lang w:eastAsia="es-PE"/>
           <ns2:ligatures ns2:val="none"/>
         </w:rPr>
-        <w:t xml:space="preserve"> de 202</w:t>
+        <w:t xml:space="preserve"/>
       </w:r>
       <w:r>
         <w:rPr>
@@ -449,7 +449,7 @@
           <w:lang w:eastAsia="es-PE"/>
           <ns2:ligatures ns2:val="none"/>
         </w:rPr>
-        <w:t>5</w:t>
+        <w:t xml:space="preserve"/>
       </w:r>
     </w:p>
     <w:p ns2:paraId="78BF12C0" ns2:textId="77777777">
@@ -987,7 +987,7 @@
           <w:lang w:eastAsia="es-ES"/>
           <ns2:ligatures ns2:val="none"/>
         </w:rPr>
-        <w:t>11</w:t>
+        <w:t xml:space="preserve">11 de febrero de 2025</w:t>
       </w:r>
       <w:r>
         <w:rPr>
@@ -997,7 +997,7 @@
           <w:lang w:eastAsia="es-ES"/>
           <ns2:ligatures ns2:val="none"/>
         </w:rPr>
-        <w:t xml:space="preserve"> de febrero de 2025</w:t>
+        <w:t xml:space="preserve"/>
       </w:r>
       <w:r>
         <w:rPr>
@@ -2596,7 +2596,7 @@
           <w:lang w:val="es-ES" w:eastAsia="es-ES"/>
           <ns2:ligatures ns2:val="none"/>
         </w:rPr>
-        <w:t>17</w:t>
+        <w:t xml:space="preserve">17 de marzo de 2025</w:t>
       </w:r>
       <w:r>
         <w:rPr>
@@ -2604,7 +2604,7 @@
           <w:kern w:val="0"/>
           <ns2:ligatures ns2:val="none"/>
         </w:rPr>
-        <w:t xml:space="preserve"> de marzo de 2025</w:t>
+        <w:t xml:space="preserve"/>
       </w:r>
       <w:r>
         <w:rPr>
@@ -4427,7 +4427,7 @@
           <w:sz w:val="16"/>
           <w:szCs w:val="16"/>
         </w:rPr>
-        <w:t>el 2 de setiembre del 2010 en el Diario Oficial El Peruano, vigente desde el 2 de octubre del 2010 y modificado por Decreto Legislativo 1308.</w:t>
+        <w:t xml:space="preserve">el 2 de setiembre de 2010 en el Diario Oficial El Peruano, vigente desde el 2 de octubre de 2010 y modificado por Decreto Legislativo 1308.</w:t>
       </w:r>
     </w:p>
     <w:p>

--- a/plantillas_maestras/17_seguro_no_especificado/materia_general_asegurativa/2_o_mas_ddos_varios/mujer/TPL_0672_2025_SEGURO_NO_ESPECIFICADO_MATERIA_GENERAL_ASEGURATIVA_ASEGURADORA_MUJER_R2.docx
+++ b/plantillas_maestras/17_seguro_no_especificado/materia_general_asegurativa/2_o_mas_ddos_varios/mujer/TPL_0672_2025_SEGURO_NO_ESPECIFICADO_MATERIA_GENERAL_ASEGURATIVA_ASEGURADORA_MUJER_R2.docx
@@ -1,8 +1,8 @@
 
 <file path=word/document.xml><?xml version="1.0" encoding="utf-8"?>
-<w:document xmlns:ns1="http://schemas.openxmlformats.org/markup-compatibility/2006" xmlns:ns2="http://schemas.microsoft.com/office/word/2010/wordml" xmlns:ns3="http://schemas.openxmlformats.org/officeDocument/2006/relationships" xmlns:w="http://schemas.openxmlformats.org/wordprocessingml/2006/main" ns1:Ignorable="w14 w15 w16se w16cid w16 w16cex w16sdtdh w16sdtfl w16du wp14">
+<w:document xmlns:mc="http://schemas.openxmlformats.org/markup-compatibility/2006" xmlns:r="http://schemas.openxmlformats.org/officeDocument/2006/relationships" xmlns:w="http://schemas.openxmlformats.org/wordprocessingml/2006/main" xmlns:w14="http://schemas.microsoft.com/office/word/2010/wordml" xmlns:w15="http://schemas.microsoft.com/office/word/2012/wordml" xmlns:w16="http://schemas.microsoft.com/office/word/2018/wordml" xmlns:w16cex="http://schemas.microsoft.com/office/word/2018/wordml/cex" xmlns:w16cid="http://schemas.microsoft.com/office/word/2016/wordml/cid" xmlns:w16du="http://schemas.microsoft.com/office/word/2023/wordml/word16du" xmlns:w16sdtdh="http://schemas.microsoft.com/office/word/2020/wordml/sdtdatahash" xmlns:w16se="http://schemas.microsoft.com/office/word/2015/wordml/symex" xmlns:wp14="http://schemas.microsoft.com/office/word/2010/wordprocessingDrawing" mc:Ignorable="w14 w15 w16se w16cid w16 w16cex w16sdtdh w16du wp14">
   <w:body>
-    <w:p ns2:paraId="0A632482" ns2:textId="07A5A147">
+    <w:p>
       <w:pPr>
         <w:tabs>
           <w:tab w:val="left" w:pos="1701"/>
@@ -14,7 +14,7 @@
           <w:color w:val="000000"/>
           <w:kern w:val="0"/>
           <w:lang w:eastAsia="es-PE"/>
-          <ns2:ligatures ns2:val="none"/>
+          <w14:ligatures w14:val="none"/>
         </w:rPr>
       </w:pPr>
       <w:bookmarkStart w:id="0" w:name="_Hlk80343540"/>
@@ -25,7 +25,7 @@
           <w:color w:val="000000"/>
           <w:kern w:val="0"/>
           <w:lang w:eastAsia="es-PE"/>
-          <ns2:ligatures ns2:val="none"/>
+          <w14:ligatures w14:val="none"/>
         </w:rPr>
         <w:t xml:space="preserve">EXPEDIENTE </w:t>
       </w:r>
@@ -36,7 +36,7 @@
           <w:color w:val="000000"/>
           <w:kern w:val="0"/>
           <w:lang w:eastAsia="es-PE"/>
-          <ns2:ligatures ns2:val="none"/>
+          <w14:ligatures w14:val="none"/>
         </w:rPr>
         <w:tab/>
         <w:t>:</w:t>
@@ -48,7 +48,7 @@
           <w:color w:val="000000"/>
           <w:kern w:val="0"/>
           <w:lang w:eastAsia="es-PE"/>
-          <ns2:ligatures ns2:val="none"/>
+          <w14:ligatures w14:val="none"/>
         </w:rPr>
         <w:tab/>
       </w:r>
@@ -61,12 +61,12 @@
           <w:kern w:val="0"/>
           <w:shd w:val="clear" w:color="auto" w:fill="FFFFFF"/>
           <w:lang w:eastAsia="es-PE"/>
-          <ns2:ligatures ns2:val="none"/>
+          <w14:ligatures w14:val="none"/>
         </w:rPr>
         <w:t>0672-2025/CC1</w:t>
       </w:r>
     </w:p>
-    <w:p ns2:paraId="187C3631" ns2:textId="7A645921">
+    <w:p>
       <w:pPr>
         <w:tabs>
           <w:tab w:val="left" w:pos="1701"/>
@@ -81,56 +81,26 @@
           <w:color w:val="000000"/>
           <w:kern w:val="0"/>
           <w:lang w:eastAsia="es-PE"/>
-          <ns2:ligatures ns2:val="none"/>
-        </w:rPr>
-      </w:pPr>
-      <w:r>
-        <w:rPr>
-          <w:rFonts w:ascii="Arial Narrow" w:eastAsia="Arial Narrow" w:hAnsi="Arial Narrow" w:cs="Arial Narrow"/>
-          <w:b/>
-          <w:color w:val="000000"/>
-          <w:kern w:val="0"/>
-          <w:lang w:eastAsia="es-PE"/>
-          <ns2:ligatures ns2:val="none"/>
-        </w:rPr>
-        <w:t xml:space="preserve">DENUNCIANTE:[DENUNCIANTE] (SEÑORA [APELLIDO])</w:t>
-      </w:r>
-      <w:r>
-        <w:rPr>
-          <w:rFonts w:ascii="Arial Narrow" w:eastAsia="Arial Narrow" w:hAnsi="Arial Narrow" w:cs="Arial Narrow"/>
-          <w:b/>
-          <w:color w:val="000000"/>
-          <w:kern w:val="0"/>
-          <w:lang w:eastAsia="es-PE"/>
-          <ns2:ligatures ns2:val="none"/>
-        </w:rPr>
+          <w14:ligatures w14:val="none"/>
+        </w:rPr>
+      </w:pPr>
+      <w:r>
+        <w:rPr>
+          <w:rFonts w:ascii="Arial Narrow" w:eastAsia="Arial Narrow" w:hAnsi="Arial Narrow" w:cs="Arial Narrow"/>
+          <w:b/>
+          <w:color w:val="000000"/>
+          <w:kern w:val="0"/>
+          <w:lang w:eastAsia="es-PE"/>
+          <w14:ligatures w14:val="none"/>
+        </w:rPr>
+        <w:t>DENUNCIANTE</w:t>
         <w:tab/>
-        <w:t/>
-      </w:r>
-      <w:r>
-        <w:rPr>
-          <w:rFonts w:ascii="Arial Narrow" w:eastAsia="Arial Narrow" w:hAnsi="Arial Narrow" w:cs="Arial Narrow"/>
-          <w:b/>
-          <w:color w:val="000000"/>
-          <w:kern w:val="0"/>
-          <w:lang w:eastAsia="es-PE"/>
-          <ns2:ligatures ns2:val="none"/>
-        </w:rPr>
+        <w:t>:</w:t>
         <w:tab/>
-      </w:r>
-      <w:r>
-        <w:rPr>
-          <w:rFonts w:ascii="Arial Narrow" w:eastAsia="Arial Narrow" w:hAnsi="Arial Narrow" w:cs="Arial Narrow"/>
-          <w:b/>
-          <w:color w:val="000000"/>
-          <w:kern w:val="0"/>
-          <w:lang w:eastAsia="es-PE"/>
-          <ns2:ligatures ns2:val="none"/>
-        </w:rPr>
-        <w:t/>
-      </w:r>
-    </w:p>
-    <w:p ns2:paraId="7037BAA8" ns2:textId="3BB832CB">
+        <w:t xml:space="preserve">[DENUNCIANTE] (SEÑORA [APELLIDO])</w:t>
+      </w:r>
+    </w:p>
+    <w:p>
       <w:pPr>
         <w:tabs>
           <w:tab w:val="left" w:pos="1701"/>
@@ -145,17 +115,17 @@
           <w:color w:val="000000"/>
           <w:kern w:val="0"/>
           <w:lang w:eastAsia="es-PE"/>
-          <ns2:ligatures ns2:val="none"/>
-        </w:rPr>
-      </w:pPr>
-      <w:r>
-        <w:rPr>
-          <w:rFonts w:ascii="Arial Narrow" w:eastAsia="Arial Narrow" w:hAnsi="Arial Narrow" w:cs="Arial Narrow"/>
-          <w:b/>
-          <w:color w:val="000000"/>
-          <w:kern w:val="0"/>
-          <w:lang w:eastAsia="es-PE"/>
-          <ns2:ligatures ns2:val="none"/>
+          <w14:ligatures w14:val="none"/>
+        </w:rPr>
+      </w:pPr>
+      <w:r>
+        <w:rPr>
+          <w:rFonts w:ascii="Arial Narrow" w:eastAsia="Arial Narrow" w:hAnsi="Arial Narrow" w:cs="Arial Narrow"/>
+          <w:b/>
+          <w:color w:val="000000"/>
+          <w:kern w:val="0"/>
+          <w:lang w:eastAsia="es-PE"/>
+          <w14:ligatures w14:val="none"/>
         </w:rPr>
         <w:t>DENUNCIADO</w:t>
       </w:r>
@@ -166,7 +136,7 @@
           <w:color w:val="000000"/>
           <w:kern w:val="0"/>
           <w:lang w:eastAsia="es-PE"/>
-          <ns2:ligatures ns2:val="none"/>
+          <w14:ligatures w14:val="none"/>
         </w:rPr>
         <w:tab/>
         <w:t>:</w:t>
@@ -178,7 +148,7 @@
           <w:color w:val="000000"/>
           <w:kern w:val="0"/>
           <w:lang w:eastAsia="es-PE"/>
-          <ns2:ligatures ns2:val="none"/>
+          <w14:ligatures w14:val="none"/>
         </w:rPr>
         <w:tab/>
       </w:r>
@@ -189,12 +159,12 @@
           <w:color w:val="000000"/>
           <w:kern w:val="0"/>
           <w:lang w:eastAsia="es-PE"/>
-          <ns2:ligatures ns2:val="none"/>
+          <w14:ligatures w14:val="none"/>
         </w:rPr>
         <w:t>RÍMAC SEGUROS Y REASEGUROS S.A. (RÍMAC)</w:t>
       </w:r>
     </w:p>
-    <w:p ns2:paraId="2500BC77" ns2:textId="77777777">
+    <w:p>
       <w:pPr>
         <w:tabs>
           <w:tab w:val="left" w:pos="1701"/>
@@ -209,17 +179,17 @@
           <w:color w:val="000000"/>
           <w:kern w:val="0"/>
           <w:lang w:eastAsia="es-PE"/>
-          <ns2:ligatures ns2:val="none"/>
-        </w:rPr>
-      </w:pPr>
-      <w:r>
-        <w:rPr>
-          <w:rFonts w:ascii="Arial Narrow" w:eastAsia="Arial Narrow" w:hAnsi="Arial Narrow" w:cs="Arial Narrow"/>
-          <w:b/>
-          <w:color w:val="000000"/>
-          <w:kern w:val="0"/>
-          <w:lang w:eastAsia="es-PE"/>
-          <ns2:ligatures ns2:val="none"/>
+          <w14:ligatures w14:val="none"/>
+        </w:rPr>
+      </w:pPr>
+      <w:r>
+        <w:rPr>
+          <w:rFonts w:ascii="Arial Narrow" w:eastAsia="Arial Narrow" w:hAnsi="Arial Narrow" w:cs="Arial Narrow"/>
+          <w:b/>
+          <w:color w:val="000000"/>
+          <w:kern w:val="0"/>
+          <w:lang w:eastAsia="es-PE"/>
+          <w14:ligatures w14:val="none"/>
         </w:rPr>
         <w:t>MATERIAS</w:t>
       </w:r>
@@ -230,7 +200,7 @@
           <w:color w:val="000000"/>
           <w:kern w:val="0"/>
           <w:lang w:eastAsia="es-PE"/>
-          <ns2:ligatures ns2:val="none"/>
+          <w14:ligatures w14:val="none"/>
         </w:rPr>
         <w:tab/>
         <w:t xml:space="preserve">: </w:t>
@@ -242,13 +212,13 @@
           <w:color w:val="000000"/>
           <w:kern w:val="0"/>
           <w:lang w:eastAsia="es-PE"/>
-          <ns2:ligatures ns2:val="none"/>
+          <w14:ligatures w14:val="none"/>
         </w:rPr>
         <w:tab/>
         <w:t>ADMISIÓN A TRÁMITE</w:t>
       </w:r>
     </w:p>
-    <w:p ns2:paraId="284AD768" ns2:textId="7828DE75">
+    <w:p>
       <w:pPr>
         <w:tabs>
           <w:tab w:val="left" w:pos="1701"/>
@@ -263,17 +233,17 @@
           <w:color w:val="000000"/>
           <w:kern w:val="0"/>
           <w:lang w:eastAsia="es-PE"/>
-          <ns2:ligatures ns2:val="none"/>
-        </w:rPr>
-      </w:pPr>
-      <w:r>
-        <w:rPr>
-          <w:rFonts w:ascii="Arial Narrow" w:eastAsia="Arial Narrow" w:hAnsi="Arial Narrow" w:cs="Arial Narrow"/>
-          <w:b/>
-          <w:color w:val="000000"/>
-          <w:kern w:val="0"/>
-          <w:lang w:eastAsia="es-PE"/>
-          <ns2:ligatures ns2:val="none"/>
+          <w14:ligatures w14:val="none"/>
+        </w:rPr>
+      </w:pPr>
+      <w:r>
+        <w:rPr>
+          <w:rFonts w:ascii="Arial Narrow" w:eastAsia="Arial Narrow" w:hAnsi="Arial Narrow" w:cs="Arial Narrow"/>
+          <w:b/>
+          <w:color w:val="000000"/>
+          <w:kern w:val="0"/>
+          <w:lang w:eastAsia="es-PE"/>
+          <w14:ligatures w14:val="none"/>
         </w:rPr>
         <w:t>REQUERIMIENTO DE INFORMACIÓN</w:t>
       </w:r>
@@ -284,12 +254,12 @@
           <w:color w:val="000000"/>
           <w:kern w:val="0"/>
           <w:lang w:eastAsia="es-PE"/>
-          <ns2:ligatures ns2:val="none"/>
+          <w14:ligatures w14:val="none"/>
         </w:rPr>
         <w:t xml:space="preserve"> </w:t>
       </w:r>
     </w:p>
-    <w:p ns2:paraId="5A3670C5" ns2:textId="689B149A">
+    <w:p>
       <w:pPr>
         <w:tabs>
           <w:tab w:val="left" w:pos="1701"/>
@@ -303,17 +273,17 @@
           <w:color w:val="000000"/>
           <w:kern w:val="0"/>
           <w:lang w:eastAsia="es-PE"/>
-          <ns2:ligatures ns2:val="none"/>
-        </w:rPr>
-      </w:pPr>
-      <w:r>
-        <w:rPr>
-          <w:rFonts w:ascii="Arial Narrow" w:eastAsia="Arial Narrow" w:hAnsi="Arial Narrow" w:cs="Arial Narrow"/>
-          <w:b/>
-          <w:color w:val="000000"/>
-          <w:kern w:val="0"/>
-          <w:lang w:eastAsia="es-PE"/>
-          <ns2:ligatures ns2:val="none"/>
+          <w14:ligatures w14:val="none"/>
+        </w:rPr>
+      </w:pPr>
+      <w:r>
+        <w:rPr>
+          <w:rFonts w:ascii="Arial Narrow" w:eastAsia="Arial Narrow" w:hAnsi="Arial Narrow" w:cs="Arial Narrow"/>
+          <w:b/>
+          <w:color w:val="000000"/>
+          <w:kern w:val="0"/>
+          <w:lang w:eastAsia="es-PE"/>
+          <w14:ligatures w14:val="none"/>
         </w:rPr>
         <w:t xml:space="preserve">RESOLUCIÓN </w:t>
       </w:r>
@@ -324,7 +294,7 @@
           <w:color w:val="000000"/>
           <w:kern w:val="0"/>
           <w:lang w:eastAsia="es-PE"/>
-          <ns2:ligatures ns2:val="none"/>
+          <w14:ligatures w14:val="none"/>
         </w:rPr>
         <w:tab/>
         <w:t>:</w:t>
@@ -336,7 +306,7 @@
           <w:color w:val="000000"/>
           <w:kern w:val="0"/>
           <w:lang w:eastAsia="es-PE"/>
-          <ns2:ligatures ns2:val="none"/>
+          <w14:ligatures w14:val="none"/>
         </w:rPr>
         <w:tab/>
       </w:r>
@@ -347,12 +317,12 @@
           <w:color w:val="000000"/>
           <w:kern w:val="0"/>
           <w:lang w:eastAsia="es-PE"/>
-          <ns2:ligatures ns2:val="none"/>
+          <w14:ligatures w14:val="none"/>
         </w:rPr>
         <w:t>2</w:t>
       </w:r>
     </w:p>
-    <w:p ns2:paraId="7591140C" ns2:textId="77777777">
+    <w:p>
       <w:pPr>
         <w:tabs>
           <w:tab w:val="left" w:pos="1014"/>
@@ -365,11 +335,11 @@
           <w:kern w:val="0"/>
           <w:shd w:val="clear" w:color="auto" w:fill="FFFFFF"/>
           <w:lang w:eastAsia="es-PE"/>
-          <ns2:ligatures ns2:val="none"/>
-        </w:rPr>
-      </w:pPr>
-    </w:p>
-    <w:p ns2:paraId="59BB126F" ns2:textId="5C895B59">
+          <w14:ligatures w14:val="none"/>
+        </w:rPr>
+      </w:pPr>
+    </w:p>
+    <w:p>
       <w:pPr>
         <w:tabs>
           <w:tab w:val="left" w:pos="1014"/>
@@ -382,7 +352,7 @@
           <w:kern w:val="0"/>
           <w:shd w:val="clear" w:color="auto" w:fill="FFFFFF"/>
           <w:lang w:eastAsia="es-PE"/>
-          <ns2:ligatures ns2:val="none"/>
+          <w14:ligatures w14:val="none"/>
         </w:rPr>
       </w:pPr>
       <w:r>
@@ -392,7 +362,7 @@
           <w:kern w:val="0"/>
           <w:shd w:val="clear" w:color="auto" w:fill="FFFFFF"/>
           <w:lang w:eastAsia="es-PE"/>
-          <ns2:ligatures ns2:val="none"/>
+          <w14:ligatures w14:val="none"/>
         </w:rPr>
         <w:t xml:space="preserve">Lima, </w:t>
       </w:r>
@@ -403,7 +373,7 @@
           <w:kern w:val="0"/>
           <w:shd w:val="clear" w:color="auto" w:fill="FFFFFF"/>
           <w:lang w:eastAsia="es-PE"/>
-          <ns2:ligatures ns2:val="none"/>
+          <w14:ligatures w14:val="none"/>
         </w:rPr>
         <w:t xml:space="preserve">15 de abril de 2025</w:t>
       </w:r>
@@ -414,7 +384,7 @@
           <w:kern w:val="0"/>
           <w:shd w:val="clear" w:color="auto" w:fill="FFFFFF"/>
           <w:lang w:eastAsia="es-PE"/>
-          <ns2:ligatures ns2:val="none"/>
+          <w14:ligatures w14:val="none"/>
         </w:rPr>
         <w:t xml:space="preserve"/>
       </w:r>
@@ -425,7 +395,7 @@
           <w:kern w:val="0"/>
           <w:shd w:val="clear" w:color="auto" w:fill="FFFFFF"/>
           <w:lang w:eastAsia="es-PE"/>
-          <ns2:ligatures ns2:val="none"/>
+          <w14:ligatures w14:val="none"/>
         </w:rPr>
         <w:t xml:space="preserve"/>
       </w:r>
@@ -436,7 +406,7 @@
           <w:kern w:val="0"/>
           <w:shd w:val="clear" w:color="auto" w:fill="FFFFFF"/>
           <w:lang w:eastAsia="es-PE"/>
-          <ns2:ligatures ns2:val="none"/>
+          <w14:ligatures w14:val="none"/>
         </w:rPr>
         <w:t xml:space="preserve"/>
       </w:r>
@@ -447,12 +417,12 @@
           <w:kern w:val="0"/>
           <w:shd w:val="clear" w:color="auto" w:fill="FFFFFF"/>
           <w:lang w:eastAsia="es-PE"/>
-          <ns2:ligatures ns2:val="none"/>
+          <w14:ligatures w14:val="none"/>
         </w:rPr>
         <w:t xml:space="preserve"/>
       </w:r>
     </w:p>
-    <w:p ns2:paraId="78BF12C0" ns2:textId="77777777">
+    <w:p>
       <w:pPr>
         <w:tabs>
           <w:tab w:val="left" w:pos="1014"/>
@@ -464,11 +434,11 @@
           <w:color w:val="000000"/>
           <w:kern w:val="0"/>
           <w:lang w:eastAsia="es-PE"/>
-          <ns2:ligatures ns2:val="none"/>
-        </w:rPr>
-      </w:pPr>
-    </w:p>
-    <w:p ns2:paraId="553F3534" ns2:textId="77777777">
+          <w14:ligatures w14:val="none"/>
+        </w:rPr>
+      </w:pPr>
+    </w:p>
+    <w:p>
       <w:pPr>
         <w:numPr>
           <w:ilvl w:val="0"/>
@@ -482,22 +452,22 @@
           <w:color w:val="000000"/>
           <w:kern w:val="0"/>
           <w:lang w:eastAsia="es-PE"/>
-          <ns2:ligatures ns2:val="none"/>
-        </w:rPr>
-      </w:pPr>
-      <w:r>
-        <w:rPr>
-          <w:rFonts w:ascii="Arial Narrow" w:eastAsia="Arial Narrow" w:hAnsi="Arial Narrow" w:cs="Arial Narrow"/>
-          <w:b/>
-          <w:color w:val="000000"/>
-          <w:kern w:val="0"/>
-          <w:lang w:eastAsia="es-PE"/>
-          <ns2:ligatures ns2:val="none"/>
+          <w14:ligatures w14:val="none"/>
+        </w:rPr>
+      </w:pPr>
+      <w:r>
+        <w:rPr>
+          <w:rFonts w:ascii="Arial Narrow" w:eastAsia="Arial Narrow" w:hAnsi="Arial Narrow" w:cs="Arial Narrow"/>
+          <w:b/>
+          <w:color w:val="000000"/>
+          <w:kern w:val="0"/>
+          <w:lang w:eastAsia="es-PE"/>
+          <w14:ligatures w14:val="none"/>
         </w:rPr>
         <w:t xml:space="preserve">HECHOS </w:t>
       </w:r>
     </w:p>
-    <w:p ns2:paraId="74E8E3A1" ns2:textId="77777777">
+    <w:p>
       <w:pPr>
         <w:spacing w:after="0" w:line="240" w:lineRule="auto"/>
         <w:jc w:val="both"/>
@@ -506,11 +476,11 @@
           <w:color w:val="000000"/>
           <w:kern w:val="0"/>
           <w:lang w:eastAsia="es-PE"/>
-          <ns2:ligatures ns2:val="none"/>
-        </w:rPr>
-      </w:pPr>
-    </w:p>
-    <w:p ns2:paraId="25718C3B" ns2:textId="1688DD8F">
+          <w14:ligatures w14:val="none"/>
+        </w:rPr>
+      </w:pPr>
+    </w:p>
+    <w:p>
       <w:pPr>
         <w:numPr>
           <w:ilvl w:val="1"/>
@@ -524,7 +494,7 @@
           <w:color w:val="000000"/>
           <w:kern w:val="0"/>
           <w:lang w:val="es-ES" w:eastAsia="es-ES"/>
-          <ns2:ligatures ns2:val="none"/>
+          <w14:ligatures w14:val="none"/>
         </w:rPr>
       </w:pPr>
       <w:r>
@@ -533,7 +503,7 @@
           <w:color w:val="000000"/>
           <w:kern w:val="0"/>
           <w:lang w:val="es-ES" w:eastAsia="es-ES"/>
-          <ns2:ligatures ns2:val="none"/>
+          <w14:ligatures w14:val="none"/>
         </w:rPr>
         <w:t xml:space="preserve">Mediante el escrito del 17 de marzo de 2025 la señora [APELLIDO] denunció a Rímac, por presuntas infracciones a la Ley 29571, Código de Protección y Defensa del Consumidor (en adelante, Código), señalando lo siguiente:</w:t>
       </w:r>
@@ -543,7 +513,7 @@
           <w:color w:val="000000"/>
           <w:kern w:val="0"/>
           <w:lang w:val="es-ES" w:eastAsia="es-ES"/>
-          <ns2:ligatures ns2:val="none"/>
+          <w14:ligatures w14:val="none"/>
         </w:rPr>
         <w:t/>
       </w:r>
@@ -551,7 +521,7 @@
         <w:rPr>
           <w:rFonts w:ascii="Arial Narrow" w:eastAsia="Calibri" w:hAnsi="Arial Narrow" w:cs="Arial"/>
           <w:kern w:val="0"/>
-          <ns2:ligatures ns2:val="none"/>
+          <w14:ligatures w14:val="none"/>
         </w:rPr>
         <w:t xml:space="preserve"/>
       </w:r>
@@ -559,7 +529,7 @@
         <w:rPr>
           <w:rFonts w:ascii="Arial Narrow" w:eastAsia="Calibri" w:hAnsi="Arial Narrow" w:cs="Arial"/>
           <w:kern w:val="0"/>
-          <ns2:ligatures ns2:val="none"/>
+          <w14:ligatures w14:val="none"/>
         </w:rPr>
         <w:t/>
       </w:r>
@@ -567,7 +537,7 @@
         <w:rPr>
           <w:rFonts w:ascii="Arial Narrow" w:eastAsia="Calibri" w:hAnsi="Arial Narrow" w:cs="Arial"/>
           <w:kern w:val="0"/>
-          <ns2:ligatures ns2:val="none"/>
+          <w14:ligatures w14:val="none"/>
         </w:rPr>
         <w:t xml:space="preserve"/>
       </w:r>
@@ -575,7 +545,7 @@
         <w:rPr>
           <w:rFonts w:ascii="Arial Narrow" w:eastAsia="Calibri" w:hAnsi="Arial Narrow" w:cs="Arial"/>
           <w:kern w:val="0"/>
-          <ns2:ligatures ns2:val="none"/>
+          <w14:ligatures w14:val="none"/>
         </w:rPr>
         <w:t/>
       </w:r>
@@ -583,7 +553,7 @@
         <w:rPr>
           <w:rFonts w:ascii="Arial Narrow" w:eastAsia="Calibri" w:hAnsi="Arial Narrow" w:cs="Arial"/>
           <w:kern w:val="0"/>
-          <ns2:ligatures ns2:val="none"/>
+          <w14:ligatures w14:val="none"/>
         </w:rPr>
         <w:t xml:space="preserve"/>
       </w:r>
@@ -591,7 +561,7 @@
         <w:rPr>
           <w:rFonts w:ascii="Arial Narrow" w:eastAsia="Calibri" w:hAnsi="Arial Narrow" w:cs="Arial"/>
           <w:kern w:val="0"/>
-          <ns2:ligatures ns2:val="none"/>
+          <w14:ligatures w14:val="none"/>
         </w:rPr>
         <w:t/>
       </w:r>
@@ -601,7 +571,7 @@
           <w:color w:val="000000"/>
           <w:kern w:val="0"/>
           <w:lang w:val="es-ES" w:eastAsia="es-ES"/>
-          <ns2:ligatures ns2:val="none"/>
+          <w14:ligatures w14:val="none"/>
         </w:rPr>
         <w:t xml:space="preserve"/>
       </w:r>
@@ -611,7 +581,7 @@
           <w:color w:val="000000"/>
           <w:kern w:val="0"/>
           <w:lang w:val="es-ES" w:eastAsia="es-ES"/>
-          <ns2:ligatures ns2:val="none"/>
+          <w14:ligatures w14:val="none"/>
         </w:rPr>
         <w:t/>
       </w:r>
@@ -621,7 +591,7 @@
           <w:color w:val="000000"/>
           <w:kern w:val="0"/>
           <w:lang w:val="es-ES" w:eastAsia="es-ES"/>
-          <ns2:ligatures ns2:val="none"/>
+          <w14:ligatures w14:val="none"/>
         </w:rPr>
         <w:t xml:space="preserve"/>
       </w:r>
@@ -631,7 +601,7 @@
           <w:color w:val="000000"/>
           <w:kern w:val="0"/>
           <w:lang w:val="es-ES" w:eastAsia="es-ES"/>
-          <ns2:ligatures ns2:val="none"/>
+          <w14:ligatures w14:val="none"/>
         </w:rPr>
         <w:t/>
       </w:r>
@@ -643,7 +613,7 @@
           <w:kern w:val="0"/>
           <w:vertAlign w:val="superscript"/>
           <w:lang w:val="es-ES" w:eastAsia="es-ES"/>
-          <ns2:ligatures ns2:val="none"/>
+          <w14:ligatures w14:val="none"/>
         </w:rPr>
         <w:footnoteReference w:id="1"/>
       </w:r>
@@ -653,7 +623,7 @@
           <w:color w:val="000000"/>
           <w:kern w:val="0"/>
           <w:lang w:val="es-ES" w:eastAsia="es-ES"/>
-          <ns2:ligatures ns2:val="none"/>
+          <w14:ligatures w14:val="none"/>
         </w:rPr>
         <w:t xml:space="preserve"/>
       </w:r>
@@ -664,12 +634,12 @@
           <w:color w:val="000000"/>
           <w:kern w:val="0"/>
           <w:lang w:val="es-ES" w:eastAsia="es-ES"/>
-          <ns2:ligatures ns2:val="none"/>
+          <w14:ligatures w14:val="none"/>
         </w:rPr>
         <w:t/>
       </w:r>
     </w:p>
-    <w:p ns2:paraId="101D66EA" ns2:textId="77777777">
+    <w:p>
       <w:pPr>
         <w:tabs>
           <w:tab w:val="left" w:pos="1134"/>
@@ -681,11 +651,11 @@
           <w:color w:val="000000"/>
           <w:kern w:val="0"/>
           <w:lang w:val="es-ES" w:eastAsia="es-ES"/>
-          <ns2:ligatures ns2:val="none"/>
-        </w:rPr>
-      </w:pPr>
-    </w:p>
-    <w:p ns2:paraId="0189AABA" ns2:textId="6D48E8C0">
+          <w14:ligatures w14:val="none"/>
+        </w:rPr>
+      </w:pPr>
+    </w:p>
+    <w:p>
       <w:pPr>
         <w:pStyle w:val="Prrafodelista"/>
         <w:numPr>
@@ -704,7 +674,7 @@
           <w:color w:val="000000"/>
           <w:kern w:val="0"/>
           <w:lang w:eastAsia="es-ES"/>
-          <ns2:ligatures ns2:val="none"/>
+          <w14:ligatures w14:val="none"/>
         </w:rPr>
       </w:pPr>
       <w:r>
@@ -713,7 +683,7 @@
           <w:color w:val="000000"/>
           <w:kern w:val="0"/>
           <w:lang w:eastAsia="es-ES"/>
-          <ns2:ligatures ns2:val="none"/>
+          <w14:ligatures w14:val="none"/>
         </w:rPr>
         <w:t>A</w:t>
       </w:r>
@@ -723,7 +693,7 @@
           <w:color w:val="000000"/>
           <w:kern w:val="0"/>
           <w:lang w:eastAsia="es-ES"/>
-          <ns2:ligatures ns2:val="none"/>
+          <w14:ligatures w14:val="none"/>
         </w:rPr>
         <w:t xml:space="preserve">dquirió </w:t>
       </w:r>
@@ -733,7 +703,7 @@
           <w:color w:val="000000"/>
           <w:kern w:val="0"/>
           <w:lang w:eastAsia="es-ES"/>
-          <ns2:ligatures ns2:val="none"/>
+          <w14:ligatures w14:val="none"/>
         </w:rPr>
         <w:t xml:space="preserve">el Seguro vehicular - </w:t>
       </w:r>
@@ -743,7 +713,7 @@
           <w:color w:val="000000"/>
           <w:kern w:val="0"/>
           <w:lang w:eastAsia="es-ES"/>
-          <ns2:ligatures ns2:val="none"/>
+          <w14:ligatures w14:val="none"/>
         </w:rPr>
         <w:t xml:space="preserve">Póliza </w:t>
       </w:r>
@@ -753,7 +723,7 @@
           <w:color w:val="000000"/>
           <w:kern w:val="0"/>
           <w:lang w:eastAsia="es-ES"/>
-          <ns2:ligatures ns2:val="none"/>
+          <w14:ligatures w14:val="none"/>
         </w:rPr>
         <w:t xml:space="preserve">1364266 </w:t>
       </w:r>
@@ -763,7 +733,7 @@
           <w:color w:val="000000"/>
           <w:kern w:val="0"/>
           <w:lang w:eastAsia="es-ES"/>
-          <ns2:ligatures ns2:val="none"/>
+          <w14:ligatures w14:val="none"/>
         </w:rPr>
         <w:t xml:space="preserve">(en adelante, </w:t>
       </w:r>
@@ -773,7 +743,7 @@
           <w:color w:val="000000"/>
           <w:kern w:val="0"/>
           <w:lang w:eastAsia="es-ES"/>
-          <ns2:ligatures ns2:val="none"/>
+          <w14:ligatures w14:val="none"/>
         </w:rPr>
         <w:t>Seguro Vehicular</w:t>
       </w:r>
@@ -783,7 +753,7 @@
           <w:color w:val="000000"/>
           <w:kern w:val="0"/>
           <w:lang w:eastAsia="es-ES"/>
-          <ns2:ligatures ns2:val="none"/>
+          <w14:ligatures w14:val="none"/>
         </w:rPr>
         <w:t>)</w:t>
       </w:r>
@@ -793,7 +763,7 @@
           <w:color w:val="000000"/>
           <w:kern w:val="0"/>
           <w:lang w:eastAsia="es-ES"/>
-          <ns2:ligatures ns2:val="none"/>
+          <w14:ligatures w14:val="none"/>
         </w:rPr>
         <w:t xml:space="preserve"> </w:t>
       </w:r>
@@ -803,7 +773,7 @@
           <w:color w:val="000000"/>
           <w:kern w:val="0"/>
           <w:lang w:eastAsia="es-ES"/>
-          <ns2:ligatures ns2:val="none"/>
+          <w14:ligatures w14:val="none"/>
         </w:rPr>
         <w:t>con</w:t>
       </w:r>
@@ -813,7 +783,7 @@
           <w:color w:val="000000"/>
           <w:kern w:val="0"/>
           <w:lang w:eastAsia="es-ES"/>
-          <ns2:ligatures ns2:val="none"/>
+          <w14:ligatures w14:val="none"/>
         </w:rPr>
         <w:t xml:space="preserve"> Rímac en favor del vehículo con </w:t>
       </w:r>
@@ -823,7 +793,7 @@
           <w:color w:val="000000"/>
           <w:kern w:val="0"/>
           <w:lang w:eastAsia="es-ES"/>
-          <ns2:ligatures ns2:val="none"/>
+          <w14:ligatures w14:val="none"/>
         </w:rPr>
         <w:t>Pl</w:t>
       </w:r>
@@ -833,7 +803,7 @@
           <w:color w:val="000000"/>
           <w:kern w:val="0"/>
           <w:lang w:eastAsia="es-ES"/>
-          <ns2:ligatures ns2:val="none"/>
+          <w14:ligatures w14:val="none"/>
         </w:rPr>
         <w:t>aca</w:t>
       </w:r>
@@ -843,7 +813,7 @@
           <w:color w:val="000000"/>
           <w:kern w:val="0"/>
           <w:lang w:eastAsia="es-ES"/>
-          <ns2:ligatures ns2:val="none"/>
+          <w14:ligatures w14:val="none"/>
         </w:rPr>
         <w:t xml:space="preserve"> de Rodaje</w:t>
       </w:r>
@@ -859,7 +829,7 @@
           <w:color w:val="000000"/>
           <w:kern w:val="0"/>
           <w:lang w:eastAsia="es-ES"/>
-          <ns2:ligatures ns2:val="none"/>
+          <w14:ligatures w14:val="none"/>
         </w:rPr>
         <w:t xml:space="preserve"/>
       </w:r>
@@ -869,7 +839,7 @@
           <w:color w:val="000000"/>
           <w:kern w:val="0"/>
           <w:lang w:eastAsia="es-ES"/>
-          <ns2:ligatures ns2:val="none"/>
+          <w14:ligatures w14:val="none"/>
         </w:rPr>
         <w:t>AZS286</w:t>
       </w:r>
@@ -879,7 +849,7 @@
           <w:color w:val="000000"/>
           <w:kern w:val="0"/>
           <w:lang w:eastAsia="es-ES"/>
-          <ns2:ligatures ns2:val="none"/>
+          <w14:ligatures w14:val="none"/>
         </w:rPr>
         <w:t xml:space="preserve">. </w:t>
       </w:r>
@@ -889,7 +859,7 @@
           <w:color w:val="000000"/>
           <w:kern w:val="0"/>
           <w:lang w:eastAsia="es-ES"/>
-          <ns2:ligatures ns2:val="none"/>
+          <w14:ligatures w14:val="none"/>
         </w:rPr>
         <w:t xml:space="preserve">El </w:t>
       </w:r>
@@ -899,7 +869,7 @@
           <w:color w:val="000000"/>
           <w:kern w:val="0"/>
           <w:lang w:eastAsia="es-ES"/>
-          <ns2:ligatures ns2:val="none"/>
+          <w14:ligatures w14:val="none"/>
         </w:rPr>
         <w:t>22 de enero de 2025</w:t>
       </w:r>
@@ -909,7 +879,7 @@
           <w:color w:val="000000"/>
           <w:kern w:val="0"/>
           <w:lang w:eastAsia="es-ES"/>
-          <ns2:ligatures ns2:val="none"/>
+          <w14:ligatures w14:val="none"/>
         </w:rPr>
         <w:t>, fue víctima del robo total del vehículo asegurado</w:t>
       </w:r>
@@ -919,7 +889,7 @@
           <w:color w:val="000000"/>
           <w:kern w:val="0"/>
           <w:lang w:eastAsia="es-ES"/>
-          <ns2:ligatures ns2:val="none"/>
+          <w14:ligatures w14:val="none"/>
         </w:rPr>
         <w:t>, por lo que activó el seguro que tenía contratada con Rímac</w:t>
       </w:r>
@@ -929,12 +899,12 @@
           <w:color w:val="000000"/>
           <w:kern w:val="0"/>
           <w:lang w:eastAsia="es-ES"/>
-          <ns2:ligatures ns2:val="none"/>
+          <w14:ligatures w14:val="none"/>
         </w:rPr>
         <w:t xml:space="preserve">. </w:t>
       </w:r>
     </w:p>
-    <w:p ns2:paraId="19675918" ns2:textId="77777777">
+    <w:p>
       <w:pPr>
         <w:pStyle w:val="Prrafodelista"/>
         <w:spacing w:line="240" w:lineRule="auto"/>
@@ -943,11 +913,11 @@
           <w:color w:val="000000"/>
           <w:kern w:val="0"/>
           <w:lang w:eastAsia="es-ES"/>
-          <ns2:ligatures ns2:val="none"/>
-        </w:rPr>
-      </w:pPr>
-    </w:p>
-    <w:p ns2:paraId="3A241E40" ns2:textId="551661DB">
+          <w14:ligatures w14:val="none"/>
+        </w:rPr>
+      </w:pPr>
+    </w:p>
+    <w:p>
       <w:pPr>
         <w:pStyle w:val="Prrafodelista"/>
         <w:numPr>
@@ -966,7 +936,7 @@
           <w:color w:val="000000"/>
           <w:kern w:val="0"/>
           <w:lang w:eastAsia="es-ES"/>
-          <ns2:ligatures ns2:val="none"/>
+          <w14:ligatures w14:val="none"/>
         </w:rPr>
       </w:pPr>
       <w:r>
@@ -975,7 +945,7 @@
           <w:color w:val="000000"/>
           <w:kern w:val="0"/>
           <w:lang w:eastAsia="es-ES"/>
-          <ns2:ligatures ns2:val="none"/>
+          <w14:ligatures w14:val="none"/>
         </w:rPr>
         <w:t xml:space="preserve">El </w:t>
       </w:r>
@@ -985,7 +955,7 @@
           <w:color w:val="000000"/>
           <w:kern w:val="0"/>
           <w:lang w:eastAsia="es-ES"/>
-          <ns2:ligatures ns2:val="none"/>
+          <w14:ligatures w14:val="none"/>
         </w:rPr>
         <w:t xml:space="preserve">11 de febrero de 2025</w:t>
       </w:r>
@@ -995,7 +965,7 @@
           <w:color w:val="000000"/>
           <w:kern w:val="0"/>
           <w:lang w:eastAsia="es-ES"/>
-          <ns2:ligatures ns2:val="none"/>
+          <w14:ligatures w14:val="none"/>
         </w:rPr>
         <w:t xml:space="preserve"/>
       </w:r>
@@ -1005,7 +975,7 @@
           <w:color w:val="000000"/>
           <w:kern w:val="0"/>
           <w:lang w:eastAsia="es-ES"/>
-          <ns2:ligatures ns2:val="none"/>
+          <w14:ligatures w14:val="none"/>
         </w:rPr>
         <w:t xml:space="preserve">, mediante a Carta </w:t>
       </w:r>
@@ -1015,7 +985,7 @@
           <w:color w:val="000000"/>
           <w:kern w:val="0"/>
           <w:lang w:eastAsia="es-ES"/>
-          <ns2:ligatures ns2:val="none"/>
+          <w14:ligatures w14:val="none"/>
         </w:rPr>
         <w:t>CRT-</w:t>
       </w:r>
@@ -1025,7 +995,7 @@
           <w:color w:val="000000"/>
           <w:kern w:val="0"/>
           <w:lang w:eastAsia="es-ES"/>
-          <ns2:ligatures ns2:val="none"/>
+          <w14:ligatures w14:val="none"/>
         </w:rPr>
         <w:t>918849</w:t>
       </w:r>
@@ -1035,7 +1005,7 @@
           <w:color w:val="000000"/>
           <w:kern w:val="0"/>
           <w:lang w:eastAsia="es-ES"/>
-          <ns2:ligatures ns2:val="none"/>
+          <w14:ligatures w14:val="none"/>
         </w:rPr>
         <w:t xml:space="preserve"> remitida por correo electrónico</w:t>
       </w:r>
@@ -1045,7 +1015,7 @@
           <w:color w:val="000000"/>
           <w:kern w:val="0"/>
           <w:lang w:eastAsia="es-ES"/>
-          <ns2:ligatures ns2:val="none"/>
+          <w14:ligatures w14:val="none"/>
         </w:rPr>
         <w:t xml:space="preserve">, Rímac le comunicó que para calcular el valor indemnizable del vehículo asegurado se tomará como base el importe de US$ </w:t>
       </w:r>
@@ -1055,7 +1025,7 @@
           <w:color w:val="000000"/>
           <w:kern w:val="0"/>
           <w:lang w:eastAsia="es-ES"/>
-          <ns2:ligatures ns2:val="none"/>
+          <w14:ligatures w14:val="none"/>
         </w:rPr>
         <w:t>19 000,00 y que la liquidación se realizaría aplicando un coaseguro del 20% por pérdida total</w:t>
       </w:r>
@@ -1065,12 +1035,12 @@
           <w:color w:val="000000"/>
           <w:kern w:val="0"/>
           <w:lang w:eastAsia="es-ES"/>
-          <ns2:ligatures ns2:val="none"/>
+          <w14:ligatures w14:val="none"/>
         </w:rPr>
         <w:t xml:space="preserve">. </w:t>
       </w:r>
     </w:p>
-    <w:p ns2:paraId="3E01856B" ns2:textId="77777777">
+    <w:p>
       <w:pPr>
         <w:pStyle w:val="Prrafodelista"/>
         <w:spacing w:line="240" w:lineRule="auto"/>
@@ -1079,11 +1049,11 @@
           <w:color w:val="000000"/>
           <w:kern w:val="0"/>
           <w:lang w:eastAsia="es-ES"/>
-          <ns2:ligatures ns2:val="none"/>
-        </w:rPr>
-      </w:pPr>
-    </w:p>
-    <w:p ns2:paraId="68CA8FF4" ns2:textId="59AEB5A6">
+          <w14:ligatures w14:val="none"/>
+        </w:rPr>
+      </w:pPr>
+    </w:p>
+    <w:p>
       <w:pPr>
         <w:pStyle w:val="Prrafodelista"/>
         <w:numPr>
@@ -1102,7 +1072,7 @@
           <w:color w:val="000000"/>
           <w:kern w:val="0"/>
           <w:lang w:eastAsia="es-ES"/>
-          <ns2:ligatures ns2:val="none"/>
+          <w14:ligatures w14:val="none"/>
         </w:rPr>
       </w:pPr>
       <w:r>
@@ -1111,12 +1081,12 @@
           <w:color w:val="000000"/>
           <w:kern w:val="0"/>
           <w:lang w:eastAsia="es-ES"/>
-          <ns2:ligatures ns2:val="none"/>
+          <w14:ligatures w14:val="none"/>
         </w:rPr>
         <w:t>El 18 de febrero de 2025, solicitó mediante una carta a atención al cliente el acceso al audio del contrato, ya que, en una llamada previa, le informaron que el coaseguro se aplicaba debido a que el vehículo no contaba con GPS. De haber sido informada al momento de la contratación, habría procedido a colocar un GPS en el vehículo.</w:t>
       </w:r>
     </w:p>
-    <w:p ns2:paraId="16A94F00" ns2:textId="77777777">
+    <w:p>
       <w:pPr>
         <w:pStyle w:val="Prrafodelista"/>
         <w:spacing w:line="240" w:lineRule="auto"/>
@@ -1125,11 +1095,11 @@
           <w:color w:val="000000"/>
           <w:kern w:val="0"/>
           <w:lang w:eastAsia="es-ES"/>
-          <ns2:ligatures ns2:val="none"/>
-        </w:rPr>
-      </w:pPr>
-    </w:p>
-    <w:p ns2:paraId="667DBDCB" ns2:textId="250892C0">
+          <w14:ligatures w14:val="none"/>
+        </w:rPr>
+      </w:pPr>
+    </w:p>
+    <w:p>
       <w:pPr>
         <w:pStyle w:val="Prrafodelista"/>
         <w:numPr>
@@ -1148,7 +1118,7 @@
           <w:color w:val="000000"/>
           <w:kern w:val="0"/>
           <w:lang w:eastAsia="es-ES"/>
-          <ns2:ligatures ns2:val="none"/>
+          <w14:ligatures w14:val="none"/>
         </w:rPr>
       </w:pPr>
       <w:r>
@@ -1157,12 +1127,12 @@
           <w:color w:val="000000"/>
           <w:kern w:val="0"/>
           <w:lang w:eastAsia="es-ES"/>
-          <ns2:ligatures ns2:val="none"/>
+          <w14:ligatures w14:val="none"/>
         </w:rPr>
         <w:t>El 3 de marzo de 2025, recibió la carta SVTNCT - 22628, en la que se especificaba que la suma asegurada era de US$ 19 000,00 y que el coaseguro del 20% reduciría la indemnización a US$ 15 200,00. En dicha carta, se le aclaraba que, al firmarla, renunciaba expresamente a cualquier gestión judicial o extrajudicial para obtener una mayor indemnización.</w:t>
       </w:r>
     </w:p>
-    <w:p ns2:paraId="03B2E9BB" ns2:textId="77777777">
+    <w:p>
       <w:pPr>
         <w:pStyle w:val="Prrafodelista"/>
         <w:spacing w:line="240" w:lineRule="auto"/>
@@ -1171,11 +1141,11 @@
           <w:color w:val="000000"/>
           <w:kern w:val="0"/>
           <w:lang w:eastAsia="es-ES"/>
-          <ns2:ligatures ns2:val="none"/>
-        </w:rPr>
-      </w:pPr>
-    </w:p>
-    <w:p ns2:paraId="77369304" ns2:textId="515CC476">
+          <w14:ligatures w14:val="none"/>
+        </w:rPr>
+      </w:pPr>
+    </w:p>
+    <w:p>
       <w:pPr>
         <w:pStyle w:val="Prrafodelista"/>
         <w:numPr>
@@ -1194,7 +1164,7 @@
           <w:color w:val="000000"/>
           <w:kern w:val="0"/>
           <w:lang w:eastAsia="es-ES"/>
-          <ns2:ligatures ns2:val="none"/>
+          <w14:ligatures w14:val="none"/>
         </w:rPr>
       </w:pPr>
       <w:r>
@@ -1203,12 +1173,12 @@
           <w:color w:val="000000"/>
           <w:kern w:val="0"/>
           <w:lang w:eastAsia="es-ES"/>
-          <ns2:ligatures ns2:val="none"/>
+          <w14:ligatures w14:val="none"/>
         </w:rPr>
         <w:t>El 10 de marzo de 2025, recibió una actualización en la boleta de cobranza, donde se modificaba el monto de la indemnización de US$ 14 901,41 debido a la deducción de las cuotas futuras del seguro por un monto de US$ 298,59 (correspondiente a 5 cuotas de marzo a julio de 2025), el cual consideraba injustificado debido a que el vehículo ya no existía para ser protegido.</w:t>
       </w:r>
     </w:p>
-    <w:p ns2:paraId="6CF86396" ns2:textId="77777777">
+    <w:p>
       <w:pPr>
         <w:pStyle w:val="Prrafodelista"/>
         <w:spacing w:line="240" w:lineRule="auto"/>
@@ -1217,11 +1187,11 @@
           <w:color w:val="000000"/>
           <w:kern w:val="0"/>
           <w:lang w:eastAsia="es-ES"/>
-          <ns2:ligatures ns2:val="none"/>
-        </w:rPr>
-      </w:pPr>
-    </w:p>
-    <w:p ns2:paraId="19A86A08" ns2:textId="69D0A547">
+          <w14:ligatures w14:val="none"/>
+        </w:rPr>
+      </w:pPr>
+    </w:p>
+    <w:p>
       <w:pPr>
         <w:pStyle w:val="Prrafodelista"/>
         <w:numPr>
@@ -1240,7 +1210,7 @@
           <w:color w:val="000000"/>
           <w:kern w:val="0"/>
           <w:lang w:eastAsia="es-ES"/>
-          <ns2:ligatures ns2:val="none"/>
+          <w14:ligatures w14:val="none"/>
         </w:rPr>
       </w:pPr>
       <w:r>
@@ -1249,12 +1219,12 @@
           <w:color w:val="000000"/>
           <w:kern w:val="0"/>
           <w:lang w:eastAsia="es-ES"/>
-          <ns2:ligatures ns2:val="none"/>
+          <w14:ligatures w14:val="none"/>
         </w:rPr>
         <w:t xml:space="preserve">El 13 de marzo de 2025, al apersonarse en las oficinas de Rímac para escuchar el audio del contrato, la señora [APELLIDO] comprobó que dicho audio no tenía fecha y hacía referencia a una suma asegurada de US$ 20 000,00, mientras que la póliza enviada por correo indicaba una suma asegurada de US$ 19 000,00. Lo cual evidenciaba las incongruencias entre el audio presentado y la documentación oficial de la póliza.</w:t>
       </w:r>
     </w:p>
-    <w:p ns2:paraId="778D97D5" ns2:textId="77777777">
+    <w:p>
       <w:pPr>
         <w:pStyle w:val="Prrafodelista"/>
         <w:spacing w:line="240" w:lineRule="auto"/>
@@ -1263,11 +1233,11 @@
           <w:color w:val="000000"/>
           <w:kern w:val="0"/>
           <w:lang w:eastAsia="es-ES"/>
-          <ns2:ligatures ns2:val="none"/>
-        </w:rPr>
-      </w:pPr>
-    </w:p>
-    <w:p ns2:paraId="44007BE6" ns2:textId="43C7F790">
+          <w14:ligatures w14:val="none"/>
+        </w:rPr>
+      </w:pPr>
+    </w:p>
+    <w:p>
       <w:pPr>
         <w:numPr>
           <w:ilvl w:val="1"/>
@@ -1285,7 +1255,7 @@
           <w:color w:val="000000"/>
           <w:kern w:val="0"/>
           <w:lang w:val="es-ES" w:eastAsia="es-ES"/>
-          <ns2:ligatures ns2:val="none"/>
+          <w14:ligatures w14:val="none"/>
         </w:rPr>
       </w:pPr>
       <w:r>
@@ -1294,7 +1264,7 @@
           <w:color w:val="000000"/>
           <w:kern w:val="0"/>
           <w:lang w:val="es-ES" w:eastAsia="es-ES"/>
-          <ns2:ligatures ns2:val="none"/>
+          <w14:ligatures w14:val="none"/>
         </w:rPr>
         <w:lastRenderedPageBreak/>
         <w:t xml:space="preserve">La señora [APELLIDO] solicitó el pago del total del monto asegurado sin cobrar las cuotas futuras ni el 20% de coaseguro.</w:t>
@@ -1305,7 +1275,7 @@
           <w:color w:val="000000"/>
           <w:kern w:val="0"/>
           <w:lang w:val="es-ES" w:eastAsia="es-ES"/>
-          <ns2:ligatures ns2:val="none"/>
+          <w14:ligatures w14:val="none"/>
         </w:rPr>
         <w:t xml:space="preserve"/>
       </w:r>
@@ -1315,12 +1285,12 @@
           <w:color w:val="000000"/>
           <w:kern w:val="0"/>
           <w:lang w:val="es-ES" w:eastAsia="es-ES"/>
-          <ns2:ligatures ns2:val="none"/>
+          <w14:ligatures w14:val="none"/>
         </w:rPr>
         <w:t/>
       </w:r>
     </w:p>
-    <w:p ns2:paraId="619E0710" ns2:textId="77777777">
+    <w:p>
       <w:pPr>
         <w:spacing w:after="0" w:line="240" w:lineRule="auto"/>
         <w:contextualSpacing/>
@@ -1331,11 +1301,11 @@
           <w:color w:val="000000"/>
           <w:kern w:val="0"/>
           <w:lang w:eastAsia="es-PE"/>
-          <ns2:ligatures ns2:val="none"/>
-        </w:rPr>
-      </w:pPr>
-    </w:p>
-    <w:p ns2:paraId="0681DFDC" ns2:textId="77777777">
+          <w14:ligatures w14:val="none"/>
+        </w:rPr>
+      </w:pPr>
+    </w:p>
+    <w:p>
       <w:pPr>
         <w:pStyle w:val="Prrafodelista"/>
         <w:numPr>
@@ -1355,22 +1325,22 @@
           <w:color w:val="000000"/>
           <w:kern w:val="0"/>
           <w:lang w:eastAsia="es-PE"/>
-          <ns2:ligatures ns2:val="none"/>
-        </w:rPr>
-      </w:pPr>
-      <w:r>
-        <w:rPr>
-          <w:rFonts w:ascii="Arial Narrow" w:eastAsia="Arial Narrow" w:hAnsi="Arial Narrow" w:cs="Arial Narrow"/>
-          <w:b/>
-          <w:color w:val="000000"/>
-          <w:kern w:val="0"/>
-          <w:lang w:eastAsia="es-PE"/>
-          <ns2:ligatures ns2:val="none"/>
+          <w14:ligatures w14:val="none"/>
+        </w:rPr>
+      </w:pPr>
+      <w:r>
+        <w:rPr>
+          <w:rFonts w:ascii="Arial Narrow" w:eastAsia="Arial Narrow" w:hAnsi="Arial Narrow" w:cs="Arial Narrow"/>
+          <w:b/>
+          <w:color w:val="000000"/>
+          <w:kern w:val="0"/>
+          <w:lang w:eastAsia="es-PE"/>
+          <w14:ligatures w14:val="none"/>
         </w:rPr>
         <w:t>DE LA ADMISIÓN A TRÁMITE DE LA DENUNCIA</w:t>
       </w:r>
     </w:p>
-    <w:p ns2:paraId="3F75B5BE" ns2:textId="77777777">
+    <w:p>
       <w:pPr>
         <w:spacing w:after="0" w:line="240" w:lineRule="auto"/>
         <w:ind w:left="567"/>
@@ -1382,11 +1352,11 @@
           <w:color w:val="000000"/>
           <w:kern w:val="0"/>
           <w:lang w:eastAsia="es-PE"/>
-          <ns2:ligatures ns2:val="none"/>
-        </w:rPr>
-      </w:pPr>
-    </w:p>
-    <w:p ns2:paraId="2847E956" ns2:textId="137FF775">
+          <w14:ligatures w14:val="none"/>
+        </w:rPr>
+      </w:pPr>
+    </w:p>
+    <w:p>
       <w:pPr>
         <w:pStyle w:val="Prrafodelista"/>
         <w:numPr>
@@ -1399,7 +1369,7 @@
         <w:rPr>
           <w:rFonts w:ascii="Arial Narrow" w:eastAsia="Arial Narrow" w:hAnsi="Arial Narrow" w:cs="Arial Narrow"/>
           <w:kern w:val="0"/>
-          <ns2:ligatures ns2:val="none"/>
+          <w14:ligatures w14:val="none"/>
         </w:rPr>
       </w:pPr>
       <w:bookmarkStart w:id="1" w:name="_Hlk140755208"/>
@@ -1411,7 +1381,7 @@
           <w:color w:val="000000"/>
           <w:kern w:val="0"/>
           <w:lang w:eastAsia="es-PE"/>
-          <ns2:ligatures ns2:val="none"/>
+          <w14:ligatures w14:val="none"/>
         </w:rPr>
         <w:t xml:space="preserve">La </w:t>
       </w:r>
@@ -1422,7 +1392,7 @@
           <w:color w:val="000000"/>
           <w:kern w:val="0"/>
           <w:lang w:eastAsia="es-PE"/>
-          <ns2:ligatures ns2:val="none"/>
+          <w14:ligatures w14:val="none"/>
         </w:rPr>
         <w:t>Secretaría Técnica de la Comisión de Protección al Consumidor 1 (en adelante, la Secretaría Técnica)</w:t>
       </w:r>
@@ -1432,7 +1402,7 @@
           <w:color w:val="000000"/>
           <w:kern w:val="0"/>
           <w:lang w:eastAsia="es-PE"/>
-          <ns2:ligatures ns2:val="none"/>
+          <w14:ligatures w14:val="none"/>
         </w:rPr>
         <w:t xml:space="preserve">, </w:t>
       </w:r>
@@ -1443,7 +1413,7 @@
           <w:color w:val="000000"/>
           <w:kern w:val="0"/>
           <w:lang w:eastAsia="es-PE"/>
-          <ns2:ligatures ns2:val="none"/>
+          <w14:ligatures w14:val="none"/>
         </w:rPr>
         <w:t>en ejercicio de sus facultades</w:t>
       </w:r>
@@ -1456,7 +1426,7 @@
           <w:rFonts w:ascii="Arial Narrow" w:eastAsia="Arial Narrow" w:hAnsi="Arial Narrow" w:cs="Arial Narrow"/>
           <w:kern w:val="0"/>
           <w:vertAlign w:val="superscript"/>
-          <ns2:ligatures ns2:val="none"/>
+          <w14:ligatures w14:val="none"/>
         </w:rPr>
         <w:footnoteReference w:id="2"/>
       </w:r>
@@ -1466,7 +1436,7 @@
           <w:color w:val="000000"/>
           <w:kern w:val="0"/>
           <w:lang w:eastAsia="es-PE"/>
-          <ns2:ligatures ns2:val="none"/>
+          <w14:ligatures w14:val="none"/>
         </w:rPr>
         <w:t xml:space="preserve">, considera </w:t>
       </w:r>
@@ -1474,7 +1444,7 @@
         <w:rPr>
           <w:rFonts w:ascii="Arial Narrow" w:eastAsia="Arial Narrow" w:hAnsi="Arial Narrow" w:cs="Arial Narrow"/>
           <w:kern w:val="0"/>
-          <ns2:ligatures ns2:val="none"/>
+          <w14:ligatures w14:val="none"/>
         </w:rPr>
         <w:t xml:space="preserve">que el hecho denunciado, consistente en que </w:t>
       </w:r>
@@ -1482,7 +1452,7 @@
         <w:rPr>
           <w:rFonts w:ascii="Arial Narrow" w:eastAsia="Arial Narrow" w:hAnsi="Arial Narrow" w:cs="Arial Narrow"/>
           <w:kern w:val="0"/>
-          <ns2:ligatures ns2:val="none"/>
+          <w14:ligatures w14:val="none"/>
         </w:rPr>
         <w:t>la compañía aseguradora habría cobrado indebidamente a la denunciante el 20% de coaseguro por pérdida total del vehículo asegurado, al señalarle que no contaba con el Sistema de Posicionamiento Global, pese a no ser un requisito señalado al momento de la contratación</w:t>
       </w:r>
@@ -1490,7 +1460,7 @@
         <w:rPr>
           <w:rFonts w:ascii="Arial Narrow" w:eastAsia="Arial Narrow" w:hAnsi="Arial Narrow" w:cs="Arial Narrow"/>
           <w:kern w:val="0"/>
-          <ns2:ligatures ns2:val="none"/>
+          <w14:ligatures w14:val="none"/>
         </w:rPr>
         <w:t>; involucraría una presunta afectación a sus expectativas, quien no habría encontrado una correspondencia entre lo que esperaba recibir de parte del proveedor y lo que realmente recibió. Por consiguiente, corresponde calificar el hecho materia de denuncia como una presunta infracción al deber de idoneidad, tipificado en los artículos 18</w:t>
       </w:r>
@@ -1498,7 +1468,7 @@
         <w:rPr>
           <w:rFonts w:ascii="Arial Narrow" w:eastAsia="Arial Narrow" w:hAnsi="Arial Narrow" w:cs="Arial Narrow"/>
           <w:kern w:val="0"/>
-          <ns2:ligatures ns2:val="none"/>
+          <w14:ligatures w14:val="none"/>
         </w:rPr>
         <w:t/>
       </w:r>
@@ -1506,7 +1476,7 @@
         <w:rPr>
           <w:rFonts w:ascii="Arial Narrow" w:eastAsia="Arial Narrow" w:hAnsi="Arial Narrow" w:cs="Arial Narrow"/>
           <w:kern w:val="0"/>
-          <ns2:ligatures ns2:val="none"/>
+          <w14:ligatures w14:val="none"/>
         </w:rPr>
         <w:t xml:space="preserve"> y 19</w:t>
       </w:r>
@@ -1514,7 +1484,7 @@
         <w:rPr>
           <w:rFonts w:ascii="Arial Narrow" w:eastAsia="Arial Narrow" w:hAnsi="Arial Narrow" w:cs="Arial Narrow"/>
           <w:kern w:val="0"/>
-          <ns2:ligatures ns2:val="none"/>
+          <w14:ligatures w14:val="none"/>
         </w:rPr>
         <w:t/>
       </w:r>
@@ -1522,7 +1492,7 @@
         <w:rPr>
           <w:rFonts w:ascii="Arial Narrow" w:eastAsia="Arial Narrow" w:hAnsi="Arial Narrow" w:cs="Arial Narrow"/>
           <w:kern w:val="0"/>
-          <ns2:ligatures ns2:val="none"/>
+          <w14:ligatures w14:val="none"/>
         </w:rPr>
         <w:t xml:space="preserve"> del Código</w:t>
       </w:r>
@@ -1531,7 +1501,7 @@
           <w:rFonts w:ascii="Arial Narrow" w:eastAsia="Arial Narrow" w:hAnsi="Arial Narrow" w:cs="Arial Narrow"/>
           <w:kern w:val="0"/>
           <w:vertAlign w:val="superscript"/>
-          <ns2:ligatures ns2:val="none"/>
+          <w14:ligatures w14:val="none"/>
         </w:rPr>
         <w:t xml:space="preserve"> </w:t>
       </w:r>
@@ -1541,7 +1511,7 @@
           <w:rFonts w:ascii="Arial Narrow" w:eastAsia="Arial Narrow" w:hAnsi="Arial Narrow" w:cs="Arial Narrow"/>
           <w:kern w:val="0"/>
           <w:vertAlign w:val="superscript"/>
-          <ns2:ligatures ns2:val="none"/>
+          <w14:ligatures w14:val="none"/>
         </w:rPr>
         <w:footnoteReference w:id="3"/>
       </w:r>
@@ -1551,7 +1521,7 @@
           <w:color w:val="000000"/>
           <w:kern w:val="0"/>
           <w:lang w:eastAsia="es-PE"/>
-          <ns2:ligatures ns2:val="none"/>
+          <w14:ligatures w14:val="none"/>
         </w:rPr>
         <w:t>.</w:t>
       </w:r>
@@ -1561,12 +1531,12 @@
           <w:color w:val="000000"/>
           <w:kern w:val="0"/>
           <w:lang w:eastAsia="es-PE"/>
-          <ns2:ligatures ns2:val="none"/>
+          <w14:ligatures w14:val="none"/>
         </w:rPr>
         <w:t xml:space="preserve"> </w:t>
       </w:r>
     </w:p>
-    <w:p ns2:paraId="30923A06" ns2:textId="77777777">
+    <w:p>
       <w:pPr>
         <w:pStyle w:val="Prrafodelista"/>
         <w:spacing w:after="0" w:line="240" w:lineRule="auto"/>
@@ -1575,11 +1545,11 @@
         <w:rPr>
           <w:rFonts w:ascii="Arial Narrow" w:eastAsia="Arial Narrow" w:hAnsi="Arial Narrow" w:cs="Arial Narrow"/>
           <w:kern w:val="0"/>
-          <ns2:ligatures ns2:val="none"/>
-        </w:rPr>
-      </w:pPr>
-    </w:p>
-    <w:p ns2:paraId="032033FB" ns2:textId="65096057">
+          <w14:ligatures w14:val="none"/>
+        </w:rPr>
+      </w:pPr>
+    </w:p>
+    <w:p>
       <w:pPr>
         <w:pStyle w:val="Prrafodelista"/>
         <w:numPr>
@@ -1592,7 +1562,7 @@
         <w:rPr>
           <w:rFonts w:ascii="Arial Narrow" w:eastAsia="Arial Narrow" w:hAnsi="Arial Narrow" w:cs="Arial Narrow"/>
           <w:kern w:val="0"/>
-          <ns2:ligatures ns2:val="none"/>
+          <w14:ligatures w14:val="none"/>
         </w:rPr>
       </w:pPr>
       <w:r>
@@ -1601,7 +1571,7 @@
           <w:color w:val="000000"/>
           <w:kern w:val="0"/>
           <w:lang w:eastAsia="es-PE"/>
-          <ns2:ligatures ns2:val="none"/>
+          <w14:ligatures w14:val="none"/>
         </w:rPr>
         <w:t xml:space="preserve">Además, la Secretaría Técnica, en ejercicio de sus facultades, considera </w:t>
       </w:r>
@@ -1609,7 +1579,7 @@
         <w:rPr>
           <w:rFonts w:ascii="Arial Narrow" w:eastAsia="Arial Narrow" w:hAnsi="Arial Narrow" w:cs="Arial Narrow"/>
           <w:kern w:val="0"/>
-          <ns2:ligatures ns2:val="none"/>
+          <w14:ligatures w14:val="none"/>
         </w:rPr>
         <w:t xml:space="preserve">que el hecho denunciado, consistente en que </w:t>
       </w:r>
@@ -1619,7 +1589,7 @@
           <w:kern w:val="0"/>
           <w:shd w:val="clear" w:color="auto" w:fill="FFFFFF"/>
           <w:lang w:eastAsia="es-PE"/>
-          <ns2:ligatures ns2:val="none"/>
+          <w14:ligatures w14:val="none"/>
         </w:rPr>
         <w:t>la compañía aseguradora habría cobrado indebidamente al denunciante las primas de la Póliza 1364266 desde febrero a julio de 2024, pese al siniestro del 22 de enero de 2024</w:t>
       </w:r>
@@ -1627,12 +1597,12 @@
         <w:rPr>
           <w:rFonts w:ascii="Arial Narrow" w:eastAsia="Arial Narrow" w:hAnsi="Arial Narrow" w:cs="Arial Narrow"/>
           <w:kern w:val="0"/>
-          <ns2:ligatures ns2:val="none"/>
+          <w14:ligatures w14:val="none"/>
         </w:rPr>
         <w:t>; involucraría una presunta afectación a sus expectativas, quien no habría encontrado una correspondencia entre lo que esperaba recibir de parte del proveedor y lo que realmente recibió. Por consiguiente, corresponde calificar el hecho materia de denuncia como una presunta infracción al deber de idoneidad, tipificado en los artículos 18 y 19 del Código.</w:t>
       </w:r>
     </w:p>
-    <w:p ns2:paraId="21BE7A8F" ns2:textId="77777777">
+    <w:p>
       <w:pPr>
         <w:pStyle w:val="Prrafodelista"/>
         <w:spacing w:after="0" w:line="240" w:lineRule="auto"/>
@@ -1641,11 +1611,11 @@
         <w:rPr>
           <w:rFonts w:ascii="Arial Narrow" w:eastAsia="Arial Narrow" w:hAnsi="Arial Narrow" w:cs="Arial Narrow"/>
           <w:kern w:val="0"/>
-          <ns2:ligatures ns2:val="none"/>
-        </w:rPr>
-      </w:pPr>
-    </w:p>
-    <w:p ns2:paraId="652557C3" ns2:textId="5D6F8136">
+          <w14:ligatures w14:val="none"/>
+        </w:rPr>
+      </w:pPr>
+    </w:p>
+    <w:p>
       <w:pPr>
         <w:pStyle w:val="Prrafodelista"/>
         <w:numPr>
@@ -1658,14 +1628,14 @@
         <w:rPr>
           <w:rFonts w:ascii="Arial Narrow" w:eastAsia="Arial Narrow" w:hAnsi="Arial Narrow" w:cs="Arial Narrow"/>
           <w:kern w:val="0"/>
-          <ns2:ligatures ns2:val="none"/>
-        </w:rPr>
-      </w:pPr>
-      <w:r>
-        <w:rPr>
-          <w:rFonts w:ascii="Arial Narrow" w:eastAsia="Arial Narrow" w:hAnsi="Arial Narrow" w:cs="Arial Narrow"/>
-          <w:kern w:val="0"/>
-          <ns2:ligatures ns2:val="none"/>
+          <w14:ligatures w14:val="none"/>
+        </w:rPr>
+      </w:pPr>
+      <w:r>
+        <w:rPr>
+          <w:rFonts w:ascii="Arial Narrow" w:eastAsia="Arial Narrow" w:hAnsi="Arial Narrow" w:cs="Arial Narrow"/>
+          <w:kern w:val="0"/>
+          <w14:ligatures w14:val="none"/>
         </w:rPr>
         <w:lastRenderedPageBreak/>
         <w:t>Así también</w:t>
@@ -1676,7 +1646,7 @@
           <w:color w:val="000000"/>
           <w:kern w:val="0"/>
           <w:lang w:eastAsia="es-PE"/>
-          <ns2:ligatures ns2:val="none"/>
+          <w14:ligatures w14:val="none"/>
         </w:rPr>
         <w:t xml:space="preserve">, la Secretaría Técnica, en ejercicio de sus facultades, considera </w:t>
       </w:r>
@@ -1684,7 +1654,7 @@
         <w:rPr>
           <w:rFonts w:ascii="Arial Narrow" w:eastAsia="Arial Narrow" w:hAnsi="Arial Narrow" w:cs="Arial Narrow"/>
           <w:kern w:val="0"/>
-          <ns2:ligatures ns2:val="none"/>
+          <w14:ligatures w14:val="none"/>
         </w:rPr>
         <w:t xml:space="preserve">que el hecho denunciado, consistente en que </w:t>
       </w:r>
@@ -1694,7 +1664,7 @@
           <w:kern w:val="0"/>
           <w:shd w:val="clear" w:color="auto" w:fill="FFFFFF"/>
           <w:lang w:eastAsia="es-PE"/>
-          <ns2:ligatures ns2:val="none"/>
+          <w14:ligatures w14:val="none"/>
         </w:rPr>
         <w:t>la compañía aseguradora habría brindado información contradictoria al denunciante, al señalarle que la suma asegurada del contrato era US$ 20 000,00 y luego por correo electrónico indicarle que la suma asegurada de la Póliza 1364266 era US$ 19 000,00</w:t>
       </w:r>
@@ -1702,12 +1672,12 @@
         <w:rPr>
           <w:rFonts w:ascii="Arial Narrow" w:eastAsia="Arial Narrow" w:hAnsi="Arial Narrow" w:cs="Arial Narrow"/>
           <w:kern w:val="0"/>
-          <ns2:ligatures ns2:val="none"/>
+          <w14:ligatures w14:val="none"/>
         </w:rPr>
         <w:t>; involucraría una presunta afectación a sus expectativas, quien no habría encontrado una correspondencia entre lo que esperaba recibir de parte del proveedor y lo que realmente recibió. Por consiguiente, corresponde calificar el hecho materia de denuncia como una presunta infracción al deber de idoneidad, tipificado en los artículos 18 y 19 del Código</w:t>
       </w:r>
     </w:p>
-    <w:p ns2:paraId="4F1E88E9" ns2:textId="77777777">
+    <w:p>
       <w:pPr>
         <w:pStyle w:val="Prrafodelista"/>
         <w:spacing w:after="0" w:line="240" w:lineRule="auto"/>
@@ -1717,11 +1687,11 @@
           <w:rFonts w:ascii="Arial Narrow" w:eastAsia="Calibri" w:hAnsi="Arial Narrow" w:cs="Arial Narrow"/>
           <w:kern w:val="0"/>
           <w:lang w:eastAsia="es-PE"/>
-          <ns2:ligatures ns2:val="none"/>
-        </w:rPr>
-      </w:pPr>
-    </w:p>
-    <w:p ns2:paraId="53370C61" ns2:textId="01A3CCD1">
+          <w14:ligatures w14:val="none"/>
+        </w:rPr>
+      </w:pPr>
+    </w:p>
+    <w:p>
       <w:pPr>
         <w:pStyle w:val="Prrafodelista"/>
         <w:numPr>
@@ -1735,7 +1705,7 @@
           <w:rFonts w:ascii="Arial Narrow" w:eastAsia="Calibri" w:hAnsi="Arial Narrow" w:cs="Arial Narrow"/>
           <w:kern w:val="0"/>
           <w:lang w:eastAsia="es-PE"/>
-          <ns2:ligatures ns2:val="none"/>
+          <w14:ligatures w14:val="none"/>
         </w:rPr>
       </w:pPr>
       <w:r>
@@ -1744,12 +1714,12 @@
           <w:color w:val="000000"/>
           <w:kern w:val="0"/>
           <w:lang w:eastAsia="es-PE"/>
-          <ns2:ligatures ns2:val="none"/>
+          <w14:ligatures w14:val="none"/>
         </w:rPr>
         <w:t>En tanto la denuncia reúne los requisitos establecidos por la norma citada, corresponde admitirla a trámite.</w:t>
       </w:r>
     </w:p>
-    <w:p ns2:paraId="01E2C693" ns2:textId="77777777">
+    <w:p>
       <w:pPr>
         <w:spacing w:after="0" w:line="240" w:lineRule="auto"/>
         <w:ind w:left="567"/>
@@ -1760,11 +1730,11 @@
           <w:color w:val="000000"/>
           <w:kern w:val="0"/>
           <w:lang w:eastAsia="es-PE"/>
-          <ns2:ligatures ns2:val="none"/>
-        </w:rPr>
-      </w:pPr>
-    </w:p>
-    <w:p ns2:paraId="73E8A701" ns2:textId="77777777">
+          <w14:ligatures w14:val="none"/>
+        </w:rPr>
+      </w:pPr>
+    </w:p>
+    <w:p>
       <w:pPr>
         <w:pStyle w:val="Prrafodelista"/>
         <w:numPr>
@@ -1784,22 +1754,22 @@
           <w:color w:val="000000"/>
           <w:kern w:val="0"/>
           <w:lang w:eastAsia="es-PE"/>
-          <ns2:ligatures ns2:val="none"/>
-        </w:rPr>
-      </w:pPr>
-      <w:r>
-        <w:rPr>
-          <w:rFonts w:ascii="Arial Narrow" w:eastAsia="Arial Narrow" w:hAnsi="Arial Narrow" w:cs="Arial Narrow"/>
-          <w:b/>
-          <w:color w:val="000000"/>
-          <w:kern w:val="0"/>
-          <w:lang w:eastAsia="es-PE"/>
-          <ns2:ligatures ns2:val="none"/>
+          <w14:ligatures w14:val="none"/>
+        </w:rPr>
+      </w:pPr>
+      <w:r>
+        <w:rPr>
+          <w:rFonts w:ascii="Arial Narrow" w:eastAsia="Arial Narrow" w:hAnsi="Arial Narrow" w:cs="Arial Narrow"/>
+          <w:b/>
+          <w:color w:val="000000"/>
+          <w:kern w:val="0"/>
+          <w:lang w:eastAsia="es-PE"/>
+          <w14:ligatures w14:val="none"/>
         </w:rPr>
         <w:t>REQUERIMIENTO DE INFORMACION</w:t>
       </w:r>
     </w:p>
-    <w:p ns2:paraId="3F5BB4A5" ns2:textId="77777777">
+    <w:p>
       <w:pPr>
         <w:spacing w:after="0" w:line="240" w:lineRule="auto"/>
         <w:jc w:val="both"/>
@@ -1808,11 +1778,11 @@
           <w:color w:val="000000"/>
           <w:kern w:val="0"/>
           <w:lang w:val="es-ES" w:eastAsia="es-ES"/>
-          <ns2:ligatures ns2:val="none"/>
-        </w:rPr>
-      </w:pPr>
-    </w:p>
-    <w:p ns2:paraId="3C2E0245" ns2:textId="3F6799B0">
+          <w14:ligatures w14:val="none"/>
+        </w:rPr>
+      </w:pPr>
+    </w:p>
+    <w:p>
       <w:pPr>
         <w:pStyle w:val="Prrafodelista"/>
         <w:numPr>
@@ -1827,7 +1797,7 @@
           <w:color w:val="000000"/>
           <w:kern w:val="0"/>
           <w:lang w:val="es-ES" w:eastAsia="es-ES"/>
-          <ns2:ligatures ns2:val="none"/>
+          <w14:ligatures w14:val="none"/>
         </w:rPr>
       </w:pPr>
       <w:r>
@@ -1836,7 +1806,7 @@
           <w:color w:val="000000"/>
           <w:kern w:val="0"/>
           <w:lang w:val="es-ES" w:eastAsia="es-ES"/>
-          <ns2:ligatures ns2:val="none"/>
+          <w14:ligatures w14:val="none"/>
         </w:rPr>
         <w:t>A efectos de tener mayores elementos que sirvan para la resolución definitiva del presente caso, la Secretaría Técnica, en ejercicio de las facultades que la ley le confiere, conviene requerir al proveedor denunciado que, en un plazo no mayor de cinco (5) días hábiles contado a partir del día siguiente de la notificación de la presente resolución, cumpla con lo siguiente: (</w:t>
       </w:r>
@@ -1846,7 +1816,7 @@
           <w:color w:val="000000"/>
           <w:kern w:val="0"/>
           <w:lang w:val="es-ES" w:eastAsia="es-ES"/>
-          <ns2:ligatures ns2:val="none"/>
+          <w14:ligatures w14:val="none"/>
         </w:rPr>
         <w:t>i) presentar una copia completa, legible y debidamente suscrita de la Póliza 1364266 del Seguro Vehicular, así como el cargo de remisión de la póliza; (</w:t>
       </w:r>
@@ -1857,7 +1827,7 @@
           <w:color w:val="000000"/>
           <w:kern w:val="0"/>
           <w:lang w:val="es-ES" w:eastAsia="es-ES"/>
-          <ns2:ligatures ns2:val="none"/>
+          <w14:ligatures w14:val="none"/>
         </w:rPr>
         <w:t>ii</w:t>
       </w:r>
@@ -1868,7 +1838,7 @@
           <w:color w:val="000000"/>
           <w:kern w:val="0"/>
           <w:lang w:val="es-ES" w:eastAsia="es-ES"/>
-          <ns2:ligatures ns2:val="none"/>
+          <w14:ligatures w14:val="none"/>
         </w:rPr>
         <w:t>) presentar los medios probatorios que acrediten el valor a indemnizar del vehículo asegurado de acuerdo a los términos y condiciones de la póliza; y, (</w:t>
       </w:r>
@@ -1879,7 +1849,7 @@
           <w:color w:val="000000"/>
           <w:kern w:val="0"/>
           <w:lang w:val="es-ES" w:eastAsia="es-ES"/>
-          <ns2:ligatures ns2:val="none"/>
+          <w14:ligatures w14:val="none"/>
         </w:rPr>
         <w:t>iii</w:t>
       </w:r>
@@ -1890,7 +1860,7 @@
           <w:color w:val="000000"/>
           <w:kern w:val="0"/>
           <w:lang w:val="es-ES" w:eastAsia="es-ES"/>
-          <ns2:ligatures ns2:val="none"/>
+          <w14:ligatures w14:val="none"/>
         </w:rPr>
         <w:t>) presentar el audio de contratación de la Póliza 1364266</w:t>
       </w:r>
@@ -1900,7 +1870,7 @@
           <w:color w:val="000000"/>
           <w:kern w:val="0"/>
           <w:lang w:val="es-ES" w:eastAsia="es-ES"/>
-          <ns2:ligatures ns2:val="none"/>
+          <w14:ligatures w14:val="none"/>
         </w:rPr>
         <w:t>.</w:t>
       </w:r>
@@ -1910,12 +1880,12 @@
           <w:color w:val="000000"/>
           <w:kern w:val="0"/>
           <w:lang w:eastAsia="es-ES"/>
-          <ns2:ligatures ns2:val="none"/>
+          <w14:ligatures w14:val="none"/>
         </w:rPr>
         <w:t xml:space="preserve"> </w:t>
       </w:r>
     </w:p>
-    <w:p ns2:paraId="4C19F339" ns2:textId="77777777">
+    <w:p>
       <w:pPr>
         <w:pStyle w:val="Prrafodelista"/>
         <w:spacing w:after="0" w:line="240" w:lineRule="auto"/>
@@ -1926,11 +1896,11 @@
           <w:color w:val="000000"/>
           <w:kern w:val="0"/>
           <w:lang w:val="es-ES" w:eastAsia="es-ES"/>
-          <ns2:ligatures ns2:val="none"/>
-        </w:rPr>
-      </w:pPr>
-    </w:p>
-    <w:p ns2:paraId="1A94A99A" ns2:textId="77777777">
+          <w14:ligatures w14:val="none"/>
+        </w:rPr>
+      </w:pPr>
+    </w:p>
+    <w:p>
       <w:pPr>
         <w:pStyle w:val="Prrafodelista"/>
         <w:numPr>
@@ -1950,36 +1920,36 @@
           <w:color w:val="000000"/>
           <w:kern w:val="0"/>
           <w:lang w:eastAsia="es-PE"/>
-          <ns2:ligatures ns2:val="none"/>
-        </w:rPr>
-      </w:pPr>
-      <w:r>
-        <w:rPr>
-          <w:rFonts w:ascii="Arial Narrow" w:eastAsia="Arial Narrow" w:hAnsi="Arial Narrow" w:cs="Arial Narrow"/>
-          <w:b/>
-          <w:color w:val="000000"/>
-          <w:kern w:val="0"/>
-          <w:lang w:eastAsia="es-PE"/>
-          <ns2:ligatures ns2:val="none"/>
+          <w14:ligatures w14:val="none"/>
+        </w:rPr>
+      </w:pPr>
+      <w:r>
+        <w:rPr>
+          <w:rFonts w:ascii="Arial Narrow" w:eastAsia="Arial Narrow" w:hAnsi="Arial Narrow" w:cs="Arial Narrow"/>
+          <w:b/>
+          <w:color w:val="000000"/>
+          <w:kern w:val="0"/>
+          <w:lang w:eastAsia="es-PE"/>
+          <w14:ligatures w14:val="none"/>
         </w:rPr>
         <w:t xml:space="preserve">RESOLUCIÓN DE LA SECRETARÍA TÉCNICA </w:t>
       </w:r>
     </w:p>
-    <w:p ns2:paraId="543B2EE5" ns2:textId="77777777">
-      <w:pPr>
-        <w:spacing w:after="0" w:line="240" w:lineRule="auto"/>
-        <w:jc w:val="both"/>
-        <w:rPr>
-          <w:rFonts w:ascii="Arial Narrow" w:eastAsia="Arial Narrow" w:hAnsi="Arial Narrow" w:cs="Arial Narrow"/>
-          <w:b/>
-          <w:color w:val="000000"/>
-          <w:kern w:val="0"/>
-          <w:lang w:eastAsia="es-PE"/>
-          <ns2:ligatures ns2:val="none"/>
-        </w:rPr>
-      </w:pPr>
-    </w:p>
-    <w:p ns2:paraId="32DE8BB1" ns2:textId="1598A5F3">
+    <w:p>
+      <w:pPr>
+        <w:spacing w:after="0" w:line="240" w:lineRule="auto"/>
+        <w:jc w:val="both"/>
+        <w:rPr>
+          <w:rFonts w:ascii="Arial Narrow" w:eastAsia="Arial Narrow" w:hAnsi="Arial Narrow" w:cs="Arial Narrow"/>
+          <w:b/>
+          <w:color w:val="000000"/>
+          <w:kern w:val="0"/>
+          <w:lang w:eastAsia="es-PE"/>
+          <w14:ligatures w14:val="none"/>
+        </w:rPr>
+      </w:pPr>
+    </w:p>
+    <w:p>
       <w:pPr>
         <w:spacing w:after="0" w:line="240" w:lineRule="auto"/>
         <w:jc w:val="both"/>
@@ -1989,17 +1959,17 @@
           <w:kern w:val="0"/>
           <w:shd w:val="clear" w:color="auto" w:fill="FFFFFF"/>
           <w:lang w:eastAsia="es-PE"/>
-          <ns2:ligatures ns2:val="none"/>
-        </w:rPr>
-      </w:pPr>
-      <w:r>
-        <w:rPr>
-          <w:rFonts w:ascii="Arial Narrow" w:eastAsia="Arial Narrow" w:hAnsi="Arial Narrow" w:cs="Arial Narrow"/>
-          <w:b/>
-          <w:color w:val="000000"/>
-          <w:kern w:val="0"/>
-          <w:lang w:eastAsia="es-PE"/>
-          <ns2:ligatures ns2:val="none"/>
+          <w14:ligatures w14:val="none"/>
+        </w:rPr>
+      </w:pPr>
+      <w:r>
+        <w:rPr>
+          <w:rFonts w:ascii="Arial Narrow" w:eastAsia="Arial Narrow" w:hAnsi="Arial Narrow" w:cs="Arial Narrow"/>
+          <w:b/>
+          <w:color w:val="000000"/>
+          <w:kern w:val="0"/>
+          <w:lang w:eastAsia="es-PE"/>
+          <w14:ligatures w14:val="none"/>
         </w:rPr>
         <w:t xml:space="preserve">PRIMERO: admitir a trámite la denuncia del 17 de marzo de 2025 interpuesta por la señora [APELLIDO] Gutiérrez contra Rímac Seguros y Reaseguros S.A., por lo siguiente:</w:t>
       </w:r>
@@ -2010,7 +1980,7 @@
           <w:kern w:val="0"/>
           <w:shd w:val="clear" w:color="auto" w:fill="FFFFFF"/>
           <w:lang w:eastAsia="es-PE"/>
-          <ns2:ligatures ns2:val="none"/>
+          <w14:ligatures w14:val="none"/>
         </w:rPr>
         <w:t xml:space="preserve"/>
       </w:r>
@@ -2021,7 +1991,7 @@
           <w:kern w:val="0"/>
           <w:shd w:val="clear" w:color="auto" w:fill="FFFFFF"/>
           <w:lang w:eastAsia="es-PE"/>
-          <ns2:ligatures ns2:val="none"/>
+          <w14:ligatures w14:val="none"/>
         </w:rPr>
         <w:t/>
       </w:r>
@@ -2032,7 +2002,7 @@
           <w:kern w:val="0"/>
           <w:shd w:val="clear" w:color="auto" w:fill="FFFFFF"/>
           <w:lang w:eastAsia="es-PE"/>
-          <ns2:ligatures ns2:val="none"/>
+          <w14:ligatures w14:val="none"/>
         </w:rPr>
         <w:t xml:space="preserve"/>
       </w:r>
@@ -2043,7 +2013,7 @@
           <w:kern w:val="0"/>
           <w:shd w:val="clear" w:color="auto" w:fill="FFFFFF"/>
           <w:lang w:eastAsia="es-PE"/>
-          <ns2:ligatures ns2:val="none"/>
+          <w14:ligatures w14:val="none"/>
         </w:rPr>
         <w:t/>
       </w:r>
@@ -2054,7 +2024,7 @@
           <w:kern w:val="0"/>
           <w:shd w:val="clear" w:color="auto" w:fill="FFFFFF"/>
           <w:lang w:eastAsia="es-PE"/>
-          <ns2:ligatures ns2:val="none"/>
+          <w14:ligatures w14:val="none"/>
         </w:rPr>
         <w:t xml:space="preserve"/>
       </w:r>
@@ -2065,7 +2035,7 @@
           <w:kern w:val="0"/>
           <w:shd w:val="clear" w:color="auto" w:fill="FFFFFF"/>
           <w:lang w:eastAsia="es-PE"/>
-          <ns2:ligatures ns2:val="none"/>
+          <w14:ligatures w14:val="none"/>
         </w:rPr>
         <w:t/>
       </w:r>
@@ -2076,7 +2046,7 @@
           <w:kern w:val="0"/>
           <w:shd w:val="clear" w:color="auto" w:fill="FFFFFF"/>
           <w:lang w:eastAsia="es-PE"/>
-          <ns2:ligatures ns2:val="none"/>
+          <w14:ligatures w14:val="none"/>
         </w:rPr>
         <w:t xml:space="preserve"/>
       </w:r>
@@ -2087,7 +2057,7 @@
           <w:kern w:val="0"/>
           <w:shd w:val="clear" w:color="auto" w:fill="FFFFFF"/>
           <w:lang w:eastAsia="es-PE"/>
-          <ns2:ligatures ns2:val="none"/>
+          <w14:ligatures w14:val="none"/>
         </w:rPr>
         <w:t/>
       </w:r>
@@ -2098,7 +2068,7 @@
           <w:kern w:val="0"/>
           <w:shd w:val="clear" w:color="auto" w:fill="FFFFFF"/>
           <w:lang w:eastAsia="es-PE"/>
-          <ns2:ligatures ns2:val="none"/>
+          <w14:ligatures w14:val="none"/>
         </w:rPr>
         <w:t xml:space="preserve"/>
       </w:r>
@@ -2110,7 +2080,7 @@
           <w:kern w:val="0"/>
           <w:shd w:val="clear" w:color="auto" w:fill="FFFFFF"/>
           <w:lang w:eastAsia="es-PE"/>
-          <ns2:ligatures ns2:val="none"/>
+          <w14:ligatures w14:val="none"/>
         </w:rPr>
         <w:t/>
       </w:r>
@@ -2122,7 +2092,7 @@
           <w:kern w:val="0"/>
           <w:shd w:val="clear" w:color="auto" w:fill="FFFFFF"/>
           <w:lang w:eastAsia="es-PE"/>
-          <ns2:ligatures ns2:val="none"/>
+          <w14:ligatures w14:val="none"/>
         </w:rPr>
         <w:t xml:space="preserve"/>
       </w:r>
@@ -2133,7 +2103,7 @@
           <w:kern w:val="0"/>
           <w:shd w:val="clear" w:color="auto" w:fill="FFFFFF"/>
           <w:lang w:eastAsia="es-PE"/>
-          <ns2:ligatures ns2:val="none"/>
+          <w14:ligatures w14:val="none"/>
         </w:rPr>
         <w:t/>
       </w:r>
@@ -2144,7 +2114,7 @@
           <w:kern w:val="0"/>
           <w:shd w:val="clear" w:color="auto" w:fill="FFFFFF"/>
           <w:lang w:eastAsia="es-PE"/>
-          <ns2:ligatures ns2:val="none"/>
+          <w14:ligatures w14:val="none"/>
         </w:rPr>
         <w:t xml:space="preserve"/>
       </w:r>
@@ -2155,7 +2125,7 @@
           <w:kern w:val="0"/>
           <w:shd w:val="clear" w:color="auto" w:fill="FFFFFF"/>
           <w:lang w:eastAsia="es-PE"/>
-          <ns2:ligatures ns2:val="none"/>
+          <w14:ligatures w14:val="none"/>
         </w:rPr>
         <w:t xml:space="preserve"/>
       </w:r>
@@ -2166,7 +2136,7 @@
           <w:kern w:val="0"/>
           <w:shd w:val="clear" w:color="auto" w:fill="FFFFFF"/>
           <w:lang w:eastAsia="es-PE"/>
-          <ns2:ligatures ns2:val="none"/>
+          <w14:ligatures w14:val="none"/>
         </w:rPr>
         <w:t/>
       </w:r>
@@ -2177,7 +2147,7 @@
           <w:kern w:val="0"/>
           <w:shd w:val="clear" w:color="auto" w:fill="FFFFFF"/>
           <w:lang w:eastAsia="es-PE"/>
-          <ns2:ligatures ns2:val="none"/>
+          <w14:ligatures w14:val="none"/>
         </w:rPr>
         <w:t/>
       </w:r>
@@ -2188,12 +2158,12 @@
           <w:kern w:val="0"/>
           <w:shd w:val="clear" w:color="auto" w:fill="FFFFFF"/>
           <w:lang w:eastAsia="es-PE"/>
-          <ns2:ligatures ns2:val="none"/>
+          <w14:ligatures w14:val="none"/>
         </w:rPr>
         <w:t/>
       </w:r>
     </w:p>
-    <w:p ns2:paraId="40AFD422" ns2:textId="77777777">
+    <w:p>
       <w:pPr>
         <w:spacing w:after="0" w:line="240" w:lineRule="auto"/>
         <w:jc w:val="both"/>
@@ -2203,11 +2173,11 @@
           <w:kern w:val="0"/>
           <w:shd w:val="clear" w:color="auto" w:fill="FFFFFF"/>
           <w:lang w:eastAsia="es-PE"/>
-          <ns2:ligatures ns2:val="none"/>
-        </w:rPr>
-      </w:pPr>
-    </w:p>
-    <w:p ns2:paraId="2056ED1A" ns2:textId="079AE0A1">
+          <w14:ligatures w14:val="none"/>
+        </w:rPr>
+      </w:pPr>
+    </w:p>
+    <w:p>
       <w:pPr>
         <w:pStyle w:val="Prrafodelista"/>
         <w:numPr>
@@ -2223,7 +2193,7 @@
         <w:rPr>
           <w:rFonts w:ascii="Arial Narrow" w:eastAsia="Arial Narrow" w:hAnsi="Arial Narrow" w:cs="Arial Narrow"/>
           <w:kern w:val="0"/>
-          <ns2:ligatures ns2:val="none"/>
+          <w14:ligatures w14:val="none"/>
         </w:rPr>
       </w:pPr>
       <w:r>
@@ -2233,7 +2203,7 @@
           <w:kern w:val="0"/>
           <w:shd w:val="clear" w:color="auto" w:fill="FFFFFF"/>
           <w:lang w:eastAsia="es-PE"/>
-          <ns2:ligatures ns2:val="none"/>
+          <w14:ligatures w14:val="none"/>
         </w:rPr>
         <w:t>P</w:t>
       </w:r>
@@ -2244,7 +2214,7 @@
           <w:kern w:val="0"/>
           <w:shd w:val="clear" w:color="auto" w:fill="FFFFFF"/>
           <w:lang w:eastAsia="es-PE"/>
-          <ns2:ligatures ns2:val="none"/>
+          <w14:ligatures w14:val="none"/>
         </w:rPr>
         <w:t>resunta infracción a los artículos 18</w:t>
       </w:r>
@@ -2252,7 +2222,7 @@
         <w:rPr>
           <w:rFonts w:ascii="Arial Narrow" w:eastAsia="Arial Narrow" w:hAnsi="Arial Narrow" w:cs="Arial Narrow"/>
           <w:kern w:val="0"/>
-          <ns2:ligatures ns2:val="none"/>
+          <w14:ligatures w14:val="none"/>
         </w:rPr>
         <w:t/>
       </w:r>
@@ -2263,7 +2233,7 @@
           <w:kern w:val="0"/>
           <w:shd w:val="clear" w:color="auto" w:fill="FFFFFF"/>
           <w:lang w:eastAsia="es-PE"/>
-          <ns2:ligatures ns2:val="none"/>
+          <w14:ligatures w14:val="none"/>
         </w:rPr>
         <w:t xml:space="preserve"> y 19</w:t>
       </w:r>
@@ -2271,7 +2241,7 @@
         <w:rPr>
           <w:rFonts w:ascii="Arial Narrow" w:eastAsia="Arial Narrow" w:hAnsi="Arial Narrow" w:cs="Arial Narrow"/>
           <w:kern w:val="0"/>
-          <ns2:ligatures ns2:val="none"/>
+          <w14:ligatures w14:val="none"/>
         </w:rPr>
         <w:t/>
       </w:r>
@@ -2282,7 +2252,7 @@
           <w:kern w:val="0"/>
           <w:shd w:val="clear" w:color="auto" w:fill="FFFFFF"/>
           <w:lang w:eastAsia="es-PE"/>
-          <ns2:ligatures ns2:val="none"/>
+          <w14:ligatures w14:val="none"/>
         </w:rPr>
         <w:t xml:space="preserve"> de la Ley 29571, Código de Protección y Defensa del Consumidor, en tanto la compañía aseguradora </w:t>
       </w:r>
@@ -2293,23 +2263,23 @@
           <w:kern w:val="0"/>
           <w:shd w:val="clear" w:color="auto" w:fill="FFFFFF"/>
           <w:lang w:eastAsia="es-PE"/>
-          <ns2:ligatures ns2:val="none"/>
+          <w14:ligatures w14:val="none"/>
         </w:rPr>
         <w:t>habría cobrado indebidamente a la denunciante el 20% de coaseguro por pérdida total del vehículo asegurado, al señalarle que no contaba con el Sistema de Posicionamiento Global, pese a no ser un requisito señalado al momento de la contratación.</w:t>
       </w:r>
     </w:p>
-    <w:p ns2:paraId="5CA08EE9" ns2:textId="77777777">
-      <w:pPr>
-        <w:spacing w:after="0" w:line="240" w:lineRule="auto"/>
-        <w:jc w:val="both"/>
-        <w:rPr>
-          <w:rFonts w:ascii="Arial Narrow" w:eastAsia="Arial Narrow" w:hAnsi="Arial Narrow" w:cs="Arial Narrow"/>
-          <w:kern w:val="0"/>
-          <ns2:ligatures ns2:val="none"/>
-        </w:rPr>
-      </w:pPr>
-    </w:p>
-    <w:p ns2:paraId="283E1883" ns2:textId="604E4BD9">
+    <w:p>
+      <w:pPr>
+        <w:spacing w:after="0" w:line="240" w:lineRule="auto"/>
+        <w:jc w:val="both"/>
+        <w:rPr>
+          <w:rFonts w:ascii="Arial Narrow" w:eastAsia="Arial Narrow" w:hAnsi="Arial Narrow" w:cs="Arial Narrow"/>
+          <w:kern w:val="0"/>
+          <w14:ligatures w14:val="none"/>
+        </w:rPr>
+      </w:pPr>
+    </w:p>
+    <w:p>
       <w:pPr>
         <w:pStyle w:val="Prrafodelista"/>
         <w:numPr>
@@ -2325,7 +2295,7 @@
         <w:rPr>
           <w:rFonts w:ascii="Arial Narrow" w:eastAsia="Arial Narrow" w:hAnsi="Arial Narrow" w:cs="Arial Narrow"/>
           <w:kern w:val="0"/>
-          <ns2:ligatures ns2:val="none"/>
+          <w14:ligatures w14:val="none"/>
         </w:rPr>
       </w:pPr>
       <w:r>
@@ -2335,7 +2305,7 @@
           <w:kern w:val="0"/>
           <w:shd w:val="clear" w:color="auto" w:fill="FFFFFF"/>
           <w:lang w:eastAsia="es-PE"/>
-          <ns2:ligatures ns2:val="none"/>
+          <w14:ligatures w14:val="none"/>
         </w:rPr>
         <w:t>Presunta infracción a los artículos 18</w:t>
       </w:r>
@@ -2343,7 +2313,7 @@
         <w:rPr>
           <w:rFonts w:ascii="Arial Narrow" w:eastAsia="Arial Narrow" w:hAnsi="Arial Narrow" w:cs="Arial Narrow"/>
           <w:kern w:val="0"/>
-          <ns2:ligatures ns2:val="none"/>
+          <w14:ligatures w14:val="none"/>
         </w:rPr>
         <w:t/>
       </w:r>
@@ -2354,7 +2324,7 @@
           <w:kern w:val="0"/>
           <w:shd w:val="clear" w:color="auto" w:fill="FFFFFF"/>
           <w:lang w:eastAsia="es-PE"/>
-          <ns2:ligatures ns2:val="none"/>
+          <w14:ligatures w14:val="none"/>
         </w:rPr>
         <w:t xml:space="preserve"> y 19</w:t>
       </w:r>
@@ -2362,7 +2332,7 @@
         <w:rPr>
           <w:rFonts w:ascii="Arial Narrow" w:eastAsia="Arial Narrow" w:hAnsi="Arial Narrow" w:cs="Arial Narrow"/>
           <w:kern w:val="0"/>
-          <ns2:ligatures ns2:val="none"/>
+          <w14:ligatures w14:val="none"/>
         </w:rPr>
         <w:t/>
       </w:r>
@@ -2373,23 +2343,23 @@
           <w:kern w:val="0"/>
           <w:shd w:val="clear" w:color="auto" w:fill="FFFFFF"/>
           <w:lang w:eastAsia="es-PE"/>
-          <ns2:ligatures ns2:val="none"/>
+          <w14:ligatures w14:val="none"/>
         </w:rPr>
         <w:t xml:space="preserve"> de la Ley 29571, Código de Protección y Defensa del Consumidor, en tanto la compañía aseguradora habría cobrado indebidamente al denunciante las primas de la Póliza 1364266 desde febrero a julio de 2024, pese al siniestro del 22 de enero de 2024. </w:t>
       </w:r>
     </w:p>
-    <w:p ns2:paraId="5FB72622" ns2:textId="77777777">
-      <w:pPr>
-        <w:spacing w:after="0" w:line="240" w:lineRule="auto"/>
-        <w:jc w:val="both"/>
-        <w:rPr>
-          <w:rFonts w:ascii="Arial Narrow" w:eastAsia="Arial Narrow" w:hAnsi="Arial Narrow" w:cs="Arial Narrow"/>
-          <w:kern w:val="0"/>
-          <ns2:ligatures ns2:val="none"/>
-        </w:rPr>
-      </w:pPr>
-    </w:p>
-    <w:p ns2:paraId="2B16BE28" ns2:textId="17CC5162">
+    <w:p>
+      <w:pPr>
+        <w:spacing w:after="0" w:line="240" w:lineRule="auto"/>
+        <w:jc w:val="both"/>
+        <w:rPr>
+          <w:rFonts w:ascii="Arial Narrow" w:eastAsia="Arial Narrow" w:hAnsi="Arial Narrow" w:cs="Arial Narrow"/>
+          <w:kern w:val="0"/>
+          <w14:ligatures w14:val="none"/>
+        </w:rPr>
+      </w:pPr>
+    </w:p>
+    <w:p>
       <w:pPr>
         <w:pStyle w:val="Prrafodelista"/>
         <w:numPr>
@@ -2405,7 +2375,7 @@
         <w:rPr>
           <w:rFonts w:ascii="Arial Narrow" w:eastAsia="Arial Narrow" w:hAnsi="Arial Narrow" w:cs="Arial Narrow"/>
           <w:kern w:val="0"/>
-          <ns2:ligatures ns2:val="none"/>
+          <w14:ligatures w14:val="none"/>
         </w:rPr>
       </w:pPr>
       <w:r>
@@ -2415,7 +2385,7 @@
           <w:kern w:val="0"/>
           <w:shd w:val="clear" w:color="auto" w:fill="FFFFFF"/>
           <w:lang w:eastAsia="es-PE"/>
-          <ns2:ligatures ns2:val="none"/>
+          <w14:ligatures w14:val="none"/>
         </w:rPr>
         <w:t>Presunta infracción a los artículos 18</w:t>
       </w:r>
@@ -2423,7 +2393,7 @@
         <w:rPr>
           <w:rFonts w:ascii="Arial Narrow" w:eastAsia="Arial Narrow" w:hAnsi="Arial Narrow" w:cs="Arial Narrow"/>
           <w:kern w:val="0"/>
-          <ns2:ligatures ns2:val="none"/>
+          <w14:ligatures w14:val="none"/>
         </w:rPr>
         <w:t/>
       </w:r>
@@ -2434,7 +2404,7 @@
           <w:kern w:val="0"/>
           <w:shd w:val="clear" w:color="auto" w:fill="FFFFFF"/>
           <w:lang w:eastAsia="es-PE"/>
-          <ns2:ligatures ns2:val="none"/>
+          <w14:ligatures w14:val="none"/>
         </w:rPr>
         <w:t xml:space="preserve"> y 19</w:t>
       </w:r>
@@ -2442,7 +2412,7 @@
         <w:rPr>
           <w:rFonts w:ascii="Arial Narrow" w:eastAsia="Arial Narrow" w:hAnsi="Arial Narrow" w:cs="Arial Narrow"/>
           <w:kern w:val="0"/>
-          <ns2:ligatures ns2:val="none"/>
+          <w14:ligatures w14:val="none"/>
         </w:rPr>
         <w:t/>
       </w:r>
@@ -2453,7 +2423,7 @@
           <w:kern w:val="0"/>
           <w:shd w:val="clear" w:color="auto" w:fill="FFFFFF"/>
           <w:lang w:eastAsia="es-PE"/>
-          <ns2:ligatures ns2:val="none"/>
+          <w14:ligatures w14:val="none"/>
         </w:rPr>
         <w:t xml:space="preserve"> de la Ley 29571, Código de Protección y Defensa del Consumidor, en tanto la compañía aseguradora </w:t>
       </w:r>
@@ -2464,7 +2434,7 @@
           <w:kern w:val="0"/>
           <w:shd w:val="clear" w:color="auto" w:fill="FFFFFF"/>
           <w:lang w:eastAsia="es-PE"/>
-          <ns2:ligatures ns2:val="none"/>
+          <w14:ligatures w14:val="none"/>
         </w:rPr>
         <w:t xml:space="preserve">habría brindado información contradictoria al denunciante, al señalarle </w:t>
       </w:r>
@@ -2475,7 +2445,7 @@
           <w:kern w:val="0"/>
           <w:shd w:val="clear" w:color="auto" w:fill="FFFFFF"/>
           <w:lang w:eastAsia="es-PE"/>
-          <ns2:ligatures ns2:val="none"/>
+          <w14:ligatures w14:val="none"/>
         </w:rPr>
         <w:t>que la</w:t>
       </w:r>
@@ -2486,7 +2456,7 @@
           <w:kern w:val="0"/>
           <w:shd w:val="clear" w:color="auto" w:fill="FFFFFF"/>
           <w:lang w:eastAsia="es-PE"/>
-          <ns2:ligatures ns2:val="none"/>
+          <w14:ligatures w14:val="none"/>
         </w:rPr>
         <w:t xml:space="preserve"> suma asegurada </w:t>
       </w:r>
@@ -2497,7 +2467,7 @@
           <w:kern w:val="0"/>
           <w:shd w:val="clear" w:color="auto" w:fill="FFFFFF"/>
           <w:lang w:eastAsia="es-PE"/>
-          <ns2:ligatures ns2:val="none"/>
+          <w14:ligatures w14:val="none"/>
         </w:rPr>
         <w:t>del contrato era</w:t>
       </w:r>
@@ -2508,7 +2478,7 @@
           <w:kern w:val="0"/>
           <w:shd w:val="clear" w:color="auto" w:fill="FFFFFF"/>
           <w:lang w:eastAsia="es-PE"/>
-          <ns2:ligatures ns2:val="none"/>
+          <w14:ligatures w14:val="none"/>
         </w:rPr>
         <w:t xml:space="preserve"> US$ 20 000,00 y luego por correo electrónico indicarle que la suma asegurada </w:t>
       </w:r>
@@ -2519,7 +2489,7 @@
           <w:kern w:val="0"/>
           <w:shd w:val="clear" w:color="auto" w:fill="FFFFFF"/>
           <w:lang w:eastAsia="es-PE"/>
-          <ns2:ligatures ns2:val="none"/>
+          <w14:ligatures w14:val="none"/>
         </w:rPr>
         <w:t xml:space="preserve">de la Póliza 1364266 </w:t>
       </w:r>
@@ -2530,23 +2500,23 @@
           <w:kern w:val="0"/>
           <w:shd w:val="clear" w:color="auto" w:fill="FFFFFF"/>
           <w:lang w:eastAsia="es-PE"/>
-          <ns2:ligatures ns2:val="none"/>
+          <w14:ligatures w14:val="none"/>
         </w:rPr>
         <w:t>era US$ 19 000,00.</w:t>
       </w:r>
     </w:p>
-    <w:p ns2:paraId="1C786775" ns2:textId="77777777">
-      <w:pPr>
-        <w:spacing w:after="0" w:line="240" w:lineRule="auto"/>
-        <w:jc w:val="both"/>
-        <w:rPr>
-          <w:rFonts w:ascii="Arial Narrow" w:eastAsia="Arial Narrow" w:hAnsi="Arial Narrow" w:cs="Arial Narrow"/>
-          <w:kern w:val="0"/>
-          <ns2:ligatures ns2:val="none"/>
-        </w:rPr>
-      </w:pPr>
-    </w:p>
-    <w:p ns2:paraId="64718910" ns2:textId="3E39FD86">
+    <w:p>
+      <w:pPr>
+        <w:spacing w:after="0" w:line="240" w:lineRule="auto"/>
+        <w:jc w:val="both"/>
+        <w:rPr>
+          <w:rFonts w:ascii="Arial Narrow" w:eastAsia="Arial Narrow" w:hAnsi="Arial Narrow" w:cs="Arial Narrow"/>
+          <w:kern w:val="0"/>
+          <w14:ligatures w14:val="none"/>
+        </w:rPr>
+      </w:pPr>
+    </w:p>
+    <w:p>
       <w:pPr>
         <w:spacing w:line="240" w:lineRule="auto"/>
         <w:contextualSpacing/>
@@ -2554,17 +2524,17 @@
         <w:rPr>
           <w:rFonts w:ascii="Arial Narrow" w:eastAsia="Calibri" w:hAnsi="Arial Narrow" w:cs="Arial"/>
           <w:kern w:val="0"/>
-          <ns2:ligatures ns2:val="none"/>
-        </w:rPr>
-      </w:pPr>
-      <w:r>
-        <w:rPr>
-          <w:rFonts w:ascii="Arial Narrow" w:eastAsia="Arial Narrow" w:hAnsi="Arial Narrow" w:cs="Arial Narrow"/>
-          <w:b/>
-          <w:color w:val="000000"/>
-          <w:kern w:val="0"/>
-          <w:lang w:eastAsia="es-PE"/>
-          <ns2:ligatures ns2:val="none"/>
+          <w14:ligatures w14:val="none"/>
+        </w:rPr>
+      </w:pPr>
+      <w:r>
+        <w:rPr>
+          <w:rFonts w:ascii="Arial Narrow" w:eastAsia="Arial Narrow" w:hAnsi="Arial Narrow" w:cs="Arial Narrow"/>
+          <w:b/>
+          <w:color w:val="000000"/>
+          <w:kern w:val="0"/>
+          <w:lang w:eastAsia="es-PE"/>
+          <w14:ligatures w14:val="none"/>
         </w:rPr>
         <w:t>SEGUNDO:</w:t>
       </w:r>
@@ -2574,7 +2544,7 @@
           <w:color w:val="000000"/>
           <w:kern w:val="0"/>
           <w:lang w:eastAsia="es-PE"/>
-          <ns2:ligatures ns2:val="none"/>
+          <w14:ligatures w14:val="none"/>
         </w:rPr>
         <w:t xml:space="preserve"> tener por ofrecidos los medios probatorios presentados en el escrito de denuncia </w:t>
       </w:r>
@@ -2584,7 +2554,7 @@
           <w:color w:val="000000"/>
           <w:kern w:val="0"/>
           <w:lang w:val="es-ES" w:eastAsia="es-ES"/>
-          <ns2:ligatures ns2:val="none"/>
+          <w14:ligatures w14:val="none"/>
         </w:rPr>
         <w:t xml:space="preserve">del </w:t>
       </w:r>
@@ -2594,7 +2564,7 @@
           <w:color w:val="000000"/>
           <w:kern w:val="0"/>
           <w:lang w:val="es-ES" w:eastAsia="es-ES"/>
-          <ns2:ligatures ns2:val="none"/>
+          <w14:ligatures w14:val="none"/>
         </w:rPr>
         <w:t xml:space="preserve">17 de marzo de 2025</w:t>
       </w:r>
@@ -2602,7 +2572,7 @@
         <w:rPr>
           <w:rFonts w:ascii="Arial Narrow" w:eastAsia="Calibri" w:hAnsi="Arial Narrow" w:cs="Arial"/>
           <w:kern w:val="0"/>
-          <ns2:ligatures ns2:val="none"/>
+          <w14:ligatures w14:val="none"/>
         </w:rPr>
         <w:t xml:space="preserve"/>
       </w:r>
@@ -2610,12 +2580,12 @@
         <w:rPr>
           <w:rFonts w:ascii="Arial Narrow" w:eastAsia="Calibri" w:hAnsi="Arial Narrow" w:cs="Arial"/>
           <w:kern w:val="0"/>
-          <ns2:ligatures ns2:val="none"/>
+          <w14:ligatures w14:val="none"/>
         </w:rPr>
         <w:t>.</w:t>
       </w:r>
     </w:p>
-    <w:p ns2:paraId="72A4113D" ns2:textId="77777777">
+    <w:p>
       <w:pPr>
         <w:spacing w:line="240" w:lineRule="auto"/>
         <w:contextualSpacing/>
@@ -2625,30 +2595,30 @@
           <w:color w:val="000000"/>
           <w:kern w:val="0"/>
           <w:lang w:eastAsia="es-PE"/>
-          <ns2:ligatures ns2:val="none"/>
-        </w:rPr>
-      </w:pPr>
-    </w:p>
-    <w:p ns2:paraId="1B36369E" ns2:textId="208CD6FD">
-      <w:pPr>
-        <w:spacing w:after="0" w:line="240" w:lineRule="auto"/>
-        <w:jc w:val="both"/>
-        <w:rPr>
-          <w:rFonts w:ascii="Arial Narrow" w:eastAsia="Arial Narrow" w:hAnsi="Arial Narrow" w:cs="Arial Narrow"/>
-          <w:color w:val="000000"/>
-          <w:kern w:val="0"/>
-          <w:lang w:eastAsia="es-PE"/>
-          <ns2:ligatures ns2:val="none"/>
-        </w:rPr>
-      </w:pPr>
-      <w:r>
-        <w:rPr>
-          <w:rFonts w:ascii="Arial Narrow" w:eastAsia="Arial Narrow" w:hAnsi="Arial Narrow" w:cs="Arial Narrow"/>
-          <w:b/>
-          <w:color w:val="000000"/>
-          <w:kern w:val="0"/>
-          <w:lang w:eastAsia="es-PE"/>
-          <ns2:ligatures ns2:val="none"/>
+          <w14:ligatures w14:val="none"/>
+        </w:rPr>
+      </w:pPr>
+    </w:p>
+    <w:p>
+      <w:pPr>
+        <w:spacing w:after="0" w:line="240" w:lineRule="auto"/>
+        <w:jc w:val="both"/>
+        <w:rPr>
+          <w:rFonts w:ascii="Arial Narrow" w:eastAsia="Arial Narrow" w:hAnsi="Arial Narrow" w:cs="Arial Narrow"/>
+          <w:color w:val="000000"/>
+          <w:kern w:val="0"/>
+          <w:lang w:eastAsia="es-PE"/>
+          <w14:ligatures w14:val="none"/>
+        </w:rPr>
+      </w:pPr>
+      <w:r>
+        <w:rPr>
+          <w:rFonts w:ascii="Arial Narrow" w:eastAsia="Arial Narrow" w:hAnsi="Arial Narrow" w:cs="Arial Narrow"/>
+          <w:b/>
+          <w:color w:val="000000"/>
+          <w:kern w:val="0"/>
+          <w:lang w:eastAsia="es-PE"/>
+          <w14:ligatures w14:val="none"/>
         </w:rPr>
         <w:t xml:space="preserve">TERCERO: </w:t>
       </w:r>
@@ -2658,7 +2628,7 @@
           <w:color w:val="000000"/>
           <w:kern w:val="0"/>
           <w:lang w:eastAsia="es-PE"/>
-          <ns2:ligatures ns2:val="none"/>
+          <w14:ligatures w14:val="none"/>
         </w:rPr>
         <w:t>requerir a Rímac Seguros y Reaseguros S.A. que cumpla con lo siguiente</w:t>
       </w:r>
@@ -2668,12 +2638,12 @@
           <w:color w:val="000000"/>
           <w:kern w:val="0"/>
           <w:lang w:eastAsia="es-PE"/>
-          <ns2:ligatures ns2:val="none"/>
+          <w14:ligatures w14:val="none"/>
         </w:rPr>
         <w:t>:</w:t>
       </w:r>
     </w:p>
-    <w:p ns2:paraId="09D9FCC8" ns2:textId="77777777">
+    <w:p>
       <w:pPr>
         <w:spacing w:after="0" w:line="240" w:lineRule="auto"/>
         <w:jc w:val="both"/>
@@ -2682,11 +2652,11 @@
           <w:color w:val="000000"/>
           <w:kern w:val="0"/>
           <w:lang w:eastAsia="es-PE"/>
-          <ns2:ligatures ns2:val="none"/>
-        </w:rPr>
-      </w:pPr>
-    </w:p>
-    <w:p ns2:paraId="0AC32CAC" ns2:textId="77777777">
+          <w14:ligatures w14:val="none"/>
+        </w:rPr>
+      </w:pPr>
+    </w:p>
+    <w:p>
       <w:pPr>
         <w:numPr>
           <w:ilvl w:val="0"/>
@@ -2700,21 +2670,21 @@
           <w:color w:val="000000"/>
           <w:kern w:val="0"/>
           <w:lang w:eastAsia="es-PE"/>
-          <ns2:ligatures ns2:val="none"/>
-        </w:rPr>
-      </w:pPr>
-      <w:r>
-        <w:rPr>
-          <w:rFonts w:ascii="Arial Narrow" w:eastAsia="Arial Narrow" w:hAnsi="Arial Narrow" w:cs="Arial Narrow"/>
-          <w:color w:val="000000"/>
-          <w:kern w:val="0"/>
-          <w:lang w:eastAsia="es-PE"/>
-          <ns2:ligatures ns2:val="none"/>
+          <w14:ligatures w14:val="none"/>
+        </w:rPr>
+      </w:pPr>
+      <w:r>
+        <w:rPr>
+          <w:rFonts w:ascii="Arial Narrow" w:eastAsia="Arial Narrow" w:hAnsi="Arial Narrow" w:cs="Arial Narrow"/>
+          <w:color w:val="000000"/>
+          <w:kern w:val="0"/>
+          <w:lang w:eastAsia="es-PE"/>
+          <w14:ligatures w14:val="none"/>
         </w:rPr>
         <w:t>presentar documentos que acrediten su inscripción en los Registros Públicos o una declaración jurada que indique que cuenta con dicha inscripción;</w:t>
       </w:r>
     </w:p>
-    <w:p ns2:paraId="7C9575CF" ns2:textId="77777777">
+    <w:p>
       <w:pPr>
         <w:numPr>
           <w:ilvl w:val="0"/>
@@ -2728,22 +2698,22 @@
           <w:color w:val="000000"/>
           <w:kern w:val="0"/>
           <w:lang w:eastAsia="es-PE"/>
-          <ns2:ligatures ns2:val="none"/>
-        </w:rPr>
-      </w:pPr>
-      <w:r>
-        <w:rPr>
-          <w:rFonts w:ascii="Arial Narrow" w:eastAsia="Arial Narrow" w:hAnsi="Arial Narrow" w:cs="Arial Narrow"/>
-          <w:color w:val="000000"/>
-          <w:kern w:val="0"/>
-          <w:lang w:eastAsia="es-PE"/>
-          <ns2:ligatures ns2:val="none"/>
+          <w14:ligatures w14:val="none"/>
+        </w:rPr>
+      </w:pPr>
+      <w:r>
+        <w:rPr>
+          <w:rFonts w:ascii="Arial Narrow" w:eastAsia="Arial Narrow" w:hAnsi="Arial Narrow" w:cs="Arial Narrow"/>
+          <w:color w:val="000000"/>
+          <w:kern w:val="0"/>
+          <w:lang w:eastAsia="es-PE"/>
+          <w14:ligatures w14:val="none"/>
         </w:rPr>
         <w:lastRenderedPageBreak/>
         <w:t>presentar copia simple de las facultades de representación de su representante legal en el presente procedimiento o la declaración jurada que indique que cuenta con dichas facultades y que estas se encuentran vigentes;</w:t>
       </w:r>
     </w:p>
-    <w:p ns2:paraId="0CD5704D" ns2:textId="77777777">
+    <w:p>
       <w:pPr>
         <w:numPr>
           <w:ilvl w:val="0"/>
@@ -2757,21 +2727,21 @@
           <w:color w:val="000000"/>
           <w:kern w:val="0"/>
           <w:lang w:eastAsia="es-PE"/>
-          <ns2:ligatures ns2:val="none"/>
-        </w:rPr>
-      </w:pPr>
-      <w:r>
-        <w:rPr>
-          <w:rFonts w:ascii="Arial Narrow" w:eastAsia="Arial Narrow" w:hAnsi="Arial Narrow" w:cs="Arial Narrow"/>
-          <w:color w:val="000000"/>
-          <w:kern w:val="0"/>
-          <w:lang w:eastAsia="es-PE"/>
-          <ns2:ligatures ns2:val="none"/>
+          <w14:ligatures w14:val="none"/>
+        </w:rPr>
+      </w:pPr>
+      <w:r>
+        <w:rPr>
+          <w:rFonts w:ascii="Arial Narrow" w:eastAsia="Arial Narrow" w:hAnsi="Arial Narrow" w:cs="Arial Narrow"/>
+          <w:color w:val="000000"/>
+          <w:kern w:val="0"/>
+          <w:lang w:eastAsia="es-PE"/>
+          <w14:ligatures w14:val="none"/>
         </w:rPr>
         <w:t>consignar el Número de Registro Único de Contribuyentes (RUC); y,</w:t>
       </w:r>
     </w:p>
-    <w:p ns2:paraId="7341F53D" ns2:textId="51628725">
+    <w:p>
       <w:pPr>
         <w:numPr>
           <w:ilvl w:val="0"/>
@@ -2783,16 +2753,16 @@
         <w:rPr>
           <w:rFonts w:ascii="Arial Narrow" w:eastAsia="Calibri" w:hAnsi="Arial Narrow" w:cs="Arial"/>
           <w:kern w:val="0"/>
-          <ns2:ligatures ns2:val="none"/>
-        </w:rPr>
-      </w:pPr>
-      <w:r>
-        <w:rPr>
-          <w:rFonts w:ascii="Arial Narrow" w:eastAsia="Arial Narrow" w:hAnsi="Arial Narrow" w:cs="Arial Narrow"/>
-          <w:color w:val="000000"/>
-          <w:kern w:val="0"/>
-          <w:lang w:eastAsia="es-PE"/>
-          <ns2:ligatures ns2:val="none"/>
+          <w14:ligatures w14:val="none"/>
+        </w:rPr>
+      </w:pPr>
+      <w:r>
+        <w:rPr>
+          <w:rFonts w:ascii="Arial Narrow" w:eastAsia="Arial Narrow" w:hAnsi="Arial Narrow" w:cs="Arial Narrow"/>
+          <w:color w:val="000000"/>
+          <w:kern w:val="0"/>
+          <w:lang w:eastAsia="es-PE"/>
+          <w14:ligatures w14:val="none"/>
         </w:rPr>
         <w:t>fijar domicilio procesal para el procedimiento, de conformidad con el numeral 1 del artículo 442</w:t>
       </w:r>
@@ -2800,7 +2770,7 @@
         <w:rPr>
           <w:rFonts w:ascii="Arial Narrow" w:eastAsia="Arial Narrow" w:hAnsi="Arial Narrow" w:cs="Arial Narrow"/>
           <w:kern w:val="0"/>
-          <ns2:ligatures ns2:val="none"/>
+          <w14:ligatures w14:val="none"/>
         </w:rPr>
         <w:t/>
       </w:r>
@@ -2810,7 +2780,7 @@
           <w:color w:val="000000"/>
           <w:kern w:val="0"/>
           <w:lang w:eastAsia="es-PE"/>
-          <ns2:ligatures ns2:val="none"/>
+          <w14:ligatures w14:val="none"/>
         </w:rPr>
         <w:t xml:space="preserve"> del Código Procesal Civil</w:t>
       </w:r>
@@ -2820,7 +2790,7 @@
           <w:rFonts w:ascii="Arial Narrow" w:eastAsia="Arial Narrow" w:hAnsi="Arial Narrow" w:cs="Arial Narrow"/>
           <w:kern w:val="0"/>
           <w:vertAlign w:val="superscript"/>
-          <ns2:ligatures ns2:val="none"/>
+          <w14:ligatures w14:val="none"/>
         </w:rPr>
         <w:footnoteReference w:id="4"/>
       </w:r>
@@ -2830,7 +2800,7 @@
           <w:color w:val="000000"/>
           <w:kern w:val="0"/>
           <w:lang w:eastAsia="es-PE"/>
-          <ns2:ligatures ns2:val="none"/>
+          <w14:ligatures w14:val="none"/>
         </w:rPr>
         <w:t xml:space="preserve">. </w:t>
       </w:r>
@@ -2838,7 +2808,7 @@
         <w:rPr>
           <w:rFonts w:ascii="Arial Narrow" w:eastAsia="Calibri" w:hAnsi="Arial Narrow" w:cs="Arial"/>
           <w:kern w:val="0"/>
-          <ns2:ligatures ns2:val="none"/>
+          <w14:ligatures w14:val="none"/>
         </w:rPr>
         <w:t>Para ello podrá señalar domicilio físico o una dirección electrónica a la que pueda remitirse las notificaciones</w:t>
       </w:r>
@@ -2847,12 +2817,12 @@
           <w:rFonts w:ascii="Arial Narrow" w:eastAsia="Arial" w:hAnsi="Arial Narrow" w:cs="Arial"/>
           <w:kern w:val="0"/>
           <w:lang w:val="es"/>
-          <ns2:ligatures ns2:val="none"/>
+          <w14:ligatures w14:val="none"/>
         </w:rPr>
         <w:t>;</w:t>
       </w:r>
     </w:p>
-    <w:p ns2:paraId="446A1900" ns2:textId="7A40E8B2">
+    <w:p>
       <w:pPr>
         <w:numPr>
           <w:ilvl w:val="0"/>
@@ -2864,14 +2834,14 @@
         <w:rPr>
           <w:rFonts w:ascii="Arial Narrow" w:eastAsia="Calibri" w:hAnsi="Arial Narrow" w:cs="Arial"/>
           <w:kern w:val="0"/>
-          <ns2:ligatures ns2:val="none"/>
+          <w14:ligatures w14:val="none"/>
         </w:rPr>
       </w:pPr>
       <w:r>
         <w:rPr>
           <w:rFonts w:ascii="Arial Narrow" w:eastAsia="Calibri" w:hAnsi="Arial Narrow" w:cs="Arial"/>
           <w:kern w:val="0"/>
-          <ns2:ligatures ns2:val="none"/>
+          <w14:ligatures w14:val="none"/>
         </w:rPr>
         <w:t xml:space="preserve">en caso califique como </w:t>
       </w:r>
@@ -2880,7 +2850,7 @@
         <w:rPr>
           <w:rFonts w:ascii="Arial Narrow" w:eastAsia="Calibri" w:hAnsi="Arial Narrow" w:cs="Arial"/>
           <w:kern w:val="0"/>
-          <ns2:ligatures ns2:val="none"/>
+          <w14:ligatures w14:val="none"/>
         </w:rPr>
         <w:t>micro empresa</w:t>
       </w:r>
@@ -2889,7 +2859,7 @@
         <w:rPr>
           <w:rFonts w:ascii="Arial Narrow" w:eastAsia="Calibri" w:hAnsi="Arial Narrow" w:cs="Arial"/>
           <w:kern w:val="0"/>
-          <ns2:ligatures ns2:val="none"/>
+          <w14:ligatures w14:val="none"/>
         </w:rPr>
         <w:t xml:space="preserve"> o pequeña empresa, presentar los documentos que acrediten su volumen de ventas o ingresos brutos percibidos el año anterior relativo a todas sus actividades económicas y el número de trabajadores con el que cuenta</w:t>
       </w:r>
@@ -2899,7 +2869,7 @@
           <w:rFonts w:ascii="Arial Narrow" w:eastAsia="Calibri" w:hAnsi="Arial Narrow" w:cs="Arial"/>
           <w:kern w:val="0"/>
           <w:vertAlign w:val="superscript"/>
-          <ns2:ligatures ns2:val="none"/>
+          <w14:ligatures w14:val="none"/>
         </w:rPr>
         <w:footnoteReference w:id="5"/>
       </w:r>
@@ -2907,7 +2877,7 @@
         <w:rPr>
           <w:rFonts w:ascii="Arial Narrow" w:eastAsia="Calibri" w:hAnsi="Arial Narrow" w:cs="Arial"/>
           <w:kern w:val="0"/>
-          <ns2:ligatures ns2:val="none"/>
+          <w14:ligatures w14:val="none"/>
         </w:rPr>
         <w:t>. Ello, a fin de que la Comisión pueda meritar dicha documentación, conforme lo establece el artículo 110</w:t>
       </w:r>
@@ -2915,7 +2885,7 @@
         <w:rPr>
           <w:rFonts w:ascii="Arial Narrow" w:eastAsia="Arial Narrow" w:hAnsi="Arial Narrow" w:cs="Arial Narrow"/>
           <w:kern w:val="0"/>
-          <ns2:ligatures ns2:val="none"/>
+          <w14:ligatures w14:val="none"/>
         </w:rPr>
         <w:t/>
       </w:r>
@@ -2923,7 +2893,7 @@
         <w:rPr>
           <w:rFonts w:ascii="Arial Narrow" w:eastAsia="Calibri" w:hAnsi="Arial Narrow" w:cs="Arial"/>
           <w:kern w:val="0"/>
-          <ns2:ligatures ns2:val="none"/>
+          <w14:ligatures w14:val="none"/>
         </w:rPr>
         <w:t xml:space="preserve"> </w:t>
       </w:r>
@@ -2931,7 +2901,7 @@
         <w:rPr>
           <w:rFonts w:ascii="Arial Narrow" w:eastAsia="Calibri" w:hAnsi="Arial Narrow" w:cs="Arial"/>
           <w:kern w:val="0"/>
-          <ns2:ligatures ns2:val="none"/>
+          <w14:ligatures w14:val="none"/>
         </w:rPr>
         <w:t xml:space="preserve">del </w:t>
       </w:r>
@@ -2940,7 +2910,7 @@
           <w:rFonts w:ascii="Arial Narrow" w:eastAsia="Calibri" w:hAnsi="Arial Narrow" w:cs="Arial"/>
           <w:spacing w:val="-2"/>
           <w:kern w:val="0"/>
-          <ns2:ligatures ns2:val="none"/>
+          <w14:ligatures w14:val="none"/>
         </w:rPr>
         <w:t>Código</w:t>
       </w:r>
@@ -2951,7 +2921,7 @@
           <w:spacing w:val="-2"/>
           <w:kern w:val="0"/>
           <w:vertAlign w:val="superscript"/>
-          <ns2:ligatures ns2:val="none"/>
+          <w14:ligatures w14:val="none"/>
         </w:rPr>
         <w:footnoteReference w:id="6"/>
       </w:r>
@@ -2960,12 +2930,12 @@
           <w:rFonts w:ascii="Arial Narrow" w:eastAsia="Calibri" w:hAnsi="Arial Narrow" w:cs="Arial"/>
           <w:spacing w:val="-2"/>
           <w:kern w:val="0"/>
-          <ns2:ligatures ns2:val="none"/>
+          <w14:ligatures w14:val="none"/>
         </w:rPr>
         <w:t>.</w:t>
       </w:r>
     </w:p>
-    <w:p ns2:paraId="354DE7F2" ns2:textId="77777777">
+    <w:p>
       <w:pPr>
         <w:spacing w:after="0" w:line="240" w:lineRule="auto"/>
         <w:ind w:left="567"/>
@@ -2975,20 +2945,20 @@
           <w:color w:val="000000"/>
           <w:kern w:val="0"/>
           <w:lang w:eastAsia="es-PE"/>
-          <ns2:ligatures ns2:val="none"/>
-        </w:rPr>
-      </w:pPr>
-    </w:p>
-    <w:p>
-      <w:pPr>
-        <w:spacing w:after="0" w:line="240" w:lineRule="auto"/>
-        <w:jc w:val="both"/>
-        <w:rPr>
-          <w:rFonts w:ascii="Arial Narrow" w:eastAsia="Arial Narrow" w:hAnsi="Arial Narrow" w:cs="Arial Narrow"/>
-          <w:color w:val="000000"/>
-          <w:kern w:val="0"/>
-          <w:lang w:eastAsia="es-PE"/>
-          <ns2:ligatures ns2:val="none"/>
+          <w14:ligatures w14:val="none"/>
+        </w:rPr>
+      </w:pPr>
+    </w:p>
+    <w:p>
+      <w:pPr>
+        <w:spacing w:after="0" w:line="240" w:lineRule="auto"/>
+        <w:jc w:val="both"/>
+        <w:rPr>
+          <w:rFonts w:ascii="Arial Narrow" w:eastAsia="Arial Narrow" w:hAnsi="Arial Narrow" w:cs="Arial Narrow"/>
+          <w:color w:val="000000"/>
+          <w:kern w:val="0"/>
+          <w:lang w:eastAsia="es-PE"/>
+          <w14:ligatures w14:val="none"/>
         </w:rPr>
       </w:pPr>
       <w:r>
@@ -3007,23 +2977,63 @@
           <w:sz w:val="20"/>
           <w:szCs w:val="20"/>
         </w:rPr>
-        <w:t xml:space="preserve">correr traslado de la presente resolución a Rímac Seguros y Reaseguros S.A. para que, de conformidad con lo dispuesto por el artículo 26 de la Ley sobre Facultades, Normas y Organización del Indecopi, aprobada por Decreto Legislativo 807, presente sus descargos sobre la imputación de cargos realizada en un plazo no mayor a cinco (5) días hábiles contado a partir del día siguiente de la notificación de la presente resolución, vencido el cual, el Secretario Técnico declarará en rebeldía al denunciado que no lo hubiera presentado. Debe precisarse que de conformidad con lo establecido por el artículo 223 del Texto Único Ordenado de la Ley 27444, Ley del Procedimiento Administrativo General, las alegaciones y los hechos relevantes de la reclamación, salvo que hayan sido específicamente negadas en la contestación, se tendrán por aceptadas o merituadas como ciertas.</w:t>
-      </w:r>
-    </w:p>
-    <w:p ns2:paraId="7D74C0BD" ns2:textId="77777777">
-      <w:pPr>
-        <w:spacing w:after="0" w:line="240" w:lineRule="auto"/>
-        <w:jc w:val="both"/>
-        <w:rPr>
-          <w:rFonts w:ascii="Arial Narrow" w:eastAsia="Arial Narrow" w:hAnsi="Arial Narrow" w:cs="Arial Narrow"/>
-          <w:color w:val="000000"/>
-          <w:kern w:val="0"/>
-          <w:lang w:eastAsia="es-PE"/>
-          <ns2:ligatures ns2:val="none"/>
-        </w:rPr>
-      </w:pPr>
-    </w:p>
-    <w:p ns2:paraId="61C1ED8F" ns2:textId="5D00D6D2">
+        <w:t xml:space="preserve">correr traslado de la presente resolución a Rímac Seguros y Reaseguros S.A. para que, de conformidad con lo dispuesto por el artículo 26 de la Ley sobre Facultades, Normas y Organización del Indecopi, aprobada por Decreto Legislativo 807</w:t>
+      </w:r>
+      <w:r>
+        <w:rPr>
+          <w:rStyle w:val="Refdenotaalpie"/>
+          <w:rFonts w:ascii="Arial Narrow" w:eastAsia="Times New Roman" w:hAnsi="Arial Narrow" w:cs="Times New Roman"/>
+          <w:color w:val="000000"/>
+          <w:kern w:val="0"/>
+          <w:vertAlign w:val="superscript"/>
+          <w:lang w:val="es-ES" w:eastAsia="es-ES"/>
+          <w14:ligatures w14:val="none"/>
+        </w:rPr>
+        <w:footnoteReference w:id="14"/>
+      </w:r>
+      <w:r>
+        <w:rPr>
+          <w:rFonts w:ascii="Arial Narrow" w:hAnsi="Arial Narrow" w:cs="Arial Narrow"/>
+          <w:sz w:val="20"/>
+          <w:szCs w:val="20"/>
+        </w:rPr>
+        <w:t xml:space="preserve">, presente sus descargos sobre la imputación de cargos realizada en un plazo no mayor a cinco (5) días hábiles contado a partir del día siguiente de la notificación de la presente resolución, vencido el cual, el Secretario Técnico declarará en rebeldía al denunciado que no lo hubiera presentado. Debe precisarse que de conformidad con lo establecido por el artículo 223 del Texto Único Ordenado de la Ley 27444, Ley del Procedimiento Administrativo General</w:t>
+      </w:r>
+      <w:r>
+        <w:rPr>
+          <w:rStyle w:val="Refdenotaalpie"/>
+          <w:rFonts w:ascii="Arial Narrow" w:eastAsia="Times New Roman" w:hAnsi="Arial Narrow" w:cs="Times New Roman"/>
+          <w:color w:val="000000"/>
+          <w:kern w:val="0"/>
+          <w:vertAlign w:val="superscript"/>
+          <w:lang w:val="es-ES" w:eastAsia="es-ES"/>
+          <w14:ligatures w14:val="none"/>
+        </w:rPr>
+        <w:footnoteReference w:id="15"/>
+      </w:r>
+      <w:r>
+        <w:rPr>
+          <w:rFonts w:ascii="Arial Narrow" w:hAnsi="Arial Narrow" w:cs="Arial Narrow"/>
+          <w:sz w:val="20"/>
+          <w:szCs w:val="20"/>
+        </w:rPr>
+        <w:t xml:space="preserve">, las alegaciones y los hechos relevantes de la reclamación, salvo que hayan sido específicamente negadas en la contestación, se tendrán por aceptadas o merituadas como ciertas.</w:t>
+      </w:r>
+    </w:p>
+    <w:p>
+      <w:pPr>
+        <w:spacing w:after="0" w:line="240" w:lineRule="auto"/>
+        <w:jc w:val="both"/>
+        <w:rPr>
+          <w:rFonts w:ascii="Arial Narrow" w:eastAsia="Arial Narrow" w:hAnsi="Arial Narrow" w:cs="Arial Narrow"/>
+          <w:color w:val="000000"/>
+          <w:kern w:val="0"/>
+          <w:lang w:eastAsia="es-PE"/>
+          <w14:ligatures w14:val="none"/>
+        </w:rPr>
+      </w:pPr>
+    </w:p>
+    <w:p>
       <w:pPr>
         <w:spacing w:after="0" w:line="240" w:lineRule="auto"/>
         <w:jc w:val="both"/>
@@ -3032,17 +3042,17 @@
           <w:color w:val="000000"/>
           <w:kern w:val="0"/>
           <w:lang w:val="es-ES" w:eastAsia="es-ES"/>
-          <ns2:ligatures ns2:val="none"/>
-        </w:rPr>
-      </w:pPr>
-      <w:r>
-        <w:rPr>
-          <w:rFonts w:ascii="Arial Narrow" w:eastAsia="Arial Narrow" w:hAnsi="Arial Narrow" w:cs="Arial Narrow"/>
-          <w:b/>
-          <w:color w:val="000000"/>
-          <w:kern w:val="0"/>
-          <w:lang w:eastAsia="es-PE"/>
-          <ns2:ligatures ns2:val="none"/>
+          <w14:ligatures w14:val="none"/>
+        </w:rPr>
+      </w:pPr>
+      <w:r>
+        <w:rPr>
+          <w:rFonts w:ascii="Arial Narrow" w:eastAsia="Arial Narrow" w:hAnsi="Arial Narrow" w:cs="Arial Narrow"/>
+          <w:b/>
+          <w:color w:val="000000"/>
+          <w:kern w:val="0"/>
+          <w:lang w:eastAsia="es-PE"/>
+          <w14:ligatures w14:val="none"/>
         </w:rPr>
         <w:t xml:space="preserve">QUINTO: </w:t>
       </w:r>
@@ -3053,7 +3063,7 @@
           <w:color w:val="000000"/>
           <w:kern w:val="0"/>
           <w:lang w:eastAsia="es-ES"/>
-          <ns2:ligatures ns2:val="none"/>
+          <w14:ligatures w14:val="none"/>
         </w:rPr>
         <w:t xml:space="preserve">requerir </w:t>
       </w:r>
@@ -3063,7 +3073,7 @@
           <w:color w:val="000000"/>
           <w:kern w:val="0"/>
           <w:lang w:val="es-ES" w:eastAsia="es-ES"/>
-          <ns2:ligatures ns2:val="none"/>
+          <w14:ligatures w14:val="none"/>
         </w:rPr>
         <w:t xml:space="preserve">que, en un </w:t>
       </w:r>
@@ -3073,7 +3083,7 @@
           <w:color w:val="000000"/>
           <w:kern w:val="0"/>
           <w:lang w:eastAsia="es-ES"/>
-          <ns2:ligatures ns2:val="none"/>
+          <w14:ligatures w14:val="none"/>
         </w:rPr>
         <w:t>plazo no mayor de cinco (5) días hábiles contado a partir del día siguiente de la notificación de la presente resolución</w:t>
       </w:r>
@@ -3084,7 +3094,7 @@
           <w:color w:val="000000"/>
           <w:kern w:val="0"/>
           <w:lang w:eastAsia="es-ES"/>
-          <ns2:ligatures ns2:val="none"/>
+          <w14:ligatures w14:val="none"/>
         </w:rPr>
         <w:t xml:space="preserve">, </w:t>
       </w:r>
@@ -3096,7 +3106,7 @@
           <w:kern w:val="0"/>
           <w:shd w:val="clear" w:color="auto" w:fill="FFFFFF"/>
           <w:lang w:eastAsia="es-PE"/>
-          <ns2:ligatures ns2:val="none"/>
+          <w14:ligatures w14:val="none"/>
         </w:rPr>
         <w:t>Rímac Seguros y Reaseguros S.A.</w:t>
       </w:r>
@@ -3106,7 +3116,7 @@
           <w:color w:val="000000"/>
           <w:kern w:val="0"/>
           <w:lang w:eastAsia="es-ES"/>
-          <ns2:ligatures ns2:val="none"/>
+          <w14:ligatures w14:val="none"/>
         </w:rPr>
         <w:t xml:space="preserve">, requerir </w:t>
       </w:r>
@@ -3116,7 +3126,7 @@
           <w:color w:val="000000"/>
           <w:kern w:val="0"/>
           <w:lang w:val="es-ES" w:eastAsia="es-ES"/>
-          <ns2:ligatures ns2:val="none"/>
+          <w14:ligatures w14:val="none"/>
         </w:rPr>
         <w:t xml:space="preserve">que, en un </w:t>
       </w:r>
@@ -3126,7 +3136,7 @@
           <w:color w:val="000000"/>
           <w:kern w:val="0"/>
           <w:lang w:eastAsia="es-ES"/>
-          <ns2:ligatures ns2:val="none"/>
+          <w14:ligatures w14:val="none"/>
         </w:rPr>
         <w:t>plazo no mayor de cinco (5) días hábiles contado a partir del día siguiente de la notificación de la presente resolución</w:t>
       </w:r>
@@ -3136,7 +3146,7 @@
           <w:color w:val="000000"/>
           <w:kern w:val="0"/>
           <w:lang w:val="es-ES" w:eastAsia="es-ES"/>
-          <ns2:ligatures ns2:val="none"/>
+          <w14:ligatures w14:val="none"/>
         </w:rPr>
         <w:t xml:space="preserve"> </w:t>
       </w:r>
@@ -3147,7 +3157,7 @@
           <w:color w:val="000000"/>
           <w:kern w:val="0"/>
           <w:lang w:val="es-ES" w:eastAsia="es-ES"/>
-          <ns2:ligatures ns2:val="none"/>
+          <w14:ligatures w14:val="none"/>
         </w:rPr>
         <w:t xml:space="preserve">cumpla con: </w:t>
       </w:r>
@@ -3157,7 +3167,7 @@
           <w:color w:val="000000"/>
           <w:kern w:val="0"/>
           <w:lang w:val="es-ES" w:eastAsia="es-ES"/>
-          <ns2:ligatures ns2:val="none"/>
+          <w14:ligatures w14:val="none"/>
         </w:rPr>
         <w:t xml:space="preserve">(i) presentar una copia completa, legible y debidamente suscrita de la Póliza </w:t>
       </w:r>
@@ -3167,7 +3177,7 @@
           <w:color w:val="000000"/>
           <w:kern w:val="0"/>
           <w:lang w:val="es-ES" w:eastAsia="es-ES"/>
-          <ns2:ligatures ns2:val="none"/>
+          <w14:ligatures w14:val="none"/>
         </w:rPr>
         <w:t xml:space="preserve">1364266 </w:t>
       </w:r>
@@ -3177,7 +3187,7 @@
           <w:color w:val="000000"/>
           <w:kern w:val="0"/>
           <w:lang w:val="es-ES" w:eastAsia="es-ES"/>
-          <ns2:ligatures ns2:val="none"/>
+          <w14:ligatures w14:val="none"/>
         </w:rPr>
         <w:t xml:space="preserve">del </w:t>
       </w:r>
@@ -3187,7 +3197,7 @@
           <w:color w:val="000000"/>
           <w:kern w:val="0"/>
           <w:lang w:eastAsia="es-ES"/>
-          <ns2:ligatures ns2:val="none"/>
+          <w14:ligatures w14:val="none"/>
         </w:rPr>
         <w:t>Seguro Vehicular, así como el cargo de remisión de la póliza</w:t>
       </w:r>
@@ -3197,7 +3207,7 @@
           <w:color w:val="000000"/>
           <w:kern w:val="0"/>
           <w:lang w:val="es-ES" w:eastAsia="es-ES"/>
-          <ns2:ligatures ns2:val="none"/>
+          <w14:ligatures w14:val="none"/>
         </w:rPr>
         <w:t>; (</w:t>
       </w:r>
@@ -3208,7 +3218,7 @@
           <w:color w:val="000000"/>
           <w:kern w:val="0"/>
           <w:lang w:val="es-ES" w:eastAsia="es-ES"/>
-          <ns2:ligatures ns2:val="none"/>
+          <w14:ligatures w14:val="none"/>
         </w:rPr>
         <w:t>ii</w:t>
       </w:r>
@@ -3219,7 +3229,7 @@
           <w:color w:val="000000"/>
           <w:kern w:val="0"/>
           <w:lang w:val="es-ES" w:eastAsia="es-ES"/>
-          <ns2:ligatures ns2:val="none"/>
+          <w14:ligatures w14:val="none"/>
         </w:rPr>
         <w:t xml:space="preserve">) </w:t>
       </w:r>
@@ -3229,7 +3239,7 @@
           <w:color w:val="000000"/>
           <w:kern w:val="0"/>
           <w:lang w:val="es-ES" w:eastAsia="es-ES"/>
-          <ns2:ligatures ns2:val="none"/>
+          <w14:ligatures w14:val="none"/>
         </w:rPr>
         <w:t xml:space="preserve">presentar los medios probatorios que </w:t>
       </w:r>
@@ -3239,7 +3249,7 @@
           <w:color w:val="000000"/>
           <w:kern w:val="0"/>
           <w:lang w:val="es-ES" w:eastAsia="es-ES"/>
-          <ns2:ligatures ns2:val="none"/>
+          <w14:ligatures w14:val="none"/>
         </w:rPr>
         <w:lastRenderedPageBreak/>
         <w:t>acrediten el valor a indemnizar del vehículo asegurado de acuerdo a los términos y condiciones de la póliza</w:t>
@@ -3250,7 +3260,7 @@
           <w:color w:val="000000"/>
           <w:kern w:val="0"/>
           <w:lang w:eastAsia="es-ES"/>
-          <ns2:ligatures ns2:val="none"/>
+          <w14:ligatures w14:val="none"/>
         </w:rPr>
         <w:t>; y, (</w:t>
       </w:r>
@@ -3261,7 +3271,7 @@
           <w:color w:val="000000"/>
           <w:kern w:val="0"/>
           <w:lang w:eastAsia="es-ES"/>
-          <ns2:ligatures ns2:val="none"/>
+          <w14:ligatures w14:val="none"/>
         </w:rPr>
         <w:t>iii</w:t>
       </w:r>
@@ -3272,7 +3282,7 @@
           <w:color w:val="000000"/>
           <w:kern w:val="0"/>
           <w:lang w:eastAsia="es-ES"/>
-          <ns2:ligatures ns2:val="none"/>
+          <w14:ligatures w14:val="none"/>
         </w:rPr>
         <w:t xml:space="preserve">) </w:t>
       </w:r>
@@ -3282,7 +3292,7 @@
           <w:color w:val="000000"/>
           <w:kern w:val="0"/>
           <w:lang w:val="es-ES" w:eastAsia="es-ES"/>
-          <ns2:ligatures ns2:val="none"/>
+          <w14:ligatures w14:val="none"/>
         </w:rPr>
         <w:t xml:space="preserve">presentar </w:t>
       </w:r>
@@ -3292,7 +3302,7 @@
           <w:color w:val="000000"/>
           <w:kern w:val="0"/>
           <w:lang w:val="es-ES" w:eastAsia="es-ES"/>
-          <ns2:ligatures ns2:val="none"/>
+          <w14:ligatures w14:val="none"/>
         </w:rPr>
         <w:t xml:space="preserve">el audio de contratación de la </w:t>
       </w:r>
@@ -3303,12 +3313,12 @@
           <w:kern w:val="0"/>
           <w:shd w:val="clear" w:color="auto" w:fill="FFFFFF"/>
           <w:lang w:eastAsia="es-PE"/>
-          <ns2:ligatures ns2:val="none"/>
+          <w14:ligatures w14:val="none"/>
         </w:rPr>
         <w:t>Póliza 1364266.</w:t>
       </w:r>
     </w:p>
-    <w:p ns2:paraId="6A128BE5" ns2:textId="77777777">
+    <w:p>
       <w:pPr>
         <w:spacing w:after="0" w:line="240" w:lineRule="auto"/>
         <w:jc w:val="both"/>
@@ -3318,30 +3328,30 @@
           <w:color w:val="000000"/>
           <w:kern w:val="0"/>
           <w:lang w:val="es-ES" w:eastAsia="es-PE"/>
-          <ns2:ligatures ns2:val="none"/>
-        </w:rPr>
-      </w:pPr>
-    </w:p>
-    <w:p ns2:paraId="5A49EAA8" ns2:textId="1FBA6AD8">
-      <w:pPr>
-        <w:spacing w:after="0" w:line="240" w:lineRule="auto"/>
-        <w:jc w:val="both"/>
-        <w:rPr>
-          <w:rFonts w:ascii="Arial Narrow" w:eastAsia="Arial Narrow" w:hAnsi="Arial Narrow" w:cs="Arial Narrow"/>
-          <w:color w:val="000000"/>
-          <w:kern w:val="0"/>
-          <w:lang w:eastAsia="es-PE"/>
-          <ns2:ligatures ns2:val="none"/>
-        </w:rPr>
-      </w:pPr>
-      <w:r>
-        <w:rPr>
-          <w:rFonts w:ascii="Arial Narrow" w:eastAsia="Arial Narrow" w:hAnsi="Arial Narrow" w:cs="Arial Narrow"/>
-          <w:b/>
-          <w:color w:val="000000"/>
-          <w:kern w:val="0"/>
-          <w:lang w:eastAsia="es-PE"/>
-          <ns2:ligatures ns2:val="none"/>
+          <w14:ligatures w14:val="none"/>
+        </w:rPr>
+      </w:pPr>
+    </w:p>
+    <w:p>
+      <w:pPr>
+        <w:spacing w:after="0" w:line="240" w:lineRule="auto"/>
+        <w:jc w:val="both"/>
+        <w:rPr>
+          <w:rFonts w:ascii="Arial Narrow" w:eastAsia="Arial Narrow" w:hAnsi="Arial Narrow" w:cs="Arial Narrow"/>
+          <w:color w:val="000000"/>
+          <w:kern w:val="0"/>
+          <w:lang w:eastAsia="es-PE"/>
+          <w14:ligatures w14:val="none"/>
+        </w:rPr>
+      </w:pPr>
+      <w:r>
+        <w:rPr>
+          <w:rFonts w:ascii="Arial Narrow" w:eastAsia="Arial Narrow" w:hAnsi="Arial Narrow" w:cs="Arial Narrow"/>
+          <w:b/>
+          <w:color w:val="000000"/>
+          <w:kern w:val="0"/>
+          <w:lang w:eastAsia="es-PE"/>
+          <w14:ligatures w14:val="none"/>
         </w:rPr>
         <w:t>SEXTO:</w:t>
       </w:r>
@@ -3351,7 +3361,7 @@
           <w:color w:val="000000"/>
           <w:kern w:val="0"/>
           <w:lang w:eastAsia="es-PE"/>
-          <ns2:ligatures ns2:val="none"/>
+          <w14:ligatures w14:val="none"/>
         </w:rPr>
         <w:t xml:space="preserve"> </w:t>
       </w:r>
@@ -3362,7 +3372,7 @@
           <w:color w:val="000000"/>
           <w:kern w:val="0"/>
           <w:lang w:eastAsia="es-PE"/>
-          <ns2:ligatures ns2:val="none"/>
+          <w14:ligatures w14:val="none"/>
         </w:rPr>
         <w:t>informar a las partes que el artículo 110</w:t>
       </w:r>
@@ -3370,7 +3380,7 @@
         <w:rPr>
           <w:rFonts w:ascii="Arial Narrow" w:eastAsia="Arial Narrow" w:hAnsi="Arial Narrow" w:cs="Arial Narrow"/>
           <w:kern w:val="0"/>
-          <ns2:ligatures ns2:val="none"/>
+          <w14:ligatures w14:val="none"/>
         </w:rPr>
         <w:t/>
       </w:r>
@@ -3380,7 +3390,7 @@
           <w:color w:val="000000"/>
           <w:kern w:val="0"/>
           <w:lang w:eastAsia="es-PE"/>
-          <ns2:ligatures ns2:val="none"/>
+          <w14:ligatures w14:val="none"/>
         </w:rPr>
         <w:t xml:space="preserve"> de la Ley 29571, Código de Protección y Defensa del Consumidor</w:t>
       </w:r>
@@ -3392,7 +3402,7 @@
           <w:kern w:val="0"/>
           <w:vertAlign w:val="superscript"/>
           <w:lang w:eastAsia="es-PE"/>
-          <ns2:ligatures ns2:val="none"/>
+          <w14:ligatures w14:val="none"/>
         </w:rPr>
         <w:footnoteReference w:id="8"/>
       </w:r>
@@ -3402,7 +3412,7 @@
           <w:color w:val="000000"/>
           <w:kern w:val="0"/>
           <w:lang w:eastAsia="es-PE"/>
-          <ns2:ligatures ns2:val="none"/>
+          <w14:ligatures w14:val="none"/>
         </w:rPr>
         <w:t>, faculta a la Comisión a calificar las infracciones de la referida norma como leves, graves o muy graves e imponer sanciones que van desde una amonestación hasta una multa por un máximo de 450 Unidades Impositivas Tributarias, sin perjuicio de las medidas correctivas, reparadoras y complementarias, que puedan ordenarse de acuerdo a lo estipulado en los artículos 114</w:t>
       </w:r>
@@ -3410,7 +3420,7 @@
         <w:rPr>
           <w:rFonts w:ascii="Arial Narrow" w:eastAsia="Arial Narrow" w:hAnsi="Arial Narrow" w:cs="Arial Narrow"/>
           <w:kern w:val="0"/>
-          <ns2:ligatures ns2:val="none"/>
+          <w14:ligatures w14:val="none"/>
         </w:rPr>
         <w:t/>
       </w:r>
@@ -3420,7 +3430,7 @@
           <w:color w:val="000000"/>
           <w:kern w:val="0"/>
           <w:lang w:eastAsia="es-PE"/>
-          <ns2:ligatures ns2:val="none"/>
+          <w14:ligatures w14:val="none"/>
         </w:rPr>
         <w:t>, 115</w:t>
       </w:r>
@@ -3428,7 +3438,7 @@
         <w:rPr>
           <w:rFonts w:ascii="Arial Narrow" w:eastAsia="Arial Narrow" w:hAnsi="Arial Narrow" w:cs="Arial Narrow"/>
           <w:kern w:val="0"/>
-          <ns2:ligatures ns2:val="none"/>
+          <w14:ligatures w14:val="none"/>
         </w:rPr>
         <w:t/>
       </w:r>
@@ -3438,7 +3448,7 @@
           <w:color w:val="000000"/>
           <w:kern w:val="0"/>
           <w:lang w:eastAsia="es-PE"/>
-          <ns2:ligatures ns2:val="none"/>
+          <w14:ligatures w14:val="none"/>
         </w:rPr>
         <w:t xml:space="preserve"> y 116</w:t>
       </w:r>
@@ -3446,7 +3456,7 @@
         <w:rPr>
           <w:rFonts w:ascii="Arial Narrow" w:eastAsia="Arial Narrow" w:hAnsi="Arial Narrow" w:cs="Arial Narrow"/>
           <w:kern w:val="0"/>
-          <ns2:ligatures ns2:val="none"/>
+          <w14:ligatures w14:val="none"/>
         </w:rPr>
         <w:t/>
       </w:r>
@@ -3456,7 +3466,7 @@
           <w:color w:val="000000"/>
           <w:kern w:val="0"/>
           <w:lang w:eastAsia="es-PE"/>
-          <ns2:ligatures ns2:val="none"/>
+          <w14:ligatures w14:val="none"/>
         </w:rPr>
         <w:t xml:space="preserve"> de la referida norma</w:t>
       </w:r>
@@ -3468,7 +3478,7 @@
           <w:kern w:val="0"/>
           <w:vertAlign w:val="superscript"/>
           <w:lang w:eastAsia="es-PE"/>
-          <ns2:ligatures ns2:val="none"/>
+          <w14:ligatures w14:val="none"/>
         </w:rPr>
         <w:footnoteReference w:id="9"/>
       </w:r>
@@ -3478,7 +3488,7 @@
           <w:color w:val="000000"/>
           <w:kern w:val="0"/>
           <w:lang w:eastAsia="es-PE"/>
-          <ns2:ligatures ns2:val="none"/>
+          <w14:ligatures w14:val="none"/>
         </w:rPr>
         <w:t xml:space="preserve">. </w:t>
       </w:r>
@@ -3489,7 +3499,7 @@
           <w:color w:val="000000"/>
           <w:kern w:val="0"/>
           <w:lang w:eastAsia="es-PE"/>
-          <ns2:ligatures ns2:val="none"/>
+          <w14:ligatures w14:val="none"/>
         </w:rPr>
         <w:lastRenderedPageBreak/>
         <w:t>Asimismo, se consideran circunstancias atenuantes para la graduación de la sanción, el allanamiento de la denuncia o el reconocimiento de las pretensiones en ella contenidas, de acuerdo con el artículo 112</w:t>
@@ -3498,7 +3508,7 @@
         <w:rPr>
           <w:rFonts w:ascii="Arial Narrow" w:eastAsia="Arial Narrow" w:hAnsi="Arial Narrow" w:cs="Arial Narrow"/>
           <w:kern w:val="0"/>
-          <ns2:ligatures ns2:val="none"/>
+          <w14:ligatures w14:val="none"/>
         </w:rPr>
         <w:t/>
       </w:r>
@@ -3508,7 +3518,7 @@
           <w:color w:val="000000"/>
           <w:kern w:val="0"/>
           <w:lang w:eastAsia="es-PE"/>
-          <ns2:ligatures ns2:val="none"/>
+          <w14:ligatures w14:val="none"/>
         </w:rPr>
         <w:t xml:space="preserve"> del Código</w:t>
       </w:r>
@@ -3520,7 +3530,7 @@
           <w:kern w:val="0"/>
           <w:vertAlign w:val="superscript"/>
           <w:lang w:eastAsia="es-PE"/>
-          <ns2:ligatures ns2:val="none"/>
+          <w14:ligatures w14:val="none"/>
         </w:rPr>
         <w:footnoteReference w:id="10"/>
       </w:r>
@@ -3530,12 +3540,12 @@
           <w:color w:val="000000"/>
           <w:kern w:val="0"/>
           <w:lang w:eastAsia="es-PE"/>
-          <ns2:ligatures ns2:val="none"/>
+          <w14:ligatures w14:val="none"/>
         </w:rPr>
         <w:t>.</w:t>
       </w:r>
     </w:p>
-    <w:p ns2:paraId="60BC1406" ns2:textId="77777777">
+    <w:p>
       <w:pPr>
         <w:shd w:val="clear" w:color="auto" w:fill="FFFFFF"/>
         <w:spacing w:after="0" w:line="240" w:lineRule="auto"/>
@@ -3546,11 +3556,11 @@
           <w:color w:val="000000"/>
           <w:kern w:val="0"/>
           <w:lang w:eastAsia="es-PE"/>
-          <ns2:ligatures ns2:val="none"/>
-        </w:rPr>
-      </w:pPr>
-    </w:p>
-    <w:p ns2:paraId="2A591567" ns2:textId="50E18195">
+          <w14:ligatures w14:val="none"/>
+        </w:rPr>
+      </w:pPr>
+    </w:p>
+    <w:p>
       <w:pPr>
         <w:shd w:val="clear" w:color="auto" w:fill="FFFFFF"/>
         <w:spacing w:after="0" w:line="240" w:lineRule="auto"/>
@@ -3560,17 +3570,17 @@
           <w:color w:val="000000"/>
           <w:kern w:val="0"/>
           <w:lang w:eastAsia="es-PE"/>
-          <ns2:ligatures ns2:val="none"/>
-        </w:rPr>
-      </w:pPr>
-      <w:r>
-        <w:rPr>
-          <w:rFonts w:ascii="Arial Narrow" w:eastAsia="Arial Narrow" w:hAnsi="Arial Narrow" w:cs="Arial Narrow"/>
-          <w:b/>
-          <w:color w:val="000000"/>
-          <w:kern w:val="0"/>
-          <w:lang w:eastAsia="es-PE"/>
-          <ns2:ligatures ns2:val="none"/>
+          <w14:ligatures w14:val="none"/>
+        </w:rPr>
+      </w:pPr>
+      <w:r>
+        <w:rPr>
+          <w:rFonts w:ascii="Arial Narrow" w:eastAsia="Arial Narrow" w:hAnsi="Arial Narrow" w:cs="Arial Narrow"/>
+          <w:b/>
+          <w:color w:val="000000"/>
+          <w:kern w:val="0"/>
+          <w:lang w:eastAsia="es-PE"/>
+          <w14:ligatures w14:val="none"/>
         </w:rPr>
         <w:t>SÉTIMO:</w:t>
       </w:r>
@@ -3580,7 +3590,7 @@
           <w:color w:val="000000"/>
           <w:kern w:val="0"/>
           <w:lang w:eastAsia="es-PE"/>
-          <ns2:ligatures ns2:val="none"/>
+          <w14:ligatures w14:val="none"/>
         </w:rPr>
         <w:t xml:space="preserve"> informar a las partes que conforme a lo establecido en el artículo 39</w:t>
       </w:r>
@@ -3588,7 +3598,7 @@
         <w:rPr>
           <w:rFonts w:ascii="Arial Narrow" w:eastAsia="Arial Narrow" w:hAnsi="Arial Narrow" w:cs="Arial Narrow"/>
           <w:kern w:val="0"/>
-          <ns2:ligatures ns2:val="none"/>
+          <w14:ligatures w14:val="none"/>
         </w:rPr>
         <w:t/>
       </w:r>
@@ -3598,7 +3608,7 @@
           <w:color w:val="000000"/>
           <w:kern w:val="0"/>
           <w:lang w:eastAsia="es-PE"/>
-          <ns2:ligatures ns2:val="none"/>
+          <w14:ligatures w14:val="none"/>
         </w:rPr>
         <w:t xml:space="preserve"> de la Ley sobre Facultades, Normas y Organización del Indecopi, aprobada por Decreto Legislativo 807</w:t>
       </w:r>
@@ -3610,7 +3620,7 @@
           <w:kern w:val="0"/>
           <w:vertAlign w:val="superscript"/>
           <w:lang w:eastAsia="es-PE"/>
-          <ns2:ligatures ns2:val="none"/>
+          <w14:ligatures w14:val="none"/>
         </w:rPr>
         <w:footnoteReference w:id="11"/>
       </w:r>
@@ -3620,12 +3630,12 @@
           <w:color w:val="000000"/>
           <w:kern w:val="0"/>
           <w:lang w:eastAsia="es-PE"/>
-          <ns2:ligatures ns2:val="none"/>
+          <w14:ligatures w14:val="none"/>
         </w:rPr>
         <w:t xml:space="preserve">, los gastos por los peritajes realizados, actuación de pruebas, inspecciones y otros derivados de la tramitación del proceso serán de cargo de la parte que solicita la prueba, salvo pacto en contrario. En todos los casos, la resolución final determinará si los gastos deben ser asumidos por alguna de las partes, o reembolsados a la otra parte o al Indecopi, según sea el caso, de manera adicional a la sanción que haya podido imponerse. </w:t>
       </w:r>
     </w:p>
-    <w:p ns2:paraId="3696E77C" ns2:textId="77777777">
+    <w:p>
       <w:pPr>
         <w:shd w:val="clear" w:color="auto" w:fill="FFFFFF"/>
         <w:spacing w:after="0" w:line="240" w:lineRule="auto"/>
@@ -3635,11 +3645,11 @@
           <w:color w:val="000000"/>
           <w:kern w:val="0"/>
           <w:lang w:eastAsia="es-PE"/>
-          <ns2:ligatures ns2:val="none"/>
-        </w:rPr>
-      </w:pPr>
-    </w:p>
-    <w:p ns2:paraId="563B5C6F" ns2:textId="116EA213">
+          <w14:ligatures w14:val="none"/>
+        </w:rPr>
+      </w:pPr>
+    </w:p>
+    <w:p>
       <w:pPr>
         <w:suppressAutoHyphens/>
         <w:spacing w:after="0" w:line="240" w:lineRule="auto"/>
@@ -3648,7 +3658,7 @@
           <w:rFonts w:ascii="Arial Narrow" w:eastAsia="Calibri" w:hAnsi="Arial Narrow" w:cs="Arial"/>
           <w:kern w:val="0"/>
           <w:u w:val="single"/>
-          <ns2:ligatures ns2:val="none"/>
+          <w14:ligatures w14:val="none"/>
         </w:rPr>
       </w:pPr>
       <w:r>
@@ -3657,7 +3667,7 @@
           <w:b/>
           <w:bCs/>
           <w:kern w:val="0"/>
-          <ns2:ligatures ns2:val="none"/>
+          <w14:ligatures w14:val="none"/>
         </w:rPr>
         <w:t>OCTAVO</w:t>
       </w:r>
@@ -3666,7 +3676,7 @@
           <w:rFonts w:ascii="Arial Narrow" w:eastAsia="Calibri" w:hAnsi="Arial Narrow" w:cs="Arial"/>
           <w:b/>
           <w:kern w:val="0"/>
-          <ns2:ligatures ns2:val="none"/>
+          <w14:ligatures w14:val="none"/>
         </w:rPr>
         <w:t>:</w:t>
       </w:r>
@@ -3674,7 +3684,7 @@
         <w:rPr>
           <w:rFonts w:ascii="Arial Narrow" w:eastAsia="Calibri" w:hAnsi="Arial Narrow" w:cs="Arial"/>
           <w:kern w:val="0"/>
-          <ns2:ligatures ns2:val="none"/>
+          <w14:ligatures w14:val="none"/>
         </w:rPr>
         <w:t xml:space="preserve"> comunicar a las partes que, </w:t>
       </w:r>
@@ -3683,7 +3693,7 @@
         <w:rPr>
           <w:rFonts w:ascii="Arial Narrow" w:eastAsia="Calibri" w:hAnsi="Arial Narrow" w:cs="Arial"/>
           <w:kern w:val="0"/>
-          <ns2:ligatures ns2:val="none"/>
+          <w14:ligatures w14:val="none"/>
         </w:rPr>
         <w:t>de acuerdo a</w:t>
       </w:r>
@@ -3692,7 +3702,7 @@
         <w:rPr>
           <w:rFonts w:ascii="Arial Narrow" w:eastAsia="Calibri" w:hAnsi="Arial Narrow" w:cs="Arial"/>
           <w:kern w:val="0"/>
-          <ns2:ligatures ns2:val="none"/>
+          <w14:ligatures w14:val="none"/>
         </w:rPr>
         <w:t xml:space="preserve"> lo señalado por el artículo 29</w:t>
       </w:r>
@@ -3700,7 +3710,7 @@
         <w:rPr>
           <w:rFonts w:ascii="Arial Narrow" w:eastAsia="Arial Narrow" w:hAnsi="Arial Narrow" w:cs="Arial Narrow"/>
           <w:kern w:val="0"/>
-          <ns2:ligatures ns2:val="none"/>
+          <w14:ligatures w14:val="none"/>
         </w:rPr>
         <w:t/>
       </w:r>
@@ -3708,7 +3718,7 @@
         <w:rPr>
           <w:rFonts w:ascii="Arial Narrow" w:eastAsia="Calibri" w:hAnsi="Arial Narrow" w:cs="Arial"/>
           <w:kern w:val="0"/>
-          <ns2:ligatures ns2:val="none"/>
+          <w14:ligatures w14:val="none"/>
         </w:rPr>
         <w:t xml:space="preserve"> del Decreto Legislativo 807</w:t>
       </w:r>
@@ -3718,7 +3728,7 @@
           <w:rFonts w:ascii="Arial Narrow" w:eastAsia="Calibri" w:hAnsi="Arial Narrow" w:cs="Arial"/>
           <w:kern w:val="0"/>
           <w:vertAlign w:val="superscript"/>
-          <ns2:ligatures ns2:val="none"/>
+          <w14:ligatures w14:val="none"/>
         </w:rPr>
         <w:footnoteReference w:id="12"/>
       </w:r>
@@ -3726,7 +3736,7 @@
         <w:rPr>
           <w:rFonts w:ascii="Arial Narrow" w:eastAsia="Calibri" w:hAnsi="Arial Narrow" w:cs="Arial"/>
           <w:kern w:val="0"/>
-          <ns2:ligatures ns2:val="none"/>
+          <w14:ligatures w14:val="none"/>
         </w:rPr>
         <w:t xml:space="preserve">, hasta antes de la emisión de la Resolución Final tienen la posibilidad de solicitar una audiencia </w:t>
       </w:r>
@@ -3734,7 +3744,7 @@
         <w:rPr>
           <w:rFonts w:ascii="Arial Narrow" w:eastAsia="Calibri" w:hAnsi="Arial Narrow" w:cs="Arial"/>
           <w:kern w:val="0"/>
-          <ns2:ligatures ns2:val="none"/>
+          <w14:ligatures w14:val="none"/>
         </w:rPr>
         <w:lastRenderedPageBreak/>
         <w:t xml:space="preserve">de conciliación. En caso deleguen a favor de una tercera persona su actuación en la diligencia programada, esta deberá presentar un poder especial con firma legalizada ante Notario Público, donde conste </w:t>
@@ -3744,7 +3754,7 @@
           <w:rFonts w:ascii="Arial Narrow" w:eastAsia="Calibri" w:hAnsi="Arial Narrow" w:cs="Arial"/>
           <w:kern w:val="0"/>
           <w:u w:val="single"/>
-          <ns2:ligatures ns2:val="none"/>
+          <w14:ligatures w14:val="none"/>
         </w:rPr>
         <w:t>expresamente su facultad para asistir y conciliar en su representación</w:t>
       </w:r>
@@ -3753,7 +3763,7 @@
           <w:rFonts w:ascii="Arial Narrow" w:eastAsia="Calibri" w:hAnsi="Arial Narrow" w:cs="Arial"/>
           <w:bCs/>
           <w:kern w:val="0"/>
-          <ns2:ligatures ns2:val="none"/>
+          <w14:ligatures w14:val="none"/>
         </w:rPr>
         <w:t>.</w:t>
       </w:r>
@@ -3763,7 +3773,7 @@
           <w:b/>
           <w:bCs/>
           <w:kern w:val="0"/>
-          <ns2:ligatures ns2:val="none"/>
+          <w14:ligatures w14:val="none"/>
         </w:rPr>
         <w:t xml:space="preserve"> </w:t>
       </w:r>
@@ -3772,12 +3782,12 @@
           <w:rFonts w:ascii="Arial Narrow" w:eastAsia="Calibri" w:hAnsi="Arial Narrow" w:cs="Arial"/>
           <w:kern w:val="0"/>
           <w:u w:val="single"/>
-          <ns2:ligatures ns2:val="none"/>
+          <w14:ligatures w14:val="none"/>
         </w:rPr>
         <w:t xml:space="preserve">Ello bajo apercibimiento de no realizar la audiencia de conciliación y levantar el acta de inasistencia correspondiente. </w:t>
       </w:r>
     </w:p>
-    <w:p ns2:paraId="3E55E6BD" ns2:textId="77777777">
+    <w:p>
       <w:pPr>
         <w:suppressAutoHyphens/>
         <w:spacing w:after="0" w:line="240" w:lineRule="auto"/>
@@ -3786,11 +3796,11 @@
           <w:rFonts w:ascii="Arial Narrow" w:eastAsia="Calibri" w:hAnsi="Arial Narrow" w:cs="Arial"/>
           <w:kern w:val="0"/>
           <w:u w:val="single"/>
-          <ns2:ligatures ns2:val="none"/>
-        </w:rPr>
-      </w:pPr>
-    </w:p>
-    <w:p ns2:paraId="0081C764" ns2:textId="77777777">
+          <w14:ligatures w14:val="none"/>
+        </w:rPr>
+      </w:pPr>
+    </w:p>
+    <w:p>
       <w:pPr>
         <w:suppressAutoHyphens/>
         <w:spacing w:after="0" w:line="240" w:lineRule="auto"/>
@@ -3800,7 +3810,7 @@
           <w:color w:val="000000"/>
           <w:kern w:val="0"/>
           <w:lang w:eastAsia="es-PE"/>
-          <ns2:ligatures ns2:val="none"/>
+          <w14:ligatures w14:val="none"/>
         </w:rPr>
       </w:pPr>
       <w:r>
@@ -3810,7 +3820,7 @@
           <w:color w:val="000000"/>
           <w:kern w:val="0"/>
           <w:lang w:eastAsia="es-PE"/>
-          <ns2:ligatures ns2:val="none"/>
+          <w14:ligatures w14:val="none"/>
         </w:rPr>
         <w:t>NOVENO:</w:t>
       </w:r>
@@ -3820,14 +3830,14 @@
           <w:color w:val="000000"/>
           <w:kern w:val="0"/>
           <w:lang w:eastAsia="es-PE"/>
-          <ns2:ligatures ns2:val="none"/>
+          <w14:ligatures w14:val="none"/>
         </w:rPr>
         <w:t xml:space="preserve"> poner en conocimiento de las partes que, antes de la emisión de la Resolución Final, tienen la posibilidad de formular su desistimiento o presentar el acuerdo arribado mediante la conciliación, mediación, transacción o cualquier otro que, de forma indubitable, deje constancia que se ha solucionado la controversia materia de denuncia.</w:t>
       </w:r>
       <w:bookmarkStart w:id="8" w:name="h.gjdgxs" w:colFirst="0" w:colLast="0"/>
       <w:bookmarkEnd w:id="8"/>
     </w:p>
-    <w:p ns2:paraId="0DCAFBEE" ns2:textId="77777777">
+    <w:p>
       <w:pPr>
         <w:suppressAutoHyphens/>
         <w:spacing w:after="0" w:line="240" w:lineRule="auto"/>
@@ -3837,11 +3847,11 @@
           <w:color w:val="000000"/>
           <w:kern w:val="0"/>
           <w:lang w:eastAsia="es-PE"/>
-          <ns2:ligatures ns2:val="none"/>
-        </w:rPr>
-      </w:pPr>
-    </w:p>
-    <w:p ns2:paraId="3F2FA092" ns2:textId="7B61F900">
+          <w14:ligatures w14:val="none"/>
+        </w:rPr>
+      </w:pPr>
+    </w:p>
+    <w:p>
       <w:pPr>
         <w:suppressAutoHyphens/>
         <w:spacing w:after="0" w:line="240" w:lineRule="auto"/>
@@ -3856,7 +3866,7 @@
           <w:b/>
           <w:spacing w:val="-3"/>
           <w:kern w:val="0"/>
-          <ns2:ligatures ns2:val="none"/>
+          <w14:ligatures w14:val="none"/>
         </w:rPr>
         <w:t xml:space="preserve">DÉCIMO: requerir a la señora [APELLIDO] y [APELLIDO] y Reaseguros S.A. para que, dentro del plazo de dos (2) días hábiles siguientes a la fecha en que reciba la notificación en su bandeja de correo electrónico, efectúe la confirmación de recepción de la notificación remitida por este despacho a su correo electrónico, de conformidad con el segundo párrafo del numeral 4 del artículo 20 del Texto Único Ordenado de la Ley del Procedimiento Administrativo General, aprobado mediante Decreto Supremo 006-2026-JUS, bajo apercibimiento de rehacer el acto de notificación y notificarle conforme al numeral 1 del artículo 20 del citado cuerpo normativo.</w:t>
       </w:r>
@@ -3866,7 +3876,7 @@
           <w:bCs/>
           <w:spacing w:val="-3"/>
           <w:kern w:val="0"/>
-          <ns2:ligatures ns2:val="none"/>
+          <w14:ligatures w14:val="none"/>
         </w:rPr>
         <w:t xml:space="preserve"/>
       </w:r>
@@ -3876,7 +3886,7 @@
           <w:bCs/>
           <w:spacing w:val="-3"/>
           <w:kern w:val="0"/>
-          <ns2:ligatures ns2:val="none"/>
+          <w14:ligatures w14:val="none"/>
         </w:rPr>
         <w:t/>
       </w:r>
@@ -3886,7 +3896,7 @@
           <w:bCs/>
           <w:spacing w:val="-3"/>
           <w:kern w:val="0"/>
-          <ns2:ligatures ns2:val="none"/>
+          <w14:ligatures w14:val="none"/>
         </w:rPr>
         <w:t xml:space="preserve"/>
       </w:r>
@@ -3897,7 +3907,7 @@
           <w:kern w:val="0"/>
           <w:shd w:val="clear" w:color="auto" w:fill="FFFFFF"/>
           <w:lang w:eastAsia="es-PE"/>
-          <ns2:ligatures ns2:val="none"/>
+          <w14:ligatures w14:val="none"/>
         </w:rPr>
         <w:t/>
       </w:r>
@@ -3908,7 +3918,7 @@
           <w:kern w:val="0"/>
           <w:shd w:val="clear" w:color="auto" w:fill="FFFFFF"/>
           <w:lang w:eastAsia="es-PE"/>
-          <ns2:ligatures ns2:val="none"/>
+          <w14:ligatures w14:val="none"/>
         </w:rPr>
         <w:t xml:space="preserve"/>
       </w:r>
@@ -3920,7 +3930,7 @@
           <w:kern w:val="0"/>
           <w:shd w:val="clear" w:color="auto" w:fill="FFFFFF"/>
           <w:lang w:eastAsia="es-PE"/>
-          <ns2:ligatures ns2:val="none"/>
+          <w14:ligatures w14:val="none"/>
         </w:rPr>
         <w:t/>
       </w:r>
@@ -3932,7 +3942,7 @@
           <w:kern w:val="0"/>
           <w:shd w:val="clear" w:color="auto" w:fill="FFFFFF"/>
           <w:lang w:eastAsia="es-PE"/>
-          <ns2:ligatures ns2:val="none"/>
+          <w14:ligatures w14:val="none"/>
         </w:rPr>
         <w:t xml:space="preserve"/>
       </w:r>
@@ -3944,7 +3954,7 @@
           <w:kern w:val="0"/>
           <w:shd w:val="clear" w:color="auto" w:fill="FFFFFF"/>
           <w:lang w:eastAsia="es-PE"/>
-          <ns2:ligatures ns2:val="none"/>
+          <w14:ligatures w14:val="none"/>
         </w:rPr>
         <w:t/>
       </w:r>
@@ -3956,7 +3966,7 @@
           <w:kern w:val="0"/>
           <w:shd w:val="clear" w:color="auto" w:fill="FFFFFF"/>
           <w:lang w:eastAsia="es-PE"/>
-          <ns2:ligatures ns2:val="none"/>
+          <w14:ligatures w14:val="none"/>
         </w:rPr>
         <w:t xml:space="preserve"/>
       </w:r>
@@ -3967,7 +3977,7 @@
           <w:kern w:val="0"/>
           <w:shd w:val="clear" w:color="auto" w:fill="FFFFFF"/>
           <w:lang w:eastAsia="es-PE"/>
-          <ns2:ligatures ns2:val="none"/>
+          <w14:ligatures w14:val="none"/>
         </w:rPr>
         <w:t xml:space="preserve"/>
       </w:r>
@@ -3982,7 +3992,7 @@
         <w:rPr>
           <w:rFonts w:ascii="Arial Narrow" w:eastAsia="Arial Narrow" w:hAnsi="Arial Narrow" w:cs="Arial Narrow"/>
           <w:kern w:val="0"/>
-          <ns2:ligatures ns2:val="none"/>
+          <w14:ligatures w14:val="none"/>
         </w:rPr>
         <w:t/>
       </w:r>
@@ -3997,7 +4007,7 @@
         <w:rPr>
           <w:rFonts w:ascii="Arial Narrow" w:eastAsia="Arial Narrow" w:hAnsi="Arial Narrow" w:cs="Arial Narrow"/>
           <w:kern w:val="0"/>
-          <ns2:ligatures ns2:val="none"/>
+          <w14:ligatures w14:val="none"/>
         </w:rPr>
         <w:t/>
       </w:r>
@@ -4023,7 +4033,7 @@
         <w:t/>
       </w:r>
     </w:p>
-    <w:p ns2:paraId="212FCE7B" ns2:textId="77777777">
+    <w:p>
       <w:pPr>
         <w:suppressAutoHyphens/>
         <w:spacing w:after="0" w:line="240" w:lineRule="auto"/>
@@ -4033,77 +4043,77 @@
         </w:rPr>
       </w:pPr>
     </w:p>
-    <w:p ns2:paraId="39963B7E" ns2:textId="77777777">
-      <w:pPr>
-        <w:spacing w:after="0" w:line="240" w:lineRule="auto"/>
-        <w:jc w:val="both"/>
-        <w:rPr>
-          <w:rFonts w:ascii="Arial Narrow" w:eastAsia="Arial Narrow" w:hAnsi="Arial Narrow" w:cs="Arial Narrow"/>
-          <w:b/>
-          <w:color w:val="000000"/>
-          <w:kern w:val="0"/>
-          <w:lang w:eastAsia="es-PE"/>
-          <ns2:ligatures ns2:val="none"/>
-        </w:rPr>
-      </w:pPr>
-    </w:p>
-    <w:p ns2:paraId="537523B8" ns2:textId="77777777">
-      <w:pPr>
-        <w:spacing w:after="0" w:line="240" w:lineRule="auto"/>
-        <w:jc w:val="both"/>
-        <w:rPr>
-          <w:rFonts w:ascii="Arial Narrow" w:eastAsia="Arial Narrow" w:hAnsi="Arial Narrow" w:cs="Arial Narrow"/>
-          <w:b/>
-          <w:color w:val="000000"/>
-          <w:kern w:val="0"/>
-          <w:lang w:eastAsia="es-PE"/>
-          <ns2:ligatures ns2:val="none"/>
-        </w:rPr>
-      </w:pPr>
-    </w:p>
-    <w:p ns2:paraId="4FE8269B" ns2:textId="77777777">
-      <w:pPr>
-        <w:spacing w:after="0" w:line="240" w:lineRule="auto"/>
-        <w:jc w:val="both"/>
-        <w:rPr>
-          <w:rFonts w:ascii="Arial Narrow" w:eastAsia="Arial Narrow" w:hAnsi="Arial Narrow" w:cs="Arial Narrow"/>
-          <w:b/>
-          <w:color w:val="000000"/>
-          <w:kern w:val="0"/>
-          <w:lang w:eastAsia="es-PE"/>
-          <ns2:ligatures ns2:val="none"/>
-        </w:rPr>
-      </w:pPr>
-    </w:p>
-    <w:p ns2:paraId="181DDD35" ns2:textId="77777777">
-      <w:pPr>
-        <w:spacing w:after="0" w:line="240" w:lineRule="auto"/>
-        <w:jc w:val="both"/>
-        <w:rPr>
-          <w:rFonts w:ascii="Arial Narrow" w:eastAsia="Arial Narrow" w:hAnsi="Arial Narrow" w:cs="Arial Narrow"/>
-          <w:b/>
-          <w:color w:val="000000"/>
-          <w:kern w:val="0"/>
-          <w:lang w:eastAsia="es-PE"/>
-          <ns2:ligatures ns2:val="none"/>
-        </w:rPr>
-      </w:pPr>
-    </w:p>
-    <w:p ns2:paraId="4CBBE603" ns2:textId="77777777">
-      <w:pPr>
-        <w:spacing w:after="0" w:line="240" w:lineRule="auto"/>
-        <w:jc w:val="both"/>
-        <w:rPr>
-          <w:rFonts w:ascii="Arial Narrow" w:eastAsia="Arial Narrow" w:hAnsi="Arial Narrow" w:cs="Arial Narrow"/>
-          <w:b/>
-          <w:color w:val="000000"/>
-          <w:kern w:val="0"/>
-          <w:lang w:eastAsia="es-PE"/>
-          <ns2:ligatures ns2:val="none"/>
-        </w:rPr>
-      </w:pPr>
-    </w:p>
-    <w:p ns2:paraId="5F73DDED" ns2:textId="77777777">
+    <w:p>
+      <w:pPr>
+        <w:spacing w:after="0" w:line="240" w:lineRule="auto"/>
+        <w:jc w:val="both"/>
+        <w:rPr>
+          <w:rFonts w:ascii="Arial Narrow" w:eastAsia="Arial Narrow" w:hAnsi="Arial Narrow" w:cs="Arial Narrow"/>
+          <w:b/>
+          <w:color w:val="000000"/>
+          <w:kern w:val="0"/>
+          <w:lang w:eastAsia="es-PE"/>
+          <w14:ligatures w14:val="none"/>
+        </w:rPr>
+      </w:pPr>
+    </w:p>
+    <w:p>
+      <w:pPr>
+        <w:spacing w:after="0" w:line="240" w:lineRule="auto"/>
+        <w:jc w:val="both"/>
+        <w:rPr>
+          <w:rFonts w:ascii="Arial Narrow" w:eastAsia="Arial Narrow" w:hAnsi="Arial Narrow" w:cs="Arial Narrow"/>
+          <w:b/>
+          <w:color w:val="000000"/>
+          <w:kern w:val="0"/>
+          <w:lang w:eastAsia="es-PE"/>
+          <w14:ligatures w14:val="none"/>
+        </w:rPr>
+      </w:pPr>
+    </w:p>
+    <w:p>
+      <w:pPr>
+        <w:spacing w:after="0" w:line="240" w:lineRule="auto"/>
+        <w:jc w:val="both"/>
+        <w:rPr>
+          <w:rFonts w:ascii="Arial Narrow" w:eastAsia="Arial Narrow" w:hAnsi="Arial Narrow" w:cs="Arial Narrow"/>
+          <w:b/>
+          <w:color w:val="000000"/>
+          <w:kern w:val="0"/>
+          <w:lang w:eastAsia="es-PE"/>
+          <w14:ligatures w14:val="none"/>
+        </w:rPr>
+      </w:pPr>
+    </w:p>
+    <w:p>
+      <w:pPr>
+        <w:spacing w:after="0" w:line="240" w:lineRule="auto"/>
+        <w:jc w:val="both"/>
+        <w:rPr>
+          <w:rFonts w:ascii="Arial Narrow" w:eastAsia="Arial Narrow" w:hAnsi="Arial Narrow" w:cs="Arial Narrow"/>
+          <w:b/>
+          <w:color w:val="000000"/>
+          <w:kern w:val="0"/>
+          <w:lang w:eastAsia="es-PE"/>
+          <w14:ligatures w14:val="none"/>
+        </w:rPr>
+      </w:pPr>
+    </w:p>
+    <w:p>
+      <w:pPr>
+        <w:spacing w:after="0" w:line="240" w:lineRule="auto"/>
+        <w:jc w:val="both"/>
+        <w:rPr>
+          <w:rFonts w:ascii="Arial Narrow" w:eastAsia="Arial Narrow" w:hAnsi="Arial Narrow" w:cs="Arial Narrow"/>
+          <w:b/>
+          <w:color w:val="000000"/>
+          <w:kern w:val="0"/>
+          <w:lang w:eastAsia="es-PE"/>
+          <w14:ligatures w14:val="none"/>
+        </w:rPr>
+      </w:pPr>
+    </w:p>
+    <w:p>
       <w:pPr>
         <w:shd w:val="clear" w:color="auto" w:fill="FFFFFF"/>
         <w:spacing w:after="0" w:line="240" w:lineRule="auto"/>
@@ -4114,7 +4124,7 @@
           <w:bCs/>
           <w:color w:val="000000"/>
           <w:kern w:val="0"/>
-          <ns2:ligatures ns2:val="none"/>
+          <w14:ligatures w14:val="none"/>
         </w:rPr>
       </w:pPr>
       <w:r>
@@ -4124,12 +4134,12 @@
           <w:bCs/>
           <w:color w:val="000000"/>
           <w:kern w:val="0"/>
-          <ns2:ligatures ns2:val="none"/>
+          <w14:ligatures w14:val="none"/>
         </w:rPr>
         <w:t xml:space="preserve">LUISA ANALÍ SILVA MALPARTIDA</w:t>
       </w:r>
     </w:p>
-    <w:p ns2:paraId="7B15A8F5" ns2:textId="77777777">
+    <w:p>
       <w:pPr>
         <w:shd w:val="clear" w:color="auto" w:fill="FFFFFF"/>
         <w:spacing w:after="0" w:line="240" w:lineRule="auto"/>
@@ -4140,7 +4150,7 @@
           <w:bCs/>
           <w:color w:val="000000"/>
           <w:kern w:val="0"/>
-          <ns2:ligatures ns2:val="none"/>
+          <w14:ligatures w14:val="none"/>
         </w:rPr>
       </w:pPr>
       <w:r>
@@ -4150,12 +4160,12 @@
           <w:bCs/>
           <w:color w:val="000000"/>
           <w:kern w:val="0"/>
-          <ns2:ligatures ns2:val="none"/>
+          <w14:ligatures w14:val="none"/>
         </w:rPr>
         <w:t xml:space="preserve">Secretaria Técnica Ad Hoc</w:t>
       </w:r>
     </w:p>
-    <w:p ns2:paraId="08FFB35F" ns2:textId="77777777">
+    <w:p>
       <w:pPr>
         <w:shd w:val="clear" w:color="auto" w:fill="FFFFFF"/>
         <w:spacing w:after="0" w:line="240" w:lineRule="auto"/>
@@ -4164,7 +4174,7 @@
           <w:rFonts w:ascii="Arial Narrow" w:eastAsia="Calibri" w:hAnsi="Arial Narrow" w:cs="Times New Roman"/>
           <w:color w:val="000000"/>
           <w:kern w:val="0"/>
-          <ns2:ligatures ns2:val="none"/>
+          <w14:ligatures w14:val="none"/>
         </w:rPr>
       </w:pPr>
       <w:r>
@@ -4174,7 +4184,7 @@
           <w:bCs/>
           <w:color w:val="000000"/>
           <w:kern w:val="0"/>
-          <ns2:ligatures ns2:val="none"/>
+          <w14:ligatures w14:val="none"/>
         </w:rPr>
         <w:t>Comisión </w:t>
       </w:r>
@@ -4186,7 +4196,7 @@
           <w:color w:val="000000"/>
           <w:kern w:val="0"/>
           <w:shd w:val="clear" w:color="auto" w:fill="FFFFFF"/>
-          <ns2:ligatures ns2:val="none"/>
+          <w14:ligatures w14:val="none"/>
         </w:rPr>
         <w:t>de</w:t>
       </w:r>
@@ -4197,27 +4207,27 @@
           <w:bCs/>
           <w:color w:val="000000"/>
           <w:kern w:val="0"/>
-          <ns2:ligatures ns2:val="none"/>
+          <w14:ligatures w14:val="none"/>
         </w:rPr>
         <w:t> Protección al Consumidor 1</w:t>
       </w:r>
     </w:p>
-    <w:p ns2:paraId="5490FA6F" ns2:textId="77777777">
-      <w:pPr>
-        <w:spacing w:after="0" w:line="240" w:lineRule="auto"/>
-        <w:jc w:val="both"/>
-        <w:rPr>
-          <w:rFonts w:ascii="Arial Narrow" w:eastAsia="Arial Narrow" w:hAnsi="Arial Narrow" w:cs="Arial Narrow"/>
-          <w:b/>
-          <w:color w:val="000000"/>
-          <w:kern w:val="0"/>
-          <w:lang w:eastAsia="es-PE"/>
-          <ns2:ligatures ns2:val="none"/>
+    <w:p>
+      <w:pPr>
+        <w:spacing w:after="0" w:line="240" w:lineRule="auto"/>
+        <w:jc w:val="both"/>
+        <w:rPr>
+          <w:rFonts w:ascii="Arial Narrow" w:eastAsia="Arial Narrow" w:hAnsi="Arial Narrow" w:cs="Arial Narrow"/>
+          <w:b/>
+          <w:color w:val="000000"/>
+          <w:kern w:val="0"/>
+          <w:lang w:eastAsia="es-PE"/>
+          <w14:ligatures w14:val="none"/>
         </w:rPr>
       </w:pPr>
     </w:p>
     <w:bookmarkEnd w:id="0"/>
-    <w:p ns2:paraId="58E453A2" ns2:textId="10EC2944">
+    <w:p>
       <w:pPr>
         <w:spacing w:after="0" w:line="240" w:lineRule="auto"/>
         <w:jc w:val="both"/>
@@ -4235,7 +4245,7 @@
           <w:sz w:val="16"/>
           <w:szCs w:val="16"/>
           <w:lang w:eastAsia="es-PE"/>
-          <ns2:ligatures ns2:val="none"/>
+          <w14:ligatures w14:val="none"/>
         </w:rPr>
         <w:t>LSM/</w:t>
       </w:r>
@@ -4247,12 +4257,12 @@
           <w:sz w:val="16"/>
           <w:szCs w:val="16"/>
           <w:lang w:eastAsia="es-PE"/>
-          <ns2:ligatures ns2:val="none"/>
+          <w14:ligatures w14:val="none"/>
         </w:rPr>
         <w:t>JCQ</w:t>
       </w:r>
     </w:p>
-    <w:p ns2:paraId="4A69497D" ns2:textId="77777777">
+    <w:p>
       <w:pPr>
         <w:spacing w:line="240" w:lineRule="auto"/>
         <w:rPr>
@@ -4260,7 +4270,7 @@
         </w:rPr>
       </w:pPr>
     </w:p>
-    <w:p ns2:paraId="44351FDE" ns2:textId="77777777">
+    <w:p>
       <w:pPr>
         <w:spacing w:line="240" w:lineRule="auto"/>
         <w:rPr>
@@ -4268,7 +4278,7 @@
         </w:rPr>
       </w:pPr>
     </w:p>
-    <w:p ns2:paraId="0B9A1116" ns2:textId="77777777">
+    <w:p>
       <w:pPr>
         <w:spacing w:line="240" w:lineRule="auto"/>
         <w:rPr>
@@ -4277,8 +4287,8 @@
       </w:pPr>
     </w:p>
     <w:sectPr>
-      <w:headerReference w:type="default" ns3:id="rId8"/>
-      <w:footerReference w:type="default" ns3:id="rId9"/>
+      <w:headerReference w:type="default" r:id="rId8"/>
+      <w:footerReference w:type="default" r:id="rId9"/>
       <w:pgSz w:w="11906" w:h="16838"/>
       <w:pgMar w:top="1417" w:right="1701" w:bottom="1417" w:left="1701" w:header="708" w:footer="708" w:gutter="0"/>
       <w:cols w:space="708"/>
@@ -4289,7 +4299,7 @@
 </file>
 
 <file path=word/endnotes.xml><?xml version="1.0" encoding="utf-8"?>
-<w:endnotes xmlns:wpc="http://schemas.microsoft.com/office/word/2010/wordprocessingCanvas" xmlns:cx="http://schemas.microsoft.com/office/drawing/2014/chartex" xmlns:cx1="http://schemas.microsoft.com/office/drawing/2015/9/8/chartex" xmlns:cx2="http://schemas.microsoft.com/office/drawing/2015/10/21/chartex" xmlns:cx3="http://schemas.microsoft.com/office/drawing/2016/5/9/chartex" xmlns:cx4="http://schemas.microsoft.com/office/drawing/2016/5/10/chartex" xmlns:cx5="http://schemas.microsoft.com/office/drawing/2016/5/11/chartex" xmlns:cx6="http://schemas.microsoft.com/office/drawing/2016/5/12/chartex" xmlns:cx7="http://schemas.microsoft.com/office/drawing/2016/5/13/chartex" xmlns:cx8="http://schemas.microsoft.com/office/drawing/2016/5/14/chartex" xmlns:mc="http://schemas.openxmlformats.org/markup-compatibility/2006" xmlns:aink="http://schemas.microsoft.com/office/drawing/2016/ink" xmlns:am3d="http://schemas.microsoft.com/office/drawing/2017/model3d" xmlns:o="urn:schemas-microsoft-com:office:office" xmlns:oel="http://schemas.microsoft.com/office/2019/extlst" xmlns:r="http://schemas.openxmlformats.org/officeDocument/2006/relationships" xmlns:m="http://schemas.openxmlformats.org/officeDocument/2006/math" xmlns:v="urn:schemas-microsoft-com:vml" xmlns:wp14="http://schemas.microsoft.com/office/word/2010/wordprocessingDrawing" xmlns:wp="http://schemas.openxmlformats.org/drawingml/2006/wordprocessingDrawing" xmlns:w10="urn:schemas-microsoft-com:office:word" xmlns:w="http://schemas.openxmlformats.org/wordprocessingml/2006/main" xmlns:w14="http://schemas.microsoft.com/office/word/2010/wordml" xmlns:w15="http://schemas.microsoft.com/office/word/2012/wordml" xmlns:w16cex="http://schemas.microsoft.com/office/word/2018/wordml/cex" xmlns:w16cid="http://schemas.microsoft.com/office/word/2016/wordml/cid" xmlns:w16="http://schemas.microsoft.com/office/word/2018/wordml" xmlns:w16du="http://schemas.microsoft.com/office/word/2023/wordml/word16du" xmlns:w16sdtdh="http://schemas.microsoft.com/office/word/2020/wordml/sdtdatahash" xmlns:w16sdtfl="http://schemas.microsoft.com/office/word/2024/wordml/sdtformatlock" xmlns:w16se="http://schemas.microsoft.com/office/word/2015/wordml/symex" xmlns:wpg="http://schemas.microsoft.com/office/word/2010/wordprocessingGroup" xmlns:wpi="http://schemas.microsoft.com/office/word/2010/wordprocessingInk" xmlns:wne="http://schemas.microsoft.com/office/word/2006/wordml" xmlns:wps="http://schemas.microsoft.com/office/word/2010/wordprocessingShape" mc:Ignorable="w14 w15 w16se w16cid w16 w16cex w16sdtdh w16sdtfl w16du wp14">
+<w:endnotes xmlns:mc="http://schemas.openxmlformats.org/markup-compatibility/2006" xmlns:r="http://schemas.openxmlformats.org/officeDocument/2006/relationships" xmlns:w="http://schemas.openxmlformats.org/wordprocessingml/2006/main" xmlns:w14="http://schemas.microsoft.com/office/word/2010/wordml" xmlns:w15="http://schemas.microsoft.com/office/word/2012/wordml" xmlns:w16="http://schemas.microsoft.com/office/word/2018/wordml" xmlns:w16cex="http://schemas.microsoft.com/office/word/2018/wordml/cex" xmlns:w16cid="http://schemas.microsoft.com/office/word/2016/wordml/cid" xmlns:w16du="http://schemas.microsoft.com/office/word/2023/wordml/word16du" xmlns:w16sdtdh="http://schemas.microsoft.com/office/word/2020/wordml/sdtdatahash" xmlns:w16se="http://schemas.microsoft.com/office/word/2015/wordml/symex" xmlns:wp14="http://schemas.microsoft.com/office/word/2010/wordprocessingDrawing" mc:Ignorable="w14 w15 w16se w16cid w16 w16cex w16sdtdh w16du wp14">
   <w:endnote w:type="separator" w:id="-1">
     <w:p>
       <w:pPr>
@@ -4314,7 +4324,7 @@
 </file>
 
 <file path=word/footer1.xml><?xml version="1.0" encoding="utf-8"?>
-<w:ftr xmlns:wpc="http://schemas.microsoft.com/office/word/2010/wordprocessingCanvas" xmlns:cx="http://schemas.microsoft.com/office/drawing/2014/chartex" xmlns:cx1="http://schemas.microsoft.com/office/drawing/2015/9/8/chartex" xmlns:cx2="http://schemas.microsoft.com/office/drawing/2015/10/21/chartex" xmlns:cx3="http://schemas.microsoft.com/office/drawing/2016/5/9/chartex" xmlns:cx4="http://schemas.microsoft.com/office/drawing/2016/5/10/chartex" xmlns:cx5="http://schemas.microsoft.com/office/drawing/2016/5/11/chartex" xmlns:cx6="http://schemas.microsoft.com/office/drawing/2016/5/12/chartex" xmlns:cx7="http://schemas.microsoft.com/office/drawing/2016/5/13/chartex" xmlns:cx8="http://schemas.microsoft.com/office/drawing/2016/5/14/chartex" xmlns:mc="http://schemas.openxmlformats.org/markup-compatibility/2006" xmlns:aink="http://schemas.microsoft.com/office/drawing/2016/ink" xmlns:am3d="http://schemas.microsoft.com/office/drawing/2017/model3d" xmlns:o="urn:schemas-microsoft-com:office:office" xmlns:oel="http://schemas.microsoft.com/office/2019/extlst" xmlns:r="http://schemas.openxmlformats.org/officeDocument/2006/relationships" xmlns:m="http://schemas.openxmlformats.org/officeDocument/2006/math" xmlns:v="urn:schemas-microsoft-com:vml" xmlns:wp14="http://schemas.microsoft.com/office/word/2010/wordprocessingDrawing" xmlns:wp="http://schemas.openxmlformats.org/drawingml/2006/wordprocessingDrawing" xmlns:w10="urn:schemas-microsoft-com:office:word" xmlns:w="http://schemas.openxmlformats.org/wordprocessingml/2006/main" xmlns:w14="http://schemas.microsoft.com/office/word/2010/wordml" xmlns:w15="http://schemas.microsoft.com/office/word/2012/wordml" xmlns:w16cex="http://schemas.microsoft.com/office/word/2018/wordml/cex" xmlns:w16cid="http://schemas.microsoft.com/office/word/2016/wordml/cid" xmlns:w16="http://schemas.microsoft.com/office/word/2018/wordml" xmlns:w16du="http://schemas.microsoft.com/office/word/2023/wordml/word16du" xmlns:w16sdtdh="http://schemas.microsoft.com/office/word/2020/wordml/sdtdatahash" xmlns:w16sdtfl="http://schemas.microsoft.com/office/word/2024/wordml/sdtformatlock" xmlns:w16se="http://schemas.microsoft.com/office/word/2015/wordml/symex" xmlns:wpg="http://schemas.microsoft.com/office/word/2010/wordprocessingGroup" xmlns:wpi="http://schemas.microsoft.com/office/word/2010/wordprocessingInk" xmlns:wne="http://schemas.microsoft.com/office/word/2006/wordml" xmlns:wps="http://schemas.microsoft.com/office/word/2010/wordprocessingShape" mc:Ignorable="w14 w15 w16se w16cid w16 w16cex w16sdtdh w16sdtfl w16du wp14">
+<w:ftr xmlns:mc="http://schemas.openxmlformats.org/markup-compatibility/2006" xmlns:r="http://schemas.openxmlformats.org/officeDocument/2006/relationships" xmlns:w="http://schemas.openxmlformats.org/wordprocessingml/2006/main" xmlns:w14="http://schemas.microsoft.com/office/word/2010/wordml" xmlns:w15="http://schemas.microsoft.com/office/word/2012/wordml" xmlns:w16="http://schemas.microsoft.com/office/word/2018/wordml" xmlns:w16cex="http://schemas.microsoft.com/office/word/2018/wordml/cex" xmlns:w16cid="http://schemas.microsoft.com/office/word/2016/wordml/cid" xmlns:w16du="http://schemas.microsoft.com/office/word/2023/wordml/word16du" xmlns:w16sdtdh="http://schemas.microsoft.com/office/word/2020/wordml/sdtdatahash" xmlns:w16se="http://schemas.microsoft.com/office/word/2015/wordml/symex" xmlns:wp14="http://schemas.microsoft.com/office/word/2010/wordprocessingDrawing" mc:Ignorable="w14 w15 w16se w16cid w16 w16cex w16sdtdh w16du wp14">
   <w:p>
     <w:pPr>
       <w:pBdr>
@@ -4352,7 +4362,7 @@
 </file>
 
 <file path=word/footnotes.xml><?xml version="1.0" encoding="utf-8"?>
-<w:footnotes xmlns:wpc="http://schemas.microsoft.com/office/word/2010/wordprocessingCanvas" xmlns:cx="http://schemas.microsoft.com/office/drawing/2014/chartex" xmlns:cx1="http://schemas.microsoft.com/office/drawing/2015/9/8/chartex" xmlns:cx2="http://schemas.microsoft.com/office/drawing/2015/10/21/chartex" xmlns:cx3="http://schemas.microsoft.com/office/drawing/2016/5/9/chartex" xmlns:cx4="http://schemas.microsoft.com/office/drawing/2016/5/10/chartex" xmlns:cx5="http://schemas.microsoft.com/office/drawing/2016/5/11/chartex" xmlns:cx6="http://schemas.microsoft.com/office/drawing/2016/5/12/chartex" xmlns:cx7="http://schemas.microsoft.com/office/drawing/2016/5/13/chartex" xmlns:cx8="http://schemas.microsoft.com/office/drawing/2016/5/14/chartex" xmlns:mc="http://schemas.openxmlformats.org/markup-compatibility/2006" xmlns:aink="http://schemas.microsoft.com/office/drawing/2016/ink" xmlns:am3d="http://schemas.microsoft.com/office/drawing/2017/model3d" xmlns:o="urn:schemas-microsoft-com:office:office" xmlns:oel="http://schemas.microsoft.com/office/2019/extlst" xmlns:r="http://schemas.openxmlformats.org/officeDocument/2006/relationships" xmlns:m="http://schemas.openxmlformats.org/officeDocument/2006/math" xmlns:v="urn:schemas-microsoft-com:vml" xmlns:wp14="http://schemas.microsoft.com/office/word/2010/wordprocessingDrawing" xmlns:wp="http://schemas.openxmlformats.org/drawingml/2006/wordprocessingDrawing" xmlns:w10="urn:schemas-microsoft-com:office:word" xmlns:w="http://schemas.openxmlformats.org/wordprocessingml/2006/main" xmlns:w14="http://schemas.microsoft.com/office/word/2010/wordml" xmlns:w15="http://schemas.microsoft.com/office/word/2012/wordml" xmlns:w16cex="http://schemas.microsoft.com/office/word/2018/wordml/cex" xmlns:w16cid="http://schemas.microsoft.com/office/word/2016/wordml/cid" xmlns:w16="http://schemas.microsoft.com/office/word/2018/wordml" xmlns:w16du="http://schemas.microsoft.com/office/word/2023/wordml/word16du" xmlns:w16sdtdh="http://schemas.microsoft.com/office/word/2020/wordml/sdtdatahash" xmlns:w16sdtfl="http://schemas.microsoft.com/office/word/2024/wordml/sdtformatlock" xmlns:w16se="http://schemas.microsoft.com/office/word/2015/wordml/symex" xmlns:wpg="http://schemas.microsoft.com/office/word/2010/wordprocessingGroup" xmlns:wpi="http://schemas.microsoft.com/office/word/2010/wordprocessingInk" xmlns:wne="http://schemas.microsoft.com/office/word/2006/wordml" xmlns:wps="http://schemas.microsoft.com/office/word/2010/wordprocessingShape" mc:Ignorable="w14 w15 w16se w16cid w16 w16cex w16sdtdh w16sdtfl w16du wp14">
+<w:footnotes xmlns:mc="http://schemas.openxmlformats.org/markup-compatibility/2006" xmlns:r="http://schemas.openxmlformats.org/officeDocument/2006/relationships" xmlns:w="http://schemas.openxmlformats.org/wordprocessingml/2006/main" xmlns:w14="http://schemas.microsoft.com/office/word/2010/wordml" xmlns:w15="http://schemas.microsoft.com/office/word/2012/wordml" xmlns:w16="http://schemas.microsoft.com/office/word/2018/wordml" xmlns:w16cex="http://schemas.microsoft.com/office/word/2018/wordml/cex" xmlns:w16cid="http://schemas.microsoft.com/office/word/2016/wordml/cid" xmlns:w16du="http://schemas.microsoft.com/office/word/2023/wordml/word16du" xmlns:w16sdtdh="http://schemas.microsoft.com/office/word/2020/wordml/sdtdatahash" xmlns:w16se="http://schemas.microsoft.com/office/word/2015/wordml/symex" xmlns:wp14="http://schemas.microsoft.com/office/word/2010/wordprocessingDrawing" mc:Ignorable="w14 w15 w16se w16cid w16 w16cex w16sdtdh w16du wp14">
   <w:footnote w:type="separator" w:id="-1">
     <w:p>
       <w:pPr>
@@ -5616,6 +5626,1886 @@
       </w:r>
     </w:p>
   </w:footnote>
+  <w:footnote w:id="14">
+    <w:p>
+      <w:pPr>
+        <w:pStyle w:val="Textonotapie"/>
+        <w:ind w:left="567" w:hanging="567"/>
+        <w:jc w:val="both"/>
+      </w:pPr>
+      <w:r>
+        <w:rPr>
+          <w:rStyle w:val="Refdenotaalpie"/>
+          <w:rFonts w:ascii="Arial Narrow" w:hAnsi="Arial Narrow" w:cs="Arial"/>
+          <w:sz w:val="16"/>
+          <w:szCs w:val="16"/>
+          <w:vertAlign w:val="superscript"/>
+        </w:rPr>
+        <w:footnoteRef/>
+      </w:r>
+      <w:r>
+        <w:rPr>
+          <w:rFonts w:ascii="Arial Narrow" w:hAnsi="Arial Narrow" w:cs="Arial"/>
+          <w:sz w:val="16"/>
+          <w:szCs w:val="16"/>
+        </w:rPr>
+        <w:tab/>
+      </w:r>
+      <w:r>
+        <w:rPr>
+          <w:rFonts w:ascii="Arial Narrow" w:hAnsi="Arial Narrow" w:cs="Arial"/>
+          <w:b/>
+          <w:bCs/>
+          <w:sz w:val="16"/>
+          <w:szCs w:val="16"/>
+        </w:rPr>
+        <w:t xml:space="preserve">DECRETO LEGISLATIVO 807, LEY SOBRE FACULTADES, NORMAS Y ORGANIZACIÓN DEL INDECOPI, publicado el 18 de abril de 1996</w:t>
+      </w:r>
+    </w:p>
+    <w:p>
+      <w:pPr>
+        <w:pStyle w:val="Textonotapie"/>
+        <w:ind w:left="567" w:hanging="567"/>
+        <w:jc w:val="both"/>
+      </w:pPr>
+      <w:r>
+        <w:rPr>
+          <w:rFonts w:ascii="Arial Narrow" w:hAnsi="Arial Narrow" w:cs="Arial"/>
+          <w:sz w:val="16"/>
+          <w:szCs w:val="16"/>
+        </w:rPr>
+        <w:tab/>
+      </w:r>
+      <w:r>
+        <w:rPr>
+          <w:rFonts w:ascii="Arial Narrow" w:hAnsi="Arial Narrow" w:cs="Arial"/>
+          <w:b/>
+          <w:bCs/>
+          <w:sz w:val="16"/>
+          <w:szCs w:val="16"/>
+        </w:rPr>
+        <w:t xml:space="preserve">Artículo 26.-</w:t>
+      </w:r>
+      <w:r>
+        <w:rPr>
+          <w:rFonts w:ascii="Arial Narrow" w:hAnsi="Arial Narrow" w:cs="Arial"/>
+          <w:sz w:val="16"/>
+          <w:szCs w:val="16"/>
+        </w:rPr>
+        <w:t xml:space="preserve"> Una vez admitida a trámite la denuncia, se correrá traslado de la misma al denunciado, a fin de que éste presente su descargo. El plazo para la presentación del descargo será de cinco (5) días contados desde la notificación, vencido el cual, el Secretario Técnico declarará en rebeldía al denunciado que no lo hubiera presentado.</w:t>
+      </w:r>
+    </w:p>
+  </w:footnote>
+  <w:footnote w:id="15">
+    <w:p>
+      <w:pPr>
+        <w:pStyle w:val="Textonotapie"/>
+        <w:ind w:left="567" w:hanging="567"/>
+        <w:jc w:val="both"/>
+      </w:pPr>
+      <w:r>
+        <w:rPr>
+          <w:rStyle w:val="Refdenotaalpie"/>
+          <w:rFonts w:ascii="Arial Narrow" w:hAnsi="Arial Narrow" w:cs="Arial"/>
+          <w:sz w:val="16"/>
+          <w:szCs w:val="16"/>
+          <w:vertAlign w:val="superscript"/>
+        </w:rPr>
+        <w:footnoteRef/>
+      </w:r>
+      <w:r>
+        <w:rPr>
+          <w:rFonts w:ascii="Arial Narrow" w:hAnsi="Arial Narrow" w:cs="Arial"/>
+          <w:sz w:val="16"/>
+          <w:szCs w:val="16"/>
+        </w:rPr>
+        <w:tab/>
+      </w:r>
+      <w:r>
+        <w:rPr>
+          <w:rFonts w:ascii="Arial Narrow" w:hAnsi="Arial Narrow" w:cs="Arial"/>
+          <w:b/>
+          <w:bCs/>
+          <w:sz w:val="16"/>
+          <w:szCs w:val="16"/>
+        </w:rPr>
+        <w:t xml:space="preserve">DECRETO SUPREMO 006-2026-JUS, TEXTO ÚNICO ORDENADO DE LA LEY 27444, LEY DEL PROCEDIMIENTO ADMINISTRATIVO GENERAL, publicado el 30 de abril de 2026</w:t>
+      </w:r>
+    </w:p>
+    <w:p>
+      <w:pPr>
+        <w:pStyle w:val="Textonotapie"/>
+        <w:ind w:left="567" w:hanging="567"/>
+        <w:jc w:val="both"/>
+      </w:pPr>
+      <w:r>
+        <w:rPr>
+          <w:rFonts w:ascii="Arial Narrow" w:hAnsi="Arial Narrow" w:cs="Arial"/>
+          <w:sz w:val="16"/>
+          <w:szCs w:val="16"/>
+        </w:rPr>
+        <w:tab/>
+      </w:r>
+      <w:r>
+        <w:rPr>
+          <w:rFonts w:ascii="Arial Narrow" w:hAnsi="Arial Narrow" w:cs="Arial"/>
+          <w:b/>
+          <w:bCs/>
+          <w:sz w:val="16"/>
+          <w:szCs w:val="16"/>
+        </w:rPr>
+        <w:t xml:space="preserve">Artículo 223.- Contestación de la reclamación</w:t>
+      </w:r>
+    </w:p>
+    <w:p>
+      <w:pPr>
+        <w:pStyle w:val="Textonotapie"/>
+        <w:ind w:left="567" w:hanging="567"/>
+        <w:jc w:val="both"/>
+      </w:pPr>
+      <w:r>
+        <w:rPr>
+          <w:rFonts w:ascii="Arial Narrow" w:hAnsi="Arial Narrow" w:cs="Arial"/>
+          <w:sz w:val="16"/>
+          <w:szCs w:val="16"/>
+        </w:rPr>
+        <w:tab/>
+      </w:r>
+      <w:r>
+        <w:rPr>
+          <w:rFonts w:ascii="Arial Narrow" w:hAnsi="Arial Narrow" w:cs="Arial"/>
+          <w:sz w:val="16"/>
+          <w:szCs w:val="16"/>
+        </w:rPr>
+        <w:t xml:space="preserve">223.1 El reclamado deberá presentar la contestación de la reclamación dentro de los quince (15) días posteriores a la notificación de ésta; vencido este plazo, la Administración declarará en rebeldía al reclamado que no la hubiera presentado. La contestación deberá contener los requisitos de los escritos previstos en el artículo 113 de la presente Ley, así como la absolución de todos los asuntos controvertidos de hecho y de derecho, Las alegaciones y los hechos relevantes de la reclamación, salvo que hayan sido específicamente negadas en la contestación, se tendrán por aceptadas o merituadas como ciertas.</w:t>
+      </w:r>
+    </w:p>
+  </w:footnote>
+  <w:footnote w:id="8">
+    <w:p>
+      <w:pPr>
+        <w:spacing w:after="0" w:line="240" w:lineRule="auto"/>
+        <w:ind w:left="567" w:hanging="567"/>
+        <w:jc w:val="both"/>
+        <w:rPr>
+          <w:rFonts w:ascii="Arial Narrow" w:hAnsi="Arial Narrow" w:cs="Arial"/>
+          <w:sz w:val="16"/>
+          <w:szCs w:val="16"/>
+        </w:rPr>
+      </w:pPr>
+      <w:r>
+        <w:rPr>
+          <w:rStyle w:val="Refdenotaalpie"/>
+          <w:rFonts w:ascii="Arial Narrow" w:hAnsi="Arial Narrow" w:cs="Arial"/>
+          <w:sz w:val="16"/>
+          <w:szCs w:val="16"/>
+          <w:vertAlign w:val="superscript"/>
+        </w:rPr>
+        <w:footnoteRef/>
+      </w:r>
+      <w:r>
+        <w:rPr>
+          <w:rFonts w:ascii="Arial Narrow" w:hAnsi="Arial Narrow" w:cs="Arial"/>
+          <w:sz w:val="16"/>
+          <w:szCs w:val="16"/>
+          <w:vertAlign w:val="superscript"/>
+        </w:rPr>
+        <w:t xml:space="preserve"> </w:t>
+      </w:r>
+      <w:r>
+        <w:rPr>
+          <w:rFonts w:ascii="Arial Narrow" w:hAnsi="Arial Narrow" w:cs="Arial"/>
+          <w:sz w:val="16"/>
+          <w:szCs w:val="16"/>
+        </w:rPr>
+        <w:t xml:space="preserve"> </w:t>
+      </w:r>
+      <w:r>
+        <w:rPr>
+          <w:rFonts w:ascii="Arial Narrow" w:hAnsi="Arial Narrow" w:cs="Arial"/>
+          <w:sz w:val="16"/>
+          <w:szCs w:val="16"/>
+        </w:rPr>
+        <w:tab/>
+      </w:r>
+      <w:r>
+        <w:rPr>
+          <w:rFonts w:ascii="Arial Narrow" w:eastAsia="Arial Narrow" w:hAnsi="Arial Narrow" w:cs="Arial"/>
+          <w:b/>
+          <w:sz w:val="16"/>
+          <w:szCs w:val="16"/>
+        </w:rPr>
+        <w:t>LEY 29571, CÓDIGO DE PROTECCIÓN Y DEFENSA DEL CONSUMIDOR</w:t>
+      </w:r>
+      <w:r>
+        <w:rPr>
+          <w:rFonts w:ascii="Arial Narrow" w:hAnsi="Arial Narrow" w:cs="Arial"/>
+          <w:b/>
+          <w:bCs/>
+          <w:sz w:val="16"/>
+          <w:szCs w:val="16"/>
+        </w:rPr>
+        <w:t xml:space="preserve">, </w:t>
+      </w:r>
+      <w:r>
+        <w:rPr>
+          <w:rFonts w:ascii="Arial Narrow" w:hAnsi="Arial Narrow" w:cs="Arial"/>
+          <w:b/>
+          <w:sz w:val="16"/>
+          <w:szCs w:val="16"/>
+        </w:rPr>
+        <w:t>publicado el 2 de setiembre de 2010 y modificado por Decreto Legislativo 1308</w:t>
+      </w:r>
+    </w:p>
+    <w:p>
+      <w:pPr>
+        <w:spacing w:after="0" w:line="240" w:lineRule="auto"/>
+        <w:ind w:left="567" w:hanging="567"/>
+        <w:jc w:val="both"/>
+        <w:rPr>
+          <w:rFonts w:ascii="Arial Narrow" w:eastAsia="Arial Narrow" w:hAnsi="Arial Narrow" w:cs="Arial"/>
+          <w:b/>
+          <w:sz w:val="16"/>
+          <w:szCs w:val="16"/>
+        </w:rPr>
+      </w:pPr>
+      <w:r>
+        <w:rPr>
+          <w:rFonts w:ascii="Arial Narrow" w:eastAsia="Arial Narrow" w:hAnsi="Arial Narrow" w:cs="Arial"/>
+          <w:b/>
+          <w:sz w:val="16"/>
+          <w:szCs w:val="16"/>
+        </w:rPr>
+        <w:tab/>
+        <w:t>Artículo 110.- Sanciones administrativas</w:t>
+      </w:r>
+    </w:p>
+    <w:p>
+      <w:pPr>
+        <w:spacing w:after="0" w:line="240" w:lineRule="auto"/>
+        <w:ind w:left="567"/>
+        <w:jc w:val="both"/>
+        <w:rPr>
+          <w:rFonts w:ascii="Arial Narrow" w:hAnsi="Arial Narrow" w:cs="Arial"/>
+          <w:sz w:val="16"/>
+          <w:szCs w:val="16"/>
+        </w:rPr>
+      </w:pPr>
+      <w:r>
+        <w:rPr>
+          <w:rFonts w:ascii="Arial Narrow" w:eastAsia="Arial Narrow" w:hAnsi="Arial Narrow" w:cs="Arial"/>
+          <w:sz w:val="16"/>
+          <w:szCs w:val="16"/>
+        </w:rPr>
+        <w:t>El órgano resolutivo puede sancionar las infracciones administrativas a que se refiere el artículo 108 con amonestación y multas de hasta cuatrocientos cincuenta (450) Unidades Impositivas Tributarias (UIT), las cuales son calificadas de la siguiente manera:</w:t>
+      </w:r>
+    </w:p>
+    <w:p>
+      <w:pPr>
+        <w:numPr>
+          <w:ilvl w:val="0"/>
+          <w:numId w:val="2"/>
+        </w:numPr>
+        <w:spacing w:after="0" w:line="240" w:lineRule="auto"/>
+        <w:ind w:left="426" w:firstLine="141"/>
+        <w:jc w:val="both"/>
+        <w:rPr>
+          <w:rFonts w:ascii="Arial Narrow" w:eastAsia="Arial Narrow" w:hAnsi="Arial Narrow" w:cs="Arial"/>
+          <w:sz w:val="16"/>
+          <w:szCs w:val="16"/>
+        </w:rPr>
+      </w:pPr>
+      <w:r>
+        <w:rPr>
+          <w:rFonts w:ascii="Arial Narrow" w:eastAsia="Arial Narrow" w:hAnsi="Arial Narrow" w:cs="Arial"/>
+          <w:sz w:val="16"/>
+          <w:szCs w:val="16"/>
+        </w:rPr>
+        <w:t>Infracciones leves, con una amonestación o con una multa de hasta cincuenta (50) UIT.</w:t>
+      </w:r>
+    </w:p>
+    <w:p>
+      <w:pPr>
+        <w:numPr>
+          <w:ilvl w:val="0"/>
+          <w:numId w:val="2"/>
+        </w:numPr>
+        <w:spacing w:after="0" w:line="240" w:lineRule="auto"/>
+        <w:ind w:left="426" w:firstLine="141"/>
+        <w:jc w:val="both"/>
+        <w:rPr>
+          <w:rFonts w:ascii="Arial Narrow" w:eastAsia="Arial Narrow" w:hAnsi="Arial Narrow" w:cs="Arial"/>
+          <w:sz w:val="16"/>
+          <w:szCs w:val="16"/>
+        </w:rPr>
+      </w:pPr>
+      <w:r>
+        <w:rPr>
+          <w:rFonts w:ascii="Arial Narrow" w:eastAsia="Arial Narrow" w:hAnsi="Arial Narrow" w:cs="Arial"/>
+          <w:sz w:val="16"/>
+          <w:szCs w:val="16"/>
+        </w:rPr>
+        <w:t>Infracciones graves, con una multa de hasta ciento cincuenta (150) UIT.</w:t>
+      </w:r>
+    </w:p>
+    <w:p>
+      <w:pPr>
+        <w:numPr>
+          <w:ilvl w:val="0"/>
+          <w:numId w:val="2"/>
+        </w:numPr>
+        <w:spacing w:after="0" w:line="240" w:lineRule="auto"/>
+        <w:ind w:left="426" w:firstLine="141"/>
+        <w:jc w:val="both"/>
+        <w:rPr>
+          <w:rFonts w:ascii="Arial Narrow" w:eastAsia="Arial Narrow" w:hAnsi="Arial Narrow" w:cs="Arial"/>
+          <w:sz w:val="16"/>
+          <w:szCs w:val="16"/>
+        </w:rPr>
+      </w:pPr>
+      <w:r>
+        <w:rPr>
+          <w:rFonts w:ascii="Arial Narrow" w:eastAsia="Arial Narrow" w:hAnsi="Arial Narrow" w:cs="Arial"/>
+          <w:sz w:val="16"/>
+          <w:szCs w:val="16"/>
+        </w:rPr>
+        <w:t>Infracciones muy graves, con una multa de hasta cuatrocientos cincuenta (450) UIT.</w:t>
+      </w:r>
+    </w:p>
+    <w:p>
+      <w:pPr>
+        <w:spacing w:after="0" w:line="240" w:lineRule="auto"/>
+        <w:ind w:left="567" w:hanging="426"/>
+        <w:jc w:val="both"/>
+        <w:rPr>
+          <w:rFonts w:ascii="Arial Narrow" w:eastAsia="Arial Narrow" w:hAnsi="Arial Narrow" w:cs="Arial"/>
+          <w:sz w:val="16"/>
+          <w:szCs w:val="16"/>
+        </w:rPr>
+      </w:pPr>
+      <w:r>
+        <w:rPr>
+          <w:rFonts w:ascii="Arial Narrow" w:eastAsia="Arial Narrow" w:hAnsi="Arial Narrow" w:cs="Arial"/>
+          <w:sz w:val="16"/>
+          <w:szCs w:val="16"/>
+        </w:rPr>
+        <w:tab/>
+        <w:t>En el caso de las microempresas, la multa no puede superar el diez por ciento (10%) de las ventas o ingresos brutos percibidos por el infractor, relativos a todas sus actividades económicas, correspondientes al ejercicio inmediato anterior al de la expedición de la resolución de primera instancia, siempre que se haya acreditado dichos ingresos, no se encuentre en una situación de reincidencia y el caso no verse sobre la vida, salud o integridad de los consumidores. Para el caso de las pequeñas empresas, la multa no puede superar el veinte por ciento (20%) de las ventas o ingresos brutos percibidos por el infractor, conforme a los requisitos señalados anteriormente.</w:t>
+      </w:r>
+    </w:p>
+    <w:p>
+      <w:pPr>
+        <w:spacing w:after="0" w:line="240" w:lineRule="auto"/>
+        <w:ind w:left="567"/>
+        <w:jc w:val="both"/>
+        <w:rPr>
+          <w:rFonts w:ascii="Arial Narrow" w:eastAsia="Arial Narrow" w:hAnsi="Arial Narrow" w:cs="Arial"/>
+          <w:sz w:val="16"/>
+          <w:szCs w:val="16"/>
+        </w:rPr>
+      </w:pPr>
+      <w:r>
+        <w:rPr>
+          <w:rFonts w:ascii="Arial Narrow" w:eastAsia="Arial Narrow" w:hAnsi="Arial Narrow" w:cs="Arial"/>
+          <w:sz w:val="16"/>
+          <w:szCs w:val="16"/>
+        </w:rPr>
+        <w:t>En caso de que el proveedor incumpla un acuerdo conciliatorio o cualquier otro acuerdo que de forma indubitable deje constancia de la manifestación de voluntad expresa de las partes de dar por culminada la controversia, o un laudo arbitral, el órgano resolutivo puede sancionar con una multa entre una (1) Unidad Impositiva Tributaria y doscientos (200) Unidades Impositivas Tributarias. Para la graduación se observan los criterios establecidos en el presente Código y supletoriamente, los criterios que establece la Ley 27444, Ley del Procedimiento Administrativo General o la norma que la sustituya o complemente.</w:t>
+      </w:r>
+    </w:p>
+    <w:p>
+      <w:pPr>
+        <w:pStyle w:val="Textonotapie"/>
+        <w:ind w:left="567"/>
+        <w:jc w:val="both"/>
+        <w:rPr>
+          <w:rFonts w:ascii="Arial Narrow" w:eastAsia="Arial Narrow" w:hAnsi="Arial Narrow" w:cs="Arial"/>
+          <w:sz w:val="16"/>
+          <w:szCs w:val="16"/>
+        </w:rPr>
+      </w:pPr>
+      <w:r>
+        <w:rPr>
+          <w:rFonts w:ascii="Arial Narrow" w:eastAsia="Arial Narrow" w:hAnsi="Arial Narrow" w:cs="Arial"/>
+          <w:sz w:val="16"/>
+          <w:szCs w:val="16"/>
+        </w:rPr>
+        <w:t>(…)</w:t>
+      </w:r>
+      <w:r>
+        <w:rPr>
+          <w:rFonts w:ascii="Arial Narrow" w:eastAsia="Arial Narrow" w:hAnsi="Arial Narrow" w:cs="Arial"/>
+          <w:sz w:val="16"/>
+          <w:szCs w:val="16"/>
+        </w:rPr>
+        <w:t>.</w:t>
+      </w:r>
+    </w:p>
+    <w:p>
+      <w:pPr>
+        <w:pStyle w:val="Textonotapie"/>
+        <w:jc w:val="both"/>
+        <w:rPr>
+          <w:rFonts w:ascii="Arial Narrow" w:hAnsi="Arial Narrow" w:cs="Arial"/>
+          <w:sz w:val="16"/>
+          <w:szCs w:val="16"/>
+        </w:rPr>
+      </w:pPr>
+    </w:p>
+  </w:footnote>
+  <w:footnote w:id="9">
+    <w:p>
+      <w:pPr>
+        <w:spacing w:after="0" w:line="240" w:lineRule="auto"/>
+        <w:ind w:left="567" w:hanging="567"/>
+        <w:jc w:val="both"/>
+        <w:rPr>
+          <w:rFonts w:ascii="Arial Narrow" w:eastAsia="Arial Narrow" w:hAnsi="Arial Narrow" w:cs="Arial"/>
+          <w:sz w:val="16"/>
+          <w:szCs w:val="16"/>
+        </w:rPr>
+      </w:pPr>
+      <w:r>
+        <w:rPr>
+          <w:rStyle w:val="Refdenotaalpie"/>
+          <w:rFonts w:ascii="Arial Narrow" w:hAnsi="Arial Narrow" w:cs="Arial"/>
+          <w:sz w:val="16"/>
+          <w:szCs w:val="16"/>
+          <w:vertAlign w:val="superscript"/>
+        </w:rPr>
+        <w:footnoteRef/>
+      </w:r>
+      <w:r>
+        <w:rPr>
+          <w:rFonts w:ascii="Arial Narrow" w:hAnsi="Arial Narrow" w:cs="Arial"/>
+          <w:sz w:val="16"/>
+          <w:szCs w:val="16"/>
+        </w:rPr>
+        <w:t xml:space="preserve"> </w:t>
+      </w:r>
+      <w:r>
+        <w:rPr>
+          <w:rFonts w:ascii="Arial Narrow" w:hAnsi="Arial Narrow" w:cs="Arial"/>
+          <w:sz w:val="16"/>
+          <w:szCs w:val="16"/>
+        </w:rPr>
+        <w:tab/>
+      </w:r>
+      <w:r>
+        <w:rPr>
+          <w:rFonts w:ascii="Arial Narrow" w:eastAsia="Arial Narrow" w:hAnsi="Arial Narrow" w:cs="Arial"/>
+          <w:b/>
+          <w:sz w:val="16"/>
+          <w:szCs w:val="16"/>
+        </w:rPr>
+        <w:t>Artículo 114.- Medidas correctivas</w:t>
+      </w:r>
+    </w:p>
+    <w:p>
+      <w:pPr>
+        <w:spacing w:after="0" w:line="240" w:lineRule="auto"/>
+        <w:ind w:left="567"/>
+        <w:jc w:val="both"/>
+        <w:rPr>
+          <w:rFonts w:ascii="Arial Narrow" w:eastAsia="Arial Narrow" w:hAnsi="Arial Narrow" w:cs="Arial"/>
+          <w:sz w:val="16"/>
+          <w:szCs w:val="16"/>
+        </w:rPr>
+      </w:pPr>
+      <w:r>
+        <w:rPr>
+          <w:rFonts w:ascii="Arial Narrow" w:eastAsia="Arial Narrow" w:hAnsi="Arial Narrow" w:cs="Arial"/>
+          <w:sz w:val="16"/>
+          <w:szCs w:val="16"/>
+        </w:rPr>
+        <w:t xml:space="preserve">Sin perjuicio de la sanción administrativa que corresponda al proveedor por una infracción al presente Código, el Indecopi puede dictar, en calidad de mandatos, medidas correctivas reparadoras y complementarias. </w:t>
+      </w:r>
+    </w:p>
+    <w:p>
+      <w:pPr>
+        <w:spacing w:after="0" w:line="240" w:lineRule="auto"/>
+        <w:ind w:left="567" w:hanging="567"/>
+        <w:jc w:val="both"/>
+        <w:rPr>
+          <w:rFonts w:ascii="Arial Narrow" w:eastAsia="Arial Narrow" w:hAnsi="Arial Narrow" w:cs="Arial"/>
+          <w:sz w:val="16"/>
+          <w:szCs w:val="16"/>
+        </w:rPr>
+      </w:pPr>
+      <w:r>
+        <w:rPr>
+          <w:rFonts w:ascii="Arial Narrow" w:eastAsia="Arial Narrow" w:hAnsi="Arial Narrow" w:cs="Arial"/>
+          <w:sz w:val="16"/>
+          <w:szCs w:val="16"/>
+        </w:rPr>
+        <w:tab/>
+        <w:t xml:space="preserve">Las medidas correctivas reparadoras pueden dictarse a pedido de parte o de oficio, siempre y cuando sean expresamente informadas sobre esa posibilidad en la notificación de cargo al proveedor por la autoridad encargada del procedimiento. </w:t>
+      </w:r>
+    </w:p>
+    <w:p>
+      <w:pPr>
+        <w:spacing w:after="0" w:line="240" w:lineRule="auto"/>
+        <w:ind w:left="567" w:hanging="567"/>
+        <w:jc w:val="both"/>
+        <w:rPr>
+          <w:rFonts w:ascii="Arial Narrow" w:eastAsia="Arial Narrow" w:hAnsi="Arial Narrow" w:cs="Arial"/>
+          <w:sz w:val="16"/>
+          <w:szCs w:val="16"/>
+        </w:rPr>
+      </w:pPr>
+      <w:r>
+        <w:rPr>
+          <w:rFonts w:ascii="Arial Narrow" w:eastAsia="Arial Narrow" w:hAnsi="Arial Narrow" w:cs="Arial"/>
+          <w:sz w:val="16"/>
+          <w:szCs w:val="16"/>
+        </w:rPr>
+        <w:tab/>
+        <w:t>Las medidas correctivas complementarias pueden dictarse de oficio o a pedido de parte.</w:t>
+      </w:r>
+    </w:p>
+    <w:p>
+      <w:pPr>
+        <w:spacing w:after="0" w:line="240" w:lineRule="auto"/>
+        <w:ind w:left="567" w:hanging="567"/>
+        <w:jc w:val="both"/>
+        <w:rPr>
+          <w:rFonts w:ascii="Arial Narrow" w:hAnsi="Arial Narrow" w:cs="Arial"/>
+          <w:sz w:val="16"/>
+          <w:szCs w:val="16"/>
+        </w:rPr>
+      </w:pPr>
+    </w:p>
+    <w:p>
+      <w:pPr>
+        <w:spacing w:after="0" w:line="240" w:lineRule="auto"/>
+        <w:ind w:left="567" w:hanging="567"/>
+        <w:jc w:val="both"/>
+        <w:rPr>
+          <w:rFonts w:ascii="Arial Narrow" w:hAnsi="Arial Narrow" w:cs="Arial"/>
+          <w:sz w:val="16"/>
+          <w:szCs w:val="16"/>
+        </w:rPr>
+      </w:pPr>
+      <w:r>
+        <w:rPr>
+          <w:rFonts w:ascii="Arial Narrow" w:eastAsia="Arial Narrow" w:hAnsi="Arial Narrow" w:cs="Arial"/>
+          <w:b/>
+          <w:sz w:val="16"/>
+          <w:szCs w:val="16"/>
+        </w:rPr>
+        <w:tab/>
+        <w:t>Artículo 115.- Medidas correctivas reparadoras</w:t>
+      </w:r>
+    </w:p>
+    <w:p>
+      <w:pPr>
+        <w:spacing w:after="0" w:line="240" w:lineRule="auto"/>
+        <w:ind w:left="567" w:hanging="283"/>
+        <w:jc w:val="both"/>
+        <w:rPr>
+          <w:rFonts w:ascii="Arial Narrow" w:eastAsia="Arial Narrow" w:hAnsi="Arial Narrow" w:cs="Arial"/>
+          <w:sz w:val="16"/>
+          <w:szCs w:val="16"/>
+        </w:rPr>
+      </w:pPr>
+      <w:r>
+        <w:rPr>
+          <w:rFonts w:ascii="Arial Narrow" w:eastAsia="Arial Narrow" w:hAnsi="Arial Narrow" w:cs="Arial"/>
+          <w:sz w:val="16"/>
+          <w:szCs w:val="16"/>
+        </w:rPr>
+        <w:tab/>
+        <w:t>115.1 Las medidas correctivas reparadoras tienen el objeto de resarcir las consecuencias patrimoniales directas e inmediatas ocasionadas al consumidor por la infracción administrativa a su estado anterior. En caso el órgano resolutivo dicte una o varias medidas correctivas, debe considerar lo acordado por las partes durante la relación de consumo. Las medidas correctivas reparadoras pueden consistir en ordenar al proveedor infractor lo siguiente:</w:t>
+      </w:r>
+    </w:p>
+    <w:p>
+      <w:pPr>
+        <w:numPr>
+          <w:ilvl w:val="0"/>
+          <w:numId w:val="1"/>
+        </w:numPr>
+        <w:spacing w:after="0" w:line="240" w:lineRule="auto"/>
+        <w:ind w:left="567" w:firstLine="0"/>
+        <w:jc w:val="both"/>
+        <w:rPr>
+          <w:rFonts w:ascii="Arial Narrow" w:eastAsia="Arial Narrow" w:hAnsi="Arial Narrow" w:cs="Arial"/>
+          <w:sz w:val="16"/>
+          <w:szCs w:val="16"/>
+        </w:rPr>
+      </w:pPr>
+      <w:r>
+        <w:rPr>
+          <w:rFonts w:ascii="Arial Narrow" w:eastAsia="Arial Narrow" w:hAnsi="Arial Narrow" w:cs="Arial"/>
+          <w:sz w:val="16"/>
+          <w:szCs w:val="16"/>
+        </w:rPr>
+        <w:t>Reparar productos.</w:t>
+      </w:r>
+    </w:p>
+    <w:p>
+      <w:pPr>
+        <w:numPr>
+          <w:ilvl w:val="0"/>
+          <w:numId w:val="1"/>
+        </w:numPr>
+        <w:spacing w:after="0" w:line="240" w:lineRule="auto"/>
+        <w:ind w:left="567" w:firstLine="0"/>
+        <w:jc w:val="both"/>
+        <w:rPr>
+          <w:rFonts w:ascii="Arial Narrow" w:eastAsia="Arial Narrow" w:hAnsi="Arial Narrow" w:cs="Arial"/>
+          <w:sz w:val="16"/>
+          <w:szCs w:val="16"/>
+        </w:rPr>
+      </w:pPr>
+      <w:r>
+        <w:rPr>
+          <w:rFonts w:ascii="Arial Narrow" w:eastAsia="Arial Narrow" w:hAnsi="Arial Narrow" w:cs="Arial"/>
+          <w:sz w:val="16"/>
+          <w:szCs w:val="16"/>
+        </w:rPr>
+        <w:t>Cambiar productos por otros de idénticas o similares características, cuando la reparación no sea posible o no resulte razonable según las circunstancias.</w:t>
+      </w:r>
+    </w:p>
+    <w:p>
+      <w:pPr>
+        <w:numPr>
+          <w:ilvl w:val="0"/>
+          <w:numId w:val="1"/>
+        </w:numPr>
+        <w:spacing w:after="0" w:line="240" w:lineRule="auto"/>
+        <w:ind w:left="567" w:firstLine="0"/>
+        <w:jc w:val="both"/>
+        <w:rPr>
+          <w:rFonts w:ascii="Arial Narrow" w:eastAsia="Arial Narrow" w:hAnsi="Arial Narrow" w:cs="Arial"/>
+          <w:sz w:val="16"/>
+          <w:szCs w:val="16"/>
+        </w:rPr>
+      </w:pPr>
+      <w:r>
+        <w:rPr>
+          <w:rFonts w:ascii="Arial Narrow" w:eastAsia="Arial Narrow" w:hAnsi="Arial Narrow" w:cs="Arial"/>
+          <w:sz w:val="16"/>
+          <w:szCs w:val="16"/>
+        </w:rPr>
+        <w:t>Entregar un producto de idénticas características o, cuando esto no resulte posible, de similares características, en los supuestos de pérdida o deterioro atribuible al proveedor y siempre que exista interés del consumidor.</w:t>
+      </w:r>
+    </w:p>
+    <w:p>
+      <w:pPr>
+        <w:numPr>
+          <w:ilvl w:val="0"/>
+          <w:numId w:val="1"/>
+        </w:numPr>
+        <w:spacing w:after="0" w:line="240" w:lineRule="auto"/>
+        <w:ind w:left="567" w:firstLine="0"/>
+        <w:jc w:val="both"/>
+        <w:rPr>
+          <w:rFonts w:ascii="Arial Narrow" w:eastAsia="Arial Narrow" w:hAnsi="Arial Narrow" w:cs="Arial"/>
+          <w:sz w:val="16"/>
+          <w:szCs w:val="16"/>
+        </w:rPr>
+      </w:pPr>
+      <w:r>
+        <w:rPr>
+          <w:rFonts w:ascii="Arial Narrow" w:eastAsia="Arial Narrow" w:hAnsi="Arial Narrow" w:cs="Arial"/>
+          <w:sz w:val="16"/>
+          <w:szCs w:val="16"/>
+        </w:rPr>
+        <w:t>Cumplir con ejecutar la prestación u obligación asumida; y si esto no resulte posible o no sea razonable, otra de efectos equivalentes, incluyendo prestaciones dinerarias.</w:t>
+      </w:r>
+    </w:p>
+    <w:p>
+      <w:pPr>
+        <w:numPr>
+          <w:ilvl w:val="0"/>
+          <w:numId w:val="1"/>
+        </w:numPr>
+        <w:spacing w:after="0" w:line="240" w:lineRule="auto"/>
+        <w:ind w:left="567" w:firstLine="0"/>
+        <w:jc w:val="both"/>
+        <w:rPr>
+          <w:rFonts w:ascii="Arial Narrow" w:eastAsia="Arial Narrow" w:hAnsi="Arial Narrow" w:cs="Arial"/>
+          <w:sz w:val="16"/>
+          <w:szCs w:val="16"/>
+        </w:rPr>
+      </w:pPr>
+      <w:r>
+        <w:rPr>
+          <w:rFonts w:ascii="Arial Narrow" w:eastAsia="Arial Narrow" w:hAnsi="Arial Narrow" w:cs="Arial"/>
+          <w:sz w:val="16"/>
+          <w:szCs w:val="16"/>
+        </w:rPr>
+        <w:t>Cumplir con ejecutar otras prestaciones u obligaciones legales o convencionales a su cargo.</w:t>
+      </w:r>
+    </w:p>
+    <w:p>
+      <w:pPr>
+        <w:numPr>
+          <w:ilvl w:val="0"/>
+          <w:numId w:val="1"/>
+        </w:numPr>
+        <w:spacing w:after="0" w:line="240" w:lineRule="auto"/>
+        <w:ind w:left="567" w:firstLine="0"/>
+        <w:jc w:val="both"/>
+        <w:rPr>
+          <w:rFonts w:ascii="Arial Narrow" w:eastAsia="Arial Narrow" w:hAnsi="Arial Narrow" w:cs="Arial"/>
+          <w:sz w:val="16"/>
+          <w:szCs w:val="16"/>
+        </w:rPr>
+      </w:pPr>
+      <w:r>
+        <w:rPr>
+          <w:rFonts w:ascii="Arial Narrow" w:eastAsia="Arial Narrow" w:hAnsi="Arial Narrow" w:cs="Arial"/>
+          <w:sz w:val="16"/>
+          <w:szCs w:val="16"/>
+        </w:rPr>
+        <w:t>Devolver la contraprestación pagada por el consumidor, más los intereses legales correspondientes, cuando la reparación, reposición, o cumplimiento de la prestación u obligación, según sea el caso, no resulte posible o no sea razonable según las circunstancias.</w:t>
+      </w:r>
+    </w:p>
+    <w:p>
+      <w:pPr>
+        <w:numPr>
+          <w:ilvl w:val="0"/>
+          <w:numId w:val="1"/>
+        </w:numPr>
+        <w:spacing w:after="0" w:line="240" w:lineRule="auto"/>
+        <w:ind w:left="567" w:firstLine="0"/>
+        <w:jc w:val="both"/>
+        <w:rPr>
+          <w:rFonts w:ascii="Arial Narrow" w:eastAsia="Arial Narrow" w:hAnsi="Arial Narrow" w:cs="Arial"/>
+          <w:sz w:val="16"/>
+          <w:szCs w:val="16"/>
+        </w:rPr>
+      </w:pPr>
+      <w:r>
+        <w:rPr>
+          <w:rFonts w:ascii="Arial Narrow" w:eastAsia="Arial Narrow" w:hAnsi="Arial Narrow" w:cs="Arial"/>
+          <w:sz w:val="16"/>
+          <w:szCs w:val="16"/>
+        </w:rPr>
+        <w:t>En los supuestos de pagos indebidos o en exceso, devolver estos montos, más los intereses correspondientes.</w:t>
+      </w:r>
+    </w:p>
+    <w:p>
+      <w:pPr>
+        <w:pStyle w:val="Sinespaciado"/>
+        <w:ind w:firstLine="567"/>
+        <w:jc w:val="both"/>
+        <w:rPr>
+          <w:rFonts w:ascii="Arial Narrow" w:hAnsi="Arial Narrow" w:cs="Arial"/>
+          <w:sz w:val="16"/>
+          <w:szCs w:val="16"/>
+        </w:rPr>
+      </w:pPr>
+      <w:r>
+        <w:rPr>
+          <w:rFonts w:ascii="Arial Narrow" w:hAnsi="Arial Narrow" w:cs="Arial"/>
+          <w:sz w:val="16"/>
+          <w:szCs w:val="16"/>
+        </w:rPr>
+        <w:t>Pagar los gastos incurridos por el consumidor para mitigar las consecuencias de la infracción administrativa.</w:t>
+      </w:r>
+    </w:p>
+    <w:p>
+      <w:pPr>
+        <w:pStyle w:val="Sinespaciado"/>
+        <w:ind w:firstLine="567"/>
+        <w:jc w:val="both"/>
+        <w:rPr>
+          <w:rFonts w:ascii="Arial Narrow" w:hAnsi="Arial Narrow" w:cs="Arial"/>
+          <w:sz w:val="16"/>
+          <w:szCs w:val="16"/>
+        </w:rPr>
+      </w:pPr>
+      <w:r>
+        <w:rPr>
+          <w:rFonts w:ascii="Arial Narrow" w:hAnsi="Arial Narrow" w:cs="Arial"/>
+          <w:sz w:val="16"/>
+          <w:szCs w:val="16"/>
+        </w:rPr>
+        <w:t>Otras medidas reparadoras análogas de efectos equivalentes a las anteriores.</w:t>
+      </w:r>
+    </w:p>
+    <w:p>
+      <w:pPr>
+        <w:pStyle w:val="Sinespaciado"/>
+        <w:ind w:left="567"/>
+        <w:jc w:val="both"/>
+        <w:rPr>
+          <w:rFonts w:ascii="Arial Narrow" w:hAnsi="Arial Narrow" w:cs="Arial"/>
+          <w:sz w:val="16"/>
+          <w:szCs w:val="16"/>
+        </w:rPr>
+      </w:pPr>
+      <w:r>
+        <w:rPr>
+          <w:rFonts w:ascii="Arial Narrow" w:hAnsi="Arial Narrow" w:cs="Arial"/>
+          <w:sz w:val="16"/>
+          <w:szCs w:val="16"/>
+        </w:rPr>
+        <w:t xml:space="preserve">115.2 Las medidas correctivas reparadoras no pueden ser solicitadas de manera acumulativa conjunta, pudiendo plantearse de manera alternativa o subsidiaria, con excepción de la medida correctiva señalada en el literal h) que puede solicitarse </w:t>
+      </w:r>
+      <w:proofErr w:type="gramStart"/>
+      <w:r>
+        <w:rPr>
+          <w:rFonts w:ascii="Arial Narrow" w:hAnsi="Arial Narrow" w:cs="Arial"/>
+          <w:sz w:val="16"/>
+          <w:szCs w:val="16"/>
+        </w:rPr>
+        <w:t>conjuntamente con</w:t>
+      </w:r>
+      <w:proofErr w:type="gramEnd"/>
+      <w:r>
+        <w:rPr>
+          <w:rFonts w:ascii="Arial Narrow" w:hAnsi="Arial Narrow" w:cs="Arial"/>
+          <w:sz w:val="16"/>
+          <w:szCs w:val="16"/>
+        </w:rPr>
+        <w:t xml:space="preserve"> otra medida correctiva. Cuando los órganos competentes del Indecopi se pronuncian respecto de una medida correctiva reparadora, aplican el principio de congruencia procesal.</w:t>
+      </w:r>
+    </w:p>
+    <w:p>
+      <w:pPr>
+        <w:spacing w:after="0" w:line="240" w:lineRule="auto"/>
+        <w:ind w:left="567"/>
+        <w:jc w:val="both"/>
+        <w:rPr>
+          <w:rFonts w:ascii="Arial Narrow" w:hAnsi="Arial Narrow" w:cs="Arial"/>
+          <w:sz w:val="16"/>
+          <w:szCs w:val="16"/>
+        </w:rPr>
+      </w:pPr>
+      <w:r>
+        <w:rPr>
+          <w:rFonts w:ascii="Arial Narrow" w:eastAsia="Arial Narrow" w:hAnsi="Arial Narrow" w:cs="Arial"/>
+          <w:sz w:val="16"/>
+          <w:szCs w:val="16"/>
+        </w:rPr>
+        <w:t>115.3 Las medidas correctivas reparadoras pueden solicitarse en cualquier momento hasta antes de la notificación de cargo al proveedor, sin perjuicio de la facultad de secretaría técnica de la comisión de requerir al consumidor que precise la medida correctiva materia de solicitud. El consumidor puede variar su solicitud de medida correctiva hasta antes de la decisión de primera instancia, en cuyo caso se confiere traslado al proveedor para que formule su descargo.</w:t>
+      </w:r>
+    </w:p>
+    <w:p>
+      <w:pPr>
+        <w:spacing w:after="0" w:line="240" w:lineRule="auto"/>
+        <w:ind w:left="567"/>
+        <w:jc w:val="both"/>
+        <w:rPr>
+          <w:rFonts w:ascii="Arial Narrow" w:hAnsi="Arial Narrow" w:cs="Arial"/>
+          <w:sz w:val="16"/>
+          <w:szCs w:val="16"/>
+        </w:rPr>
+      </w:pPr>
+      <w:r>
+        <w:rPr>
+          <w:rFonts w:ascii="Arial Narrow" w:eastAsia="Arial Narrow" w:hAnsi="Arial Narrow" w:cs="Arial"/>
+          <w:sz w:val="16"/>
+          <w:szCs w:val="16"/>
+        </w:rPr>
+        <w:t>115.4 Corresponde al consumidor que solicita el dictado de la medida correctiva reparadora probar las consecuencias patrimoniales directas e inmediatas causadas por la comisión de la infracción administrativa.</w:t>
+      </w:r>
+    </w:p>
+    <w:p>
+      <w:pPr>
+        <w:spacing w:after="0" w:line="240" w:lineRule="auto"/>
+        <w:ind w:left="567"/>
+        <w:jc w:val="both"/>
+        <w:rPr>
+          <w:rFonts w:ascii="Arial Narrow" w:eastAsia="Arial Narrow" w:hAnsi="Arial Narrow" w:cs="Arial"/>
+          <w:sz w:val="16"/>
+          <w:szCs w:val="16"/>
+        </w:rPr>
+      </w:pPr>
+      <w:r>
+        <w:rPr>
+          <w:rFonts w:ascii="Arial Narrow" w:eastAsia="Arial Narrow" w:hAnsi="Arial Narrow" w:cs="Arial"/>
+          <w:sz w:val="16"/>
+          <w:szCs w:val="16"/>
+        </w:rPr>
+        <w:t>115.5 Los bienes o montos objeto de medidas correctivas reparadoras son entregados por el proveedor directamente al consumidor que los reclama, salvo mandato distinto contenido en la resolución. Aquellos bienes o montos materia de una medida correctiva reparadora, que por algún motivo se encuentran en posesión del Indecopi y deban ser entregados a los consumidores beneficiados, son puestos a disposición de estos.</w:t>
+      </w:r>
+    </w:p>
+    <w:p>
+      <w:pPr>
+        <w:spacing w:after="0" w:line="240" w:lineRule="auto"/>
+        <w:ind w:left="567"/>
+        <w:jc w:val="both"/>
+        <w:rPr>
+          <w:rFonts w:ascii="Arial Narrow" w:eastAsia="Arial Narrow" w:hAnsi="Arial Narrow" w:cs="Arial"/>
+          <w:sz w:val="16"/>
+          <w:szCs w:val="16"/>
+        </w:rPr>
+      </w:pPr>
+      <w:r>
+        <w:rPr>
+          <w:rFonts w:ascii="Arial Narrow" w:eastAsia="Arial Narrow" w:hAnsi="Arial Narrow" w:cs="Arial"/>
+          <w:sz w:val="16"/>
+          <w:szCs w:val="16"/>
+        </w:rPr>
+        <w:t>115.6 El extremo de la resolución final que ordena el cumplimiento de una medida correctiva reparadora a favor del consumidor constituye título ejecutivo conforme con lo dispuesto en el artículo 688 del Código Procesal Civil, una vez que quedan consentidas o causan estado en la vía administrativa. La legitimidad para obrar en los procesos civiles de ejecución corresponde a los consumidores beneficiados con la medida correctiva reparadora.</w:t>
+      </w:r>
+    </w:p>
+    <w:p>
+      <w:pPr>
+        <w:spacing w:after="0" w:line="240" w:lineRule="auto"/>
+        <w:ind w:left="567"/>
+        <w:jc w:val="both"/>
+        <w:rPr>
+          <w:rFonts w:ascii="Arial Narrow" w:eastAsia="Arial Narrow" w:hAnsi="Arial Narrow" w:cs="Arial"/>
+          <w:sz w:val="16"/>
+          <w:szCs w:val="16"/>
+        </w:rPr>
+      </w:pPr>
+      <w:r>
+        <w:rPr>
+          <w:rFonts w:ascii="Arial Narrow" w:eastAsia="Arial Narrow" w:hAnsi="Arial Narrow" w:cs="Arial"/>
+          <w:sz w:val="16"/>
+          <w:szCs w:val="16"/>
+        </w:rPr>
+        <w:t>115.7 Las medidas correctivas reparadoras como mandatos dirigidos a resarcir las consecuencias patrimoniales directas e inmediatas originadas por la infracción buscan corregir la conducta infractora y no tienen naturaleza indemnizatoria; son dictadas sin perjuicio de la indemnización por los daños y perjuicios que el consumidor puede solicitar en la vía judicial o arbitral correspondiente. No obstante, se descuenta de la indemnización patrimonial aquella satisfacción patrimonial deducible que el consumidor haya recibido a consecuencia del dictado de una medida correctiva reparadora en sede administrativa.</w:t>
+      </w:r>
+    </w:p>
+    <w:p>
+      <w:pPr>
+        <w:spacing w:after="0" w:line="240" w:lineRule="auto"/>
+        <w:ind w:left="567"/>
+        <w:jc w:val="both"/>
+        <w:rPr>
+          <w:rFonts w:ascii="Arial Narrow" w:eastAsia="Arial Narrow" w:hAnsi="Arial Narrow" w:cs="Arial"/>
+          <w:sz w:val="16"/>
+          <w:szCs w:val="16"/>
+        </w:rPr>
+      </w:pPr>
+    </w:p>
+    <w:p>
+      <w:pPr>
+        <w:spacing w:after="0" w:line="240" w:lineRule="auto"/>
+        <w:ind w:left="567"/>
+        <w:jc w:val="both"/>
+        <w:rPr>
+          <w:rFonts w:ascii="Arial Narrow" w:eastAsia="Arial Narrow" w:hAnsi="Arial Narrow" w:cs="Arial"/>
+          <w:b/>
+          <w:bCs/>
+          <w:sz w:val="16"/>
+          <w:szCs w:val="16"/>
+        </w:rPr>
+      </w:pPr>
+      <w:r>
+        <w:rPr>
+          <w:rFonts w:ascii="Arial Narrow" w:eastAsia="Arial Narrow" w:hAnsi="Arial Narrow" w:cs="Arial"/>
+          <w:b/>
+          <w:bCs/>
+          <w:sz w:val="16"/>
+          <w:szCs w:val="16"/>
+        </w:rPr>
+        <w:t>Artículo 116.- Medidas correctivas complementarias</w:t>
+      </w:r>
+    </w:p>
+    <w:p>
+      <w:pPr>
+        <w:spacing w:after="0" w:line="240" w:lineRule="auto"/>
+        <w:ind w:left="567"/>
+        <w:jc w:val="both"/>
+        <w:rPr>
+          <w:rFonts w:ascii="Arial Narrow" w:eastAsia="Arial Narrow" w:hAnsi="Arial Narrow" w:cs="Arial"/>
+          <w:sz w:val="16"/>
+          <w:szCs w:val="16"/>
+        </w:rPr>
+      </w:pPr>
+      <w:r>
+        <w:rPr>
+          <w:rFonts w:ascii="Arial Narrow" w:eastAsia="Arial Narrow" w:hAnsi="Arial Narrow" w:cs="Arial"/>
+          <w:sz w:val="16"/>
+          <w:szCs w:val="16"/>
+        </w:rPr>
+        <w:t xml:space="preserve">Las medidas correctivas complementarias tienen el objeto de revertir los efectos de la conducta infractora o evitar que esta se produzca nuevamente en el futuro y pueden ser, entre otras, las siguientes: </w:t>
+      </w:r>
+    </w:p>
+    <w:p>
+      <w:pPr>
+        <w:spacing w:after="0" w:line="240" w:lineRule="auto"/>
+        <w:ind w:left="567"/>
+        <w:jc w:val="both"/>
+        <w:rPr>
+          <w:rFonts w:ascii="Arial Narrow" w:eastAsia="Arial Narrow" w:hAnsi="Arial Narrow" w:cs="Arial"/>
+          <w:sz w:val="16"/>
+          <w:szCs w:val="16"/>
+        </w:rPr>
+      </w:pPr>
+      <w:r>
+        <w:rPr>
+          <w:rFonts w:ascii="Arial Narrow" w:eastAsia="Arial Narrow" w:hAnsi="Arial Narrow" w:cs="Arial"/>
+          <w:sz w:val="16"/>
+          <w:szCs w:val="16"/>
+        </w:rPr>
+        <w:t xml:space="preserve">a. Que el proveedor cumpla con atender la solicitud de información requerida por el consumidor, siempre que dicho requerimiento guarde relación con el producto adquirido o servicio contratado. </w:t>
+      </w:r>
+    </w:p>
+    <w:p>
+      <w:pPr>
+        <w:spacing w:after="0" w:line="240" w:lineRule="auto"/>
+        <w:ind w:left="567"/>
+        <w:jc w:val="both"/>
+        <w:rPr>
+          <w:rFonts w:ascii="Arial Narrow" w:eastAsia="Arial Narrow" w:hAnsi="Arial Narrow" w:cs="Arial"/>
+          <w:sz w:val="16"/>
+          <w:szCs w:val="16"/>
+        </w:rPr>
+      </w:pPr>
+      <w:r>
+        <w:rPr>
+          <w:rFonts w:ascii="Arial Narrow" w:eastAsia="Arial Narrow" w:hAnsi="Arial Narrow" w:cs="Arial"/>
+          <w:sz w:val="16"/>
+          <w:szCs w:val="16"/>
+        </w:rPr>
+        <w:t xml:space="preserve">b. Declarar inexigibles las cláusulas que han sido identificadas como abusivas en el procedimiento. </w:t>
+      </w:r>
+    </w:p>
+    <w:p>
+      <w:pPr>
+        <w:spacing w:after="0" w:line="240" w:lineRule="auto"/>
+        <w:ind w:left="567"/>
+        <w:jc w:val="both"/>
+        <w:rPr>
+          <w:rFonts w:ascii="Arial Narrow" w:eastAsia="Arial Narrow" w:hAnsi="Arial Narrow" w:cs="Arial"/>
+          <w:sz w:val="16"/>
+          <w:szCs w:val="16"/>
+        </w:rPr>
+      </w:pPr>
+      <w:r>
+        <w:rPr>
+          <w:rFonts w:ascii="Arial Narrow" w:eastAsia="Arial Narrow" w:hAnsi="Arial Narrow" w:cs="Arial"/>
+          <w:sz w:val="16"/>
+          <w:szCs w:val="16"/>
+        </w:rPr>
+        <w:t xml:space="preserve">c. El decomiso y destrucción de la mercadería, envases, envolturas o etiquetas. </w:t>
+      </w:r>
+    </w:p>
+    <w:p>
+      <w:pPr>
+        <w:spacing w:after="0" w:line="240" w:lineRule="auto"/>
+        <w:ind w:left="567"/>
+        <w:jc w:val="both"/>
+        <w:rPr>
+          <w:rFonts w:ascii="Arial Narrow" w:eastAsia="Arial Narrow" w:hAnsi="Arial Narrow" w:cs="Arial"/>
+          <w:sz w:val="16"/>
+          <w:szCs w:val="16"/>
+        </w:rPr>
+      </w:pPr>
+      <w:r>
+        <w:rPr>
+          <w:rFonts w:ascii="Arial Narrow" w:eastAsia="Arial Narrow" w:hAnsi="Arial Narrow" w:cs="Arial"/>
+          <w:sz w:val="16"/>
+          <w:szCs w:val="16"/>
+        </w:rPr>
+        <w:t xml:space="preserve">d. En caso de infracciones muy graves y de reincidencia o </w:t>
+      </w:r>
+      <w:proofErr w:type="spellStart"/>
+      <w:r>
+        <w:rPr>
+          <w:rFonts w:ascii="Arial Narrow" w:eastAsia="Arial Narrow" w:hAnsi="Arial Narrow" w:cs="Arial"/>
+          <w:sz w:val="16"/>
+          <w:szCs w:val="16"/>
+        </w:rPr>
+        <w:t>reiterancia</w:t>
+      </w:r>
+      <w:proofErr w:type="spellEnd"/>
+      <w:r>
+        <w:rPr>
+          <w:rFonts w:ascii="Arial Narrow" w:eastAsia="Arial Narrow" w:hAnsi="Arial Narrow" w:cs="Arial"/>
+          <w:sz w:val="16"/>
+          <w:szCs w:val="16"/>
+        </w:rPr>
+        <w:t xml:space="preserve">: </w:t>
+      </w:r>
+    </w:p>
+    <w:p>
+      <w:pPr>
+        <w:spacing w:after="0" w:line="240" w:lineRule="auto"/>
+        <w:ind w:left="567"/>
+        <w:jc w:val="both"/>
+        <w:rPr>
+          <w:rFonts w:ascii="Arial Narrow" w:eastAsia="Arial Narrow" w:hAnsi="Arial Narrow" w:cs="Arial"/>
+          <w:sz w:val="16"/>
+          <w:szCs w:val="16"/>
+        </w:rPr>
+      </w:pPr>
+      <w:r>
+        <w:rPr>
+          <w:rFonts w:ascii="Arial Narrow" w:eastAsia="Arial Narrow" w:hAnsi="Arial Narrow" w:cs="Arial"/>
+          <w:sz w:val="16"/>
+          <w:szCs w:val="16"/>
+        </w:rPr>
+        <w:t xml:space="preserve">(i) Solicitar a la autoridad correspondiente la clausura temporal del establecimiento industrial, comercial o de servicios por un plazo máximo de seis (6) meses. </w:t>
+      </w:r>
+    </w:p>
+    <w:p>
+      <w:pPr>
+        <w:spacing w:after="0" w:line="240" w:lineRule="auto"/>
+        <w:ind w:left="567"/>
+        <w:jc w:val="both"/>
+        <w:rPr>
+          <w:rFonts w:ascii="Arial Narrow" w:eastAsia="Arial Narrow" w:hAnsi="Arial Narrow" w:cs="Arial"/>
+          <w:sz w:val="16"/>
+          <w:szCs w:val="16"/>
+        </w:rPr>
+      </w:pPr>
+      <w:r>
+        <w:rPr>
+          <w:rFonts w:ascii="Arial Narrow" w:eastAsia="Arial Narrow" w:hAnsi="Arial Narrow" w:cs="Arial"/>
+          <w:sz w:val="16"/>
+          <w:szCs w:val="16"/>
+        </w:rPr>
+        <w:t>(</w:t>
+      </w:r>
+      <w:proofErr w:type="spellStart"/>
+      <w:r>
+        <w:rPr>
+          <w:rFonts w:ascii="Arial Narrow" w:eastAsia="Arial Narrow" w:hAnsi="Arial Narrow" w:cs="Arial"/>
+          <w:sz w:val="16"/>
+          <w:szCs w:val="16"/>
+        </w:rPr>
+        <w:t>ii</w:t>
+      </w:r>
+      <w:proofErr w:type="spellEnd"/>
+      <w:r>
+        <w:rPr>
+          <w:rFonts w:ascii="Arial Narrow" w:eastAsia="Arial Narrow" w:hAnsi="Arial Narrow" w:cs="Arial"/>
+          <w:sz w:val="16"/>
+          <w:szCs w:val="16"/>
+        </w:rPr>
+        <w:t xml:space="preserve">) Solicitar a la autoridad competente la inhabilitación, temporal o permanente, del proveedor en función de los alcances de la infracción sancionada. </w:t>
+      </w:r>
+    </w:p>
+    <w:p>
+      <w:pPr>
+        <w:spacing w:after="0" w:line="240" w:lineRule="auto"/>
+        <w:ind w:left="567"/>
+        <w:jc w:val="both"/>
+        <w:rPr>
+          <w:rFonts w:ascii="Arial Narrow" w:eastAsia="Arial Narrow" w:hAnsi="Arial Narrow" w:cs="Arial"/>
+          <w:sz w:val="16"/>
+          <w:szCs w:val="16"/>
+        </w:rPr>
+      </w:pPr>
+      <w:r>
+        <w:rPr>
+          <w:rFonts w:ascii="Arial Narrow" w:eastAsia="Arial Narrow" w:hAnsi="Arial Narrow" w:cs="Arial"/>
+          <w:sz w:val="16"/>
+          <w:szCs w:val="16"/>
+        </w:rPr>
+        <w:t xml:space="preserve">e. Publicación de avisos </w:t>
+      </w:r>
+      <w:proofErr w:type="spellStart"/>
+      <w:r>
+        <w:rPr>
+          <w:rFonts w:ascii="Arial Narrow" w:eastAsia="Arial Narrow" w:hAnsi="Arial Narrow" w:cs="Arial"/>
+          <w:sz w:val="16"/>
+          <w:szCs w:val="16"/>
+        </w:rPr>
+        <w:t>rectificatorios</w:t>
+      </w:r>
+      <w:proofErr w:type="spellEnd"/>
+      <w:r>
+        <w:rPr>
+          <w:rFonts w:ascii="Arial Narrow" w:eastAsia="Arial Narrow" w:hAnsi="Arial Narrow" w:cs="Arial"/>
+          <w:sz w:val="16"/>
+          <w:szCs w:val="16"/>
+        </w:rPr>
+        <w:t xml:space="preserve"> o informativos en la forma que determine el Indecopi, tomando en consideración los medios que resulten idóneos para revertir los efectos que el acto objeto de sanción ha ocasionado. </w:t>
+      </w:r>
+    </w:p>
+    <w:p>
+      <w:pPr>
+        <w:spacing w:after="0" w:line="240" w:lineRule="auto"/>
+        <w:ind w:left="567"/>
+        <w:jc w:val="both"/>
+        <w:rPr>
+          <w:rFonts w:ascii="Arial Narrow" w:eastAsia="Arial Narrow" w:hAnsi="Arial Narrow" w:cs="Arial"/>
+          <w:sz w:val="16"/>
+          <w:szCs w:val="16"/>
+        </w:rPr>
+      </w:pPr>
+      <w:r>
+        <w:rPr>
+          <w:rFonts w:ascii="Arial Narrow" w:eastAsia="Arial Narrow" w:hAnsi="Arial Narrow" w:cs="Arial"/>
+          <w:sz w:val="16"/>
+          <w:szCs w:val="16"/>
+        </w:rPr>
+        <w:t xml:space="preserve">f. Cualquier otra medida correctiva que tenga el objeto de revertir los efectos de la conducta infractora o evitar que esta se produzca nuevamente en el futuro. </w:t>
+      </w:r>
+    </w:p>
+    <w:p>
+      <w:pPr>
+        <w:spacing w:after="0" w:line="240" w:lineRule="auto"/>
+        <w:ind w:left="567"/>
+        <w:jc w:val="both"/>
+        <w:rPr>
+          <w:rFonts w:ascii="Arial Narrow" w:eastAsia="Arial Narrow" w:hAnsi="Arial Narrow" w:cs="Arial"/>
+          <w:sz w:val="16"/>
+          <w:szCs w:val="16"/>
+        </w:rPr>
+      </w:pPr>
+      <w:r>
+        <w:rPr>
+          <w:rFonts w:ascii="Arial Narrow" w:eastAsia="Arial Narrow" w:hAnsi="Arial Narrow" w:cs="Arial"/>
+          <w:sz w:val="16"/>
+          <w:szCs w:val="16"/>
+        </w:rPr>
+        <w:t>El Indecopi está facultado para solicitar a la autoridad municipal y policial el apoyo respectivo para la ejecución de las medidas correctivas complementarias correspondientes.</w:t>
+      </w:r>
+    </w:p>
+    <w:p>
+      <w:pPr>
+        <w:spacing w:after="0" w:line="240" w:lineRule="auto"/>
+        <w:ind w:left="567"/>
+        <w:jc w:val="both"/>
+        <w:rPr>
+          <w:rFonts w:ascii="Arial Narrow" w:eastAsia="Arial Narrow" w:hAnsi="Arial Narrow" w:cs="Arial"/>
+          <w:sz w:val="16"/>
+          <w:szCs w:val="16"/>
+        </w:rPr>
+      </w:pPr>
+    </w:p>
+  </w:footnote>
+  <w:footnote w:id="10">
+    <w:p>
+      <w:pPr>
+        <w:pStyle w:val="Textonotapie"/>
+        <w:tabs>
+          <w:tab w:val="left" w:pos="567"/>
+        </w:tabs>
+        <w:ind w:left="567" w:hanging="567"/>
+        <w:jc w:val="both"/>
+        <w:rPr>
+          <w:rFonts w:ascii="Arial Narrow" w:hAnsi="Arial Narrow" w:cs="Arial"/>
+          <w:b/>
+          <w:sz w:val="16"/>
+          <w:szCs w:val="16"/>
+        </w:rPr>
+      </w:pPr>
+      <w:r>
+        <w:rPr>
+          <w:rStyle w:val="Refdenotaalpie"/>
+          <w:rFonts w:ascii="Arial Narrow" w:hAnsi="Arial Narrow" w:cs="Arial"/>
+          <w:sz w:val="16"/>
+          <w:szCs w:val="16"/>
+          <w:vertAlign w:val="superscript"/>
+        </w:rPr>
+        <w:footnoteRef/>
+      </w:r>
+      <w:r>
+        <w:rPr>
+          <w:rFonts w:ascii="Arial Narrow" w:hAnsi="Arial Narrow" w:cs="Arial"/>
+          <w:sz w:val="16"/>
+          <w:szCs w:val="16"/>
+        </w:rPr>
+        <w:t xml:space="preserve"> </w:t>
+      </w:r>
+      <w:r>
+        <w:rPr>
+          <w:rFonts w:ascii="Arial Narrow" w:hAnsi="Arial Narrow" w:cs="Arial"/>
+          <w:sz w:val="16"/>
+          <w:szCs w:val="16"/>
+        </w:rPr>
+        <w:tab/>
+      </w:r>
+      <w:r>
+        <w:rPr>
+          <w:rFonts w:ascii="Arial Narrow" w:eastAsia="Arial Narrow" w:hAnsi="Arial Narrow" w:cs="Arial"/>
+          <w:b/>
+          <w:sz w:val="16"/>
+          <w:szCs w:val="16"/>
+        </w:rPr>
+        <w:t>LEY 29571, CÓDIGO DE PROTECCIÓN Y DEFENSA DEL CONSUMIDOR</w:t>
+      </w:r>
+      <w:r>
+        <w:rPr>
+          <w:rFonts w:ascii="Arial Narrow" w:hAnsi="Arial Narrow" w:cs="Arial"/>
+          <w:b/>
+          <w:bCs/>
+          <w:sz w:val="16"/>
+          <w:szCs w:val="16"/>
+        </w:rPr>
+        <w:t xml:space="preserve">, </w:t>
+      </w:r>
+      <w:r>
+        <w:rPr>
+          <w:rFonts w:ascii="Arial Narrow" w:hAnsi="Arial Narrow" w:cs="Arial"/>
+          <w:b/>
+          <w:sz w:val="16"/>
+          <w:szCs w:val="16"/>
+        </w:rPr>
+        <w:t>publicado el 2 de setiembre de 2010 y modificado por Decreto Legislativo 1308</w:t>
+      </w:r>
+    </w:p>
+    <w:p>
+      <w:pPr>
+        <w:pStyle w:val="Textonotapie"/>
+        <w:tabs>
+          <w:tab w:val="left" w:pos="567"/>
+        </w:tabs>
+        <w:jc w:val="both"/>
+        <w:rPr>
+          <w:rFonts w:ascii="Arial Narrow" w:eastAsia="Arial Narrow" w:hAnsi="Arial Narrow" w:cs="Arial"/>
+          <w:b/>
+          <w:sz w:val="16"/>
+          <w:szCs w:val="16"/>
+        </w:rPr>
+      </w:pPr>
+      <w:r>
+        <w:rPr>
+          <w:rFonts w:ascii="Arial Narrow" w:eastAsia="Arial Narrow" w:hAnsi="Arial Narrow" w:cs="Arial"/>
+          <w:b/>
+          <w:sz w:val="16"/>
+          <w:szCs w:val="16"/>
+        </w:rPr>
+        <w:tab/>
+        <w:t>Artículo 112.- Criterios de graduación de las sanciones administrativas</w:t>
+      </w:r>
+    </w:p>
+    <w:p>
+      <w:pPr>
+        <w:pStyle w:val="Textonotapie"/>
+        <w:tabs>
+          <w:tab w:val="left" w:pos="567"/>
+        </w:tabs>
+        <w:jc w:val="both"/>
+        <w:rPr>
+          <w:rFonts w:ascii="Arial Narrow" w:eastAsia="Arial Narrow" w:hAnsi="Arial Narrow" w:cs="Arial"/>
+          <w:sz w:val="16"/>
+          <w:szCs w:val="16"/>
+        </w:rPr>
+      </w:pPr>
+      <w:r>
+        <w:rPr>
+          <w:rFonts w:ascii="Arial Narrow" w:eastAsia="Arial Narrow" w:hAnsi="Arial Narrow" w:cs="Arial"/>
+          <w:sz w:val="16"/>
+          <w:szCs w:val="16"/>
+        </w:rPr>
+        <w:tab/>
+        <w:t>(…)</w:t>
+      </w:r>
+    </w:p>
+    <w:p>
+      <w:pPr>
+        <w:pStyle w:val="Textonotapie"/>
+        <w:tabs>
+          <w:tab w:val="left" w:pos="567"/>
+        </w:tabs>
+        <w:jc w:val="both"/>
+        <w:rPr>
+          <w:rFonts w:ascii="Arial Narrow" w:eastAsia="Arial Narrow" w:hAnsi="Arial Narrow" w:cs="Arial"/>
+          <w:sz w:val="16"/>
+          <w:szCs w:val="16"/>
+        </w:rPr>
+      </w:pPr>
+      <w:r>
+        <w:rPr>
+          <w:rFonts w:ascii="Arial Narrow" w:eastAsia="Arial Narrow" w:hAnsi="Arial Narrow" w:cs="Arial"/>
+          <w:sz w:val="16"/>
+          <w:szCs w:val="16"/>
+        </w:rPr>
+        <w:tab/>
+        <w:t>Se consideran circunstancias atenuantes especiales, las siguientes:</w:t>
+      </w:r>
+    </w:p>
+    <w:p>
+      <w:pPr>
+        <w:pStyle w:val="Textonotapie"/>
+        <w:tabs>
+          <w:tab w:val="left" w:pos="567"/>
+        </w:tabs>
+        <w:jc w:val="both"/>
+        <w:rPr>
+          <w:rFonts w:ascii="Arial Narrow" w:eastAsia="Arial Narrow" w:hAnsi="Arial Narrow" w:cs="Arial"/>
+          <w:sz w:val="16"/>
+          <w:szCs w:val="16"/>
+        </w:rPr>
+      </w:pPr>
+      <w:r>
+        <w:rPr>
+          <w:rFonts w:ascii="Arial Narrow" w:eastAsia="Arial Narrow" w:hAnsi="Arial Narrow" w:cs="Arial"/>
+          <w:sz w:val="16"/>
+          <w:szCs w:val="16"/>
+        </w:rPr>
+        <w:tab/>
+        <w:t>(…)</w:t>
+      </w:r>
+    </w:p>
+    <w:p>
+      <w:pPr>
+        <w:pStyle w:val="Textonotapie"/>
+        <w:tabs>
+          <w:tab w:val="left" w:pos="567"/>
+        </w:tabs>
+        <w:ind w:left="567"/>
+        <w:jc w:val="both"/>
+        <w:rPr>
+          <w:rFonts w:ascii="Arial Narrow" w:eastAsia="Arial Narrow" w:hAnsi="Arial Narrow" w:cs="Arial"/>
+          <w:sz w:val="16"/>
+          <w:szCs w:val="16"/>
+        </w:rPr>
+      </w:pPr>
+      <w:r>
+        <w:rPr>
+          <w:rFonts w:ascii="Arial Narrow" w:eastAsia="Arial Narrow" w:hAnsi="Arial Narrow" w:cs="Arial"/>
+          <w:sz w:val="16"/>
+          <w:szCs w:val="16"/>
+        </w:rPr>
+        <w:t xml:space="preserve">3. En los procedimientos de oficio promovidos por una denuncia de parte, cuando el proveedor se allana a la denuncia presentada o reconoce las pretensiones en ella contenidas, se da por concluido el procedimiento </w:t>
+      </w:r>
+      <w:proofErr w:type="spellStart"/>
+      <w:r>
+        <w:rPr>
+          <w:rFonts w:ascii="Arial Narrow" w:eastAsia="Arial Narrow" w:hAnsi="Arial Narrow" w:cs="Arial"/>
+          <w:sz w:val="16"/>
+          <w:szCs w:val="16"/>
+        </w:rPr>
+        <w:t>liminarmente</w:t>
+      </w:r>
+      <w:proofErr w:type="spellEnd"/>
+      <w:r>
+        <w:rPr>
+          <w:rFonts w:ascii="Arial Narrow" w:eastAsia="Arial Narrow" w:hAnsi="Arial Narrow" w:cs="Arial"/>
+          <w:sz w:val="16"/>
+          <w:szCs w:val="16"/>
+        </w:rPr>
+        <w:t>, pudiendo imponerse una amonestación si el allanamiento o reconocimiento se realiza con la presentación de los descargos; caso contrario la sanción a imponer será pecuniaria. En aquellos casos en que el allanamiento o reconocimiento verse sobre controversias referidas a actos de discriminación, actos contrarios a la vida y a la salud y sustancias peligrosas, se considera como un atenuante pero la sanción a imponer será pecuniaria. En todos los supuestos de allanamiento y reconocimiento formulados con la presentación de los descargos, se exonera al denunciado del pago de los costos del procedimiento, pero no de las costas.</w:t>
+      </w:r>
+    </w:p>
+    <w:p>
+      <w:pPr>
+        <w:pStyle w:val="Textonotapie"/>
+        <w:jc w:val="both"/>
+        <w:rPr>
+          <w:rFonts w:ascii="Arial Narrow" w:hAnsi="Arial Narrow" w:cs="Arial"/>
+          <w:sz w:val="16"/>
+          <w:szCs w:val="16"/>
+        </w:rPr>
+      </w:pPr>
+    </w:p>
+  </w:footnote>
+  <w:footnote w:id="11">
+    <w:p>
+      <w:pPr>
+        <w:pStyle w:val="Textonotapie"/>
+        <w:tabs>
+          <w:tab w:val="left" w:pos="567"/>
+        </w:tabs>
+        <w:ind w:left="567" w:hanging="567"/>
+        <w:jc w:val="both"/>
+        <w:rPr>
+          <w:rFonts w:ascii="Arial Narrow" w:eastAsia="Arial Narrow" w:hAnsi="Arial Narrow" w:cs="Arial"/>
+          <w:b/>
+          <w:sz w:val="16"/>
+          <w:szCs w:val="16"/>
+        </w:rPr>
+      </w:pPr>
+      <w:r>
+        <w:rPr>
+          <w:rStyle w:val="Refdenotaalpie"/>
+          <w:rFonts w:ascii="Arial Narrow" w:hAnsi="Arial Narrow" w:cs="Arial"/>
+          <w:sz w:val="16"/>
+          <w:szCs w:val="16"/>
+          <w:vertAlign w:val="superscript"/>
+        </w:rPr>
+        <w:footnoteRef/>
+      </w:r>
+      <w:r>
+        <w:rPr>
+          <w:rFonts w:ascii="Arial Narrow" w:hAnsi="Arial Narrow" w:cs="Arial"/>
+          <w:sz w:val="16"/>
+          <w:szCs w:val="16"/>
+        </w:rPr>
+        <w:t xml:space="preserve"> </w:t>
+      </w:r>
+      <w:r>
+        <w:rPr>
+          <w:rFonts w:ascii="Arial Narrow" w:hAnsi="Arial Narrow" w:cs="Arial"/>
+          <w:sz w:val="16"/>
+          <w:szCs w:val="16"/>
+        </w:rPr>
+        <w:tab/>
+      </w:r>
+      <w:r>
+        <w:rPr>
+          <w:rFonts w:ascii="Arial Narrow" w:eastAsia="Arial Narrow" w:hAnsi="Arial Narrow" w:cs="Arial"/>
+          <w:b/>
+          <w:sz w:val="16"/>
+          <w:szCs w:val="16"/>
+        </w:rPr>
+        <w:t>LEY SOBRE FACULTADES, NORMAS Y ORGANIZACIÓN DEL INDECOPI, aprobada por Decreto Legislativo 807</w:t>
+      </w:r>
+    </w:p>
+    <w:p>
+      <w:pPr>
+        <w:pStyle w:val="Textonotapie"/>
+        <w:tabs>
+          <w:tab w:val="left" w:pos="567"/>
+        </w:tabs>
+        <w:ind w:left="567" w:hanging="567"/>
+        <w:jc w:val="both"/>
+        <w:rPr>
+          <w:rFonts w:ascii="Arial Narrow" w:eastAsia="Arial Narrow" w:hAnsi="Arial Narrow" w:cs="Arial"/>
+          <w:bCs/>
+          <w:sz w:val="16"/>
+          <w:szCs w:val="16"/>
+        </w:rPr>
+      </w:pPr>
+      <w:r>
+        <w:rPr>
+          <w:rFonts w:ascii="Arial Narrow" w:eastAsia="Arial Narrow" w:hAnsi="Arial Narrow" w:cs="Arial"/>
+          <w:b/>
+          <w:sz w:val="16"/>
+          <w:szCs w:val="16"/>
+        </w:rPr>
+        <w:tab/>
+      </w:r>
+      <w:r>
+        <w:rPr>
+          <w:rFonts w:ascii="Arial Narrow" w:hAnsi="Arial Narrow" w:cs="Arial"/>
+          <w:b/>
+          <w:sz w:val="16"/>
+          <w:szCs w:val="16"/>
+        </w:rPr>
+        <w:t xml:space="preserve">Artículo 39.- </w:t>
+      </w:r>
+      <w:r>
+        <w:rPr>
+          <w:rFonts w:ascii="Arial Narrow" w:hAnsi="Arial Narrow" w:cs="Arial"/>
+          <w:bCs/>
+          <w:sz w:val="16"/>
+          <w:szCs w:val="16"/>
+        </w:rPr>
+        <w:t>Los gastos por los peritajes realizados, actuación de pruebas, inspecciones y otros derivados de la tramitación del proceso serán de cargo de la parte que solicita la prueba, salvo pacto en contrario. En todos los casos, la resolución final determinará si los gastos deben ser asumidos por alguna de las partes, o reembolsados a la otra parte o al Indecopi, según sea el caso, de manera adicional a la sanción que haya podido imponerse.</w:t>
+      </w:r>
+    </w:p>
+    <w:p>
+      <w:pPr>
+        <w:pStyle w:val="Textonotapie"/>
+        <w:jc w:val="both"/>
+        <w:rPr>
+          <w:rFonts w:ascii="Arial Narrow" w:hAnsi="Arial Narrow" w:cs="Arial"/>
+          <w:sz w:val="16"/>
+          <w:szCs w:val="16"/>
+        </w:rPr>
+      </w:pPr>
+    </w:p>
+  </w:footnote>
+  <w:footnote w:id="12">
+    <w:p>
+      <w:pPr>
+        <w:autoSpaceDE w:val="0"/>
+        <w:autoSpaceDN w:val="0"/>
+        <w:adjustRightInd w:val="0"/>
+        <w:spacing w:after="0" w:line="240" w:lineRule="auto"/>
+        <w:ind w:left="567" w:hanging="567"/>
+        <w:jc w:val="both"/>
+        <w:rPr>
+          <w:rFonts w:ascii="Arial Narrow" w:hAnsi="Arial Narrow" w:cs="Arial"/>
+          <w:b/>
+          <w:bCs/>
+          <w:sz w:val="16"/>
+          <w:szCs w:val="16"/>
+        </w:rPr>
+      </w:pPr>
+      <w:r>
+        <w:rPr>
+          <w:rStyle w:val="Refdenotaalpie"/>
+          <w:rFonts w:ascii="Arial Narrow" w:hAnsi="Arial Narrow" w:cs="Arial"/>
+          <w:b/>
+          <w:bCs/>
+          <w:sz w:val="16"/>
+          <w:szCs w:val="16"/>
+          <w:vertAlign w:val="superscript"/>
+        </w:rPr>
+        <w:footnoteRef/>
+      </w:r>
+      <w:r>
+        <w:rPr>
+          <w:rFonts w:ascii="Arial Narrow" w:hAnsi="Arial Narrow" w:cs="Arial"/>
+          <w:b/>
+          <w:bCs/>
+          <w:sz w:val="16"/>
+          <w:szCs w:val="16"/>
+        </w:rPr>
+        <w:t xml:space="preserve"> </w:t>
+      </w:r>
+      <w:r>
+        <w:rPr>
+          <w:rFonts w:ascii="Arial Narrow" w:hAnsi="Arial Narrow" w:cs="Arial"/>
+          <w:b/>
+          <w:bCs/>
+          <w:sz w:val="16"/>
+          <w:szCs w:val="16"/>
+        </w:rPr>
+        <w:tab/>
+        <w:t xml:space="preserve">DECRETO LEGISLATIVO </w:t>
+      </w:r>
+      <w:proofErr w:type="spellStart"/>
+      <w:r>
+        <w:rPr>
+          <w:rFonts w:ascii="Arial Narrow" w:hAnsi="Arial Narrow" w:cs="Arial"/>
+          <w:b/>
+          <w:bCs/>
+          <w:sz w:val="16"/>
+          <w:szCs w:val="16"/>
+        </w:rPr>
+        <w:t/>
+      </w:r>
+      <w:proofErr w:type="spellEnd"/>
+      <w:r>
+        <w:rPr>
+          <w:rFonts w:ascii="Arial Narrow" w:hAnsi="Arial Narrow" w:cs="Arial"/>
+          <w:b/>
+          <w:bCs/>
+          <w:sz w:val="16"/>
+          <w:szCs w:val="16"/>
+        </w:rPr>
+        <w:t xml:space="preserve"> 807, LEY SOBRE FACULTADES, NORMAS Y ORGANIZACIÓN DEL INDECOPI FACULTADES DE LAS COMISIONES Y OFICINAS DEL INDECOPI.</w:t>
+      </w:r>
+    </w:p>
+    <w:p>
+      <w:pPr>
+        <w:pStyle w:val="NormalWeb"/>
+        <w:spacing w:after="0" w:line="240" w:lineRule="auto"/>
+        <w:ind w:left="567"/>
+        <w:jc w:val="both"/>
+        <w:rPr>
+          <w:rFonts w:ascii="Arial Narrow" w:hAnsi="Arial Narrow" w:cs="Arial"/>
+          <w:bCs/>
+          <w:sz w:val="16"/>
+          <w:szCs w:val="16"/>
+        </w:rPr>
+      </w:pPr>
+      <w:r>
+        <w:rPr>
+          <w:rFonts w:ascii="Arial Narrow" w:hAnsi="Arial Narrow" w:cs="Arial"/>
+          <w:b/>
+          <w:sz w:val="16"/>
+          <w:szCs w:val="16"/>
+        </w:rPr>
+        <w:t xml:space="preserve">Artículo 29.- </w:t>
+      </w:r>
+      <w:r>
+        <w:rPr>
+          <w:rFonts w:ascii="Arial Narrow" w:hAnsi="Arial Narrow" w:cs="Arial"/>
+          <w:bCs/>
+          <w:sz w:val="16"/>
+          <w:szCs w:val="16"/>
+        </w:rPr>
+        <w:t xml:space="preserve">En cualquier estado del procedimiento, e incluso antes de admitirse a trámite la denuncia, el </w:t>
+      </w:r>
+      <w:proofErr w:type="gramStart"/>
+      <w:r>
+        <w:rPr>
+          <w:rFonts w:ascii="Arial Narrow" w:hAnsi="Arial Narrow" w:cs="Arial"/>
+          <w:bCs/>
+          <w:sz w:val="16"/>
+          <w:szCs w:val="16"/>
+        </w:rPr>
+        <w:t>Secretario Técnico</w:t>
+      </w:r>
+      <w:proofErr w:type="gramEnd"/>
+      <w:r>
+        <w:rPr>
+          <w:rFonts w:ascii="Arial Narrow" w:hAnsi="Arial Narrow" w:cs="Arial"/>
+          <w:bCs/>
+          <w:sz w:val="16"/>
+          <w:szCs w:val="16"/>
+        </w:rPr>
+        <w:t xml:space="preserve"> podrá citar a las partes a audiencia de conciliación. La audiencia se desarrollará ante el </w:t>
+      </w:r>
+      <w:proofErr w:type="gramStart"/>
+      <w:r>
+        <w:rPr>
+          <w:rFonts w:ascii="Arial Narrow" w:hAnsi="Arial Narrow" w:cs="Arial"/>
+          <w:bCs/>
+          <w:sz w:val="16"/>
+          <w:szCs w:val="16"/>
+        </w:rPr>
+        <w:t>Secretario Técnico</w:t>
+      </w:r>
+      <w:proofErr w:type="gramEnd"/>
+      <w:r>
+        <w:rPr>
+          <w:rFonts w:ascii="Arial Narrow" w:hAnsi="Arial Narrow" w:cs="Arial"/>
+          <w:bCs/>
+          <w:sz w:val="16"/>
+          <w:szCs w:val="16"/>
+        </w:rPr>
+        <w:t xml:space="preserve"> o ante la persona que este designe. Si ambas partes arribaran a un acuerdo respecto de la denuncia, se levantará un acta donde conste el acuerdo respectivo, el mismo que tendrá efectos de transacción extrajudicial. En cualquier caso, la Comisión podrá continuar de oficio el procedimiento, si del análisis de los hechos denunciados considera que podría estarse afectando intereses de terceros.</w:t>
+      </w:r>
+    </w:p>
+    <w:p>
+      <w:pPr>
+        <w:pStyle w:val="NormalWeb"/>
+        <w:spacing w:after="0" w:line="240" w:lineRule="auto"/>
+        <w:ind w:left="567"/>
+        <w:jc w:val="both"/>
+        <w:rPr>
+          <w:rFonts w:ascii="Arial Narrow" w:hAnsi="Arial Narrow" w:cs="Arial"/>
+          <w:sz w:val="16"/>
+          <w:szCs w:val="16"/>
+        </w:rPr>
+      </w:pPr>
+    </w:p>
+  </w:footnote>
+  <w:footnote w:id="13">
+    <w:p>
+      <w:pPr>
+        <w:pStyle w:val="Textonotapie"/>
+        <w:ind w:left="567" w:hanging="567"/>
+        <w:jc w:val="both"/>
+        <w:rPr>
+          <w:rFonts w:ascii="Arial Narrow" w:hAnsi="Arial Narrow" w:cs="Arial"/>
+          <w:sz w:val="16"/>
+          <w:szCs w:val="16"/>
+        </w:rPr>
+      </w:pPr>
+      <w:r>
+        <w:rPr>
+          <w:rStyle w:val="Refdenotaalpie"/>
+          <w:rFonts w:ascii="Arial Narrow" w:hAnsi="Arial Narrow" w:cs="Arial"/>
+          <w:sz w:val="16"/>
+          <w:szCs w:val="16"/>
+          <w:vertAlign w:val="superscript"/>
+        </w:rPr>
+        <w:footnoteRef/>
+      </w:r>
+      <w:r>
+        <w:rPr>
+          <w:rFonts w:ascii="Arial Narrow" w:hAnsi="Arial Narrow" w:cs="Arial"/>
+          <w:sz w:val="16"/>
+          <w:szCs w:val="16"/>
+        </w:rPr>
+        <w:t xml:space="preserve"> </w:t>
+      </w:r>
+      <w:r>
+        <w:rPr>
+          <w:rFonts w:ascii="Arial Narrow" w:hAnsi="Arial Narrow" w:cs="Arial"/>
+          <w:sz w:val="16"/>
+          <w:szCs w:val="16"/>
+        </w:rPr>
+        <w:tab/>
+      </w:r>
+      <w:r>
+        <w:rPr>
+          <w:rFonts w:ascii="Arial Narrow" w:eastAsia="Arial" w:hAnsi="Arial Narrow" w:cs="Arial"/>
+          <w:b/>
+          <w:sz w:val="16"/>
+          <w:szCs w:val="16"/>
+        </w:rPr>
+        <w:t>TEXTO ÚNICO ORDENADO DE LA LEY DEL PROCEDIMIENTO ADMINISTRATIVO GENERAL, aprobado mediante Decreto Supremo 006-2026-JUS y publicado el 30 de abril de 2026</w:t>
+      </w:r>
+    </w:p>
+    <w:p>
+      <w:pPr>
+        <w:pStyle w:val="Textonotapie"/>
+        <w:ind w:left="1134" w:hanging="567"/>
+        <w:jc w:val="both"/>
+        <w:rPr>
+          <w:rFonts w:ascii="Arial Narrow" w:hAnsi="Arial Narrow" w:cs="Arial"/>
+          <w:b/>
+          <w:bCs/>
+          <w:sz w:val="16"/>
+          <w:szCs w:val="16"/>
+        </w:rPr>
+      </w:pPr>
+      <w:r>
+        <w:rPr>
+          <w:rFonts w:ascii="Arial Narrow" w:hAnsi="Arial Narrow" w:cs="Arial"/>
+          <w:b/>
+          <w:bCs/>
+          <w:sz w:val="16"/>
+          <w:szCs w:val="16"/>
+        </w:rPr>
+        <w:t>Artículo 20. Modalidades de notificación|</w:t>
+      </w:r>
+    </w:p>
+    <w:p>
+      <w:pPr>
+        <w:pStyle w:val="Textonotapie"/>
+        <w:ind w:left="1134" w:hanging="567"/>
+        <w:jc w:val="both"/>
+        <w:rPr>
+          <w:rFonts w:ascii="Arial Narrow" w:hAnsi="Arial Narrow" w:cs="Arial"/>
+          <w:sz w:val="16"/>
+          <w:szCs w:val="16"/>
+        </w:rPr>
+      </w:pPr>
+      <w:r>
+        <w:rPr>
+          <w:rFonts w:ascii="Arial Narrow" w:hAnsi="Arial Narrow" w:cs="Arial"/>
+          <w:sz w:val="16"/>
+          <w:szCs w:val="16"/>
+        </w:rPr>
+        <w:t xml:space="preserve">20.4. </w:t>
+      </w:r>
+      <w:r>
+        <w:rPr>
+          <w:rFonts w:ascii="Arial Narrow" w:hAnsi="Arial Narrow" w:cs="Arial"/>
+          <w:sz w:val="16"/>
+          <w:szCs w:val="16"/>
+        </w:rPr>
+        <w:tab/>
+        <w:t>El administrado interesado o afectado por el acto que hubiera consignado en su escrito alguna dirección electrónica que conste en el expediente puede ser notificado a través de ese medio siempre que haya dado su autorización expresa para ello. Para este caso no es de aplicación el orden de prelación dispuesto en el numeral 20.1.</w:t>
+      </w:r>
+    </w:p>
+    <w:p>
+      <w:pPr>
+        <w:pStyle w:val="Textonotapie"/>
+        <w:ind w:left="1134"/>
+        <w:jc w:val="both"/>
+        <w:rPr>
+          <w:rFonts w:ascii="Arial Narrow" w:hAnsi="Arial Narrow" w:cs="Arial"/>
+          <w:sz w:val="16"/>
+          <w:szCs w:val="16"/>
+        </w:rPr>
+      </w:pPr>
+      <w:r>
+        <w:rPr>
+          <w:rFonts w:ascii="Arial Narrow" w:hAnsi="Arial Narrow" w:cs="Arial"/>
+          <w:sz w:val="16"/>
+          <w:szCs w:val="16"/>
+        </w:rPr>
+        <w:t xml:space="preserve">La notificación dirigida a la dirección de correo electrónico señalada por el administrado se entiende válidamente efectuada cuando la entidad reciba la respuesta de recepción de la dirección electrónica señalada por el administrado o esta sea generada en forma automática por una plataforma tecnológica o sistema informático que garantice que la notificación ha sido efectuada. La notificación surte efectos el día que conste haber sido recibida, conforme lo previsto en el numeral 2 del artículo 25. </w:t>
+      </w:r>
+    </w:p>
+    <w:p>
+      <w:pPr>
+        <w:pStyle w:val="Textonotapie"/>
+        <w:ind w:left="1134"/>
+        <w:jc w:val="both"/>
+        <w:rPr>
+          <w:rFonts w:ascii="Arial Narrow" w:hAnsi="Arial Narrow" w:cs="Arial"/>
+          <w:sz w:val="16"/>
+          <w:szCs w:val="16"/>
+        </w:rPr>
+      </w:pPr>
+      <w:r>
+        <w:rPr>
+          <w:rFonts w:ascii="Arial Narrow" w:hAnsi="Arial Narrow" w:cs="Arial"/>
+          <w:sz w:val="16"/>
+          <w:szCs w:val="16"/>
+        </w:rPr>
+        <w:t>En caso de no recibirse respuesta automática de recepción en un plazo máximo de dos (2) días hábiles contados desde el día siguiente de efectuado el acto de notificación vía correo electrónico, se procede a notificar por cédula conforme al inciso 20.1.1, volviéndose a computar el plazo establecido en el numeral 24.1 del artículo 24.</w:t>
+      </w:r>
+    </w:p>
+    <w:p>
+      <w:pPr>
+        <w:pStyle w:val="Textonotapie"/>
+        <w:ind w:left="1134" w:hanging="567"/>
+        <w:jc w:val="both"/>
+        <w:rPr>
+          <w:rFonts w:ascii="Arial Narrow" w:hAnsi="Arial Narrow" w:cs="Arial"/>
+          <w:sz w:val="16"/>
+          <w:szCs w:val="16"/>
+          <w:lang w:val="es-ES"/>
+        </w:rPr>
+      </w:pPr>
+    </w:p>
+  </w:footnote>
   <w:footnote w:id="7">
     <w:p>
       <w:pPr>
@@ -5836,1736 +7726,11 @@
       </w:pPr>
     </w:p>
   </w:footnote>
-  <w:footnote w:id="8">
-    <w:p>
-      <w:pPr>
-        <w:spacing w:after="0" w:line="240" w:lineRule="auto"/>
-        <w:ind w:left="567" w:hanging="567"/>
-        <w:jc w:val="both"/>
-        <w:rPr>
-          <w:rFonts w:ascii="Arial Narrow" w:hAnsi="Arial Narrow" w:cs="Arial"/>
-          <w:sz w:val="16"/>
-          <w:szCs w:val="16"/>
-        </w:rPr>
-      </w:pPr>
-      <w:r>
-        <w:rPr>
-          <w:rStyle w:val="Refdenotaalpie"/>
-          <w:rFonts w:ascii="Arial Narrow" w:hAnsi="Arial Narrow" w:cs="Arial"/>
-          <w:sz w:val="16"/>
-          <w:szCs w:val="16"/>
-          <w:vertAlign w:val="superscript"/>
-        </w:rPr>
-        <w:footnoteRef/>
-      </w:r>
-      <w:r>
-        <w:rPr>
-          <w:rFonts w:ascii="Arial Narrow" w:hAnsi="Arial Narrow" w:cs="Arial"/>
-          <w:sz w:val="16"/>
-          <w:szCs w:val="16"/>
-          <w:vertAlign w:val="superscript"/>
-        </w:rPr>
-        <w:t xml:space="preserve"> </w:t>
-      </w:r>
-      <w:r>
-        <w:rPr>
-          <w:rFonts w:ascii="Arial Narrow" w:hAnsi="Arial Narrow" w:cs="Arial"/>
-          <w:sz w:val="16"/>
-          <w:szCs w:val="16"/>
-        </w:rPr>
-        <w:t xml:space="preserve"> </w:t>
-      </w:r>
-      <w:r>
-        <w:rPr>
-          <w:rFonts w:ascii="Arial Narrow" w:hAnsi="Arial Narrow" w:cs="Arial"/>
-          <w:sz w:val="16"/>
-          <w:szCs w:val="16"/>
-        </w:rPr>
-        <w:tab/>
-      </w:r>
-      <w:r>
-        <w:rPr>
-          <w:rFonts w:ascii="Arial Narrow" w:eastAsia="Arial Narrow" w:hAnsi="Arial Narrow" w:cs="Arial"/>
-          <w:b/>
-          <w:sz w:val="16"/>
-          <w:szCs w:val="16"/>
-        </w:rPr>
-        <w:t>LEY 29571, CÓDIGO DE PROTECCIÓN Y DEFENSA DEL CONSUMIDOR</w:t>
-      </w:r>
-      <w:r>
-        <w:rPr>
-          <w:rFonts w:ascii="Arial Narrow" w:hAnsi="Arial Narrow" w:cs="Arial"/>
-          <w:b/>
-          <w:bCs/>
-          <w:sz w:val="16"/>
-          <w:szCs w:val="16"/>
-        </w:rPr>
-        <w:t xml:space="preserve">, </w:t>
-      </w:r>
-      <w:r>
-        <w:rPr>
-          <w:rFonts w:ascii="Arial Narrow" w:hAnsi="Arial Narrow" w:cs="Arial"/>
-          <w:b/>
-          <w:sz w:val="16"/>
-          <w:szCs w:val="16"/>
-        </w:rPr>
-        <w:t>publicado el 2 de setiembre de 2010 y modificado por Decreto Legislativo 1308</w:t>
-      </w:r>
-    </w:p>
-    <w:p>
-      <w:pPr>
-        <w:spacing w:after="0" w:line="240" w:lineRule="auto"/>
-        <w:ind w:left="567" w:hanging="567"/>
-        <w:jc w:val="both"/>
-        <w:rPr>
-          <w:rFonts w:ascii="Arial Narrow" w:eastAsia="Arial Narrow" w:hAnsi="Arial Narrow" w:cs="Arial"/>
-          <w:b/>
-          <w:sz w:val="16"/>
-          <w:szCs w:val="16"/>
-        </w:rPr>
-      </w:pPr>
-      <w:r>
-        <w:rPr>
-          <w:rFonts w:ascii="Arial Narrow" w:eastAsia="Arial Narrow" w:hAnsi="Arial Narrow" w:cs="Arial"/>
-          <w:b/>
-          <w:sz w:val="16"/>
-          <w:szCs w:val="16"/>
-        </w:rPr>
-        <w:tab/>
-        <w:t>Artículo 110.- Sanciones administrativas</w:t>
-      </w:r>
-    </w:p>
-    <w:p>
-      <w:pPr>
-        <w:spacing w:after="0" w:line="240" w:lineRule="auto"/>
-        <w:ind w:left="567"/>
-        <w:jc w:val="both"/>
-        <w:rPr>
-          <w:rFonts w:ascii="Arial Narrow" w:hAnsi="Arial Narrow" w:cs="Arial"/>
-          <w:sz w:val="16"/>
-          <w:szCs w:val="16"/>
-        </w:rPr>
-      </w:pPr>
-      <w:r>
-        <w:rPr>
-          <w:rFonts w:ascii="Arial Narrow" w:eastAsia="Arial Narrow" w:hAnsi="Arial Narrow" w:cs="Arial"/>
-          <w:sz w:val="16"/>
-          <w:szCs w:val="16"/>
-        </w:rPr>
-        <w:t>El órgano resolutivo puede sancionar las infracciones administrativas a que se refiere el artículo 108 con amonestación y multas de hasta cuatrocientos cincuenta (450) Unidades Impositivas Tributarias (UIT), las cuales son calificadas de la siguiente manera:</w:t>
-      </w:r>
-    </w:p>
-    <w:p>
-      <w:pPr>
-        <w:numPr>
-          <w:ilvl w:val="0"/>
-          <w:numId w:val="2"/>
-        </w:numPr>
-        <w:spacing w:after="0" w:line="240" w:lineRule="auto"/>
-        <w:ind w:left="426" w:firstLine="141"/>
-        <w:jc w:val="both"/>
-        <w:rPr>
-          <w:rFonts w:ascii="Arial Narrow" w:eastAsia="Arial Narrow" w:hAnsi="Arial Narrow" w:cs="Arial"/>
-          <w:sz w:val="16"/>
-          <w:szCs w:val="16"/>
-        </w:rPr>
-      </w:pPr>
-      <w:r>
-        <w:rPr>
-          <w:rFonts w:ascii="Arial Narrow" w:eastAsia="Arial Narrow" w:hAnsi="Arial Narrow" w:cs="Arial"/>
-          <w:sz w:val="16"/>
-          <w:szCs w:val="16"/>
-        </w:rPr>
-        <w:t>Infracciones leves, con una amonestación o con una multa de hasta cincuenta (50) UIT.</w:t>
-      </w:r>
-    </w:p>
-    <w:p>
-      <w:pPr>
-        <w:numPr>
-          <w:ilvl w:val="0"/>
-          <w:numId w:val="2"/>
-        </w:numPr>
-        <w:spacing w:after="0" w:line="240" w:lineRule="auto"/>
-        <w:ind w:left="426" w:firstLine="141"/>
-        <w:jc w:val="both"/>
-        <w:rPr>
-          <w:rFonts w:ascii="Arial Narrow" w:eastAsia="Arial Narrow" w:hAnsi="Arial Narrow" w:cs="Arial"/>
-          <w:sz w:val="16"/>
-          <w:szCs w:val="16"/>
-        </w:rPr>
-      </w:pPr>
-      <w:r>
-        <w:rPr>
-          <w:rFonts w:ascii="Arial Narrow" w:eastAsia="Arial Narrow" w:hAnsi="Arial Narrow" w:cs="Arial"/>
-          <w:sz w:val="16"/>
-          <w:szCs w:val="16"/>
-        </w:rPr>
-        <w:t>Infracciones graves, con una multa de hasta ciento cincuenta (150) UIT.</w:t>
-      </w:r>
-    </w:p>
-    <w:p>
-      <w:pPr>
-        <w:numPr>
-          <w:ilvl w:val="0"/>
-          <w:numId w:val="2"/>
-        </w:numPr>
-        <w:spacing w:after="0" w:line="240" w:lineRule="auto"/>
-        <w:ind w:left="426" w:firstLine="141"/>
-        <w:jc w:val="both"/>
-        <w:rPr>
-          <w:rFonts w:ascii="Arial Narrow" w:eastAsia="Arial Narrow" w:hAnsi="Arial Narrow" w:cs="Arial"/>
-          <w:sz w:val="16"/>
-          <w:szCs w:val="16"/>
-        </w:rPr>
-      </w:pPr>
-      <w:r>
-        <w:rPr>
-          <w:rFonts w:ascii="Arial Narrow" w:eastAsia="Arial Narrow" w:hAnsi="Arial Narrow" w:cs="Arial"/>
-          <w:sz w:val="16"/>
-          <w:szCs w:val="16"/>
-        </w:rPr>
-        <w:t>Infracciones muy graves, con una multa de hasta cuatrocientos cincuenta (450) UIT.</w:t>
-      </w:r>
-    </w:p>
-    <w:p>
-      <w:pPr>
-        <w:spacing w:after="0" w:line="240" w:lineRule="auto"/>
-        <w:ind w:left="567" w:hanging="426"/>
-        <w:jc w:val="both"/>
-        <w:rPr>
-          <w:rFonts w:ascii="Arial Narrow" w:eastAsia="Arial Narrow" w:hAnsi="Arial Narrow" w:cs="Arial"/>
-          <w:sz w:val="16"/>
-          <w:szCs w:val="16"/>
-        </w:rPr>
-      </w:pPr>
-      <w:r>
-        <w:rPr>
-          <w:rFonts w:ascii="Arial Narrow" w:eastAsia="Arial Narrow" w:hAnsi="Arial Narrow" w:cs="Arial"/>
-          <w:sz w:val="16"/>
-          <w:szCs w:val="16"/>
-        </w:rPr>
-        <w:tab/>
-        <w:t>En el caso de las microempresas, la multa no puede superar el diez por ciento (10%) de las ventas o ingresos brutos percibidos por el infractor, relativos a todas sus actividades económicas, correspondientes al ejercicio inmediato anterior al de la expedición de la resolución de primera instancia, siempre que se haya acreditado dichos ingresos, no se encuentre en una situación de reincidencia y el caso no verse sobre la vida, salud o integridad de los consumidores. Para el caso de las pequeñas empresas, la multa no puede superar el veinte por ciento (20%) de las ventas o ingresos brutos percibidos por el infractor, conforme a los requisitos señalados anteriormente.</w:t>
-      </w:r>
-    </w:p>
-    <w:p>
-      <w:pPr>
-        <w:spacing w:after="0" w:line="240" w:lineRule="auto"/>
-        <w:ind w:left="567"/>
-        <w:jc w:val="both"/>
-        <w:rPr>
-          <w:rFonts w:ascii="Arial Narrow" w:eastAsia="Arial Narrow" w:hAnsi="Arial Narrow" w:cs="Arial"/>
-          <w:sz w:val="16"/>
-          <w:szCs w:val="16"/>
-        </w:rPr>
-      </w:pPr>
-      <w:r>
-        <w:rPr>
-          <w:rFonts w:ascii="Arial Narrow" w:eastAsia="Arial Narrow" w:hAnsi="Arial Narrow" w:cs="Arial"/>
-          <w:sz w:val="16"/>
-          <w:szCs w:val="16"/>
-        </w:rPr>
-        <w:t>En caso de que el proveedor incumpla un acuerdo conciliatorio o cualquier otro acuerdo que de forma indubitable deje constancia de la manifestación de voluntad expresa de las partes de dar por culminada la controversia, o un laudo arbitral, el órgano resolutivo puede sancionar con una multa entre una (1) Unidad Impositiva Tributaria y doscientos (200) Unidades Impositivas Tributarias. Para la graduación se observan los criterios establecidos en el presente Código y supletoriamente, los criterios que establece la Ley 27444, Ley del Procedimiento Administrativo General o la norma que la sustituya o complemente.</w:t>
-      </w:r>
-    </w:p>
-    <w:p>
-      <w:pPr>
-        <w:pStyle w:val="Textonotapie"/>
-        <w:ind w:left="567"/>
-        <w:jc w:val="both"/>
-        <w:rPr>
-          <w:rFonts w:ascii="Arial Narrow" w:eastAsia="Arial Narrow" w:hAnsi="Arial Narrow" w:cs="Arial"/>
-          <w:sz w:val="16"/>
-          <w:szCs w:val="16"/>
-        </w:rPr>
-      </w:pPr>
-      <w:r>
-        <w:rPr>
-          <w:rFonts w:ascii="Arial Narrow" w:eastAsia="Arial Narrow" w:hAnsi="Arial Narrow" w:cs="Arial"/>
-          <w:sz w:val="16"/>
-          <w:szCs w:val="16"/>
-        </w:rPr>
-        <w:t>(…)</w:t>
-      </w:r>
-      <w:r>
-        <w:rPr>
-          <w:rFonts w:ascii="Arial Narrow" w:eastAsia="Arial Narrow" w:hAnsi="Arial Narrow" w:cs="Arial"/>
-          <w:sz w:val="16"/>
-          <w:szCs w:val="16"/>
-        </w:rPr>
-        <w:t>.</w:t>
-      </w:r>
-    </w:p>
-    <w:p>
-      <w:pPr>
-        <w:pStyle w:val="Textonotapie"/>
-        <w:jc w:val="both"/>
-        <w:rPr>
-          <w:rFonts w:ascii="Arial Narrow" w:hAnsi="Arial Narrow" w:cs="Arial"/>
-          <w:sz w:val="16"/>
-          <w:szCs w:val="16"/>
-        </w:rPr>
-      </w:pPr>
-    </w:p>
-  </w:footnote>
-  <w:footnote w:id="9">
-    <w:p>
-      <w:pPr>
-        <w:spacing w:after="0" w:line="240" w:lineRule="auto"/>
-        <w:ind w:left="567" w:hanging="567"/>
-        <w:jc w:val="both"/>
-        <w:rPr>
-          <w:rFonts w:ascii="Arial Narrow" w:eastAsia="Arial Narrow" w:hAnsi="Arial Narrow" w:cs="Arial"/>
-          <w:sz w:val="16"/>
-          <w:szCs w:val="16"/>
-        </w:rPr>
-      </w:pPr>
-      <w:r>
-        <w:rPr>
-          <w:rStyle w:val="Refdenotaalpie"/>
-          <w:rFonts w:ascii="Arial Narrow" w:hAnsi="Arial Narrow" w:cs="Arial"/>
-          <w:sz w:val="16"/>
-          <w:szCs w:val="16"/>
-          <w:vertAlign w:val="superscript"/>
-        </w:rPr>
-        <w:footnoteRef/>
-      </w:r>
-      <w:r>
-        <w:rPr>
-          <w:rFonts w:ascii="Arial Narrow" w:hAnsi="Arial Narrow" w:cs="Arial"/>
-          <w:sz w:val="16"/>
-          <w:szCs w:val="16"/>
-        </w:rPr>
-        <w:t xml:space="preserve"> </w:t>
-      </w:r>
-      <w:r>
-        <w:rPr>
-          <w:rFonts w:ascii="Arial Narrow" w:hAnsi="Arial Narrow" w:cs="Arial"/>
-          <w:sz w:val="16"/>
-          <w:szCs w:val="16"/>
-        </w:rPr>
-        <w:tab/>
-      </w:r>
-      <w:r>
-        <w:rPr>
-          <w:rFonts w:ascii="Arial Narrow" w:eastAsia="Arial Narrow" w:hAnsi="Arial Narrow" w:cs="Arial"/>
-          <w:b/>
-          <w:sz w:val="16"/>
-          <w:szCs w:val="16"/>
-        </w:rPr>
-        <w:t>Artículo 114.- Medidas correctivas</w:t>
-      </w:r>
-    </w:p>
-    <w:p>
-      <w:pPr>
-        <w:spacing w:after="0" w:line="240" w:lineRule="auto"/>
-        <w:ind w:left="567"/>
-        <w:jc w:val="both"/>
-        <w:rPr>
-          <w:rFonts w:ascii="Arial Narrow" w:eastAsia="Arial Narrow" w:hAnsi="Arial Narrow" w:cs="Arial"/>
-          <w:sz w:val="16"/>
-          <w:szCs w:val="16"/>
-        </w:rPr>
-      </w:pPr>
-      <w:r>
-        <w:rPr>
-          <w:rFonts w:ascii="Arial Narrow" w:eastAsia="Arial Narrow" w:hAnsi="Arial Narrow" w:cs="Arial"/>
-          <w:sz w:val="16"/>
-          <w:szCs w:val="16"/>
-        </w:rPr>
-        <w:t xml:space="preserve">Sin perjuicio de la sanción administrativa que corresponda al proveedor por una infracción al presente Código, el Indecopi puede dictar, en calidad de mandatos, medidas correctivas reparadoras y complementarias. </w:t>
-      </w:r>
-    </w:p>
-    <w:p>
-      <w:pPr>
-        <w:spacing w:after="0" w:line="240" w:lineRule="auto"/>
-        <w:ind w:left="567" w:hanging="567"/>
-        <w:jc w:val="both"/>
-        <w:rPr>
-          <w:rFonts w:ascii="Arial Narrow" w:eastAsia="Arial Narrow" w:hAnsi="Arial Narrow" w:cs="Arial"/>
-          <w:sz w:val="16"/>
-          <w:szCs w:val="16"/>
-        </w:rPr>
-      </w:pPr>
-      <w:r>
-        <w:rPr>
-          <w:rFonts w:ascii="Arial Narrow" w:eastAsia="Arial Narrow" w:hAnsi="Arial Narrow" w:cs="Arial"/>
-          <w:sz w:val="16"/>
-          <w:szCs w:val="16"/>
-        </w:rPr>
-        <w:tab/>
-        <w:t xml:space="preserve">Las medidas correctivas reparadoras pueden dictarse a pedido de parte o de oficio, siempre y cuando sean expresamente informadas sobre esa posibilidad en la notificación de cargo al proveedor por la autoridad encargada del procedimiento. </w:t>
-      </w:r>
-    </w:p>
-    <w:p>
-      <w:pPr>
-        <w:spacing w:after="0" w:line="240" w:lineRule="auto"/>
-        <w:ind w:left="567" w:hanging="567"/>
-        <w:jc w:val="both"/>
-        <w:rPr>
-          <w:rFonts w:ascii="Arial Narrow" w:eastAsia="Arial Narrow" w:hAnsi="Arial Narrow" w:cs="Arial"/>
-          <w:sz w:val="16"/>
-          <w:szCs w:val="16"/>
-        </w:rPr>
-      </w:pPr>
-      <w:r>
-        <w:rPr>
-          <w:rFonts w:ascii="Arial Narrow" w:eastAsia="Arial Narrow" w:hAnsi="Arial Narrow" w:cs="Arial"/>
-          <w:sz w:val="16"/>
-          <w:szCs w:val="16"/>
-        </w:rPr>
-        <w:tab/>
-        <w:t>Las medidas correctivas complementarias pueden dictarse de oficio o a pedido de parte.</w:t>
-      </w:r>
-    </w:p>
-    <w:p>
-      <w:pPr>
-        <w:spacing w:after="0" w:line="240" w:lineRule="auto"/>
-        <w:ind w:left="567" w:hanging="567"/>
-        <w:jc w:val="both"/>
-        <w:rPr>
-          <w:rFonts w:ascii="Arial Narrow" w:hAnsi="Arial Narrow" w:cs="Arial"/>
-          <w:sz w:val="16"/>
-          <w:szCs w:val="16"/>
-        </w:rPr>
-      </w:pPr>
-    </w:p>
-    <w:p>
-      <w:pPr>
-        <w:spacing w:after="0" w:line="240" w:lineRule="auto"/>
-        <w:ind w:left="567" w:hanging="567"/>
-        <w:jc w:val="both"/>
-        <w:rPr>
-          <w:rFonts w:ascii="Arial Narrow" w:hAnsi="Arial Narrow" w:cs="Arial"/>
-          <w:sz w:val="16"/>
-          <w:szCs w:val="16"/>
-        </w:rPr>
-      </w:pPr>
-      <w:r>
-        <w:rPr>
-          <w:rFonts w:ascii="Arial Narrow" w:eastAsia="Arial Narrow" w:hAnsi="Arial Narrow" w:cs="Arial"/>
-          <w:b/>
-          <w:sz w:val="16"/>
-          <w:szCs w:val="16"/>
-        </w:rPr>
-        <w:tab/>
-        <w:t>Artículo 115.- Medidas correctivas reparadoras</w:t>
-      </w:r>
-    </w:p>
-    <w:p>
-      <w:pPr>
-        <w:spacing w:after="0" w:line="240" w:lineRule="auto"/>
-        <w:ind w:left="567" w:hanging="283"/>
-        <w:jc w:val="both"/>
-        <w:rPr>
-          <w:rFonts w:ascii="Arial Narrow" w:eastAsia="Arial Narrow" w:hAnsi="Arial Narrow" w:cs="Arial"/>
-          <w:sz w:val="16"/>
-          <w:szCs w:val="16"/>
-        </w:rPr>
-      </w:pPr>
-      <w:r>
-        <w:rPr>
-          <w:rFonts w:ascii="Arial Narrow" w:eastAsia="Arial Narrow" w:hAnsi="Arial Narrow" w:cs="Arial"/>
-          <w:sz w:val="16"/>
-          <w:szCs w:val="16"/>
-        </w:rPr>
-        <w:tab/>
-        <w:t>115.1 Las medidas correctivas reparadoras tienen el objeto de resarcir las consecuencias patrimoniales directas e inmediatas ocasionadas al consumidor por la infracción administrativa a su estado anterior. En caso el órgano resolutivo dicte una o varias medidas correctivas, debe considerar lo acordado por las partes durante la relación de consumo. Las medidas correctivas reparadoras pueden consistir en ordenar al proveedor infractor lo siguiente:</w:t>
-      </w:r>
-    </w:p>
-    <w:p>
-      <w:pPr>
-        <w:numPr>
-          <w:ilvl w:val="0"/>
-          <w:numId w:val="1"/>
-        </w:numPr>
-        <w:spacing w:after="0" w:line="240" w:lineRule="auto"/>
-        <w:ind w:left="567" w:firstLine="0"/>
-        <w:jc w:val="both"/>
-        <w:rPr>
-          <w:rFonts w:ascii="Arial Narrow" w:eastAsia="Arial Narrow" w:hAnsi="Arial Narrow" w:cs="Arial"/>
-          <w:sz w:val="16"/>
-          <w:szCs w:val="16"/>
-        </w:rPr>
-      </w:pPr>
-      <w:r>
-        <w:rPr>
-          <w:rFonts w:ascii="Arial Narrow" w:eastAsia="Arial Narrow" w:hAnsi="Arial Narrow" w:cs="Arial"/>
-          <w:sz w:val="16"/>
-          <w:szCs w:val="16"/>
-        </w:rPr>
-        <w:t>Reparar productos.</w:t>
-      </w:r>
-    </w:p>
-    <w:p>
-      <w:pPr>
-        <w:numPr>
-          <w:ilvl w:val="0"/>
-          <w:numId w:val="1"/>
-        </w:numPr>
-        <w:spacing w:after="0" w:line="240" w:lineRule="auto"/>
-        <w:ind w:left="567" w:firstLine="0"/>
-        <w:jc w:val="both"/>
-        <w:rPr>
-          <w:rFonts w:ascii="Arial Narrow" w:eastAsia="Arial Narrow" w:hAnsi="Arial Narrow" w:cs="Arial"/>
-          <w:sz w:val="16"/>
-          <w:szCs w:val="16"/>
-        </w:rPr>
-      </w:pPr>
-      <w:r>
-        <w:rPr>
-          <w:rFonts w:ascii="Arial Narrow" w:eastAsia="Arial Narrow" w:hAnsi="Arial Narrow" w:cs="Arial"/>
-          <w:sz w:val="16"/>
-          <w:szCs w:val="16"/>
-        </w:rPr>
-        <w:t>Cambiar productos por otros de idénticas o similares características, cuando la reparación no sea posible o no resulte razonable según las circunstancias.</w:t>
-      </w:r>
-    </w:p>
-    <w:p>
-      <w:pPr>
-        <w:numPr>
-          <w:ilvl w:val="0"/>
-          <w:numId w:val="1"/>
-        </w:numPr>
-        <w:spacing w:after="0" w:line="240" w:lineRule="auto"/>
-        <w:ind w:left="567" w:firstLine="0"/>
-        <w:jc w:val="both"/>
-        <w:rPr>
-          <w:rFonts w:ascii="Arial Narrow" w:eastAsia="Arial Narrow" w:hAnsi="Arial Narrow" w:cs="Arial"/>
-          <w:sz w:val="16"/>
-          <w:szCs w:val="16"/>
-        </w:rPr>
-      </w:pPr>
-      <w:r>
-        <w:rPr>
-          <w:rFonts w:ascii="Arial Narrow" w:eastAsia="Arial Narrow" w:hAnsi="Arial Narrow" w:cs="Arial"/>
-          <w:sz w:val="16"/>
-          <w:szCs w:val="16"/>
-        </w:rPr>
-        <w:t>Entregar un producto de idénticas características o, cuando esto no resulte posible, de similares características, en los supuestos de pérdida o deterioro atribuible al proveedor y siempre que exista interés del consumidor.</w:t>
-      </w:r>
-    </w:p>
-    <w:p>
-      <w:pPr>
-        <w:numPr>
-          <w:ilvl w:val="0"/>
-          <w:numId w:val="1"/>
-        </w:numPr>
-        <w:spacing w:after="0" w:line="240" w:lineRule="auto"/>
-        <w:ind w:left="567" w:firstLine="0"/>
-        <w:jc w:val="both"/>
-        <w:rPr>
-          <w:rFonts w:ascii="Arial Narrow" w:eastAsia="Arial Narrow" w:hAnsi="Arial Narrow" w:cs="Arial"/>
-          <w:sz w:val="16"/>
-          <w:szCs w:val="16"/>
-        </w:rPr>
-      </w:pPr>
-      <w:r>
-        <w:rPr>
-          <w:rFonts w:ascii="Arial Narrow" w:eastAsia="Arial Narrow" w:hAnsi="Arial Narrow" w:cs="Arial"/>
-          <w:sz w:val="16"/>
-          <w:szCs w:val="16"/>
-        </w:rPr>
-        <w:t>Cumplir con ejecutar la prestación u obligación asumida; y si esto no resulte posible o no sea razonable, otra de efectos equivalentes, incluyendo prestaciones dinerarias.</w:t>
-      </w:r>
-    </w:p>
-    <w:p>
-      <w:pPr>
-        <w:numPr>
-          <w:ilvl w:val="0"/>
-          <w:numId w:val="1"/>
-        </w:numPr>
-        <w:spacing w:after="0" w:line="240" w:lineRule="auto"/>
-        <w:ind w:left="567" w:firstLine="0"/>
-        <w:jc w:val="both"/>
-        <w:rPr>
-          <w:rFonts w:ascii="Arial Narrow" w:eastAsia="Arial Narrow" w:hAnsi="Arial Narrow" w:cs="Arial"/>
-          <w:sz w:val="16"/>
-          <w:szCs w:val="16"/>
-        </w:rPr>
-      </w:pPr>
-      <w:r>
-        <w:rPr>
-          <w:rFonts w:ascii="Arial Narrow" w:eastAsia="Arial Narrow" w:hAnsi="Arial Narrow" w:cs="Arial"/>
-          <w:sz w:val="16"/>
-          <w:szCs w:val="16"/>
-        </w:rPr>
-        <w:t>Cumplir con ejecutar otras prestaciones u obligaciones legales o convencionales a su cargo.</w:t>
-      </w:r>
-    </w:p>
-    <w:p>
-      <w:pPr>
-        <w:numPr>
-          <w:ilvl w:val="0"/>
-          <w:numId w:val="1"/>
-        </w:numPr>
-        <w:spacing w:after="0" w:line="240" w:lineRule="auto"/>
-        <w:ind w:left="567" w:firstLine="0"/>
-        <w:jc w:val="both"/>
-        <w:rPr>
-          <w:rFonts w:ascii="Arial Narrow" w:eastAsia="Arial Narrow" w:hAnsi="Arial Narrow" w:cs="Arial"/>
-          <w:sz w:val="16"/>
-          <w:szCs w:val="16"/>
-        </w:rPr>
-      </w:pPr>
-      <w:r>
-        <w:rPr>
-          <w:rFonts w:ascii="Arial Narrow" w:eastAsia="Arial Narrow" w:hAnsi="Arial Narrow" w:cs="Arial"/>
-          <w:sz w:val="16"/>
-          <w:szCs w:val="16"/>
-        </w:rPr>
-        <w:t>Devolver la contraprestación pagada por el consumidor, más los intereses legales correspondientes, cuando la reparación, reposición, o cumplimiento de la prestación u obligación, según sea el caso, no resulte posible o no sea razonable según las circunstancias.</w:t>
-      </w:r>
-    </w:p>
-    <w:p>
-      <w:pPr>
-        <w:numPr>
-          <w:ilvl w:val="0"/>
-          <w:numId w:val="1"/>
-        </w:numPr>
-        <w:spacing w:after="0" w:line="240" w:lineRule="auto"/>
-        <w:ind w:left="567" w:firstLine="0"/>
-        <w:jc w:val="both"/>
-        <w:rPr>
-          <w:rFonts w:ascii="Arial Narrow" w:eastAsia="Arial Narrow" w:hAnsi="Arial Narrow" w:cs="Arial"/>
-          <w:sz w:val="16"/>
-          <w:szCs w:val="16"/>
-        </w:rPr>
-      </w:pPr>
-      <w:r>
-        <w:rPr>
-          <w:rFonts w:ascii="Arial Narrow" w:eastAsia="Arial Narrow" w:hAnsi="Arial Narrow" w:cs="Arial"/>
-          <w:sz w:val="16"/>
-          <w:szCs w:val="16"/>
-        </w:rPr>
-        <w:t>En los supuestos de pagos indebidos o en exceso, devolver estos montos, más los intereses correspondientes.</w:t>
-      </w:r>
-    </w:p>
-    <w:p>
-      <w:pPr>
-        <w:pStyle w:val="Sinespaciado"/>
-        <w:ind w:firstLine="567"/>
-        <w:jc w:val="both"/>
-        <w:rPr>
-          <w:rFonts w:ascii="Arial Narrow" w:hAnsi="Arial Narrow" w:cs="Arial"/>
-          <w:sz w:val="16"/>
-          <w:szCs w:val="16"/>
-        </w:rPr>
-      </w:pPr>
-      <w:r>
-        <w:rPr>
-          <w:rFonts w:ascii="Arial Narrow" w:hAnsi="Arial Narrow" w:cs="Arial"/>
-          <w:sz w:val="16"/>
-          <w:szCs w:val="16"/>
-        </w:rPr>
-        <w:t>Pagar los gastos incurridos por el consumidor para mitigar las consecuencias de la infracción administrativa.</w:t>
-      </w:r>
-    </w:p>
-    <w:p>
-      <w:pPr>
-        <w:pStyle w:val="Sinespaciado"/>
-        <w:ind w:firstLine="567"/>
-        <w:jc w:val="both"/>
-        <w:rPr>
-          <w:rFonts w:ascii="Arial Narrow" w:hAnsi="Arial Narrow" w:cs="Arial"/>
-          <w:sz w:val="16"/>
-          <w:szCs w:val="16"/>
-        </w:rPr>
-      </w:pPr>
-      <w:r>
-        <w:rPr>
-          <w:rFonts w:ascii="Arial Narrow" w:hAnsi="Arial Narrow" w:cs="Arial"/>
-          <w:sz w:val="16"/>
-          <w:szCs w:val="16"/>
-        </w:rPr>
-        <w:t>Otras medidas reparadoras análogas de efectos equivalentes a las anteriores.</w:t>
-      </w:r>
-    </w:p>
-    <w:p>
-      <w:pPr>
-        <w:pStyle w:val="Sinespaciado"/>
-        <w:ind w:left="567"/>
-        <w:jc w:val="both"/>
-        <w:rPr>
-          <w:rFonts w:ascii="Arial Narrow" w:hAnsi="Arial Narrow" w:cs="Arial"/>
-          <w:sz w:val="16"/>
-          <w:szCs w:val="16"/>
-        </w:rPr>
-      </w:pPr>
-      <w:r>
-        <w:rPr>
-          <w:rFonts w:ascii="Arial Narrow" w:hAnsi="Arial Narrow" w:cs="Arial"/>
-          <w:sz w:val="16"/>
-          <w:szCs w:val="16"/>
-        </w:rPr>
-        <w:t xml:space="preserve">115.2 Las medidas correctivas reparadoras no pueden ser solicitadas de manera acumulativa conjunta, pudiendo plantearse de manera alternativa o subsidiaria, con excepción de la medida correctiva señalada en el literal h) que puede solicitarse </w:t>
-      </w:r>
-      <w:proofErr w:type="gramStart"/>
-      <w:r>
-        <w:rPr>
-          <w:rFonts w:ascii="Arial Narrow" w:hAnsi="Arial Narrow" w:cs="Arial"/>
-          <w:sz w:val="16"/>
-          <w:szCs w:val="16"/>
-        </w:rPr>
-        <w:t>conjuntamente con</w:t>
-      </w:r>
-      <w:proofErr w:type="gramEnd"/>
-      <w:r>
-        <w:rPr>
-          <w:rFonts w:ascii="Arial Narrow" w:hAnsi="Arial Narrow" w:cs="Arial"/>
-          <w:sz w:val="16"/>
-          <w:szCs w:val="16"/>
-        </w:rPr>
-        <w:t xml:space="preserve"> otra medida correctiva. Cuando los órganos competentes del Indecopi se pronuncian respecto de una medida correctiva reparadora, aplican el principio de congruencia procesal.</w:t>
-      </w:r>
-    </w:p>
-    <w:p>
-      <w:pPr>
-        <w:spacing w:after="0" w:line="240" w:lineRule="auto"/>
-        <w:ind w:left="567"/>
-        <w:jc w:val="both"/>
-        <w:rPr>
-          <w:rFonts w:ascii="Arial Narrow" w:hAnsi="Arial Narrow" w:cs="Arial"/>
-          <w:sz w:val="16"/>
-          <w:szCs w:val="16"/>
-        </w:rPr>
-      </w:pPr>
-      <w:r>
-        <w:rPr>
-          <w:rFonts w:ascii="Arial Narrow" w:eastAsia="Arial Narrow" w:hAnsi="Arial Narrow" w:cs="Arial"/>
-          <w:sz w:val="16"/>
-          <w:szCs w:val="16"/>
-        </w:rPr>
-        <w:t>115.3 Las medidas correctivas reparadoras pueden solicitarse en cualquier momento hasta antes de la notificación de cargo al proveedor, sin perjuicio de la facultad de secretaría técnica de la comisión de requerir al consumidor que precise la medida correctiva materia de solicitud. El consumidor puede variar su solicitud de medida correctiva hasta antes de la decisión de primera instancia, en cuyo caso se confiere traslado al proveedor para que formule su descargo.</w:t>
-      </w:r>
-    </w:p>
-    <w:p>
-      <w:pPr>
-        <w:spacing w:after="0" w:line="240" w:lineRule="auto"/>
-        <w:ind w:left="567"/>
-        <w:jc w:val="both"/>
-        <w:rPr>
-          <w:rFonts w:ascii="Arial Narrow" w:hAnsi="Arial Narrow" w:cs="Arial"/>
-          <w:sz w:val="16"/>
-          <w:szCs w:val="16"/>
-        </w:rPr>
-      </w:pPr>
-      <w:r>
-        <w:rPr>
-          <w:rFonts w:ascii="Arial Narrow" w:eastAsia="Arial Narrow" w:hAnsi="Arial Narrow" w:cs="Arial"/>
-          <w:sz w:val="16"/>
-          <w:szCs w:val="16"/>
-        </w:rPr>
-        <w:t>115.4 Corresponde al consumidor que solicita el dictado de la medida correctiva reparadora probar las consecuencias patrimoniales directas e inmediatas causadas por la comisión de la infracción administrativa.</w:t>
-      </w:r>
-    </w:p>
-    <w:p>
-      <w:pPr>
-        <w:spacing w:after="0" w:line="240" w:lineRule="auto"/>
-        <w:ind w:left="567"/>
-        <w:jc w:val="both"/>
-        <w:rPr>
-          <w:rFonts w:ascii="Arial Narrow" w:eastAsia="Arial Narrow" w:hAnsi="Arial Narrow" w:cs="Arial"/>
-          <w:sz w:val="16"/>
-          <w:szCs w:val="16"/>
-        </w:rPr>
-      </w:pPr>
-      <w:r>
-        <w:rPr>
-          <w:rFonts w:ascii="Arial Narrow" w:eastAsia="Arial Narrow" w:hAnsi="Arial Narrow" w:cs="Arial"/>
-          <w:sz w:val="16"/>
-          <w:szCs w:val="16"/>
-        </w:rPr>
-        <w:t>115.5 Los bienes o montos objeto de medidas correctivas reparadoras son entregados por el proveedor directamente al consumidor que los reclama, salvo mandato distinto contenido en la resolución. Aquellos bienes o montos materia de una medida correctiva reparadora, que por algún motivo se encuentran en posesión del Indecopi y deban ser entregados a los consumidores beneficiados, son puestos a disposición de estos.</w:t>
-      </w:r>
-    </w:p>
-    <w:p>
-      <w:pPr>
-        <w:spacing w:after="0" w:line="240" w:lineRule="auto"/>
-        <w:ind w:left="567"/>
-        <w:jc w:val="both"/>
-        <w:rPr>
-          <w:rFonts w:ascii="Arial Narrow" w:eastAsia="Arial Narrow" w:hAnsi="Arial Narrow" w:cs="Arial"/>
-          <w:sz w:val="16"/>
-          <w:szCs w:val="16"/>
-        </w:rPr>
-      </w:pPr>
-      <w:r>
-        <w:rPr>
-          <w:rFonts w:ascii="Arial Narrow" w:eastAsia="Arial Narrow" w:hAnsi="Arial Narrow" w:cs="Arial"/>
-          <w:sz w:val="16"/>
-          <w:szCs w:val="16"/>
-        </w:rPr>
-        <w:t>115.6 El extremo de la resolución final que ordena el cumplimiento de una medida correctiva reparadora a favor del consumidor constituye título ejecutivo conforme con lo dispuesto en el artículo 688 del Código Procesal Civil, una vez que quedan consentidas o causan estado en la vía administrativa. La legitimidad para obrar en los procesos civiles de ejecución corresponde a los consumidores beneficiados con la medida correctiva reparadora.</w:t>
-      </w:r>
-    </w:p>
-    <w:p>
-      <w:pPr>
-        <w:spacing w:after="0" w:line="240" w:lineRule="auto"/>
-        <w:ind w:left="567"/>
-        <w:jc w:val="both"/>
-        <w:rPr>
-          <w:rFonts w:ascii="Arial Narrow" w:eastAsia="Arial Narrow" w:hAnsi="Arial Narrow" w:cs="Arial"/>
-          <w:sz w:val="16"/>
-          <w:szCs w:val="16"/>
-        </w:rPr>
-      </w:pPr>
-      <w:r>
-        <w:rPr>
-          <w:rFonts w:ascii="Arial Narrow" w:eastAsia="Arial Narrow" w:hAnsi="Arial Narrow" w:cs="Arial"/>
-          <w:sz w:val="16"/>
-          <w:szCs w:val="16"/>
-        </w:rPr>
-        <w:t>115.7 Las medidas correctivas reparadoras como mandatos dirigidos a resarcir las consecuencias patrimoniales directas e inmediatas originadas por la infracción buscan corregir la conducta infractora y no tienen naturaleza indemnizatoria; son dictadas sin perjuicio de la indemnización por los daños y perjuicios que el consumidor puede solicitar en la vía judicial o arbitral correspondiente. No obstante, se descuenta de la indemnización patrimonial aquella satisfacción patrimonial deducible que el consumidor haya recibido a consecuencia del dictado de una medida correctiva reparadora en sede administrativa.</w:t>
-      </w:r>
-    </w:p>
-    <w:p>
-      <w:pPr>
-        <w:spacing w:after="0" w:line="240" w:lineRule="auto"/>
-        <w:ind w:left="567"/>
-        <w:jc w:val="both"/>
-        <w:rPr>
-          <w:rFonts w:ascii="Arial Narrow" w:eastAsia="Arial Narrow" w:hAnsi="Arial Narrow" w:cs="Arial"/>
-          <w:sz w:val="16"/>
-          <w:szCs w:val="16"/>
-        </w:rPr>
-      </w:pPr>
-    </w:p>
-    <w:p>
-      <w:pPr>
-        <w:spacing w:after="0" w:line="240" w:lineRule="auto"/>
-        <w:ind w:left="567"/>
-        <w:jc w:val="both"/>
-        <w:rPr>
-          <w:rFonts w:ascii="Arial Narrow" w:eastAsia="Arial Narrow" w:hAnsi="Arial Narrow" w:cs="Arial"/>
-          <w:b/>
-          <w:bCs/>
-          <w:sz w:val="16"/>
-          <w:szCs w:val="16"/>
-        </w:rPr>
-      </w:pPr>
-      <w:r>
-        <w:rPr>
-          <w:rFonts w:ascii="Arial Narrow" w:eastAsia="Arial Narrow" w:hAnsi="Arial Narrow" w:cs="Arial"/>
-          <w:b/>
-          <w:bCs/>
-          <w:sz w:val="16"/>
-          <w:szCs w:val="16"/>
-        </w:rPr>
-        <w:t>Artículo 116.- Medidas correctivas complementarias</w:t>
-      </w:r>
-    </w:p>
-    <w:p>
-      <w:pPr>
-        <w:spacing w:after="0" w:line="240" w:lineRule="auto"/>
-        <w:ind w:left="567"/>
-        <w:jc w:val="both"/>
-        <w:rPr>
-          <w:rFonts w:ascii="Arial Narrow" w:eastAsia="Arial Narrow" w:hAnsi="Arial Narrow" w:cs="Arial"/>
-          <w:sz w:val="16"/>
-          <w:szCs w:val="16"/>
-        </w:rPr>
-      </w:pPr>
-      <w:r>
-        <w:rPr>
-          <w:rFonts w:ascii="Arial Narrow" w:eastAsia="Arial Narrow" w:hAnsi="Arial Narrow" w:cs="Arial"/>
-          <w:sz w:val="16"/>
-          <w:szCs w:val="16"/>
-        </w:rPr>
-        <w:t xml:space="preserve">Las medidas correctivas complementarias tienen el objeto de revertir los efectos de la conducta infractora o evitar que esta se produzca nuevamente en el futuro y pueden ser, entre otras, las siguientes: </w:t>
-      </w:r>
-    </w:p>
-    <w:p>
-      <w:pPr>
-        <w:spacing w:after="0" w:line="240" w:lineRule="auto"/>
-        <w:ind w:left="567"/>
-        <w:jc w:val="both"/>
-        <w:rPr>
-          <w:rFonts w:ascii="Arial Narrow" w:eastAsia="Arial Narrow" w:hAnsi="Arial Narrow" w:cs="Arial"/>
-          <w:sz w:val="16"/>
-          <w:szCs w:val="16"/>
-        </w:rPr>
-      </w:pPr>
-      <w:r>
-        <w:rPr>
-          <w:rFonts w:ascii="Arial Narrow" w:eastAsia="Arial Narrow" w:hAnsi="Arial Narrow" w:cs="Arial"/>
-          <w:sz w:val="16"/>
-          <w:szCs w:val="16"/>
-        </w:rPr>
-        <w:t xml:space="preserve">a. Que el proveedor cumpla con atender la solicitud de información requerida por el consumidor, siempre que dicho requerimiento guarde relación con el producto adquirido o servicio contratado. </w:t>
-      </w:r>
-    </w:p>
-    <w:p>
-      <w:pPr>
-        <w:spacing w:after="0" w:line="240" w:lineRule="auto"/>
-        <w:ind w:left="567"/>
-        <w:jc w:val="both"/>
-        <w:rPr>
-          <w:rFonts w:ascii="Arial Narrow" w:eastAsia="Arial Narrow" w:hAnsi="Arial Narrow" w:cs="Arial"/>
-          <w:sz w:val="16"/>
-          <w:szCs w:val="16"/>
-        </w:rPr>
-      </w:pPr>
-      <w:r>
-        <w:rPr>
-          <w:rFonts w:ascii="Arial Narrow" w:eastAsia="Arial Narrow" w:hAnsi="Arial Narrow" w:cs="Arial"/>
-          <w:sz w:val="16"/>
-          <w:szCs w:val="16"/>
-        </w:rPr>
-        <w:t xml:space="preserve">b. Declarar inexigibles las cláusulas que han sido identificadas como abusivas en el procedimiento. </w:t>
-      </w:r>
-    </w:p>
-    <w:p>
-      <w:pPr>
-        <w:spacing w:after="0" w:line="240" w:lineRule="auto"/>
-        <w:ind w:left="567"/>
-        <w:jc w:val="both"/>
-        <w:rPr>
-          <w:rFonts w:ascii="Arial Narrow" w:eastAsia="Arial Narrow" w:hAnsi="Arial Narrow" w:cs="Arial"/>
-          <w:sz w:val="16"/>
-          <w:szCs w:val="16"/>
-        </w:rPr>
-      </w:pPr>
-      <w:r>
-        <w:rPr>
-          <w:rFonts w:ascii="Arial Narrow" w:eastAsia="Arial Narrow" w:hAnsi="Arial Narrow" w:cs="Arial"/>
-          <w:sz w:val="16"/>
-          <w:szCs w:val="16"/>
-        </w:rPr>
-        <w:t xml:space="preserve">c. El decomiso y destrucción de la mercadería, envases, envolturas o etiquetas. </w:t>
-      </w:r>
-    </w:p>
-    <w:p>
-      <w:pPr>
-        <w:spacing w:after="0" w:line="240" w:lineRule="auto"/>
-        <w:ind w:left="567"/>
-        <w:jc w:val="both"/>
-        <w:rPr>
-          <w:rFonts w:ascii="Arial Narrow" w:eastAsia="Arial Narrow" w:hAnsi="Arial Narrow" w:cs="Arial"/>
-          <w:sz w:val="16"/>
-          <w:szCs w:val="16"/>
-        </w:rPr>
-      </w:pPr>
-      <w:r>
-        <w:rPr>
-          <w:rFonts w:ascii="Arial Narrow" w:eastAsia="Arial Narrow" w:hAnsi="Arial Narrow" w:cs="Arial"/>
-          <w:sz w:val="16"/>
-          <w:szCs w:val="16"/>
-        </w:rPr>
-        <w:t xml:space="preserve">d. En caso de infracciones muy graves y de reincidencia o </w:t>
-      </w:r>
-      <w:proofErr w:type="spellStart"/>
-      <w:r>
-        <w:rPr>
-          <w:rFonts w:ascii="Arial Narrow" w:eastAsia="Arial Narrow" w:hAnsi="Arial Narrow" w:cs="Arial"/>
-          <w:sz w:val="16"/>
-          <w:szCs w:val="16"/>
-        </w:rPr>
-        <w:t>reiterancia</w:t>
-      </w:r>
-      <w:proofErr w:type="spellEnd"/>
-      <w:r>
-        <w:rPr>
-          <w:rFonts w:ascii="Arial Narrow" w:eastAsia="Arial Narrow" w:hAnsi="Arial Narrow" w:cs="Arial"/>
-          <w:sz w:val="16"/>
-          <w:szCs w:val="16"/>
-        </w:rPr>
-        <w:t xml:space="preserve">: </w:t>
-      </w:r>
-    </w:p>
-    <w:p>
-      <w:pPr>
-        <w:spacing w:after="0" w:line="240" w:lineRule="auto"/>
-        <w:ind w:left="567"/>
-        <w:jc w:val="both"/>
-        <w:rPr>
-          <w:rFonts w:ascii="Arial Narrow" w:eastAsia="Arial Narrow" w:hAnsi="Arial Narrow" w:cs="Arial"/>
-          <w:sz w:val="16"/>
-          <w:szCs w:val="16"/>
-        </w:rPr>
-      </w:pPr>
-      <w:r>
-        <w:rPr>
-          <w:rFonts w:ascii="Arial Narrow" w:eastAsia="Arial Narrow" w:hAnsi="Arial Narrow" w:cs="Arial"/>
-          <w:sz w:val="16"/>
-          <w:szCs w:val="16"/>
-        </w:rPr>
-        <w:t xml:space="preserve">(i) Solicitar a la autoridad correspondiente la clausura temporal del establecimiento industrial, comercial o de servicios por un plazo máximo de seis (6) meses. </w:t>
-      </w:r>
-    </w:p>
-    <w:p>
-      <w:pPr>
-        <w:spacing w:after="0" w:line="240" w:lineRule="auto"/>
-        <w:ind w:left="567"/>
-        <w:jc w:val="both"/>
-        <w:rPr>
-          <w:rFonts w:ascii="Arial Narrow" w:eastAsia="Arial Narrow" w:hAnsi="Arial Narrow" w:cs="Arial"/>
-          <w:sz w:val="16"/>
-          <w:szCs w:val="16"/>
-        </w:rPr>
-      </w:pPr>
-      <w:r>
-        <w:rPr>
-          <w:rFonts w:ascii="Arial Narrow" w:eastAsia="Arial Narrow" w:hAnsi="Arial Narrow" w:cs="Arial"/>
-          <w:sz w:val="16"/>
-          <w:szCs w:val="16"/>
-        </w:rPr>
-        <w:t>(</w:t>
-      </w:r>
-      <w:proofErr w:type="spellStart"/>
-      <w:r>
-        <w:rPr>
-          <w:rFonts w:ascii="Arial Narrow" w:eastAsia="Arial Narrow" w:hAnsi="Arial Narrow" w:cs="Arial"/>
-          <w:sz w:val="16"/>
-          <w:szCs w:val="16"/>
-        </w:rPr>
-        <w:t>ii</w:t>
-      </w:r>
-      <w:proofErr w:type="spellEnd"/>
-      <w:r>
-        <w:rPr>
-          <w:rFonts w:ascii="Arial Narrow" w:eastAsia="Arial Narrow" w:hAnsi="Arial Narrow" w:cs="Arial"/>
-          <w:sz w:val="16"/>
-          <w:szCs w:val="16"/>
-        </w:rPr>
-        <w:t xml:space="preserve">) Solicitar a la autoridad competente la inhabilitación, temporal o permanente, del proveedor en función de los alcances de la infracción sancionada. </w:t>
-      </w:r>
-    </w:p>
-    <w:p>
-      <w:pPr>
-        <w:spacing w:after="0" w:line="240" w:lineRule="auto"/>
-        <w:ind w:left="567"/>
-        <w:jc w:val="both"/>
-        <w:rPr>
-          <w:rFonts w:ascii="Arial Narrow" w:eastAsia="Arial Narrow" w:hAnsi="Arial Narrow" w:cs="Arial"/>
-          <w:sz w:val="16"/>
-          <w:szCs w:val="16"/>
-        </w:rPr>
-      </w:pPr>
-      <w:r>
-        <w:rPr>
-          <w:rFonts w:ascii="Arial Narrow" w:eastAsia="Arial Narrow" w:hAnsi="Arial Narrow" w:cs="Arial"/>
-          <w:sz w:val="16"/>
-          <w:szCs w:val="16"/>
-        </w:rPr>
-        <w:t xml:space="preserve">e. Publicación de avisos </w:t>
-      </w:r>
-      <w:proofErr w:type="spellStart"/>
-      <w:r>
-        <w:rPr>
-          <w:rFonts w:ascii="Arial Narrow" w:eastAsia="Arial Narrow" w:hAnsi="Arial Narrow" w:cs="Arial"/>
-          <w:sz w:val="16"/>
-          <w:szCs w:val="16"/>
-        </w:rPr>
-        <w:t>rectificatorios</w:t>
-      </w:r>
-      <w:proofErr w:type="spellEnd"/>
-      <w:r>
-        <w:rPr>
-          <w:rFonts w:ascii="Arial Narrow" w:eastAsia="Arial Narrow" w:hAnsi="Arial Narrow" w:cs="Arial"/>
-          <w:sz w:val="16"/>
-          <w:szCs w:val="16"/>
-        </w:rPr>
-        <w:t xml:space="preserve"> o informativos en la forma que determine el Indecopi, tomando en consideración los medios que resulten idóneos para revertir los efectos que el acto objeto de sanción ha ocasionado. </w:t>
-      </w:r>
-    </w:p>
-    <w:p>
-      <w:pPr>
-        <w:spacing w:after="0" w:line="240" w:lineRule="auto"/>
-        <w:ind w:left="567"/>
-        <w:jc w:val="both"/>
-        <w:rPr>
-          <w:rFonts w:ascii="Arial Narrow" w:eastAsia="Arial Narrow" w:hAnsi="Arial Narrow" w:cs="Arial"/>
-          <w:sz w:val="16"/>
-          <w:szCs w:val="16"/>
-        </w:rPr>
-      </w:pPr>
-      <w:r>
-        <w:rPr>
-          <w:rFonts w:ascii="Arial Narrow" w:eastAsia="Arial Narrow" w:hAnsi="Arial Narrow" w:cs="Arial"/>
-          <w:sz w:val="16"/>
-          <w:szCs w:val="16"/>
-        </w:rPr>
-        <w:t xml:space="preserve">f. Cualquier otra medida correctiva que tenga el objeto de revertir los efectos de la conducta infractora o evitar que esta se produzca nuevamente en el futuro. </w:t>
-      </w:r>
-    </w:p>
-    <w:p>
-      <w:pPr>
-        <w:spacing w:after="0" w:line="240" w:lineRule="auto"/>
-        <w:ind w:left="567"/>
-        <w:jc w:val="both"/>
-        <w:rPr>
-          <w:rFonts w:ascii="Arial Narrow" w:eastAsia="Arial Narrow" w:hAnsi="Arial Narrow" w:cs="Arial"/>
-          <w:sz w:val="16"/>
-          <w:szCs w:val="16"/>
-        </w:rPr>
-      </w:pPr>
-      <w:r>
-        <w:rPr>
-          <w:rFonts w:ascii="Arial Narrow" w:eastAsia="Arial Narrow" w:hAnsi="Arial Narrow" w:cs="Arial"/>
-          <w:sz w:val="16"/>
-          <w:szCs w:val="16"/>
-        </w:rPr>
-        <w:t>El Indecopi está facultado para solicitar a la autoridad municipal y policial el apoyo respectivo para la ejecución de las medidas correctivas complementarias correspondientes.</w:t>
-      </w:r>
-    </w:p>
-    <w:p>
-      <w:pPr>
-        <w:spacing w:after="0" w:line="240" w:lineRule="auto"/>
-        <w:ind w:left="567"/>
-        <w:jc w:val="both"/>
-        <w:rPr>
-          <w:rFonts w:ascii="Arial Narrow" w:eastAsia="Arial Narrow" w:hAnsi="Arial Narrow" w:cs="Arial"/>
-          <w:sz w:val="16"/>
-          <w:szCs w:val="16"/>
-        </w:rPr>
-      </w:pPr>
-    </w:p>
-  </w:footnote>
-  <w:footnote w:id="10">
-    <w:p>
-      <w:pPr>
-        <w:pStyle w:val="Textonotapie"/>
-        <w:tabs>
-          <w:tab w:val="left" w:pos="567"/>
-        </w:tabs>
-        <w:ind w:left="567" w:hanging="567"/>
-        <w:jc w:val="both"/>
-        <w:rPr>
-          <w:rFonts w:ascii="Arial Narrow" w:hAnsi="Arial Narrow" w:cs="Arial"/>
-          <w:b/>
-          <w:sz w:val="16"/>
-          <w:szCs w:val="16"/>
-        </w:rPr>
-      </w:pPr>
-      <w:r>
-        <w:rPr>
-          <w:rStyle w:val="Refdenotaalpie"/>
-          <w:rFonts w:ascii="Arial Narrow" w:hAnsi="Arial Narrow" w:cs="Arial"/>
-          <w:sz w:val="16"/>
-          <w:szCs w:val="16"/>
-          <w:vertAlign w:val="superscript"/>
-        </w:rPr>
-        <w:footnoteRef/>
-      </w:r>
-      <w:r>
-        <w:rPr>
-          <w:rFonts w:ascii="Arial Narrow" w:hAnsi="Arial Narrow" w:cs="Arial"/>
-          <w:sz w:val="16"/>
-          <w:szCs w:val="16"/>
-        </w:rPr>
-        <w:t xml:space="preserve"> </w:t>
-      </w:r>
-      <w:r>
-        <w:rPr>
-          <w:rFonts w:ascii="Arial Narrow" w:hAnsi="Arial Narrow" w:cs="Arial"/>
-          <w:sz w:val="16"/>
-          <w:szCs w:val="16"/>
-        </w:rPr>
-        <w:tab/>
-      </w:r>
-      <w:r>
-        <w:rPr>
-          <w:rFonts w:ascii="Arial Narrow" w:eastAsia="Arial Narrow" w:hAnsi="Arial Narrow" w:cs="Arial"/>
-          <w:b/>
-          <w:sz w:val="16"/>
-          <w:szCs w:val="16"/>
-        </w:rPr>
-        <w:t>LEY 29571, CÓDIGO DE PROTECCIÓN Y DEFENSA DEL CONSUMIDOR</w:t>
-      </w:r>
-      <w:r>
-        <w:rPr>
-          <w:rFonts w:ascii="Arial Narrow" w:hAnsi="Arial Narrow" w:cs="Arial"/>
-          <w:b/>
-          <w:bCs/>
-          <w:sz w:val="16"/>
-          <w:szCs w:val="16"/>
-        </w:rPr>
-        <w:t xml:space="preserve">, </w:t>
-      </w:r>
-      <w:r>
-        <w:rPr>
-          <w:rFonts w:ascii="Arial Narrow" w:hAnsi="Arial Narrow" w:cs="Arial"/>
-          <w:b/>
-          <w:sz w:val="16"/>
-          <w:szCs w:val="16"/>
-        </w:rPr>
-        <w:t>publicado el 2 de setiembre de 2010 y modificado por Decreto Legislativo 1308</w:t>
-      </w:r>
-    </w:p>
-    <w:p>
-      <w:pPr>
-        <w:pStyle w:val="Textonotapie"/>
-        <w:tabs>
-          <w:tab w:val="left" w:pos="567"/>
-        </w:tabs>
-        <w:jc w:val="both"/>
-        <w:rPr>
-          <w:rFonts w:ascii="Arial Narrow" w:eastAsia="Arial Narrow" w:hAnsi="Arial Narrow" w:cs="Arial"/>
-          <w:b/>
-          <w:sz w:val="16"/>
-          <w:szCs w:val="16"/>
-        </w:rPr>
-      </w:pPr>
-      <w:r>
-        <w:rPr>
-          <w:rFonts w:ascii="Arial Narrow" w:eastAsia="Arial Narrow" w:hAnsi="Arial Narrow" w:cs="Arial"/>
-          <w:b/>
-          <w:sz w:val="16"/>
-          <w:szCs w:val="16"/>
-        </w:rPr>
-        <w:tab/>
-        <w:t>Artículo 112.- Criterios de graduación de las sanciones administrativas</w:t>
-      </w:r>
-    </w:p>
-    <w:p>
-      <w:pPr>
-        <w:pStyle w:val="Textonotapie"/>
-        <w:tabs>
-          <w:tab w:val="left" w:pos="567"/>
-        </w:tabs>
-        <w:jc w:val="both"/>
-        <w:rPr>
-          <w:rFonts w:ascii="Arial Narrow" w:eastAsia="Arial Narrow" w:hAnsi="Arial Narrow" w:cs="Arial"/>
-          <w:sz w:val="16"/>
-          <w:szCs w:val="16"/>
-        </w:rPr>
-      </w:pPr>
-      <w:r>
-        <w:rPr>
-          <w:rFonts w:ascii="Arial Narrow" w:eastAsia="Arial Narrow" w:hAnsi="Arial Narrow" w:cs="Arial"/>
-          <w:sz w:val="16"/>
-          <w:szCs w:val="16"/>
-        </w:rPr>
-        <w:tab/>
-        <w:t>(…)</w:t>
-      </w:r>
-    </w:p>
-    <w:p>
-      <w:pPr>
-        <w:pStyle w:val="Textonotapie"/>
-        <w:tabs>
-          <w:tab w:val="left" w:pos="567"/>
-        </w:tabs>
-        <w:jc w:val="both"/>
-        <w:rPr>
-          <w:rFonts w:ascii="Arial Narrow" w:eastAsia="Arial Narrow" w:hAnsi="Arial Narrow" w:cs="Arial"/>
-          <w:sz w:val="16"/>
-          <w:szCs w:val="16"/>
-        </w:rPr>
-      </w:pPr>
-      <w:r>
-        <w:rPr>
-          <w:rFonts w:ascii="Arial Narrow" w:eastAsia="Arial Narrow" w:hAnsi="Arial Narrow" w:cs="Arial"/>
-          <w:sz w:val="16"/>
-          <w:szCs w:val="16"/>
-        </w:rPr>
-        <w:tab/>
-        <w:t>Se consideran circunstancias atenuantes especiales, las siguientes:</w:t>
-      </w:r>
-    </w:p>
-    <w:p>
-      <w:pPr>
-        <w:pStyle w:val="Textonotapie"/>
-        <w:tabs>
-          <w:tab w:val="left" w:pos="567"/>
-        </w:tabs>
-        <w:jc w:val="both"/>
-        <w:rPr>
-          <w:rFonts w:ascii="Arial Narrow" w:eastAsia="Arial Narrow" w:hAnsi="Arial Narrow" w:cs="Arial"/>
-          <w:sz w:val="16"/>
-          <w:szCs w:val="16"/>
-        </w:rPr>
-      </w:pPr>
-      <w:r>
-        <w:rPr>
-          <w:rFonts w:ascii="Arial Narrow" w:eastAsia="Arial Narrow" w:hAnsi="Arial Narrow" w:cs="Arial"/>
-          <w:sz w:val="16"/>
-          <w:szCs w:val="16"/>
-        </w:rPr>
-        <w:tab/>
-        <w:t>(…)</w:t>
-      </w:r>
-    </w:p>
-    <w:p>
-      <w:pPr>
-        <w:pStyle w:val="Textonotapie"/>
-        <w:tabs>
-          <w:tab w:val="left" w:pos="567"/>
-        </w:tabs>
-        <w:ind w:left="567"/>
-        <w:jc w:val="both"/>
-        <w:rPr>
-          <w:rFonts w:ascii="Arial Narrow" w:eastAsia="Arial Narrow" w:hAnsi="Arial Narrow" w:cs="Arial"/>
-          <w:sz w:val="16"/>
-          <w:szCs w:val="16"/>
-        </w:rPr>
-      </w:pPr>
-      <w:r>
-        <w:rPr>
-          <w:rFonts w:ascii="Arial Narrow" w:eastAsia="Arial Narrow" w:hAnsi="Arial Narrow" w:cs="Arial"/>
-          <w:sz w:val="16"/>
-          <w:szCs w:val="16"/>
-        </w:rPr>
-        <w:t xml:space="preserve">3. En los procedimientos de oficio promovidos por una denuncia de parte, cuando el proveedor se allana a la denuncia presentada o reconoce las pretensiones en ella contenidas, se da por concluido el procedimiento </w:t>
-      </w:r>
-      <w:proofErr w:type="spellStart"/>
-      <w:r>
-        <w:rPr>
-          <w:rFonts w:ascii="Arial Narrow" w:eastAsia="Arial Narrow" w:hAnsi="Arial Narrow" w:cs="Arial"/>
-          <w:sz w:val="16"/>
-          <w:szCs w:val="16"/>
-        </w:rPr>
-        <w:t>liminarmente</w:t>
-      </w:r>
-      <w:proofErr w:type="spellEnd"/>
-      <w:r>
-        <w:rPr>
-          <w:rFonts w:ascii="Arial Narrow" w:eastAsia="Arial Narrow" w:hAnsi="Arial Narrow" w:cs="Arial"/>
-          <w:sz w:val="16"/>
-          <w:szCs w:val="16"/>
-        </w:rPr>
-        <w:t>, pudiendo imponerse una amonestación si el allanamiento o reconocimiento se realiza con la presentación de los descargos; caso contrario la sanción a imponer será pecuniaria. En aquellos casos en que el allanamiento o reconocimiento verse sobre controversias referidas a actos de discriminación, actos contrarios a la vida y a la salud y sustancias peligrosas, se considera como un atenuante pero la sanción a imponer será pecuniaria. En todos los supuestos de allanamiento y reconocimiento formulados con la presentación de los descargos, se exonera al denunciado del pago de los costos del procedimiento, pero no de las costas.</w:t>
-      </w:r>
-    </w:p>
-    <w:p>
-      <w:pPr>
-        <w:pStyle w:val="Textonotapie"/>
-        <w:jc w:val="both"/>
-        <w:rPr>
-          <w:rFonts w:ascii="Arial Narrow" w:hAnsi="Arial Narrow" w:cs="Arial"/>
-          <w:sz w:val="16"/>
-          <w:szCs w:val="16"/>
-        </w:rPr>
-      </w:pPr>
-    </w:p>
-  </w:footnote>
-  <w:footnote w:id="11">
-    <w:p>
-      <w:pPr>
-        <w:pStyle w:val="Textonotapie"/>
-        <w:tabs>
-          <w:tab w:val="left" w:pos="567"/>
-        </w:tabs>
-        <w:ind w:left="567" w:hanging="567"/>
-        <w:jc w:val="both"/>
-        <w:rPr>
-          <w:rFonts w:ascii="Arial Narrow" w:eastAsia="Arial Narrow" w:hAnsi="Arial Narrow" w:cs="Arial"/>
-          <w:b/>
-          <w:sz w:val="16"/>
-          <w:szCs w:val="16"/>
-        </w:rPr>
-      </w:pPr>
-      <w:r>
-        <w:rPr>
-          <w:rStyle w:val="Refdenotaalpie"/>
-          <w:rFonts w:ascii="Arial Narrow" w:hAnsi="Arial Narrow" w:cs="Arial"/>
-          <w:sz w:val="16"/>
-          <w:szCs w:val="16"/>
-          <w:vertAlign w:val="superscript"/>
-        </w:rPr>
-        <w:footnoteRef/>
-      </w:r>
-      <w:r>
-        <w:rPr>
-          <w:rFonts w:ascii="Arial Narrow" w:hAnsi="Arial Narrow" w:cs="Arial"/>
-          <w:sz w:val="16"/>
-          <w:szCs w:val="16"/>
-        </w:rPr>
-        <w:t xml:space="preserve"> </w:t>
-      </w:r>
-      <w:r>
-        <w:rPr>
-          <w:rFonts w:ascii="Arial Narrow" w:hAnsi="Arial Narrow" w:cs="Arial"/>
-          <w:sz w:val="16"/>
-          <w:szCs w:val="16"/>
-        </w:rPr>
-        <w:tab/>
-      </w:r>
-      <w:r>
-        <w:rPr>
-          <w:rFonts w:ascii="Arial Narrow" w:eastAsia="Arial Narrow" w:hAnsi="Arial Narrow" w:cs="Arial"/>
-          <w:b/>
-          <w:sz w:val="16"/>
-          <w:szCs w:val="16"/>
-        </w:rPr>
-        <w:t>LEY SOBRE FACULTADES, NORMAS Y ORGANIZACIÓN DEL INDECOPI, aprobada por Decreto Legislativo 807</w:t>
-      </w:r>
-    </w:p>
-    <w:p>
-      <w:pPr>
-        <w:pStyle w:val="Textonotapie"/>
-        <w:tabs>
-          <w:tab w:val="left" w:pos="567"/>
-        </w:tabs>
-        <w:ind w:left="567" w:hanging="567"/>
-        <w:jc w:val="both"/>
-        <w:rPr>
-          <w:rFonts w:ascii="Arial Narrow" w:eastAsia="Arial Narrow" w:hAnsi="Arial Narrow" w:cs="Arial"/>
-          <w:bCs/>
-          <w:sz w:val="16"/>
-          <w:szCs w:val="16"/>
-        </w:rPr>
-      </w:pPr>
-      <w:r>
-        <w:rPr>
-          <w:rFonts w:ascii="Arial Narrow" w:eastAsia="Arial Narrow" w:hAnsi="Arial Narrow" w:cs="Arial"/>
-          <w:b/>
-          <w:sz w:val="16"/>
-          <w:szCs w:val="16"/>
-        </w:rPr>
-        <w:tab/>
-      </w:r>
-      <w:r>
-        <w:rPr>
-          <w:rFonts w:ascii="Arial Narrow" w:hAnsi="Arial Narrow" w:cs="Arial"/>
-          <w:b/>
-          <w:sz w:val="16"/>
-          <w:szCs w:val="16"/>
-        </w:rPr>
-        <w:t xml:space="preserve">Artículo 39.- </w:t>
-      </w:r>
-      <w:r>
-        <w:rPr>
-          <w:rFonts w:ascii="Arial Narrow" w:hAnsi="Arial Narrow" w:cs="Arial"/>
-          <w:bCs/>
-          <w:sz w:val="16"/>
-          <w:szCs w:val="16"/>
-        </w:rPr>
-        <w:t>Los gastos por los peritajes realizados, actuación de pruebas, inspecciones y otros derivados de la tramitación del proceso serán de cargo de la parte que solicita la prueba, salvo pacto en contrario. En todos los casos, la resolución final determinará si los gastos deben ser asumidos por alguna de las partes, o reembolsados a la otra parte o al Indecopi, según sea el caso, de manera adicional a la sanción que haya podido imponerse.</w:t>
-      </w:r>
-    </w:p>
-    <w:p>
-      <w:pPr>
-        <w:pStyle w:val="Textonotapie"/>
-        <w:jc w:val="both"/>
-        <w:rPr>
-          <w:rFonts w:ascii="Arial Narrow" w:hAnsi="Arial Narrow" w:cs="Arial"/>
-          <w:sz w:val="16"/>
-          <w:szCs w:val="16"/>
-        </w:rPr>
-      </w:pPr>
-    </w:p>
-  </w:footnote>
-  <w:footnote w:id="12">
-    <w:p>
-      <w:pPr>
-        <w:autoSpaceDE w:val="0"/>
-        <w:autoSpaceDN w:val="0"/>
-        <w:adjustRightInd w:val="0"/>
-        <w:spacing w:after="0" w:line="240" w:lineRule="auto"/>
-        <w:ind w:left="567" w:hanging="567"/>
-        <w:jc w:val="both"/>
-        <w:rPr>
-          <w:rFonts w:ascii="Arial Narrow" w:hAnsi="Arial Narrow" w:cs="Arial"/>
-          <w:b/>
-          <w:bCs/>
-          <w:sz w:val="16"/>
-          <w:szCs w:val="16"/>
-        </w:rPr>
-      </w:pPr>
-      <w:r>
-        <w:rPr>
-          <w:rStyle w:val="Refdenotaalpie"/>
-          <w:rFonts w:ascii="Arial Narrow" w:hAnsi="Arial Narrow" w:cs="Arial"/>
-          <w:b/>
-          <w:bCs/>
-          <w:sz w:val="16"/>
-          <w:szCs w:val="16"/>
-          <w:vertAlign w:val="superscript"/>
-        </w:rPr>
-        <w:footnoteRef/>
-      </w:r>
-      <w:r>
-        <w:rPr>
-          <w:rFonts w:ascii="Arial Narrow" w:hAnsi="Arial Narrow" w:cs="Arial"/>
-          <w:b/>
-          <w:bCs/>
-          <w:sz w:val="16"/>
-          <w:szCs w:val="16"/>
-        </w:rPr>
-        <w:t xml:space="preserve"> </w:t>
-      </w:r>
-      <w:r>
-        <w:rPr>
-          <w:rFonts w:ascii="Arial Narrow" w:hAnsi="Arial Narrow" w:cs="Arial"/>
-          <w:b/>
-          <w:bCs/>
-          <w:sz w:val="16"/>
-          <w:szCs w:val="16"/>
-        </w:rPr>
-        <w:tab/>
-        <w:t xml:space="preserve">DECRETO LEGISLATIVO </w:t>
-      </w:r>
-      <w:proofErr w:type="spellStart"/>
-      <w:r>
-        <w:rPr>
-          <w:rFonts w:ascii="Arial Narrow" w:hAnsi="Arial Narrow" w:cs="Arial"/>
-          <w:b/>
-          <w:bCs/>
-          <w:sz w:val="16"/>
-          <w:szCs w:val="16"/>
-        </w:rPr>
-        <w:t/>
-      </w:r>
-      <w:proofErr w:type="spellEnd"/>
-      <w:r>
-        <w:rPr>
-          <w:rFonts w:ascii="Arial Narrow" w:hAnsi="Arial Narrow" w:cs="Arial"/>
-          <w:b/>
-          <w:bCs/>
-          <w:sz w:val="16"/>
-          <w:szCs w:val="16"/>
-        </w:rPr>
-        <w:t xml:space="preserve"> 807, LEY SOBRE FACULTADES, NORMAS Y ORGANIZACIÓN DEL INDECOPI FACULTADES DE LAS COMISIONES Y OFICINAS DEL INDECOPI.</w:t>
-      </w:r>
-    </w:p>
-    <w:p>
-      <w:pPr>
-        <w:pStyle w:val="NormalWeb"/>
-        <w:spacing w:after="0" w:line="240" w:lineRule="auto"/>
-        <w:ind w:left="567"/>
-        <w:jc w:val="both"/>
-        <w:rPr>
-          <w:rFonts w:ascii="Arial Narrow" w:hAnsi="Arial Narrow" w:cs="Arial"/>
-          <w:bCs/>
-          <w:sz w:val="16"/>
-          <w:szCs w:val="16"/>
-        </w:rPr>
-      </w:pPr>
-      <w:r>
-        <w:rPr>
-          <w:rFonts w:ascii="Arial Narrow" w:hAnsi="Arial Narrow" w:cs="Arial"/>
-          <w:b/>
-          <w:sz w:val="16"/>
-          <w:szCs w:val="16"/>
-        </w:rPr>
-        <w:t xml:space="preserve">Artículo 29.- </w:t>
-      </w:r>
-      <w:r>
-        <w:rPr>
-          <w:rFonts w:ascii="Arial Narrow" w:hAnsi="Arial Narrow" w:cs="Arial"/>
-          <w:bCs/>
-          <w:sz w:val="16"/>
-          <w:szCs w:val="16"/>
-        </w:rPr>
-        <w:t xml:space="preserve">En cualquier estado del procedimiento, e incluso antes de admitirse a trámite la denuncia, el </w:t>
-      </w:r>
-      <w:proofErr w:type="gramStart"/>
-      <w:r>
-        <w:rPr>
-          <w:rFonts w:ascii="Arial Narrow" w:hAnsi="Arial Narrow" w:cs="Arial"/>
-          <w:bCs/>
-          <w:sz w:val="16"/>
-          <w:szCs w:val="16"/>
-        </w:rPr>
-        <w:t>Secretario Técnico</w:t>
-      </w:r>
-      <w:proofErr w:type="gramEnd"/>
-      <w:r>
-        <w:rPr>
-          <w:rFonts w:ascii="Arial Narrow" w:hAnsi="Arial Narrow" w:cs="Arial"/>
-          <w:bCs/>
-          <w:sz w:val="16"/>
-          <w:szCs w:val="16"/>
-        </w:rPr>
-        <w:t xml:space="preserve"> podrá citar a las partes a audiencia de conciliación. La audiencia se desarrollará ante el </w:t>
-      </w:r>
-      <w:proofErr w:type="gramStart"/>
-      <w:r>
-        <w:rPr>
-          <w:rFonts w:ascii="Arial Narrow" w:hAnsi="Arial Narrow" w:cs="Arial"/>
-          <w:bCs/>
-          <w:sz w:val="16"/>
-          <w:szCs w:val="16"/>
-        </w:rPr>
-        <w:t>Secretario Técnico</w:t>
-      </w:r>
-      <w:proofErr w:type="gramEnd"/>
-      <w:r>
-        <w:rPr>
-          <w:rFonts w:ascii="Arial Narrow" w:hAnsi="Arial Narrow" w:cs="Arial"/>
-          <w:bCs/>
-          <w:sz w:val="16"/>
-          <w:szCs w:val="16"/>
-        </w:rPr>
-        <w:t xml:space="preserve"> o ante la persona que este designe. Si ambas partes arribaran a un acuerdo respecto de la denuncia, se levantará un acta donde conste el acuerdo respectivo, el mismo que tendrá efectos de transacción extrajudicial. En cualquier caso, la Comisión podrá continuar de oficio el procedimiento, si del análisis de los hechos denunciados considera que podría estarse afectando intereses de terceros.</w:t>
-      </w:r>
-    </w:p>
-    <w:p>
-      <w:pPr>
-        <w:pStyle w:val="NormalWeb"/>
-        <w:spacing w:after="0" w:line="240" w:lineRule="auto"/>
-        <w:ind w:left="567"/>
-        <w:jc w:val="both"/>
-        <w:rPr>
-          <w:rFonts w:ascii="Arial Narrow" w:hAnsi="Arial Narrow" w:cs="Arial"/>
-          <w:sz w:val="16"/>
-          <w:szCs w:val="16"/>
-        </w:rPr>
-      </w:pPr>
-    </w:p>
-  </w:footnote>
-  <w:footnote w:id="13">
-    <w:p>
-      <w:pPr>
-        <w:pStyle w:val="Textonotapie"/>
-        <w:ind w:left="567" w:hanging="567"/>
-        <w:jc w:val="both"/>
-        <w:rPr>
-          <w:rFonts w:ascii="Arial Narrow" w:hAnsi="Arial Narrow" w:cs="Arial"/>
-          <w:sz w:val="16"/>
-          <w:szCs w:val="16"/>
-        </w:rPr>
-      </w:pPr>
-      <w:r>
-        <w:rPr>
-          <w:rStyle w:val="Refdenotaalpie"/>
-          <w:rFonts w:ascii="Arial Narrow" w:hAnsi="Arial Narrow" w:cs="Arial"/>
-          <w:sz w:val="16"/>
-          <w:szCs w:val="16"/>
-          <w:vertAlign w:val="superscript"/>
-        </w:rPr>
-        <w:footnoteRef/>
-      </w:r>
-      <w:r>
-        <w:rPr>
-          <w:rFonts w:ascii="Arial Narrow" w:hAnsi="Arial Narrow" w:cs="Arial"/>
-          <w:sz w:val="16"/>
-          <w:szCs w:val="16"/>
-        </w:rPr>
-        <w:t xml:space="preserve"> </w:t>
-      </w:r>
-      <w:r>
-        <w:rPr>
-          <w:rFonts w:ascii="Arial Narrow" w:hAnsi="Arial Narrow" w:cs="Arial"/>
-          <w:sz w:val="16"/>
-          <w:szCs w:val="16"/>
-        </w:rPr>
-        <w:tab/>
-      </w:r>
-      <w:r>
-        <w:rPr>
-          <w:rFonts w:ascii="Arial Narrow" w:eastAsia="Arial" w:hAnsi="Arial Narrow" w:cs="Arial"/>
-          <w:b/>
-          <w:sz w:val="16"/>
-          <w:szCs w:val="16"/>
-        </w:rPr>
-        <w:t>TEXTO ÚNICO ORDENADO DE LA LEY DEL PROCEDIMIENTO ADMINISTRATIVO GENERAL, aprobado mediante Decreto Supremo 006-2026-JUS y publicado el 30 de abril de 2026</w:t>
-      </w:r>
-    </w:p>
-    <w:p>
-      <w:pPr>
-        <w:pStyle w:val="Textonotapie"/>
-        <w:ind w:left="1134" w:hanging="567"/>
-        <w:jc w:val="both"/>
-        <w:rPr>
-          <w:rFonts w:ascii="Arial Narrow" w:hAnsi="Arial Narrow" w:cs="Arial"/>
-          <w:b/>
-          <w:bCs/>
-          <w:sz w:val="16"/>
-          <w:szCs w:val="16"/>
-        </w:rPr>
-      </w:pPr>
-      <w:r>
-        <w:rPr>
-          <w:rFonts w:ascii="Arial Narrow" w:hAnsi="Arial Narrow" w:cs="Arial"/>
-          <w:b/>
-          <w:bCs/>
-          <w:sz w:val="16"/>
-          <w:szCs w:val="16"/>
-        </w:rPr>
-        <w:t>Artículo 20. Modalidades de notificación|</w:t>
-      </w:r>
-    </w:p>
-    <w:p>
-      <w:pPr>
-        <w:pStyle w:val="Textonotapie"/>
-        <w:ind w:left="1134" w:hanging="567"/>
-        <w:jc w:val="both"/>
-        <w:rPr>
-          <w:rFonts w:ascii="Arial Narrow" w:hAnsi="Arial Narrow" w:cs="Arial"/>
-          <w:sz w:val="16"/>
-          <w:szCs w:val="16"/>
-        </w:rPr>
-      </w:pPr>
-      <w:r>
-        <w:rPr>
-          <w:rFonts w:ascii="Arial Narrow" w:hAnsi="Arial Narrow" w:cs="Arial"/>
-          <w:sz w:val="16"/>
-          <w:szCs w:val="16"/>
-        </w:rPr>
-        <w:t xml:space="preserve">20.4. </w:t>
-      </w:r>
-      <w:r>
-        <w:rPr>
-          <w:rFonts w:ascii="Arial Narrow" w:hAnsi="Arial Narrow" w:cs="Arial"/>
-          <w:sz w:val="16"/>
-          <w:szCs w:val="16"/>
-        </w:rPr>
-        <w:tab/>
-        <w:t>El administrado interesado o afectado por el acto que hubiera consignado en su escrito alguna dirección electrónica que conste en el expediente puede ser notificado a través de ese medio siempre que haya dado su autorización expresa para ello. Para este caso no es de aplicación el orden de prelación dispuesto en el numeral 20.1.</w:t>
-      </w:r>
-    </w:p>
-    <w:p>
-      <w:pPr>
-        <w:pStyle w:val="Textonotapie"/>
-        <w:ind w:left="1134"/>
-        <w:jc w:val="both"/>
-        <w:rPr>
-          <w:rFonts w:ascii="Arial Narrow" w:hAnsi="Arial Narrow" w:cs="Arial"/>
-          <w:sz w:val="16"/>
-          <w:szCs w:val="16"/>
-        </w:rPr>
-      </w:pPr>
-      <w:r>
-        <w:rPr>
-          <w:rFonts w:ascii="Arial Narrow" w:hAnsi="Arial Narrow" w:cs="Arial"/>
-          <w:sz w:val="16"/>
-          <w:szCs w:val="16"/>
-        </w:rPr>
-        <w:t xml:space="preserve">La notificación dirigida a la dirección de correo electrónico señalada por el administrado se entiende válidamente efectuada cuando la entidad reciba la respuesta de recepción de la dirección electrónica señalada por el administrado o esta sea generada en forma automática por una plataforma tecnológica o sistema informático que garantice que la notificación ha sido efectuada. La notificación surte efectos el día que conste haber sido recibida, conforme lo previsto en el numeral 2 del artículo 25. </w:t>
-      </w:r>
-    </w:p>
-    <w:p>
-      <w:pPr>
-        <w:pStyle w:val="Textonotapie"/>
-        <w:ind w:left="1134"/>
-        <w:jc w:val="both"/>
-        <w:rPr>
-          <w:rFonts w:ascii="Arial Narrow" w:hAnsi="Arial Narrow" w:cs="Arial"/>
-          <w:sz w:val="16"/>
-          <w:szCs w:val="16"/>
-        </w:rPr>
-      </w:pPr>
-      <w:r>
-        <w:rPr>
-          <w:rFonts w:ascii="Arial Narrow" w:hAnsi="Arial Narrow" w:cs="Arial"/>
-          <w:sz w:val="16"/>
-          <w:szCs w:val="16"/>
-        </w:rPr>
-        <w:t>En caso de no recibirse respuesta automática de recepción en un plazo máximo de dos (2) días hábiles contados desde el día siguiente de efectuado el acto de notificación vía correo electrónico, se procede a notificar por cédula conforme al inciso 20.1.1, volviéndose a computar el plazo establecido en el numeral 24.1 del artículo 24.</w:t>
-      </w:r>
-    </w:p>
-    <w:p>
-      <w:pPr>
-        <w:pStyle w:val="Textonotapie"/>
-        <w:ind w:left="1134" w:hanging="567"/>
-        <w:jc w:val="both"/>
-        <w:rPr>
-          <w:rFonts w:ascii="Arial Narrow" w:hAnsi="Arial Narrow" w:cs="Arial"/>
-          <w:sz w:val="16"/>
-          <w:szCs w:val="16"/>
-          <w:lang w:val="es-ES"/>
-        </w:rPr>
-      </w:pPr>
-    </w:p>
-  </w:footnote>
 </w:footnotes>
 </file>
 
 <file path=word/header1.xml><?xml version="1.0" encoding="utf-8"?>
-<w:hdr xmlns:wpc="http://schemas.microsoft.com/office/word/2010/wordprocessingCanvas" xmlns:cx="http://schemas.microsoft.com/office/drawing/2014/chartex" xmlns:cx1="http://schemas.microsoft.com/office/drawing/2015/9/8/chartex" xmlns:cx2="http://schemas.microsoft.com/office/drawing/2015/10/21/chartex" xmlns:cx3="http://schemas.microsoft.com/office/drawing/2016/5/9/chartex" xmlns:cx4="http://schemas.microsoft.com/office/drawing/2016/5/10/chartex" xmlns:cx5="http://schemas.microsoft.com/office/drawing/2016/5/11/chartex" xmlns:cx6="http://schemas.microsoft.com/office/drawing/2016/5/12/chartex" xmlns:cx7="http://schemas.microsoft.com/office/drawing/2016/5/13/chartex" xmlns:cx8="http://schemas.microsoft.com/office/drawing/2016/5/14/chartex" xmlns:mc="http://schemas.openxmlformats.org/markup-compatibility/2006" xmlns:aink="http://schemas.microsoft.com/office/drawing/2016/ink" xmlns:am3d="http://schemas.microsoft.com/office/drawing/2017/model3d" xmlns:o="urn:schemas-microsoft-com:office:office" xmlns:oel="http://schemas.microsoft.com/office/2019/extlst" xmlns:r="http://schemas.openxmlformats.org/officeDocument/2006/relationships" xmlns:m="http://schemas.openxmlformats.org/officeDocument/2006/math" xmlns:v="urn:schemas-microsoft-com:vml" xmlns:wp14="http://schemas.microsoft.com/office/word/2010/wordprocessingDrawing" xmlns:wp="http://schemas.openxmlformats.org/drawingml/2006/wordprocessingDrawing" xmlns:w10="urn:schemas-microsoft-com:office:word" xmlns:w="http://schemas.openxmlformats.org/wordprocessingml/2006/main" xmlns:w14="http://schemas.microsoft.com/office/word/2010/wordml" xmlns:w15="http://schemas.microsoft.com/office/word/2012/wordml" xmlns:w16cex="http://schemas.microsoft.com/office/word/2018/wordml/cex" xmlns:w16cid="http://schemas.microsoft.com/office/word/2016/wordml/cid" xmlns:w16="http://schemas.microsoft.com/office/word/2018/wordml" xmlns:w16du="http://schemas.microsoft.com/office/word/2023/wordml/word16du" xmlns:w16sdtdh="http://schemas.microsoft.com/office/word/2020/wordml/sdtdatahash" xmlns:w16sdtfl="http://schemas.microsoft.com/office/word/2024/wordml/sdtformatlock" xmlns:w16se="http://schemas.microsoft.com/office/word/2015/wordml/symex" xmlns:wpg="http://schemas.microsoft.com/office/word/2010/wordprocessingGroup" xmlns:wpi="http://schemas.microsoft.com/office/word/2010/wordprocessingInk" xmlns:wne="http://schemas.microsoft.com/office/word/2006/wordml" xmlns:wps="http://schemas.microsoft.com/office/word/2010/wordprocessingShape" mc:Ignorable="w14 w15 w16se w16cid w16 w16cex w16sdtdh w16sdtfl w16du wp14">
+<w:hdr xmlns:a="http://schemas.openxmlformats.org/drawingml/2006/main" xmlns:a14="http://schemas.microsoft.com/office/drawing/2010/main" xmlns:mc="http://schemas.openxmlformats.org/markup-compatibility/2006" xmlns:pic="http://schemas.openxmlformats.org/drawingml/2006/picture" xmlns:r="http://schemas.openxmlformats.org/officeDocument/2006/relationships" xmlns:w="http://schemas.openxmlformats.org/wordprocessingml/2006/main" xmlns:w14="http://schemas.microsoft.com/office/word/2010/wordml" xmlns:w15="http://schemas.microsoft.com/office/word/2012/wordml" xmlns:w16="http://schemas.microsoft.com/office/word/2018/wordml" xmlns:w16cex="http://schemas.microsoft.com/office/word/2018/wordml/cex" xmlns:w16cid="http://schemas.microsoft.com/office/word/2016/wordml/cid" xmlns:w16du="http://schemas.microsoft.com/office/word/2023/wordml/word16du" xmlns:w16sdtdh="http://schemas.microsoft.com/office/word/2020/wordml/sdtdatahash" xmlns:w16se="http://schemas.microsoft.com/office/word/2015/wordml/symex" xmlns:wp="http://schemas.openxmlformats.org/drawingml/2006/wordprocessingDrawing" xmlns:wp14="http://schemas.microsoft.com/office/word/2010/wordprocessingDrawing" mc:Ignorable="w14 w15 w16se w16cid w16 w16cex w16sdtdh w16du wp14">
   <w:tbl>
     <w:tblPr>
       <w:tblW w:w="8645" w:type="dxa"/>

--- a/plantillas_maestras/17_seguro_no_especificado/materia_general_asegurativa/2_o_mas_ddos_varios/mujer/TPL_0672_2025_SEGURO_NO_ESPECIFICADO_MATERIA_GENERAL_ASEGURATIVA_ASEGURADORA_MUJER_R2.docx
+++ b/plantillas_maestras/17_seguro_no_especificado/materia_general_asegurativa/2_o_mas_ddos_varios/mujer/TPL_0672_2025_SEGURO_NO_ESPECIFICADO_MATERIA_GENERAL_ASEGURATIVA_ASEGURADORA_MUJER_R2.docx
@@ -10,9 +10,11 @@
         <w:spacing w:after="0" w:line="240" w:lineRule="auto"/>
         <w:jc w:val="both"/>
         <w:rPr>
-          <w:rFonts w:ascii="Arial Narrow" w:eastAsia="Times New Roman" w:hAnsi="Arial Narrow" w:cs="Times New Roman"/>
-          <w:color w:val="000000"/>
-          <w:kern w:val="0"/>
+          <w:rFonts w:ascii="Arial Narrow" w:eastAsia="Arial Narrow" w:hAnsi="Arial Narrow" w:cs="Arial Narrow"/>
+          <w:color w:val="000000"/>
+          <w:kern w:val="0"/>
+          <w:sz w:val="22"/>
+          <w:szCs w:val="22"/>
           <w:lang w:eastAsia="es-PE"/>
           <w14:ligatures w14:val="none"/>
         </w:rPr>
@@ -24,6 +26,8 @@
           <w:b/>
           <w:color w:val="000000"/>
           <w:kern w:val="0"/>
+          <w:sz w:val="22"/>
+          <w:szCs w:val="22"/>
           <w:lang w:eastAsia="es-PE"/>
           <w14:ligatures w14:val="none"/>
         </w:rPr>
@@ -35,6 +39,8 @@
           <w:b/>
           <w:color w:val="000000"/>
           <w:kern w:val="0"/>
+          <w:sz w:val="22"/>
+          <w:szCs w:val="22"/>
           <w:lang w:eastAsia="es-PE"/>
           <w14:ligatures w14:val="none"/>
         </w:rPr>
@@ -47,6 +53,8 @@
           <w:b/>
           <w:color w:val="000000"/>
           <w:kern w:val="0"/>
+          <w:sz w:val="22"/>
+          <w:szCs w:val="22"/>
           <w:lang w:eastAsia="es-PE"/>
           <w14:ligatures w14:val="none"/>
         </w:rPr>
@@ -54,11 +62,13 @@
       </w:r>
       <w:r>
         <w:rPr>
-          <w:rFonts w:ascii="Arial Narrow" w:eastAsia="Times New Roman" w:hAnsi="Arial Narrow" w:cs="Times New Roman"/>
+          <w:rFonts w:ascii="Arial Narrow" w:eastAsia="Arial Narrow" w:hAnsi="Arial Narrow" w:cs="Arial Narrow"/>
           <w:b/>
           <w:bCs/>
           <w:color w:val="000000"/>
           <w:kern w:val="0"/>
+          <w:sz w:val="22"/>
+          <w:szCs w:val="22"/>
           <w:shd w:val="clear" w:color="auto" w:fill="FFFFFF"/>
           <w:lang w:eastAsia="es-PE"/>
           <w14:ligatures w14:val="none"/>
@@ -80,16 +90,20 @@
           <w:b/>
           <w:color w:val="000000"/>
           <w:kern w:val="0"/>
-          <w:lang w:eastAsia="es-PE"/>
-          <w14:ligatures w14:val="none"/>
-        </w:rPr>
-      </w:pPr>
-      <w:r>
-        <w:rPr>
-          <w:rFonts w:ascii="Arial Narrow" w:eastAsia="Arial Narrow" w:hAnsi="Arial Narrow" w:cs="Arial Narrow"/>
-          <w:b/>
-          <w:color w:val="000000"/>
-          <w:kern w:val="0"/>
+          <w:sz w:val="22"/>
+          <w:szCs w:val="22"/>
+          <w:lang w:eastAsia="es-PE"/>
+          <w14:ligatures w14:val="none"/>
+        </w:rPr>
+      </w:pPr>
+      <w:r>
+        <w:rPr>
+          <w:rFonts w:ascii="Arial Narrow" w:eastAsia="Arial Narrow" w:hAnsi="Arial Narrow" w:cs="Arial Narrow"/>
+          <w:b/>
+          <w:color w:val="000000"/>
+          <w:kern w:val="0"/>
+          <w:sz w:val="22"/>
+          <w:szCs w:val="22"/>
           <w:lang w:eastAsia="es-PE"/>
           <w14:ligatures w14:val="none"/>
         </w:rPr>
@@ -114,16 +128,20 @@
           <w:b/>
           <w:color w:val="000000"/>
           <w:kern w:val="0"/>
-          <w:lang w:eastAsia="es-PE"/>
-          <w14:ligatures w14:val="none"/>
-        </w:rPr>
-      </w:pPr>
-      <w:r>
-        <w:rPr>
-          <w:rFonts w:ascii="Arial Narrow" w:eastAsia="Arial Narrow" w:hAnsi="Arial Narrow" w:cs="Arial Narrow"/>
-          <w:b/>
-          <w:color w:val="000000"/>
-          <w:kern w:val="0"/>
+          <w:sz w:val="22"/>
+          <w:szCs w:val="22"/>
+          <w:lang w:eastAsia="es-PE"/>
+          <w14:ligatures w14:val="none"/>
+        </w:rPr>
+      </w:pPr>
+      <w:r>
+        <w:rPr>
+          <w:rFonts w:ascii="Arial Narrow" w:eastAsia="Arial Narrow" w:hAnsi="Arial Narrow" w:cs="Arial Narrow"/>
+          <w:b/>
+          <w:color w:val="000000"/>
+          <w:kern w:val="0"/>
+          <w:sz w:val="22"/>
+          <w:szCs w:val="22"/>
           <w:lang w:eastAsia="es-PE"/>
           <w14:ligatures w14:val="none"/>
         </w:rPr>
@@ -135,6 +153,8 @@
           <w:b/>
           <w:color w:val="000000"/>
           <w:kern w:val="0"/>
+          <w:sz w:val="22"/>
+          <w:szCs w:val="22"/>
           <w:lang w:eastAsia="es-PE"/>
           <w14:ligatures w14:val="none"/>
         </w:rPr>
@@ -147,6 +167,8 @@
           <w:b/>
           <w:color w:val="000000"/>
           <w:kern w:val="0"/>
+          <w:sz w:val="22"/>
+          <w:szCs w:val="22"/>
           <w:lang w:eastAsia="es-PE"/>
           <w14:ligatures w14:val="none"/>
         </w:rPr>
@@ -158,6 +180,8 @@
           <w:b/>
           <w:color w:val="000000"/>
           <w:kern w:val="0"/>
+          <w:sz w:val="22"/>
+          <w:szCs w:val="22"/>
           <w:lang w:eastAsia="es-PE"/>
           <w14:ligatures w14:val="none"/>
         </w:rPr>
@@ -178,16 +202,20 @@
           <w:b/>
           <w:color w:val="000000"/>
           <w:kern w:val="0"/>
-          <w:lang w:eastAsia="es-PE"/>
-          <w14:ligatures w14:val="none"/>
-        </w:rPr>
-      </w:pPr>
-      <w:r>
-        <w:rPr>
-          <w:rFonts w:ascii="Arial Narrow" w:eastAsia="Arial Narrow" w:hAnsi="Arial Narrow" w:cs="Arial Narrow"/>
-          <w:b/>
-          <w:color w:val="000000"/>
-          <w:kern w:val="0"/>
+          <w:sz w:val="22"/>
+          <w:szCs w:val="22"/>
+          <w:lang w:eastAsia="es-PE"/>
+          <w14:ligatures w14:val="none"/>
+        </w:rPr>
+      </w:pPr>
+      <w:r>
+        <w:rPr>
+          <w:rFonts w:ascii="Arial Narrow" w:eastAsia="Arial Narrow" w:hAnsi="Arial Narrow" w:cs="Arial Narrow"/>
+          <w:b/>
+          <w:color w:val="000000"/>
+          <w:kern w:val="0"/>
+          <w:sz w:val="22"/>
+          <w:szCs w:val="22"/>
           <w:lang w:eastAsia="es-PE"/>
           <w14:ligatures w14:val="none"/>
         </w:rPr>
@@ -199,6 +227,8 @@
           <w:b/>
           <w:color w:val="000000"/>
           <w:kern w:val="0"/>
+          <w:sz w:val="22"/>
+          <w:szCs w:val="22"/>
           <w:lang w:eastAsia="es-PE"/>
           <w14:ligatures w14:val="none"/>
         </w:rPr>
@@ -211,6 +241,8 @@
           <w:b/>
           <w:color w:val="000000"/>
           <w:kern w:val="0"/>
+          <w:sz w:val="22"/>
+          <w:szCs w:val="22"/>
           <w:lang w:eastAsia="es-PE"/>
           <w14:ligatures w14:val="none"/>
         </w:rPr>
@@ -232,16 +264,20 @@
           <w:b/>
           <w:color w:val="000000"/>
           <w:kern w:val="0"/>
-          <w:lang w:eastAsia="es-PE"/>
-          <w14:ligatures w14:val="none"/>
-        </w:rPr>
-      </w:pPr>
-      <w:r>
-        <w:rPr>
-          <w:rFonts w:ascii="Arial Narrow" w:eastAsia="Arial Narrow" w:hAnsi="Arial Narrow" w:cs="Arial Narrow"/>
-          <w:b/>
-          <w:color w:val="000000"/>
-          <w:kern w:val="0"/>
+          <w:sz w:val="22"/>
+          <w:szCs w:val="22"/>
+          <w:lang w:eastAsia="es-PE"/>
+          <w14:ligatures w14:val="none"/>
+        </w:rPr>
+      </w:pPr>
+      <w:r>
+        <w:rPr>
+          <w:rFonts w:ascii="Arial Narrow" w:eastAsia="Arial Narrow" w:hAnsi="Arial Narrow" w:cs="Arial Narrow"/>
+          <w:b/>
+          <w:color w:val="000000"/>
+          <w:kern w:val="0"/>
+          <w:sz w:val="22"/>
+          <w:szCs w:val="22"/>
           <w:lang w:eastAsia="es-PE"/>
           <w14:ligatures w14:val="none"/>
         </w:rPr>
@@ -253,6 +289,8 @@
           <w:b/>
           <w:color w:val="000000"/>
           <w:kern w:val="0"/>
+          <w:sz w:val="22"/>
+          <w:szCs w:val="22"/>
           <w:lang w:eastAsia="es-PE"/>
           <w14:ligatures w14:val="none"/>
         </w:rPr>
@@ -272,16 +310,20 @@
           <w:b/>
           <w:color w:val="000000"/>
           <w:kern w:val="0"/>
-          <w:lang w:eastAsia="es-PE"/>
-          <w14:ligatures w14:val="none"/>
-        </w:rPr>
-      </w:pPr>
-      <w:r>
-        <w:rPr>
-          <w:rFonts w:ascii="Arial Narrow" w:eastAsia="Arial Narrow" w:hAnsi="Arial Narrow" w:cs="Arial Narrow"/>
-          <w:b/>
-          <w:color w:val="000000"/>
-          <w:kern w:val="0"/>
+          <w:sz w:val="22"/>
+          <w:szCs w:val="22"/>
+          <w:lang w:eastAsia="es-PE"/>
+          <w14:ligatures w14:val="none"/>
+        </w:rPr>
+      </w:pPr>
+      <w:r>
+        <w:rPr>
+          <w:rFonts w:ascii="Arial Narrow" w:eastAsia="Arial Narrow" w:hAnsi="Arial Narrow" w:cs="Arial Narrow"/>
+          <w:b/>
+          <w:color w:val="000000"/>
+          <w:kern w:val="0"/>
+          <w:sz w:val="22"/>
+          <w:szCs w:val="22"/>
           <w:lang w:eastAsia="es-PE"/>
           <w14:ligatures w14:val="none"/>
         </w:rPr>
@@ -293,6 +335,8 @@
           <w:b/>
           <w:color w:val="000000"/>
           <w:kern w:val="0"/>
+          <w:sz w:val="22"/>
+          <w:szCs w:val="22"/>
           <w:lang w:eastAsia="es-PE"/>
           <w14:ligatures w14:val="none"/>
         </w:rPr>
@@ -305,6 +349,8 @@
           <w:b/>
           <w:color w:val="000000"/>
           <w:kern w:val="0"/>
+          <w:sz w:val="22"/>
+          <w:szCs w:val="22"/>
           <w:lang w:eastAsia="es-PE"/>
           <w14:ligatures w14:val="none"/>
         </w:rPr>
@@ -316,6 +362,8 @@
           <w:b/>
           <w:color w:val="000000"/>
           <w:kern w:val="0"/>
+          <w:sz w:val="22"/>
+          <w:szCs w:val="22"/>
           <w:lang w:eastAsia="es-PE"/>
           <w14:ligatures w14:val="none"/>
         </w:rPr>
@@ -330,9 +378,11 @@
         <w:spacing w:after="0" w:line="240" w:lineRule="auto"/>
         <w:jc w:val="both"/>
         <w:rPr>
-          <w:rFonts w:ascii="Arial Narrow" w:eastAsia="Times New Roman" w:hAnsi="Arial Narrow" w:cs="Times New Roman"/>
-          <w:color w:val="000000"/>
-          <w:kern w:val="0"/>
+          <w:rFonts w:ascii="Arial Narrow" w:eastAsia="Arial Narrow" w:hAnsi="Arial Narrow" w:cs="Arial Narrow"/>
+          <w:color w:val="000000"/>
+          <w:kern w:val="0"/>
+          <w:sz w:val="22"/>
+          <w:szCs w:val="22"/>
           <w:shd w:val="clear" w:color="auto" w:fill="FFFFFF"/>
           <w:lang w:eastAsia="es-PE"/>
           <w14:ligatures w14:val="none"/>
@@ -347,9 +397,11 @@
         <w:spacing w:after="0" w:line="240" w:lineRule="auto"/>
         <w:jc w:val="both"/>
         <w:rPr>
-          <w:rFonts w:ascii="Arial Narrow" w:eastAsia="Times New Roman" w:hAnsi="Arial Narrow" w:cs="Times New Roman"/>
-          <w:color w:val="000000"/>
-          <w:kern w:val="0"/>
+          <w:rFonts w:ascii="Arial Narrow" w:eastAsia="Arial Narrow" w:hAnsi="Arial Narrow" w:cs="Arial Narrow"/>
+          <w:color w:val="000000"/>
+          <w:kern w:val="0"/>
+          <w:sz w:val="22"/>
+          <w:szCs w:val="22"/>
           <w:shd w:val="clear" w:color="auto" w:fill="FFFFFF"/>
           <w:lang w:eastAsia="es-PE"/>
           <w14:ligatures w14:val="none"/>
@@ -357,9 +409,11 @@
       </w:pPr>
       <w:r>
         <w:rPr>
-          <w:rFonts w:ascii="Arial Narrow" w:eastAsia="Times New Roman" w:hAnsi="Arial Narrow" w:cs="Times New Roman"/>
-          <w:color w:val="000000"/>
-          <w:kern w:val="0"/>
+          <w:rFonts w:ascii="Arial Narrow" w:eastAsia="Arial Narrow" w:hAnsi="Arial Narrow" w:cs="Arial Narrow"/>
+          <w:color w:val="000000"/>
+          <w:kern w:val="0"/>
+          <w:sz w:val="22"/>
+          <w:szCs w:val="22"/>
           <w:shd w:val="clear" w:color="auto" w:fill="FFFFFF"/>
           <w:lang w:eastAsia="es-PE"/>
           <w14:ligatures w14:val="none"/>
@@ -368,9 +422,11 @@
       </w:r>
       <w:r>
         <w:rPr>
-          <w:rFonts w:ascii="Arial Narrow" w:eastAsia="Times New Roman" w:hAnsi="Arial Narrow" w:cs="Times New Roman"/>
-          <w:color w:val="000000"/>
-          <w:kern w:val="0"/>
+          <w:rFonts w:ascii="Arial Narrow" w:eastAsia="Arial Narrow" w:hAnsi="Arial Narrow" w:cs="Arial Narrow"/>
+          <w:color w:val="000000"/>
+          <w:kern w:val="0"/>
+          <w:sz w:val="22"/>
+          <w:szCs w:val="22"/>
           <w:shd w:val="clear" w:color="auto" w:fill="FFFFFF"/>
           <w:lang w:eastAsia="es-PE"/>
           <w14:ligatures w14:val="none"/>
@@ -379,9 +435,11 @@
       </w:r>
       <w:r>
         <w:rPr>
-          <w:rFonts w:ascii="Arial Narrow" w:eastAsia="Times New Roman" w:hAnsi="Arial Narrow" w:cs="Times New Roman"/>
-          <w:color w:val="000000"/>
-          <w:kern w:val="0"/>
+          <w:rFonts w:ascii="Arial Narrow" w:eastAsia="Arial Narrow" w:hAnsi="Arial Narrow" w:cs="Arial Narrow"/>
+          <w:color w:val="000000"/>
+          <w:kern w:val="0"/>
+          <w:sz w:val="22"/>
+          <w:szCs w:val="22"/>
           <w:shd w:val="clear" w:color="auto" w:fill="FFFFFF"/>
           <w:lang w:eastAsia="es-PE"/>
           <w14:ligatures w14:val="none"/>
@@ -390,9 +448,11 @@
       </w:r>
       <w:r>
         <w:rPr>
-          <w:rFonts w:ascii="Arial Narrow" w:eastAsia="Times New Roman" w:hAnsi="Arial Narrow" w:cs="Times New Roman"/>
-          <w:color w:val="000000"/>
-          <w:kern w:val="0"/>
+          <w:rFonts w:ascii="Arial Narrow" w:eastAsia="Arial Narrow" w:hAnsi="Arial Narrow" w:cs="Arial Narrow"/>
+          <w:color w:val="000000"/>
+          <w:kern w:val="0"/>
+          <w:sz w:val="22"/>
+          <w:szCs w:val="22"/>
           <w:shd w:val="clear" w:color="auto" w:fill="FFFFFF"/>
           <w:lang w:eastAsia="es-PE"/>
           <w14:ligatures w14:val="none"/>
@@ -401,9 +461,11 @@
       </w:r>
       <w:r>
         <w:rPr>
-          <w:rFonts w:ascii="Arial Narrow" w:eastAsia="Times New Roman" w:hAnsi="Arial Narrow" w:cs="Times New Roman"/>
-          <w:color w:val="000000"/>
-          <w:kern w:val="0"/>
+          <w:rFonts w:ascii="Arial Narrow" w:eastAsia="Arial Narrow" w:hAnsi="Arial Narrow" w:cs="Arial Narrow"/>
+          <w:color w:val="000000"/>
+          <w:kern w:val="0"/>
+          <w:sz w:val="22"/>
+          <w:szCs w:val="22"/>
           <w:shd w:val="clear" w:color="auto" w:fill="FFFFFF"/>
           <w:lang w:eastAsia="es-PE"/>
           <w14:ligatures w14:val="none"/>
@@ -412,9 +474,11 @@
       </w:r>
       <w:r>
         <w:rPr>
-          <w:rFonts w:ascii="Arial Narrow" w:eastAsia="Times New Roman" w:hAnsi="Arial Narrow" w:cs="Times New Roman"/>
-          <w:color w:val="000000"/>
-          <w:kern w:val="0"/>
+          <w:rFonts w:ascii="Arial Narrow" w:eastAsia="Arial Narrow" w:hAnsi="Arial Narrow" w:cs="Arial Narrow"/>
+          <w:color w:val="000000"/>
+          <w:kern w:val="0"/>
+          <w:sz w:val="22"/>
+          <w:szCs w:val="22"/>
           <w:shd w:val="clear" w:color="auto" w:fill="FFFFFF"/>
           <w:lang w:eastAsia="es-PE"/>
           <w14:ligatures w14:val="none"/>
@@ -430,9 +494,11 @@
         <w:spacing w:after="0" w:line="240" w:lineRule="auto"/>
         <w:jc w:val="both"/>
         <w:rPr>
-          <w:rFonts w:ascii="Arial Narrow" w:eastAsia="Times New Roman" w:hAnsi="Arial Narrow" w:cs="Times New Roman"/>
-          <w:color w:val="000000"/>
-          <w:kern w:val="0"/>
+          <w:rFonts w:ascii="Arial Narrow" w:eastAsia="Arial Narrow" w:hAnsi="Arial Narrow" w:cs="Arial Narrow"/>
+          <w:color w:val="000000"/>
+          <w:kern w:val="0"/>
+          <w:sz w:val="22"/>
+          <w:szCs w:val="22"/>
           <w:lang w:eastAsia="es-PE"/>
           <w14:ligatures w14:val="none"/>
         </w:rPr>
@@ -448,19 +514,23 @@
         <w:ind w:left="567" w:hanging="567"/>
         <w:jc w:val="both"/>
         <w:rPr>
-          <w:rFonts w:ascii="Arial Narrow" w:eastAsia="Times New Roman" w:hAnsi="Arial Narrow" w:cs="Times New Roman"/>
-          <w:color w:val="000000"/>
-          <w:kern w:val="0"/>
-          <w:lang w:eastAsia="es-PE"/>
-          <w14:ligatures w14:val="none"/>
-        </w:rPr>
-      </w:pPr>
-      <w:r>
-        <w:rPr>
-          <w:rFonts w:ascii="Arial Narrow" w:eastAsia="Arial Narrow" w:hAnsi="Arial Narrow" w:cs="Arial Narrow"/>
-          <w:b/>
-          <w:color w:val="000000"/>
-          <w:kern w:val="0"/>
+          <w:rFonts w:ascii="Arial Narrow" w:eastAsia="Arial Narrow" w:hAnsi="Arial Narrow" w:cs="Arial Narrow"/>
+          <w:color w:val="000000"/>
+          <w:kern w:val="0"/>
+          <w:sz w:val="22"/>
+          <w:szCs w:val="22"/>
+          <w:lang w:eastAsia="es-PE"/>
+          <w14:ligatures w14:val="none"/>
+        </w:rPr>
+      </w:pPr>
+      <w:r>
+        <w:rPr>
+          <w:rFonts w:ascii="Arial Narrow" w:eastAsia="Arial Narrow" w:hAnsi="Arial Narrow" w:cs="Arial Narrow"/>
+          <w:b/>
+          <w:color w:val="000000"/>
+          <w:kern w:val="0"/>
+          <w:sz w:val="22"/>
+          <w:szCs w:val="22"/>
           <w:lang w:eastAsia="es-PE"/>
           <w14:ligatures w14:val="none"/>
         </w:rPr>
@@ -472,9 +542,11 @@
         <w:spacing w:after="0" w:line="240" w:lineRule="auto"/>
         <w:jc w:val="both"/>
         <w:rPr>
-          <w:rFonts w:ascii="Arial Narrow" w:eastAsia="Times New Roman" w:hAnsi="Arial Narrow" w:cs="Times New Roman"/>
-          <w:color w:val="000000"/>
-          <w:kern w:val="0"/>
+          <w:rFonts w:ascii="Arial Narrow" w:eastAsia="Arial Narrow" w:hAnsi="Arial Narrow" w:cs="Arial Narrow"/>
+          <w:color w:val="000000"/>
+          <w:kern w:val="0"/>
+          <w:sz w:val="22"/>
+          <w:szCs w:val="22"/>
           <w:lang w:eastAsia="es-PE"/>
           <w14:ligatures w14:val="none"/>
         </w:rPr>
@@ -490,18 +562,22 @@
         <w:ind w:left="567" w:hanging="567"/>
         <w:jc w:val="both"/>
         <w:rPr>
-          <w:rFonts w:ascii="Arial Narrow" w:eastAsia="Times New Roman" w:hAnsi="Arial Narrow" w:cs="Arial"/>
-          <w:color w:val="000000"/>
-          <w:kern w:val="0"/>
+          <w:rFonts w:ascii="Arial Narrow" w:eastAsia="Arial Narrow" w:hAnsi="Arial Narrow" w:cs="Arial Narrow"/>
+          <w:color w:val="000000"/>
+          <w:kern w:val="0"/>
+          <w:sz w:val="22"/>
+          <w:szCs w:val="22"/>
           <w:lang w:val="es-ES" w:eastAsia="es-ES"/>
           <w14:ligatures w14:val="none"/>
         </w:rPr>
       </w:pPr>
       <w:r>
         <w:rPr>
-          <w:rFonts w:ascii="Arial Narrow" w:eastAsia="Times New Roman" w:hAnsi="Arial Narrow" w:cs="Arial"/>
-          <w:color w:val="000000"/>
-          <w:kern w:val="0"/>
+          <w:rFonts w:ascii="Arial Narrow" w:eastAsia="Arial Narrow" w:hAnsi="Arial Narrow" w:cs="Arial Narrow"/>
+          <w:color w:val="000000"/>
+          <w:kern w:val="0"/>
+          <w:sz w:val="22"/>
+          <w:szCs w:val="22"/>
           <w:lang w:val="es-ES" w:eastAsia="es-ES"/>
           <w14:ligatures w14:val="none"/>
         </w:rPr>
@@ -509,9 +585,11 @@
       </w:r>
       <w:r>
         <w:rPr>
-          <w:rFonts w:ascii="Arial Narrow" w:eastAsia="Times New Roman" w:hAnsi="Arial Narrow" w:cs="Arial"/>
-          <w:color w:val="000000"/>
-          <w:kern w:val="0"/>
+          <w:rFonts w:ascii="Arial Narrow" w:eastAsia="Arial Narrow" w:hAnsi="Arial Narrow" w:cs="Arial Narrow"/>
+          <w:color w:val="000000"/>
+          <w:kern w:val="0"/>
+          <w:sz w:val="22"/>
+          <w:szCs w:val="22"/>
           <w:lang w:val="es-ES" w:eastAsia="es-ES"/>
           <w14:ligatures w14:val="none"/>
         </w:rPr>
@@ -519,57 +597,71 @@
       </w:r>
       <w:r>
         <w:rPr>
-          <w:rFonts w:ascii="Arial Narrow" w:eastAsia="Calibri" w:hAnsi="Arial Narrow" w:cs="Arial"/>
-          <w:kern w:val="0"/>
-          <w14:ligatures w14:val="none"/>
+          <w:rFonts w:ascii="Arial Narrow" w:eastAsia="Arial Narrow" w:hAnsi="Arial Narrow" w:cs="Arial Narrow"/>
+          <w:kern w:val="0"/>
+          <w14:ligatures w14:val="none"/>
+          <w:sz w:val="22"/>
+          <w:szCs w:val="22"/>
         </w:rPr>
         <w:t xml:space="preserve"/>
       </w:r>
       <w:r>
         <w:rPr>
-          <w:rFonts w:ascii="Arial Narrow" w:eastAsia="Calibri" w:hAnsi="Arial Narrow" w:cs="Arial"/>
-          <w:kern w:val="0"/>
-          <w14:ligatures w14:val="none"/>
+          <w:rFonts w:ascii="Arial Narrow" w:eastAsia="Arial Narrow" w:hAnsi="Arial Narrow" w:cs="Arial Narrow"/>
+          <w:kern w:val="0"/>
+          <w14:ligatures w14:val="none"/>
+          <w:sz w:val="22"/>
+          <w:szCs w:val="22"/>
         </w:rPr>
         <w:t/>
       </w:r>
       <w:r>
         <w:rPr>
-          <w:rFonts w:ascii="Arial Narrow" w:eastAsia="Calibri" w:hAnsi="Arial Narrow" w:cs="Arial"/>
-          <w:kern w:val="0"/>
-          <w14:ligatures w14:val="none"/>
+          <w:rFonts w:ascii="Arial Narrow" w:eastAsia="Arial Narrow" w:hAnsi="Arial Narrow" w:cs="Arial Narrow"/>
+          <w:kern w:val="0"/>
+          <w14:ligatures w14:val="none"/>
+          <w:sz w:val="22"/>
+          <w:szCs w:val="22"/>
         </w:rPr>
         <w:t xml:space="preserve"/>
       </w:r>
       <w:r>
         <w:rPr>
-          <w:rFonts w:ascii="Arial Narrow" w:eastAsia="Calibri" w:hAnsi="Arial Narrow" w:cs="Arial"/>
-          <w:kern w:val="0"/>
-          <w14:ligatures w14:val="none"/>
+          <w:rFonts w:ascii="Arial Narrow" w:eastAsia="Arial Narrow" w:hAnsi="Arial Narrow" w:cs="Arial Narrow"/>
+          <w:kern w:val="0"/>
+          <w14:ligatures w14:val="none"/>
+          <w:sz w:val="22"/>
+          <w:szCs w:val="22"/>
         </w:rPr>
         <w:t/>
       </w:r>
       <w:r>
         <w:rPr>
-          <w:rFonts w:ascii="Arial Narrow" w:eastAsia="Calibri" w:hAnsi="Arial Narrow" w:cs="Arial"/>
-          <w:kern w:val="0"/>
-          <w14:ligatures w14:val="none"/>
+          <w:rFonts w:ascii="Arial Narrow" w:eastAsia="Arial Narrow" w:hAnsi="Arial Narrow" w:cs="Arial Narrow"/>
+          <w:kern w:val="0"/>
+          <w14:ligatures w14:val="none"/>
+          <w:sz w:val="22"/>
+          <w:szCs w:val="22"/>
         </w:rPr>
         <w:t xml:space="preserve"/>
       </w:r>
       <w:r>
         <w:rPr>
-          <w:rFonts w:ascii="Arial Narrow" w:eastAsia="Calibri" w:hAnsi="Arial Narrow" w:cs="Arial"/>
-          <w:kern w:val="0"/>
-          <w14:ligatures w14:val="none"/>
+          <w:rFonts w:ascii="Arial Narrow" w:eastAsia="Arial Narrow" w:hAnsi="Arial Narrow" w:cs="Arial Narrow"/>
+          <w:kern w:val="0"/>
+          <w14:ligatures w14:val="none"/>
+          <w:sz w:val="22"/>
+          <w:szCs w:val="22"/>
         </w:rPr>
         <w:t/>
       </w:r>
       <w:r>
         <w:rPr>
-          <w:rFonts w:ascii="Arial Narrow" w:eastAsia="Times New Roman" w:hAnsi="Arial Narrow" w:cs="Arial"/>
-          <w:color w:val="000000"/>
-          <w:kern w:val="0"/>
+          <w:rFonts w:ascii="Arial Narrow" w:eastAsia="Arial Narrow" w:hAnsi="Arial Narrow" w:cs="Arial Narrow"/>
+          <w:color w:val="000000"/>
+          <w:kern w:val="0"/>
+          <w:sz w:val="22"/>
+          <w:szCs w:val="22"/>
           <w:lang w:val="es-ES" w:eastAsia="es-ES"/>
           <w14:ligatures w14:val="none"/>
         </w:rPr>
@@ -577,9 +669,11 @@
       </w:r>
       <w:r>
         <w:rPr>
-          <w:rFonts w:ascii="Arial Narrow" w:eastAsia="Times New Roman" w:hAnsi="Arial Narrow" w:cs="Arial"/>
-          <w:color w:val="000000"/>
-          <w:kern w:val="0"/>
+          <w:rFonts w:ascii="Arial Narrow" w:eastAsia="Arial Narrow" w:hAnsi="Arial Narrow" w:cs="Arial Narrow"/>
+          <w:color w:val="000000"/>
+          <w:kern w:val="0"/>
+          <w:sz w:val="22"/>
+          <w:szCs w:val="22"/>
           <w:lang w:val="es-ES" w:eastAsia="es-ES"/>
           <w14:ligatures w14:val="none"/>
         </w:rPr>
@@ -587,9 +681,11 @@
       </w:r>
       <w:r>
         <w:rPr>
-          <w:rFonts w:ascii="Arial Narrow" w:eastAsia="Times New Roman" w:hAnsi="Arial Narrow" w:cs="Arial"/>
-          <w:color w:val="000000"/>
-          <w:kern w:val="0"/>
+          <w:rFonts w:ascii="Arial Narrow" w:eastAsia="Arial Narrow" w:hAnsi="Arial Narrow" w:cs="Arial Narrow"/>
+          <w:color w:val="000000"/>
+          <w:kern w:val="0"/>
+          <w:sz w:val="22"/>
+          <w:szCs w:val="22"/>
           <w:lang w:val="es-ES" w:eastAsia="es-ES"/>
           <w14:ligatures w14:val="none"/>
         </w:rPr>
@@ -597,9 +693,11 @@
       </w:r>
       <w:r>
         <w:rPr>
-          <w:rFonts w:ascii="Arial Narrow" w:eastAsia="Times New Roman" w:hAnsi="Arial Narrow" w:cs="Arial"/>
-          <w:color w:val="000000"/>
-          <w:kern w:val="0"/>
+          <w:rFonts w:ascii="Arial Narrow" w:eastAsia="Arial Narrow" w:hAnsi="Arial Narrow" w:cs="Arial Narrow"/>
+          <w:color w:val="000000"/>
+          <w:kern w:val="0"/>
+          <w:sz w:val="22"/>
+          <w:szCs w:val="22"/>
           <w:lang w:val="es-ES" w:eastAsia="es-ES"/>
           <w14:ligatures w14:val="none"/>
         </w:rPr>
@@ -608,9 +706,11 @@
       <w:r>
         <w:rPr>
           <w:rStyle w:val="Refdenotaalpie"/>
-          <w:rFonts w:ascii="Arial Narrow" w:eastAsia="Times New Roman" w:hAnsi="Arial Narrow" w:cs="Times New Roman"/>
-          <w:color w:val="000000"/>
-          <w:kern w:val="0"/>
+          <w:rFonts w:ascii="Arial Narrow" w:eastAsia="Arial Narrow" w:hAnsi="Arial Narrow" w:cs="Arial Narrow"/>
+          <w:color w:val="000000"/>
+          <w:kern w:val="0"/>
+          <w:sz w:val="22"/>
+          <w:szCs w:val="22"/>
           <w:vertAlign w:val="superscript"/>
           <w:lang w:val="es-ES" w:eastAsia="es-ES"/>
           <w14:ligatures w14:val="none"/>
@@ -619,9 +719,11 @@
       </w:r>
       <w:r>
         <w:rPr>
-          <w:rFonts w:ascii="Arial Narrow" w:eastAsia="Times New Roman" w:hAnsi="Arial Narrow" w:cs="Arial"/>
-          <w:color w:val="000000"/>
-          <w:kern w:val="0"/>
+          <w:rFonts w:ascii="Arial Narrow" w:eastAsia="Arial Narrow" w:hAnsi="Arial Narrow" w:cs="Arial Narrow"/>
+          <w:color w:val="000000"/>
+          <w:kern w:val="0"/>
+          <w:sz w:val="22"/>
+          <w:szCs w:val="22"/>
           <w:lang w:val="es-ES" w:eastAsia="es-ES"/>
           <w14:ligatures w14:val="none"/>
         </w:rPr>
@@ -629,10 +731,12 @@
       </w:r>
       <w:r>
         <w:rPr>
-          <w:rFonts w:ascii="Arial Narrow" w:eastAsia="Times New Roman" w:hAnsi="Arial Narrow" w:cs="Arial"/>
+          <w:rFonts w:ascii="Arial Narrow" w:eastAsia="Arial Narrow" w:hAnsi="Arial Narrow" w:cs="Arial Narrow"/>
           <w:bCs/>
           <w:color w:val="000000"/>
           <w:kern w:val="0"/>
+          <w:sz w:val="22"/>
+          <w:szCs w:val="22"/>
           <w:lang w:val="es-ES" w:eastAsia="es-ES"/>
           <w14:ligatures w14:val="none"/>
         </w:rPr>
@@ -647,9 +751,11 @@
         <w:spacing w:after="0" w:line="240" w:lineRule="auto"/>
         <w:jc w:val="both"/>
         <w:rPr>
-          <w:rFonts w:ascii="Arial Narrow" w:eastAsia="Times New Roman" w:hAnsi="Arial Narrow" w:cs="Arial"/>
-          <w:color w:val="000000"/>
-          <w:kern w:val="0"/>
+          <w:rFonts w:ascii="Arial Narrow" w:eastAsia="Arial Narrow" w:hAnsi="Arial Narrow" w:cs="Arial Narrow"/>
+          <w:color w:val="000000"/>
+          <w:kern w:val="0"/>
+          <w:sz w:val="22"/>
+          <w:szCs w:val="22"/>
           <w:lang w:val="es-ES" w:eastAsia="es-ES"/>
           <w14:ligatures w14:val="none"/>
         </w:rPr>
@@ -670,18 +776,22 @@
         <w:ind w:left="1134" w:hanging="567"/>
         <w:jc w:val="both"/>
         <w:rPr>
-          <w:rFonts w:ascii="Arial Narrow" w:eastAsia="Times New Roman" w:hAnsi="Arial Narrow" w:cs="Arial"/>
-          <w:color w:val="000000"/>
-          <w:kern w:val="0"/>
+          <w:rFonts w:ascii="Arial Narrow" w:eastAsia="Arial Narrow" w:hAnsi="Arial Narrow" w:cs="Arial Narrow"/>
+          <w:color w:val="000000"/>
+          <w:kern w:val="0"/>
+          <w:sz w:val="22"/>
+          <w:szCs w:val="22"/>
           <w:lang w:eastAsia="es-ES"/>
           <w14:ligatures w14:val="none"/>
         </w:rPr>
       </w:pPr>
       <w:r>
         <w:rPr>
-          <w:rFonts w:ascii="Arial Narrow" w:eastAsia="Times New Roman" w:hAnsi="Arial Narrow" w:cs="Arial"/>
-          <w:color w:val="000000"/>
-          <w:kern w:val="0"/>
+          <w:rFonts w:ascii="Arial Narrow" w:eastAsia="Arial Narrow" w:hAnsi="Arial Narrow" w:cs="Arial Narrow"/>
+          <w:color w:val="000000"/>
+          <w:kern w:val="0"/>
+          <w:sz w:val="22"/>
+          <w:szCs w:val="22"/>
           <w:lang w:eastAsia="es-ES"/>
           <w14:ligatures w14:val="none"/>
         </w:rPr>
@@ -689,9 +799,11 @@
       </w:r>
       <w:r>
         <w:rPr>
-          <w:rFonts w:ascii="Arial Narrow" w:eastAsia="Times New Roman" w:hAnsi="Arial Narrow" w:cs="Arial"/>
-          <w:color w:val="000000"/>
-          <w:kern w:val="0"/>
+          <w:rFonts w:ascii="Arial Narrow" w:eastAsia="Arial Narrow" w:hAnsi="Arial Narrow" w:cs="Arial Narrow"/>
+          <w:color w:val="000000"/>
+          <w:kern w:val="0"/>
+          <w:sz w:val="22"/>
+          <w:szCs w:val="22"/>
           <w:lang w:eastAsia="es-ES"/>
           <w14:ligatures w14:val="none"/>
         </w:rPr>
@@ -699,9 +811,11 @@
       </w:r>
       <w:r>
         <w:rPr>
-          <w:rFonts w:ascii="Arial Narrow" w:eastAsia="Times New Roman" w:hAnsi="Arial Narrow" w:cs="Arial"/>
-          <w:color w:val="000000"/>
-          <w:kern w:val="0"/>
+          <w:rFonts w:ascii="Arial Narrow" w:eastAsia="Arial Narrow" w:hAnsi="Arial Narrow" w:cs="Arial Narrow"/>
+          <w:color w:val="000000"/>
+          <w:kern w:val="0"/>
+          <w:sz w:val="22"/>
+          <w:szCs w:val="22"/>
           <w:lang w:eastAsia="es-ES"/>
           <w14:ligatures w14:val="none"/>
         </w:rPr>
@@ -709,9 +823,11 @@
       </w:r>
       <w:r>
         <w:rPr>
-          <w:rFonts w:ascii="Arial Narrow" w:eastAsia="Times New Roman" w:hAnsi="Arial Narrow" w:cs="Arial"/>
-          <w:color w:val="000000"/>
-          <w:kern w:val="0"/>
+          <w:rFonts w:ascii="Arial Narrow" w:eastAsia="Arial Narrow" w:hAnsi="Arial Narrow" w:cs="Arial Narrow"/>
+          <w:color w:val="000000"/>
+          <w:kern w:val="0"/>
+          <w:sz w:val="22"/>
+          <w:szCs w:val="22"/>
           <w:lang w:eastAsia="es-ES"/>
           <w14:ligatures w14:val="none"/>
         </w:rPr>
@@ -719,9 +835,11 @@
       </w:r>
       <w:r>
         <w:rPr>
-          <w:rFonts w:ascii="Arial Narrow" w:eastAsia="Times New Roman" w:hAnsi="Arial Narrow" w:cs="Arial"/>
-          <w:color w:val="000000"/>
-          <w:kern w:val="0"/>
+          <w:rFonts w:ascii="Arial Narrow" w:eastAsia="Arial Narrow" w:hAnsi="Arial Narrow" w:cs="Arial Narrow"/>
+          <w:color w:val="000000"/>
+          <w:kern w:val="0"/>
+          <w:sz w:val="22"/>
+          <w:szCs w:val="22"/>
           <w:lang w:eastAsia="es-ES"/>
           <w14:ligatures w14:val="none"/>
         </w:rPr>
@@ -729,9 +847,11 @@
       </w:r>
       <w:r>
         <w:rPr>
-          <w:rFonts w:ascii="Arial Narrow" w:eastAsia="Times New Roman" w:hAnsi="Arial Narrow" w:cs="Arial"/>
-          <w:color w:val="000000"/>
-          <w:kern w:val="0"/>
+          <w:rFonts w:ascii="Arial Narrow" w:eastAsia="Arial Narrow" w:hAnsi="Arial Narrow" w:cs="Arial Narrow"/>
+          <w:color w:val="000000"/>
+          <w:kern w:val="0"/>
+          <w:sz w:val="22"/>
+          <w:szCs w:val="22"/>
           <w:lang w:eastAsia="es-ES"/>
           <w14:ligatures w14:val="none"/>
         </w:rPr>
@@ -739,9 +859,11 @@
       </w:r>
       <w:r>
         <w:rPr>
-          <w:rFonts w:ascii="Arial Narrow" w:eastAsia="Times New Roman" w:hAnsi="Arial Narrow" w:cs="Arial"/>
-          <w:color w:val="000000"/>
-          <w:kern w:val="0"/>
+          <w:rFonts w:ascii="Arial Narrow" w:eastAsia="Arial Narrow" w:hAnsi="Arial Narrow" w:cs="Arial Narrow"/>
+          <w:color w:val="000000"/>
+          <w:kern w:val="0"/>
+          <w:sz w:val="22"/>
+          <w:szCs w:val="22"/>
           <w:lang w:eastAsia="es-ES"/>
           <w14:ligatures w14:val="none"/>
         </w:rPr>
@@ -749,9 +871,11 @@
       </w:r>
       <w:r>
         <w:rPr>
-          <w:rFonts w:ascii="Arial Narrow" w:eastAsia="Times New Roman" w:hAnsi="Arial Narrow" w:cs="Arial"/>
-          <w:color w:val="000000"/>
-          <w:kern w:val="0"/>
+          <w:rFonts w:ascii="Arial Narrow" w:eastAsia="Arial Narrow" w:hAnsi="Arial Narrow" w:cs="Arial Narrow"/>
+          <w:color w:val="000000"/>
+          <w:kern w:val="0"/>
+          <w:sz w:val="22"/>
+          <w:szCs w:val="22"/>
           <w:lang w:eastAsia="es-ES"/>
           <w14:ligatures w14:val="none"/>
         </w:rPr>
@@ -759,9 +883,11 @@
       </w:r>
       <w:r>
         <w:rPr>
-          <w:rFonts w:ascii="Arial Narrow" w:eastAsia="Times New Roman" w:hAnsi="Arial Narrow" w:cs="Arial"/>
-          <w:color w:val="000000"/>
-          <w:kern w:val="0"/>
+          <w:rFonts w:ascii="Arial Narrow" w:eastAsia="Arial Narrow" w:hAnsi="Arial Narrow" w:cs="Arial Narrow"/>
+          <w:color w:val="000000"/>
+          <w:kern w:val="0"/>
+          <w:sz w:val="22"/>
+          <w:szCs w:val="22"/>
           <w:lang w:eastAsia="es-ES"/>
           <w14:ligatures w14:val="none"/>
         </w:rPr>
@@ -769,9 +895,11 @@
       </w:r>
       <w:r>
         <w:rPr>
-          <w:rFonts w:ascii="Arial Narrow" w:eastAsia="Times New Roman" w:hAnsi="Arial Narrow" w:cs="Arial"/>
-          <w:color w:val="000000"/>
-          <w:kern w:val="0"/>
+          <w:rFonts w:ascii="Arial Narrow" w:eastAsia="Arial Narrow" w:hAnsi="Arial Narrow" w:cs="Arial Narrow"/>
+          <w:color w:val="000000"/>
+          <w:kern w:val="0"/>
+          <w:sz w:val="22"/>
+          <w:szCs w:val="22"/>
           <w:lang w:eastAsia="es-ES"/>
           <w14:ligatures w14:val="none"/>
         </w:rPr>
@@ -779,9 +907,11 @@
       </w:r>
       <w:r>
         <w:rPr>
-          <w:rFonts w:ascii="Arial Narrow" w:eastAsia="Times New Roman" w:hAnsi="Arial Narrow" w:cs="Arial"/>
-          <w:color w:val="000000"/>
-          <w:kern w:val="0"/>
+          <w:rFonts w:ascii="Arial Narrow" w:eastAsia="Arial Narrow" w:hAnsi="Arial Narrow" w:cs="Arial Narrow"/>
+          <w:color w:val="000000"/>
+          <w:kern w:val="0"/>
+          <w:sz w:val="22"/>
+          <w:szCs w:val="22"/>
           <w:lang w:eastAsia="es-ES"/>
           <w14:ligatures w14:val="none"/>
         </w:rPr>
@@ -789,9 +919,11 @@
       </w:r>
       <w:r>
         <w:rPr>
-          <w:rFonts w:ascii="Arial Narrow" w:eastAsia="Times New Roman" w:hAnsi="Arial Narrow" w:cs="Arial"/>
-          <w:color w:val="000000"/>
-          <w:kern w:val="0"/>
+          <w:rFonts w:ascii="Arial Narrow" w:eastAsia="Arial Narrow" w:hAnsi="Arial Narrow" w:cs="Arial Narrow"/>
+          <w:color w:val="000000"/>
+          <w:kern w:val="0"/>
+          <w:sz w:val="22"/>
+          <w:szCs w:val="22"/>
           <w:lang w:eastAsia="es-ES"/>
           <w14:ligatures w14:val="none"/>
         </w:rPr>
@@ -799,9 +931,11 @@
       </w:r>
       <w:r>
         <w:rPr>
-          <w:rFonts w:ascii="Arial Narrow" w:eastAsia="Times New Roman" w:hAnsi="Arial Narrow" w:cs="Arial"/>
-          <w:color w:val="000000"/>
-          <w:kern w:val="0"/>
+          <w:rFonts w:ascii="Arial Narrow" w:eastAsia="Arial Narrow" w:hAnsi="Arial Narrow" w:cs="Arial Narrow"/>
+          <w:color w:val="000000"/>
+          <w:kern w:val="0"/>
+          <w:sz w:val="22"/>
+          <w:szCs w:val="22"/>
           <w:lang w:eastAsia="es-ES"/>
           <w14:ligatures w14:val="none"/>
         </w:rPr>
@@ -809,9 +943,11 @@
       </w:r>
       <w:r>
         <w:rPr>
-          <w:rFonts w:ascii="Arial Narrow" w:eastAsia="Times New Roman" w:hAnsi="Arial Narrow" w:cs="Arial"/>
-          <w:color w:val="000000"/>
-          <w:kern w:val="0"/>
+          <w:rFonts w:ascii="Arial Narrow" w:eastAsia="Arial Narrow" w:hAnsi="Arial Narrow" w:cs="Arial Narrow"/>
+          <w:color w:val="000000"/>
+          <w:kern w:val="0"/>
+          <w:sz w:val="22"/>
+          <w:szCs w:val="22"/>
           <w:lang w:eastAsia="es-ES"/>
           <w14:ligatures w14:val="none"/>
         </w:rPr>
@@ -819,15 +955,19 @@
       </w:r>
       <w:r>
         <w:rPr>
-          <w:rFonts w:ascii="Arial Narrow" w:hAnsi="Arial Narrow"/>
+          <w:rFonts w:ascii="Arial Narrow" w:eastAsia="Arial Narrow" w:hAnsi="Arial Narrow" w:cs="Arial Narrow"/>
+          <w:sz w:val="22"/>
+          <w:szCs w:val="22"/>
         </w:rPr>
         <w:t xml:space="preserve"> </w:t>
       </w:r>
       <w:r>
         <w:rPr>
-          <w:rFonts w:ascii="Arial Narrow" w:eastAsia="Times New Roman" w:hAnsi="Arial Narrow" w:cs="Arial"/>
-          <w:color w:val="000000"/>
-          <w:kern w:val="0"/>
+          <w:rFonts w:ascii="Arial Narrow" w:eastAsia="Arial Narrow" w:hAnsi="Arial Narrow" w:cs="Arial Narrow"/>
+          <w:color w:val="000000"/>
+          <w:kern w:val="0"/>
+          <w:sz w:val="22"/>
+          <w:szCs w:val="22"/>
           <w:lang w:eastAsia="es-ES"/>
           <w14:ligatures w14:val="none"/>
         </w:rPr>
@@ -835,9 +975,11 @@
       </w:r>
       <w:r>
         <w:rPr>
-          <w:rFonts w:ascii="Arial Narrow" w:eastAsia="Times New Roman" w:hAnsi="Arial Narrow" w:cs="Arial"/>
-          <w:color w:val="000000"/>
-          <w:kern w:val="0"/>
+          <w:rFonts w:ascii="Arial Narrow" w:eastAsia="Arial Narrow" w:hAnsi="Arial Narrow" w:cs="Arial Narrow"/>
+          <w:color w:val="000000"/>
+          <w:kern w:val="0"/>
+          <w:sz w:val="22"/>
+          <w:szCs w:val="22"/>
           <w:lang w:eastAsia="es-ES"/>
           <w14:ligatures w14:val="none"/>
         </w:rPr>
@@ -845,9 +987,11 @@
       </w:r>
       <w:r>
         <w:rPr>
-          <w:rFonts w:ascii="Arial Narrow" w:eastAsia="Times New Roman" w:hAnsi="Arial Narrow" w:cs="Arial"/>
-          <w:color w:val="000000"/>
-          <w:kern w:val="0"/>
+          <w:rFonts w:ascii="Arial Narrow" w:eastAsia="Arial Narrow" w:hAnsi="Arial Narrow" w:cs="Arial Narrow"/>
+          <w:color w:val="000000"/>
+          <w:kern w:val="0"/>
+          <w:sz w:val="22"/>
+          <w:szCs w:val="22"/>
           <w:lang w:eastAsia="es-ES"/>
           <w14:ligatures w14:val="none"/>
         </w:rPr>
@@ -855,9 +999,11 @@
       </w:r>
       <w:r>
         <w:rPr>
-          <w:rFonts w:ascii="Arial Narrow" w:eastAsia="Times New Roman" w:hAnsi="Arial Narrow" w:cs="Arial"/>
-          <w:color w:val="000000"/>
-          <w:kern w:val="0"/>
+          <w:rFonts w:ascii="Arial Narrow" w:eastAsia="Arial Narrow" w:hAnsi="Arial Narrow" w:cs="Arial Narrow"/>
+          <w:color w:val="000000"/>
+          <w:kern w:val="0"/>
+          <w:sz w:val="22"/>
+          <w:szCs w:val="22"/>
           <w:lang w:eastAsia="es-ES"/>
           <w14:ligatures w14:val="none"/>
         </w:rPr>
@@ -865,9 +1011,11 @@
       </w:r>
       <w:r>
         <w:rPr>
-          <w:rFonts w:ascii="Arial Narrow" w:eastAsia="Times New Roman" w:hAnsi="Arial Narrow" w:cs="Arial"/>
-          <w:color w:val="000000"/>
-          <w:kern w:val="0"/>
+          <w:rFonts w:ascii="Arial Narrow" w:eastAsia="Arial Narrow" w:hAnsi="Arial Narrow" w:cs="Arial Narrow"/>
+          <w:color w:val="000000"/>
+          <w:kern w:val="0"/>
+          <w:sz w:val="22"/>
+          <w:szCs w:val="22"/>
           <w:lang w:eastAsia="es-ES"/>
           <w14:ligatures w14:val="none"/>
         </w:rPr>
@@ -875,9 +1023,11 @@
       </w:r>
       <w:r>
         <w:rPr>
-          <w:rFonts w:ascii="Arial Narrow" w:eastAsia="Times New Roman" w:hAnsi="Arial Narrow" w:cs="Arial"/>
-          <w:color w:val="000000"/>
-          <w:kern w:val="0"/>
+          <w:rFonts w:ascii="Arial Narrow" w:eastAsia="Arial Narrow" w:hAnsi="Arial Narrow" w:cs="Arial Narrow"/>
+          <w:color w:val="000000"/>
+          <w:kern w:val="0"/>
+          <w:sz w:val="22"/>
+          <w:szCs w:val="22"/>
           <w:lang w:eastAsia="es-ES"/>
           <w14:ligatures w14:val="none"/>
         </w:rPr>
@@ -885,9 +1035,11 @@
       </w:r>
       <w:r>
         <w:rPr>
-          <w:rFonts w:ascii="Arial Narrow" w:eastAsia="Times New Roman" w:hAnsi="Arial Narrow" w:cs="Arial"/>
-          <w:color w:val="000000"/>
-          <w:kern w:val="0"/>
+          <w:rFonts w:ascii="Arial Narrow" w:eastAsia="Arial Narrow" w:hAnsi="Arial Narrow" w:cs="Arial Narrow"/>
+          <w:color w:val="000000"/>
+          <w:kern w:val="0"/>
+          <w:sz w:val="22"/>
+          <w:szCs w:val="22"/>
           <w:lang w:eastAsia="es-ES"/>
           <w14:ligatures w14:val="none"/>
         </w:rPr>
@@ -895,9 +1047,11 @@
       </w:r>
       <w:r>
         <w:rPr>
-          <w:rFonts w:ascii="Arial Narrow" w:eastAsia="Times New Roman" w:hAnsi="Arial Narrow" w:cs="Arial"/>
-          <w:color w:val="000000"/>
-          <w:kern w:val="0"/>
+          <w:rFonts w:ascii="Arial Narrow" w:eastAsia="Arial Narrow" w:hAnsi="Arial Narrow" w:cs="Arial Narrow"/>
+          <w:color w:val="000000"/>
+          <w:kern w:val="0"/>
+          <w:sz w:val="22"/>
+          <w:szCs w:val="22"/>
           <w:lang w:eastAsia="es-ES"/>
           <w14:ligatures w14:val="none"/>
         </w:rPr>
@@ -909,9 +1063,11 @@
         <w:pStyle w:val="Prrafodelista"/>
         <w:spacing w:line="240" w:lineRule="auto"/>
         <w:rPr>
-          <w:rFonts w:ascii="Arial Narrow" w:eastAsia="Times New Roman" w:hAnsi="Arial Narrow" w:cs="Arial"/>
-          <w:color w:val="000000"/>
-          <w:kern w:val="0"/>
+          <w:rFonts w:ascii="Arial Narrow" w:eastAsia="Arial Narrow" w:hAnsi="Arial Narrow" w:cs="Arial Narrow"/>
+          <w:color w:val="000000"/>
+          <w:kern w:val="0"/>
+          <w:sz w:val="22"/>
+          <w:szCs w:val="22"/>
           <w:lang w:eastAsia="es-ES"/>
           <w14:ligatures w14:val="none"/>
         </w:rPr>
@@ -932,18 +1088,22 @@
         <w:ind w:left="1134" w:hanging="567"/>
         <w:jc w:val="both"/>
         <w:rPr>
-          <w:rFonts w:ascii="Arial Narrow" w:eastAsia="Times New Roman" w:hAnsi="Arial Narrow" w:cs="Arial"/>
-          <w:color w:val="000000"/>
-          <w:kern w:val="0"/>
+          <w:rFonts w:ascii="Arial Narrow" w:eastAsia="Arial Narrow" w:hAnsi="Arial Narrow" w:cs="Arial Narrow"/>
+          <w:color w:val="000000"/>
+          <w:kern w:val="0"/>
+          <w:sz w:val="22"/>
+          <w:szCs w:val="22"/>
           <w:lang w:eastAsia="es-ES"/>
           <w14:ligatures w14:val="none"/>
         </w:rPr>
       </w:pPr>
       <w:r>
         <w:rPr>
-          <w:rFonts w:ascii="Arial Narrow" w:eastAsia="Times New Roman" w:hAnsi="Arial Narrow" w:cs="Arial"/>
-          <w:color w:val="000000"/>
-          <w:kern w:val="0"/>
+          <w:rFonts w:ascii="Arial Narrow" w:eastAsia="Arial Narrow" w:hAnsi="Arial Narrow" w:cs="Arial Narrow"/>
+          <w:color w:val="000000"/>
+          <w:kern w:val="0"/>
+          <w:sz w:val="22"/>
+          <w:szCs w:val="22"/>
           <w:lang w:eastAsia="es-ES"/>
           <w14:ligatures w14:val="none"/>
         </w:rPr>
@@ -951,9 +1111,11 @@
       </w:r>
       <w:r>
         <w:rPr>
-          <w:rFonts w:ascii="Arial Narrow" w:eastAsia="Times New Roman" w:hAnsi="Arial Narrow" w:cs="Arial"/>
-          <w:color w:val="000000"/>
-          <w:kern w:val="0"/>
+          <w:rFonts w:ascii="Arial Narrow" w:eastAsia="Arial Narrow" w:hAnsi="Arial Narrow" w:cs="Arial Narrow"/>
+          <w:color w:val="000000"/>
+          <w:kern w:val="0"/>
+          <w:sz w:val="22"/>
+          <w:szCs w:val="22"/>
           <w:lang w:eastAsia="es-ES"/>
           <w14:ligatures w14:val="none"/>
         </w:rPr>
@@ -961,9 +1123,11 @@
       </w:r>
       <w:r>
         <w:rPr>
-          <w:rFonts w:ascii="Arial Narrow" w:eastAsia="Times New Roman" w:hAnsi="Arial Narrow" w:cs="Arial"/>
-          <w:color w:val="000000"/>
-          <w:kern w:val="0"/>
+          <w:rFonts w:ascii="Arial Narrow" w:eastAsia="Arial Narrow" w:hAnsi="Arial Narrow" w:cs="Arial Narrow"/>
+          <w:color w:val="000000"/>
+          <w:kern w:val="0"/>
+          <w:sz w:val="22"/>
+          <w:szCs w:val="22"/>
           <w:lang w:eastAsia="es-ES"/>
           <w14:ligatures w14:val="none"/>
         </w:rPr>
@@ -971,9 +1135,11 @@
       </w:r>
       <w:r>
         <w:rPr>
-          <w:rFonts w:ascii="Arial Narrow" w:eastAsia="Times New Roman" w:hAnsi="Arial Narrow" w:cs="Arial"/>
-          <w:color w:val="000000"/>
-          <w:kern w:val="0"/>
+          <w:rFonts w:ascii="Arial Narrow" w:eastAsia="Arial Narrow" w:hAnsi="Arial Narrow" w:cs="Arial Narrow"/>
+          <w:color w:val="000000"/>
+          <w:kern w:val="0"/>
+          <w:sz w:val="22"/>
+          <w:szCs w:val="22"/>
           <w:lang w:eastAsia="es-ES"/>
           <w14:ligatures w14:val="none"/>
         </w:rPr>
@@ -981,9 +1147,11 @@
       </w:r>
       <w:r>
         <w:rPr>
-          <w:rFonts w:ascii="Arial Narrow" w:eastAsia="Times New Roman" w:hAnsi="Arial Narrow" w:cs="Arial"/>
-          <w:color w:val="000000"/>
-          <w:kern w:val="0"/>
+          <w:rFonts w:ascii="Arial Narrow" w:eastAsia="Arial Narrow" w:hAnsi="Arial Narrow" w:cs="Arial Narrow"/>
+          <w:color w:val="000000"/>
+          <w:kern w:val="0"/>
+          <w:sz w:val="22"/>
+          <w:szCs w:val="22"/>
           <w:lang w:eastAsia="es-ES"/>
           <w14:ligatures w14:val="none"/>
         </w:rPr>
@@ -991,9 +1159,11 @@
       </w:r>
       <w:r>
         <w:rPr>
-          <w:rFonts w:ascii="Arial Narrow" w:eastAsia="Times New Roman" w:hAnsi="Arial Narrow" w:cs="Arial"/>
-          <w:color w:val="000000"/>
-          <w:kern w:val="0"/>
+          <w:rFonts w:ascii="Arial Narrow" w:eastAsia="Arial Narrow" w:hAnsi="Arial Narrow" w:cs="Arial Narrow"/>
+          <w:color w:val="000000"/>
+          <w:kern w:val="0"/>
+          <w:sz w:val="22"/>
+          <w:szCs w:val="22"/>
           <w:lang w:eastAsia="es-ES"/>
           <w14:ligatures w14:val="none"/>
         </w:rPr>
@@ -1001,9 +1171,11 @@
       </w:r>
       <w:r>
         <w:rPr>
-          <w:rFonts w:ascii="Arial Narrow" w:eastAsia="Times New Roman" w:hAnsi="Arial Narrow" w:cs="Arial"/>
-          <w:color w:val="000000"/>
-          <w:kern w:val="0"/>
+          <w:rFonts w:ascii="Arial Narrow" w:eastAsia="Arial Narrow" w:hAnsi="Arial Narrow" w:cs="Arial Narrow"/>
+          <w:color w:val="000000"/>
+          <w:kern w:val="0"/>
+          <w:sz w:val="22"/>
+          <w:szCs w:val="22"/>
           <w:lang w:eastAsia="es-ES"/>
           <w14:ligatures w14:val="none"/>
         </w:rPr>
@@ -1011,9 +1183,11 @@
       </w:r>
       <w:r>
         <w:rPr>
-          <w:rFonts w:ascii="Arial Narrow" w:eastAsia="Times New Roman" w:hAnsi="Arial Narrow" w:cs="Arial"/>
-          <w:color w:val="000000"/>
-          <w:kern w:val="0"/>
+          <w:rFonts w:ascii="Arial Narrow" w:eastAsia="Arial Narrow" w:hAnsi="Arial Narrow" w:cs="Arial Narrow"/>
+          <w:color w:val="000000"/>
+          <w:kern w:val="0"/>
+          <w:sz w:val="22"/>
+          <w:szCs w:val="22"/>
           <w:lang w:eastAsia="es-ES"/>
           <w14:ligatures w14:val="none"/>
         </w:rPr>
@@ -1021,9 +1195,11 @@
       </w:r>
       <w:r>
         <w:rPr>
-          <w:rFonts w:ascii="Arial Narrow" w:eastAsia="Times New Roman" w:hAnsi="Arial Narrow" w:cs="Arial"/>
-          <w:color w:val="000000"/>
-          <w:kern w:val="0"/>
+          <w:rFonts w:ascii="Arial Narrow" w:eastAsia="Arial Narrow" w:hAnsi="Arial Narrow" w:cs="Arial Narrow"/>
+          <w:color w:val="000000"/>
+          <w:kern w:val="0"/>
+          <w:sz w:val="22"/>
+          <w:szCs w:val="22"/>
           <w:lang w:eastAsia="es-ES"/>
           <w14:ligatures w14:val="none"/>
         </w:rPr>
@@ -1031,9 +1207,11 @@
       </w:r>
       <w:r>
         <w:rPr>
-          <w:rFonts w:ascii="Arial Narrow" w:eastAsia="Times New Roman" w:hAnsi="Arial Narrow" w:cs="Arial"/>
-          <w:color w:val="000000"/>
-          <w:kern w:val="0"/>
+          <w:rFonts w:ascii="Arial Narrow" w:eastAsia="Arial Narrow" w:hAnsi="Arial Narrow" w:cs="Arial Narrow"/>
+          <w:color w:val="000000"/>
+          <w:kern w:val="0"/>
+          <w:sz w:val="22"/>
+          <w:szCs w:val="22"/>
           <w:lang w:eastAsia="es-ES"/>
           <w14:ligatures w14:val="none"/>
         </w:rPr>
@@ -1045,9 +1223,11 @@
         <w:pStyle w:val="Prrafodelista"/>
         <w:spacing w:line="240" w:lineRule="auto"/>
         <w:rPr>
-          <w:rFonts w:ascii="Arial Narrow" w:eastAsia="Times New Roman" w:hAnsi="Arial Narrow" w:cs="Arial"/>
-          <w:color w:val="000000"/>
-          <w:kern w:val="0"/>
+          <w:rFonts w:ascii="Arial Narrow" w:eastAsia="Arial Narrow" w:hAnsi="Arial Narrow" w:cs="Arial Narrow"/>
+          <w:color w:val="000000"/>
+          <w:kern w:val="0"/>
+          <w:sz w:val="22"/>
+          <w:szCs w:val="22"/>
           <w:lang w:eastAsia="es-ES"/>
           <w14:ligatures w14:val="none"/>
         </w:rPr>
@@ -1068,18 +1248,22 @@
         <w:ind w:left="1134" w:hanging="567"/>
         <w:jc w:val="both"/>
         <w:rPr>
-          <w:rFonts w:ascii="Arial Narrow" w:eastAsia="Times New Roman" w:hAnsi="Arial Narrow" w:cs="Arial"/>
-          <w:color w:val="000000"/>
-          <w:kern w:val="0"/>
+          <w:rFonts w:ascii="Arial Narrow" w:eastAsia="Arial Narrow" w:hAnsi="Arial Narrow" w:cs="Arial Narrow"/>
+          <w:color w:val="000000"/>
+          <w:kern w:val="0"/>
+          <w:sz w:val="22"/>
+          <w:szCs w:val="22"/>
           <w:lang w:eastAsia="es-ES"/>
           <w14:ligatures w14:val="none"/>
         </w:rPr>
       </w:pPr>
       <w:r>
         <w:rPr>
-          <w:rFonts w:ascii="Arial Narrow" w:eastAsia="Times New Roman" w:hAnsi="Arial Narrow" w:cs="Arial"/>
-          <w:color w:val="000000"/>
-          <w:kern w:val="0"/>
+          <w:rFonts w:ascii="Arial Narrow" w:eastAsia="Arial Narrow" w:hAnsi="Arial Narrow" w:cs="Arial Narrow"/>
+          <w:color w:val="000000"/>
+          <w:kern w:val="0"/>
+          <w:sz w:val="22"/>
+          <w:szCs w:val="22"/>
           <w:lang w:eastAsia="es-ES"/>
           <w14:ligatures w14:val="none"/>
         </w:rPr>
@@ -1091,9 +1275,11 @@
         <w:pStyle w:val="Prrafodelista"/>
         <w:spacing w:line="240" w:lineRule="auto"/>
         <w:rPr>
-          <w:rFonts w:ascii="Arial Narrow" w:eastAsia="Times New Roman" w:hAnsi="Arial Narrow" w:cs="Arial"/>
-          <w:color w:val="000000"/>
-          <w:kern w:val="0"/>
+          <w:rFonts w:ascii="Arial Narrow" w:eastAsia="Arial Narrow" w:hAnsi="Arial Narrow" w:cs="Arial Narrow"/>
+          <w:color w:val="000000"/>
+          <w:kern w:val="0"/>
+          <w:sz w:val="22"/>
+          <w:szCs w:val="22"/>
           <w:lang w:eastAsia="es-ES"/>
           <w14:ligatures w14:val="none"/>
         </w:rPr>
@@ -1114,18 +1300,22 @@
         <w:ind w:left="1134" w:hanging="567"/>
         <w:jc w:val="both"/>
         <w:rPr>
-          <w:rFonts w:ascii="Arial Narrow" w:eastAsia="Times New Roman" w:hAnsi="Arial Narrow" w:cs="Arial"/>
-          <w:color w:val="000000"/>
-          <w:kern w:val="0"/>
+          <w:rFonts w:ascii="Arial Narrow" w:eastAsia="Arial Narrow" w:hAnsi="Arial Narrow" w:cs="Arial Narrow"/>
+          <w:color w:val="000000"/>
+          <w:kern w:val="0"/>
+          <w:sz w:val="22"/>
+          <w:szCs w:val="22"/>
           <w:lang w:eastAsia="es-ES"/>
           <w14:ligatures w14:val="none"/>
         </w:rPr>
       </w:pPr>
       <w:r>
         <w:rPr>
-          <w:rFonts w:ascii="Arial Narrow" w:eastAsia="Times New Roman" w:hAnsi="Arial Narrow" w:cs="Arial"/>
-          <w:color w:val="000000"/>
-          <w:kern w:val="0"/>
+          <w:rFonts w:ascii="Arial Narrow" w:eastAsia="Arial Narrow" w:hAnsi="Arial Narrow" w:cs="Arial Narrow"/>
+          <w:color w:val="000000"/>
+          <w:kern w:val="0"/>
+          <w:sz w:val="22"/>
+          <w:szCs w:val="22"/>
           <w:lang w:eastAsia="es-ES"/>
           <w14:ligatures w14:val="none"/>
         </w:rPr>
@@ -1137,9 +1327,11 @@
         <w:pStyle w:val="Prrafodelista"/>
         <w:spacing w:line="240" w:lineRule="auto"/>
         <w:rPr>
-          <w:rFonts w:ascii="Arial Narrow" w:eastAsia="Times New Roman" w:hAnsi="Arial Narrow" w:cs="Arial"/>
-          <w:color w:val="000000"/>
-          <w:kern w:val="0"/>
+          <w:rFonts w:ascii="Arial Narrow" w:eastAsia="Arial Narrow" w:hAnsi="Arial Narrow" w:cs="Arial Narrow"/>
+          <w:color w:val="000000"/>
+          <w:kern w:val="0"/>
+          <w:sz w:val="22"/>
+          <w:szCs w:val="22"/>
           <w:lang w:eastAsia="es-ES"/>
           <w14:ligatures w14:val="none"/>
         </w:rPr>
@@ -1160,18 +1352,22 @@
         <w:ind w:left="1134" w:hanging="567"/>
         <w:jc w:val="both"/>
         <w:rPr>
-          <w:rFonts w:ascii="Arial Narrow" w:eastAsia="Times New Roman" w:hAnsi="Arial Narrow" w:cs="Arial"/>
-          <w:color w:val="000000"/>
-          <w:kern w:val="0"/>
+          <w:rFonts w:ascii="Arial Narrow" w:eastAsia="Arial Narrow" w:hAnsi="Arial Narrow" w:cs="Arial Narrow"/>
+          <w:color w:val="000000"/>
+          <w:kern w:val="0"/>
+          <w:sz w:val="22"/>
+          <w:szCs w:val="22"/>
           <w:lang w:eastAsia="es-ES"/>
           <w14:ligatures w14:val="none"/>
         </w:rPr>
       </w:pPr>
       <w:r>
         <w:rPr>
-          <w:rFonts w:ascii="Arial Narrow" w:eastAsia="Times New Roman" w:hAnsi="Arial Narrow" w:cs="Arial"/>
-          <w:color w:val="000000"/>
-          <w:kern w:val="0"/>
+          <w:rFonts w:ascii="Arial Narrow" w:eastAsia="Arial Narrow" w:hAnsi="Arial Narrow" w:cs="Arial Narrow"/>
+          <w:color w:val="000000"/>
+          <w:kern w:val="0"/>
+          <w:sz w:val="22"/>
+          <w:szCs w:val="22"/>
           <w:lang w:eastAsia="es-ES"/>
           <w14:ligatures w14:val="none"/>
         </w:rPr>
@@ -1183,9 +1379,11 @@
         <w:pStyle w:val="Prrafodelista"/>
         <w:spacing w:line="240" w:lineRule="auto"/>
         <w:rPr>
-          <w:rFonts w:ascii="Arial Narrow" w:eastAsia="Times New Roman" w:hAnsi="Arial Narrow" w:cs="Arial"/>
-          <w:color w:val="000000"/>
-          <w:kern w:val="0"/>
+          <w:rFonts w:ascii="Arial Narrow" w:eastAsia="Arial Narrow" w:hAnsi="Arial Narrow" w:cs="Arial Narrow"/>
+          <w:color w:val="000000"/>
+          <w:kern w:val="0"/>
+          <w:sz w:val="22"/>
+          <w:szCs w:val="22"/>
           <w:lang w:eastAsia="es-ES"/>
           <w14:ligatures w14:val="none"/>
         </w:rPr>
@@ -1206,18 +1404,22 @@
         <w:ind w:left="1134" w:hanging="567"/>
         <w:jc w:val="both"/>
         <w:rPr>
-          <w:rFonts w:ascii="Arial Narrow" w:eastAsia="Times New Roman" w:hAnsi="Arial Narrow" w:cs="Arial"/>
-          <w:color w:val="000000"/>
-          <w:kern w:val="0"/>
+          <w:rFonts w:ascii="Arial Narrow" w:eastAsia="Arial Narrow" w:hAnsi="Arial Narrow" w:cs="Arial Narrow"/>
+          <w:color w:val="000000"/>
+          <w:kern w:val="0"/>
+          <w:sz w:val="22"/>
+          <w:szCs w:val="22"/>
           <w:lang w:eastAsia="es-ES"/>
           <w14:ligatures w14:val="none"/>
         </w:rPr>
       </w:pPr>
       <w:r>
         <w:rPr>
-          <w:rFonts w:ascii="Arial Narrow" w:eastAsia="Times New Roman" w:hAnsi="Arial Narrow" w:cs="Arial"/>
-          <w:color w:val="000000"/>
-          <w:kern w:val="0"/>
+          <w:rFonts w:ascii="Arial Narrow" w:eastAsia="Arial Narrow" w:hAnsi="Arial Narrow" w:cs="Arial Narrow"/>
+          <w:color w:val="000000"/>
+          <w:kern w:val="0"/>
+          <w:sz w:val="22"/>
+          <w:szCs w:val="22"/>
           <w:lang w:eastAsia="es-ES"/>
           <w14:ligatures w14:val="none"/>
         </w:rPr>
@@ -1229,9 +1431,11 @@
         <w:pStyle w:val="Prrafodelista"/>
         <w:spacing w:line="240" w:lineRule="auto"/>
         <w:rPr>
-          <w:rFonts w:ascii="Arial Narrow" w:eastAsia="Times New Roman" w:hAnsi="Arial Narrow" w:cs="Arial"/>
-          <w:color w:val="000000"/>
-          <w:kern w:val="0"/>
+          <w:rFonts w:ascii="Arial Narrow" w:eastAsia="Arial Narrow" w:hAnsi="Arial Narrow" w:cs="Arial Narrow"/>
+          <w:color w:val="000000"/>
+          <w:kern w:val="0"/>
+          <w:sz w:val="22"/>
+          <w:szCs w:val="22"/>
           <w:lang w:eastAsia="es-ES"/>
           <w14:ligatures w14:val="none"/>
         </w:rPr>
@@ -1251,18 +1455,22 @@
         <w:contextualSpacing/>
         <w:jc w:val="both"/>
         <w:rPr>
-          <w:rFonts w:ascii="Arial Narrow" w:eastAsia="Times New Roman" w:hAnsi="Arial Narrow" w:cs="Arial"/>
-          <w:color w:val="000000"/>
-          <w:kern w:val="0"/>
+          <w:rFonts w:ascii="Arial Narrow" w:eastAsia="Arial Narrow" w:hAnsi="Arial Narrow" w:cs="Arial Narrow"/>
+          <w:color w:val="000000"/>
+          <w:kern w:val="0"/>
+          <w:sz w:val="22"/>
+          <w:szCs w:val="22"/>
           <w:lang w:val="es-ES" w:eastAsia="es-ES"/>
           <w14:ligatures w14:val="none"/>
         </w:rPr>
       </w:pPr>
       <w:r>
         <w:rPr>
-          <w:rFonts w:ascii="Arial Narrow" w:eastAsia="Times New Roman" w:hAnsi="Arial Narrow" w:cs="Arial"/>
-          <w:color w:val="000000"/>
-          <w:kern w:val="0"/>
+          <w:rFonts w:ascii="Arial Narrow" w:eastAsia="Arial Narrow" w:hAnsi="Arial Narrow" w:cs="Arial Narrow"/>
+          <w:color w:val="000000"/>
+          <w:kern w:val="0"/>
+          <w:sz w:val="22"/>
+          <w:szCs w:val="22"/>
           <w:lang w:val="es-ES" w:eastAsia="es-ES"/>
           <w14:ligatures w14:val="none"/>
         </w:rPr>
@@ -1271,9 +1479,11 @@
       </w:r>
       <w:r>
         <w:rPr>
-          <w:rFonts w:ascii="Arial Narrow" w:eastAsia="Times New Roman" w:hAnsi="Arial Narrow" w:cs="Arial"/>
-          <w:color w:val="000000"/>
-          <w:kern w:val="0"/>
+          <w:rFonts w:ascii="Arial Narrow" w:eastAsia="Arial Narrow" w:hAnsi="Arial Narrow" w:cs="Arial Narrow"/>
+          <w:color w:val="000000"/>
+          <w:kern w:val="0"/>
+          <w:sz w:val="22"/>
+          <w:szCs w:val="22"/>
           <w:lang w:val="es-ES" w:eastAsia="es-ES"/>
           <w14:ligatures w14:val="none"/>
         </w:rPr>
@@ -1281,9 +1491,11 @@
       </w:r>
       <w:r>
         <w:rPr>
-          <w:rFonts w:ascii="Arial Narrow" w:eastAsia="Times New Roman" w:hAnsi="Arial Narrow" w:cs="Arial"/>
-          <w:color w:val="000000"/>
-          <w:kern w:val="0"/>
+          <w:rFonts w:ascii="Arial Narrow" w:eastAsia="Arial Narrow" w:hAnsi="Arial Narrow" w:cs="Arial Narrow"/>
+          <w:color w:val="000000"/>
+          <w:kern w:val="0"/>
+          <w:sz w:val="22"/>
+          <w:szCs w:val="22"/>
           <w:lang w:val="es-ES" w:eastAsia="es-ES"/>
           <w14:ligatures w14:val="none"/>
         </w:rPr>
@@ -1300,6 +1512,8 @@
           <w:b/>
           <w:color w:val="000000"/>
           <w:kern w:val="0"/>
+          <w:sz w:val="22"/>
+          <w:szCs w:val="22"/>
           <w:lang w:eastAsia="es-PE"/>
           <w14:ligatures w14:val="none"/>
         </w:rPr>
@@ -1324,16 +1538,20 @@
           <w:b/>
           <w:color w:val="000000"/>
           <w:kern w:val="0"/>
-          <w:lang w:eastAsia="es-PE"/>
-          <w14:ligatures w14:val="none"/>
-        </w:rPr>
-      </w:pPr>
-      <w:r>
-        <w:rPr>
-          <w:rFonts w:ascii="Arial Narrow" w:eastAsia="Arial Narrow" w:hAnsi="Arial Narrow" w:cs="Arial Narrow"/>
-          <w:b/>
-          <w:color w:val="000000"/>
-          <w:kern w:val="0"/>
+          <w:sz w:val="22"/>
+          <w:szCs w:val="22"/>
+          <w:lang w:eastAsia="es-PE"/>
+          <w14:ligatures w14:val="none"/>
+        </w:rPr>
+      </w:pPr>
+      <w:r>
+        <w:rPr>
+          <w:rFonts w:ascii="Arial Narrow" w:eastAsia="Arial Narrow" w:hAnsi="Arial Narrow" w:cs="Arial Narrow"/>
+          <w:b/>
+          <w:color w:val="000000"/>
+          <w:kern w:val="0"/>
+          <w:sz w:val="22"/>
+          <w:szCs w:val="22"/>
           <w:lang w:eastAsia="es-PE"/>
           <w14:ligatures w14:val="none"/>
         </w:rPr>
@@ -1351,6 +1569,8 @@
           <w:b/>
           <w:color w:val="000000"/>
           <w:kern w:val="0"/>
+          <w:sz w:val="22"/>
+          <w:szCs w:val="22"/>
           <w:lang w:eastAsia="es-PE"/>
           <w14:ligatures w14:val="none"/>
         </w:rPr>
@@ -1370,6 +1590,8 @@
           <w:rFonts w:ascii="Arial Narrow" w:eastAsia="Arial Narrow" w:hAnsi="Arial Narrow" w:cs="Arial Narrow"/>
           <w:kern w:val="0"/>
           <w14:ligatures w14:val="none"/>
+          <w:sz w:val="22"/>
+          <w:szCs w:val="22"/>
         </w:rPr>
       </w:pPr>
       <w:bookmarkStart w:id="1" w:name="_Hlk140755208"/>
@@ -1377,9 +1599,11 @@
       <w:bookmarkStart w:id="3" w:name="_Hlk155944687"/>
       <w:r>
         <w:rPr>
-          <w:rFonts w:ascii="Arial Narrow" w:eastAsia="Times New Roman" w:hAnsi="Arial Narrow" w:cs="Segoe UI"/>
-          <w:color w:val="000000"/>
-          <w:kern w:val="0"/>
+          <w:rFonts w:ascii="Arial Narrow" w:eastAsia="Arial Narrow" w:hAnsi="Arial Narrow" w:cs="Arial Narrow"/>
+          <w:color w:val="000000"/>
+          <w:kern w:val="0"/>
+          <w:sz w:val="22"/>
+          <w:szCs w:val="22"/>
           <w:lang w:eastAsia="es-PE"/>
           <w14:ligatures w14:val="none"/>
         </w:rPr>
@@ -1388,9 +1612,11 @@
       <w:bookmarkStart w:id="4" w:name="_Hlk195524127"/>
       <w:r>
         <w:rPr>
-          <w:rFonts w:ascii="Arial Narrow" w:eastAsia="Times New Roman" w:hAnsi="Arial Narrow" w:cs="Segoe UI"/>
-          <w:color w:val="000000"/>
-          <w:kern w:val="0"/>
+          <w:rFonts w:ascii="Arial Narrow" w:eastAsia="Arial Narrow" w:hAnsi="Arial Narrow" w:cs="Arial Narrow"/>
+          <w:color w:val="000000"/>
+          <w:kern w:val="0"/>
+          <w:sz w:val="22"/>
+          <w:szCs w:val="22"/>
           <w:lang w:eastAsia="es-PE"/>
           <w14:ligatures w14:val="none"/>
         </w:rPr>
@@ -1398,9 +1624,11 @@
       </w:r>
       <w:r>
         <w:rPr>
-          <w:rFonts w:ascii="Arial Narrow" w:eastAsia="Times New Roman" w:hAnsi="Arial Narrow" w:cs="Segoe UI"/>
-          <w:color w:val="000000"/>
-          <w:kern w:val="0"/>
+          <w:rFonts w:ascii="Arial Narrow" w:eastAsia="Arial Narrow" w:hAnsi="Arial Narrow" w:cs="Arial Narrow"/>
+          <w:color w:val="000000"/>
+          <w:kern w:val="0"/>
+          <w:sz w:val="22"/>
+          <w:szCs w:val="22"/>
           <w:lang w:eastAsia="es-PE"/>
           <w14:ligatures w14:val="none"/>
         </w:rPr>
@@ -1409,9 +1637,11 @@
       <w:bookmarkEnd w:id="4"/>
       <w:r>
         <w:rPr>
-          <w:rFonts w:ascii="Arial Narrow" w:eastAsia="Times New Roman" w:hAnsi="Arial Narrow" w:cs="Segoe UI"/>
-          <w:color w:val="000000"/>
-          <w:kern w:val="0"/>
+          <w:rFonts w:ascii="Arial Narrow" w:eastAsia="Arial Narrow" w:hAnsi="Arial Narrow" w:cs="Arial Narrow"/>
+          <w:color w:val="000000"/>
+          <w:kern w:val="0"/>
+          <w:sz w:val="22"/>
+          <w:szCs w:val="22"/>
           <w:lang w:eastAsia="es-PE"/>
           <w14:ligatures w14:val="none"/>
         </w:rPr>
@@ -1425,6 +1655,8 @@
           <w:rStyle w:val="Refdenotaalpie"/>
           <w:rFonts w:ascii="Arial Narrow" w:eastAsia="Arial Narrow" w:hAnsi="Arial Narrow" w:cs="Arial Narrow"/>
           <w:kern w:val="0"/>
+          <w:sz w:val="22"/>
+          <w:szCs w:val="22"/>
           <w:vertAlign w:val="superscript"/>
           <w14:ligatures w14:val="none"/>
         </w:rPr>
@@ -1432,9 +1664,11 @@
       </w:r>
       <w:r>
         <w:rPr>
-          <w:rFonts w:ascii="Arial Narrow" w:eastAsia="Times New Roman" w:hAnsi="Arial Narrow" w:cs="Segoe UI"/>
-          <w:color w:val="000000"/>
-          <w:kern w:val="0"/>
+          <w:rFonts w:ascii="Arial Narrow" w:eastAsia="Arial Narrow" w:hAnsi="Arial Narrow" w:cs="Arial Narrow"/>
+          <w:color w:val="000000"/>
+          <w:kern w:val="0"/>
+          <w:sz w:val="22"/>
+          <w:szCs w:val="22"/>
           <w:lang w:eastAsia="es-PE"/>
           <w14:ligatures w14:val="none"/>
         </w:rPr>
@@ -1445,6 +1679,8 @@
           <w:rFonts w:ascii="Arial Narrow" w:eastAsia="Arial Narrow" w:hAnsi="Arial Narrow" w:cs="Arial Narrow"/>
           <w:kern w:val="0"/>
           <w14:ligatures w14:val="none"/>
+          <w:sz w:val="22"/>
+          <w:szCs w:val="22"/>
         </w:rPr>
         <w:t xml:space="preserve">que el hecho denunciado, consistente en que </w:t>
       </w:r>
@@ -1453,6 +1689,8 @@
           <w:rFonts w:ascii="Arial Narrow" w:eastAsia="Arial Narrow" w:hAnsi="Arial Narrow" w:cs="Arial Narrow"/>
           <w:kern w:val="0"/>
           <w14:ligatures w14:val="none"/>
+          <w:sz w:val="22"/>
+          <w:szCs w:val="22"/>
         </w:rPr>
         <w:t>la compañía aseguradora habría cobrado indebidamente a la denunciante el 20% de coaseguro por pérdida total del vehículo asegurado, al señalarle que no contaba con el Sistema de Posicionamiento Global, pese a no ser un requisito señalado al momento de la contratación</w:t>
       </w:r>
@@ -1461,6 +1699,8 @@
           <w:rFonts w:ascii="Arial Narrow" w:eastAsia="Arial Narrow" w:hAnsi="Arial Narrow" w:cs="Arial Narrow"/>
           <w:kern w:val="0"/>
           <w14:ligatures w14:val="none"/>
+          <w:sz w:val="22"/>
+          <w:szCs w:val="22"/>
         </w:rPr>
         <w:t>; involucraría una presunta afectación a sus expectativas, quien no habría encontrado una correspondencia entre lo que esperaba recibir de parte del proveedor y lo que realmente recibió. Por consiguiente, corresponde calificar el hecho materia de denuncia como una presunta infracción al deber de idoneidad, tipificado en los artículos 18</w:t>
       </w:r>
@@ -1469,6 +1709,8 @@
           <w:rFonts w:ascii="Arial Narrow" w:eastAsia="Arial Narrow" w:hAnsi="Arial Narrow" w:cs="Arial Narrow"/>
           <w:kern w:val="0"/>
           <w14:ligatures w14:val="none"/>
+          <w:sz w:val="22"/>
+          <w:szCs w:val="22"/>
         </w:rPr>
         <w:t/>
       </w:r>
@@ -1477,6 +1719,8 @@
           <w:rFonts w:ascii="Arial Narrow" w:eastAsia="Arial Narrow" w:hAnsi="Arial Narrow" w:cs="Arial Narrow"/>
           <w:kern w:val="0"/>
           <w14:ligatures w14:val="none"/>
+          <w:sz w:val="22"/>
+          <w:szCs w:val="22"/>
         </w:rPr>
         <w:t xml:space="preserve"> y 19</w:t>
       </w:r>
@@ -1485,6 +1729,8 @@
           <w:rFonts w:ascii="Arial Narrow" w:eastAsia="Arial Narrow" w:hAnsi="Arial Narrow" w:cs="Arial Narrow"/>
           <w:kern w:val="0"/>
           <w14:ligatures w14:val="none"/>
+          <w:sz w:val="22"/>
+          <w:szCs w:val="22"/>
         </w:rPr>
         <w:t/>
       </w:r>
@@ -1493,6 +1739,8 @@
           <w:rFonts w:ascii="Arial Narrow" w:eastAsia="Arial Narrow" w:hAnsi="Arial Narrow" w:cs="Arial Narrow"/>
           <w:kern w:val="0"/>
           <w14:ligatures w14:val="none"/>
+          <w:sz w:val="22"/>
+          <w:szCs w:val="22"/>
         </w:rPr>
         <w:t xml:space="preserve"> del Código</w:t>
       </w:r>
@@ -1500,6 +1748,8 @@
         <w:rPr>
           <w:rFonts w:ascii="Arial Narrow" w:eastAsia="Arial Narrow" w:hAnsi="Arial Narrow" w:cs="Arial Narrow"/>
           <w:kern w:val="0"/>
+          <w:sz w:val="22"/>
+          <w:szCs w:val="22"/>
           <w:vertAlign w:val="superscript"/>
           <w14:ligatures w14:val="none"/>
         </w:rPr>
@@ -1510,6 +1760,8 @@
           <w:rStyle w:val="Refdenotaalpie"/>
           <w:rFonts w:ascii="Arial Narrow" w:eastAsia="Arial Narrow" w:hAnsi="Arial Narrow" w:cs="Arial Narrow"/>
           <w:kern w:val="0"/>
+          <w:sz w:val="22"/>
+          <w:szCs w:val="22"/>
           <w:vertAlign w:val="superscript"/>
           <w14:ligatures w14:val="none"/>
         </w:rPr>
@@ -1517,9 +1769,11 @@
       </w:r>
       <w:r>
         <w:rPr>
-          <w:rFonts w:ascii="Arial Narrow" w:eastAsia="Arial" w:hAnsi="Arial Narrow" w:cs="Arial"/>
-          <w:color w:val="000000"/>
-          <w:kern w:val="0"/>
+          <w:rFonts w:ascii="Arial Narrow" w:eastAsia="Arial Narrow" w:hAnsi="Arial Narrow" w:cs="Arial Narrow"/>
+          <w:color w:val="000000"/>
+          <w:kern w:val="0"/>
+          <w:sz w:val="22"/>
+          <w:szCs w:val="22"/>
           <w:lang w:eastAsia="es-PE"/>
           <w14:ligatures w14:val="none"/>
         </w:rPr>
@@ -1527,9 +1781,11 @@
       </w:r>
       <w:r>
         <w:rPr>
-          <w:rFonts w:ascii="Arial Narrow" w:eastAsia="Arial" w:hAnsi="Arial Narrow" w:cs="Arial"/>
-          <w:color w:val="000000"/>
-          <w:kern w:val="0"/>
+          <w:rFonts w:ascii="Arial Narrow" w:eastAsia="Arial Narrow" w:hAnsi="Arial Narrow" w:cs="Arial Narrow"/>
+          <w:color w:val="000000"/>
+          <w:kern w:val="0"/>
+          <w:sz w:val="22"/>
+          <w:szCs w:val="22"/>
           <w:lang w:eastAsia="es-PE"/>
           <w14:ligatures w14:val="none"/>
         </w:rPr>
@@ -1546,6 +1802,8 @@
           <w:rFonts w:ascii="Arial Narrow" w:eastAsia="Arial Narrow" w:hAnsi="Arial Narrow" w:cs="Arial Narrow"/>
           <w:kern w:val="0"/>
           <w14:ligatures w14:val="none"/>
+          <w:sz w:val="22"/>
+          <w:szCs w:val="22"/>
         </w:rPr>
       </w:pPr>
     </w:p>
@@ -1563,13 +1821,17 @@
           <w:rFonts w:ascii="Arial Narrow" w:eastAsia="Arial Narrow" w:hAnsi="Arial Narrow" w:cs="Arial Narrow"/>
           <w:kern w:val="0"/>
           <w14:ligatures w14:val="none"/>
-        </w:rPr>
-      </w:pPr>
-      <w:r>
-        <w:rPr>
-          <w:rFonts w:ascii="Arial Narrow" w:eastAsia="Times New Roman" w:hAnsi="Arial Narrow" w:cs="Segoe UI"/>
-          <w:color w:val="000000"/>
-          <w:kern w:val="0"/>
+          <w:sz w:val="22"/>
+          <w:szCs w:val="22"/>
+        </w:rPr>
+      </w:pPr>
+      <w:r>
+        <w:rPr>
+          <w:rFonts w:ascii="Arial Narrow" w:eastAsia="Arial Narrow" w:hAnsi="Arial Narrow" w:cs="Arial Narrow"/>
+          <w:color w:val="000000"/>
+          <w:kern w:val="0"/>
+          <w:sz w:val="22"/>
+          <w:szCs w:val="22"/>
           <w:lang w:eastAsia="es-PE"/>
           <w14:ligatures w14:val="none"/>
         </w:rPr>
@@ -1580,13 +1842,17 @@
           <w:rFonts w:ascii="Arial Narrow" w:eastAsia="Arial Narrow" w:hAnsi="Arial Narrow" w:cs="Arial Narrow"/>
           <w:kern w:val="0"/>
           <w14:ligatures w14:val="none"/>
+          <w:sz w:val="22"/>
+          <w:szCs w:val="22"/>
         </w:rPr>
         <w:t xml:space="preserve">que el hecho denunciado, consistente en que </w:t>
       </w:r>
       <w:r>
         <w:rPr>
-          <w:rFonts w:ascii="Arial Narrow" w:eastAsia="Times New Roman" w:hAnsi="Arial Narrow" w:cs="Times New Roman"/>
-          <w:kern w:val="0"/>
+          <w:rFonts w:ascii="Arial Narrow" w:eastAsia="Arial Narrow" w:hAnsi="Arial Narrow" w:cs="Arial Narrow"/>
+          <w:kern w:val="0"/>
+          <w:sz w:val="22"/>
+          <w:szCs w:val="22"/>
           <w:shd w:val="clear" w:color="auto" w:fill="FFFFFF"/>
           <w:lang w:eastAsia="es-PE"/>
           <w14:ligatures w14:val="none"/>
@@ -1598,6 +1864,8 @@
           <w:rFonts w:ascii="Arial Narrow" w:eastAsia="Arial Narrow" w:hAnsi="Arial Narrow" w:cs="Arial Narrow"/>
           <w:kern w:val="0"/>
           <w14:ligatures w14:val="none"/>
+          <w:sz w:val="22"/>
+          <w:szCs w:val="22"/>
         </w:rPr>
         <w:t>; involucraría una presunta afectación a sus expectativas, quien no habría encontrado una correspondencia entre lo que esperaba recibir de parte del proveedor y lo que realmente recibió. Por consiguiente, corresponde calificar el hecho materia de denuncia como una presunta infracción al deber de idoneidad, tipificado en los artículos 18 y 19 del Código.</w:t>
       </w:r>
@@ -1612,6 +1880,8 @@
           <w:rFonts w:ascii="Arial Narrow" w:eastAsia="Arial Narrow" w:hAnsi="Arial Narrow" w:cs="Arial Narrow"/>
           <w:kern w:val="0"/>
           <w14:ligatures w14:val="none"/>
+          <w:sz w:val="22"/>
+          <w:szCs w:val="22"/>
         </w:rPr>
       </w:pPr>
     </w:p>
@@ -1629,22 +1899,28 @@
           <w:rFonts w:ascii="Arial Narrow" w:eastAsia="Arial Narrow" w:hAnsi="Arial Narrow" w:cs="Arial Narrow"/>
           <w:kern w:val="0"/>
           <w14:ligatures w14:val="none"/>
-        </w:rPr>
-      </w:pPr>
-      <w:r>
-        <w:rPr>
-          <w:rFonts w:ascii="Arial Narrow" w:eastAsia="Arial Narrow" w:hAnsi="Arial Narrow" w:cs="Arial Narrow"/>
-          <w:kern w:val="0"/>
-          <w14:ligatures w14:val="none"/>
+          <w:sz w:val="22"/>
+          <w:szCs w:val="22"/>
+        </w:rPr>
+      </w:pPr>
+      <w:r>
+        <w:rPr>
+          <w:rFonts w:ascii="Arial Narrow" w:eastAsia="Arial Narrow" w:hAnsi="Arial Narrow" w:cs="Arial Narrow"/>
+          <w:kern w:val="0"/>
+          <w14:ligatures w14:val="none"/>
+          <w:sz w:val="22"/>
+          <w:szCs w:val="22"/>
         </w:rPr>
         <w:lastRenderedPageBreak/>
         <w:t>Así también</w:t>
       </w:r>
       <w:r>
         <w:rPr>
-          <w:rFonts w:ascii="Arial Narrow" w:eastAsia="Times New Roman" w:hAnsi="Arial Narrow" w:cs="Segoe UI"/>
-          <w:color w:val="000000"/>
-          <w:kern w:val="0"/>
+          <w:rFonts w:ascii="Arial Narrow" w:eastAsia="Arial Narrow" w:hAnsi="Arial Narrow" w:cs="Arial Narrow"/>
+          <w:color w:val="000000"/>
+          <w:kern w:val="0"/>
+          <w:sz w:val="22"/>
+          <w:szCs w:val="22"/>
           <w:lang w:eastAsia="es-PE"/>
           <w14:ligatures w14:val="none"/>
         </w:rPr>
@@ -1655,13 +1931,17 @@
           <w:rFonts w:ascii="Arial Narrow" w:eastAsia="Arial Narrow" w:hAnsi="Arial Narrow" w:cs="Arial Narrow"/>
           <w:kern w:val="0"/>
           <w14:ligatures w14:val="none"/>
+          <w:sz w:val="22"/>
+          <w:szCs w:val="22"/>
         </w:rPr>
         <w:t xml:space="preserve">que el hecho denunciado, consistente en que </w:t>
       </w:r>
       <w:r>
         <w:rPr>
-          <w:rFonts w:ascii="Arial Narrow" w:eastAsia="Times New Roman" w:hAnsi="Arial Narrow" w:cs="Times New Roman"/>
-          <w:kern w:val="0"/>
+          <w:rFonts w:ascii="Arial Narrow" w:eastAsia="Arial Narrow" w:hAnsi="Arial Narrow" w:cs="Arial Narrow"/>
+          <w:kern w:val="0"/>
+          <w:sz w:val="22"/>
+          <w:szCs w:val="22"/>
           <w:shd w:val="clear" w:color="auto" w:fill="FFFFFF"/>
           <w:lang w:eastAsia="es-PE"/>
           <w14:ligatures w14:val="none"/>
@@ -1673,6 +1953,8 @@
           <w:rFonts w:ascii="Arial Narrow" w:eastAsia="Arial Narrow" w:hAnsi="Arial Narrow" w:cs="Arial Narrow"/>
           <w:kern w:val="0"/>
           <w14:ligatures w14:val="none"/>
+          <w:sz w:val="22"/>
+          <w:szCs w:val="22"/>
         </w:rPr>
         <w:t>; involucraría una presunta afectación a sus expectativas, quien no habría encontrado una correspondencia entre lo que esperaba recibir de parte del proveedor y lo que realmente recibió. Por consiguiente, corresponde calificar el hecho materia de denuncia como una presunta infracción al deber de idoneidad, tipificado en los artículos 18 y 19 del Código</w:t>
       </w:r>
@@ -1684,8 +1966,10 @@
         <w:ind w:left="567"/>
         <w:jc w:val="both"/>
         <w:rPr>
-          <w:rFonts w:ascii="Arial Narrow" w:eastAsia="Calibri" w:hAnsi="Arial Narrow" w:cs="Arial Narrow"/>
-          <w:kern w:val="0"/>
+          <w:rFonts w:ascii="Arial Narrow" w:eastAsia="Arial Narrow" w:hAnsi="Arial Narrow" w:cs="Arial Narrow"/>
+          <w:kern w:val="0"/>
+          <w:sz w:val="22"/>
+          <w:szCs w:val="22"/>
           <w:lang w:eastAsia="es-PE"/>
           <w14:ligatures w14:val="none"/>
         </w:rPr>
@@ -1702,17 +1986,21 @@
         <w:ind w:left="567" w:hanging="567"/>
         <w:jc w:val="both"/>
         <w:rPr>
-          <w:rFonts w:ascii="Arial Narrow" w:eastAsia="Calibri" w:hAnsi="Arial Narrow" w:cs="Arial Narrow"/>
-          <w:kern w:val="0"/>
-          <w:lang w:eastAsia="es-PE"/>
-          <w14:ligatures w14:val="none"/>
-        </w:rPr>
-      </w:pPr>
-      <w:r>
-        <w:rPr>
-          <w:rFonts w:ascii="Arial Narrow" w:eastAsia="Arial" w:hAnsi="Arial Narrow" w:cs="Arial"/>
-          <w:color w:val="000000"/>
-          <w:kern w:val="0"/>
+          <w:rFonts w:ascii="Arial Narrow" w:eastAsia="Arial Narrow" w:hAnsi="Arial Narrow" w:cs="Arial Narrow"/>
+          <w:kern w:val="0"/>
+          <w:sz w:val="22"/>
+          <w:szCs w:val="22"/>
+          <w:lang w:eastAsia="es-PE"/>
+          <w14:ligatures w14:val="none"/>
+        </w:rPr>
+      </w:pPr>
+      <w:r>
+        <w:rPr>
+          <w:rFonts w:ascii="Arial Narrow" w:eastAsia="Arial Narrow" w:hAnsi="Arial Narrow" w:cs="Arial Narrow"/>
+          <w:color w:val="000000"/>
+          <w:kern w:val="0"/>
+          <w:sz w:val="22"/>
+          <w:szCs w:val="22"/>
           <w:lang w:eastAsia="es-PE"/>
           <w14:ligatures w14:val="none"/>
         </w:rPr>
@@ -1729,6 +2017,8 @@
           <w:rFonts w:ascii="Arial Narrow" w:eastAsia="Arial Narrow" w:hAnsi="Arial Narrow" w:cs="Arial Narrow"/>
           <w:color w:val="000000"/>
           <w:kern w:val="0"/>
+          <w:sz w:val="22"/>
+          <w:szCs w:val="22"/>
           <w:lang w:eastAsia="es-PE"/>
           <w14:ligatures w14:val="none"/>
         </w:rPr>
@@ -1753,30 +2043,36 @@
           <w:b/>
           <w:color w:val="000000"/>
           <w:kern w:val="0"/>
-          <w:lang w:eastAsia="es-PE"/>
-          <w14:ligatures w14:val="none"/>
-        </w:rPr>
-      </w:pPr>
-      <w:r>
-        <w:rPr>
-          <w:rFonts w:ascii="Arial Narrow" w:eastAsia="Arial Narrow" w:hAnsi="Arial Narrow" w:cs="Arial Narrow"/>
-          <w:b/>
-          <w:color w:val="000000"/>
-          <w:kern w:val="0"/>
-          <w:lang w:eastAsia="es-PE"/>
-          <w14:ligatures w14:val="none"/>
-        </w:rPr>
-        <w:t>REQUERIMIENTO DE INFORMACION</w:t>
-      </w:r>
-    </w:p>
-    <w:p>
-      <w:pPr>
-        <w:spacing w:after="0" w:line="240" w:lineRule="auto"/>
-        <w:jc w:val="both"/>
-        <w:rPr>
-          <w:rFonts w:ascii="Arial Narrow" w:eastAsia="Times New Roman" w:hAnsi="Arial Narrow" w:cs="Arial"/>
-          <w:color w:val="000000"/>
-          <w:kern w:val="0"/>
+          <w:sz w:val="22"/>
+          <w:szCs w:val="22"/>
+          <w:lang w:eastAsia="es-PE"/>
+          <w14:ligatures w14:val="none"/>
+        </w:rPr>
+      </w:pPr>
+      <w:r>
+        <w:rPr>
+          <w:rFonts w:ascii="Arial Narrow" w:eastAsia="Arial Narrow" w:hAnsi="Arial Narrow" w:cs="Arial Narrow"/>
+          <w:b/>
+          <w:color w:val="000000"/>
+          <w:kern w:val="0"/>
+          <w:sz w:val="22"/>
+          <w:szCs w:val="22"/>
+          <w:lang w:eastAsia="es-PE"/>
+          <w14:ligatures w14:val="none"/>
+        </w:rPr>
+        <w:t>REQUERIMIENTO DE INFORMACIÓN</w:t>
+      </w:r>
+    </w:p>
+    <w:p>
+      <w:pPr>
+        <w:spacing w:after="0" w:line="240" w:lineRule="auto"/>
+        <w:jc w:val="both"/>
+        <w:rPr>
+          <w:rFonts w:ascii="Arial Narrow" w:eastAsia="Arial Narrow" w:hAnsi="Arial Narrow" w:cs="Arial Narrow"/>
+          <w:color w:val="000000"/>
+          <w:kern w:val="0"/>
+          <w:sz w:val="22"/>
+          <w:szCs w:val="22"/>
           <w:lang w:val="es-ES" w:eastAsia="es-ES"/>
           <w14:ligatures w14:val="none"/>
         </w:rPr>
@@ -1793,18 +2089,22 @@
         <w:ind w:left="567" w:hanging="567"/>
         <w:jc w:val="both"/>
         <w:rPr>
-          <w:rFonts w:ascii="Arial Narrow" w:eastAsia="Times New Roman" w:hAnsi="Arial Narrow" w:cs="Arial"/>
-          <w:color w:val="000000"/>
-          <w:kern w:val="0"/>
+          <w:rFonts w:ascii="Arial Narrow" w:eastAsia="Arial Narrow" w:hAnsi="Arial Narrow" w:cs="Arial Narrow"/>
+          <w:color w:val="000000"/>
+          <w:kern w:val="0"/>
+          <w:sz w:val="22"/>
+          <w:szCs w:val="22"/>
           <w:lang w:val="es-ES" w:eastAsia="es-ES"/>
           <w14:ligatures w14:val="none"/>
         </w:rPr>
       </w:pPr>
       <w:r>
         <w:rPr>
-          <w:rFonts w:ascii="Arial Narrow" w:eastAsia="Times New Roman" w:hAnsi="Arial Narrow" w:cs="Arial"/>
-          <w:color w:val="000000"/>
-          <w:kern w:val="0"/>
+          <w:rFonts w:ascii="Arial Narrow" w:eastAsia="Arial Narrow" w:hAnsi="Arial Narrow" w:cs="Arial Narrow"/>
+          <w:color w:val="000000"/>
+          <w:kern w:val="0"/>
+          <w:sz w:val="22"/>
+          <w:szCs w:val="22"/>
           <w:lang w:val="es-ES" w:eastAsia="es-ES"/>
           <w14:ligatures w14:val="none"/>
         </w:rPr>
@@ -1812,9 +2112,11 @@
       </w:r>
       <w:r>
         <w:rPr>
-          <w:rFonts w:ascii="Arial Narrow" w:eastAsia="Times New Roman" w:hAnsi="Arial Narrow" w:cs="Arial"/>
-          <w:color w:val="000000"/>
-          <w:kern w:val="0"/>
+          <w:rFonts w:ascii="Arial Narrow" w:eastAsia="Arial Narrow" w:hAnsi="Arial Narrow" w:cs="Arial Narrow"/>
+          <w:color w:val="000000"/>
+          <w:kern w:val="0"/>
+          <w:sz w:val="22"/>
+          <w:szCs w:val="22"/>
           <w:lang w:val="es-ES" w:eastAsia="es-ES"/>
           <w14:ligatures w14:val="none"/>
         </w:rPr>
@@ -1823,9 +2125,11 @@
       <w:proofErr w:type="spellStart"/>
       <w:r>
         <w:rPr>
-          <w:rFonts w:ascii="Arial Narrow" w:eastAsia="Times New Roman" w:hAnsi="Arial Narrow" w:cs="Arial"/>
-          <w:color w:val="000000"/>
-          <w:kern w:val="0"/>
+          <w:rFonts w:ascii="Arial Narrow" w:eastAsia="Arial Narrow" w:hAnsi="Arial Narrow" w:cs="Arial Narrow"/>
+          <w:color w:val="000000"/>
+          <w:kern w:val="0"/>
+          <w:sz w:val="22"/>
+          <w:szCs w:val="22"/>
           <w:lang w:val="es-ES" w:eastAsia="es-ES"/>
           <w14:ligatures w14:val="none"/>
         </w:rPr>
@@ -1834,9 +2138,11 @@
       <w:proofErr w:type="spellEnd"/>
       <w:r>
         <w:rPr>
-          <w:rFonts w:ascii="Arial Narrow" w:eastAsia="Times New Roman" w:hAnsi="Arial Narrow" w:cs="Arial"/>
-          <w:color w:val="000000"/>
-          <w:kern w:val="0"/>
+          <w:rFonts w:ascii="Arial Narrow" w:eastAsia="Arial Narrow" w:hAnsi="Arial Narrow" w:cs="Arial Narrow"/>
+          <w:color w:val="000000"/>
+          <w:kern w:val="0"/>
+          <w:sz w:val="22"/>
+          <w:szCs w:val="22"/>
           <w:lang w:val="es-ES" w:eastAsia="es-ES"/>
           <w14:ligatures w14:val="none"/>
         </w:rPr>
@@ -1845,9 +2151,11 @@
       <w:proofErr w:type="spellStart"/>
       <w:r>
         <w:rPr>
-          <w:rFonts w:ascii="Arial Narrow" w:eastAsia="Times New Roman" w:hAnsi="Arial Narrow" w:cs="Arial"/>
-          <w:color w:val="000000"/>
-          <w:kern w:val="0"/>
+          <w:rFonts w:ascii="Arial Narrow" w:eastAsia="Arial Narrow" w:hAnsi="Arial Narrow" w:cs="Arial Narrow"/>
+          <w:color w:val="000000"/>
+          <w:kern w:val="0"/>
+          <w:sz w:val="22"/>
+          <w:szCs w:val="22"/>
           <w:lang w:val="es-ES" w:eastAsia="es-ES"/>
           <w14:ligatures w14:val="none"/>
         </w:rPr>
@@ -1856,9 +2164,11 @@
       <w:proofErr w:type="spellEnd"/>
       <w:r>
         <w:rPr>
-          <w:rFonts w:ascii="Arial Narrow" w:eastAsia="Times New Roman" w:hAnsi="Arial Narrow" w:cs="Arial"/>
-          <w:color w:val="000000"/>
-          <w:kern w:val="0"/>
+          <w:rFonts w:ascii="Arial Narrow" w:eastAsia="Arial Narrow" w:hAnsi="Arial Narrow" w:cs="Arial Narrow"/>
+          <w:color w:val="000000"/>
+          <w:kern w:val="0"/>
+          <w:sz w:val="22"/>
+          <w:szCs w:val="22"/>
           <w:lang w:val="es-ES" w:eastAsia="es-ES"/>
           <w14:ligatures w14:val="none"/>
         </w:rPr>
@@ -1866,9 +2176,11 @@
       </w:r>
       <w:r>
         <w:rPr>
-          <w:rFonts w:ascii="Arial Narrow" w:eastAsia="Times New Roman" w:hAnsi="Arial Narrow" w:cs="Arial"/>
-          <w:color w:val="000000"/>
-          <w:kern w:val="0"/>
+          <w:rFonts w:ascii="Arial Narrow" w:eastAsia="Arial Narrow" w:hAnsi="Arial Narrow" w:cs="Arial Narrow"/>
+          <w:color w:val="000000"/>
+          <w:kern w:val="0"/>
+          <w:sz w:val="22"/>
+          <w:szCs w:val="22"/>
           <w:lang w:val="es-ES" w:eastAsia="es-ES"/>
           <w14:ligatures w14:val="none"/>
         </w:rPr>
@@ -1876,9 +2188,11 @@
       </w:r>
       <w:r>
         <w:rPr>
-          <w:rFonts w:ascii="Arial Narrow" w:eastAsia="Times New Roman" w:hAnsi="Arial Narrow" w:cs="Arial"/>
-          <w:color w:val="000000"/>
-          <w:kern w:val="0"/>
+          <w:rFonts w:ascii="Arial Narrow" w:eastAsia="Arial Narrow" w:hAnsi="Arial Narrow" w:cs="Arial Narrow"/>
+          <w:color w:val="000000"/>
+          <w:kern w:val="0"/>
+          <w:sz w:val="22"/>
+          <w:szCs w:val="22"/>
           <w:lang w:eastAsia="es-ES"/>
           <w14:ligatures w14:val="none"/>
         </w:rPr>
@@ -1892,9 +2206,11 @@
         <w:ind w:left="567"/>
         <w:jc w:val="both"/>
         <w:rPr>
-          <w:rFonts w:ascii="Arial Narrow" w:eastAsia="Times New Roman" w:hAnsi="Arial Narrow" w:cs="Arial"/>
-          <w:color w:val="000000"/>
-          <w:kern w:val="0"/>
+          <w:rFonts w:ascii="Arial Narrow" w:eastAsia="Arial Narrow" w:hAnsi="Arial Narrow" w:cs="Arial Narrow"/>
+          <w:color w:val="000000"/>
+          <w:kern w:val="0"/>
+          <w:sz w:val="22"/>
+          <w:szCs w:val="22"/>
           <w:lang w:val="es-ES" w:eastAsia="es-ES"/>
           <w14:ligatures w14:val="none"/>
         </w:rPr>
@@ -1919,16 +2235,20 @@
           <w:b/>
           <w:color w:val="000000"/>
           <w:kern w:val="0"/>
-          <w:lang w:eastAsia="es-PE"/>
-          <w14:ligatures w14:val="none"/>
-        </w:rPr>
-      </w:pPr>
-      <w:r>
-        <w:rPr>
-          <w:rFonts w:ascii="Arial Narrow" w:eastAsia="Arial Narrow" w:hAnsi="Arial Narrow" w:cs="Arial Narrow"/>
-          <w:b/>
-          <w:color w:val="000000"/>
-          <w:kern w:val="0"/>
+          <w:sz w:val="22"/>
+          <w:szCs w:val="22"/>
+          <w:lang w:eastAsia="es-PE"/>
+          <w14:ligatures w14:val="none"/>
+        </w:rPr>
+      </w:pPr>
+      <w:r>
+        <w:rPr>
+          <w:rFonts w:ascii="Arial Narrow" w:eastAsia="Arial Narrow" w:hAnsi="Arial Narrow" w:cs="Arial Narrow"/>
+          <w:b/>
+          <w:color w:val="000000"/>
+          <w:kern w:val="0"/>
+          <w:sz w:val="22"/>
+          <w:szCs w:val="22"/>
           <w:lang w:eastAsia="es-PE"/>
           <w14:ligatures w14:val="none"/>
         </w:rPr>
@@ -1944,19 +2264,23 @@
           <w:b/>
           <w:color w:val="000000"/>
           <w:kern w:val="0"/>
-          <w:lang w:eastAsia="es-PE"/>
-          <w14:ligatures w14:val="none"/>
-        </w:rPr>
-      </w:pPr>
-    </w:p>
-    <w:p>
-      <w:pPr>
-        <w:spacing w:after="0" w:line="240" w:lineRule="auto"/>
-        <w:jc w:val="both"/>
-        <w:rPr>
-          <w:rFonts w:ascii="Arial Narrow" w:eastAsia="Times New Roman" w:hAnsi="Arial Narrow" w:cs="Times New Roman"/>
-          <w:color w:val="000000"/>
-          <w:kern w:val="0"/>
+          <w:sz w:val="22"/>
+          <w:szCs w:val="22"/>
+          <w:lang w:eastAsia="es-PE"/>
+          <w14:ligatures w14:val="none"/>
+        </w:rPr>
+      </w:pPr>
+    </w:p>
+    <w:p>
+      <w:pPr>
+        <w:spacing w:after="0" w:line="240" w:lineRule="auto"/>
+        <w:jc w:val="both"/>
+        <w:rPr>
+          <w:rFonts w:ascii="Arial Narrow" w:eastAsia="Arial Narrow" w:hAnsi="Arial Narrow" w:cs="Arial Narrow"/>
+          <w:color w:val="000000"/>
+          <w:kern w:val="0"/>
+          <w:sz w:val="22"/>
+          <w:szCs w:val="22"/>
           <w:shd w:val="clear" w:color="auto" w:fill="FFFFFF"/>
           <w:lang w:eastAsia="es-PE"/>
           <w14:ligatures w14:val="none"/>
@@ -1968,6 +2292,8 @@
           <w:b/>
           <w:color w:val="000000"/>
           <w:kern w:val="0"/>
+          <w:sz w:val="22"/>
+          <w:szCs w:val="22"/>
           <w:lang w:eastAsia="es-PE"/>
           <w14:ligatures w14:val="none"/>
         </w:rPr>
@@ -1975,9 +2301,11 @@
       </w:r>
       <w:r>
         <w:rPr>
-          <w:rFonts w:ascii="Arial Narrow" w:eastAsia="Times New Roman" w:hAnsi="Arial Narrow" w:cs="Times New Roman"/>
-          <w:color w:val="000000"/>
-          <w:kern w:val="0"/>
+          <w:rFonts w:ascii="Arial Narrow" w:eastAsia="Arial Narrow" w:hAnsi="Arial Narrow" w:cs="Arial Narrow"/>
+          <w:color w:val="000000"/>
+          <w:kern w:val="0"/>
+          <w:sz w:val="22"/>
+          <w:szCs w:val="22"/>
           <w:shd w:val="clear" w:color="auto" w:fill="FFFFFF"/>
           <w:lang w:eastAsia="es-PE"/>
           <w14:ligatures w14:val="none"/>
@@ -1986,9 +2314,11 @@
       </w:r>
       <w:r>
         <w:rPr>
-          <w:rFonts w:ascii="Arial Narrow" w:eastAsia="Times New Roman" w:hAnsi="Arial Narrow" w:cs="Times New Roman"/>
-          <w:color w:val="000000"/>
-          <w:kern w:val="0"/>
+          <w:rFonts w:ascii="Arial Narrow" w:eastAsia="Arial Narrow" w:hAnsi="Arial Narrow" w:cs="Arial Narrow"/>
+          <w:color w:val="000000"/>
+          <w:kern w:val="0"/>
+          <w:sz w:val="22"/>
+          <w:szCs w:val="22"/>
           <w:shd w:val="clear" w:color="auto" w:fill="FFFFFF"/>
           <w:lang w:eastAsia="es-PE"/>
           <w14:ligatures w14:val="none"/>
@@ -1997,9 +2327,11 @@
       </w:r>
       <w:r>
         <w:rPr>
-          <w:rFonts w:ascii="Arial Narrow" w:eastAsia="Times New Roman" w:hAnsi="Arial Narrow" w:cs="Times New Roman"/>
-          <w:color w:val="000000"/>
-          <w:kern w:val="0"/>
+          <w:rFonts w:ascii="Arial Narrow" w:eastAsia="Arial Narrow" w:hAnsi="Arial Narrow" w:cs="Arial Narrow"/>
+          <w:color w:val="000000"/>
+          <w:kern w:val="0"/>
+          <w:sz w:val="22"/>
+          <w:szCs w:val="22"/>
           <w:shd w:val="clear" w:color="auto" w:fill="FFFFFF"/>
           <w:lang w:eastAsia="es-PE"/>
           <w14:ligatures w14:val="none"/>
@@ -2008,9 +2340,11 @@
       </w:r>
       <w:r>
         <w:rPr>
-          <w:rFonts w:ascii="Arial Narrow" w:eastAsia="Times New Roman" w:hAnsi="Arial Narrow" w:cs="Times New Roman"/>
-          <w:color w:val="000000"/>
-          <w:kern w:val="0"/>
+          <w:rFonts w:ascii="Arial Narrow" w:eastAsia="Arial Narrow" w:hAnsi="Arial Narrow" w:cs="Arial Narrow"/>
+          <w:color w:val="000000"/>
+          <w:kern w:val="0"/>
+          <w:sz w:val="22"/>
+          <w:szCs w:val="22"/>
           <w:shd w:val="clear" w:color="auto" w:fill="FFFFFF"/>
           <w:lang w:eastAsia="es-PE"/>
           <w14:ligatures w14:val="none"/>
@@ -2019,9 +2353,11 @@
       </w:r>
       <w:r>
         <w:rPr>
-          <w:rFonts w:ascii="Arial Narrow" w:eastAsia="Times New Roman" w:hAnsi="Arial Narrow" w:cs="Times New Roman"/>
-          <w:color w:val="000000"/>
-          <w:kern w:val="0"/>
+          <w:rFonts w:ascii="Arial Narrow" w:eastAsia="Arial Narrow" w:hAnsi="Arial Narrow" w:cs="Arial Narrow"/>
+          <w:color w:val="000000"/>
+          <w:kern w:val="0"/>
+          <w:sz w:val="22"/>
+          <w:szCs w:val="22"/>
           <w:shd w:val="clear" w:color="auto" w:fill="FFFFFF"/>
           <w:lang w:eastAsia="es-PE"/>
           <w14:ligatures w14:val="none"/>
@@ -2030,9 +2366,11 @@
       </w:r>
       <w:r>
         <w:rPr>
-          <w:rFonts w:ascii="Arial Narrow" w:eastAsia="Times New Roman" w:hAnsi="Arial Narrow" w:cs="Times New Roman"/>
-          <w:color w:val="000000"/>
-          <w:kern w:val="0"/>
+          <w:rFonts w:ascii="Arial Narrow" w:eastAsia="Arial Narrow" w:hAnsi="Arial Narrow" w:cs="Arial Narrow"/>
+          <w:color w:val="000000"/>
+          <w:kern w:val="0"/>
+          <w:sz w:val="22"/>
+          <w:szCs w:val="22"/>
           <w:shd w:val="clear" w:color="auto" w:fill="FFFFFF"/>
           <w:lang w:eastAsia="es-PE"/>
           <w14:ligatures w14:val="none"/>
@@ -2041,9 +2379,11 @@
       </w:r>
       <w:r>
         <w:rPr>
-          <w:rFonts w:ascii="Arial Narrow" w:eastAsia="Times New Roman" w:hAnsi="Arial Narrow" w:cs="Times New Roman"/>
-          <w:color w:val="000000"/>
-          <w:kern w:val="0"/>
+          <w:rFonts w:ascii="Arial Narrow" w:eastAsia="Arial Narrow" w:hAnsi="Arial Narrow" w:cs="Arial Narrow"/>
+          <w:color w:val="000000"/>
+          <w:kern w:val="0"/>
+          <w:sz w:val="22"/>
+          <w:szCs w:val="22"/>
           <w:shd w:val="clear" w:color="auto" w:fill="FFFFFF"/>
           <w:lang w:eastAsia="es-PE"/>
           <w14:ligatures w14:val="none"/>
@@ -2052,9 +2392,11 @@
       </w:r>
       <w:r>
         <w:rPr>
-          <w:rFonts w:ascii="Arial Narrow" w:eastAsia="Times New Roman" w:hAnsi="Arial Narrow" w:cs="Times New Roman"/>
-          <w:color w:val="000000"/>
-          <w:kern w:val="0"/>
+          <w:rFonts w:ascii="Arial Narrow" w:eastAsia="Arial Narrow" w:hAnsi="Arial Narrow" w:cs="Arial Narrow"/>
+          <w:color w:val="000000"/>
+          <w:kern w:val="0"/>
+          <w:sz w:val="22"/>
+          <w:szCs w:val="22"/>
           <w:shd w:val="clear" w:color="auto" w:fill="FFFFFF"/>
           <w:lang w:eastAsia="es-PE"/>
           <w14:ligatures w14:val="none"/>
@@ -2063,9 +2405,11 @@
       </w:r>
       <w:r>
         <w:rPr>
-          <w:rFonts w:ascii="Arial Narrow" w:eastAsia="Times New Roman" w:hAnsi="Arial Narrow" w:cs="Times New Roman"/>
-          <w:color w:val="000000"/>
-          <w:kern w:val="0"/>
+          <w:rFonts w:ascii="Arial Narrow" w:eastAsia="Arial Narrow" w:hAnsi="Arial Narrow" w:cs="Arial Narrow"/>
+          <w:color w:val="000000"/>
+          <w:kern w:val="0"/>
+          <w:sz w:val="22"/>
+          <w:szCs w:val="22"/>
           <w:shd w:val="clear" w:color="auto" w:fill="FFFFFF"/>
           <w:lang w:eastAsia="es-PE"/>
           <w14:ligatures w14:val="none"/>
@@ -2075,9 +2419,11 @@
       <w:proofErr w:type="spellStart"/>
       <w:r>
         <w:rPr>
-          <w:rFonts w:ascii="Arial Narrow" w:eastAsia="Times New Roman" w:hAnsi="Arial Narrow" w:cs="Times New Roman"/>
-          <w:color w:val="000000"/>
-          <w:kern w:val="0"/>
+          <w:rFonts w:ascii="Arial Narrow" w:eastAsia="Arial Narrow" w:hAnsi="Arial Narrow" w:cs="Arial Narrow"/>
+          <w:color w:val="000000"/>
+          <w:kern w:val="0"/>
+          <w:sz w:val="22"/>
+          <w:szCs w:val="22"/>
           <w:shd w:val="clear" w:color="auto" w:fill="FFFFFF"/>
           <w:lang w:eastAsia="es-PE"/>
           <w14:ligatures w14:val="none"/>
@@ -2087,9 +2433,11 @@
       <w:proofErr w:type="spellEnd"/>
       <w:r>
         <w:rPr>
-          <w:rFonts w:ascii="Arial Narrow" w:eastAsia="Times New Roman" w:hAnsi="Arial Narrow" w:cs="Times New Roman"/>
-          <w:color w:val="000000"/>
-          <w:kern w:val="0"/>
+          <w:rFonts w:ascii="Arial Narrow" w:eastAsia="Arial Narrow" w:hAnsi="Arial Narrow" w:cs="Arial Narrow"/>
+          <w:color w:val="000000"/>
+          <w:kern w:val="0"/>
+          <w:sz w:val="22"/>
+          <w:szCs w:val="22"/>
           <w:shd w:val="clear" w:color="auto" w:fill="FFFFFF"/>
           <w:lang w:eastAsia="es-PE"/>
           <w14:ligatures w14:val="none"/>
@@ -2098,9 +2446,11 @@
       </w:r>
       <w:r>
         <w:rPr>
-          <w:rFonts w:ascii="Arial Narrow" w:eastAsia="Times New Roman" w:hAnsi="Arial Narrow" w:cs="Times New Roman"/>
-          <w:color w:val="000000"/>
-          <w:kern w:val="0"/>
+          <w:rFonts w:ascii="Arial Narrow" w:eastAsia="Arial Narrow" w:hAnsi="Arial Narrow" w:cs="Arial Narrow"/>
+          <w:color w:val="000000"/>
+          <w:kern w:val="0"/>
+          <w:sz w:val="22"/>
+          <w:szCs w:val="22"/>
           <w:shd w:val="clear" w:color="auto" w:fill="FFFFFF"/>
           <w:lang w:eastAsia="es-PE"/>
           <w14:ligatures w14:val="none"/>
@@ -2109,9 +2459,11 @@
       </w:r>
       <w:r>
         <w:rPr>
-          <w:rFonts w:ascii="Arial Narrow" w:eastAsia="Times New Roman" w:hAnsi="Arial Narrow" w:cs="Times New Roman"/>
-          <w:color w:val="000000"/>
-          <w:kern w:val="0"/>
+          <w:rFonts w:ascii="Arial Narrow" w:eastAsia="Arial Narrow" w:hAnsi="Arial Narrow" w:cs="Arial Narrow"/>
+          <w:color w:val="000000"/>
+          <w:kern w:val="0"/>
+          <w:sz w:val="22"/>
+          <w:szCs w:val="22"/>
           <w:shd w:val="clear" w:color="auto" w:fill="FFFFFF"/>
           <w:lang w:eastAsia="es-PE"/>
           <w14:ligatures w14:val="none"/>
@@ -2120,9 +2472,11 @@
       </w:r>
       <w:r>
         <w:rPr>
-          <w:rFonts w:ascii="Arial Narrow" w:eastAsia="Times New Roman" w:hAnsi="Arial Narrow" w:cs="Times New Roman"/>
-          <w:color w:val="000000"/>
-          <w:kern w:val="0"/>
+          <w:rFonts w:ascii="Arial Narrow" w:eastAsia="Arial Narrow" w:hAnsi="Arial Narrow" w:cs="Arial Narrow"/>
+          <w:color w:val="000000"/>
+          <w:kern w:val="0"/>
+          <w:sz w:val="22"/>
+          <w:szCs w:val="22"/>
           <w:shd w:val="clear" w:color="auto" w:fill="FFFFFF"/>
           <w:lang w:eastAsia="es-PE"/>
           <w14:ligatures w14:val="none"/>
@@ -2131,9 +2485,11 @@
       </w:r>
       <w:r>
         <w:rPr>
-          <w:rFonts w:ascii="Arial Narrow" w:eastAsia="Times New Roman" w:hAnsi="Arial Narrow" w:cs="Times New Roman"/>
-          <w:color w:val="000000"/>
-          <w:kern w:val="0"/>
+          <w:rFonts w:ascii="Arial Narrow" w:eastAsia="Arial Narrow" w:hAnsi="Arial Narrow" w:cs="Arial Narrow"/>
+          <w:color w:val="000000"/>
+          <w:kern w:val="0"/>
+          <w:sz w:val="22"/>
+          <w:szCs w:val="22"/>
           <w:shd w:val="clear" w:color="auto" w:fill="FFFFFF"/>
           <w:lang w:eastAsia="es-PE"/>
           <w14:ligatures w14:val="none"/>
@@ -2142,9 +2498,11 @@
       </w:r>
       <w:r>
         <w:rPr>
-          <w:rFonts w:ascii="Arial Narrow" w:eastAsia="Times New Roman" w:hAnsi="Arial Narrow" w:cs="Times New Roman"/>
-          <w:color w:val="000000"/>
-          <w:kern w:val="0"/>
+          <w:rFonts w:ascii="Arial Narrow" w:eastAsia="Arial Narrow" w:hAnsi="Arial Narrow" w:cs="Arial Narrow"/>
+          <w:color w:val="000000"/>
+          <w:kern w:val="0"/>
+          <w:sz w:val="22"/>
+          <w:szCs w:val="22"/>
           <w:shd w:val="clear" w:color="auto" w:fill="FFFFFF"/>
           <w:lang w:eastAsia="es-PE"/>
           <w14:ligatures w14:val="none"/>
@@ -2153,9 +2511,11 @@
       </w:r>
       <w:r>
         <w:rPr>
-          <w:rFonts w:ascii="Arial Narrow" w:eastAsia="Times New Roman" w:hAnsi="Arial Narrow" w:cs="Times New Roman"/>
-          <w:color w:val="000000"/>
-          <w:kern w:val="0"/>
+          <w:rFonts w:ascii="Arial Narrow" w:eastAsia="Arial Narrow" w:hAnsi="Arial Narrow" w:cs="Arial Narrow"/>
+          <w:color w:val="000000"/>
+          <w:kern w:val="0"/>
+          <w:sz w:val="22"/>
+          <w:szCs w:val="22"/>
           <w:shd w:val="clear" w:color="auto" w:fill="FFFFFF"/>
           <w:lang w:eastAsia="es-PE"/>
           <w14:ligatures w14:val="none"/>
@@ -2168,9 +2528,11 @@
         <w:spacing w:after="0" w:line="240" w:lineRule="auto"/>
         <w:jc w:val="both"/>
         <w:rPr>
-          <w:rFonts w:ascii="Arial Narrow" w:eastAsia="Times New Roman" w:hAnsi="Arial Narrow" w:cs="Times New Roman"/>
-          <w:color w:val="000000"/>
-          <w:kern w:val="0"/>
+          <w:rFonts w:ascii="Arial Narrow" w:eastAsia="Arial Narrow" w:hAnsi="Arial Narrow" w:cs="Arial Narrow"/>
+          <w:color w:val="000000"/>
+          <w:kern w:val="0"/>
+          <w:sz w:val="22"/>
+          <w:szCs w:val="22"/>
           <w:shd w:val="clear" w:color="auto" w:fill="FFFFFF"/>
           <w:lang w:eastAsia="es-PE"/>
           <w14:ligatures w14:val="none"/>
@@ -2194,13 +2556,17 @@
           <w:rFonts w:ascii="Arial Narrow" w:eastAsia="Arial Narrow" w:hAnsi="Arial Narrow" w:cs="Arial Narrow"/>
           <w:kern w:val="0"/>
           <w14:ligatures w14:val="none"/>
-        </w:rPr>
-      </w:pPr>
-      <w:r>
-        <w:rPr>
-          <w:rFonts w:ascii="Arial Narrow" w:eastAsia="Times New Roman" w:hAnsi="Arial Narrow" w:cs="Times New Roman"/>
-          <w:color w:val="000000"/>
-          <w:kern w:val="0"/>
+          <w:sz w:val="22"/>
+          <w:szCs w:val="22"/>
+        </w:rPr>
+      </w:pPr>
+      <w:r>
+        <w:rPr>
+          <w:rFonts w:ascii="Arial Narrow" w:eastAsia="Arial Narrow" w:hAnsi="Arial Narrow" w:cs="Arial Narrow"/>
+          <w:color w:val="000000"/>
+          <w:kern w:val="0"/>
+          <w:sz w:val="22"/>
+          <w:szCs w:val="22"/>
           <w:shd w:val="clear" w:color="auto" w:fill="FFFFFF"/>
           <w:lang w:eastAsia="es-PE"/>
           <w14:ligatures w14:val="none"/>
@@ -2209,9 +2575,11 @@
       </w:r>
       <w:r>
         <w:rPr>
-          <w:rFonts w:ascii="Arial Narrow" w:eastAsia="Times New Roman" w:hAnsi="Arial Narrow" w:cs="Times New Roman"/>
-          <w:color w:val="000000"/>
-          <w:kern w:val="0"/>
+          <w:rFonts w:ascii="Arial Narrow" w:eastAsia="Arial Narrow" w:hAnsi="Arial Narrow" w:cs="Arial Narrow"/>
+          <w:color w:val="000000"/>
+          <w:kern w:val="0"/>
+          <w:sz w:val="22"/>
+          <w:szCs w:val="22"/>
           <w:shd w:val="clear" w:color="auto" w:fill="FFFFFF"/>
           <w:lang w:eastAsia="es-PE"/>
           <w14:ligatures w14:val="none"/>
@@ -2223,14 +2591,18 @@
           <w:rFonts w:ascii="Arial Narrow" w:eastAsia="Arial Narrow" w:hAnsi="Arial Narrow" w:cs="Arial Narrow"/>
           <w:kern w:val="0"/>
           <w14:ligatures w14:val="none"/>
+          <w:sz w:val="22"/>
+          <w:szCs w:val="22"/>
         </w:rPr>
         <w:t/>
       </w:r>
       <w:r>
         <w:rPr>
-          <w:rFonts w:ascii="Arial Narrow" w:eastAsia="Times New Roman" w:hAnsi="Arial Narrow" w:cs="Times New Roman"/>
-          <w:color w:val="000000"/>
-          <w:kern w:val="0"/>
+          <w:rFonts w:ascii="Arial Narrow" w:eastAsia="Arial Narrow" w:hAnsi="Arial Narrow" w:cs="Arial Narrow"/>
+          <w:color w:val="000000"/>
+          <w:kern w:val="0"/>
+          <w:sz w:val="22"/>
+          <w:szCs w:val="22"/>
           <w:shd w:val="clear" w:color="auto" w:fill="FFFFFF"/>
           <w:lang w:eastAsia="es-PE"/>
           <w14:ligatures w14:val="none"/>
@@ -2242,14 +2614,18 @@
           <w:rFonts w:ascii="Arial Narrow" w:eastAsia="Arial Narrow" w:hAnsi="Arial Narrow" w:cs="Arial Narrow"/>
           <w:kern w:val="0"/>
           <w14:ligatures w14:val="none"/>
+          <w:sz w:val="22"/>
+          <w:szCs w:val="22"/>
         </w:rPr>
         <w:t/>
       </w:r>
       <w:r>
         <w:rPr>
-          <w:rFonts w:ascii="Arial Narrow" w:eastAsia="Times New Roman" w:hAnsi="Arial Narrow" w:cs="Times New Roman"/>
-          <w:color w:val="000000"/>
-          <w:kern w:val="0"/>
+          <w:rFonts w:ascii="Arial Narrow" w:eastAsia="Arial Narrow" w:hAnsi="Arial Narrow" w:cs="Arial Narrow"/>
+          <w:color w:val="000000"/>
+          <w:kern w:val="0"/>
+          <w:sz w:val="22"/>
+          <w:szCs w:val="22"/>
           <w:shd w:val="clear" w:color="auto" w:fill="FFFFFF"/>
           <w:lang w:eastAsia="es-PE"/>
           <w14:ligatures w14:val="none"/>
@@ -2258,9 +2634,11 @@
       </w:r>
       <w:r>
         <w:rPr>
-          <w:rFonts w:ascii="Arial Narrow" w:eastAsia="Times New Roman" w:hAnsi="Arial Narrow" w:cs="Times New Roman"/>
-          <w:color w:val="000000"/>
-          <w:kern w:val="0"/>
+          <w:rFonts w:ascii="Arial Narrow" w:eastAsia="Arial Narrow" w:hAnsi="Arial Narrow" w:cs="Arial Narrow"/>
+          <w:color w:val="000000"/>
+          <w:kern w:val="0"/>
+          <w:sz w:val="22"/>
+          <w:szCs w:val="22"/>
           <w:shd w:val="clear" w:color="auto" w:fill="FFFFFF"/>
           <w:lang w:eastAsia="es-PE"/>
           <w14:ligatures w14:val="none"/>
@@ -2276,6 +2654,8 @@
           <w:rFonts w:ascii="Arial Narrow" w:eastAsia="Arial Narrow" w:hAnsi="Arial Narrow" w:cs="Arial Narrow"/>
           <w:kern w:val="0"/>
           <w14:ligatures w14:val="none"/>
+          <w:sz w:val="22"/>
+          <w:szCs w:val="22"/>
         </w:rPr>
       </w:pPr>
     </w:p>
@@ -2296,13 +2676,17 @@
           <w:rFonts w:ascii="Arial Narrow" w:eastAsia="Arial Narrow" w:hAnsi="Arial Narrow" w:cs="Arial Narrow"/>
           <w:kern w:val="0"/>
           <w14:ligatures w14:val="none"/>
-        </w:rPr>
-      </w:pPr>
-      <w:r>
-        <w:rPr>
-          <w:rFonts w:ascii="Arial Narrow" w:eastAsia="Times New Roman" w:hAnsi="Arial Narrow" w:cs="Times New Roman"/>
-          <w:color w:val="000000"/>
-          <w:kern w:val="0"/>
+          <w:sz w:val="22"/>
+          <w:szCs w:val="22"/>
+        </w:rPr>
+      </w:pPr>
+      <w:r>
+        <w:rPr>
+          <w:rFonts w:ascii="Arial Narrow" w:eastAsia="Arial Narrow" w:hAnsi="Arial Narrow" w:cs="Arial Narrow"/>
+          <w:color w:val="000000"/>
+          <w:kern w:val="0"/>
+          <w:sz w:val="22"/>
+          <w:szCs w:val="22"/>
           <w:shd w:val="clear" w:color="auto" w:fill="FFFFFF"/>
           <w:lang w:eastAsia="es-PE"/>
           <w14:ligatures w14:val="none"/>
@@ -2314,14 +2698,18 @@
           <w:rFonts w:ascii="Arial Narrow" w:eastAsia="Arial Narrow" w:hAnsi="Arial Narrow" w:cs="Arial Narrow"/>
           <w:kern w:val="0"/>
           <w14:ligatures w14:val="none"/>
+          <w:sz w:val="22"/>
+          <w:szCs w:val="22"/>
         </w:rPr>
         <w:t/>
       </w:r>
       <w:r>
         <w:rPr>
-          <w:rFonts w:ascii="Arial Narrow" w:eastAsia="Times New Roman" w:hAnsi="Arial Narrow" w:cs="Times New Roman"/>
-          <w:color w:val="000000"/>
-          <w:kern w:val="0"/>
+          <w:rFonts w:ascii="Arial Narrow" w:eastAsia="Arial Narrow" w:hAnsi="Arial Narrow" w:cs="Arial Narrow"/>
+          <w:color w:val="000000"/>
+          <w:kern w:val="0"/>
+          <w:sz w:val="22"/>
+          <w:szCs w:val="22"/>
           <w:shd w:val="clear" w:color="auto" w:fill="FFFFFF"/>
           <w:lang w:eastAsia="es-PE"/>
           <w14:ligatures w14:val="none"/>
@@ -2333,14 +2721,18 @@
           <w:rFonts w:ascii="Arial Narrow" w:eastAsia="Arial Narrow" w:hAnsi="Arial Narrow" w:cs="Arial Narrow"/>
           <w:kern w:val="0"/>
           <w14:ligatures w14:val="none"/>
+          <w:sz w:val="22"/>
+          <w:szCs w:val="22"/>
         </w:rPr>
         <w:t/>
       </w:r>
       <w:r>
         <w:rPr>
-          <w:rFonts w:ascii="Arial Narrow" w:eastAsia="Times New Roman" w:hAnsi="Arial Narrow" w:cs="Times New Roman"/>
-          <w:color w:val="000000"/>
-          <w:kern w:val="0"/>
+          <w:rFonts w:ascii="Arial Narrow" w:eastAsia="Arial Narrow" w:hAnsi="Arial Narrow" w:cs="Arial Narrow"/>
+          <w:color w:val="000000"/>
+          <w:kern w:val="0"/>
+          <w:sz w:val="22"/>
+          <w:szCs w:val="22"/>
           <w:shd w:val="clear" w:color="auto" w:fill="FFFFFF"/>
           <w:lang w:eastAsia="es-PE"/>
           <w14:ligatures w14:val="none"/>
@@ -2356,6 +2748,8 @@
           <w:rFonts w:ascii="Arial Narrow" w:eastAsia="Arial Narrow" w:hAnsi="Arial Narrow" w:cs="Arial Narrow"/>
           <w:kern w:val="0"/>
           <w14:ligatures w14:val="none"/>
+          <w:sz w:val="22"/>
+          <w:szCs w:val="22"/>
         </w:rPr>
       </w:pPr>
     </w:p>
@@ -2376,13 +2770,17 @@
           <w:rFonts w:ascii="Arial Narrow" w:eastAsia="Arial Narrow" w:hAnsi="Arial Narrow" w:cs="Arial Narrow"/>
           <w:kern w:val="0"/>
           <w14:ligatures w14:val="none"/>
-        </w:rPr>
-      </w:pPr>
-      <w:r>
-        <w:rPr>
-          <w:rFonts w:ascii="Arial Narrow" w:eastAsia="Times New Roman" w:hAnsi="Arial Narrow" w:cs="Times New Roman"/>
-          <w:color w:val="000000"/>
-          <w:kern w:val="0"/>
+          <w:sz w:val="22"/>
+          <w:szCs w:val="22"/>
+        </w:rPr>
+      </w:pPr>
+      <w:r>
+        <w:rPr>
+          <w:rFonts w:ascii="Arial Narrow" w:eastAsia="Arial Narrow" w:hAnsi="Arial Narrow" w:cs="Arial Narrow"/>
+          <w:color w:val="000000"/>
+          <w:kern w:val="0"/>
+          <w:sz w:val="22"/>
+          <w:szCs w:val="22"/>
           <w:shd w:val="clear" w:color="auto" w:fill="FFFFFF"/>
           <w:lang w:eastAsia="es-PE"/>
           <w14:ligatures w14:val="none"/>
@@ -2394,14 +2792,18 @@
           <w:rFonts w:ascii="Arial Narrow" w:eastAsia="Arial Narrow" w:hAnsi="Arial Narrow" w:cs="Arial Narrow"/>
           <w:kern w:val="0"/>
           <w14:ligatures w14:val="none"/>
+          <w:sz w:val="22"/>
+          <w:szCs w:val="22"/>
         </w:rPr>
         <w:t/>
       </w:r>
       <w:r>
         <w:rPr>
-          <w:rFonts w:ascii="Arial Narrow" w:eastAsia="Times New Roman" w:hAnsi="Arial Narrow" w:cs="Times New Roman"/>
-          <w:color w:val="000000"/>
-          <w:kern w:val="0"/>
+          <w:rFonts w:ascii="Arial Narrow" w:eastAsia="Arial Narrow" w:hAnsi="Arial Narrow" w:cs="Arial Narrow"/>
+          <w:color w:val="000000"/>
+          <w:kern w:val="0"/>
+          <w:sz w:val="22"/>
+          <w:szCs w:val="22"/>
           <w:shd w:val="clear" w:color="auto" w:fill="FFFFFF"/>
           <w:lang w:eastAsia="es-PE"/>
           <w14:ligatures w14:val="none"/>
@@ -2413,14 +2815,18 @@
           <w:rFonts w:ascii="Arial Narrow" w:eastAsia="Arial Narrow" w:hAnsi="Arial Narrow" w:cs="Arial Narrow"/>
           <w:kern w:val="0"/>
           <w14:ligatures w14:val="none"/>
+          <w:sz w:val="22"/>
+          <w:szCs w:val="22"/>
         </w:rPr>
         <w:t/>
       </w:r>
       <w:r>
         <w:rPr>
-          <w:rFonts w:ascii="Arial Narrow" w:eastAsia="Times New Roman" w:hAnsi="Arial Narrow" w:cs="Times New Roman"/>
-          <w:color w:val="000000"/>
-          <w:kern w:val="0"/>
+          <w:rFonts w:ascii="Arial Narrow" w:eastAsia="Arial Narrow" w:hAnsi="Arial Narrow" w:cs="Arial Narrow"/>
+          <w:color w:val="000000"/>
+          <w:kern w:val="0"/>
+          <w:sz w:val="22"/>
+          <w:szCs w:val="22"/>
           <w:shd w:val="clear" w:color="auto" w:fill="FFFFFF"/>
           <w:lang w:eastAsia="es-PE"/>
           <w14:ligatures w14:val="none"/>
@@ -2429,9 +2835,11 @@
       </w:r>
       <w:r>
         <w:rPr>
-          <w:rFonts w:ascii="Arial Narrow" w:eastAsia="Times New Roman" w:hAnsi="Arial Narrow" w:cs="Times New Roman"/>
-          <w:color w:val="000000"/>
-          <w:kern w:val="0"/>
+          <w:rFonts w:ascii="Arial Narrow" w:eastAsia="Arial Narrow" w:hAnsi="Arial Narrow" w:cs="Arial Narrow"/>
+          <w:color w:val="000000"/>
+          <w:kern w:val="0"/>
+          <w:sz w:val="22"/>
+          <w:szCs w:val="22"/>
           <w:shd w:val="clear" w:color="auto" w:fill="FFFFFF"/>
           <w:lang w:eastAsia="es-PE"/>
           <w14:ligatures w14:val="none"/>
@@ -2440,9 +2848,11 @@
       </w:r>
       <w:r>
         <w:rPr>
-          <w:rFonts w:ascii="Arial Narrow" w:eastAsia="Times New Roman" w:hAnsi="Arial Narrow" w:cs="Times New Roman"/>
-          <w:color w:val="000000"/>
-          <w:kern w:val="0"/>
+          <w:rFonts w:ascii="Arial Narrow" w:eastAsia="Arial Narrow" w:hAnsi="Arial Narrow" w:cs="Arial Narrow"/>
+          <w:color w:val="000000"/>
+          <w:kern w:val="0"/>
+          <w:sz w:val="22"/>
+          <w:szCs w:val="22"/>
           <w:shd w:val="clear" w:color="auto" w:fill="FFFFFF"/>
           <w:lang w:eastAsia="es-PE"/>
           <w14:ligatures w14:val="none"/>
@@ -2451,9 +2861,11 @@
       </w:r>
       <w:r>
         <w:rPr>
-          <w:rFonts w:ascii="Arial Narrow" w:eastAsia="Times New Roman" w:hAnsi="Arial Narrow" w:cs="Times New Roman"/>
-          <w:color w:val="000000"/>
-          <w:kern w:val="0"/>
+          <w:rFonts w:ascii="Arial Narrow" w:eastAsia="Arial Narrow" w:hAnsi="Arial Narrow" w:cs="Arial Narrow"/>
+          <w:color w:val="000000"/>
+          <w:kern w:val="0"/>
+          <w:sz w:val="22"/>
+          <w:szCs w:val="22"/>
           <w:shd w:val="clear" w:color="auto" w:fill="FFFFFF"/>
           <w:lang w:eastAsia="es-PE"/>
           <w14:ligatures w14:val="none"/>
@@ -2462,9 +2874,11 @@
       </w:r>
       <w:r>
         <w:rPr>
-          <w:rFonts w:ascii="Arial Narrow" w:eastAsia="Times New Roman" w:hAnsi="Arial Narrow" w:cs="Times New Roman"/>
-          <w:color w:val="000000"/>
-          <w:kern w:val="0"/>
+          <w:rFonts w:ascii="Arial Narrow" w:eastAsia="Arial Narrow" w:hAnsi="Arial Narrow" w:cs="Arial Narrow"/>
+          <w:color w:val="000000"/>
+          <w:kern w:val="0"/>
+          <w:sz w:val="22"/>
+          <w:szCs w:val="22"/>
           <w:shd w:val="clear" w:color="auto" w:fill="FFFFFF"/>
           <w:lang w:eastAsia="es-PE"/>
           <w14:ligatures w14:val="none"/>
@@ -2473,9 +2887,11 @@
       </w:r>
       <w:r>
         <w:rPr>
-          <w:rFonts w:ascii="Arial Narrow" w:eastAsia="Times New Roman" w:hAnsi="Arial Narrow" w:cs="Times New Roman"/>
-          <w:color w:val="000000"/>
-          <w:kern w:val="0"/>
+          <w:rFonts w:ascii="Arial Narrow" w:eastAsia="Arial Narrow" w:hAnsi="Arial Narrow" w:cs="Arial Narrow"/>
+          <w:color w:val="000000"/>
+          <w:kern w:val="0"/>
+          <w:sz w:val="22"/>
+          <w:szCs w:val="22"/>
           <w:shd w:val="clear" w:color="auto" w:fill="FFFFFF"/>
           <w:lang w:eastAsia="es-PE"/>
           <w14:ligatures w14:val="none"/>
@@ -2484,9 +2900,11 @@
       </w:r>
       <w:r>
         <w:rPr>
-          <w:rFonts w:ascii="Arial Narrow" w:eastAsia="Times New Roman" w:hAnsi="Arial Narrow" w:cs="Times New Roman"/>
-          <w:color w:val="000000"/>
-          <w:kern w:val="0"/>
+          <w:rFonts w:ascii="Arial Narrow" w:eastAsia="Arial Narrow" w:hAnsi="Arial Narrow" w:cs="Arial Narrow"/>
+          <w:color w:val="000000"/>
+          <w:kern w:val="0"/>
+          <w:sz w:val="22"/>
+          <w:szCs w:val="22"/>
           <w:shd w:val="clear" w:color="auto" w:fill="FFFFFF"/>
           <w:lang w:eastAsia="es-PE"/>
           <w14:ligatures w14:val="none"/>
@@ -2495,9 +2913,11 @@
       </w:r>
       <w:r>
         <w:rPr>
-          <w:rFonts w:ascii="Arial Narrow" w:eastAsia="Times New Roman" w:hAnsi="Arial Narrow" w:cs="Times New Roman"/>
-          <w:color w:val="000000"/>
-          <w:kern w:val="0"/>
+          <w:rFonts w:ascii="Arial Narrow" w:eastAsia="Arial Narrow" w:hAnsi="Arial Narrow" w:cs="Arial Narrow"/>
+          <w:color w:val="000000"/>
+          <w:kern w:val="0"/>
+          <w:sz w:val="22"/>
+          <w:szCs w:val="22"/>
           <w:shd w:val="clear" w:color="auto" w:fill="FFFFFF"/>
           <w:lang w:eastAsia="es-PE"/>
           <w14:ligatures w14:val="none"/>
@@ -2513,6 +2933,8 @@
           <w:rFonts w:ascii="Arial Narrow" w:eastAsia="Arial Narrow" w:hAnsi="Arial Narrow" w:cs="Arial Narrow"/>
           <w:kern w:val="0"/>
           <w14:ligatures w14:val="none"/>
+          <w:sz w:val="22"/>
+          <w:szCs w:val="22"/>
         </w:rPr>
       </w:pPr>
     </w:p>
@@ -2522,17 +2944,21 @@
         <w:contextualSpacing/>
         <w:jc w:val="both"/>
         <w:rPr>
-          <w:rFonts w:ascii="Arial Narrow" w:eastAsia="Calibri" w:hAnsi="Arial Narrow" w:cs="Arial"/>
-          <w:kern w:val="0"/>
-          <w14:ligatures w14:val="none"/>
-        </w:rPr>
-      </w:pPr>
-      <w:r>
-        <w:rPr>
-          <w:rFonts w:ascii="Arial Narrow" w:eastAsia="Arial Narrow" w:hAnsi="Arial Narrow" w:cs="Arial Narrow"/>
-          <w:b/>
-          <w:color w:val="000000"/>
-          <w:kern w:val="0"/>
+          <w:rFonts w:ascii="Arial Narrow" w:eastAsia="Arial Narrow" w:hAnsi="Arial Narrow" w:cs="Arial Narrow"/>
+          <w:kern w:val="0"/>
+          <w14:ligatures w14:val="none"/>
+          <w:sz w:val="22"/>
+          <w:szCs w:val="22"/>
+        </w:rPr>
+      </w:pPr>
+      <w:r>
+        <w:rPr>
+          <w:rFonts w:ascii="Arial Narrow" w:eastAsia="Arial Narrow" w:hAnsi="Arial Narrow" w:cs="Arial Narrow"/>
+          <w:b/>
+          <w:color w:val="000000"/>
+          <w:kern w:val="0"/>
+          <w:sz w:val="22"/>
+          <w:szCs w:val="22"/>
           <w:lang w:eastAsia="es-PE"/>
           <w14:ligatures w14:val="none"/>
         </w:rPr>
@@ -2543,6 +2969,8 @@
           <w:rFonts w:ascii="Arial Narrow" w:eastAsia="Arial Narrow" w:hAnsi="Arial Narrow" w:cs="Arial Narrow"/>
           <w:color w:val="000000"/>
           <w:kern w:val="0"/>
+          <w:sz w:val="22"/>
+          <w:szCs w:val="22"/>
           <w:lang w:eastAsia="es-PE"/>
           <w14:ligatures w14:val="none"/>
         </w:rPr>
@@ -2550,9 +2978,11 @@
       </w:r>
       <w:r>
         <w:rPr>
-          <w:rFonts w:ascii="Arial Narrow" w:eastAsia="Times New Roman" w:hAnsi="Arial Narrow" w:cs="Arial"/>
-          <w:color w:val="000000"/>
-          <w:kern w:val="0"/>
+          <w:rFonts w:ascii="Arial Narrow" w:eastAsia="Arial Narrow" w:hAnsi="Arial Narrow" w:cs="Arial Narrow"/>
+          <w:color w:val="000000"/>
+          <w:kern w:val="0"/>
+          <w:sz w:val="22"/>
+          <w:szCs w:val="22"/>
           <w:lang w:val="es-ES" w:eastAsia="es-ES"/>
           <w14:ligatures w14:val="none"/>
         </w:rPr>
@@ -2560,9 +2990,11 @@
       </w:r>
       <w:r>
         <w:rPr>
-          <w:rFonts w:ascii="Arial Narrow" w:eastAsia="Times New Roman" w:hAnsi="Arial Narrow" w:cs="Arial"/>
-          <w:color w:val="000000"/>
-          <w:kern w:val="0"/>
+          <w:rFonts w:ascii="Arial Narrow" w:eastAsia="Arial Narrow" w:hAnsi="Arial Narrow" w:cs="Arial Narrow"/>
+          <w:color w:val="000000"/>
+          <w:kern w:val="0"/>
+          <w:sz w:val="22"/>
+          <w:szCs w:val="22"/>
           <w:lang w:val="es-ES" w:eastAsia="es-ES"/>
           <w14:ligatures w14:val="none"/>
         </w:rPr>
@@ -2570,17 +3002,21 @@
       </w:r>
       <w:r>
         <w:rPr>
-          <w:rFonts w:ascii="Arial Narrow" w:eastAsia="Calibri" w:hAnsi="Arial Narrow" w:cs="Arial"/>
-          <w:kern w:val="0"/>
-          <w14:ligatures w14:val="none"/>
+          <w:rFonts w:ascii="Arial Narrow" w:eastAsia="Arial Narrow" w:hAnsi="Arial Narrow" w:cs="Arial Narrow"/>
+          <w:kern w:val="0"/>
+          <w14:ligatures w14:val="none"/>
+          <w:sz w:val="22"/>
+          <w:szCs w:val="22"/>
         </w:rPr>
         <w:t xml:space="preserve"/>
       </w:r>
       <w:r>
         <w:rPr>
-          <w:rFonts w:ascii="Arial Narrow" w:eastAsia="Calibri" w:hAnsi="Arial Narrow" w:cs="Arial"/>
-          <w:kern w:val="0"/>
-          <w14:ligatures w14:val="none"/>
+          <w:rFonts w:ascii="Arial Narrow" w:eastAsia="Arial Narrow" w:hAnsi="Arial Narrow" w:cs="Arial Narrow"/>
+          <w:kern w:val="0"/>
+          <w14:ligatures w14:val="none"/>
+          <w:sz w:val="22"/>
+          <w:szCs w:val="22"/>
         </w:rPr>
         <w:t>.</w:t>
       </w:r>
@@ -2591,32 +3027,38 @@
         <w:contextualSpacing/>
         <w:jc w:val="both"/>
         <w:rPr>
-          <w:rFonts w:ascii="Arial Narrow" w:eastAsia="Times New Roman" w:hAnsi="Arial Narrow" w:cs="Times New Roman"/>
-          <w:color w:val="000000"/>
-          <w:kern w:val="0"/>
-          <w:lang w:eastAsia="es-PE"/>
-          <w14:ligatures w14:val="none"/>
-        </w:rPr>
-      </w:pPr>
-    </w:p>
-    <w:p>
-      <w:pPr>
-        <w:spacing w:after="0" w:line="240" w:lineRule="auto"/>
-        <w:jc w:val="both"/>
-        <w:rPr>
-          <w:rFonts w:ascii="Arial Narrow" w:eastAsia="Arial Narrow" w:hAnsi="Arial Narrow" w:cs="Arial Narrow"/>
-          <w:color w:val="000000"/>
-          <w:kern w:val="0"/>
-          <w:lang w:eastAsia="es-PE"/>
-          <w14:ligatures w14:val="none"/>
-        </w:rPr>
-      </w:pPr>
-      <w:r>
-        <w:rPr>
-          <w:rFonts w:ascii="Arial Narrow" w:eastAsia="Arial Narrow" w:hAnsi="Arial Narrow" w:cs="Arial Narrow"/>
-          <w:b/>
-          <w:color w:val="000000"/>
-          <w:kern w:val="0"/>
+          <w:rFonts w:ascii="Arial Narrow" w:eastAsia="Arial Narrow" w:hAnsi="Arial Narrow" w:cs="Arial Narrow"/>
+          <w:color w:val="000000"/>
+          <w:kern w:val="0"/>
+          <w:sz w:val="22"/>
+          <w:szCs w:val="22"/>
+          <w:lang w:eastAsia="es-PE"/>
+          <w14:ligatures w14:val="none"/>
+        </w:rPr>
+      </w:pPr>
+    </w:p>
+    <w:p>
+      <w:pPr>
+        <w:spacing w:after="0" w:line="240" w:lineRule="auto"/>
+        <w:jc w:val="both"/>
+        <w:rPr>
+          <w:rFonts w:ascii="Arial Narrow" w:eastAsia="Arial Narrow" w:hAnsi="Arial Narrow" w:cs="Arial Narrow"/>
+          <w:color w:val="000000"/>
+          <w:kern w:val="0"/>
+          <w:sz w:val="22"/>
+          <w:szCs w:val="22"/>
+          <w:lang w:eastAsia="es-PE"/>
+          <w14:ligatures w14:val="none"/>
+        </w:rPr>
+      </w:pPr>
+      <w:r>
+        <w:rPr>
+          <w:rFonts w:ascii="Arial Narrow" w:eastAsia="Arial Narrow" w:hAnsi="Arial Narrow" w:cs="Arial Narrow"/>
+          <w:b/>
+          <w:color w:val="000000"/>
+          <w:kern w:val="0"/>
+          <w:sz w:val="22"/>
+          <w:szCs w:val="22"/>
           <w:lang w:eastAsia="es-PE"/>
           <w14:ligatures w14:val="none"/>
         </w:rPr>
@@ -2627,6 +3069,8 @@
           <w:rFonts w:ascii="Arial Narrow" w:eastAsia="Arial Narrow" w:hAnsi="Arial Narrow" w:cs="Arial Narrow"/>
           <w:color w:val="000000"/>
           <w:kern w:val="0"/>
+          <w:sz w:val="22"/>
+          <w:szCs w:val="22"/>
           <w:lang w:eastAsia="es-PE"/>
           <w14:ligatures w14:val="none"/>
         </w:rPr>
@@ -2637,6 +3081,8 @@
           <w:rFonts w:ascii="Arial Narrow" w:eastAsia="Arial Narrow" w:hAnsi="Arial Narrow" w:cs="Arial Narrow"/>
           <w:color w:val="000000"/>
           <w:kern w:val="0"/>
+          <w:sz w:val="22"/>
+          <w:szCs w:val="22"/>
           <w:lang w:eastAsia="es-PE"/>
           <w14:ligatures w14:val="none"/>
         </w:rPr>
@@ -2648,9 +3094,11 @@
         <w:spacing w:after="0" w:line="240" w:lineRule="auto"/>
         <w:jc w:val="both"/>
         <w:rPr>
-          <w:rFonts w:ascii="Arial Narrow" w:eastAsia="Times New Roman" w:hAnsi="Arial Narrow" w:cs="Times New Roman"/>
-          <w:color w:val="000000"/>
-          <w:kern w:val="0"/>
+          <w:rFonts w:ascii="Arial Narrow" w:eastAsia="Arial Narrow" w:hAnsi="Arial Narrow" w:cs="Arial Narrow"/>
+          <w:color w:val="000000"/>
+          <w:kern w:val="0"/>
+          <w:sz w:val="22"/>
+          <w:szCs w:val="22"/>
           <w:lang w:eastAsia="es-PE"/>
           <w14:ligatures w14:val="none"/>
         </w:rPr>
@@ -2669,15 +3117,19 @@
           <w:rFonts w:ascii="Arial Narrow" w:eastAsia="Arial Narrow" w:hAnsi="Arial Narrow" w:cs="Arial Narrow"/>
           <w:color w:val="000000"/>
           <w:kern w:val="0"/>
-          <w:lang w:eastAsia="es-PE"/>
-          <w14:ligatures w14:val="none"/>
-        </w:rPr>
-      </w:pPr>
-      <w:r>
-        <w:rPr>
-          <w:rFonts w:ascii="Arial Narrow" w:eastAsia="Arial Narrow" w:hAnsi="Arial Narrow" w:cs="Arial Narrow"/>
-          <w:color w:val="000000"/>
-          <w:kern w:val="0"/>
+          <w:sz w:val="22"/>
+          <w:szCs w:val="22"/>
+          <w:lang w:eastAsia="es-PE"/>
+          <w14:ligatures w14:val="none"/>
+        </w:rPr>
+      </w:pPr>
+      <w:r>
+        <w:rPr>
+          <w:rFonts w:ascii="Arial Narrow" w:eastAsia="Arial Narrow" w:hAnsi="Arial Narrow" w:cs="Arial Narrow"/>
+          <w:color w:val="000000"/>
+          <w:kern w:val="0"/>
+          <w:sz w:val="22"/>
+          <w:szCs w:val="22"/>
           <w:lang w:eastAsia="es-PE"/>
           <w14:ligatures w14:val="none"/>
         </w:rPr>
@@ -2697,15 +3149,19 @@
           <w:rFonts w:ascii="Arial Narrow" w:eastAsia="Arial Narrow" w:hAnsi="Arial Narrow" w:cs="Arial Narrow"/>
           <w:color w:val="000000"/>
           <w:kern w:val="0"/>
-          <w:lang w:eastAsia="es-PE"/>
-          <w14:ligatures w14:val="none"/>
-        </w:rPr>
-      </w:pPr>
-      <w:r>
-        <w:rPr>
-          <w:rFonts w:ascii="Arial Narrow" w:eastAsia="Arial Narrow" w:hAnsi="Arial Narrow" w:cs="Arial Narrow"/>
-          <w:color w:val="000000"/>
-          <w:kern w:val="0"/>
+          <w:sz w:val="22"/>
+          <w:szCs w:val="22"/>
+          <w:lang w:eastAsia="es-PE"/>
+          <w14:ligatures w14:val="none"/>
+        </w:rPr>
+      </w:pPr>
+      <w:r>
+        <w:rPr>
+          <w:rFonts w:ascii="Arial Narrow" w:eastAsia="Arial Narrow" w:hAnsi="Arial Narrow" w:cs="Arial Narrow"/>
+          <w:color w:val="000000"/>
+          <w:kern w:val="0"/>
+          <w:sz w:val="22"/>
+          <w:szCs w:val="22"/>
           <w:lang w:eastAsia="es-PE"/>
           <w14:ligatures w14:val="none"/>
         </w:rPr>
@@ -2726,15 +3182,19 @@
           <w:rFonts w:ascii="Arial Narrow" w:eastAsia="Arial Narrow" w:hAnsi="Arial Narrow" w:cs="Arial Narrow"/>
           <w:color w:val="000000"/>
           <w:kern w:val="0"/>
-          <w:lang w:eastAsia="es-PE"/>
-          <w14:ligatures w14:val="none"/>
-        </w:rPr>
-      </w:pPr>
-      <w:r>
-        <w:rPr>
-          <w:rFonts w:ascii="Arial Narrow" w:eastAsia="Arial Narrow" w:hAnsi="Arial Narrow" w:cs="Arial Narrow"/>
-          <w:color w:val="000000"/>
-          <w:kern w:val="0"/>
+          <w:sz w:val="22"/>
+          <w:szCs w:val="22"/>
+          <w:lang w:eastAsia="es-PE"/>
+          <w14:ligatures w14:val="none"/>
+        </w:rPr>
+      </w:pPr>
+      <w:r>
+        <w:rPr>
+          <w:rFonts w:ascii="Arial Narrow" w:eastAsia="Arial Narrow" w:hAnsi="Arial Narrow" w:cs="Arial Narrow"/>
+          <w:color w:val="000000"/>
+          <w:kern w:val="0"/>
+          <w:sz w:val="22"/>
+          <w:szCs w:val="22"/>
           <w:lang w:eastAsia="es-PE"/>
           <w14:ligatures w14:val="none"/>
         </w:rPr>
@@ -2751,16 +3211,20 @@
         <w:ind w:left="567" w:hanging="567"/>
         <w:jc w:val="both"/>
         <w:rPr>
-          <w:rFonts w:ascii="Arial Narrow" w:eastAsia="Calibri" w:hAnsi="Arial Narrow" w:cs="Arial"/>
-          <w:kern w:val="0"/>
-          <w14:ligatures w14:val="none"/>
-        </w:rPr>
-      </w:pPr>
-      <w:r>
-        <w:rPr>
-          <w:rFonts w:ascii="Arial Narrow" w:eastAsia="Arial Narrow" w:hAnsi="Arial Narrow" w:cs="Arial Narrow"/>
-          <w:color w:val="000000"/>
-          <w:kern w:val="0"/>
+          <w:rFonts w:ascii="Arial Narrow" w:eastAsia="Arial Narrow" w:hAnsi="Arial Narrow" w:cs="Arial Narrow"/>
+          <w:kern w:val="0"/>
+          <w14:ligatures w14:val="none"/>
+          <w:sz w:val="22"/>
+          <w:szCs w:val="22"/>
+        </w:rPr>
+      </w:pPr>
+      <w:r>
+        <w:rPr>
+          <w:rFonts w:ascii="Arial Narrow" w:eastAsia="Arial Narrow" w:hAnsi="Arial Narrow" w:cs="Arial Narrow"/>
+          <w:color w:val="000000"/>
+          <w:kern w:val="0"/>
+          <w:sz w:val="22"/>
+          <w:szCs w:val="22"/>
           <w:lang w:eastAsia="es-PE"/>
           <w14:ligatures w14:val="none"/>
         </w:rPr>
@@ -2771,6 +3235,8 @@
           <w:rFonts w:ascii="Arial Narrow" w:eastAsia="Arial Narrow" w:hAnsi="Arial Narrow" w:cs="Arial Narrow"/>
           <w:kern w:val="0"/>
           <w14:ligatures w14:val="none"/>
+          <w:sz w:val="22"/>
+          <w:szCs w:val="22"/>
         </w:rPr>
         <w:t/>
       </w:r>
@@ -2779,6 +3245,8 @@
           <w:rFonts w:ascii="Arial Narrow" w:eastAsia="Arial Narrow" w:hAnsi="Arial Narrow" w:cs="Arial Narrow"/>
           <w:color w:val="000000"/>
           <w:kern w:val="0"/>
+          <w:sz w:val="22"/>
+          <w:szCs w:val="22"/>
           <w:lang w:eastAsia="es-PE"/>
           <w14:ligatures w14:val="none"/>
         </w:rPr>
@@ -2789,6 +3257,8 @@
           <w:rStyle w:val="Refdenotaalpie"/>
           <w:rFonts w:ascii="Arial Narrow" w:eastAsia="Arial Narrow" w:hAnsi="Arial Narrow" w:cs="Arial Narrow"/>
           <w:kern w:val="0"/>
+          <w:sz w:val="22"/>
+          <w:szCs w:val="22"/>
           <w:vertAlign w:val="superscript"/>
           <w14:ligatures w14:val="none"/>
         </w:rPr>
@@ -2799,6 +3269,8 @@
           <w:rFonts w:ascii="Arial Narrow" w:eastAsia="Arial Narrow" w:hAnsi="Arial Narrow" w:cs="Arial Narrow"/>
           <w:color w:val="000000"/>
           <w:kern w:val="0"/>
+          <w:sz w:val="22"/>
+          <w:szCs w:val="22"/>
           <w:lang w:eastAsia="es-PE"/>
           <w14:ligatures w14:val="none"/>
         </w:rPr>
@@ -2806,16 +3278,20 @@
       </w:r>
       <w:r>
         <w:rPr>
-          <w:rFonts w:ascii="Arial Narrow" w:eastAsia="Calibri" w:hAnsi="Arial Narrow" w:cs="Arial"/>
-          <w:kern w:val="0"/>
-          <w14:ligatures w14:val="none"/>
+          <w:rFonts w:ascii="Arial Narrow" w:eastAsia="Arial Narrow" w:hAnsi="Arial Narrow" w:cs="Arial Narrow"/>
+          <w:kern w:val="0"/>
+          <w14:ligatures w14:val="none"/>
+          <w:sz w:val="22"/>
+          <w:szCs w:val="22"/>
         </w:rPr>
         <w:t>Para ello podrá señalar domicilio físico o una dirección electrónica a la que pueda remitirse las notificaciones</w:t>
       </w:r>
       <w:r>
         <w:rPr>
-          <w:rFonts w:ascii="Arial Narrow" w:eastAsia="Arial" w:hAnsi="Arial Narrow" w:cs="Arial"/>
-          <w:kern w:val="0"/>
+          <w:rFonts w:ascii="Arial Narrow" w:eastAsia="Arial Narrow" w:hAnsi="Arial Narrow" w:cs="Arial Narrow"/>
+          <w:kern w:val="0"/>
+          <w:sz w:val="22"/>
+          <w:szCs w:val="22"/>
           <w:lang w:val="es"/>
           <w14:ligatures w14:val="none"/>
         </w:rPr>
@@ -2832,42 +3308,52 @@
         <w:ind w:left="567" w:hanging="567"/>
         <w:jc w:val="both"/>
         <w:rPr>
-          <w:rFonts w:ascii="Arial Narrow" w:eastAsia="Calibri" w:hAnsi="Arial Narrow" w:cs="Arial"/>
-          <w:kern w:val="0"/>
-          <w14:ligatures w14:val="none"/>
-        </w:rPr>
-      </w:pPr>
-      <w:r>
-        <w:rPr>
-          <w:rFonts w:ascii="Arial Narrow" w:eastAsia="Calibri" w:hAnsi="Arial Narrow" w:cs="Arial"/>
-          <w:kern w:val="0"/>
-          <w14:ligatures w14:val="none"/>
+          <w:rFonts w:ascii="Arial Narrow" w:eastAsia="Arial Narrow" w:hAnsi="Arial Narrow" w:cs="Arial Narrow"/>
+          <w:kern w:val="0"/>
+          <w14:ligatures w14:val="none"/>
+          <w:sz w:val="22"/>
+          <w:szCs w:val="22"/>
+        </w:rPr>
+      </w:pPr>
+      <w:r>
+        <w:rPr>
+          <w:rFonts w:ascii="Arial Narrow" w:eastAsia="Arial Narrow" w:hAnsi="Arial Narrow" w:cs="Arial Narrow"/>
+          <w:kern w:val="0"/>
+          <w14:ligatures w14:val="none"/>
+          <w:sz w:val="22"/>
+          <w:szCs w:val="22"/>
         </w:rPr>
         <w:t xml:space="preserve">en caso califique como </w:t>
       </w:r>
       <w:proofErr w:type="gramStart"/>
       <w:r>
         <w:rPr>
-          <w:rFonts w:ascii="Arial Narrow" w:eastAsia="Calibri" w:hAnsi="Arial Narrow" w:cs="Arial"/>
-          <w:kern w:val="0"/>
-          <w14:ligatures w14:val="none"/>
+          <w:rFonts w:ascii="Arial Narrow" w:eastAsia="Arial Narrow" w:hAnsi="Arial Narrow" w:cs="Arial Narrow"/>
+          <w:kern w:val="0"/>
+          <w14:ligatures w14:val="none"/>
+          <w:sz w:val="22"/>
+          <w:szCs w:val="22"/>
         </w:rPr>
         <w:t>micro empresa</w:t>
       </w:r>
       <w:proofErr w:type="gramEnd"/>
       <w:r>
         <w:rPr>
-          <w:rFonts w:ascii="Arial Narrow" w:eastAsia="Calibri" w:hAnsi="Arial Narrow" w:cs="Arial"/>
-          <w:kern w:val="0"/>
-          <w14:ligatures w14:val="none"/>
+          <w:rFonts w:ascii="Arial Narrow" w:eastAsia="Arial Narrow" w:hAnsi="Arial Narrow" w:cs="Arial Narrow"/>
+          <w:kern w:val="0"/>
+          <w14:ligatures w14:val="none"/>
+          <w:sz w:val="22"/>
+          <w:szCs w:val="22"/>
         </w:rPr>
         <w:t xml:space="preserve"> o pequeña empresa, presentar los documentos que acrediten su volumen de ventas o ingresos brutos percibidos el año anterior relativo a todas sus actividades económicas y el número de trabajadores con el que cuenta</w:t>
       </w:r>
       <w:r>
         <w:rPr>
           <w:rStyle w:val="Refdenotaalpie"/>
-          <w:rFonts w:ascii="Arial Narrow" w:eastAsia="Calibri" w:hAnsi="Arial Narrow" w:cs="Arial"/>
-          <w:kern w:val="0"/>
+          <w:rFonts w:ascii="Arial Narrow" w:eastAsia="Arial Narrow" w:hAnsi="Arial Narrow" w:cs="Arial Narrow"/>
+          <w:kern w:val="0"/>
+          <w:sz w:val="22"/>
+          <w:szCs w:val="22"/>
           <w:vertAlign w:val="superscript"/>
           <w14:ligatures w14:val="none"/>
         </w:rPr>
@@ -2875,9 +3361,11 @@
       </w:r>
       <w:r>
         <w:rPr>
-          <w:rFonts w:ascii="Arial Narrow" w:eastAsia="Calibri" w:hAnsi="Arial Narrow" w:cs="Arial"/>
-          <w:kern w:val="0"/>
-          <w14:ligatures w14:val="none"/>
+          <w:rFonts w:ascii="Arial Narrow" w:eastAsia="Arial Narrow" w:hAnsi="Arial Narrow" w:cs="Arial Narrow"/>
+          <w:kern w:val="0"/>
+          <w14:ligatures w14:val="none"/>
+          <w:sz w:val="22"/>
+          <w:szCs w:val="22"/>
         </w:rPr>
         <w:t>. Ello, a fin de que la Comisión pueda meritar dicha documentación, conforme lo establece el artículo 110</w:t>
       </w:r>
@@ -2886,40 +3374,50 @@
           <w:rFonts w:ascii="Arial Narrow" w:eastAsia="Arial Narrow" w:hAnsi="Arial Narrow" w:cs="Arial Narrow"/>
           <w:kern w:val="0"/>
           <w14:ligatures w14:val="none"/>
+          <w:sz w:val="22"/>
+          <w:szCs w:val="22"/>
         </w:rPr>
         <w:t/>
       </w:r>
       <w:r>
         <w:rPr>
-          <w:rFonts w:ascii="Arial Narrow" w:eastAsia="Calibri" w:hAnsi="Arial Narrow" w:cs="Arial"/>
-          <w:kern w:val="0"/>
-          <w14:ligatures w14:val="none"/>
+          <w:rFonts w:ascii="Arial Narrow" w:eastAsia="Arial Narrow" w:hAnsi="Arial Narrow" w:cs="Arial Narrow"/>
+          <w:kern w:val="0"/>
+          <w14:ligatures w14:val="none"/>
+          <w:sz w:val="22"/>
+          <w:szCs w:val="22"/>
         </w:rPr>
         <w:t xml:space="preserve"> </w:t>
       </w:r>
       <w:r>
         <w:rPr>
-          <w:rFonts w:ascii="Arial Narrow" w:eastAsia="Calibri" w:hAnsi="Arial Narrow" w:cs="Arial"/>
-          <w:kern w:val="0"/>
-          <w14:ligatures w14:val="none"/>
+          <w:rFonts w:ascii="Arial Narrow" w:eastAsia="Arial Narrow" w:hAnsi="Arial Narrow" w:cs="Arial Narrow"/>
+          <w:kern w:val="0"/>
+          <w14:ligatures w14:val="none"/>
+          <w:sz w:val="22"/>
+          <w:szCs w:val="22"/>
         </w:rPr>
         <w:t xml:space="preserve">del </w:t>
       </w:r>
       <w:r>
         <w:rPr>
-          <w:rFonts w:ascii="Arial Narrow" w:eastAsia="Calibri" w:hAnsi="Arial Narrow" w:cs="Arial"/>
+          <w:rFonts w:ascii="Arial Narrow" w:eastAsia="Arial Narrow" w:hAnsi="Arial Narrow" w:cs="Arial Narrow"/>
           <w:spacing w:val="-2"/>
           <w:kern w:val="0"/>
           <w14:ligatures w14:val="none"/>
+          <w:sz w:val="22"/>
+          <w:szCs w:val="22"/>
         </w:rPr>
         <w:t>Código</w:t>
       </w:r>
       <w:r>
         <w:rPr>
           <w:rStyle w:val="Refdenotaalpie"/>
-          <w:rFonts w:ascii="Arial Narrow" w:eastAsia="Calibri" w:hAnsi="Arial Narrow" w:cs="Arial"/>
+          <w:rFonts w:ascii="Arial Narrow" w:eastAsia="Arial Narrow" w:hAnsi="Arial Narrow" w:cs="Arial Narrow"/>
           <w:spacing w:val="-2"/>
           <w:kern w:val="0"/>
+          <w:sz w:val="22"/>
+          <w:szCs w:val="22"/>
           <w:vertAlign w:val="superscript"/>
           <w14:ligatures w14:val="none"/>
         </w:rPr>
@@ -2927,10 +3425,12 @@
       </w:r>
       <w:r>
         <w:rPr>
-          <w:rFonts w:ascii="Arial Narrow" w:eastAsia="Calibri" w:hAnsi="Arial Narrow" w:cs="Arial"/>
+          <w:rFonts w:ascii="Arial Narrow" w:eastAsia="Arial Narrow" w:hAnsi="Arial Narrow" w:cs="Arial Narrow"/>
           <w:spacing w:val="-2"/>
           <w:kern w:val="0"/>
           <w14:ligatures w14:val="none"/>
+          <w:sz w:val="22"/>
+          <w:szCs w:val="22"/>
         </w:rPr>
         <w:t>.</w:t>
       </w:r>
@@ -2944,47 +3444,53 @@
           <w:rFonts w:ascii="Arial Narrow" w:eastAsia="Arial Narrow" w:hAnsi="Arial Narrow" w:cs="Arial Narrow"/>
           <w:color w:val="000000"/>
           <w:kern w:val="0"/>
-          <w:lang w:eastAsia="es-PE"/>
-          <w14:ligatures w14:val="none"/>
-        </w:rPr>
-      </w:pPr>
-    </w:p>
-    <w:p>
-      <w:pPr>
-        <w:spacing w:after="0" w:line="240" w:lineRule="auto"/>
-        <w:jc w:val="both"/>
-        <w:rPr>
-          <w:rFonts w:ascii="Arial Narrow" w:eastAsia="Arial Narrow" w:hAnsi="Arial Narrow" w:cs="Arial Narrow"/>
-          <w:color w:val="000000"/>
-          <w:kern w:val="0"/>
-          <w:lang w:eastAsia="es-PE"/>
-          <w14:ligatures w14:val="none"/>
-        </w:rPr>
-      </w:pPr>
-      <w:r>
-        <w:rPr>
-          <w:rFonts w:ascii="Arial Narrow" w:hAnsi="Arial Narrow" w:cs="Arial Narrow"/>
+          <w:sz w:val="22"/>
+          <w:szCs w:val="22"/>
+          <w:lang w:eastAsia="es-PE"/>
+          <w14:ligatures w14:val="none"/>
+        </w:rPr>
+      </w:pPr>
+    </w:p>
+    <w:p>
+      <w:pPr>
+        <w:spacing w:after="0" w:line="240" w:lineRule="auto"/>
+        <w:jc w:val="both"/>
+        <w:rPr>
+          <w:rFonts w:ascii="Arial Narrow" w:eastAsia="Arial Narrow" w:hAnsi="Arial Narrow" w:cs="Arial Narrow"/>
+          <w:color w:val="000000"/>
+          <w:kern w:val="0"/>
+          <w:sz w:val="22"/>
+          <w:szCs w:val="22"/>
+          <w:lang w:eastAsia="es-PE"/>
+          <w14:ligatures w14:val="none"/>
+        </w:rPr>
+      </w:pPr>
+      <w:r>
+        <w:rPr>
+          <w:rFonts w:ascii="Arial Narrow" w:eastAsia="Arial Narrow" w:hAnsi="Arial Narrow" w:cs="Arial Narrow"/>
           <w:b w:val="1"/>
           <w:bCs w:val="1"/>
-          <w:sz w:val="20"/>
-          <w:szCs w:val="20"/>
+          <w:sz w:val="22"/>
+          <w:szCs w:val="22"/>
         </w:rPr>
         <w:t xml:space="preserve">CUARTO: </w:t>
       </w:r>
       <w:r>
         <w:rPr>
-          <w:rFonts w:ascii="Arial Narrow" w:hAnsi="Arial Narrow" w:cs="Arial Narrow"/>
-          <w:sz w:val="20"/>
-          <w:szCs w:val="20"/>
+          <w:rFonts w:ascii="Arial Narrow" w:eastAsia="Arial Narrow" w:hAnsi="Arial Narrow" w:cs="Arial Narrow"/>
+          <w:sz w:val="22"/>
+          <w:szCs w:val="22"/>
         </w:rPr>
         <w:t xml:space="preserve">correr traslado de la presente resolución a Rímac Seguros y Reaseguros S.A. para que, de conformidad con lo dispuesto por el artículo 26 de la Ley sobre Facultades, Normas y Organización del Indecopi, aprobada por Decreto Legislativo 807</w:t>
       </w:r>
       <w:r>
         <w:rPr>
           <w:rStyle w:val="Refdenotaalpie"/>
-          <w:rFonts w:ascii="Arial Narrow" w:eastAsia="Times New Roman" w:hAnsi="Arial Narrow" w:cs="Times New Roman"/>
-          <w:color w:val="000000"/>
-          <w:kern w:val="0"/>
+          <w:rFonts w:ascii="Arial Narrow" w:eastAsia="Arial Narrow" w:hAnsi="Arial Narrow" w:cs="Arial Narrow"/>
+          <w:color w:val="000000"/>
+          <w:kern w:val="0"/>
+          <w:sz w:val="22"/>
+          <w:szCs w:val="22"/>
           <w:vertAlign w:val="superscript"/>
           <w:lang w:val="es-ES" w:eastAsia="es-ES"/>
           <w14:ligatures w14:val="none"/>
@@ -2993,18 +3499,20 @@
       </w:r>
       <w:r>
         <w:rPr>
-          <w:rFonts w:ascii="Arial Narrow" w:hAnsi="Arial Narrow" w:cs="Arial Narrow"/>
-          <w:sz w:val="20"/>
-          <w:szCs w:val="20"/>
+          <w:rFonts w:ascii="Arial Narrow" w:eastAsia="Arial Narrow" w:hAnsi="Arial Narrow" w:cs="Arial Narrow"/>
+          <w:sz w:val="22"/>
+          <w:szCs w:val="22"/>
         </w:rPr>
         <w:t xml:space="preserve">, presente sus descargos sobre la imputación de cargos realizada en un plazo no mayor a cinco (5) días hábiles contado a partir del día siguiente de la notificación de la presente resolución, vencido el cual, el Secretario Técnico declarará en rebeldía al denunciado que no lo hubiera presentado. Debe precisarse que de conformidad con lo establecido por el artículo 223 del Texto Único Ordenado de la Ley 27444, Ley del Procedimiento Administrativo General</w:t>
       </w:r>
       <w:r>
         <w:rPr>
           <w:rStyle w:val="Refdenotaalpie"/>
-          <w:rFonts w:ascii="Arial Narrow" w:eastAsia="Times New Roman" w:hAnsi="Arial Narrow" w:cs="Times New Roman"/>
-          <w:color w:val="000000"/>
-          <w:kern w:val="0"/>
+          <w:rFonts w:ascii="Arial Narrow" w:eastAsia="Arial Narrow" w:hAnsi="Arial Narrow" w:cs="Arial Narrow"/>
+          <w:color w:val="000000"/>
+          <w:kern w:val="0"/>
+          <w:sz w:val="22"/>
+          <w:szCs w:val="22"/>
           <w:vertAlign w:val="superscript"/>
           <w:lang w:val="es-ES" w:eastAsia="es-ES"/>
           <w14:ligatures w14:val="none"/>
@@ -3013,9 +3521,9 @@
       </w:r>
       <w:r>
         <w:rPr>
-          <w:rFonts w:ascii="Arial Narrow" w:hAnsi="Arial Narrow" w:cs="Arial Narrow"/>
-          <w:sz w:val="20"/>
-          <w:szCs w:val="20"/>
+          <w:rFonts w:ascii="Arial Narrow" w:eastAsia="Arial Narrow" w:hAnsi="Arial Narrow" w:cs="Arial Narrow"/>
+          <w:sz w:val="22"/>
+          <w:szCs w:val="22"/>
         </w:rPr>
         <w:t xml:space="preserve">, las alegaciones y los hechos relevantes de la reclamación, salvo que hayan sido específicamente negadas en la contestación, se tendrán por aceptadas o merituadas como ciertas.</w:t>
       </w:r>
@@ -3028,19 +3536,23 @@
           <w:rFonts w:ascii="Arial Narrow" w:eastAsia="Arial Narrow" w:hAnsi="Arial Narrow" w:cs="Arial Narrow"/>
           <w:color w:val="000000"/>
           <w:kern w:val="0"/>
-          <w:lang w:eastAsia="es-PE"/>
-          <w14:ligatures w14:val="none"/>
-        </w:rPr>
-      </w:pPr>
-    </w:p>
-    <w:p>
-      <w:pPr>
-        <w:spacing w:after="0" w:line="240" w:lineRule="auto"/>
-        <w:jc w:val="both"/>
-        <w:rPr>
-          <w:rFonts w:ascii="Arial Narrow" w:eastAsia="Times New Roman" w:hAnsi="Arial Narrow" w:cs="Arial"/>
-          <w:color w:val="000000"/>
-          <w:kern w:val="0"/>
+          <w:sz w:val="22"/>
+          <w:szCs w:val="22"/>
+          <w:lang w:eastAsia="es-PE"/>
+          <w14:ligatures w14:val="none"/>
+        </w:rPr>
+      </w:pPr>
+    </w:p>
+    <w:p>
+      <w:pPr>
+        <w:spacing w:after="0" w:line="240" w:lineRule="auto"/>
+        <w:jc w:val="both"/>
+        <w:rPr>
+          <w:rFonts w:ascii="Arial Narrow" w:eastAsia="Arial Narrow" w:hAnsi="Arial Narrow" w:cs="Arial Narrow"/>
+          <w:color w:val="000000"/>
+          <w:kern w:val="0"/>
+          <w:sz w:val="22"/>
+          <w:szCs w:val="22"/>
           <w:lang w:val="es-ES" w:eastAsia="es-ES"/>
           <w14:ligatures w14:val="none"/>
         </w:rPr>
@@ -3051,6 +3563,8 @@
           <w:b/>
           <w:color w:val="000000"/>
           <w:kern w:val="0"/>
+          <w:sz w:val="22"/>
+          <w:szCs w:val="22"/>
           <w:lang w:eastAsia="es-PE"/>
           <w14:ligatures w14:val="none"/>
         </w:rPr>
@@ -3059,9 +3573,11 @@
       <w:bookmarkStart w:id="5" w:name="_Hlk188286813"/>
       <w:r>
         <w:rPr>
-          <w:rFonts w:ascii="Arial Narrow" w:eastAsia="Times New Roman" w:hAnsi="Arial Narrow" w:cs="Arial"/>
-          <w:color w:val="000000"/>
-          <w:kern w:val="0"/>
+          <w:rFonts w:ascii="Arial Narrow" w:eastAsia="Arial Narrow" w:hAnsi="Arial Narrow" w:cs="Arial Narrow"/>
+          <w:color w:val="000000"/>
+          <w:kern w:val="0"/>
+          <w:sz w:val="22"/>
+          <w:szCs w:val="22"/>
           <w:lang w:eastAsia="es-ES"/>
           <w14:ligatures w14:val="none"/>
         </w:rPr>
@@ -3069,9 +3585,11 @@
       </w:r>
       <w:r>
         <w:rPr>
-          <w:rFonts w:ascii="Arial Narrow" w:eastAsia="Times New Roman" w:hAnsi="Arial Narrow" w:cs="Arial"/>
-          <w:color w:val="000000"/>
-          <w:kern w:val="0"/>
+          <w:rFonts w:ascii="Arial Narrow" w:eastAsia="Arial Narrow" w:hAnsi="Arial Narrow" w:cs="Arial Narrow"/>
+          <w:color w:val="000000"/>
+          <w:kern w:val="0"/>
+          <w:sz w:val="22"/>
+          <w:szCs w:val="22"/>
           <w:lang w:val="es-ES" w:eastAsia="es-ES"/>
           <w14:ligatures w14:val="none"/>
         </w:rPr>
@@ -3079,9 +3597,11 @@
       </w:r>
       <w:r>
         <w:rPr>
-          <w:rFonts w:ascii="Arial Narrow" w:eastAsia="Times New Roman" w:hAnsi="Arial Narrow" w:cs="Arial"/>
-          <w:color w:val="000000"/>
-          <w:kern w:val="0"/>
+          <w:rFonts w:ascii="Arial Narrow" w:eastAsia="Arial Narrow" w:hAnsi="Arial Narrow" w:cs="Arial Narrow"/>
+          <w:color w:val="000000"/>
+          <w:kern w:val="0"/>
+          <w:sz w:val="22"/>
+          <w:szCs w:val="22"/>
           <w:lang w:eastAsia="es-ES"/>
           <w14:ligatures w14:val="none"/>
         </w:rPr>
@@ -3090,9 +3610,11 @@
       <w:bookmarkEnd w:id="5"/>
       <w:r>
         <w:rPr>
-          <w:rFonts w:ascii="Arial Narrow" w:eastAsia="Times New Roman" w:hAnsi="Arial Narrow" w:cs="Arial"/>
-          <w:color w:val="000000"/>
-          <w:kern w:val="0"/>
+          <w:rFonts w:ascii="Arial Narrow" w:eastAsia="Arial Narrow" w:hAnsi="Arial Narrow" w:cs="Arial Narrow"/>
+          <w:color w:val="000000"/>
+          <w:kern w:val="0"/>
+          <w:sz w:val="22"/>
+          <w:szCs w:val="22"/>
           <w:lang w:eastAsia="es-ES"/>
           <w14:ligatures w14:val="none"/>
         </w:rPr>
@@ -3101,9 +3623,11 @@
       <w:bookmarkStart w:id="6" w:name="_Hlk188286828"/>
       <w:r>
         <w:rPr>
-          <w:rFonts w:ascii="Arial Narrow" w:eastAsia="Times New Roman" w:hAnsi="Arial Narrow" w:cs="Times New Roman"/>
-          <w:color w:val="000000"/>
-          <w:kern w:val="0"/>
+          <w:rFonts w:ascii="Arial Narrow" w:eastAsia="Arial Narrow" w:hAnsi="Arial Narrow" w:cs="Arial Narrow"/>
+          <w:color w:val="000000"/>
+          <w:kern w:val="0"/>
+          <w:sz w:val="22"/>
+          <w:szCs w:val="22"/>
           <w:shd w:val="clear" w:color="auto" w:fill="FFFFFF"/>
           <w:lang w:eastAsia="es-PE"/>
           <w14:ligatures w14:val="none"/>
@@ -3112,9 +3636,11 @@
       </w:r>
       <w:r>
         <w:rPr>
-          <w:rFonts w:ascii="Arial Narrow" w:eastAsia="Times New Roman" w:hAnsi="Arial Narrow" w:cs="Arial"/>
-          <w:color w:val="000000"/>
-          <w:kern w:val="0"/>
+          <w:rFonts w:ascii="Arial Narrow" w:eastAsia="Arial Narrow" w:hAnsi="Arial Narrow" w:cs="Arial Narrow"/>
+          <w:color w:val="000000"/>
+          <w:kern w:val="0"/>
+          <w:sz w:val="22"/>
+          <w:szCs w:val="22"/>
           <w:lang w:eastAsia="es-ES"/>
           <w14:ligatures w14:val="none"/>
         </w:rPr>
@@ -3122,9 +3648,11 @@
       </w:r>
       <w:r>
         <w:rPr>
-          <w:rFonts w:ascii="Arial Narrow" w:eastAsia="Times New Roman" w:hAnsi="Arial Narrow" w:cs="Arial"/>
-          <w:color w:val="000000"/>
-          <w:kern w:val="0"/>
+          <w:rFonts w:ascii="Arial Narrow" w:eastAsia="Arial Narrow" w:hAnsi="Arial Narrow" w:cs="Arial Narrow"/>
+          <w:color w:val="000000"/>
+          <w:kern w:val="0"/>
+          <w:sz w:val="22"/>
+          <w:szCs w:val="22"/>
           <w:lang w:val="es-ES" w:eastAsia="es-ES"/>
           <w14:ligatures w14:val="none"/>
         </w:rPr>
@@ -3132,9 +3660,11 @@
       </w:r>
       <w:r>
         <w:rPr>
-          <w:rFonts w:ascii="Arial Narrow" w:eastAsia="Times New Roman" w:hAnsi="Arial Narrow" w:cs="Arial"/>
-          <w:color w:val="000000"/>
-          <w:kern w:val="0"/>
+          <w:rFonts w:ascii="Arial Narrow" w:eastAsia="Arial Narrow" w:hAnsi="Arial Narrow" w:cs="Arial Narrow"/>
+          <w:color w:val="000000"/>
+          <w:kern w:val="0"/>
+          <w:sz w:val="22"/>
+          <w:szCs w:val="22"/>
           <w:lang w:eastAsia="es-ES"/>
           <w14:ligatures w14:val="none"/>
         </w:rPr>
@@ -3142,9 +3672,11 @@
       </w:r>
       <w:r>
         <w:rPr>
-          <w:rFonts w:ascii="Arial Narrow" w:eastAsia="Times New Roman" w:hAnsi="Arial Narrow" w:cs="Arial"/>
-          <w:color w:val="000000"/>
-          <w:kern w:val="0"/>
+          <w:rFonts w:ascii="Arial Narrow" w:eastAsia="Arial Narrow" w:hAnsi="Arial Narrow" w:cs="Arial Narrow"/>
+          <w:color w:val="000000"/>
+          <w:kern w:val="0"/>
+          <w:sz w:val="22"/>
+          <w:szCs w:val="22"/>
           <w:lang w:val="es-ES" w:eastAsia="es-ES"/>
           <w14:ligatures w14:val="none"/>
         </w:rPr>
@@ -3153,9 +3685,11 @@
       <w:bookmarkEnd w:id="6"/>
       <w:r>
         <w:rPr>
-          <w:rFonts w:ascii="Arial Narrow" w:eastAsia="Times New Roman" w:hAnsi="Arial Narrow" w:cs="Arial"/>
-          <w:color w:val="000000"/>
-          <w:kern w:val="0"/>
+          <w:rFonts w:ascii="Arial Narrow" w:eastAsia="Arial Narrow" w:hAnsi="Arial Narrow" w:cs="Arial Narrow"/>
+          <w:color w:val="000000"/>
+          <w:kern w:val="0"/>
+          <w:sz w:val="22"/>
+          <w:szCs w:val="22"/>
           <w:lang w:val="es-ES" w:eastAsia="es-ES"/>
           <w14:ligatures w14:val="none"/>
         </w:rPr>
@@ -3163,9 +3697,11 @@
       </w:r>
       <w:r>
         <w:rPr>
-          <w:rFonts w:ascii="Arial Narrow" w:eastAsia="Times New Roman" w:hAnsi="Arial Narrow" w:cs="Arial"/>
-          <w:color w:val="000000"/>
-          <w:kern w:val="0"/>
+          <w:rFonts w:ascii="Arial Narrow" w:eastAsia="Arial Narrow" w:hAnsi="Arial Narrow" w:cs="Arial Narrow"/>
+          <w:color w:val="000000"/>
+          <w:kern w:val="0"/>
+          <w:sz w:val="22"/>
+          <w:szCs w:val="22"/>
           <w:lang w:val="es-ES" w:eastAsia="es-ES"/>
           <w14:ligatures w14:val="none"/>
         </w:rPr>
@@ -3173,9 +3709,11 @@
       </w:r>
       <w:r>
         <w:rPr>
-          <w:rFonts w:ascii="Arial Narrow" w:eastAsia="Times New Roman" w:hAnsi="Arial Narrow" w:cs="Arial"/>
-          <w:color w:val="000000"/>
-          <w:kern w:val="0"/>
+          <w:rFonts w:ascii="Arial Narrow" w:eastAsia="Arial Narrow" w:hAnsi="Arial Narrow" w:cs="Arial Narrow"/>
+          <w:color w:val="000000"/>
+          <w:kern w:val="0"/>
+          <w:sz w:val="22"/>
+          <w:szCs w:val="22"/>
           <w:lang w:val="es-ES" w:eastAsia="es-ES"/>
           <w14:ligatures w14:val="none"/>
         </w:rPr>
@@ -3183,9 +3721,11 @@
       </w:r>
       <w:r>
         <w:rPr>
-          <w:rFonts w:ascii="Arial Narrow" w:eastAsia="Times New Roman" w:hAnsi="Arial Narrow" w:cs="Arial"/>
-          <w:color w:val="000000"/>
-          <w:kern w:val="0"/>
+          <w:rFonts w:ascii="Arial Narrow" w:eastAsia="Arial Narrow" w:hAnsi="Arial Narrow" w:cs="Arial Narrow"/>
+          <w:color w:val="000000"/>
+          <w:kern w:val="0"/>
+          <w:sz w:val="22"/>
+          <w:szCs w:val="22"/>
           <w:lang w:val="es-ES" w:eastAsia="es-ES"/>
           <w14:ligatures w14:val="none"/>
         </w:rPr>
@@ -3193,9 +3733,11 @@
       </w:r>
       <w:r>
         <w:rPr>
-          <w:rFonts w:ascii="Arial Narrow" w:eastAsia="Times New Roman" w:hAnsi="Arial Narrow" w:cs="Arial"/>
-          <w:color w:val="000000"/>
-          <w:kern w:val="0"/>
+          <w:rFonts w:ascii="Arial Narrow" w:eastAsia="Arial Narrow" w:hAnsi="Arial Narrow" w:cs="Arial Narrow"/>
+          <w:color w:val="000000"/>
+          <w:kern w:val="0"/>
+          <w:sz w:val="22"/>
+          <w:szCs w:val="22"/>
           <w:lang w:eastAsia="es-ES"/>
           <w14:ligatures w14:val="none"/>
         </w:rPr>
@@ -3203,9 +3745,11 @@
       </w:r>
       <w:r>
         <w:rPr>
-          <w:rFonts w:ascii="Arial Narrow" w:eastAsia="Times New Roman" w:hAnsi="Arial Narrow" w:cs="Arial"/>
-          <w:color w:val="000000"/>
-          <w:kern w:val="0"/>
+          <w:rFonts w:ascii="Arial Narrow" w:eastAsia="Arial Narrow" w:hAnsi="Arial Narrow" w:cs="Arial Narrow"/>
+          <w:color w:val="000000"/>
+          <w:kern w:val="0"/>
+          <w:sz w:val="22"/>
+          <w:szCs w:val="22"/>
           <w:lang w:val="es-ES" w:eastAsia="es-ES"/>
           <w14:ligatures w14:val="none"/>
         </w:rPr>
@@ -3214,9 +3758,11 @@
       <w:proofErr w:type="spellStart"/>
       <w:r>
         <w:rPr>
-          <w:rFonts w:ascii="Arial Narrow" w:eastAsia="Times New Roman" w:hAnsi="Arial Narrow" w:cs="Arial"/>
-          <w:color w:val="000000"/>
-          <w:kern w:val="0"/>
+          <w:rFonts w:ascii="Arial Narrow" w:eastAsia="Arial Narrow" w:hAnsi="Arial Narrow" w:cs="Arial Narrow"/>
+          <w:color w:val="000000"/>
+          <w:kern w:val="0"/>
+          <w:sz w:val="22"/>
+          <w:szCs w:val="22"/>
           <w:lang w:val="es-ES" w:eastAsia="es-ES"/>
           <w14:ligatures w14:val="none"/>
         </w:rPr>
@@ -3225,9 +3771,11 @@
       <w:proofErr w:type="spellEnd"/>
       <w:r>
         <w:rPr>
-          <w:rFonts w:ascii="Arial Narrow" w:eastAsia="Times New Roman" w:hAnsi="Arial Narrow" w:cs="Arial"/>
-          <w:color w:val="000000"/>
-          <w:kern w:val="0"/>
+          <w:rFonts w:ascii="Arial Narrow" w:eastAsia="Arial Narrow" w:hAnsi="Arial Narrow" w:cs="Arial Narrow"/>
+          <w:color w:val="000000"/>
+          <w:kern w:val="0"/>
+          <w:sz w:val="22"/>
+          <w:szCs w:val="22"/>
           <w:lang w:val="es-ES" w:eastAsia="es-ES"/>
           <w14:ligatures w14:val="none"/>
         </w:rPr>
@@ -3235,9 +3783,11 @@
       </w:r>
       <w:r>
         <w:rPr>
-          <w:rFonts w:ascii="Arial Narrow" w:eastAsia="Times New Roman" w:hAnsi="Arial Narrow" w:cs="Arial"/>
-          <w:color w:val="000000"/>
-          <w:kern w:val="0"/>
+          <w:rFonts w:ascii="Arial Narrow" w:eastAsia="Arial Narrow" w:hAnsi="Arial Narrow" w:cs="Arial Narrow"/>
+          <w:color w:val="000000"/>
+          <w:kern w:val="0"/>
+          <w:sz w:val="22"/>
+          <w:szCs w:val="22"/>
           <w:lang w:val="es-ES" w:eastAsia="es-ES"/>
           <w14:ligatures w14:val="none"/>
         </w:rPr>
@@ -3245,9 +3795,11 @@
       </w:r>
       <w:r>
         <w:rPr>
-          <w:rFonts w:ascii="Arial Narrow" w:eastAsia="Times New Roman" w:hAnsi="Arial Narrow" w:cs="Arial"/>
-          <w:color w:val="000000"/>
-          <w:kern w:val="0"/>
+          <w:rFonts w:ascii="Arial Narrow" w:eastAsia="Arial Narrow" w:hAnsi="Arial Narrow" w:cs="Arial Narrow"/>
+          <w:color w:val="000000"/>
+          <w:kern w:val="0"/>
+          <w:sz w:val="22"/>
+          <w:szCs w:val="22"/>
           <w:lang w:val="es-ES" w:eastAsia="es-ES"/>
           <w14:ligatures w14:val="none"/>
         </w:rPr>
@@ -3256,9 +3808,11 @@
       </w:r>
       <w:r>
         <w:rPr>
-          <w:rFonts w:ascii="Arial Narrow" w:eastAsia="Times New Roman" w:hAnsi="Arial Narrow" w:cs="Arial"/>
-          <w:color w:val="000000"/>
-          <w:kern w:val="0"/>
+          <w:rFonts w:ascii="Arial Narrow" w:eastAsia="Arial Narrow" w:hAnsi="Arial Narrow" w:cs="Arial Narrow"/>
+          <w:color w:val="000000"/>
+          <w:kern w:val="0"/>
+          <w:sz w:val="22"/>
+          <w:szCs w:val="22"/>
           <w:lang w:eastAsia="es-ES"/>
           <w14:ligatures w14:val="none"/>
         </w:rPr>
@@ -3267,9 +3821,11 @@
       <w:proofErr w:type="spellStart"/>
       <w:r>
         <w:rPr>
-          <w:rFonts w:ascii="Arial Narrow" w:eastAsia="Times New Roman" w:hAnsi="Arial Narrow" w:cs="Arial"/>
-          <w:color w:val="000000"/>
-          <w:kern w:val="0"/>
+          <w:rFonts w:ascii="Arial Narrow" w:eastAsia="Arial Narrow" w:hAnsi="Arial Narrow" w:cs="Arial Narrow"/>
+          <w:color w:val="000000"/>
+          <w:kern w:val="0"/>
+          <w:sz w:val="22"/>
+          <w:szCs w:val="22"/>
           <w:lang w:eastAsia="es-ES"/>
           <w14:ligatures w14:val="none"/>
         </w:rPr>
@@ -3278,9 +3834,11 @@
       <w:proofErr w:type="spellEnd"/>
       <w:r>
         <w:rPr>
-          <w:rFonts w:ascii="Arial Narrow" w:eastAsia="Times New Roman" w:hAnsi="Arial Narrow" w:cs="Arial"/>
-          <w:color w:val="000000"/>
-          <w:kern w:val="0"/>
+          <w:rFonts w:ascii="Arial Narrow" w:eastAsia="Arial Narrow" w:hAnsi="Arial Narrow" w:cs="Arial Narrow"/>
+          <w:color w:val="000000"/>
+          <w:kern w:val="0"/>
+          <w:sz w:val="22"/>
+          <w:szCs w:val="22"/>
           <w:lang w:eastAsia="es-ES"/>
           <w14:ligatures w14:val="none"/>
         </w:rPr>
@@ -3288,9 +3846,11 @@
       </w:r>
       <w:r>
         <w:rPr>
-          <w:rFonts w:ascii="Arial Narrow" w:eastAsia="Times New Roman" w:hAnsi="Arial Narrow" w:cs="Arial"/>
-          <w:color w:val="000000"/>
-          <w:kern w:val="0"/>
+          <w:rFonts w:ascii="Arial Narrow" w:eastAsia="Arial Narrow" w:hAnsi="Arial Narrow" w:cs="Arial Narrow"/>
+          <w:color w:val="000000"/>
+          <w:kern w:val="0"/>
+          <w:sz w:val="22"/>
+          <w:szCs w:val="22"/>
           <w:lang w:val="es-ES" w:eastAsia="es-ES"/>
           <w14:ligatures w14:val="none"/>
         </w:rPr>
@@ -3298,9 +3858,11 @@
       </w:r>
       <w:r>
         <w:rPr>
-          <w:rFonts w:ascii="Arial Narrow" w:eastAsia="Times New Roman" w:hAnsi="Arial Narrow" w:cs="Arial"/>
-          <w:color w:val="000000"/>
-          <w:kern w:val="0"/>
+          <w:rFonts w:ascii="Arial Narrow" w:eastAsia="Arial Narrow" w:hAnsi="Arial Narrow" w:cs="Arial Narrow"/>
+          <w:color w:val="000000"/>
+          <w:kern w:val="0"/>
+          <w:sz w:val="22"/>
+          <w:szCs w:val="22"/>
           <w:lang w:val="es-ES" w:eastAsia="es-ES"/>
           <w14:ligatures w14:val="none"/>
         </w:rPr>
@@ -3308,9 +3870,11 @@
       </w:r>
       <w:r>
         <w:rPr>
-          <w:rFonts w:ascii="Arial Narrow" w:eastAsia="Times New Roman" w:hAnsi="Arial Narrow" w:cs="Times New Roman"/>
-          <w:color w:val="000000"/>
-          <w:kern w:val="0"/>
+          <w:rFonts w:ascii="Arial Narrow" w:eastAsia="Arial Narrow" w:hAnsi="Arial Narrow" w:cs="Arial Narrow"/>
+          <w:color w:val="000000"/>
+          <w:kern w:val="0"/>
+          <w:sz w:val="22"/>
+          <w:szCs w:val="22"/>
           <w:shd w:val="clear" w:color="auto" w:fill="FFFFFF"/>
           <w:lang w:eastAsia="es-PE"/>
           <w14:ligatures w14:val="none"/>
@@ -3327,6 +3891,8 @@
           <w:b/>
           <w:color w:val="000000"/>
           <w:kern w:val="0"/>
+          <w:sz w:val="22"/>
+          <w:szCs w:val="22"/>
           <w:lang w:val="es-ES" w:eastAsia="es-PE"/>
           <w14:ligatures w14:val="none"/>
         </w:rPr>
@@ -3340,16 +3906,20 @@
           <w:rFonts w:ascii="Arial Narrow" w:eastAsia="Arial Narrow" w:hAnsi="Arial Narrow" w:cs="Arial Narrow"/>
           <w:color w:val="000000"/>
           <w:kern w:val="0"/>
-          <w:lang w:eastAsia="es-PE"/>
-          <w14:ligatures w14:val="none"/>
-        </w:rPr>
-      </w:pPr>
-      <w:r>
-        <w:rPr>
-          <w:rFonts w:ascii="Arial Narrow" w:eastAsia="Arial Narrow" w:hAnsi="Arial Narrow" w:cs="Arial Narrow"/>
-          <w:b/>
-          <w:color w:val="000000"/>
-          <w:kern w:val="0"/>
+          <w:sz w:val="22"/>
+          <w:szCs w:val="22"/>
+          <w:lang w:eastAsia="es-PE"/>
+          <w14:ligatures w14:val="none"/>
+        </w:rPr>
+      </w:pPr>
+      <w:r>
+        <w:rPr>
+          <w:rFonts w:ascii="Arial Narrow" w:eastAsia="Arial Narrow" w:hAnsi="Arial Narrow" w:cs="Arial Narrow"/>
+          <w:b/>
+          <w:color w:val="000000"/>
+          <w:kern w:val="0"/>
+          <w:sz w:val="22"/>
+          <w:szCs w:val="22"/>
           <w:lang w:eastAsia="es-PE"/>
           <w14:ligatures w14:val="none"/>
         </w:rPr>
@@ -3360,6 +3930,8 @@
           <w:rFonts w:ascii="Arial Narrow" w:eastAsia="Arial Narrow" w:hAnsi="Arial Narrow" w:cs="Arial Narrow"/>
           <w:color w:val="000000"/>
           <w:kern w:val="0"/>
+          <w:sz w:val="22"/>
+          <w:szCs w:val="22"/>
           <w:lang w:eastAsia="es-PE"/>
           <w14:ligatures w14:val="none"/>
         </w:rPr>
@@ -3371,6 +3943,8 @@
           <w:rFonts w:ascii="Arial Narrow" w:eastAsia="Arial Narrow" w:hAnsi="Arial Narrow" w:cs="Arial Narrow"/>
           <w:color w:val="000000"/>
           <w:kern w:val="0"/>
+          <w:sz w:val="22"/>
+          <w:szCs w:val="22"/>
           <w:lang w:eastAsia="es-PE"/>
           <w14:ligatures w14:val="none"/>
         </w:rPr>
@@ -3381,6 +3955,8 @@
           <w:rFonts w:ascii="Arial Narrow" w:eastAsia="Arial Narrow" w:hAnsi="Arial Narrow" w:cs="Arial Narrow"/>
           <w:kern w:val="0"/>
           <w14:ligatures w14:val="none"/>
+          <w:sz w:val="22"/>
+          <w:szCs w:val="22"/>
         </w:rPr>
         <w:t/>
       </w:r>
@@ -3389,6 +3965,8 @@
           <w:rFonts w:ascii="Arial Narrow" w:eastAsia="Arial Narrow" w:hAnsi="Arial Narrow" w:cs="Arial Narrow"/>
           <w:color w:val="000000"/>
           <w:kern w:val="0"/>
+          <w:sz w:val="22"/>
+          <w:szCs w:val="22"/>
           <w:lang w:eastAsia="es-PE"/>
           <w14:ligatures w14:val="none"/>
         </w:rPr>
@@ -3397,9 +3975,11 @@
       <w:r>
         <w:rPr>
           <w:rStyle w:val="Refdenotaalpie"/>
-          <w:rFonts w:ascii="Arial Narrow" w:eastAsia="Arial Narrow" w:hAnsi="Arial Narrow" w:cs="Times New Roman"/>
-          <w:color w:val="000000"/>
-          <w:kern w:val="0"/>
+          <w:rFonts w:ascii="Arial Narrow" w:eastAsia="Arial Narrow" w:hAnsi="Arial Narrow" w:cs="Arial Narrow"/>
+          <w:color w:val="000000"/>
+          <w:kern w:val="0"/>
+          <w:sz w:val="22"/>
+          <w:szCs w:val="22"/>
           <w:vertAlign w:val="superscript"/>
           <w:lang w:eastAsia="es-PE"/>
           <w14:ligatures w14:val="none"/>
@@ -3411,6 +3991,8 @@
           <w:rFonts w:ascii="Arial Narrow" w:eastAsia="Arial Narrow" w:hAnsi="Arial Narrow" w:cs="Arial Narrow"/>
           <w:color w:val="000000"/>
           <w:kern w:val="0"/>
+          <w:sz w:val="22"/>
+          <w:szCs w:val="22"/>
           <w:lang w:eastAsia="es-PE"/>
           <w14:ligatures w14:val="none"/>
         </w:rPr>
@@ -3421,6 +4003,8 @@
           <w:rFonts w:ascii="Arial Narrow" w:eastAsia="Arial Narrow" w:hAnsi="Arial Narrow" w:cs="Arial Narrow"/>
           <w:kern w:val="0"/>
           <w14:ligatures w14:val="none"/>
+          <w:sz w:val="22"/>
+          <w:szCs w:val="22"/>
         </w:rPr>
         <w:t/>
       </w:r>
@@ -3429,6 +4013,8 @@
           <w:rFonts w:ascii="Arial Narrow" w:eastAsia="Arial Narrow" w:hAnsi="Arial Narrow" w:cs="Arial Narrow"/>
           <w:color w:val="000000"/>
           <w:kern w:val="0"/>
+          <w:sz w:val="22"/>
+          <w:szCs w:val="22"/>
           <w:lang w:eastAsia="es-PE"/>
           <w14:ligatures w14:val="none"/>
         </w:rPr>
@@ -3439,6 +4025,8 @@
           <w:rFonts w:ascii="Arial Narrow" w:eastAsia="Arial Narrow" w:hAnsi="Arial Narrow" w:cs="Arial Narrow"/>
           <w:kern w:val="0"/>
           <w14:ligatures w14:val="none"/>
+          <w:sz w:val="22"/>
+          <w:szCs w:val="22"/>
         </w:rPr>
         <w:t/>
       </w:r>
@@ -3447,6 +4035,8 @@
           <w:rFonts w:ascii="Arial Narrow" w:eastAsia="Arial Narrow" w:hAnsi="Arial Narrow" w:cs="Arial Narrow"/>
           <w:color w:val="000000"/>
           <w:kern w:val="0"/>
+          <w:sz w:val="22"/>
+          <w:szCs w:val="22"/>
           <w:lang w:eastAsia="es-PE"/>
           <w14:ligatures w14:val="none"/>
         </w:rPr>
@@ -3457,6 +4047,8 @@
           <w:rFonts w:ascii="Arial Narrow" w:eastAsia="Arial Narrow" w:hAnsi="Arial Narrow" w:cs="Arial Narrow"/>
           <w:kern w:val="0"/>
           <w14:ligatures w14:val="none"/>
+          <w:sz w:val="22"/>
+          <w:szCs w:val="22"/>
         </w:rPr>
         <w:t/>
       </w:r>
@@ -3465,6 +4057,8 @@
           <w:rFonts w:ascii="Arial Narrow" w:eastAsia="Arial Narrow" w:hAnsi="Arial Narrow" w:cs="Arial Narrow"/>
           <w:color w:val="000000"/>
           <w:kern w:val="0"/>
+          <w:sz w:val="22"/>
+          <w:szCs w:val="22"/>
           <w:lang w:eastAsia="es-PE"/>
           <w14:ligatures w14:val="none"/>
         </w:rPr>
@@ -3473,9 +4067,11 @@
       <w:r>
         <w:rPr>
           <w:rStyle w:val="Refdenotaalpie"/>
-          <w:rFonts w:ascii="Arial Narrow" w:eastAsia="Arial Narrow" w:hAnsi="Arial Narrow" w:cs="Times New Roman"/>
-          <w:color w:val="000000"/>
-          <w:kern w:val="0"/>
+          <w:rFonts w:ascii="Arial Narrow" w:eastAsia="Arial Narrow" w:hAnsi="Arial Narrow" w:cs="Arial Narrow"/>
+          <w:color w:val="000000"/>
+          <w:kern w:val="0"/>
+          <w:sz w:val="22"/>
+          <w:szCs w:val="22"/>
           <w:vertAlign w:val="superscript"/>
           <w:lang w:eastAsia="es-PE"/>
           <w14:ligatures w14:val="none"/>
@@ -3487,6 +4083,8 @@
           <w:rFonts w:ascii="Arial Narrow" w:eastAsia="Arial Narrow" w:hAnsi="Arial Narrow" w:cs="Arial Narrow"/>
           <w:color w:val="000000"/>
           <w:kern w:val="0"/>
+          <w:sz w:val="22"/>
+          <w:szCs w:val="22"/>
           <w:lang w:eastAsia="es-PE"/>
           <w14:ligatures w14:val="none"/>
         </w:rPr>
@@ -3498,6 +4096,8 @@
           <w:rFonts w:ascii="Arial Narrow" w:eastAsia="Arial Narrow" w:hAnsi="Arial Narrow" w:cs="Arial Narrow"/>
           <w:color w:val="000000"/>
           <w:kern w:val="0"/>
+          <w:sz w:val="22"/>
+          <w:szCs w:val="22"/>
           <w:lang w:eastAsia="es-PE"/>
           <w14:ligatures w14:val="none"/>
         </w:rPr>
@@ -3509,6 +4109,8 @@
           <w:rFonts w:ascii="Arial Narrow" w:eastAsia="Arial Narrow" w:hAnsi="Arial Narrow" w:cs="Arial Narrow"/>
           <w:kern w:val="0"/>
           <w14:ligatures w14:val="none"/>
+          <w:sz w:val="22"/>
+          <w:szCs w:val="22"/>
         </w:rPr>
         <w:t/>
       </w:r>
@@ -3517,6 +4119,8 @@
           <w:rFonts w:ascii="Arial Narrow" w:eastAsia="Arial Narrow" w:hAnsi="Arial Narrow" w:cs="Arial Narrow"/>
           <w:color w:val="000000"/>
           <w:kern w:val="0"/>
+          <w:sz w:val="22"/>
+          <w:szCs w:val="22"/>
           <w:lang w:eastAsia="es-PE"/>
           <w14:ligatures w14:val="none"/>
         </w:rPr>
@@ -3525,9 +4129,11 @@
       <w:r>
         <w:rPr>
           <w:rStyle w:val="Refdenotaalpie"/>
-          <w:rFonts w:ascii="Arial Narrow" w:eastAsia="Arial Narrow" w:hAnsi="Arial Narrow" w:cs="Times New Roman"/>
-          <w:color w:val="000000"/>
-          <w:kern w:val="0"/>
+          <w:rFonts w:ascii="Arial Narrow" w:eastAsia="Arial Narrow" w:hAnsi="Arial Narrow" w:cs="Arial Narrow"/>
+          <w:color w:val="000000"/>
+          <w:kern w:val="0"/>
+          <w:sz w:val="22"/>
+          <w:szCs w:val="22"/>
           <w:vertAlign w:val="superscript"/>
           <w:lang w:eastAsia="es-PE"/>
           <w14:ligatures w14:val="none"/>
@@ -3539,6 +4145,8 @@
           <w:rFonts w:ascii="Arial Narrow" w:eastAsia="Arial Narrow" w:hAnsi="Arial Narrow" w:cs="Arial Narrow"/>
           <w:color w:val="000000"/>
           <w:kern w:val="0"/>
+          <w:sz w:val="22"/>
+          <w:szCs w:val="22"/>
           <w:lang w:eastAsia="es-PE"/>
           <w14:ligatures w14:val="none"/>
         </w:rPr>
@@ -3555,6 +4163,8 @@
           <w:b/>
           <w:color w:val="000000"/>
           <w:kern w:val="0"/>
+          <w:sz w:val="22"/>
+          <w:szCs w:val="22"/>
           <w:lang w:eastAsia="es-PE"/>
           <w14:ligatures w14:val="none"/>
         </w:rPr>
@@ -3569,16 +4179,20 @@
           <w:rFonts w:ascii="Arial Narrow" w:eastAsia="Arial Narrow" w:hAnsi="Arial Narrow" w:cs="Arial Narrow"/>
           <w:color w:val="000000"/>
           <w:kern w:val="0"/>
-          <w:lang w:eastAsia="es-PE"/>
-          <w14:ligatures w14:val="none"/>
-        </w:rPr>
-      </w:pPr>
-      <w:r>
-        <w:rPr>
-          <w:rFonts w:ascii="Arial Narrow" w:eastAsia="Arial Narrow" w:hAnsi="Arial Narrow" w:cs="Arial Narrow"/>
-          <w:b/>
-          <w:color w:val="000000"/>
-          <w:kern w:val="0"/>
+          <w:sz w:val="22"/>
+          <w:szCs w:val="22"/>
+          <w:lang w:eastAsia="es-PE"/>
+          <w14:ligatures w14:val="none"/>
+        </w:rPr>
+      </w:pPr>
+      <w:r>
+        <w:rPr>
+          <w:rFonts w:ascii="Arial Narrow" w:eastAsia="Arial Narrow" w:hAnsi="Arial Narrow" w:cs="Arial Narrow"/>
+          <w:b/>
+          <w:color w:val="000000"/>
+          <w:kern w:val="0"/>
+          <w:sz w:val="22"/>
+          <w:szCs w:val="22"/>
           <w:lang w:eastAsia="es-PE"/>
           <w14:ligatures w14:val="none"/>
         </w:rPr>
@@ -3589,6 +4203,8 @@
           <w:rFonts w:ascii="Arial Narrow" w:eastAsia="Arial Narrow" w:hAnsi="Arial Narrow" w:cs="Arial Narrow"/>
           <w:color w:val="000000"/>
           <w:kern w:val="0"/>
+          <w:sz w:val="22"/>
+          <w:szCs w:val="22"/>
           <w:lang w:eastAsia="es-PE"/>
           <w14:ligatures w14:val="none"/>
         </w:rPr>
@@ -3599,6 +4215,8 @@
           <w:rFonts w:ascii="Arial Narrow" w:eastAsia="Arial Narrow" w:hAnsi="Arial Narrow" w:cs="Arial Narrow"/>
           <w:kern w:val="0"/>
           <w14:ligatures w14:val="none"/>
+          <w:sz w:val="22"/>
+          <w:szCs w:val="22"/>
         </w:rPr>
         <w:t/>
       </w:r>
@@ -3607,6 +4225,8 @@
           <w:rFonts w:ascii="Arial Narrow" w:eastAsia="Arial Narrow" w:hAnsi="Arial Narrow" w:cs="Arial Narrow"/>
           <w:color w:val="000000"/>
           <w:kern w:val="0"/>
+          <w:sz w:val="22"/>
+          <w:szCs w:val="22"/>
           <w:lang w:eastAsia="es-PE"/>
           <w14:ligatures w14:val="none"/>
         </w:rPr>
@@ -3615,9 +4235,11 @@
       <w:r>
         <w:rPr>
           <w:rStyle w:val="Refdenotaalpie"/>
-          <w:rFonts w:ascii="Arial Narrow" w:eastAsia="Arial Narrow" w:hAnsi="Arial Narrow" w:cs="Times New Roman"/>
-          <w:color w:val="000000"/>
-          <w:kern w:val="0"/>
+          <w:rFonts w:ascii="Arial Narrow" w:eastAsia="Arial Narrow" w:hAnsi="Arial Narrow" w:cs="Arial Narrow"/>
+          <w:color w:val="000000"/>
+          <w:kern w:val="0"/>
+          <w:sz w:val="22"/>
+          <w:szCs w:val="22"/>
           <w:vertAlign w:val="superscript"/>
           <w:lang w:eastAsia="es-PE"/>
           <w14:ligatures w14:val="none"/>
@@ -3629,6 +4251,8 @@
           <w:rFonts w:ascii="Arial Narrow" w:eastAsia="Arial Narrow" w:hAnsi="Arial Narrow" w:cs="Arial Narrow"/>
           <w:color w:val="000000"/>
           <w:kern w:val="0"/>
+          <w:sz w:val="22"/>
+          <w:szCs w:val="22"/>
           <w:lang w:eastAsia="es-PE"/>
           <w14:ligatures w14:val="none"/>
         </w:rPr>
@@ -3644,6 +4268,8 @@
           <w:rFonts w:ascii="Arial Narrow" w:eastAsia="Arial Narrow" w:hAnsi="Arial Narrow" w:cs="Arial Narrow"/>
           <w:color w:val="000000"/>
           <w:kern w:val="0"/>
+          <w:sz w:val="22"/>
+          <w:szCs w:val="22"/>
           <w:lang w:eastAsia="es-PE"/>
           <w14:ligatures w14:val="none"/>
         </w:rPr>
@@ -3655,54 +4281,66 @@
         <w:spacing w:after="0" w:line="240" w:lineRule="auto"/>
         <w:jc w:val="both"/>
         <w:rPr>
-          <w:rFonts w:ascii="Arial Narrow" w:eastAsia="Calibri" w:hAnsi="Arial Narrow" w:cs="Arial"/>
-          <w:kern w:val="0"/>
+          <w:rFonts w:ascii="Arial Narrow" w:eastAsia="Arial Narrow" w:hAnsi="Arial Narrow" w:cs="Arial Narrow"/>
+          <w:kern w:val="0"/>
+          <w:sz w:val="22"/>
+          <w:szCs w:val="22"/>
           <w:u w:val="single"/>
           <w14:ligatures w14:val="none"/>
         </w:rPr>
       </w:pPr>
       <w:r>
         <w:rPr>
-          <w:rFonts w:ascii="Arial Narrow" w:eastAsia="Calibri" w:hAnsi="Arial Narrow" w:cs="Arial"/>
+          <w:rFonts w:ascii="Arial Narrow" w:eastAsia="Arial Narrow" w:hAnsi="Arial Narrow" w:cs="Arial Narrow"/>
           <w:b/>
           <w:bCs/>
           <w:kern w:val="0"/>
           <w14:ligatures w14:val="none"/>
+          <w:sz w:val="22"/>
+          <w:szCs w:val="22"/>
         </w:rPr>
         <w:t>OCTAVO</w:t>
       </w:r>
       <w:r>
         <w:rPr>
-          <w:rFonts w:ascii="Arial Narrow" w:eastAsia="Calibri" w:hAnsi="Arial Narrow" w:cs="Arial"/>
-          <w:b/>
-          <w:kern w:val="0"/>
-          <w14:ligatures w14:val="none"/>
+          <w:rFonts w:ascii="Arial Narrow" w:eastAsia="Arial Narrow" w:hAnsi="Arial Narrow" w:cs="Arial Narrow"/>
+          <w:b/>
+          <w:kern w:val="0"/>
+          <w14:ligatures w14:val="none"/>
+          <w:sz w:val="22"/>
+          <w:szCs w:val="22"/>
         </w:rPr>
         <w:t>:</w:t>
       </w:r>
       <w:r>
         <w:rPr>
-          <w:rFonts w:ascii="Arial Narrow" w:eastAsia="Calibri" w:hAnsi="Arial Narrow" w:cs="Arial"/>
-          <w:kern w:val="0"/>
-          <w14:ligatures w14:val="none"/>
+          <w:rFonts w:ascii="Arial Narrow" w:eastAsia="Arial Narrow" w:hAnsi="Arial Narrow" w:cs="Arial Narrow"/>
+          <w:kern w:val="0"/>
+          <w14:ligatures w14:val="none"/>
+          <w:sz w:val="22"/>
+          <w:szCs w:val="22"/>
         </w:rPr>
         <w:t xml:space="preserve"> comunicar a las partes que, </w:t>
       </w:r>
       <w:proofErr w:type="gramStart"/>
       <w:r>
         <w:rPr>
-          <w:rFonts w:ascii="Arial Narrow" w:eastAsia="Calibri" w:hAnsi="Arial Narrow" w:cs="Arial"/>
-          <w:kern w:val="0"/>
-          <w14:ligatures w14:val="none"/>
+          <w:rFonts w:ascii="Arial Narrow" w:eastAsia="Arial Narrow" w:hAnsi="Arial Narrow" w:cs="Arial Narrow"/>
+          <w:kern w:val="0"/>
+          <w14:ligatures w14:val="none"/>
+          <w:sz w:val="22"/>
+          <w:szCs w:val="22"/>
         </w:rPr>
         <w:t>de acuerdo a</w:t>
       </w:r>
       <w:proofErr w:type="gramEnd"/>
       <w:r>
         <w:rPr>
-          <w:rFonts w:ascii="Arial Narrow" w:eastAsia="Calibri" w:hAnsi="Arial Narrow" w:cs="Arial"/>
-          <w:kern w:val="0"/>
-          <w14:ligatures w14:val="none"/>
+          <w:rFonts w:ascii="Arial Narrow" w:eastAsia="Arial Narrow" w:hAnsi="Arial Narrow" w:cs="Arial Narrow"/>
+          <w:kern w:val="0"/>
+          <w14:ligatures w14:val="none"/>
+          <w:sz w:val="22"/>
+          <w:szCs w:val="22"/>
         </w:rPr>
         <w:t xml:space="preserve"> lo señalado por el artículo 29</w:t>
       </w:r>
@@ -3711,22 +4349,28 @@
           <w:rFonts w:ascii="Arial Narrow" w:eastAsia="Arial Narrow" w:hAnsi="Arial Narrow" w:cs="Arial Narrow"/>
           <w:kern w:val="0"/>
           <w14:ligatures w14:val="none"/>
+          <w:sz w:val="22"/>
+          <w:szCs w:val="22"/>
         </w:rPr>
         <w:t/>
       </w:r>
       <w:r>
         <w:rPr>
-          <w:rFonts w:ascii="Arial Narrow" w:eastAsia="Calibri" w:hAnsi="Arial Narrow" w:cs="Arial"/>
-          <w:kern w:val="0"/>
-          <w14:ligatures w14:val="none"/>
+          <w:rFonts w:ascii="Arial Narrow" w:eastAsia="Arial Narrow" w:hAnsi="Arial Narrow" w:cs="Arial Narrow"/>
+          <w:kern w:val="0"/>
+          <w14:ligatures w14:val="none"/>
+          <w:sz w:val="22"/>
+          <w:szCs w:val="22"/>
         </w:rPr>
         <w:t xml:space="preserve"> del Decreto Legislativo 807</w:t>
       </w:r>
       <w:r>
         <w:rPr>
           <w:rStyle w:val="Refdenotaalpie"/>
-          <w:rFonts w:ascii="Arial Narrow" w:eastAsia="Calibri" w:hAnsi="Arial Narrow" w:cs="Arial"/>
-          <w:kern w:val="0"/>
+          <w:rFonts w:ascii="Arial Narrow" w:eastAsia="Arial Narrow" w:hAnsi="Arial Narrow" w:cs="Arial Narrow"/>
+          <w:kern w:val="0"/>
+          <w:sz w:val="22"/>
+          <w:szCs w:val="22"/>
           <w:vertAlign w:val="superscript"/>
           <w14:ligatures w14:val="none"/>
         </w:rPr>
@@ -3734,25 +4378,31 @@
       </w:r>
       <w:r>
         <w:rPr>
-          <w:rFonts w:ascii="Arial Narrow" w:eastAsia="Calibri" w:hAnsi="Arial Narrow" w:cs="Arial"/>
-          <w:kern w:val="0"/>
-          <w14:ligatures w14:val="none"/>
+          <w:rFonts w:ascii="Arial Narrow" w:eastAsia="Arial Narrow" w:hAnsi="Arial Narrow" w:cs="Arial Narrow"/>
+          <w:kern w:val="0"/>
+          <w14:ligatures w14:val="none"/>
+          <w:sz w:val="22"/>
+          <w:szCs w:val="22"/>
         </w:rPr>
         <w:t xml:space="preserve">, hasta antes de la emisión de la Resolución Final tienen la posibilidad de solicitar una audiencia </w:t>
       </w:r>
       <w:r>
         <w:rPr>
-          <w:rFonts w:ascii="Arial Narrow" w:eastAsia="Calibri" w:hAnsi="Arial Narrow" w:cs="Arial"/>
-          <w:kern w:val="0"/>
-          <w14:ligatures w14:val="none"/>
+          <w:rFonts w:ascii="Arial Narrow" w:eastAsia="Arial Narrow" w:hAnsi="Arial Narrow" w:cs="Arial Narrow"/>
+          <w:kern w:val="0"/>
+          <w14:ligatures w14:val="none"/>
+          <w:sz w:val="22"/>
+          <w:szCs w:val="22"/>
         </w:rPr>
         <w:lastRenderedPageBreak/>
         <w:t xml:space="preserve">de conciliación. En caso deleguen a favor de una tercera persona su actuación en la diligencia programada, esta deberá presentar un poder especial con firma legalizada ante Notario Público, donde conste </w:t>
       </w:r>
       <w:r>
         <w:rPr>
-          <w:rFonts w:ascii="Arial Narrow" w:eastAsia="Calibri" w:hAnsi="Arial Narrow" w:cs="Arial"/>
-          <w:kern w:val="0"/>
+          <w:rFonts w:ascii="Arial Narrow" w:eastAsia="Arial Narrow" w:hAnsi="Arial Narrow" w:cs="Arial Narrow"/>
+          <w:kern w:val="0"/>
+          <w:sz w:val="22"/>
+          <w:szCs w:val="22"/>
           <w:u w:val="single"/>
           <w14:ligatures w14:val="none"/>
         </w:rPr>
@@ -3760,27 +4410,33 @@
       </w:r>
       <w:r>
         <w:rPr>
-          <w:rFonts w:ascii="Arial Narrow" w:eastAsia="Calibri" w:hAnsi="Arial Narrow" w:cs="Arial"/>
+          <w:rFonts w:ascii="Arial Narrow" w:eastAsia="Arial Narrow" w:hAnsi="Arial Narrow" w:cs="Arial Narrow"/>
           <w:bCs/>
           <w:kern w:val="0"/>
           <w14:ligatures w14:val="none"/>
+          <w:sz w:val="22"/>
+          <w:szCs w:val="22"/>
         </w:rPr>
         <w:t>.</w:t>
       </w:r>
       <w:r>
         <w:rPr>
-          <w:rFonts w:ascii="Arial Narrow" w:eastAsia="Calibri" w:hAnsi="Arial Narrow" w:cs="Arial"/>
+          <w:rFonts w:ascii="Arial Narrow" w:eastAsia="Arial Narrow" w:hAnsi="Arial Narrow" w:cs="Arial Narrow"/>
           <w:b/>
           <w:bCs/>
           <w:kern w:val="0"/>
           <w14:ligatures w14:val="none"/>
+          <w:sz w:val="22"/>
+          <w:szCs w:val="22"/>
         </w:rPr>
         <w:t xml:space="preserve"> </w:t>
       </w:r>
       <w:r>
         <w:rPr>
-          <w:rFonts w:ascii="Arial Narrow" w:eastAsia="Calibri" w:hAnsi="Arial Narrow" w:cs="Arial"/>
-          <w:kern w:val="0"/>
+          <w:rFonts w:ascii="Arial Narrow" w:eastAsia="Arial Narrow" w:hAnsi="Arial Narrow" w:cs="Arial Narrow"/>
+          <w:kern w:val="0"/>
+          <w:sz w:val="22"/>
+          <w:szCs w:val="22"/>
           <w:u w:val="single"/>
           <w14:ligatures w14:val="none"/>
         </w:rPr>
@@ -3793,8 +4449,10 @@
         <w:spacing w:after="0" w:line="240" w:lineRule="auto"/>
         <w:jc w:val="both"/>
         <w:rPr>
-          <w:rFonts w:ascii="Arial Narrow" w:eastAsia="Calibri" w:hAnsi="Arial Narrow" w:cs="Arial"/>
-          <w:kern w:val="0"/>
+          <w:rFonts w:ascii="Arial Narrow" w:eastAsia="Arial Narrow" w:hAnsi="Arial Narrow" w:cs="Arial Narrow"/>
+          <w:kern w:val="0"/>
+          <w:sz w:val="22"/>
+          <w:szCs w:val="22"/>
           <w:u w:val="single"/>
           <w14:ligatures w14:val="none"/>
         </w:rPr>
@@ -3806,19 +4464,23 @@
         <w:spacing w:after="0" w:line="240" w:lineRule="auto"/>
         <w:jc w:val="both"/>
         <w:rPr>
-          <w:rFonts w:ascii="Arial Narrow" w:eastAsia="Times New Roman" w:hAnsi="Arial Narrow" w:cs="Times New Roman"/>
-          <w:color w:val="000000"/>
-          <w:kern w:val="0"/>
-          <w:lang w:eastAsia="es-PE"/>
-          <w14:ligatures w14:val="none"/>
-        </w:rPr>
-      </w:pPr>
-      <w:r>
-        <w:rPr>
-          <w:rFonts w:ascii="Arial Narrow" w:eastAsia="Times New Roman" w:hAnsi="Arial Narrow" w:cs="Times New Roman"/>
-          <w:b/>
-          <w:color w:val="000000"/>
-          <w:kern w:val="0"/>
+          <w:rFonts w:ascii="Arial Narrow" w:eastAsia="Arial Narrow" w:hAnsi="Arial Narrow" w:cs="Arial Narrow"/>
+          <w:color w:val="000000"/>
+          <w:kern w:val="0"/>
+          <w:sz w:val="22"/>
+          <w:szCs w:val="22"/>
+          <w:lang w:eastAsia="es-PE"/>
+          <w14:ligatures w14:val="none"/>
+        </w:rPr>
+      </w:pPr>
+      <w:r>
+        <w:rPr>
+          <w:rFonts w:ascii="Arial Narrow" w:eastAsia="Arial Narrow" w:hAnsi="Arial Narrow" w:cs="Arial Narrow"/>
+          <w:b/>
+          <w:color w:val="000000"/>
+          <w:kern w:val="0"/>
+          <w:sz w:val="22"/>
+          <w:szCs w:val="22"/>
           <w:lang w:eastAsia="es-PE"/>
           <w14:ligatures w14:val="none"/>
         </w:rPr>
@@ -3826,9 +4488,11 @@
       </w:r>
       <w:r>
         <w:rPr>
-          <w:rFonts w:ascii="Arial Narrow" w:eastAsia="Times New Roman" w:hAnsi="Arial Narrow" w:cs="Times New Roman"/>
-          <w:color w:val="000000"/>
-          <w:kern w:val="0"/>
+          <w:rFonts w:ascii="Arial Narrow" w:eastAsia="Arial Narrow" w:hAnsi="Arial Narrow" w:cs="Arial Narrow"/>
+          <w:color w:val="000000"/>
+          <w:kern w:val="0"/>
+          <w:sz w:val="22"/>
+          <w:szCs w:val="22"/>
           <w:lang w:eastAsia="es-PE"/>
           <w14:ligatures w14:val="none"/>
         </w:rPr>
@@ -3843,9 +4507,11 @@
         <w:spacing w:after="0" w:line="240" w:lineRule="auto"/>
         <w:jc w:val="both"/>
         <w:rPr>
-          <w:rFonts w:ascii="Arial Narrow" w:eastAsia="Times New Roman" w:hAnsi="Arial Narrow" w:cs="Times New Roman"/>
-          <w:color w:val="000000"/>
-          <w:kern w:val="0"/>
+          <w:rFonts w:ascii="Arial Narrow" w:eastAsia="Arial Narrow" w:hAnsi="Arial Narrow" w:cs="Arial Narrow"/>
+          <w:color w:val="000000"/>
+          <w:kern w:val="0"/>
+          <w:sz w:val="22"/>
+          <w:szCs w:val="22"/>
           <w:lang w:eastAsia="es-PE"/>
           <w14:ligatures w14:val="none"/>
         </w:rPr>
@@ -3857,357 +4523,431 @@
         <w:spacing w:after="0" w:line="240" w:lineRule="auto"/>
         <w:jc w:val="both"/>
         <w:rPr>
-          <w:rFonts w:ascii="Arial Narrow" w:hAnsi="Arial Narrow" w:cs="Arial"/>
-        </w:rPr>
-      </w:pPr>
-      <w:r>
-        <w:rPr>
-          <w:rFonts w:ascii="Arial Narrow" w:hAnsi="Arial Narrow" w:cs="Arial"/>
+          <w:rFonts w:ascii="Arial Narrow" w:eastAsia="Arial Narrow" w:hAnsi="Arial Narrow" w:cs="Arial Narrow"/>
+          <w:sz w:val="22"/>
+          <w:szCs w:val="22"/>
+        </w:rPr>
+      </w:pPr>
+      <w:r>
+        <w:rPr>
+          <w:rFonts w:ascii="Arial Narrow" w:eastAsia="Arial Narrow" w:hAnsi="Arial Narrow" w:cs="Arial Narrow"/>
           <w:b/>
           <w:spacing w:val="-3"/>
           <w:kern w:val="0"/>
           <w14:ligatures w14:val="none"/>
-        </w:rPr>
-        <w:t xml:space="preserve">DÉCIMO: requerir a la señora [APELLIDO] y [APELLIDO] y Reaseguros S.A. para que, dentro del plazo de dos (2) días hábiles siguientes a la fecha en que reciba la notificación en su bandeja de correo electrónico, efectúe la confirmación de recepción de la notificación remitida por este despacho a su correo electrónico, de conformidad con el segundo párrafo del numeral 4 del artículo 20 del Texto Único Ordenado de la Ley del Procedimiento Administrativo General, aprobado mediante Decreto Supremo 006-2026-JUS, bajo apercibimiento de rehacer el acto de notificación y notificarle conforme al numeral 1 del artículo 20 del citado cuerpo normativo.</w:t>
-      </w:r>
-      <w:r>
-        <w:rPr>
-          <w:rFonts w:ascii="Arial Narrow" w:hAnsi="Arial Narrow" w:cs="Arial"/>
+          <w:sz w:val="22"/>
+          <w:szCs w:val="22"/>
+        </w:rPr>
+        <w:t xml:space="preserve">DÉCIMO: </w:t>
+      </w:r>
+      <w:r>
+        <w:rPr>
+          <w:rFonts w:ascii="Arial Narrow" w:eastAsia="Arial Narrow" w:hAnsi="Arial Narrow" w:cs="Arial Narrow"/>
+          <w:spacing w:val="-3"/>
+          <w:kern w:val="0"/>
+          <w14:ligatures w14:val="none"/>
+          <w:sz w:val="22"/>
+          <w:szCs w:val="22"/>
+        </w:rPr>
+        <w:t xml:space="preserve">requerir a la señora [APELLIDO] y [APELLIDO] y Reaseguros S.A. para que, dentro del plazo de dos (2) días hábiles siguientes a la fecha en que reciba la notificación en su bandeja de correo electrónico, efectúe la confirmación de recepción de la notificación remitida por este despacho a su correo electrónico, de conformidad con el segundo párrafo del numeral 4 del artículo 20 del Texto Único Ordenado de la Ley del Procedimiento Administrativo General, aprobado mediante Decreto Supremo 006-2026-JUS, bajo apercibimiento de rehacer el acto de notificación y notificarle conforme al numeral 1 del artículo 20 del citado cuerpo normativo.</w:t>
+      </w:r>
+      <w:r>
+        <w:rPr>
+          <w:rFonts w:ascii="Arial Narrow" w:eastAsia="Arial Narrow" w:hAnsi="Arial Narrow" w:cs="Arial Narrow"/>
+          <w:spacing w:val="-3"/>
+          <w:kern w:val="0"/>
+          <w14:ligatures w14:val="none"/>
+          <w:sz w:val="22"/>
+          <w:szCs w:val="22"/>
+        </w:rPr>
+        <w:t xml:space="preserve"/>
+      </w:r>
+      <w:r>
+        <w:rPr>
+          <w:rFonts w:ascii="Arial Narrow" w:eastAsia="Arial Narrow" w:hAnsi="Arial Narrow" w:cs="Arial Narrow"/>
+          <w:spacing w:val="-3"/>
+          <w:kern w:val="0"/>
+          <w14:ligatures w14:val="none"/>
+          <w:sz w:val="22"/>
+          <w:szCs w:val="22"/>
+        </w:rPr>
+        <w:t/>
+      </w:r>
+      <w:r>
+        <w:rPr>
+          <w:rFonts w:ascii="Arial Narrow" w:eastAsia="Arial Narrow" w:hAnsi="Arial Narrow" w:cs="Arial Narrow"/>
+          <w:spacing w:val="-3"/>
+          <w:kern w:val="0"/>
+          <w14:ligatures w14:val="none"/>
+          <w:sz w:val="22"/>
+          <w:szCs w:val="22"/>
+        </w:rPr>
+        <w:t xml:space="preserve"/>
+      </w:r>
+      <w:r>
+        <w:rPr>
+          <w:rFonts w:ascii="Arial Narrow" w:eastAsia="Arial Narrow" w:hAnsi="Arial Narrow" w:cs="Arial Narrow"/>
+          <w:color w:val="000000"/>
+          <w:kern w:val="0"/>
+          <w:sz w:val="22"/>
+          <w:szCs w:val="22"/>
+          <w:shd w:val="clear" w:color="auto" w:fill="FFFFFF"/>
+          <w:lang w:eastAsia="es-PE"/>
+          <w14:ligatures w14:val="none"/>
+        </w:rPr>
+        <w:t/>
+      </w:r>
+      <w:r>
+        <w:rPr>
+          <w:rFonts w:ascii="Arial Narrow" w:eastAsia="Arial Narrow" w:hAnsi="Arial Narrow" w:cs="Arial Narrow"/>
+          <w:color w:val="000000"/>
+          <w:kern w:val="0"/>
+          <w:sz w:val="22"/>
+          <w:szCs w:val="22"/>
+          <w:shd w:val="clear" w:color="auto" w:fill="FFFFFF"/>
+          <w:lang w:eastAsia="es-PE"/>
+          <w14:ligatures w14:val="none"/>
+        </w:rPr>
+        <w:t xml:space="preserve"/>
+      </w:r>
+      <w:proofErr w:type="spellStart"/>
+      <w:r>
+        <w:rPr>
+          <w:rFonts w:ascii="Arial Narrow" w:eastAsia="Arial Narrow" w:hAnsi="Arial Narrow" w:cs="Arial Narrow"/>
+          <w:color w:val="000000"/>
+          <w:kern w:val="0"/>
+          <w:sz w:val="22"/>
+          <w:szCs w:val="22"/>
+          <w:shd w:val="clear" w:color="auto" w:fill="FFFFFF"/>
+          <w:lang w:eastAsia="es-PE"/>
+          <w14:ligatures w14:val="none"/>
+        </w:rPr>
+        <w:t/>
+      </w:r>
+      <w:proofErr w:type="spellEnd"/>
+      <w:r>
+        <w:rPr>
+          <w:rFonts w:ascii="Arial Narrow" w:eastAsia="Arial Narrow" w:hAnsi="Arial Narrow" w:cs="Arial Narrow"/>
+          <w:color w:val="000000"/>
+          <w:kern w:val="0"/>
+          <w:sz w:val="22"/>
+          <w:szCs w:val="22"/>
+          <w:shd w:val="clear" w:color="auto" w:fill="FFFFFF"/>
+          <w:lang w:eastAsia="es-PE"/>
+          <w14:ligatures w14:val="none"/>
+        </w:rPr>
+        <w:t xml:space="preserve"/>
+      </w:r>
+      <w:proofErr w:type="spellStart"/>
+      <w:r>
+        <w:rPr>
+          <w:rFonts w:ascii="Arial Narrow" w:eastAsia="Arial Narrow" w:hAnsi="Arial Narrow" w:cs="Arial Narrow"/>
+          <w:color w:val="000000"/>
+          <w:kern w:val="0"/>
+          <w:sz w:val="22"/>
+          <w:szCs w:val="22"/>
+          <w:shd w:val="clear" w:color="auto" w:fill="FFFFFF"/>
+          <w:lang w:eastAsia="es-PE"/>
+          <w14:ligatures w14:val="none"/>
+        </w:rPr>
+        <w:t/>
+      </w:r>
+      <w:proofErr w:type="spellEnd"/>
+      <w:r>
+        <w:rPr>
+          <w:rFonts w:ascii="Arial Narrow" w:eastAsia="Arial Narrow" w:hAnsi="Arial Narrow" w:cs="Arial Narrow"/>
+          <w:color w:val="000000"/>
+          <w:kern w:val="0"/>
+          <w:sz w:val="22"/>
+          <w:szCs w:val="22"/>
+          <w:shd w:val="clear" w:color="auto" w:fill="FFFFFF"/>
+          <w:lang w:eastAsia="es-PE"/>
+          <w14:ligatures w14:val="none"/>
+        </w:rPr>
+        <w:t xml:space="preserve"/>
+      </w:r>
+      <w:r>
+        <w:rPr>
+          <w:rFonts w:ascii="Arial Narrow" w:eastAsia="Arial Narrow" w:hAnsi="Arial Narrow" w:cs="Arial Narrow"/>
+          <w:color w:val="000000"/>
+          <w:kern w:val="0"/>
+          <w:sz w:val="22"/>
+          <w:szCs w:val="22"/>
+          <w:shd w:val="clear" w:color="auto" w:fill="FFFFFF"/>
+          <w:lang w:eastAsia="es-PE"/>
+          <w14:ligatures w14:val="none"/>
+        </w:rPr>
+        <w:t xml:space="preserve"/>
+      </w:r>
+      <w:r>
+        <w:rPr>
+          <w:rFonts w:ascii="Arial Narrow" w:eastAsia="Arial Narrow" w:hAnsi="Arial Narrow" w:cs="Arial Narrow"/>
+          <w:color w:val="000000"/>
+          <w:sz w:val="22"/>
+          <w:szCs w:val="22"/>
+        </w:rPr>
+        <w:t/>
+      </w:r>
+      <w:r>
+        <w:rPr>
+          <w:rFonts w:ascii="Arial Narrow" w:eastAsia="Arial Narrow" w:hAnsi="Arial Narrow" w:cs="Arial Narrow"/>
+          <w:kern w:val="0"/>
+          <w14:ligatures w14:val="none"/>
+          <w:sz w:val="22"/>
+          <w:szCs w:val="22"/>
+        </w:rPr>
+        <w:t/>
+      </w:r>
+      <w:r>
+        <w:rPr>
+          <w:rFonts w:ascii="Arial Narrow" w:eastAsia="Arial Narrow" w:hAnsi="Arial Narrow" w:cs="Arial Narrow"/>
+          <w:color w:val="000000"/>
+          <w:sz w:val="22"/>
+          <w:szCs w:val="22"/>
+        </w:rPr>
+        <w:t xml:space="preserve"/>
+      </w:r>
+      <w:r>
+        <w:rPr>
+          <w:rFonts w:ascii="Arial Narrow" w:eastAsia="Arial Narrow" w:hAnsi="Arial Narrow" w:cs="Arial Narrow"/>
+          <w:kern w:val="0"/>
+          <w14:ligatures w14:val="none"/>
+          <w:sz w:val="22"/>
+          <w:szCs w:val="22"/>
+        </w:rPr>
+        <w:t/>
+      </w:r>
+      <w:r>
+        <w:rPr>
+          <w:rFonts w:ascii="Arial Narrow" w:eastAsia="Arial Narrow" w:hAnsi="Arial Narrow" w:cs="Arial Narrow"/>
+          <w:color w:val="000000"/>
+          <w:sz w:val="22"/>
+          <w:szCs w:val="22"/>
+        </w:rPr>
+        <w:t xml:space="preserve"/>
+      </w:r>
+      <w:r>
+        <w:rPr>
+          <w:rStyle w:val="Refdenotaalpie"/>
+          <w:rFonts w:ascii="Arial Narrow" w:eastAsia="Arial Narrow" w:hAnsi="Arial Narrow" w:cs="Arial Narrow"/>
+          <w:sz w:val="22"/>
+          <w:szCs w:val="22"/>
+          <w:vertAlign w:val="superscript"/>
+        </w:rPr>
+        <w:footnoteReference w:id="13"/>
+      </w:r>
+      <w:r>
+        <w:rPr>
+          <w:rFonts w:ascii="Arial Narrow" w:eastAsia="Arial Narrow" w:hAnsi="Arial Narrow" w:cs="Arial Narrow"/>
+          <w:sz w:val="22"/>
+          <w:szCs w:val="22"/>
+        </w:rPr>
+        <w:t/>
+      </w:r>
+    </w:p>
+    <w:p>
+      <w:pPr>
+        <w:suppressAutoHyphens/>
+        <w:spacing w:after="0" w:line="240" w:lineRule="auto"/>
+        <w:jc w:val="both"/>
+        <w:rPr>
+          <w:rFonts w:ascii="Arial Narrow" w:eastAsia="Arial Narrow" w:hAnsi="Arial Narrow" w:cs="Arial Narrow"/>
+          <w:sz w:val="22"/>
+          <w:szCs w:val="22"/>
+        </w:rPr>
+      </w:pPr>
+    </w:p>
+    <w:p>
+      <w:pPr>
+        <w:spacing w:after="0" w:line="240" w:lineRule="auto"/>
+        <w:jc w:val="both"/>
+        <w:rPr>
+          <w:rFonts w:ascii="Arial Narrow" w:eastAsia="Arial Narrow" w:hAnsi="Arial Narrow" w:cs="Arial Narrow"/>
+          <w:b/>
+          <w:color w:val="000000"/>
+          <w:kern w:val="0"/>
+          <w:sz w:val="22"/>
+          <w:szCs w:val="22"/>
+          <w:lang w:eastAsia="es-PE"/>
+          <w14:ligatures w14:val="none"/>
+        </w:rPr>
+      </w:pPr>
+    </w:p>
+    <w:p>
+      <w:pPr>
+        <w:spacing w:after="0" w:line="240" w:lineRule="auto"/>
+        <w:jc w:val="both"/>
+        <w:rPr>
+          <w:rFonts w:ascii="Arial Narrow" w:eastAsia="Arial Narrow" w:hAnsi="Arial Narrow" w:cs="Arial Narrow"/>
+          <w:b/>
+          <w:color w:val="000000"/>
+          <w:kern w:val="0"/>
+          <w:sz w:val="22"/>
+          <w:szCs w:val="22"/>
+          <w:lang w:eastAsia="es-PE"/>
+          <w14:ligatures w14:val="none"/>
+        </w:rPr>
+      </w:pPr>
+    </w:p>
+    <w:p>
+      <w:pPr>
+        <w:spacing w:after="0" w:line="240" w:lineRule="auto"/>
+        <w:jc w:val="both"/>
+        <w:rPr>
+          <w:rFonts w:ascii="Arial Narrow" w:eastAsia="Arial Narrow" w:hAnsi="Arial Narrow" w:cs="Arial Narrow"/>
+          <w:b/>
+          <w:color w:val="000000"/>
+          <w:kern w:val="0"/>
+          <w:sz w:val="22"/>
+          <w:szCs w:val="22"/>
+          <w:lang w:eastAsia="es-PE"/>
+          <w14:ligatures w14:val="none"/>
+        </w:rPr>
+      </w:pPr>
+    </w:p>
+    <w:p>
+      <w:pPr>
+        <w:spacing w:after="0" w:line="240" w:lineRule="auto"/>
+        <w:jc w:val="both"/>
+        <w:rPr>
+          <w:rFonts w:ascii="Arial Narrow" w:eastAsia="Arial Narrow" w:hAnsi="Arial Narrow" w:cs="Arial Narrow"/>
+          <w:b/>
+          <w:color w:val="000000"/>
+          <w:kern w:val="0"/>
+          <w:sz w:val="22"/>
+          <w:szCs w:val="22"/>
+          <w:lang w:eastAsia="es-PE"/>
+          <w14:ligatures w14:val="none"/>
+        </w:rPr>
+      </w:pPr>
+    </w:p>
+    <w:p>
+      <w:pPr>
+        <w:spacing w:after="0" w:line="240" w:lineRule="auto"/>
+        <w:jc w:val="both"/>
+        <w:rPr>
+          <w:rFonts w:ascii="Arial Narrow" w:eastAsia="Arial Narrow" w:hAnsi="Arial Narrow" w:cs="Arial Narrow"/>
+          <w:b/>
+          <w:color w:val="000000"/>
+          <w:kern w:val="0"/>
+          <w:sz w:val="22"/>
+          <w:szCs w:val="22"/>
+          <w:lang w:eastAsia="es-PE"/>
+          <w14:ligatures w14:val="none"/>
+        </w:rPr>
+      </w:pPr>
+    </w:p>
+    <w:p>
+      <w:pPr>
+        <w:shd w:val="clear" w:color="auto" w:fill="FFFFFF"/>
+        <w:spacing w:after="0" w:line="240" w:lineRule="auto"/>
+        <w:jc w:val="center"/>
+        <w:rPr>
+          <w:rFonts w:ascii="Arial Narrow" w:eastAsia="Arial Narrow" w:hAnsi="Arial Narrow" w:cs="Arial Narrow"/>
+          <w:b/>
           <w:bCs/>
-          <w:spacing w:val="-3"/>
-          <w:kern w:val="0"/>
-          <w14:ligatures w14:val="none"/>
-        </w:rPr>
-        <w:t xml:space="preserve"/>
-      </w:r>
-      <w:r>
-        <w:rPr>
-          <w:rFonts w:ascii="Arial Narrow" w:hAnsi="Arial Narrow" w:cs="Arial"/>
+          <w:color w:val="000000"/>
+          <w:kern w:val="0"/>
+          <w14:ligatures w14:val="none"/>
+          <w:sz w:val="22"/>
+          <w:szCs w:val="22"/>
+        </w:rPr>
+      </w:pPr>
+      <w:r>
+        <w:rPr>
+          <w:rFonts w:ascii="Arial Narrow" w:eastAsia="Arial Narrow" w:hAnsi="Arial Narrow" w:cs="Arial Narrow"/>
+          <w:b/>
           <w:bCs/>
-          <w:spacing w:val="-3"/>
-          <w:kern w:val="0"/>
-          <w14:ligatures w14:val="none"/>
-        </w:rPr>
-        <w:t/>
-      </w:r>
-      <w:r>
-        <w:rPr>
-          <w:rFonts w:ascii="Arial Narrow" w:hAnsi="Arial Narrow" w:cs="Arial"/>
+          <w:color w:val="000000"/>
+          <w:kern w:val="0"/>
+          <w14:ligatures w14:val="none"/>
+          <w:sz w:val="22"/>
+          <w:szCs w:val="22"/>
+        </w:rPr>
+        <w:t xml:space="preserve">LUISA ANALÍ SILVA MALPARTIDA</w:t>
+      </w:r>
+    </w:p>
+    <w:p>
+      <w:pPr>
+        <w:shd w:val="clear" w:color="auto" w:fill="FFFFFF"/>
+        <w:spacing w:after="0" w:line="240" w:lineRule="auto"/>
+        <w:jc w:val="center"/>
+        <w:rPr>
+          <w:rFonts w:ascii="Arial Narrow" w:eastAsia="Arial Narrow" w:hAnsi="Arial Narrow" w:cs="Arial Narrow"/>
+          <w:b/>
           <w:bCs/>
-          <w:spacing w:val="-3"/>
-          <w:kern w:val="0"/>
-          <w14:ligatures w14:val="none"/>
-        </w:rPr>
-        <w:t xml:space="preserve"/>
-      </w:r>
-      <w:r>
-        <w:rPr>
-          <w:rFonts w:ascii="Arial Narrow" w:eastAsia="Times New Roman" w:hAnsi="Arial Narrow" w:cs="Times New Roman"/>
-          <w:color w:val="000000"/>
-          <w:kern w:val="0"/>
+          <w:color w:val="000000"/>
+          <w:kern w:val="0"/>
+          <w14:ligatures w14:val="none"/>
+          <w:sz w:val="22"/>
+          <w:szCs w:val="22"/>
+        </w:rPr>
+      </w:pPr>
+      <w:r>
+        <w:rPr>
+          <w:rFonts w:ascii="Arial Narrow" w:eastAsia="Arial Narrow" w:hAnsi="Arial Narrow" w:cs="Arial Narrow"/>
+          <w:b/>
+          <w:bCs/>
+          <w:color w:val="000000"/>
+          <w:kern w:val="0"/>
+          <w14:ligatures w14:val="none"/>
+          <w:sz w:val="22"/>
+          <w:szCs w:val="22"/>
+        </w:rPr>
+        <w:t xml:space="preserve">Secretaria Técnica Ad Hoc</w:t>
+      </w:r>
+    </w:p>
+    <w:p>
+      <w:pPr>
+        <w:shd w:val="clear" w:color="auto" w:fill="FFFFFF"/>
+        <w:spacing w:after="0" w:line="240" w:lineRule="auto"/>
+        <w:jc w:val="center"/>
+        <w:rPr>
+          <w:rFonts w:ascii="Arial Narrow" w:eastAsia="Arial Narrow" w:hAnsi="Arial Narrow" w:cs="Arial Narrow"/>
+          <w:color w:val="000000"/>
+          <w:kern w:val="0"/>
+          <w14:ligatures w14:val="none"/>
+          <w:sz w:val="22"/>
+          <w:szCs w:val="22"/>
+        </w:rPr>
+      </w:pPr>
+      <w:r>
+        <w:rPr>
+          <w:rFonts w:ascii="Arial Narrow" w:eastAsia="Arial Narrow" w:hAnsi="Arial Narrow" w:cs="Arial Narrow"/>
+          <w:b/>
+          <w:bCs/>
+          <w:color w:val="000000"/>
+          <w:kern w:val="0"/>
+          <w14:ligatures w14:val="none"/>
+          <w:sz w:val="22"/>
+          <w:szCs w:val="22"/>
+        </w:rPr>
+        <w:t>Comisión </w:t>
+      </w:r>
+      <w:r>
+        <w:rPr>
+          <w:rFonts w:ascii="Arial Narrow" w:eastAsia="Arial Narrow" w:hAnsi="Arial Narrow" w:cs="Arial Narrow"/>
+          <w:b/>
+          <w:bCs/>
+          <w:color w:val="000000"/>
+          <w:kern w:val="0"/>
+          <w:sz w:val="22"/>
+          <w:szCs w:val="22"/>
           <w:shd w:val="clear" w:color="auto" w:fill="FFFFFF"/>
-          <w:lang w:eastAsia="es-PE"/>
-          <w14:ligatures w14:val="none"/>
-        </w:rPr>
-        <w:t/>
-      </w:r>
-      <w:r>
-        <w:rPr>
-          <w:rFonts w:ascii="Arial Narrow" w:eastAsia="Times New Roman" w:hAnsi="Arial Narrow" w:cs="Times New Roman"/>
-          <w:color w:val="000000"/>
-          <w:kern w:val="0"/>
-          <w:shd w:val="clear" w:color="auto" w:fill="FFFFFF"/>
-          <w:lang w:eastAsia="es-PE"/>
-          <w14:ligatures w14:val="none"/>
-        </w:rPr>
-        <w:t xml:space="preserve"/>
-      </w:r>
-      <w:proofErr w:type="spellStart"/>
-      <w:r>
-        <w:rPr>
-          <w:rFonts w:ascii="Arial Narrow" w:eastAsia="Times New Roman" w:hAnsi="Arial Narrow" w:cs="Times New Roman"/>
-          <w:color w:val="000000"/>
-          <w:kern w:val="0"/>
-          <w:shd w:val="clear" w:color="auto" w:fill="FFFFFF"/>
-          <w:lang w:eastAsia="es-PE"/>
-          <w14:ligatures w14:val="none"/>
-        </w:rPr>
-        <w:t/>
-      </w:r>
-      <w:proofErr w:type="spellEnd"/>
-      <w:r>
-        <w:rPr>
-          <w:rFonts w:ascii="Arial Narrow" w:eastAsia="Times New Roman" w:hAnsi="Arial Narrow" w:cs="Times New Roman"/>
-          <w:color w:val="000000"/>
-          <w:kern w:val="0"/>
-          <w:shd w:val="clear" w:color="auto" w:fill="FFFFFF"/>
-          <w:lang w:eastAsia="es-PE"/>
-          <w14:ligatures w14:val="none"/>
-        </w:rPr>
-        <w:t xml:space="preserve"/>
-      </w:r>
-      <w:proofErr w:type="spellStart"/>
-      <w:r>
-        <w:rPr>
-          <w:rFonts w:ascii="Arial Narrow" w:eastAsia="Times New Roman" w:hAnsi="Arial Narrow" w:cs="Times New Roman"/>
-          <w:color w:val="000000"/>
-          <w:kern w:val="0"/>
-          <w:shd w:val="clear" w:color="auto" w:fill="FFFFFF"/>
-          <w:lang w:eastAsia="es-PE"/>
-          <w14:ligatures w14:val="none"/>
-        </w:rPr>
-        <w:t/>
-      </w:r>
-      <w:proofErr w:type="spellEnd"/>
-      <w:r>
-        <w:rPr>
-          <w:rFonts w:ascii="Arial Narrow" w:eastAsia="Times New Roman" w:hAnsi="Arial Narrow" w:cs="Times New Roman"/>
-          <w:color w:val="000000"/>
-          <w:kern w:val="0"/>
-          <w:shd w:val="clear" w:color="auto" w:fill="FFFFFF"/>
-          <w:lang w:eastAsia="es-PE"/>
-          <w14:ligatures w14:val="none"/>
-        </w:rPr>
-        <w:t xml:space="preserve"/>
-      </w:r>
-      <w:r>
-        <w:rPr>
-          <w:rFonts w:ascii="Arial Narrow" w:eastAsia="Times New Roman" w:hAnsi="Arial Narrow" w:cs="Times New Roman"/>
-          <w:color w:val="000000"/>
-          <w:kern w:val="0"/>
-          <w:shd w:val="clear" w:color="auto" w:fill="FFFFFF"/>
-          <w:lang w:eastAsia="es-PE"/>
-          <w14:ligatures w14:val="none"/>
-        </w:rPr>
-        <w:t xml:space="preserve"/>
-      </w:r>
-      <w:r>
-        <w:rPr>
-          <w:rFonts w:ascii="Arial Narrow" w:hAnsi="Arial Narrow"/>
-          <w:color w:val="000000"/>
-        </w:rPr>
-        <w:t/>
-      </w:r>
-      <w:r>
-        <w:rPr>
-          <w:rFonts w:ascii="Arial Narrow" w:eastAsia="Arial Narrow" w:hAnsi="Arial Narrow" w:cs="Arial Narrow"/>
-          <w:kern w:val="0"/>
-          <w14:ligatures w14:val="none"/>
-        </w:rPr>
-        <w:t/>
-      </w:r>
-      <w:r>
-        <w:rPr>
-          <w:rFonts w:ascii="Arial Narrow" w:hAnsi="Arial Narrow"/>
-          <w:color w:val="000000"/>
-        </w:rPr>
-        <w:t xml:space="preserve"/>
-      </w:r>
-      <w:r>
-        <w:rPr>
-          <w:rFonts w:ascii="Arial Narrow" w:eastAsia="Arial Narrow" w:hAnsi="Arial Narrow" w:cs="Arial Narrow"/>
-          <w:kern w:val="0"/>
-          <w14:ligatures w14:val="none"/>
-        </w:rPr>
-        <w:t/>
-      </w:r>
-      <w:r>
-        <w:rPr>
-          <w:rFonts w:ascii="Arial Narrow" w:hAnsi="Arial Narrow"/>
-          <w:color w:val="000000"/>
-        </w:rPr>
-        <w:t xml:space="preserve"/>
-      </w:r>
-      <w:r>
-        <w:rPr>
-          <w:rStyle w:val="Refdenotaalpie"/>
-          <w:rFonts w:ascii="Arial Narrow" w:hAnsi="Arial Narrow"/>
-          <w:vertAlign w:val="superscript"/>
-        </w:rPr>
-        <w:footnoteReference w:id="13"/>
-      </w:r>
-      <w:r>
-        <w:rPr>
-          <w:rFonts w:ascii="Arial Narrow" w:hAnsi="Arial Narrow" w:cs="Arial"/>
-        </w:rPr>
-        <w:t/>
-      </w:r>
-    </w:p>
-    <w:p>
-      <w:pPr>
-        <w:suppressAutoHyphens/>
-        <w:spacing w:after="0" w:line="240" w:lineRule="auto"/>
-        <w:jc w:val="both"/>
-        <w:rPr>
-          <w:rFonts w:ascii="Arial Narrow" w:hAnsi="Arial Narrow" w:cs="Arial"/>
-        </w:rPr>
-      </w:pPr>
-    </w:p>
-    <w:p>
-      <w:pPr>
-        <w:spacing w:after="0" w:line="240" w:lineRule="auto"/>
-        <w:jc w:val="both"/>
-        <w:rPr>
-          <w:rFonts w:ascii="Arial Narrow" w:eastAsia="Arial Narrow" w:hAnsi="Arial Narrow" w:cs="Arial Narrow"/>
-          <w:b/>
-          <w:color w:val="000000"/>
-          <w:kern w:val="0"/>
-          <w:lang w:eastAsia="es-PE"/>
-          <w14:ligatures w14:val="none"/>
-        </w:rPr>
-      </w:pPr>
-    </w:p>
-    <w:p>
-      <w:pPr>
-        <w:spacing w:after="0" w:line="240" w:lineRule="auto"/>
-        <w:jc w:val="both"/>
-        <w:rPr>
-          <w:rFonts w:ascii="Arial Narrow" w:eastAsia="Arial Narrow" w:hAnsi="Arial Narrow" w:cs="Arial Narrow"/>
-          <w:b/>
-          <w:color w:val="000000"/>
-          <w:kern w:val="0"/>
-          <w:lang w:eastAsia="es-PE"/>
-          <w14:ligatures w14:val="none"/>
-        </w:rPr>
-      </w:pPr>
-    </w:p>
-    <w:p>
-      <w:pPr>
-        <w:spacing w:after="0" w:line="240" w:lineRule="auto"/>
-        <w:jc w:val="both"/>
-        <w:rPr>
-          <w:rFonts w:ascii="Arial Narrow" w:eastAsia="Arial Narrow" w:hAnsi="Arial Narrow" w:cs="Arial Narrow"/>
-          <w:b/>
-          <w:color w:val="000000"/>
-          <w:kern w:val="0"/>
-          <w:lang w:eastAsia="es-PE"/>
-          <w14:ligatures w14:val="none"/>
-        </w:rPr>
-      </w:pPr>
-    </w:p>
-    <w:p>
-      <w:pPr>
-        <w:spacing w:after="0" w:line="240" w:lineRule="auto"/>
-        <w:jc w:val="both"/>
-        <w:rPr>
-          <w:rFonts w:ascii="Arial Narrow" w:eastAsia="Arial Narrow" w:hAnsi="Arial Narrow" w:cs="Arial Narrow"/>
-          <w:b/>
-          <w:color w:val="000000"/>
-          <w:kern w:val="0"/>
-          <w:lang w:eastAsia="es-PE"/>
-          <w14:ligatures w14:val="none"/>
-        </w:rPr>
-      </w:pPr>
-    </w:p>
-    <w:p>
-      <w:pPr>
-        <w:spacing w:after="0" w:line="240" w:lineRule="auto"/>
-        <w:jc w:val="both"/>
-        <w:rPr>
-          <w:rFonts w:ascii="Arial Narrow" w:eastAsia="Arial Narrow" w:hAnsi="Arial Narrow" w:cs="Arial Narrow"/>
-          <w:b/>
-          <w:color w:val="000000"/>
-          <w:kern w:val="0"/>
-          <w:lang w:eastAsia="es-PE"/>
-          <w14:ligatures w14:val="none"/>
-        </w:rPr>
-      </w:pPr>
-    </w:p>
-    <w:p>
-      <w:pPr>
-        <w:shd w:val="clear" w:color="auto" w:fill="FFFFFF"/>
-        <w:spacing w:after="0" w:line="240" w:lineRule="auto"/>
-        <w:jc w:val="center"/>
-        <w:rPr>
-          <w:rFonts w:ascii="Arial Narrow" w:eastAsia="Calibri" w:hAnsi="Arial Narrow" w:cs="Arial"/>
+          <w14:ligatures w14:val="none"/>
+        </w:rPr>
+        <w:t>de</w:t>
+      </w:r>
+      <w:r>
+        <w:rPr>
+          <w:rFonts w:ascii="Arial Narrow" w:eastAsia="Arial Narrow" w:hAnsi="Arial Narrow" w:cs="Arial Narrow"/>
           <w:b/>
           <w:bCs/>
           <w:color w:val="000000"/>
           <w:kern w:val="0"/>
           <w14:ligatures w14:val="none"/>
-        </w:rPr>
-      </w:pPr>
-      <w:r>
-        <w:rPr>
-          <w:rFonts w:ascii="Arial Narrow" w:eastAsia="Calibri" w:hAnsi="Arial Narrow" w:cs="Arial"/>
-          <w:b/>
-          <w:bCs/>
-          <w:color w:val="000000"/>
-          <w:kern w:val="0"/>
-          <w14:ligatures w14:val="none"/>
-        </w:rPr>
-        <w:t xml:space="preserve">LUISA ANALÍ SILVA MALPARTIDA</w:t>
-      </w:r>
-    </w:p>
-    <w:p>
-      <w:pPr>
-        <w:shd w:val="clear" w:color="auto" w:fill="FFFFFF"/>
-        <w:spacing w:after="0" w:line="240" w:lineRule="auto"/>
-        <w:jc w:val="center"/>
-        <w:rPr>
-          <w:rFonts w:ascii="Arial Narrow" w:eastAsia="Calibri" w:hAnsi="Arial Narrow" w:cs="Arial"/>
-          <w:b/>
-          <w:bCs/>
-          <w:color w:val="000000"/>
-          <w:kern w:val="0"/>
-          <w14:ligatures w14:val="none"/>
-        </w:rPr>
-      </w:pPr>
-      <w:r>
-        <w:rPr>
-          <w:rFonts w:ascii="Arial Narrow" w:eastAsia="Calibri" w:hAnsi="Arial Narrow" w:cs="Arial"/>
-          <w:b/>
-          <w:bCs/>
-          <w:color w:val="000000"/>
-          <w:kern w:val="0"/>
-          <w14:ligatures w14:val="none"/>
-        </w:rPr>
-        <w:t xml:space="preserve">Secretaria Técnica Ad Hoc</w:t>
-      </w:r>
-    </w:p>
-    <w:p>
-      <w:pPr>
-        <w:shd w:val="clear" w:color="auto" w:fill="FFFFFF"/>
-        <w:spacing w:after="0" w:line="240" w:lineRule="auto"/>
-        <w:jc w:val="center"/>
-        <w:rPr>
-          <w:rFonts w:ascii="Arial Narrow" w:eastAsia="Calibri" w:hAnsi="Arial Narrow" w:cs="Times New Roman"/>
-          <w:color w:val="000000"/>
-          <w:kern w:val="0"/>
-          <w14:ligatures w14:val="none"/>
-        </w:rPr>
-      </w:pPr>
-      <w:r>
-        <w:rPr>
-          <w:rFonts w:ascii="Arial Narrow" w:eastAsia="Calibri" w:hAnsi="Arial Narrow" w:cs="Arial"/>
-          <w:b/>
-          <w:bCs/>
-          <w:color w:val="000000"/>
-          <w:kern w:val="0"/>
-          <w14:ligatures w14:val="none"/>
-        </w:rPr>
-        <w:t>Comisión </w:t>
-      </w:r>
-      <w:r>
-        <w:rPr>
-          <w:rFonts w:ascii="Arial Narrow" w:eastAsia="Calibri" w:hAnsi="Arial Narrow" w:cs="Arial"/>
-          <w:b/>
-          <w:bCs/>
-          <w:color w:val="000000"/>
-          <w:kern w:val="0"/>
-          <w:shd w:val="clear" w:color="auto" w:fill="FFFFFF"/>
-          <w14:ligatures w14:val="none"/>
-        </w:rPr>
-        <w:t>de</w:t>
-      </w:r>
-      <w:r>
-        <w:rPr>
-          <w:rFonts w:ascii="Arial Narrow" w:eastAsia="Calibri" w:hAnsi="Arial Narrow" w:cs="Arial"/>
-          <w:b/>
-          <w:bCs/>
-          <w:color w:val="000000"/>
-          <w:kern w:val="0"/>
-          <w14:ligatures w14:val="none"/>
+          <w:sz w:val="22"/>
+          <w:szCs w:val="22"/>
         </w:rPr>
         <w:t> Protección al Consumidor 1</w:t>
       </w:r>
@@ -4221,6 +4961,8 @@
           <w:b/>
           <w:color w:val="000000"/>
           <w:kern w:val="0"/>
+          <w:sz w:val="22"/>
+          <w:szCs w:val="22"/>
           <w:lang w:eastAsia="es-PE"/>
           <w14:ligatures w14:val="none"/>
         </w:rPr>
@@ -4232,14 +4974,14 @@
         <w:spacing w:after="0" w:line="240" w:lineRule="auto"/>
         <w:jc w:val="both"/>
         <w:rPr>
-          <w:rFonts w:ascii="Arial Narrow" w:hAnsi="Arial Narrow"/>
-          <w:sz w:val="16"/>
-          <w:szCs w:val="16"/>
-        </w:rPr>
-      </w:pPr>
-      <w:r>
-        <w:rPr>
-          <w:rFonts w:ascii="Arial Narrow" w:eastAsia="Arial Narrow" w:hAnsi="Arial Narrow" w:cs="Arial"/>
+          <w:rFonts w:ascii="Arial Narrow" w:eastAsia="Arial Narrow" w:hAnsi="Arial Narrow" w:cs="Arial Narrow"/>
+          <w:sz w:val="16"/>
+          <w:szCs w:val="16"/>
+        </w:rPr>
+      </w:pPr>
+      <w:r>
+        <w:rPr>
+          <w:rFonts w:ascii="Arial Narrow" w:eastAsia="Arial Narrow" w:hAnsi="Arial Narrow" w:cs="Arial Narrow"/>
           <w:color w:val="000000"/>
           <w:kern w:val="0"/>
           <w:sz w:val="16"/>
@@ -4251,7 +4993,7 @@
       </w:r>
       <w:r>
         <w:rPr>
-          <w:rFonts w:ascii="Arial Narrow" w:eastAsia="Arial Narrow" w:hAnsi="Arial Narrow" w:cs="Arial"/>
+          <w:rFonts w:ascii="Arial Narrow" w:eastAsia="Arial Narrow" w:hAnsi="Arial Narrow" w:cs="Arial Narrow"/>
           <w:color w:val="000000"/>
           <w:kern w:val="0"/>
           <w:sz w:val="16"/>
@@ -4266,7 +5008,9 @@
       <w:pPr>
         <w:spacing w:line="240" w:lineRule="auto"/>
         <w:rPr>
-          <w:rFonts w:ascii="Arial Narrow" w:hAnsi="Arial Narrow"/>
+          <w:rFonts w:ascii="Arial Narrow" w:eastAsia="Arial Narrow" w:hAnsi="Arial Narrow" w:cs="Arial Narrow"/>
+          <w:sz w:val="22"/>
+          <w:szCs w:val="22"/>
         </w:rPr>
       </w:pPr>
     </w:p>
@@ -4274,7 +5018,9 @@
       <w:pPr>
         <w:spacing w:line="240" w:lineRule="auto"/>
         <w:rPr>
-          <w:rFonts w:ascii="Arial Narrow" w:hAnsi="Arial Narrow"/>
+          <w:rFonts w:ascii="Arial Narrow" w:eastAsia="Arial Narrow" w:hAnsi="Arial Narrow" w:cs="Arial Narrow"/>
+          <w:sz w:val="22"/>
+          <w:szCs w:val="22"/>
         </w:rPr>
       </w:pPr>
     </w:p>
@@ -4282,7 +5028,9 @@
       <w:pPr>
         <w:spacing w:line="240" w:lineRule="auto"/>
         <w:rPr>
-          <w:rFonts w:ascii="Arial Narrow" w:hAnsi="Arial Narrow"/>
+          <w:rFonts w:ascii="Arial Narrow" w:eastAsia="Arial Narrow" w:hAnsi="Arial Narrow" w:cs="Arial Narrow"/>
+          <w:sz w:val="22"/>
+          <w:szCs w:val="22"/>
         </w:rPr>
       </w:pPr>
     </w:p>
@@ -4390,7 +5138,7 @@
         <w:ind w:left="567" w:hanging="567"/>
         <w:jc w:val="both"/>
         <w:rPr>
-          <w:rFonts w:ascii="Arial Narrow" w:hAnsi="Arial Narrow" w:cs="Arial"/>
+          <w:rFonts w:ascii="Arial Narrow" w:eastAsia="Arial Narrow" w:hAnsi="Arial Narrow" w:cs="Arial Narrow"/>
           <w:sz w:val="16"/>
           <w:szCs w:val="16"/>
         </w:rPr>
@@ -4398,7 +5146,7 @@
       <w:r>
         <w:rPr>
           <w:rStyle w:val="Refdenotaalpie"/>
-          <w:rFonts w:ascii="Arial Narrow" w:hAnsi="Arial Narrow" w:cs="Arial"/>
+          <w:rFonts w:ascii="Arial Narrow" w:eastAsia="Arial Narrow" w:hAnsi="Arial Narrow" w:cs="Arial Narrow"/>
           <w:sz w:val="16"/>
           <w:szCs w:val="16"/>
           <w:vertAlign w:val="superscript"/>
@@ -4407,7 +5155,7 @@
       </w:r>
       <w:r>
         <w:rPr>
-          <w:rFonts w:ascii="Arial Narrow" w:hAnsi="Arial Narrow" w:cs="Arial"/>
+          <w:rFonts w:ascii="Arial Narrow" w:eastAsia="Arial Narrow" w:hAnsi="Arial Narrow" w:cs="Arial Narrow"/>
           <w:sz w:val="16"/>
           <w:szCs w:val="16"/>
         </w:rPr>
@@ -4415,7 +5163,7 @@
       </w:r>
       <w:r>
         <w:rPr>
-          <w:rFonts w:ascii="Arial Narrow" w:hAnsi="Arial Narrow" w:cs="Arial"/>
+          <w:rFonts w:ascii="Arial Narrow" w:eastAsia="Arial Narrow" w:hAnsi="Arial Narrow" w:cs="Arial Narrow"/>
           <w:sz w:val="16"/>
           <w:szCs w:val="16"/>
         </w:rPr>
@@ -4424,7 +5172,7 @@
       </w:r>
       <w:r>
         <w:rPr>
-          <w:rFonts w:ascii="Arial Narrow" w:hAnsi="Arial Narrow" w:cs="Arial"/>
+          <w:rFonts w:ascii="Arial Narrow" w:eastAsia="Arial Narrow" w:hAnsi="Arial Narrow" w:cs="Arial Narrow"/>
           <w:b/>
           <w:sz w:val="16"/>
           <w:szCs w:val="16"/>
@@ -4433,7 +5181,7 @@
       </w:r>
       <w:r>
         <w:rPr>
-          <w:rFonts w:ascii="Arial Narrow" w:hAnsi="Arial Narrow" w:cs="Arial"/>
+          <w:rFonts w:ascii="Arial Narrow" w:eastAsia="Arial Narrow" w:hAnsi="Arial Narrow" w:cs="Arial Narrow"/>
           <w:sz w:val="16"/>
           <w:szCs w:val="16"/>
         </w:rPr>
@@ -4446,7 +5194,7 @@
         <w:ind w:left="567" w:hanging="567"/>
         <w:jc w:val="both"/>
         <w:rPr>
-          <w:rFonts w:ascii="Arial Narrow" w:hAnsi="Arial Narrow" w:cs="Arial"/>
+          <w:rFonts w:ascii="Arial Narrow" w:eastAsia="Arial Narrow" w:hAnsi="Arial Narrow" w:cs="Arial Narrow"/>
           <w:sz w:val="16"/>
           <w:szCs w:val="16"/>
         </w:rPr>
@@ -4463,7 +5211,7 @@
         <w:ind w:left="567" w:right="-1" w:hanging="567"/>
         <w:jc w:val="both"/>
         <w:rPr>
-          <w:rFonts w:ascii="Arial Narrow" w:eastAsia="Arial Narrow" w:hAnsi="Arial Narrow" w:cs="Arial"/>
+          <w:rFonts w:ascii="Arial Narrow" w:eastAsia="Arial Narrow" w:hAnsi="Arial Narrow" w:cs="Arial Narrow"/>
           <w:b/>
           <w:bCs/>
           <w:sz w:val="16"/>
@@ -4473,7 +5221,7 @@
       <w:r>
         <w:rPr>
           <w:rStyle w:val="Refdenotaalpie"/>
-          <w:rFonts w:ascii="Arial Narrow" w:hAnsi="Arial Narrow" w:cs="Arial"/>
+          <w:rFonts w:ascii="Arial Narrow" w:eastAsia="Arial Narrow" w:hAnsi="Arial Narrow" w:cs="Arial Narrow"/>
           <w:sz w:val="16"/>
           <w:szCs w:val="16"/>
           <w:vertAlign w:val="superscript"/>
@@ -4482,7 +5230,7 @@
       </w:r>
       <w:r>
         <w:rPr>
-          <w:rFonts w:ascii="Arial Narrow" w:hAnsi="Arial Narrow" w:cs="Arial"/>
+          <w:rFonts w:ascii="Arial Narrow" w:eastAsia="Arial Narrow" w:hAnsi="Arial Narrow" w:cs="Arial Narrow"/>
           <w:sz w:val="16"/>
           <w:szCs w:val="16"/>
         </w:rPr>
@@ -4490,7 +5238,7 @@
       </w:r>
       <w:r>
         <w:rPr>
-          <w:rFonts w:ascii="Arial Narrow" w:hAnsi="Arial Narrow" w:cs="Arial"/>
+          <w:rFonts w:ascii="Arial Narrow" w:eastAsia="Arial Narrow" w:hAnsi="Arial Narrow" w:cs="Arial Narrow"/>
           <w:sz w:val="16"/>
           <w:szCs w:val="16"/>
         </w:rPr>
@@ -4498,7 +5246,7 @@
       </w:r>
       <w:r>
         <w:rPr>
-          <w:rFonts w:ascii="Arial Narrow" w:eastAsia="Arial Narrow" w:hAnsi="Arial Narrow" w:cs="Arial"/>
+          <w:rFonts w:ascii="Arial Narrow" w:eastAsia="Arial Narrow" w:hAnsi="Arial Narrow" w:cs="Arial Narrow"/>
           <w:b/>
           <w:bCs/>
           <w:sz w:val="16"/>
@@ -4516,7 +5264,7 @@
         <w:ind w:left="567" w:right="-1" w:hanging="567"/>
         <w:jc w:val="both"/>
         <w:rPr>
-          <w:rFonts w:ascii="Arial Narrow" w:eastAsia="Arial Narrow" w:hAnsi="Arial Narrow" w:cs="Arial"/>
+          <w:rFonts w:ascii="Arial Narrow" w:eastAsia="Arial Narrow" w:hAnsi="Arial Narrow" w:cs="Arial Narrow"/>
           <w:b/>
           <w:bCs/>
           <w:sz w:val="16"/>
@@ -4525,7 +5273,7 @@
       </w:pPr>
       <w:r>
         <w:rPr>
-          <w:rFonts w:ascii="Arial Narrow" w:eastAsia="Arial Narrow" w:hAnsi="Arial Narrow" w:cs="Arial"/>
+          <w:rFonts w:ascii="Arial Narrow" w:eastAsia="Arial Narrow" w:hAnsi="Arial Narrow" w:cs="Arial Narrow"/>
           <w:b/>
           <w:bCs/>
           <w:sz w:val="16"/>
@@ -4544,14 +5292,14 @@
         <w:ind w:left="567" w:right="-1" w:hanging="567"/>
         <w:jc w:val="both"/>
         <w:rPr>
-          <w:rFonts w:ascii="Arial Narrow" w:eastAsia="Arial Narrow" w:hAnsi="Arial Narrow" w:cs="Arial"/>
-          <w:sz w:val="16"/>
-          <w:szCs w:val="16"/>
-        </w:rPr>
-      </w:pPr>
-      <w:r>
-        <w:rPr>
-          <w:rFonts w:ascii="Arial Narrow" w:eastAsia="Arial Narrow" w:hAnsi="Arial Narrow" w:cs="Arial"/>
+          <w:rFonts w:ascii="Arial Narrow" w:eastAsia="Arial Narrow" w:hAnsi="Arial Narrow" w:cs="Arial Narrow"/>
+          <w:sz w:val="16"/>
+          <w:szCs w:val="16"/>
+        </w:rPr>
+      </w:pPr>
+      <w:r>
+        <w:rPr>
+          <w:rFonts w:ascii="Arial Narrow" w:eastAsia="Arial Narrow" w:hAnsi="Arial Narrow" w:cs="Arial Narrow"/>
           <w:sz w:val="16"/>
           <w:szCs w:val="16"/>
         </w:rPr>
@@ -4568,14 +5316,14 @@
         <w:ind w:left="567" w:right="-1" w:hanging="567"/>
         <w:jc w:val="both"/>
         <w:rPr>
-          <w:rFonts w:ascii="Arial Narrow" w:eastAsia="Arial Narrow" w:hAnsi="Arial Narrow" w:cs="Arial"/>
-          <w:sz w:val="16"/>
-          <w:szCs w:val="16"/>
-        </w:rPr>
-      </w:pPr>
-      <w:r>
-        <w:rPr>
-          <w:rFonts w:ascii="Arial Narrow" w:eastAsia="Arial Narrow" w:hAnsi="Arial Narrow" w:cs="Arial"/>
+          <w:rFonts w:ascii="Arial Narrow" w:eastAsia="Arial Narrow" w:hAnsi="Arial Narrow" w:cs="Arial Narrow"/>
+          <w:sz w:val="16"/>
+          <w:szCs w:val="16"/>
+        </w:rPr>
+      </w:pPr>
+      <w:r>
+        <w:rPr>
+          <w:rFonts w:ascii="Arial Narrow" w:eastAsia="Arial Narrow" w:hAnsi="Arial Narrow" w:cs="Arial Narrow"/>
           <w:sz w:val="16"/>
           <w:szCs w:val="16"/>
         </w:rPr>
@@ -4592,7 +5340,7 @@
         <w:ind w:left="567" w:right="-1" w:hanging="567"/>
         <w:jc w:val="both"/>
         <w:rPr>
-          <w:rFonts w:ascii="Arial Narrow" w:eastAsia="Arial Narrow" w:hAnsi="Arial Narrow" w:cs="Arial"/>
+          <w:rFonts w:ascii="Arial Narrow" w:eastAsia="Arial Narrow" w:hAnsi="Arial Narrow" w:cs="Arial Narrow"/>
           <w:sz w:val="16"/>
           <w:szCs w:val="16"/>
         </w:rPr>
@@ -4607,7 +5355,7 @@
         <w:ind w:left="567" w:right="-1" w:hanging="567"/>
         <w:jc w:val="both"/>
         <w:rPr>
-          <w:rFonts w:ascii="Arial Narrow" w:eastAsia="Arial Narrow" w:hAnsi="Arial Narrow" w:cs="Arial"/>
+          <w:rFonts w:ascii="Arial Narrow" w:eastAsia="Arial Narrow" w:hAnsi="Arial Narrow" w:cs="Arial Narrow"/>
           <w:b/>
           <w:bCs/>
           <w:sz w:val="16"/>
@@ -4616,7 +5364,7 @@
       </w:pPr>
       <w:r>
         <w:rPr>
-          <w:rFonts w:ascii="Arial Narrow" w:eastAsia="Arial Narrow" w:hAnsi="Arial Narrow" w:cs="Arial"/>
+          <w:rFonts w:ascii="Arial Narrow" w:eastAsia="Arial Narrow" w:hAnsi="Arial Narrow" w:cs="Arial Narrow"/>
           <w:sz w:val="16"/>
           <w:szCs w:val="16"/>
         </w:rPr>
@@ -4624,7 +5372,7 @@
       </w:r>
       <w:r>
         <w:rPr>
-          <w:rFonts w:ascii="Arial Narrow" w:eastAsia="Arial Narrow" w:hAnsi="Arial Narrow" w:cs="Arial"/>
+          <w:rFonts w:ascii="Arial Narrow" w:eastAsia="Arial Narrow" w:hAnsi="Arial Narrow" w:cs="Arial Narrow"/>
           <w:b/>
           <w:bCs/>
           <w:sz w:val="16"/>
@@ -4642,14 +5390,14 @@
         <w:ind w:left="567" w:right="-1" w:hanging="567"/>
         <w:jc w:val="both"/>
         <w:rPr>
-          <w:rFonts w:ascii="Arial Narrow" w:eastAsia="Arial Narrow" w:hAnsi="Arial Narrow" w:cs="Arial"/>
-          <w:sz w:val="16"/>
-          <w:szCs w:val="16"/>
-        </w:rPr>
-      </w:pPr>
-      <w:r>
-        <w:rPr>
-          <w:rFonts w:ascii="Arial Narrow" w:eastAsia="Arial Narrow" w:hAnsi="Arial Narrow" w:cs="Arial"/>
+          <w:rFonts w:ascii="Arial Narrow" w:eastAsia="Arial Narrow" w:hAnsi="Arial Narrow" w:cs="Arial Narrow"/>
+          <w:sz w:val="16"/>
+          <w:szCs w:val="16"/>
+        </w:rPr>
+      </w:pPr>
+      <w:r>
+        <w:rPr>
+          <w:rFonts w:ascii="Arial Narrow" w:eastAsia="Arial Narrow" w:hAnsi="Arial Narrow" w:cs="Arial Narrow"/>
           <w:b/>
           <w:bCs/>
           <w:sz w:val="16"/>
@@ -4660,7 +5408,7 @@
       </w:r>
       <w:r>
         <w:rPr>
-          <w:rFonts w:ascii="Arial Narrow" w:eastAsia="Arial Narrow" w:hAnsi="Arial Narrow" w:cs="Arial"/>
+          <w:rFonts w:ascii="Arial Narrow" w:eastAsia="Arial Narrow" w:hAnsi="Arial Narrow" w:cs="Arial Narrow"/>
           <w:sz w:val="16"/>
           <w:szCs w:val="16"/>
         </w:rPr>
@@ -4669,7 +5417,7 @@
       <w:proofErr w:type="gramStart"/>
       <w:r>
         <w:rPr>
-          <w:rFonts w:ascii="Arial Narrow" w:eastAsia="Arial Narrow" w:hAnsi="Arial Narrow" w:cs="Arial"/>
+          <w:rFonts w:ascii="Arial Narrow" w:eastAsia="Arial Narrow" w:hAnsi="Arial Narrow" w:cs="Arial Narrow"/>
           <w:sz w:val="16"/>
           <w:szCs w:val="16"/>
         </w:rPr>
@@ -4678,7 +5426,7 @@
       <w:proofErr w:type="gramEnd"/>
       <w:r>
         <w:rPr>
-          <w:rFonts w:ascii="Arial Narrow" w:eastAsia="Arial Narrow" w:hAnsi="Arial Narrow" w:cs="Arial"/>
+          <w:rFonts w:ascii="Arial Narrow" w:eastAsia="Arial Narrow" w:hAnsi="Arial Narrow" w:cs="Arial Narrow"/>
           <w:sz w:val="16"/>
           <w:szCs w:val="16"/>
         </w:rPr>
@@ -4694,14 +5442,14 @@
         <w:ind w:left="567" w:right="-1" w:hanging="567"/>
         <w:jc w:val="both"/>
         <w:rPr>
-          <w:rFonts w:ascii="Arial Narrow" w:eastAsia="Arial Narrow" w:hAnsi="Arial Narrow" w:cs="Arial"/>
-          <w:sz w:val="16"/>
-          <w:szCs w:val="16"/>
-        </w:rPr>
-      </w:pPr>
-      <w:r>
-        <w:rPr>
-          <w:rFonts w:ascii="Arial Narrow" w:eastAsia="Arial Narrow" w:hAnsi="Arial Narrow" w:cs="Arial"/>
+          <w:rFonts w:ascii="Arial Narrow" w:eastAsia="Arial Narrow" w:hAnsi="Arial Narrow" w:cs="Arial Narrow"/>
+          <w:sz w:val="16"/>
+          <w:szCs w:val="16"/>
+        </w:rPr>
+      </w:pPr>
+      <w:r>
+        <w:rPr>
+          <w:rFonts w:ascii="Arial Narrow" w:eastAsia="Arial Narrow" w:hAnsi="Arial Narrow" w:cs="Arial Narrow"/>
           <w:sz w:val="16"/>
           <w:szCs w:val="16"/>
         </w:rPr>
@@ -4718,7 +5466,7 @@
         <w:ind w:left="567" w:right="-1" w:hanging="567"/>
         <w:jc w:val="both"/>
         <w:rPr>
-          <w:rFonts w:ascii="Arial Narrow" w:eastAsia="Arial Narrow" w:hAnsi="Arial Narrow" w:cs="Arial"/>
+          <w:rFonts w:ascii="Arial Narrow" w:eastAsia="Arial Narrow" w:hAnsi="Arial Narrow" w:cs="Arial Narrow"/>
           <w:sz w:val="16"/>
           <w:szCs w:val="16"/>
         </w:rPr>
@@ -4733,14 +5481,14 @@
         <w:ind w:left="567" w:right="-1" w:hanging="567"/>
         <w:jc w:val="both"/>
         <w:rPr>
-          <w:rFonts w:ascii="Arial Narrow" w:eastAsia="Arial Narrow" w:hAnsi="Arial Narrow" w:cs="Arial"/>
-          <w:sz w:val="16"/>
-          <w:szCs w:val="16"/>
-        </w:rPr>
-      </w:pPr>
-      <w:r>
-        <w:rPr>
-          <w:rFonts w:ascii="Arial Narrow" w:eastAsia="Arial Narrow" w:hAnsi="Arial Narrow" w:cs="Arial"/>
+          <w:rFonts w:ascii="Arial Narrow" w:eastAsia="Arial Narrow" w:hAnsi="Arial Narrow" w:cs="Arial Narrow"/>
+          <w:sz w:val="16"/>
+          <w:szCs w:val="16"/>
+        </w:rPr>
+      </w:pPr>
+      <w:r>
+        <w:rPr>
+          <w:rFonts w:ascii="Arial Narrow" w:eastAsia="Arial Narrow" w:hAnsi="Arial Narrow" w:cs="Arial Narrow"/>
           <w:sz w:val="16"/>
           <w:szCs w:val="16"/>
         </w:rPr>
@@ -4749,7 +5497,7 @@
       </w:r>
       <w:r>
         <w:rPr>
-          <w:rFonts w:ascii="Arial Narrow" w:eastAsia="Arial Narrow" w:hAnsi="Arial Narrow" w:cs="Arial"/>
+          <w:rFonts w:ascii="Arial Narrow" w:eastAsia="Arial Narrow" w:hAnsi="Arial Narrow" w:cs="Arial Narrow"/>
           <w:b/>
           <w:bCs/>
           <w:sz w:val="16"/>
@@ -4759,7 +5507,7 @@
       </w:r>
       <w:r>
         <w:rPr>
-          <w:rFonts w:ascii="Arial Narrow" w:eastAsia="Arial Narrow" w:hAnsi="Arial Narrow" w:cs="Arial"/>
+          <w:rFonts w:ascii="Arial Narrow" w:eastAsia="Arial Narrow" w:hAnsi="Arial Narrow" w:cs="Arial Narrow"/>
           <w:sz w:val="16"/>
           <w:szCs w:val="16"/>
         </w:rPr>
@@ -4768,7 +5516,7 @@
       <w:proofErr w:type="gramStart"/>
       <w:r>
         <w:rPr>
-          <w:rFonts w:ascii="Arial Narrow" w:eastAsia="Arial Narrow" w:hAnsi="Arial Narrow" w:cs="Arial"/>
+          <w:rFonts w:ascii="Arial Narrow" w:eastAsia="Arial Narrow" w:hAnsi="Arial Narrow" w:cs="Arial Narrow"/>
           <w:sz w:val="16"/>
           <w:szCs w:val="16"/>
         </w:rPr>
@@ -4777,7 +5525,7 @@
       <w:proofErr w:type="gramEnd"/>
       <w:r>
         <w:rPr>
-          <w:rFonts w:ascii="Arial Narrow" w:eastAsia="Arial Narrow" w:hAnsi="Arial Narrow" w:cs="Arial"/>
+          <w:rFonts w:ascii="Arial Narrow" w:eastAsia="Arial Narrow" w:hAnsi="Arial Narrow" w:cs="Arial Narrow"/>
           <w:sz w:val="16"/>
           <w:szCs w:val="16"/>
         </w:rPr>
@@ -4793,14 +5541,14 @@
         <w:ind w:left="567" w:right="-1" w:hanging="567"/>
         <w:jc w:val="both"/>
         <w:rPr>
-          <w:rFonts w:ascii="Arial Narrow" w:eastAsia="Arial Narrow" w:hAnsi="Arial Narrow" w:cs="Arial"/>
-          <w:sz w:val="16"/>
-          <w:szCs w:val="16"/>
-        </w:rPr>
-      </w:pPr>
-      <w:r>
-        <w:rPr>
-          <w:rFonts w:ascii="Arial Narrow" w:eastAsia="Arial Narrow" w:hAnsi="Arial Narrow" w:cs="Arial"/>
+          <w:rFonts w:ascii="Arial Narrow" w:eastAsia="Arial Narrow" w:hAnsi="Arial Narrow" w:cs="Arial Narrow"/>
+          <w:sz w:val="16"/>
+          <w:szCs w:val="16"/>
+        </w:rPr>
+      </w:pPr>
+      <w:r>
+        <w:rPr>
+          <w:rFonts w:ascii="Arial Narrow" w:eastAsia="Arial Narrow" w:hAnsi="Arial Narrow" w:cs="Arial Narrow"/>
           <w:sz w:val="16"/>
           <w:szCs w:val="16"/>
         </w:rPr>
@@ -4817,14 +5565,14 @@
         <w:ind w:left="567" w:right="-1" w:hanging="567"/>
         <w:jc w:val="both"/>
         <w:rPr>
-          <w:rFonts w:ascii="Arial Narrow" w:eastAsia="Arial Narrow" w:hAnsi="Arial Narrow" w:cs="Arial"/>
-          <w:sz w:val="16"/>
-          <w:szCs w:val="16"/>
-        </w:rPr>
-      </w:pPr>
-      <w:r>
-        <w:rPr>
-          <w:rFonts w:ascii="Arial Narrow" w:eastAsia="Arial Narrow" w:hAnsi="Arial Narrow" w:cs="Arial"/>
+          <w:rFonts w:ascii="Arial Narrow" w:eastAsia="Arial Narrow" w:hAnsi="Arial Narrow" w:cs="Arial Narrow"/>
+          <w:sz w:val="16"/>
+          <w:szCs w:val="16"/>
+        </w:rPr>
+      </w:pPr>
+      <w:r>
+        <w:rPr>
+          <w:rFonts w:ascii="Arial Narrow" w:eastAsia="Arial Narrow" w:hAnsi="Arial Narrow" w:cs="Arial Narrow"/>
           <w:sz w:val="16"/>
           <w:szCs w:val="16"/>
         </w:rPr>
@@ -4832,7 +5580,7 @@
       </w:r>
       <w:r>
         <w:rPr>
-          <w:rFonts w:ascii="Arial Narrow" w:eastAsia="Arial Narrow" w:hAnsi="Arial Narrow" w:cs="Arial"/>
+          <w:rFonts w:ascii="Arial Narrow" w:eastAsia="Arial Narrow" w:hAnsi="Arial Narrow" w:cs="Arial Narrow"/>
           <w:sz w:val="16"/>
           <w:szCs w:val="16"/>
         </w:rPr>
@@ -4848,14 +5596,14 @@
         <w:ind w:left="567" w:right="-1" w:hanging="567"/>
         <w:jc w:val="both"/>
         <w:rPr>
-          <w:rFonts w:ascii="Arial Narrow" w:eastAsia="Arial Narrow" w:hAnsi="Arial Narrow" w:cs="Arial"/>
-          <w:sz w:val="16"/>
-          <w:szCs w:val="16"/>
-        </w:rPr>
-      </w:pPr>
-      <w:r>
-        <w:rPr>
-          <w:rFonts w:ascii="Arial Narrow" w:eastAsia="Arial Narrow" w:hAnsi="Arial Narrow" w:cs="Arial"/>
+          <w:rFonts w:ascii="Arial Narrow" w:eastAsia="Arial Narrow" w:hAnsi="Arial Narrow" w:cs="Arial Narrow"/>
+          <w:sz w:val="16"/>
+          <w:szCs w:val="16"/>
+        </w:rPr>
+      </w:pPr>
+      <w:r>
+        <w:rPr>
+          <w:rFonts w:ascii="Arial Narrow" w:eastAsia="Arial Narrow" w:hAnsi="Arial Narrow" w:cs="Arial Narrow"/>
           <w:sz w:val="16"/>
           <w:szCs w:val="16"/>
         </w:rPr>
@@ -4863,7 +5611,7 @@
       </w:r>
       <w:r>
         <w:rPr>
-          <w:rFonts w:ascii="Arial Narrow" w:eastAsia="Arial Narrow" w:hAnsi="Arial Narrow" w:cs="Arial"/>
+          <w:rFonts w:ascii="Arial Narrow" w:eastAsia="Arial Narrow" w:hAnsi="Arial Narrow" w:cs="Arial Narrow"/>
           <w:sz w:val="16"/>
           <w:szCs w:val="16"/>
         </w:rPr>
@@ -4879,7 +5627,9 @@
         <w:ind w:left="567" w:right="-1" w:hanging="567"/>
         <w:jc w:val="both"/>
         <w:rPr>
-          <w:rFonts w:ascii="Arial Narrow" w:eastAsia="Arial Narrow" w:hAnsi="Arial Narrow" w:cs="Arial"/>
+          <w:rFonts w:ascii="Arial Narrow" w:eastAsia="Arial Narrow" w:hAnsi="Arial Narrow" w:cs="Arial Narrow"/>
+          <w:b/>
+          <w:bCs/>
           <w:sz w:val="16"/>
           <w:szCs w:val="16"/>
         </w:rPr>
@@ -4896,7 +5646,7 @@
         <w:ind w:left="567" w:right="-1" w:hanging="567"/>
         <w:jc w:val="both"/>
         <w:rPr>
-          <w:rFonts w:ascii="Arial Narrow" w:eastAsia="Arial Narrow" w:hAnsi="Arial Narrow" w:cs="Arial"/>
+          <w:rFonts w:ascii="Arial Narrow" w:eastAsia="Arial Narrow" w:hAnsi="Arial Narrow" w:cs="Arial Narrow"/>
           <w:b/>
           <w:bCs/>
           <w:sz w:val="16"/>
@@ -4906,7 +5656,7 @@
       <w:r>
         <w:rPr>
           <w:rStyle w:val="Refdenotaalpie"/>
-          <w:rFonts w:ascii="Arial Narrow" w:hAnsi="Arial Narrow" w:cs="Arial"/>
+          <w:rFonts w:ascii="Arial Narrow" w:eastAsia="Arial Narrow" w:hAnsi="Arial Narrow" w:cs="Arial Narrow"/>
           <w:sz w:val="16"/>
           <w:szCs w:val="16"/>
           <w:vertAlign w:val="superscript"/>
@@ -4915,7 +5665,7 @@
       </w:r>
       <w:r>
         <w:rPr>
-          <w:rFonts w:ascii="Arial Narrow" w:hAnsi="Arial Narrow" w:cs="Arial"/>
+          <w:rFonts w:ascii="Arial Narrow" w:eastAsia="Arial Narrow" w:hAnsi="Arial Narrow" w:cs="Arial Narrow"/>
           <w:sz w:val="16"/>
           <w:szCs w:val="16"/>
         </w:rPr>
@@ -4923,7 +5673,7 @@
       </w:r>
       <w:r>
         <w:rPr>
-          <w:rFonts w:ascii="Arial Narrow" w:hAnsi="Arial Narrow" w:cs="Arial"/>
+          <w:rFonts w:ascii="Arial Narrow" w:eastAsia="Arial Narrow" w:hAnsi="Arial Narrow" w:cs="Arial Narrow"/>
           <w:sz w:val="16"/>
           <w:szCs w:val="16"/>
         </w:rPr>
@@ -4931,7 +5681,7 @@
       </w:r>
       <w:r>
         <w:rPr>
-          <w:rFonts w:ascii="Arial Narrow" w:eastAsia="Arial Narrow" w:hAnsi="Arial Narrow" w:cs="Arial"/>
+          <w:rFonts w:ascii="Arial Narrow" w:eastAsia="Arial Narrow" w:hAnsi="Arial Narrow" w:cs="Arial Narrow"/>
           <w:b/>
           <w:bCs/>
           <w:sz w:val="16"/>
@@ -4949,7 +5699,7 @@
         <w:ind w:left="567" w:right="-1" w:hanging="567"/>
         <w:jc w:val="both"/>
         <w:rPr>
-          <w:rFonts w:ascii="Arial Narrow" w:eastAsia="Arial Narrow" w:hAnsi="Arial Narrow" w:cs="Arial"/>
+          <w:rFonts w:ascii="Arial Narrow" w:eastAsia="Arial Narrow" w:hAnsi="Arial Narrow" w:cs="Arial Narrow"/>
           <w:b/>
           <w:bCs/>
           <w:sz w:val="16"/>
@@ -4958,7 +5708,7 @@
       </w:pPr>
       <w:r>
         <w:rPr>
-          <w:rFonts w:ascii="Arial Narrow" w:eastAsia="Arial Narrow" w:hAnsi="Arial Narrow" w:cs="Arial"/>
+          <w:rFonts w:ascii="Arial Narrow" w:eastAsia="Arial Narrow" w:hAnsi="Arial Narrow" w:cs="Arial Narrow"/>
           <w:b/>
           <w:bCs/>
           <w:sz w:val="16"/>
@@ -4977,14 +5727,14 @@
         <w:ind w:left="567" w:right="-1" w:hanging="567"/>
         <w:jc w:val="both"/>
         <w:rPr>
-          <w:rFonts w:ascii="Arial Narrow" w:eastAsia="Arial Narrow" w:hAnsi="Arial Narrow" w:cs="Arial"/>
-          <w:sz w:val="16"/>
-          <w:szCs w:val="16"/>
-        </w:rPr>
-      </w:pPr>
-      <w:r>
-        <w:rPr>
-          <w:rFonts w:ascii="Arial Narrow" w:eastAsia="Arial Narrow" w:hAnsi="Arial Narrow" w:cs="Arial"/>
+          <w:rFonts w:ascii="Arial Narrow" w:eastAsia="Arial Narrow" w:hAnsi="Arial Narrow" w:cs="Arial Narrow"/>
+          <w:sz w:val="16"/>
+          <w:szCs w:val="16"/>
+        </w:rPr>
+      </w:pPr>
+      <w:r>
+        <w:rPr>
+          <w:rFonts w:ascii="Arial Narrow" w:eastAsia="Arial Narrow" w:hAnsi="Arial Narrow" w:cs="Arial Narrow"/>
           <w:sz w:val="16"/>
           <w:szCs w:val="16"/>
         </w:rPr>
@@ -5001,14 +5751,14 @@
         <w:ind w:left="567" w:right="-1" w:hanging="567"/>
         <w:jc w:val="both"/>
         <w:rPr>
-          <w:rFonts w:ascii="Arial Narrow" w:eastAsia="Arial Narrow" w:hAnsi="Arial Narrow" w:cs="Arial"/>
-          <w:sz w:val="16"/>
-          <w:szCs w:val="16"/>
-        </w:rPr>
-      </w:pPr>
-      <w:r>
-        <w:rPr>
-          <w:rFonts w:ascii="Arial Narrow" w:eastAsia="Arial Narrow" w:hAnsi="Arial Narrow" w:cs="Arial"/>
+          <w:rFonts w:ascii="Arial Narrow" w:eastAsia="Arial Narrow" w:hAnsi="Arial Narrow" w:cs="Arial Narrow"/>
+          <w:sz w:val="16"/>
+          <w:szCs w:val="16"/>
+        </w:rPr>
+      </w:pPr>
+      <w:r>
+        <w:rPr>
+          <w:rFonts w:ascii="Arial Narrow" w:eastAsia="Arial Narrow" w:hAnsi="Arial Narrow" w:cs="Arial Narrow"/>
           <w:sz w:val="16"/>
           <w:szCs w:val="16"/>
         </w:rPr>
@@ -5025,7 +5775,7 @@
         <w:ind w:left="567" w:right="-1" w:hanging="567"/>
         <w:jc w:val="both"/>
         <w:rPr>
-          <w:rFonts w:ascii="Arial Narrow" w:eastAsia="Arial Narrow" w:hAnsi="Arial Narrow" w:cs="Arial"/>
+          <w:rFonts w:ascii="Arial Narrow" w:eastAsia="Arial Narrow" w:hAnsi="Arial Narrow" w:cs="Arial Narrow"/>
           <w:b/>
           <w:bCs/>
           <w:sz w:val="16"/>
@@ -5034,7 +5784,7 @@
       </w:pPr>
       <w:r>
         <w:rPr>
-          <w:rFonts w:ascii="Arial Narrow" w:eastAsia="Arial Narrow" w:hAnsi="Arial Narrow" w:cs="Arial"/>
+          <w:rFonts w:ascii="Arial Narrow" w:eastAsia="Arial Narrow" w:hAnsi="Arial Narrow" w:cs="Arial Narrow"/>
           <w:b/>
           <w:bCs/>
           <w:sz w:val="16"/>
@@ -5052,7 +5802,7 @@
         <w:ind w:left="567" w:right="-1" w:hanging="567"/>
         <w:jc w:val="both"/>
         <w:rPr>
-          <w:rFonts w:ascii="Arial Narrow" w:eastAsia="Arial Narrow" w:hAnsi="Arial Narrow" w:cs="Arial"/>
+          <w:rFonts w:ascii="Arial Narrow" w:eastAsia="Arial Narrow" w:hAnsi="Arial Narrow" w:cs="Arial Narrow"/>
           <w:b/>
           <w:bCs/>
           <w:sz w:val="16"/>
@@ -5061,7 +5811,7 @@
       </w:pPr>
       <w:r>
         <w:rPr>
-          <w:rFonts w:ascii="Arial Narrow" w:eastAsia="Arial Narrow" w:hAnsi="Arial Narrow" w:cs="Arial"/>
+          <w:rFonts w:ascii="Arial Narrow" w:eastAsia="Arial Narrow" w:hAnsi="Arial Narrow" w:cs="Arial Narrow"/>
           <w:b/>
           <w:bCs/>
           <w:sz w:val="16"/>
@@ -5080,14 +5830,14 @@
         <w:ind w:left="567" w:right="-1" w:hanging="567"/>
         <w:jc w:val="both"/>
         <w:rPr>
-          <w:rFonts w:ascii="Arial Narrow" w:eastAsia="Arial Narrow" w:hAnsi="Arial Narrow" w:cs="Arial"/>
-          <w:sz w:val="16"/>
-          <w:szCs w:val="16"/>
-        </w:rPr>
-      </w:pPr>
-      <w:r>
-        <w:rPr>
-          <w:rFonts w:ascii="Arial Narrow" w:eastAsia="Arial Narrow" w:hAnsi="Arial Narrow" w:cs="Arial"/>
+          <w:rFonts w:ascii="Arial Narrow" w:eastAsia="Arial Narrow" w:hAnsi="Arial Narrow" w:cs="Arial Narrow"/>
+          <w:sz w:val="16"/>
+          <w:szCs w:val="16"/>
+        </w:rPr>
+      </w:pPr>
+      <w:r>
+        <w:rPr>
+          <w:rFonts w:ascii="Arial Narrow" w:eastAsia="Arial Narrow" w:hAnsi="Arial Narrow" w:cs="Arial Narrow"/>
           <w:sz w:val="16"/>
           <w:szCs w:val="16"/>
         </w:rPr>
@@ -5104,7 +5854,9 @@
         <w:ind w:left="567" w:right="-1" w:hanging="567"/>
         <w:jc w:val="both"/>
         <w:rPr>
-          <w:rFonts w:ascii="Arial Narrow" w:eastAsia="Arial Narrow" w:hAnsi="Arial Narrow" w:cs="Arial"/>
+          <w:rFonts w:ascii="Arial Narrow" w:eastAsia="Arial Narrow" w:hAnsi="Arial Narrow" w:cs="Arial Narrow"/>
+          <w:b/>
+          <w:bCs/>
           <w:sz w:val="16"/>
           <w:szCs w:val="16"/>
         </w:rPr>
@@ -5121,7 +5873,7 @@
         <w:ind w:left="567" w:right="-1" w:hanging="567"/>
         <w:jc w:val="both"/>
         <w:rPr>
-          <w:rFonts w:ascii="Arial Narrow" w:eastAsia="Arial Narrow" w:hAnsi="Arial Narrow" w:cs="Arial"/>
+          <w:rFonts w:ascii="Arial Narrow" w:eastAsia="Arial Narrow" w:hAnsi="Arial Narrow" w:cs="Arial Narrow"/>
           <w:b/>
           <w:bCs/>
           <w:sz w:val="16"/>
@@ -5131,7 +5883,7 @@
       <w:r>
         <w:rPr>
           <w:rStyle w:val="Refdenotaalpie"/>
-          <w:rFonts w:ascii="Arial Narrow" w:hAnsi="Arial Narrow" w:cs="Arial"/>
+          <w:rFonts w:ascii="Arial Narrow" w:eastAsia="Arial Narrow" w:hAnsi="Arial Narrow" w:cs="Arial Narrow"/>
           <w:sz w:val="16"/>
           <w:szCs w:val="16"/>
           <w:vertAlign w:val="superscript"/>
@@ -5140,7 +5892,7 @@
       </w:r>
       <w:r>
         <w:rPr>
-          <w:rFonts w:ascii="Arial Narrow" w:hAnsi="Arial Narrow" w:cs="Arial"/>
+          <w:rFonts w:ascii="Arial Narrow" w:eastAsia="Arial Narrow" w:hAnsi="Arial Narrow" w:cs="Arial Narrow"/>
           <w:sz w:val="16"/>
           <w:szCs w:val="16"/>
         </w:rPr>
@@ -5148,7 +5900,7 @@
       </w:r>
       <w:r>
         <w:rPr>
-          <w:rFonts w:ascii="Arial Narrow" w:hAnsi="Arial Narrow" w:cs="Arial"/>
+          <w:rFonts w:ascii="Arial Narrow" w:eastAsia="Arial Narrow" w:hAnsi="Arial Narrow" w:cs="Arial Narrow"/>
           <w:sz w:val="16"/>
           <w:szCs w:val="16"/>
         </w:rPr>
@@ -5156,7 +5908,7 @@
       </w:r>
       <w:r>
         <w:rPr>
-          <w:rFonts w:ascii="Arial Narrow" w:hAnsi="Arial Narrow" w:cs="Arial"/>
+          <w:rFonts w:ascii="Arial Narrow" w:eastAsia="Arial Narrow" w:hAnsi="Arial Narrow" w:cs="Arial Narrow"/>
           <w:sz w:val="16"/>
           <w:szCs w:val="16"/>
         </w:rPr>
@@ -5164,7 +5916,7 @@
       </w:r>
       <w:r>
         <w:rPr>
-          <w:rFonts w:ascii="Arial Narrow" w:eastAsia="Arial Narrow" w:hAnsi="Arial Narrow" w:cs="Arial"/>
+          <w:rFonts w:ascii="Arial Narrow" w:eastAsia="Arial Narrow" w:hAnsi="Arial Narrow" w:cs="Arial Narrow"/>
           <w:b/>
           <w:bCs/>
           <w:sz w:val="16"/>
@@ -5179,14 +5931,14 @@
         <w:ind w:left="567" w:right="-1"/>
         <w:jc w:val="both"/>
         <w:rPr>
-          <w:rFonts w:ascii="Arial Narrow" w:eastAsia="Arial Narrow" w:hAnsi="Arial Narrow" w:cs="Arial"/>
-          <w:sz w:val="16"/>
-          <w:szCs w:val="16"/>
-        </w:rPr>
-      </w:pPr>
-      <w:r>
-        <w:rPr>
-          <w:rFonts w:ascii="Arial Narrow" w:eastAsia="Arial Narrow" w:hAnsi="Arial Narrow" w:cs="Arial"/>
+          <w:rFonts w:ascii="Arial Narrow" w:eastAsia="Arial Narrow" w:hAnsi="Arial Narrow" w:cs="Arial Narrow"/>
+          <w:sz w:val="16"/>
+          <w:szCs w:val="16"/>
+        </w:rPr>
+      </w:pPr>
+      <w:r>
+        <w:rPr>
+          <w:rFonts w:ascii="Arial Narrow" w:eastAsia="Arial Narrow" w:hAnsi="Arial Narrow" w:cs="Arial Narrow"/>
           <w:b/>
           <w:bCs/>
           <w:sz w:val="16"/>
@@ -5196,7 +5948,7 @@
       </w:r>
       <w:r>
         <w:rPr>
-          <w:rFonts w:ascii="Arial Narrow" w:eastAsia="Arial Narrow" w:hAnsi="Arial Narrow" w:cs="Arial"/>
+          <w:rFonts w:ascii="Arial Narrow" w:eastAsia="Arial Narrow" w:hAnsi="Arial Narrow" w:cs="Arial Narrow"/>
           <w:sz w:val="16"/>
           <w:szCs w:val="16"/>
         </w:rPr>
@@ -5209,14 +5961,14 @@
         <w:ind w:left="567" w:right="-1"/>
         <w:jc w:val="both"/>
         <w:rPr>
-          <w:rFonts w:ascii="Arial Narrow" w:eastAsia="Arial Narrow" w:hAnsi="Arial Narrow" w:cs="Arial"/>
-          <w:sz w:val="16"/>
-          <w:szCs w:val="16"/>
-        </w:rPr>
-      </w:pPr>
-      <w:r>
-        <w:rPr>
-          <w:rFonts w:ascii="Arial Narrow" w:eastAsia="Arial Narrow" w:hAnsi="Arial Narrow" w:cs="Arial"/>
+          <w:rFonts w:ascii="Arial Narrow" w:eastAsia="Arial Narrow" w:hAnsi="Arial Narrow" w:cs="Arial Narrow"/>
+          <w:sz w:val="16"/>
+          <w:szCs w:val="16"/>
+        </w:rPr>
+      </w:pPr>
+      <w:r>
+        <w:rPr>
+          <w:rFonts w:ascii="Arial Narrow" w:eastAsia="Arial Narrow" w:hAnsi="Arial Narrow" w:cs="Arial Narrow"/>
           <w:sz w:val="16"/>
           <w:szCs w:val="16"/>
         </w:rPr>
@@ -5229,14 +5981,14 @@
         <w:ind w:left="567" w:right="-1"/>
         <w:jc w:val="both"/>
         <w:rPr>
-          <w:rFonts w:ascii="Arial Narrow" w:eastAsia="Arial Narrow" w:hAnsi="Arial Narrow" w:cs="Arial"/>
-          <w:sz w:val="16"/>
-          <w:szCs w:val="16"/>
-        </w:rPr>
-      </w:pPr>
-      <w:r>
-        <w:rPr>
-          <w:rFonts w:ascii="Arial Narrow" w:eastAsia="Arial Narrow" w:hAnsi="Arial Narrow" w:cs="Arial"/>
+          <w:rFonts w:ascii="Arial Narrow" w:eastAsia="Arial Narrow" w:hAnsi="Arial Narrow" w:cs="Arial Narrow"/>
+          <w:sz w:val="16"/>
+          <w:szCs w:val="16"/>
+        </w:rPr>
+      </w:pPr>
+      <w:r>
+        <w:rPr>
+          <w:rFonts w:ascii="Arial Narrow" w:eastAsia="Arial Narrow" w:hAnsi="Arial Narrow" w:cs="Arial Narrow"/>
           <w:sz w:val="16"/>
           <w:szCs w:val="16"/>
         </w:rPr>
@@ -5249,14 +6001,14 @@
         <w:ind w:left="567" w:right="-1"/>
         <w:jc w:val="both"/>
         <w:rPr>
-          <w:rFonts w:ascii="Arial Narrow" w:eastAsia="Arial Narrow" w:hAnsi="Arial Narrow" w:cs="Arial"/>
-          <w:sz w:val="16"/>
-          <w:szCs w:val="16"/>
-        </w:rPr>
-      </w:pPr>
-      <w:r>
-        <w:rPr>
-          <w:rFonts w:ascii="Arial Narrow" w:eastAsia="Arial Narrow" w:hAnsi="Arial Narrow" w:cs="Arial"/>
+          <w:rFonts w:ascii="Arial Narrow" w:eastAsia="Arial Narrow" w:hAnsi="Arial Narrow" w:cs="Arial Narrow"/>
+          <w:sz w:val="16"/>
+          <w:szCs w:val="16"/>
+        </w:rPr>
+      </w:pPr>
+      <w:r>
+        <w:rPr>
+          <w:rFonts w:ascii="Arial Narrow" w:eastAsia="Arial Narrow" w:hAnsi="Arial Narrow" w:cs="Arial Narrow"/>
           <w:sz w:val="16"/>
           <w:szCs w:val="16"/>
         </w:rPr>
@@ -5269,14 +6021,14 @@
         <w:ind w:left="567" w:right="-1"/>
         <w:jc w:val="both"/>
         <w:rPr>
-          <w:rFonts w:ascii="Arial Narrow" w:eastAsia="Arial Narrow" w:hAnsi="Arial Narrow" w:cs="Arial"/>
-          <w:sz w:val="16"/>
-          <w:szCs w:val="16"/>
-        </w:rPr>
-      </w:pPr>
-      <w:r>
-        <w:rPr>
-          <w:rFonts w:ascii="Arial Narrow" w:eastAsia="Arial Narrow" w:hAnsi="Arial Narrow" w:cs="Arial"/>
+          <w:rFonts w:ascii="Arial Narrow" w:eastAsia="Arial Narrow" w:hAnsi="Arial Narrow" w:cs="Arial Narrow"/>
+          <w:sz w:val="16"/>
+          <w:szCs w:val="16"/>
+        </w:rPr>
+      </w:pPr>
+      <w:r>
+        <w:rPr>
+          <w:rFonts w:ascii="Arial Narrow" w:eastAsia="Arial Narrow" w:hAnsi="Arial Narrow" w:cs="Arial Narrow"/>
           <w:sz w:val="16"/>
           <w:szCs w:val="16"/>
         </w:rPr>
@@ -5289,14 +6041,14 @@
         <w:ind w:left="567" w:right="-1"/>
         <w:jc w:val="both"/>
         <w:rPr>
-          <w:rFonts w:ascii="Arial Narrow" w:eastAsia="Arial Narrow" w:hAnsi="Arial Narrow" w:cs="Arial"/>
-          <w:sz w:val="16"/>
-          <w:szCs w:val="16"/>
-        </w:rPr>
-      </w:pPr>
-      <w:r>
-        <w:rPr>
-          <w:rFonts w:ascii="Arial Narrow" w:eastAsia="Arial Narrow" w:hAnsi="Arial Narrow" w:cs="Arial"/>
+          <w:rFonts w:ascii="Arial Narrow" w:eastAsia="Arial Narrow" w:hAnsi="Arial Narrow" w:cs="Arial Narrow"/>
+          <w:sz w:val="16"/>
+          <w:szCs w:val="16"/>
+        </w:rPr>
+      </w:pPr>
+      <w:r>
+        <w:rPr>
+          <w:rFonts w:ascii="Arial Narrow" w:eastAsia="Arial Narrow" w:hAnsi="Arial Narrow" w:cs="Arial Narrow"/>
           <w:sz w:val="16"/>
           <w:szCs w:val="16"/>
         </w:rPr>
@@ -5309,14 +6061,14 @@
         <w:ind w:left="567" w:right="-1"/>
         <w:jc w:val="both"/>
         <w:rPr>
-          <w:rFonts w:ascii="Arial Narrow" w:eastAsia="Arial Narrow" w:hAnsi="Arial Narrow" w:cs="Arial"/>
-          <w:sz w:val="16"/>
-          <w:szCs w:val="16"/>
-        </w:rPr>
-      </w:pPr>
-      <w:r>
-        <w:rPr>
-          <w:rFonts w:ascii="Arial Narrow" w:eastAsia="Arial Narrow" w:hAnsi="Arial Narrow" w:cs="Arial"/>
+          <w:rFonts w:ascii="Arial Narrow" w:eastAsia="Arial Narrow" w:hAnsi="Arial Narrow" w:cs="Arial Narrow"/>
+          <w:sz w:val="16"/>
+          <w:szCs w:val="16"/>
+        </w:rPr>
+      </w:pPr>
+      <w:r>
+        <w:rPr>
+          <w:rFonts w:ascii="Arial Narrow" w:eastAsia="Arial Narrow" w:hAnsi="Arial Narrow" w:cs="Arial Narrow"/>
           <w:sz w:val="16"/>
           <w:szCs w:val="16"/>
         </w:rPr>
@@ -5325,7 +6077,7 @@
       <w:proofErr w:type="gramStart"/>
       <w:r>
         <w:rPr>
-          <w:rFonts w:ascii="Arial Narrow" w:eastAsia="Arial Narrow" w:hAnsi="Arial Narrow" w:cs="Arial"/>
+          <w:rFonts w:ascii="Arial Narrow" w:eastAsia="Arial Narrow" w:hAnsi="Arial Narrow" w:cs="Arial Narrow"/>
           <w:sz w:val="16"/>
           <w:szCs w:val="16"/>
         </w:rPr>
@@ -5334,7 +6086,7 @@
       <w:proofErr w:type="gramEnd"/>
       <w:r>
         <w:rPr>
-          <w:rFonts w:ascii="Arial Narrow" w:eastAsia="Arial Narrow" w:hAnsi="Arial Narrow" w:cs="Arial"/>
+          <w:rFonts w:ascii="Arial Narrow" w:eastAsia="Arial Narrow" w:hAnsi="Arial Narrow" w:cs="Arial Narrow"/>
           <w:sz w:val="16"/>
           <w:szCs w:val="16"/>
         </w:rPr>
@@ -5344,9 +6096,15 @@
     <w:p>
       <w:pPr>
         <w:pStyle w:val="Textonotapie"/>
-        <w:jc w:val="both"/>
-        <w:rPr>
-          <w:rFonts w:ascii="Arial Narrow" w:hAnsi="Arial Narrow" w:cs="Arial"/>
+        <w:tabs>
+          <w:tab w:val="left" w:pos="567"/>
+        </w:tabs>
+        <w:ind w:left="567" w:right="-1" w:hanging="567"/>
+        <w:jc w:val="both"/>
+        <w:rPr>
+          <w:rFonts w:ascii="Arial Narrow" w:eastAsia="Arial Narrow" w:hAnsi="Arial Narrow" w:cs="Arial Narrow"/>
+          <w:b/>
+          <w:bCs/>
           <w:sz w:val="16"/>
           <w:szCs w:val="16"/>
         </w:rPr>
@@ -5360,7 +6118,7 @@
         <w:ind w:left="567" w:hanging="567"/>
         <w:jc w:val="both"/>
         <w:rPr>
-          <w:rFonts w:ascii="Arial Narrow" w:hAnsi="Arial Narrow" w:cs="Arial"/>
+          <w:rFonts w:ascii="Arial Narrow" w:eastAsia="Arial Narrow" w:hAnsi="Arial Narrow" w:cs="Arial Narrow"/>
           <w:sz w:val="16"/>
           <w:szCs w:val="16"/>
         </w:rPr>
@@ -5368,7 +6126,7 @@
       <w:r>
         <w:rPr>
           <w:rStyle w:val="Refdenotaalpie"/>
-          <w:rFonts w:ascii="Arial Narrow" w:hAnsi="Arial Narrow" w:cs="Arial"/>
+          <w:rFonts w:ascii="Arial Narrow" w:eastAsia="Arial Narrow" w:hAnsi="Arial Narrow" w:cs="Arial Narrow"/>
           <w:sz w:val="16"/>
           <w:szCs w:val="16"/>
           <w:vertAlign w:val="superscript"/>
@@ -5377,7 +6135,7 @@
       </w:r>
       <w:r>
         <w:rPr>
-          <w:rFonts w:ascii="Arial Narrow" w:hAnsi="Arial Narrow" w:cs="Arial"/>
+          <w:rFonts w:ascii="Arial Narrow" w:eastAsia="Arial Narrow" w:hAnsi="Arial Narrow" w:cs="Arial Narrow"/>
           <w:sz w:val="16"/>
           <w:szCs w:val="16"/>
         </w:rPr>
@@ -5385,7 +6143,7 @@
       </w:r>
       <w:r>
         <w:rPr>
-          <w:rFonts w:ascii="Arial Narrow" w:hAnsi="Arial Narrow" w:cs="Arial"/>
+          <w:rFonts w:ascii="Arial Narrow" w:eastAsia="Arial Narrow" w:hAnsi="Arial Narrow" w:cs="Arial Narrow"/>
           <w:sz w:val="16"/>
           <w:szCs w:val="16"/>
         </w:rPr>
@@ -5395,7 +6153,7 @@
       <w:proofErr w:type="spellStart"/>
       <w:r>
         <w:rPr>
-          <w:rFonts w:ascii="Arial Narrow" w:hAnsi="Arial Narrow" w:cs="Arial"/>
+          <w:rFonts w:ascii="Arial Narrow" w:eastAsia="Arial Narrow" w:hAnsi="Arial Narrow" w:cs="Arial Narrow"/>
           <w:sz w:val="16"/>
           <w:szCs w:val="16"/>
         </w:rPr>
@@ -5404,7 +6162,7 @@
       <w:proofErr w:type="spellEnd"/>
       <w:r>
         <w:rPr>
-          <w:rFonts w:ascii="Arial Narrow" w:hAnsi="Arial Narrow" w:cs="Arial"/>
+          <w:rFonts w:ascii="Arial Narrow" w:eastAsia="Arial Narrow" w:hAnsi="Arial Narrow" w:cs="Arial Narrow"/>
           <w:sz w:val="16"/>
           <w:szCs w:val="16"/>
         </w:rPr>
@@ -5413,7 +6171,7 @@
       <w:proofErr w:type="gramStart"/>
       <w:r>
         <w:rPr>
-          <w:rFonts w:ascii="Arial Narrow" w:hAnsi="Arial Narrow" w:cs="Arial"/>
+          <w:rFonts w:ascii="Arial Narrow" w:eastAsia="Arial Narrow" w:hAnsi="Arial Narrow" w:cs="Arial Narrow"/>
           <w:sz w:val="16"/>
           <w:szCs w:val="16"/>
         </w:rPr>
@@ -5422,7 +6180,7 @@
       <w:proofErr w:type="gramEnd"/>
       <w:r>
         <w:rPr>
-          <w:rFonts w:ascii="Arial Narrow" w:hAnsi="Arial Narrow" w:cs="Arial"/>
+          <w:rFonts w:ascii="Arial Narrow" w:eastAsia="Arial Narrow" w:hAnsi="Arial Narrow" w:cs="Arial Narrow"/>
           <w:sz w:val="16"/>
           <w:szCs w:val="16"/>
         </w:rPr>
@@ -5435,7 +6193,7 @@
         <w:ind w:left="567" w:hanging="567"/>
         <w:jc w:val="both"/>
         <w:rPr>
-          <w:rFonts w:ascii="Arial Narrow" w:hAnsi="Arial Narrow" w:cs="Arial"/>
+          <w:rFonts w:ascii="Arial Narrow" w:eastAsia="Arial Narrow" w:hAnsi="Arial Narrow" w:cs="Arial Narrow"/>
           <w:sz w:val="16"/>
           <w:szCs w:val="16"/>
         </w:rPr>
@@ -5449,7 +6207,7 @@
         <w:ind w:left="567" w:hanging="567"/>
         <w:jc w:val="both"/>
         <w:rPr>
-          <w:rFonts w:ascii="Arial Narrow" w:hAnsi="Arial Narrow" w:cs="Arial"/>
+          <w:rFonts w:ascii="Arial Narrow" w:eastAsia="Arial Narrow" w:hAnsi="Arial Narrow" w:cs="Arial Narrow"/>
           <w:sz w:val="16"/>
           <w:szCs w:val="16"/>
         </w:rPr>
@@ -5457,7 +6215,7 @@
       <w:r>
         <w:rPr>
           <w:rStyle w:val="Refdenotaalpie"/>
-          <w:rFonts w:ascii="Arial Narrow" w:hAnsi="Arial Narrow" w:cs="Arial"/>
+          <w:rFonts w:ascii="Arial Narrow" w:eastAsia="Arial Narrow" w:hAnsi="Arial Narrow" w:cs="Arial Narrow"/>
           <w:sz w:val="16"/>
           <w:szCs w:val="16"/>
           <w:vertAlign w:val="superscript"/>
@@ -5466,7 +6224,7 @@
       </w:r>
       <w:r>
         <w:rPr>
-          <w:rFonts w:ascii="Arial Narrow" w:hAnsi="Arial Narrow" w:cs="Arial"/>
+          <w:rFonts w:ascii="Arial Narrow" w:eastAsia="Arial Narrow" w:hAnsi="Arial Narrow" w:cs="Arial Narrow"/>
           <w:sz w:val="16"/>
           <w:szCs w:val="16"/>
         </w:rPr>
@@ -5474,7 +6232,7 @@
       </w:r>
       <w:r>
         <w:rPr>
-          <w:rFonts w:ascii="Arial Narrow" w:hAnsi="Arial Narrow" w:cs="Arial"/>
+          <w:rFonts w:ascii="Arial Narrow" w:eastAsia="Arial Narrow" w:hAnsi="Arial Narrow" w:cs="Arial Narrow"/>
           <w:sz w:val="16"/>
           <w:szCs w:val="16"/>
         </w:rPr>
@@ -5482,7 +6240,7 @@
       </w:r>
       <w:r>
         <w:rPr>
-          <w:rFonts w:ascii="Arial Narrow" w:eastAsia="Arial Narrow" w:hAnsi="Arial Narrow" w:cs="Arial"/>
+          <w:rFonts w:ascii="Arial Narrow" w:eastAsia="Arial Narrow" w:hAnsi="Arial Narrow" w:cs="Arial Narrow"/>
           <w:b/>
           <w:sz w:val="16"/>
           <w:szCs w:val="16"/>
@@ -5491,7 +6249,7 @@
       </w:r>
       <w:r>
         <w:rPr>
-          <w:rFonts w:ascii="Arial Narrow" w:hAnsi="Arial Narrow" w:cs="Arial"/>
+          <w:rFonts w:ascii="Arial Narrow" w:eastAsia="Arial Narrow" w:hAnsi="Arial Narrow" w:cs="Arial Narrow"/>
           <w:b/>
           <w:bCs/>
           <w:sz w:val="16"/>
@@ -5501,7 +6259,7 @@
       </w:r>
       <w:r>
         <w:rPr>
-          <w:rFonts w:ascii="Arial Narrow" w:hAnsi="Arial Narrow" w:cs="Arial"/>
+          <w:rFonts w:ascii="Arial Narrow" w:eastAsia="Arial Narrow" w:hAnsi="Arial Narrow" w:cs="Arial Narrow"/>
           <w:b/>
           <w:sz w:val="16"/>
           <w:szCs w:val="16"/>
@@ -5515,7 +6273,7 @@
         <w:ind w:left="567" w:hanging="567"/>
         <w:jc w:val="both"/>
         <w:rPr>
-          <w:rFonts w:ascii="Arial Narrow" w:hAnsi="Arial Narrow" w:cs="Arial"/>
+          <w:rFonts w:ascii="Arial Narrow" w:eastAsia="Arial Narrow" w:hAnsi="Arial Narrow" w:cs="Arial Narrow"/>
           <w:b/>
           <w:bCs/>
           <w:sz w:val="16"/>
@@ -5524,7 +6282,7 @@
       </w:pPr>
       <w:r>
         <w:rPr>
-          <w:rFonts w:ascii="Arial Narrow" w:hAnsi="Arial Narrow" w:cs="Arial"/>
+          <w:rFonts w:ascii="Arial Narrow" w:eastAsia="Arial Narrow" w:hAnsi="Arial Narrow" w:cs="Arial Narrow"/>
           <w:sz w:val="16"/>
           <w:szCs w:val="16"/>
         </w:rPr>
@@ -5532,7 +6290,7 @@
       </w:r>
       <w:r>
         <w:rPr>
-          <w:rFonts w:ascii="Arial Narrow" w:hAnsi="Arial Narrow" w:cs="Arial"/>
+          <w:rFonts w:ascii="Arial Narrow" w:eastAsia="Arial Narrow" w:hAnsi="Arial Narrow" w:cs="Arial Narrow"/>
           <w:b/>
           <w:bCs/>
           <w:sz w:val="16"/>
@@ -5550,15 +6308,15 @@
         <w:ind w:left="567"/>
         <w:jc w:val="both"/>
         <w:rPr>
-          <w:rFonts w:ascii="Arial Narrow" w:hAnsi="Arial Narrow" w:cs="Arial"/>
-          <w:sz w:val="16"/>
-          <w:szCs w:val="16"/>
-          <w:lang w:eastAsia="es-PE"/>
-        </w:rPr>
-      </w:pPr>
-      <w:r>
-        <w:rPr>
-          <w:rFonts w:ascii="Arial Narrow" w:hAnsi="Arial Narrow" w:cs="Arial"/>
+          <w:rFonts w:ascii="Arial Narrow" w:eastAsia="Arial Narrow" w:hAnsi="Arial Narrow" w:cs="Arial Narrow"/>
+          <w:sz w:val="16"/>
+          <w:szCs w:val="16"/>
+          <w:lang w:eastAsia="es-PE"/>
+        </w:rPr>
+      </w:pPr>
+      <w:r>
+        <w:rPr>
+          <w:rFonts w:ascii="Arial Narrow" w:eastAsia="Arial Narrow" w:hAnsi="Arial Narrow" w:cs="Arial Narrow"/>
           <w:sz w:val="16"/>
           <w:szCs w:val="16"/>
           <w:lang w:eastAsia="es-PE"/>
@@ -5575,15 +6333,15 @@
         <w:ind w:left="567"/>
         <w:jc w:val="both"/>
         <w:rPr>
-          <w:rFonts w:ascii="Arial Narrow" w:hAnsi="Arial Narrow" w:cs="Arial"/>
-          <w:sz w:val="16"/>
-          <w:szCs w:val="16"/>
-          <w:lang w:eastAsia="es-PE"/>
-        </w:rPr>
-      </w:pPr>
-      <w:r>
-        <w:rPr>
-          <w:rFonts w:ascii="Arial Narrow" w:hAnsi="Arial Narrow" w:cs="Arial"/>
+          <w:rFonts w:ascii="Arial Narrow" w:eastAsia="Arial Narrow" w:hAnsi="Arial Narrow" w:cs="Arial Narrow"/>
+          <w:sz w:val="16"/>
+          <w:szCs w:val="16"/>
+          <w:lang w:eastAsia="es-PE"/>
+        </w:rPr>
+      </w:pPr>
+      <w:r>
+        <w:rPr>
+          <w:rFonts w:ascii="Arial Narrow" w:eastAsia="Arial Narrow" w:hAnsi="Arial Narrow" w:cs="Arial Narrow"/>
           <w:sz w:val="16"/>
           <w:szCs w:val="16"/>
           <w:lang w:eastAsia="es-PE"/>
@@ -5592,7 +6350,7 @@
       </w:r>
       <w:r>
         <w:rPr>
-          <w:rFonts w:ascii="Arial Narrow" w:hAnsi="Arial Narrow" w:cs="Arial"/>
+          <w:rFonts w:ascii="Arial Narrow" w:eastAsia="Arial Narrow" w:hAnsi="Arial Narrow" w:cs="Arial Narrow"/>
           <w:sz w:val="16"/>
           <w:szCs w:val="16"/>
           <w:lang w:eastAsia="es-PE"/>
@@ -5609,21 +6367,33 @@
         <w:ind w:left="567"/>
         <w:jc w:val="both"/>
         <w:rPr>
-          <w:rFonts w:ascii="Arial Narrow" w:hAnsi="Arial Narrow" w:cs="Arial"/>
-          <w:sz w:val="16"/>
-          <w:szCs w:val="16"/>
-          <w:lang w:eastAsia="es-PE"/>
-        </w:rPr>
-      </w:pPr>
-      <w:r>
-        <w:rPr>
-          <w:rFonts w:ascii="Arial Narrow" w:hAnsi="Arial Narrow" w:cs="Arial"/>
+          <w:rFonts w:ascii="Arial Narrow" w:eastAsia="Arial Narrow" w:hAnsi="Arial Narrow" w:cs="Arial Narrow"/>
+          <w:sz w:val="16"/>
+          <w:szCs w:val="16"/>
+          <w:lang w:eastAsia="es-PE"/>
+        </w:rPr>
+      </w:pPr>
+      <w:r>
+        <w:rPr>
+          <w:rFonts w:ascii="Arial Narrow" w:eastAsia="Arial Narrow" w:hAnsi="Arial Narrow" w:cs="Arial Narrow"/>
           <w:sz w:val="16"/>
           <w:szCs w:val="16"/>
           <w:lang w:eastAsia="es-PE"/>
         </w:rPr>
         <w:t>(…).</w:t>
       </w:r>
+    </w:p>
+    <w:p>
+      <w:pPr>
+        <w:pStyle w:val="Textonotapie"/>
+        <w:ind w:left="567" w:hanging="567"/>
+        <w:jc w:val="both"/>
+        <w:rPr>
+          <w:rFonts w:ascii="Arial Narrow" w:eastAsia="Arial Narrow" w:hAnsi="Arial Narrow" w:cs="Arial Narrow"/>
+          <w:sz w:val="16"/>
+          <w:szCs w:val="16"/>
+        </w:rPr>
+      </w:pPr>
     </w:p>
   </w:footnote>
   <w:footnote w:id="14">
@@ -5632,11 +6402,16 @@
         <w:pStyle w:val="Textonotapie"/>
         <w:ind w:left="567" w:hanging="567"/>
         <w:jc w:val="both"/>
+        <w:rPr>
+          <w:rFonts w:ascii="Arial Narrow" w:eastAsia="Arial Narrow" w:hAnsi="Arial Narrow" w:cs="Arial Narrow"/>
+          <w:sz w:val="16"/>
+          <w:szCs w:val="16"/>
+        </w:rPr>
       </w:pPr>
       <w:r>
         <w:rPr>
           <w:rStyle w:val="Refdenotaalpie"/>
-          <w:rFonts w:ascii="Arial Narrow" w:hAnsi="Arial Narrow" w:cs="Arial"/>
+          <w:rFonts w:ascii="Arial Narrow" w:eastAsia="Arial Narrow" w:hAnsi="Arial Narrow" w:cs="Arial Narrow"/>
           <w:sz w:val="16"/>
           <w:szCs w:val="16"/>
           <w:vertAlign w:val="superscript"/>
@@ -5645,7 +6420,7 @@
       </w:r>
       <w:r>
         <w:rPr>
-          <w:rFonts w:ascii="Arial Narrow" w:hAnsi="Arial Narrow" w:cs="Arial"/>
+          <w:rFonts w:ascii="Arial Narrow" w:eastAsia="Arial Narrow" w:hAnsi="Arial Narrow" w:cs="Arial Narrow"/>
           <w:sz w:val="16"/>
           <w:szCs w:val="16"/>
         </w:rPr>
@@ -5653,7 +6428,7 @@
       </w:r>
       <w:r>
         <w:rPr>
-          <w:rFonts w:ascii="Arial Narrow" w:hAnsi="Arial Narrow" w:cs="Arial"/>
+          <w:rFonts w:ascii="Arial Narrow" w:eastAsia="Arial Narrow" w:hAnsi="Arial Narrow" w:cs="Arial Narrow"/>
           <w:b/>
           <w:bCs/>
           <w:sz w:val="16"/>
@@ -5667,10 +6442,15 @@
         <w:pStyle w:val="Textonotapie"/>
         <w:ind w:left="567" w:hanging="567"/>
         <w:jc w:val="both"/>
-      </w:pPr>
-      <w:r>
-        <w:rPr>
-          <w:rFonts w:ascii="Arial Narrow" w:hAnsi="Arial Narrow" w:cs="Arial"/>
+        <w:rPr>
+          <w:rFonts w:ascii="Arial Narrow" w:eastAsia="Arial Narrow" w:hAnsi="Arial Narrow" w:cs="Arial Narrow"/>
+          <w:sz w:val="16"/>
+          <w:szCs w:val="16"/>
+        </w:rPr>
+      </w:pPr>
+      <w:r>
+        <w:rPr>
+          <w:rFonts w:ascii="Arial Narrow" w:eastAsia="Arial Narrow" w:hAnsi="Arial Narrow" w:cs="Arial Narrow"/>
           <w:sz w:val="16"/>
           <w:szCs w:val="16"/>
         </w:rPr>
@@ -5678,7 +6458,7 @@
       </w:r>
       <w:r>
         <w:rPr>
-          <w:rFonts w:ascii="Arial Narrow" w:hAnsi="Arial Narrow" w:cs="Arial"/>
+          <w:rFonts w:ascii="Arial Narrow" w:eastAsia="Arial Narrow" w:hAnsi="Arial Narrow" w:cs="Arial Narrow"/>
           <w:b/>
           <w:bCs/>
           <w:sz w:val="16"/>
@@ -5688,12 +6468,24 @@
       </w:r>
       <w:r>
         <w:rPr>
-          <w:rFonts w:ascii="Arial Narrow" w:hAnsi="Arial Narrow" w:cs="Arial"/>
+          <w:rFonts w:ascii="Arial Narrow" w:eastAsia="Arial Narrow" w:hAnsi="Arial Narrow" w:cs="Arial Narrow"/>
           <w:sz w:val="16"/>
           <w:szCs w:val="16"/>
         </w:rPr>
         <w:t xml:space="preserve"> Una vez admitida a trámite la denuncia, se correrá traslado de la misma al denunciado, a fin de que éste presente su descargo. El plazo para la presentación del descargo será de cinco (5) días contados desde la notificación, vencido el cual, el Secretario Técnico declarará en rebeldía al denunciado que no lo hubiera presentado.</w:t>
       </w:r>
+    </w:p>
+    <w:p>
+      <w:pPr>
+        <w:pStyle w:val="Textonotapie"/>
+        <w:ind w:left="567" w:hanging="567"/>
+        <w:jc w:val="both"/>
+        <w:rPr>
+          <w:rFonts w:ascii="Arial Narrow" w:eastAsia="Arial Narrow" w:hAnsi="Arial Narrow" w:cs="Arial Narrow"/>
+          <w:sz w:val="16"/>
+          <w:szCs w:val="16"/>
+        </w:rPr>
+      </w:pPr>
     </w:p>
   </w:footnote>
   <w:footnote w:id="15">
@@ -5702,11 +6494,16 @@
         <w:pStyle w:val="Textonotapie"/>
         <w:ind w:left="567" w:hanging="567"/>
         <w:jc w:val="both"/>
+        <w:rPr>
+          <w:rFonts w:ascii="Arial Narrow" w:eastAsia="Arial Narrow" w:hAnsi="Arial Narrow" w:cs="Arial Narrow"/>
+          <w:sz w:val="16"/>
+          <w:szCs w:val="16"/>
+        </w:rPr>
       </w:pPr>
       <w:r>
         <w:rPr>
           <w:rStyle w:val="Refdenotaalpie"/>
-          <w:rFonts w:ascii="Arial Narrow" w:hAnsi="Arial Narrow" w:cs="Arial"/>
+          <w:rFonts w:ascii="Arial Narrow" w:eastAsia="Arial Narrow" w:hAnsi="Arial Narrow" w:cs="Arial Narrow"/>
           <w:sz w:val="16"/>
           <w:szCs w:val="16"/>
           <w:vertAlign w:val="superscript"/>
@@ -5715,7 +6512,7 @@
       </w:r>
       <w:r>
         <w:rPr>
-          <w:rFonts w:ascii="Arial Narrow" w:hAnsi="Arial Narrow" w:cs="Arial"/>
+          <w:rFonts w:ascii="Arial Narrow" w:eastAsia="Arial Narrow" w:hAnsi="Arial Narrow" w:cs="Arial Narrow"/>
           <w:sz w:val="16"/>
           <w:szCs w:val="16"/>
         </w:rPr>
@@ -5723,7 +6520,7 @@
       </w:r>
       <w:r>
         <w:rPr>
-          <w:rFonts w:ascii="Arial Narrow" w:hAnsi="Arial Narrow" w:cs="Arial"/>
+          <w:rFonts w:ascii="Arial Narrow" w:eastAsia="Arial Narrow" w:hAnsi="Arial Narrow" w:cs="Arial Narrow"/>
           <w:b/>
           <w:bCs/>
           <w:sz w:val="16"/>
@@ -5737,10 +6534,15 @@
         <w:pStyle w:val="Textonotapie"/>
         <w:ind w:left="567" w:hanging="567"/>
         <w:jc w:val="both"/>
-      </w:pPr>
-      <w:r>
-        <w:rPr>
-          <w:rFonts w:ascii="Arial Narrow" w:hAnsi="Arial Narrow" w:cs="Arial"/>
+        <w:rPr>
+          <w:rFonts w:ascii="Arial Narrow" w:eastAsia="Arial Narrow" w:hAnsi="Arial Narrow" w:cs="Arial Narrow"/>
+          <w:sz w:val="16"/>
+          <w:szCs w:val="16"/>
+        </w:rPr>
+      </w:pPr>
+      <w:r>
+        <w:rPr>
+          <w:rFonts w:ascii="Arial Narrow" w:eastAsia="Arial Narrow" w:hAnsi="Arial Narrow" w:cs="Arial Narrow"/>
           <w:sz w:val="16"/>
           <w:szCs w:val="16"/>
         </w:rPr>
@@ -5748,7 +6550,7 @@
       </w:r>
       <w:r>
         <w:rPr>
-          <w:rFonts w:ascii="Arial Narrow" w:hAnsi="Arial Narrow" w:cs="Arial"/>
+          <w:rFonts w:ascii="Arial Narrow" w:eastAsia="Arial Narrow" w:hAnsi="Arial Narrow" w:cs="Arial Narrow"/>
           <w:b/>
           <w:bCs/>
           <w:sz w:val="16"/>
@@ -5762,10 +6564,15 @@
         <w:pStyle w:val="Textonotapie"/>
         <w:ind w:left="567" w:hanging="567"/>
         <w:jc w:val="both"/>
-      </w:pPr>
-      <w:r>
-        <w:rPr>
-          <w:rFonts w:ascii="Arial Narrow" w:hAnsi="Arial Narrow" w:cs="Arial"/>
+        <w:rPr>
+          <w:rFonts w:ascii="Arial Narrow" w:eastAsia="Arial Narrow" w:hAnsi="Arial Narrow" w:cs="Arial Narrow"/>
+          <w:sz w:val="16"/>
+          <w:szCs w:val="16"/>
+        </w:rPr>
+      </w:pPr>
+      <w:r>
+        <w:rPr>
+          <w:rFonts w:ascii="Arial Narrow" w:eastAsia="Arial Narrow" w:hAnsi="Arial Narrow" w:cs="Arial Narrow"/>
           <w:sz w:val="16"/>
           <w:szCs w:val="16"/>
         </w:rPr>
@@ -5773,12 +6580,24 @@
       </w:r>
       <w:r>
         <w:rPr>
-          <w:rFonts w:ascii="Arial Narrow" w:hAnsi="Arial Narrow" w:cs="Arial"/>
+          <w:rFonts w:ascii="Arial Narrow" w:eastAsia="Arial Narrow" w:hAnsi="Arial Narrow" w:cs="Arial Narrow"/>
           <w:sz w:val="16"/>
           <w:szCs w:val="16"/>
         </w:rPr>
         <w:t xml:space="preserve">223.1 El reclamado deberá presentar la contestación de la reclamación dentro de los quince (15) días posteriores a la notificación de ésta; vencido este plazo, la Administración declarará en rebeldía al reclamado que no la hubiera presentado. La contestación deberá contener los requisitos de los escritos previstos en el artículo 113 de la presente Ley, así como la absolución de todos los asuntos controvertidos de hecho y de derecho, Las alegaciones y los hechos relevantes de la reclamación, salvo que hayan sido específicamente negadas en la contestación, se tendrán por aceptadas o merituadas como ciertas.</w:t>
       </w:r>
+    </w:p>
+    <w:p>
+      <w:pPr>
+        <w:pStyle w:val="Textonotapie"/>
+        <w:ind w:left="567" w:hanging="567"/>
+        <w:jc w:val="both"/>
+        <w:rPr>
+          <w:rFonts w:ascii="Arial Narrow" w:eastAsia="Arial Narrow" w:hAnsi="Arial Narrow" w:cs="Arial Narrow"/>
+          <w:sz w:val="16"/>
+          <w:szCs w:val="16"/>
+        </w:rPr>
+      </w:pPr>
     </w:p>
   </w:footnote>
   <w:footnote w:id="8">
@@ -5788,7 +6607,7 @@
         <w:ind w:left="567" w:hanging="567"/>
         <w:jc w:val="both"/>
         <w:rPr>
-          <w:rFonts w:ascii="Arial Narrow" w:hAnsi="Arial Narrow" w:cs="Arial"/>
+          <w:rFonts w:ascii="Arial Narrow" w:eastAsia="Arial Narrow" w:hAnsi="Arial Narrow" w:cs="Arial Narrow"/>
           <w:sz w:val="16"/>
           <w:szCs w:val="16"/>
         </w:rPr>
@@ -5796,7 +6615,7 @@
       <w:r>
         <w:rPr>
           <w:rStyle w:val="Refdenotaalpie"/>
-          <w:rFonts w:ascii="Arial Narrow" w:hAnsi="Arial Narrow" w:cs="Arial"/>
+          <w:rFonts w:ascii="Arial Narrow" w:eastAsia="Arial Narrow" w:hAnsi="Arial Narrow" w:cs="Arial Narrow"/>
           <w:sz w:val="16"/>
           <w:szCs w:val="16"/>
           <w:vertAlign w:val="superscript"/>
@@ -5805,7 +6624,7 @@
       </w:r>
       <w:r>
         <w:rPr>
-          <w:rFonts w:ascii="Arial Narrow" w:hAnsi="Arial Narrow" w:cs="Arial"/>
+          <w:rFonts w:ascii="Arial Narrow" w:eastAsia="Arial Narrow" w:hAnsi="Arial Narrow" w:cs="Arial Narrow"/>
           <w:sz w:val="16"/>
           <w:szCs w:val="16"/>
           <w:vertAlign w:val="superscript"/>
@@ -5814,7 +6633,7 @@
       </w:r>
       <w:r>
         <w:rPr>
-          <w:rFonts w:ascii="Arial Narrow" w:hAnsi="Arial Narrow" w:cs="Arial"/>
+          <w:rFonts w:ascii="Arial Narrow" w:eastAsia="Arial Narrow" w:hAnsi="Arial Narrow" w:cs="Arial Narrow"/>
           <w:sz w:val="16"/>
           <w:szCs w:val="16"/>
         </w:rPr>
@@ -5822,7 +6641,7 @@
       </w:r>
       <w:r>
         <w:rPr>
-          <w:rFonts w:ascii="Arial Narrow" w:hAnsi="Arial Narrow" w:cs="Arial"/>
+          <w:rFonts w:ascii="Arial Narrow" w:eastAsia="Arial Narrow" w:hAnsi="Arial Narrow" w:cs="Arial Narrow"/>
           <w:sz w:val="16"/>
           <w:szCs w:val="16"/>
         </w:rPr>
@@ -5830,7 +6649,7 @@
       </w:r>
       <w:r>
         <w:rPr>
-          <w:rFonts w:ascii="Arial Narrow" w:eastAsia="Arial Narrow" w:hAnsi="Arial Narrow" w:cs="Arial"/>
+          <w:rFonts w:ascii="Arial Narrow" w:eastAsia="Arial Narrow" w:hAnsi="Arial Narrow" w:cs="Arial Narrow"/>
           <w:b/>
           <w:sz w:val="16"/>
           <w:szCs w:val="16"/>
@@ -5839,7 +6658,7 @@
       </w:r>
       <w:r>
         <w:rPr>
-          <w:rFonts w:ascii="Arial Narrow" w:hAnsi="Arial Narrow" w:cs="Arial"/>
+          <w:rFonts w:ascii="Arial Narrow" w:eastAsia="Arial Narrow" w:hAnsi="Arial Narrow" w:cs="Arial Narrow"/>
           <w:b/>
           <w:bCs/>
           <w:sz w:val="16"/>
@@ -5849,7 +6668,7 @@
       </w:r>
       <w:r>
         <w:rPr>
-          <w:rFonts w:ascii="Arial Narrow" w:hAnsi="Arial Narrow" w:cs="Arial"/>
+          <w:rFonts w:ascii="Arial Narrow" w:eastAsia="Arial Narrow" w:hAnsi="Arial Narrow" w:cs="Arial Narrow"/>
           <w:b/>
           <w:sz w:val="16"/>
           <w:szCs w:val="16"/>
@@ -5863,15 +6682,15 @@
         <w:ind w:left="567" w:hanging="567"/>
         <w:jc w:val="both"/>
         <w:rPr>
-          <w:rFonts w:ascii="Arial Narrow" w:eastAsia="Arial Narrow" w:hAnsi="Arial Narrow" w:cs="Arial"/>
-          <w:b/>
-          <w:sz w:val="16"/>
-          <w:szCs w:val="16"/>
-        </w:rPr>
-      </w:pPr>
-      <w:r>
-        <w:rPr>
-          <w:rFonts w:ascii="Arial Narrow" w:eastAsia="Arial Narrow" w:hAnsi="Arial Narrow" w:cs="Arial"/>
+          <w:rFonts w:ascii="Arial Narrow" w:eastAsia="Arial Narrow" w:hAnsi="Arial Narrow" w:cs="Arial Narrow"/>
+          <w:b/>
+          <w:sz w:val="16"/>
+          <w:szCs w:val="16"/>
+        </w:rPr>
+      </w:pPr>
+      <w:r>
+        <w:rPr>
+          <w:rFonts w:ascii="Arial Narrow" w:eastAsia="Arial Narrow" w:hAnsi="Arial Narrow" w:cs="Arial Narrow"/>
           <w:b/>
           <w:sz w:val="16"/>
           <w:szCs w:val="16"/>
@@ -5886,14 +6705,14 @@
         <w:ind w:left="567"/>
         <w:jc w:val="both"/>
         <w:rPr>
-          <w:rFonts w:ascii="Arial Narrow" w:hAnsi="Arial Narrow" w:cs="Arial"/>
-          <w:sz w:val="16"/>
-          <w:szCs w:val="16"/>
-        </w:rPr>
-      </w:pPr>
-      <w:r>
-        <w:rPr>
-          <w:rFonts w:ascii="Arial Narrow" w:eastAsia="Arial Narrow" w:hAnsi="Arial Narrow" w:cs="Arial"/>
+          <w:rFonts w:ascii="Arial Narrow" w:eastAsia="Arial Narrow" w:hAnsi="Arial Narrow" w:cs="Arial Narrow"/>
+          <w:sz w:val="16"/>
+          <w:szCs w:val="16"/>
+        </w:rPr>
+      </w:pPr>
+      <w:r>
+        <w:rPr>
+          <w:rFonts w:ascii="Arial Narrow" w:eastAsia="Arial Narrow" w:hAnsi="Arial Narrow" w:cs="Arial Narrow"/>
           <w:sz w:val="16"/>
           <w:szCs w:val="16"/>
         </w:rPr>
@@ -5910,14 +6729,14 @@
         <w:ind w:left="426" w:firstLine="141"/>
         <w:jc w:val="both"/>
         <w:rPr>
-          <w:rFonts w:ascii="Arial Narrow" w:eastAsia="Arial Narrow" w:hAnsi="Arial Narrow" w:cs="Arial"/>
-          <w:sz w:val="16"/>
-          <w:szCs w:val="16"/>
-        </w:rPr>
-      </w:pPr>
-      <w:r>
-        <w:rPr>
-          <w:rFonts w:ascii="Arial Narrow" w:eastAsia="Arial Narrow" w:hAnsi="Arial Narrow" w:cs="Arial"/>
+          <w:rFonts w:ascii="Arial Narrow" w:eastAsia="Arial Narrow" w:hAnsi="Arial Narrow" w:cs="Arial Narrow"/>
+          <w:sz w:val="16"/>
+          <w:szCs w:val="16"/>
+        </w:rPr>
+      </w:pPr>
+      <w:r>
+        <w:rPr>
+          <w:rFonts w:ascii="Arial Narrow" w:eastAsia="Arial Narrow" w:hAnsi="Arial Narrow" w:cs="Arial Narrow"/>
           <w:sz w:val="16"/>
           <w:szCs w:val="16"/>
         </w:rPr>
@@ -5934,14 +6753,14 @@
         <w:ind w:left="426" w:firstLine="141"/>
         <w:jc w:val="both"/>
         <w:rPr>
-          <w:rFonts w:ascii="Arial Narrow" w:eastAsia="Arial Narrow" w:hAnsi="Arial Narrow" w:cs="Arial"/>
-          <w:sz w:val="16"/>
-          <w:szCs w:val="16"/>
-        </w:rPr>
-      </w:pPr>
-      <w:r>
-        <w:rPr>
-          <w:rFonts w:ascii="Arial Narrow" w:eastAsia="Arial Narrow" w:hAnsi="Arial Narrow" w:cs="Arial"/>
+          <w:rFonts w:ascii="Arial Narrow" w:eastAsia="Arial Narrow" w:hAnsi="Arial Narrow" w:cs="Arial Narrow"/>
+          <w:sz w:val="16"/>
+          <w:szCs w:val="16"/>
+        </w:rPr>
+      </w:pPr>
+      <w:r>
+        <w:rPr>
+          <w:rFonts w:ascii="Arial Narrow" w:eastAsia="Arial Narrow" w:hAnsi="Arial Narrow" w:cs="Arial Narrow"/>
           <w:sz w:val="16"/>
           <w:szCs w:val="16"/>
         </w:rPr>
@@ -5958,14 +6777,14 @@
         <w:ind w:left="426" w:firstLine="141"/>
         <w:jc w:val="both"/>
         <w:rPr>
-          <w:rFonts w:ascii="Arial Narrow" w:eastAsia="Arial Narrow" w:hAnsi="Arial Narrow" w:cs="Arial"/>
-          <w:sz w:val="16"/>
-          <w:szCs w:val="16"/>
-        </w:rPr>
-      </w:pPr>
-      <w:r>
-        <w:rPr>
-          <w:rFonts w:ascii="Arial Narrow" w:eastAsia="Arial Narrow" w:hAnsi="Arial Narrow" w:cs="Arial"/>
+          <w:rFonts w:ascii="Arial Narrow" w:eastAsia="Arial Narrow" w:hAnsi="Arial Narrow" w:cs="Arial Narrow"/>
+          <w:sz w:val="16"/>
+          <w:szCs w:val="16"/>
+        </w:rPr>
+      </w:pPr>
+      <w:r>
+        <w:rPr>
+          <w:rFonts w:ascii="Arial Narrow" w:eastAsia="Arial Narrow" w:hAnsi="Arial Narrow" w:cs="Arial Narrow"/>
           <w:sz w:val="16"/>
           <w:szCs w:val="16"/>
         </w:rPr>
@@ -5978,14 +6797,14 @@
         <w:ind w:left="567" w:hanging="426"/>
         <w:jc w:val="both"/>
         <w:rPr>
-          <w:rFonts w:ascii="Arial Narrow" w:eastAsia="Arial Narrow" w:hAnsi="Arial Narrow" w:cs="Arial"/>
-          <w:sz w:val="16"/>
-          <w:szCs w:val="16"/>
-        </w:rPr>
-      </w:pPr>
-      <w:r>
-        <w:rPr>
-          <w:rFonts w:ascii="Arial Narrow" w:eastAsia="Arial Narrow" w:hAnsi="Arial Narrow" w:cs="Arial"/>
+          <w:rFonts w:ascii="Arial Narrow" w:eastAsia="Arial Narrow" w:hAnsi="Arial Narrow" w:cs="Arial Narrow"/>
+          <w:sz w:val="16"/>
+          <w:szCs w:val="16"/>
+        </w:rPr>
+      </w:pPr>
+      <w:r>
+        <w:rPr>
+          <w:rFonts w:ascii="Arial Narrow" w:eastAsia="Arial Narrow" w:hAnsi="Arial Narrow" w:cs="Arial Narrow"/>
           <w:sz w:val="16"/>
           <w:szCs w:val="16"/>
         </w:rPr>
@@ -5999,14 +6818,14 @@
         <w:ind w:left="567"/>
         <w:jc w:val="both"/>
         <w:rPr>
-          <w:rFonts w:ascii="Arial Narrow" w:eastAsia="Arial Narrow" w:hAnsi="Arial Narrow" w:cs="Arial"/>
-          <w:sz w:val="16"/>
-          <w:szCs w:val="16"/>
-        </w:rPr>
-      </w:pPr>
-      <w:r>
-        <w:rPr>
-          <w:rFonts w:ascii="Arial Narrow" w:eastAsia="Arial Narrow" w:hAnsi="Arial Narrow" w:cs="Arial"/>
+          <w:rFonts w:ascii="Arial Narrow" w:eastAsia="Arial Narrow" w:hAnsi="Arial Narrow" w:cs="Arial Narrow"/>
+          <w:sz w:val="16"/>
+          <w:szCs w:val="16"/>
+        </w:rPr>
+      </w:pPr>
+      <w:r>
+        <w:rPr>
+          <w:rFonts w:ascii="Arial Narrow" w:eastAsia="Arial Narrow" w:hAnsi="Arial Narrow" w:cs="Arial Narrow"/>
           <w:sz w:val="16"/>
           <w:szCs w:val="16"/>
         </w:rPr>
@@ -6019,14 +6838,14 @@
         <w:ind w:left="567"/>
         <w:jc w:val="both"/>
         <w:rPr>
-          <w:rFonts w:ascii="Arial Narrow" w:eastAsia="Arial Narrow" w:hAnsi="Arial Narrow" w:cs="Arial"/>
-          <w:sz w:val="16"/>
-          <w:szCs w:val="16"/>
-        </w:rPr>
-      </w:pPr>
-      <w:r>
-        <w:rPr>
-          <w:rFonts w:ascii="Arial Narrow" w:eastAsia="Arial Narrow" w:hAnsi="Arial Narrow" w:cs="Arial"/>
+          <w:rFonts w:ascii="Arial Narrow" w:eastAsia="Arial Narrow" w:hAnsi="Arial Narrow" w:cs="Arial Narrow"/>
+          <w:sz w:val="16"/>
+          <w:szCs w:val="16"/>
+        </w:rPr>
+      </w:pPr>
+      <w:r>
+        <w:rPr>
+          <w:rFonts w:ascii="Arial Narrow" w:eastAsia="Arial Narrow" w:hAnsi="Arial Narrow" w:cs="Arial Narrow"/>
           <w:sz w:val="16"/>
           <w:szCs w:val="16"/>
         </w:rPr>
@@ -6034,7 +6853,7 @@
       </w:r>
       <w:r>
         <w:rPr>
-          <w:rFonts w:ascii="Arial Narrow" w:eastAsia="Arial Narrow" w:hAnsi="Arial Narrow" w:cs="Arial"/>
+          <w:rFonts w:ascii="Arial Narrow" w:eastAsia="Arial Narrow" w:hAnsi="Arial Narrow" w:cs="Arial Narrow"/>
           <w:sz w:val="16"/>
           <w:szCs w:val="16"/>
         </w:rPr>
@@ -6043,10 +6862,11 @@
     </w:p>
     <w:p>
       <w:pPr>
-        <w:pStyle w:val="Textonotapie"/>
-        <w:jc w:val="both"/>
-        <w:rPr>
-          <w:rFonts w:ascii="Arial Narrow" w:hAnsi="Arial Narrow" w:cs="Arial"/>
+        <w:spacing w:after="0" w:line="240" w:lineRule="auto"/>
+        <w:ind w:left="567" w:hanging="567"/>
+        <w:jc w:val="both"/>
+        <w:rPr>
+          <w:rFonts w:ascii="Arial Narrow" w:eastAsia="Arial Narrow" w:hAnsi="Arial Narrow" w:cs="Arial Narrow"/>
           <w:sz w:val="16"/>
           <w:szCs w:val="16"/>
         </w:rPr>
@@ -6060,7 +6880,7 @@
         <w:ind w:left="567" w:hanging="567"/>
         <w:jc w:val="both"/>
         <w:rPr>
-          <w:rFonts w:ascii="Arial Narrow" w:eastAsia="Arial Narrow" w:hAnsi="Arial Narrow" w:cs="Arial"/>
+          <w:rFonts w:ascii="Arial Narrow" w:eastAsia="Arial Narrow" w:hAnsi="Arial Narrow" w:cs="Arial Narrow"/>
           <w:sz w:val="16"/>
           <w:szCs w:val="16"/>
         </w:rPr>
@@ -6068,7 +6888,7 @@
       <w:r>
         <w:rPr>
           <w:rStyle w:val="Refdenotaalpie"/>
-          <w:rFonts w:ascii="Arial Narrow" w:hAnsi="Arial Narrow" w:cs="Arial"/>
+          <w:rFonts w:ascii="Arial Narrow" w:eastAsia="Arial Narrow" w:hAnsi="Arial Narrow" w:cs="Arial Narrow"/>
           <w:sz w:val="16"/>
           <w:szCs w:val="16"/>
           <w:vertAlign w:val="superscript"/>
@@ -6077,7 +6897,7 @@
       </w:r>
       <w:r>
         <w:rPr>
-          <w:rFonts w:ascii="Arial Narrow" w:hAnsi="Arial Narrow" w:cs="Arial"/>
+          <w:rFonts w:ascii="Arial Narrow" w:eastAsia="Arial Narrow" w:hAnsi="Arial Narrow" w:cs="Arial Narrow"/>
           <w:sz w:val="16"/>
           <w:szCs w:val="16"/>
         </w:rPr>
@@ -6085,7 +6905,7 @@
       </w:r>
       <w:r>
         <w:rPr>
-          <w:rFonts w:ascii="Arial Narrow" w:hAnsi="Arial Narrow" w:cs="Arial"/>
+          <w:rFonts w:ascii="Arial Narrow" w:eastAsia="Arial Narrow" w:hAnsi="Arial Narrow" w:cs="Arial Narrow"/>
           <w:sz w:val="16"/>
           <w:szCs w:val="16"/>
         </w:rPr>
@@ -6093,7 +6913,7 @@
       </w:r>
       <w:r>
         <w:rPr>
-          <w:rFonts w:ascii="Arial Narrow" w:eastAsia="Arial Narrow" w:hAnsi="Arial Narrow" w:cs="Arial"/>
+          <w:rFonts w:ascii="Arial Narrow" w:eastAsia="Arial Narrow" w:hAnsi="Arial Narrow" w:cs="Arial Narrow"/>
           <w:b/>
           <w:sz w:val="16"/>
           <w:szCs w:val="16"/>
@@ -6107,14 +6927,14 @@
         <w:ind w:left="567"/>
         <w:jc w:val="both"/>
         <w:rPr>
-          <w:rFonts w:ascii="Arial Narrow" w:eastAsia="Arial Narrow" w:hAnsi="Arial Narrow" w:cs="Arial"/>
-          <w:sz w:val="16"/>
-          <w:szCs w:val="16"/>
-        </w:rPr>
-      </w:pPr>
-      <w:r>
-        <w:rPr>
-          <w:rFonts w:ascii="Arial Narrow" w:eastAsia="Arial Narrow" w:hAnsi="Arial Narrow" w:cs="Arial"/>
+          <w:rFonts w:ascii="Arial Narrow" w:eastAsia="Arial Narrow" w:hAnsi="Arial Narrow" w:cs="Arial Narrow"/>
+          <w:sz w:val="16"/>
+          <w:szCs w:val="16"/>
+        </w:rPr>
+      </w:pPr>
+      <w:r>
+        <w:rPr>
+          <w:rFonts w:ascii="Arial Narrow" w:eastAsia="Arial Narrow" w:hAnsi="Arial Narrow" w:cs="Arial Narrow"/>
           <w:sz w:val="16"/>
           <w:szCs w:val="16"/>
         </w:rPr>
@@ -6127,14 +6947,14 @@
         <w:ind w:left="567" w:hanging="567"/>
         <w:jc w:val="both"/>
         <w:rPr>
-          <w:rFonts w:ascii="Arial Narrow" w:eastAsia="Arial Narrow" w:hAnsi="Arial Narrow" w:cs="Arial"/>
-          <w:sz w:val="16"/>
-          <w:szCs w:val="16"/>
-        </w:rPr>
-      </w:pPr>
-      <w:r>
-        <w:rPr>
-          <w:rFonts w:ascii="Arial Narrow" w:eastAsia="Arial Narrow" w:hAnsi="Arial Narrow" w:cs="Arial"/>
+          <w:rFonts w:ascii="Arial Narrow" w:eastAsia="Arial Narrow" w:hAnsi="Arial Narrow" w:cs="Arial Narrow"/>
+          <w:sz w:val="16"/>
+          <w:szCs w:val="16"/>
+        </w:rPr>
+      </w:pPr>
+      <w:r>
+        <w:rPr>
+          <w:rFonts w:ascii="Arial Narrow" w:eastAsia="Arial Narrow" w:hAnsi="Arial Narrow" w:cs="Arial Narrow"/>
           <w:sz w:val="16"/>
           <w:szCs w:val="16"/>
         </w:rPr>
@@ -6148,14 +6968,14 @@
         <w:ind w:left="567" w:hanging="567"/>
         <w:jc w:val="both"/>
         <w:rPr>
-          <w:rFonts w:ascii="Arial Narrow" w:eastAsia="Arial Narrow" w:hAnsi="Arial Narrow" w:cs="Arial"/>
-          <w:sz w:val="16"/>
-          <w:szCs w:val="16"/>
-        </w:rPr>
-      </w:pPr>
-      <w:r>
-        <w:rPr>
-          <w:rFonts w:ascii="Arial Narrow" w:eastAsia="Arial Narrow" w:hAnsi="Arial Narrow" w:cs="Arial"/>
+          <w:rFonts w:ascii="Arial Narrow" w:eastAsia="Arial Narrow" w:hAnsi="Arial Narrow" w:cs="Arial Narrow"/>
+          <w:sz w:val="16"/>
+          <w:szCs w:val="16"/>
+        </w:rPr>
+      </w:pPr>
+      <w:r>
+        <w:rPr>
+          <w:rFonts w:ascii="Arial Narrow" w:eastAsia="Arial Narrow" w:hAnsi="Arial Narrow" w:cs="Arial Narrow"/>
           <w:sz w:val="16"/>
           <w:szCs w:val="16"/>
         </w:rPr>
@@ -6169,7 +6989,7 @@
         <w:ind w:left="567" w:hanging="567"/>
         <w:jc w:val="both"/>
         <w:rPr>
-          <w:rFonts w:ascii="Arial Narrow" w:hAnsi="Arial Narrow" w:cs="Arial"/>
+          <w:rFonts w:ascii="Arial Narrow" w:eastAsia="Arial Narrow" w:hAnsi="Arial Narrow" w:cs="Arial Narrow"/>
           <w:sz w:val="16"/>
           <w:szCs w:val="16"/>
         </w:rPr>
@@ -6181,14 +7001,14 @@
         <w:ind w:left="567" w:hanging="567"/>
         <w:jc w:val="both"/>
         <w:rPr>
-          <w:rFonts w:ascii="Arial Narrow" w:hAnsi="Arial Narrow" w:cs="Arial"/>
-          <w:sz w:val="16"/>
-          <w:szCs w:val="16"/>
-        </w:rPr>
-      </w:pPr>
-      <w:r>
-        <w:rPr>
-          <w:rFonts w:ascii="Arial Narrow" w:eastAsia="Arial Narrow" w:hAnsi="Arial Narrow" w:cs="Arial"/>
+          <w:rFonts w:ascii="Arial Narrow" w:eastAsia="Arial Narrow" w:hAnsi="Arial Narrow" w:cs="Arial Narrow"/>
+          <w:sz w:val="16"/>
+          <w:szCs w:val="16"/>
+        </w:rPr>
+      </w:pPr>
+      <w:r>
+        <w:rPr>
+          <w:rFonts w:ascii="Arial Narrow" w:eastAsia="Arial Narrow" w:hAnsi="Arial Narrow" w:cs="Arial Narrow"/>
           <w:b/>
           <w:sz w:val="16"/>
           <w:szCs w:val="16"/>
@@ -6203,14 +7023,14 @@
         <w:ind w:left="567" w:hanging="283"/>
         <w:jc w:val="both"/>
         <w:rPr>
-          <w:rFonts w:ascii="Arial Narrow" w:eastAsia="Arial Narrow" w:hAnsi="Arial Narrow" w:cs="Arial"/>
-          <w:sz w:val="16"/>
-          <w:szCs w:val="16"/>
-        </w:rPr>
-      </w:pPr>
-      <w:r>
-        <w:rPr>
-          <w:rFonts w:ascii="Arial Narrow" w:eastAsia="Arial Narrow" w:hAnsi="Arial Narrow" w:cs="Arial"/>
+          <w:rFonts w:ascii="Arial Narrow" w:eastAsia="Arial Narrow" w:hAnsi="Arial Narrow" w:cs="Arial Narrow"/>
+          <w:sz w:val="16"/>
+          <w:szCs w:val="16"/>
+        </w:rPr>
+      </w:pPr>
+      <w:r>
+        <w:rPr>
+          <w:rFonts w:ascii="Arial Narrow" w:eastAsia="Arial Narrow" w:hAnsi="Arial Narrow" w:cs="Arial Narrow"/>
           <w:sz w:val="16"/>
           <w:szCs w:val="16"/>
         </w:rPr>
@@ -6228,14 +7048,14 @@
         <w:ind w:left="567" w:firstLine="0"/>
         <w:jc w:val="both"/>
         <w:rPr>
-          <w:rFonts w:ascii="Arial Narrow" w:eastAsia="Arial Narrow" w:hAnsi="Arial Narrow" w:cs="Arial"/>
-          <w:sz w:val="16"/>
-          <w:szCs w:val="16"/>
-        </w:rPr>
-      </w:pPr>
-      <w:r>
-        <w:rPr>
-          <w:rFonts w:ascii="Arial Narrow" w:eastAsia="Arial Narrow" w:hAnsi="Arial Narrow" w:cs="Arial"/>
+          <w:rFonts w:ascii="Arial Narrow" w:eastAsia="Arial Narrow" w:hAnsi="Arial Narrow" w:cs="Arial Narrow"/>
+          <w:sz w:val="16"/>
+          <w:szCs w:val="16"/>
+        </w:rPr>
+      </w:pPr>
+      <w:r>
+        <w:rPr>
+          <w:rFonts w:ascii="Arial Narrow" w:eastAsia="Arial Narrow" w:hAnsi="Arial Narrow" w:cs="Arial Narrow"/>
           <w:sz w:val="16"/>
           <w:szCs w:val="16"/>
         </w:rPr>
@@ -6252,14 +7072,14 @@
         <w:ind w:left="567" w:firstLine="0"/>
         <w:jc w:val="both"/>
         <w:rPr>
-          <w:rFonts w:ascii="Arial Narrow" w:eastAsia="Arial Narrow" w:hAnsi="Arial Narrow" w:cs="Arial"/>
-          <w:sz w:val="16"/>
-          <w:szCs w:val="16"/>
-        </w:rPr>
-      </w:pPr>
-      <w:r>
-        <w:rPr>
-          <w:rFonts w:ascii="Arial Narrow" w:eastAsia="Arial Narrow" w:hAnsi="Arial Narrow" w:cs="Arial"/>
+          <w:rFonts w:ascii="Arial Narrow" w:eastAsia="Arial Narrow" w:hAnsi="Arial Narrow" w:cs="Arial Narrow"/>
+          <w:sz w:val="16"/>
+          <w:szCs w:val="16"/>
+        </w:rPr>
+      </w:pPr>
+      <w:r>
+        <w:rPr>
+          <w:rFonts w:ascii="Arial Narrow" w:eastAsia="Arial Narrow" w:hAnsi="Arial Narrow" w:cs="Arial Narrow"/>
           <w:sz w:val="16"/>
           <w:szCs w:val="16"/>
         </w:rPr>
@@ -6276,14 +7096,14 @@
         <w:ind w:left="567" w:firstLine="0"/>
         <w:jc w:val="both"/>
         <w:rPr>
-          <w:rFonts w:ascii="Arial Narrow" w:eastAsia="Arial Narrow" w:hAnsi="Arial Narrow" w:cs="Arial"/>
-          <w:sz w:val="16"/>
-          <w:szCs w:val="16"/>
-        </w:rPr>
-      </w:pPr>
-      <w:r>
-        <w:rPr>
-          <w:rFonts w:ascii="Arial Narrow" w:eastAsia="Arial Narrow" w:hAnsi="Arial Narrow" w:cs="Arial"/>
+          <w:rFonts w:ascii="Arial Narrow" w:eastAsia="Arial Narrow" w:hAnsi="Arial Narrow" w:cs="Arial Narrow"/>
+          <w:sz w:val="16"/>
+          <w:szCs w:val="16"/>
+        </w:rPr>
+      </w:pPr>
+      <w:r>
+        <w:rPr>
+          <w:rFonts w:ascii="Arial Narrow" w:eastAsia="Arial Narrow" w:hAnsi="Arial Narrow" w:cs="Arial Narrow"/>
           <w:sz w:val="16"/>
           <w:szCs w:val="16"/>
         </w:rPr>
@@ -6300,14 +7120,14 @@
         <w:ind w:left="567" w:firstLine="0"/>
         <w:jc w:val="both"/>
         <w:rPr>
-          <w:rFonts w:ascii="Arial Narrow" w:eastAsia="Arial Narrow" w:hAnsi="Arial Narrow" w:cs="Arial"/>
-          <w:sz w:val="16"/>
-          <w:szCs w:val="16"/>
-        </w:rPr>
-      </w:pPr>
-      <w:r>
-        <w:rPr>
-          <w:rFonts w:ascii="Arial Narrow" w:eastAsia="Arial Narrow" w:hAnsi="Arial Narrow" w:cs="Arial"/>
+          <w:rFonts w:ascii="Arial Narrow" w:eastAsia="Arial Narrow" w:hAnsi="Arial Narrow" w:cs="Arial Narrow"/>
+          <w:sz w:val="16"/>
+          <w:szCs w:val="16"/>
+        </w:rPr>
+      </w:pPr>
+      <w:r>
+        <w:rPr>
+          <w:rFonts w:ascii="Arial Narrow" w:eastAsia="Arial Narrow" w:hAnsi="Arial Narrow" w:cs="Arial Narrow"/>
           <w:sz w:val="16"/>
           <w:szCs w:val="16"/>
         </w:rPr>
@@ -6324,14 +7144,14 @@
         <w:ind w:left="567" w:firstLine="0"/>
         <w:jc w:val="both"/>
         <w:rPr>
-          <w:rFonts w:ascii="Arial Narrow" w:eastAsia="Arial Narrow" w:hAnsi="Arial Narrow" w:cs="Arial"/>
-          <w:sz w:val="16"/>
-          <w:szCs w:val="16"/>
-        </w:rPr>
-      </w:pPr>
-      <w:r>
-        <w:rPr>
-          <w:rFonts w:ascii="Arial Narrow" w:eastAsia="Arial Narrow" w:hAnsi="Arial Narrow" w:cs="Arial"/>
+          <w:rFonts w:ascii="Arial Narrow" w:eastAsia="Arial Narrow" w:hAnsi="Arial Narrow" w:cs="Arial Narrow"/>
+          <w:sz w:val="16"/>
+          <w:szCs w:val="16"/>
+        </w:rPr>
+      </w:pPr>
+      <w:r>
+        <w:rPr>
+          <w:rFonts w:ascii="Arial Narrow" w:eastAsia="Arial Narrow" w:hAnsi="Arial Narrow" w:cs="Arial Narrow"/>
           <w:sz w:val="16"/>
           <w:szCs w:val="16"/>
         </w:rPr>
@@ -6348,14 +7168,14 @@
         <w:ind w:left="567" w:firstLine="0"/>
         <w:jc w:val="both"/>
         <w:rPr>
-          <w:rFonts w:ascii="Arial Narrow" w:eastAsia="Arial Narrow" w:hAnsi="Arial Narrow" w:cs="Arial"/>
-          <w:sz w:val="16"/>
-          <w:szCs w:val="16"/>
-        </w:rPr>
-      </w:pPr>
-      <w:r>
-        <w:rPr>
-          <w:rFonts w:ascii="Arial Narrow" w:eastAsia="Arial Narrow" w:hAnsi="Arial Narrow" w:cs="Arial"/>
+          <w:rFonts w:ascii="Arial Narrow" w:eastAsia="Arial Narrow" w:hAnsi="Arial Narrow" w:cs="Arial Narrow"/>
+          <w:sz w:val="16"/>
+          <w:szCs w:val="16"/>
+        </w:rPr>
+      </w:pPr>
+      <w:r>
+        <w:rPr>
+          <w:rFonts w:ascii="Arial Narrow" w:eastAsia="Arial Narrow" w:hAnsi="Arial Narrow" w:cs="Arial Narrow"/>
           <w:sz w:val="16"/>
           <w:szCs w:val="16"/>
         </w:rPr>
@@ -6372,14 +7192,14 @@
         <w:ind w:left="567" w:firstLine="0"/>
         <w:jc w:val="both"/>
         <w:rPr>
-          <w:rFonts w:ascii="Arial Narrow" w:eastAsia="Arial Narrow" w:hAnsi="Arial Narrow" w:cs="Arial"/>
-          <w:sz w:val="16"/>
-          <w:szCs w:val="16"/>
-        </w:rPr>
-      </w:pPr>
-      <w:r>
-        <w:rPr>
-          <w:rFonts w:ascii="Arial Narrow" w:eastAsia="Arial Narrow" w:hAnsi="Arial Narrow" w:cs="Arial"/>
+          <w:rFonts w:ascii="Arial Narrow" w:eastAsia="Arial Narrow" w:hAnsi="Arial Narrow" w:cs="Arial Narrow"/>
+          <w:sz w:val="16"/>
+          <w:szCs w:val="16"/>
+        </w:rPr>
+      </w:pPr>
+      <w:r>
+        <w:rPr>
+          <w:rFonts w:ascii="Arial Narrow" w:eastAsia="Arial Narrow" w:hAnsi="Arial Narrow" w:cs="Arial Narrow"/>
           <w:sz w:val="16"/>
           <w:szCs w:val="16"/>
         </w:rPr>
@@ -6392,14 +7212,14 @@
         <w:ind w:firstLine="567"/>
         <w:jc w:val="both"/>
         <w:rPr>
-          <w:rFonts w:ascii="Arial Narrow" w:hAnsi="Arial Narrow" w:cs="Arial"/>
-          <w:sz w:val="16"/>
-          <w:szCs w:val="16"/>
-        </w:rPr>
-      </w:pPr>
-      <w:r>
-        <w:rPr>
-          <w:rFonts w:ascii="Arial Narrow" w:hAnsi="Arial Narrow" w:cs="Arial"/>
+          <w:rFonts w:ascii="Arial Narrow" w:eastAsia="Arial Narrow" w:hAnsi="Arial Narrow" w:cs="Arial Narrow"/>
+          <w:sz w:val="16"/>
+          <w:szCs w:val="16"/>
+        </w:rPr>
+      </w:pPr>
+      <w:r>
+        <w:rPr>
+          <w:rFonts w:ascii="Arial Narrow" w:eastAsia="Arial Narrow" w:hAnsi="Arial Narrow" w:cs="Arial Narrow"/>
           <w:sz w:val="16"/>
           <w:szCs w:val="16"/>
         </w:rPr>
@@ -6412,14 +7232,14 @@
         <w:ind w:firstLine="567"/>
         <w:jc w:val="both"/>
         <w:rPr>
-          <w:rFonts w:ascii="Arial Narrow" w:hAnsi="Arial Narrow" w:cs="Arial"/>
-          <w:sz w:val="16"/>
-          <w:szCs w:val="16"/>
-        </w:rPr>
-      </w:pPr>
-      <w:r>
-        <w:rPr>
-          <w:rFonts w:ascii="Arial Narrow" w:hAnsi="Arial Narrow" w:cs="Arial"/>
+          <w:rFonts w:ascii="Arial Narrow" w:eastAsia="Arial Narrow" w:hAnsi="Arial Narrow" w:cs="Arial Narrow"/>
+          <w:sz w:val="16"/>
+          <w:szCs w:val="16"/>
+        </w:rPr>
+      </w:pPr>
+      <w:r>
+        <w:rPr>
+          <w:rFonts w:ascii="Arial Narrow" w:eastAsia="Arial Narrow" w:hAnsi="Arial Narrow" w:cs="Arial Narrow"/>
           <w:sz w:val="16"/>
           <w:szCs w:val="16"/>
         </w:rPr>
@@ -6432,14 +7252,14 @@
         <w:ind w:left="567"/>
         <w:jc w:val="both"/>
         <w:rPr>
-          <w:rFonts w:ascii="Arial Narrow" w:hAnsi="Arial Narrow" w:cs="Arial"/>
-          <w:sz w:val="16"/>
-          <w:szCs w:val="16"/>
-        </w:rPr>
-      </w:pPr>
-      <w:r>
-        <w:rPr>
-          <w:rFonts w:ascii="Arial Narrow" w:hAnsi="Arial Narrow" w:cs="Arial"/>
+          <w:rFonts w:ascii="Arial Narrow" w:eastAsia="Arial Narrow" w:hAnsi="Arial Narrow" w:cs="Arial Narrow"/>
+          <w:sz w:val="16"/>
+          <w:szCs w:val="16"/>
+        </w:rPr>
+      </w:pPr>
+      <w:r>
+        <w:rPr>
+          <w:rFonts w:ascii="Arial Narrow" w:eastAsia="Arial Narrow" w:hAnsi="Arial Narrow" w:cs="Arial Narrow"/>
           <w:sz w:val="16"/>
           <w:szCs w:val="16"/>
         </w:rPr>
@@ -6448,7 +7268,7 @@
       <w:proofErr w:type="gramStart"/>
       <w:r>
         <w:rPr>
-          <w:rFonts w:ascii="Arial Narrow" w:hAnsi="Arial Narrow" w:cs="Arial"/>
+          <w:rFonts w:ascii="Arial Narrow" w:eastAsia="Arial Narrow" w:hAnsi="Arial Narrow" w:cs="Arial Narrow"/>
           <w:sz w:val="16"/>
           <w:szCs w:val="16"/>
         </w:rPr>
@@ -6457,7 +7277,7 @@
       <w:proofErr w:type="gramEnd"/>
       <w:r>
         <w:rPr>
-          <w:rFonts w:ascii="Arial Narrow" w:hAnsi="Arial Narrow" w:cs="Arial"/>
+          <w:rFonts w:ascii="Arial Narrow" w:eastAsia="Arial Narrow" w:hAnsi="Arial Narrow" w:cs="Arial Narrow"/>
           <w:sz w:val="16"/>
           <w:szCs w:val="16"/>
         </w:rPr>
@@ -6470,14 +7290,14 @@
         <w:ind w:left="567"/>
         <w:jc w:val="both"/>
         <w:rPr>
-          <w:rFonts w:ascii="Arial Narrow" w:hAnsi="Arial Narrow" w:cs="Arial"/>
-          <w:sz w:val="16"/>
-          <w:szCs w:val="16"/>
-        </w:rPr>
-      </w:pPr>
-      <w:r>
-        <w:rPr>
-          <w:rFonts w:ascii="Arial Narrow" w:eastAsia="Arial Narrow" w:hAnsi="Arial Narrow" w:cs="Arial"/>
+          <w:rFonts w:ascii="Arial Narrow" w:eastAsia="Arial Narrow" w:hAnsi="Arial Narrow" w:cs="Arial Narrow"/>
+          <w:sz w:val="16"/>
+          <w:szCs w:val="16"/>
+        </w:rPr>
+      </w:pPr>
+      <w:r>
+        <w:rPr>
+          <w:rFonts w:ascii="Arial Narrow" w:eastAsia="Arial Narrow" w:hAnsi="Arial Narrow" w:cs="Arial Narrow"/>
           <w:sz w:val="16"/>
           <w:szCs w:val="16"/>
         </w:rPr>
@@ -6490,14 +7310,14 @@
         <w:ind w:left="567"/>
         <w:jc w:val="both"/>
         <w:rPr>
-          <w:rFonts w:ascii="Arial Narrow" w:hAnsi="Arial Narrow" w:cs="Arial"/>
-          <w:sz w:val="16"/>
-          <w:szCs w:val="16"/>
-        </w:rPr>
-      </w:pPr>
-      <w:r>
-        <w:rPr>
-          <w:rFonts w:ascii="Arial Narrow" w:eastAsia="Arial Narrow" w:hAnsi="Arial Narrow" w:cs="Arial"/>
+          <w:rFonts w:ascii="Arial Narrow" w:eastAsia="Arial Narrow" w:hAnsi="Arial Narrow" w:cs="Arial Narrow"/>
+          <w:sz w:val="16"/>
+          <w:szCs w:val="16"/>
+        </w:rPr>
+      </w:pPr>
+      <w:r>
+        <w:rPr>
+          <w:rFonts w:ascii="Arial Narrow" w:eastAsia="Arial Narrow" w:hAnsi="Arial Narrow" w:cs="Arial Narrow"/>
           <w:sz w:val="16"/>
           <w:szCs w:val="16"/>
         </w:rPr>
@@ -6510,14 +7330,14 @@
         <w:ind w:left="567"/>
         <w:jc w:val="both"/>
         <w:rPr>
-          <w:rFonts w:ascii="Arial Narrow" w:eastAsia="Arial Narrow" w:hAnsi="Arial Narrow" w:cs="Arial"/>
-          <w:sz w:val="16"/>
-          <w:szCs w:val="16"/>
-        </w:rPr>
-      </w:pPr>
-      <w:r>
-        <w:rPr>
-          <w:rFonts w:ascii="Arial Narrow" w:eastAsia="Arial Narrow" w:hAnsi="Arial Narrow" w:cs="Arial"/>
+          <w:rFonts w:ascii="Arial Narrow" w:eastAsia="Arial Narrow" w:hAnsi="Arial Narrow" w:cs="Arial Narrow"/>
+          <w:sz w:val="16"/>
+          <w:szCs w:val="16"/>
+        </w:rPr>
+      </w:pPr>
+      <w:r>
+        <w:rPr>
+          <w:rFonts w:ascii="Arial Narrow" w:eastAsia="Arial Narrow" w:hAnsi="Arial Narrow" w:cs="Arial Narrow"/>
           <w:sz w:val="16"/>
           <w:szCs w:val="16"/>
         </w:rPr>
@@ -6530,14 +7350,14 @@
         <w:ind w:left="567"/>
         <w:jc w:val="both"/>
         <w:rPr>
-          <w:rFonts w:ascii="Arial Narrow" w:eastAsia="Arial Narrow" w:hAnsi="Arial Narrow" w:cs="Arial"/>
-          <w:sz w:val="16"/>
-          <w:szCs w:val="16"/>
-        </w:rPr>
-      </w:pPr>
-      <w:r>
-        <w:rPr>
-          <w:rFonts w:ascii="Arial Narrow" w:eastAsia="Arial Narrow" w:hAnsi="Arial Narrow" w:cs="Arial"/>
+          <w:rFonts w:ascii="Arial Narrow" w:eastAsia="Arial Narrow" w:hAnsi="Arial Narrow" w:cs="Arial Narrow"/>
+          <w:sz w:val="16"/>
+          <w:szCs w:val="16"/>
+        </w:rPr>
+      </w:pPr>
+      <w:r>
+        <w:rPr>
+          <w:rFonts w:ascii="Arial Narrow" w:eastAsia="Arial Narrow" w:hAnsi="Arial Narrow" w:cs="Arial Narrow"/>
           <w:sz w:val="16"/>
           <w:szCs w:val="16"/>
         </w:rPr>
@@ -6550,14 +7370,14 @@
         <w:ind w:left="567"/>
         <w:jc w:val="both"/>
         <w:rPr>
-          <w:rFonts w:ascii="Arial Narrow" w:eastAsia="Arial Narrow" w:hAnsi="Arial Narrow" w:cs="Arial"/>
-          <w:sz w:val="16"/>
-          <w:szCs w:val="16"/>
-        </w:rPr>
-      </w:pPr>
-      <w:r>
-        <w:rPr>
-          <w:rFonts w:ascii="Arial Narrow" w:eastAsia="Arial Narrow" w:hAnsi="Arial Narrow" w:cs="Arial"/>
+          <w:rFonts w:ascii="Arial Narrow" w:eastAsia="Arial Narrow" w:hAnsi="Arial Narrow" w:cs="Arial Narrow"/>
+          <w:sz w:val="16"/>
+          <w:szCs w:val="16"/>
+        </w:rPr>
+      </w:pPr>
+      <w:r>
+        <w:rPr>
+          <w:rFonts w:ascii="Arial Narrow" w:eastAsia="Arial Narrow" w:hAnsi="Arial Narrow" w:cs="Arial Narrow"/>
           <w:sz w:val="16"/>
           <w:szCs w:val="16"/>
         </w:rPr>
@@ -6570,7 +7390,7 @@
         <w:ind w:left="567"/>
         <w:jc w:val="both"/>
         <w:rPr>
-          <w:rFonts w:ascii="Arial Narrow" w:eastAsia="Arial Narrow" w:hAnsi="Arial Narrow" w:cs="Arial"/>
+          <w:rFonts w:ascii="Arial Narrow" w:eastAsia="Arial Narrow" w:hAnsi="Arial Narrow" w:cs="Arial Narrow"/>
           <w:sz w:val="16"/>
           <w:szCs w:val="16"/>
         </w:rPr>
@@ -6582,7 +7402,7 @@
         <w:ind w:left="567"/>
         <w:jc w:val="both"/>
         <w:rPr>
-          <w:rFonts w:ascii="Arial Narrow" w:eastAsia="Arial Narrow" w:hAnsi="Arial Narrow" w:cs="Arial"/>
+          <w:rFonts w:ascii="Arial Narrow" w:eastAsia="Arial Narrow" w:hAnsi="Arial Narrow" w:cs="Arial Narrow"/>
           <w:b/>
           <w:bCs/>
           <w:sz w:val="16"/>
@@ -6591,7 +7411,7 @@
       </w:pPr>
       <w:r>
         <w:rPr>
-          <w:rFonts w:ascii="Arial Narrow" w:eastAsia="Arial Narrow" w:hAnsi="Arial Narrow" w:cs="Arial"/>
+          <w:rFonts w:ascii="Arial Narrow" w:eastAsia="Arial Narrow" w:hAnsi="Arial Narrow" w:cs="Arial Narrow"/>
           <w:b/>
           <w:bCs/>
           <w:sz w:val="16"/>
@@ -6606,14 +7426,14 @@
         <w:ind w:left="567"/>
         <w:jc w:val="both"/>
         <w:rPr>
-          <w:rFonts w:ascii="Arial Narrow" w:eastAsia="Arial Narrow" w:hAnsi="Arial Narrow" w:cs="Arial"/>
-          <w:sz w:val="16"/>
-          <w:szCs w:val="16"/>
-        </w:rPr>
-      </w:pPr>
-      <w:r>
-        <w:rPr>
-          <w:rFonts w:ascii="Arial Narrow" w:eastAsia="Arial Narrow" w:hAnsi="Arial Narrow" w:cs="Arial"/>
+          <w:rFonts w:ascii="Arial Narrow" w:eastAsia="Arial Narrow" w:hAnsi="Arial Narrow" w:cs="Arial Narrow"/>
+          <w:sz w:val="16"/>
+          <w:szCs w:val="16"/>
+        </w:rPr>
+      </w:pPr>
+      <w:r>
+        <w:rPr>
+          <w:rFonts w:ascii="Arial Narrow" w:eastAsia="Arial Narrow" w:hAnsi="Arial Narrow" w:cs="Arial Narrow"/>
           <w:sz w:val="16"/>
           <w:szCs w:val="16"/>
         </w:rPr>
@@ -6626,14 +7446,14 @@
         <w:ind w:left="567"/>
         <w:jc w:val="both"/>
         <w:rPr>
-          <w:rFonts w:ascii="Arial Narrow" w:eastAsia="Arial Narrow" w:hAnsi="Arial Narrow" w:cs="Arial"/>
-          <w:sz w:val="16"/>
-          <w:szCs w:val="16"/>
-        </w:rPr>
-      </w:pPr>
-      <w:r>
-        <w:rPr>
-          <w:rFonts w:ascii="Arial Narrow" w:eastAsia="Arial Narrow" w:hAnsi="Arial Narrow" w:cs="Arial"/>
+          <w:rFonts w:ascii="Arial Narrow" w:eastAsia="Arial Narrow" w:hAnsi="Arial Narrow" w:cs="Arial Narrow"/>
+          <w:sz w:val="16"/>
+          <w:szCs w:val="16"/>
+        </w:rPr>
+      </w:pPr>
+      <w:r>
+        <w:rPr>
+          <w:rFonts w:ascii="Arial Narrow" w:eastAsia="Arial Narrow" w:hAnsi="Arial Narrow" w:cs="Arial Narrow"/>
           <w:sz w:val="16"/>
           <w:szCs w:val="16"/>
         </w:rPr>
@@ -6646,14 +7466,14 @@
         <w:ind w:left="567"/>
         <w:jc w:val="both"/>
         <w:rPr>
-          <w:rFonts w:ascii="Arial Narrow" w:eastAsia="Arial Narrow" w:hAnsi="Arial Narrow" w:cs="Arial"/>
-          <w:sz w:val="16"/>
-          <w:szCs w:val="16"/>
-        </w:rPr>
-      </w:pPr>
-      <w:r>
-        <w:rPr>
-          <w:rFonts w:ascii="Arial Narrow" w:eastAsia="Arial Narrow" w:hAnsi="Arial Narrow" w:cs="Arial"/>
+          <w:rFonts w:ascii="Arial Narrow" w:eastAsia="Arial Narrow" w:hAnsi="Arial Narrow" w:cs="Arial Narrow"/>
+          <w:sz w:val="16"/>
+          <w:szCs w:val="16"/>
+        </w:rPr>
+      </w:pPr>
+      <w:r>
+        <w:rPr>
+          <w:rFonts w:ascii="Arial Narrow" w:eastAsia="Arial Narrow" w:hAnsi="Arial Narrow" w:cs="Arial Narrow"/>
           <w:sz w:val="16"/>
           <w:szCs w:val="16"/>
         </w:rPr>
@@ -6666,14 +7486,14 @@
         <w:ind w:left="567"/>
         <w:jc w:val="both"/>
         <w:rPr>
-          <w:rFonts w:ascii="Arial Narrow" w:eastAsia="Arial Narrow" w:hAnsi="Arial Narrow" w:cs="Arial"/>
-          <w:sz w:val="16"/>
-          <w:szCs w:val="16"/>
-        </w:rPr>
-      </w:pPr>
-      <w:r>
-        <w:rPr>
-          <w:rFonts w:ascii="Arial Narrow" w:eastAsia="Arial Narrow" w:hAnsi="Arial Narrow" w:cs="Arial"/>
+          <w:rFonts w:ascii="Arial Narrow" w:eastAsia="Arial Narrow" w:hAnsi="Arial Narrow" w:cs="Arial Narrow"/>
+          <w:sz w:val="16"/>
+          <w:szCs w:val="16"/>
+        </w:rPr>
+      </w:pPr>
+      <w:r>
+        <w:rPr>
+          <w:rFonts w:ascii="Arial Narrow" w:eastAsia="Arial Narrow" w:hAnsi="Arial Narrow" w:cs="Arial Narrow"/>
           <w:sz w:val="16"/>
           <w:szCs w:val="16"/>
         </w:rPr>
@@ -6686,14 +7506,14 @@
         <w:ind w:left="567"/>
         <w:jc w:val="both"/>
         <w:rPr>
-          <w:rFonts w:ascii="Arial Narrow" w:eastAsia="Arial Narrow" w:hAnsi="Arial Narrow" w:cs="Arial"/>
-          <w:sz w:val="16"/>
-          <w:szCs w:val="16"/>
-        </w:rPr>
-      </w:pPr>
-      <w:r>
-        <w:rPr>
-          <w:rFonts w:ascii="Arial Narrow" w:eastAsia="Arial Narrow" w:hAnsi="Arial Narrow" w:cs="Arial"/>
+          <w:rFonts w:ascii="Arial Narrow" w:eastAsia="Arial Narrow" w:hAnsi="Arial Narrow" w:cs="Arial Narrow"/>
+          <w:sz w:val="16"/>
+          <w:szCs w:val="16"/>
+        </w:rPr>
+      </w:pPr>
+      <w:r>
+        <w:rPr>
+          <w:rFonts w:ascii="Arial Narrow" w:eastAsia="Arial Narrow" w:hAnsi="Arial Narrow" w:cs="Arial Narrow"/>
           <w:sz w:val="16"/>
           <w:szCs w:val="16"/>
         </w:rPr>
@@ -6702,7 +7522,7 @@
       <w:proofErr w:type="spellStart"/>
       <w:r>
         <w:rPr>
-          <w:rFonts w:ascii="Arial Narrow" w:eastAsia="Arial Narrow" w:hAnsi="Arial Narrow" w:cs="Arial"/>
+          <w:rFonts w:ascii="Arial Narrow" w:eastAsia="Arial Narrow" w:hAnsi="Arial Narrow" w:cs="Arial Narrow"/>
           <w:sz w:val="16"/>
           <w:szCs w:val="16"/>
         </w:rPr>
@@ -6711,7 +7531,7 @@
       <w:proofErr w:type="spellEnd"/>
       <w:r>
         <w:rPr>
-          <w:rFonts w:ascii="Arial Narrow" w:eastAsia="Arial Narrow" w:hAnsi="Arial Narrow" w:cs="Arial"/>
+          <w:rFonts w:ascii="Arial Narrow" w:eastAsia="Arial Narrow" w:hAnsi="Arial Narrow" w:cs="Arial Narrow"/>
           <w:sz w:val="16"/>
           <w:szCs w:val="16"/>
         </w:rPr>
@@ -6724,14 +7544,14 @@
         <w:ind w:left="567"/>
         <w:jc w:val="both"/>
         <w:rPr>
-          <w:rFonts w:ascii="Arial Narrow" w:eastAsia="Arial Narrow" w:hAnsi="Arial Narrow" w:cs="Arial"/>
-          <w:sz w:val="16"/>
-          <w:szCs w:val="16"/>
-        </w:rPr>
-      </w:pPr>
-      <w:r>
-        <w:rPr>
-          <w:rFonts w:ascii="Arial Narrow" w:eastAsia="Arial Narrow" w:hAnsi="Arial Narrow" w:cs="Arial"/>
+          <w:rFonts w:ascii="Arial Narrow" w:eastAsia="Arial Narrow" w:hAnsi="Arial Narrow" w:cs="Arial Narrow"/>
+          <w:sz w:val="16"/>
+          <w:szCs w:val="16"/>
+        </w:rPr>
+      </w:pPr>
+      <w:r>
+        <w:rPr>
+          <w:rFonts w:ascii="Arial Narrow" w:eastAsia="Arial Narrow" w:hAnsi="Arial Narrow" w:cs="Arial Narrow"/>
           <w:sz w:val="16"/>
           <w:szCs w:val="16"/>
         </w:rPr>
@@ -6744,14 +7564,14 @@
         <w:ind w:left="567"/>
         <w:jc w:val="both"/>
         <w:rPr>
-          <w:rFonts w:ascii="Arial Narrow" w:eastAsia="Arial Narrow" w:hAnsi="Arial Narrow" w:cs="Arial"/>
-          <w:sz w:val="16"/>
-          <w:szCs w:val="16"/>
-        </w:rPr>
-      </w:pPr>
-      <w:r>
-        <w:rPr>
-          <w:rFonts w:ascii="Arial Narrow" w:eastAsia="Arial Narrow" w:hAnsi="Arial Narrow" w:cs="Arial"/>
+          <w:rFonts w:ascii="Arial Narrow" w:eastAsia="Arial Narrow" w:hAnsi="Arial Narrow" w:cs="Arial Narrow"/>
+          <w:sz w:val="16"/>
+          <w:szCs w:val="16"/>
+        </w:rPr>
+      </w:pPr>
+      <w:r>
+        <w:rPr>
+          <w:rFonts w:ascii="Arial Narrow" w:eastAsia="Arial Narrow" w:hAnsi="Arial Narrow" w:cs="Arial Narrow"/>
           <w:sz w:val="16"/>
           <w:szCs w:val="16"/>
         </w:rPr>
@@ -6760,7 +7580,7 @@
       <w:proofErr w:type="spellStart"/>
       <w:r>
         <w:rPr>
-          <w:rFonts w:ascii="Arial Narrow" w:eastAsia="Arial Narrow" w:hAnsi="Arial Narrow" w:cs="Arial"/>
+          <w:rFonts w:ascii="Arial Narrow" w:eastAsia="Arial Narrow" w:hAnsi="Arial Narrow" w:cs="Arial Narrow"/>
           <w:sz w:val="16"/>
           <w:szCs w:val="16"/>
         </w:rPr>
@@ -6769,7 +7589,7 @@
       <w:proofErr w:type="spellEnd"/>
       <w:r>
         <w:rPr>
-          <w:rFonts w:ascii="Arial Narrow" w:eastAsia="Arial Narrow" w:hAnsi="Arial Narrow" w:cs="Arial"/>
+          <w:rFonts w:ascii="Arial Narrow" w:eastAsia="Arial Narrow" w:hAnsi="Arial Narrow" w:cs="Arial Narrow"/>
           <w:sz w:val="16"/>
           <w:szCs w:val="16"/>
         </w:rPr>
@@ -6782,14 +7602,14 @@
         <w:ind w:left="567"/>
         <w:jc w:val="both"/>
         <w:rPr>
-          <w:rFonts w:ascii="Arial Narrow" w:eastAsia="Arial Narrow" w:hAnsi="Arial Narrow" w:cs="Arial"/>
-          <w:sz w:val="16"/>
-          <w:szCs w:val="16"/>
-        </w:rPr>
-      </w:pPr>
-      <w:r>
-        <w:rPr>
-          <w:rFonts w:ascii="Arial Narrow" w:eastAsia="Arial Narrow" w:hAnsi="Arial Narrow" w:cs="Arial"/>
+          <w:rFonts w:ascii="Arial Narrow" w:eastAsia="Arial Narrow" w:hAnsi="Arial Narrow" w:cs="Arial Narrow"/>
+          <w:sz w:val="16"/>
+          <w:szCs w:val="16"/>
+        </w:rPr>
+      </w:pPr>
+      <w:r>
+        <w:rPr>
+          <w:rFonts w:ascii="Arial Narrow" w:eastAsia="Arial Narrow" w:hAnsi="Arial Narrow" w:cs="Arial Narrow"/>
           <w:sz w:val="16"/>
           <w:szCs w:val="16"/>
         </w:rPr>
@@ -6798,7 +7618,7 @@
       <w:proofErr w:type="spellStart"/>
       <w:r>
         <w:rPr>
-          <w:rFonts w:ascii="Arial Narrow" w:eastAsia="Arial Narrow" w:hAnsi="Arial Narrow" w:cs="Arial"/>
+          <w:rFonts w:ascii="Arial Narrow" w:eastAsia="Arial Narrow" w:hAnsi="Arial Narrow" w:cs="Arial Narrow"/>
           <w:sz w:val="16"/>
           <w:szCs w:val="16"/>
         </w:rPr>
@@ -6807,7 +7627,7 @@
       <w:proofErr w:type="spellEnd"/>
       <w:r>
         <w:rPr>
-          <w:rFonts w:ascii="Arial Narrow" w:eastAsia="Arial Narrow" w:hAnsi="Arial Narrow" w:cs="Arial"/>
+          <w:rFonts w:ascii="Arial Narrow" w:eastAsia="Arial Narrow" w:hAnsi="Arial Narrow" w:cs="Arial Narrow"/>
           <w:sz w:val="16"/>
           <w:szCs w:val="16"/>
         </w:rPr>
@@ -6820,14 +7640,14 @@
         <w:ind w:left="567"/>
         <w:jc w:val="both"/>
         <w:rPr>
-          <w:rFonts w:ascii="Arial Narrow" w:eastAsia="Arial Narrow" w:hAnsi="Arial Narrow" w:cs="Arial"/>
-          <w:sz w:val="16"/>
-          <w:szCs w:val="16"/>
-        </w:rPr>
-      </w:pPr>
-      <w:r>
-        <w:rPr>
-          <w:rFonts w:ascii="Arial Narrow" w:eastAsia="Arial Narrow" w:hAnsi="Arial Narrow" w:cs="Arial"/>
+          <w:rFonts w:ascii="Arial Narrow" w:eastAsia="Arial Narrow" w:hAnsi="Arial Narrow" w:cs="Arial Narrow"/>
+          <w:sz w:val="16"/>
+          <w:szCs w:val="16"/>
+        </w:rPr>
+      </w:pPr>
+      <w:r>
+        <w:rPr>
+          <w:rFonts w:ascii="Arial Narrow" w:eastAsia="Arial Narrow" w:hAnsi="Arial Narrow" w:cs="Arial Narrow"/>
           <w:sz w:val="16"/>
           <w:szCs w:val="16"/>
         </w:rPr>
@@ -6840,14 +7660,14 @@
         <w:ind w:left="567"/>
         <w:jc w:val="both"/>
         <w:rPr>
-          <w:rFonts w:ascii="Arial Narrow" w:eastAsia="Arial Narrow" w:hAnsi="Arial Narrow" w:cs="Arial"/>
-          <w:sz w:val="16"/>
-          <w:szCs w:val="16"/>
-        </w:rPr>
-      </w:pPr>
-      <w:r>
-        <w:rPr>
-          <w:rFonts w:ascii="Arial Narrow" w:eastAsia="Arial Narrow" w:hAnsi="Arial Narrow" w:cs="Arial"/>
+          <w:rFonts w:ascii="Arial Narrow" w:eastAsia="Arial Narrow" w:hAnsi="Arial Narrow" w:cs="Arial Narrow"/>
+          <w:sz w:val="16"/>
+          <w:szCs w:val="16"/>
+        </w:rPr>
+      </w:pPr>
+      <w:r>
+        <w:rPr>
+          <w:rFonts w:ascii="Arial Narrow" w:eastAsia="Arial Narrow" w:hAnsi="Arial Narrow" w:cs="Arial Narrow"/>
           <w:sz w:val="16"/>
           <w:szCs w:val="16"/>
         </w:rPr>
@@ -6857,10 +7677,10 @@
     <w:p>
       <w:pPr>
         <w:spacing w:after="0" w:line="240" w:lineRule="auto"/>
-        <w:ind w:left="567"/>
-        <w:jc w:val="both"/>
-        <w:rPr>
-          <w:rFonts w:ascii="Arial Narrow" w:eastAsia="Arial Narrow" w:hAnsi="Arial Narrow" w:cs="Arial"/>
+        <w:ind w:left="567" w:hanging="567"/>
+        <w:jc w:val="both"/>
+        <w:rPr>
+          <w:rFonts w:ascii="Arial Narrow" w:eastAsia="Arial Narrow" w:hAnsi="Arial Narrow" w:cs="Arial Narrow"/>
           <w:sz w:val="16"/>
           <w:szCs w:val="16"/>
         </w:rPr>
@@ -6877,7 +7697,7 @@
         <w:ind w:left="567" w:hanging="567"/>
         <w:jc w:val="both"/>
         <w:rPr>
-          <w:rFonts w:ascii="Arial Narrow" w:hAnsi="Arial Narrow" w:cs="Arial"/>
+          <w:rFonts w:ascii="Arial Narrow" w:eastAsia="Arial Narrow" w:hAnsi="Arial Narrow" w:cs="Arial Narrow"/>
           <w:b/>
           <w:sz w:val="16"/>
           <w:szCs w:val="16"/>
@@ -6886,7 +7706,7 @@
       <w:r>
         <w:rPr>
           <w:rStyle w:val="Refdenotaalpie"/>
-          <w:rFonts w:ascii="Arial Narrow" w:hAnsi="Arial Narrow" w:cs="Arial"/>
+          <w:rFonts w:ascii="Arial Narrow" w:eastAsia="Arial Narrow" w:hAnsi="Arial Narrow" w:cs="Arial Narrow"/>
           <w:sz w:val="16"/>
           <w:szCs w:val="16"/>
           <w:vertAlign w:val="superscript"/>
@@ -6895,7 +7715,7 @@
       </w:r>
       <w:r>
         <w:rPr>
-          <w:rFonts w:ascii="Arial Narrow" w:hAnsi="Arial Narrow" w:cs="Arial"/>
+          <w:rFonts w:ascii="Arial Narrow" w:eastAsia="Arial Narrow" w:hAnsi="Arial Narrow" w:cs="Arial Narrow"/>
           <w:sz w:val="16"/>
           <w:szCs w:val="16"/>
         </w:rPr>
@@ -6903,7 +7723,7 @@
       </w:r>
       <w:r>
         <w:rPr>
-          <w:rFonts w:ascii="Arial Narrow" w:hAnsi="Arial Narrow" w:cs="Arial"/>
+          <w:rFonts w:ascii="Arial Narrow" w:eastAsia="Arial Narrow" w:hAnsi="Arial Narrow" w:cs="Arial Narrow"/>
           <w:sz w:val="16"/>
           <w:szCs w:val="16"/>
         </w:rPr>
@@ -6911,7 +7731,7 @@
       </w:r>
       <w:r>
         <w:rPr>
-          <w:rFonts w:ascii="Arial Narrow" w:eastAsia="Arial Narrow" w:hAnsi="Arial Narrow" w:cs="Arial"/>
+          <w:rFonts w:ascii="Arial Narrow" w:eastAsia="Arial Narrow" w:hAnsi="Arial Narrow" w:cs="Arial Narrow"/>
           <w:b/>
           <w:sz w:val="16"/>
           <w:szCs w:val="16"/>
@@ -6920,7 +7740,7 @@
       </w:r>
       <w:r>
         <w:rPr>
-          <w:rFonts w:ascii="Arial Narrow" w:hAnsi="Arial Narrow" w:cs="Arial"/>
+          <w:rFonts w:ascii="Arial Narrow" w:eastAsia="Arial Narrow" w:hAnsi="Arial Narrow" w:cs="Arial Narrow"/>
           <w:b/>
           <w:bCs/>
           <w:sz w:val="16"/>
@@ -6930,7 +7750,7 @@
       </w:r>
       <w:r>
         <w:rPr>
-          <w:rFonts w:ascii="Arial Narrow" w:hAnsi="Arial Narrow" w:cs="Arial"/>
+          <w:rFonts w:ascii="Arial Narrow" w:eastAsia="Arial Narrow" w:hAnsi="Arial Narrow" w:cs="Arial Narrow"/>
           <w:b/>
           <w:sz w:val="16"/>
           <w:szCs w:val="16"/>
@@ -6946,15 +7766,15 @@
         </w:tabs>
         <w:jc w:val="both"/>
         <w:rPr>
-          <w:rFonts w:ascii="Arial Narrow" w:eastAsia="Arial Narrow" w:hAnsi="Arial Narrow" w:cs="Arial"/>
-          <w:b/>
-          <w:sz w:val="16"/>
-          <w:szCs w:val="16"/>
-        </w:rPr>
-      </w:pPr>
-      <w:r>
-        <w:rPr>
-          <w:rFonts w:ascii="Arial Narrow" w:eastAsia="Arial Narrow" w:hAnsi="Arial Narrow" w:cs="Arial"/>
+          <w:rFonts w:ascii="Arial Narrow" w:eastAsia="Arial Narrow" w:hAnsi="Arial Narrow" w:cs="Arial Narrow"/>
+          <w:b/>
+          <w:sz w:val="16"/>
+          <w:szCs w:val="16"/>
+        </w:rPr>
+      </w:pPr>
+      <w:r>
+        <w:rPr>
+          <w:rFonts w:ascii="Arial Narrow" w:eastAsia="Arial Narrow" w:hAnsi="Arial Narrow" w:cs="Arial Narrow"/>
           <w:b/>
           <w:sz w:val="16"/>
           <w:szCs w:val="16"/>
@@ -6971,14 +7791,14 @@
         </w:tabs>
         <w:jc w:val="both"/>
         <w:rPr>
-          <w:rFonts w:ascii="Arial Narrow" w:eastAsia="Arial Narrow" w:hAnsi="Arial Narrow" w:cs="Arial"/>
-          <w:sz w:val="16"/>
-          <w:szCs w:val="16"/>
-        </w:rPr>
-      </w:pPr>
-      <w:r>
-        <w:rPr>
-          <w:rFonts w:ascii="Arial Narrow" w:eastAsia="Arial Narrow" w:hAnsi="Arial Narrow" w:cs="Arial"/>
+          <w:rFonts w:ascii="Arial Narrow" w:eastAsia="Arial Narrow" w:hAnsi="Arial Narrow" w:cs="Arial Narrow"/>
+          <w:sz w:val="16"/>
+          <w:szCs w:val="16"/>
+        </w:rPr>
+      </w:pPr>
+      <w:r>
+        <w:rPr>
+          <w:rFonts w:ascii="Arial Narrow" w:eastAsia="Arial Narrow" w:hAnsi="Arial Narrow" w:cs="Arial Narrow"/>
           <w:sz w:val="16"/>
           <w:szCs w:val="16"/>
         </w:rPr>
@@ -6994,14 +7814,14 @@
         </w:tabs>
         <w:jc w:val="both"/>
         <w:rPr>
-          <w:rFonts w:ascii="Arial Narrow" w:eastAsia="Arial Narrow" w:hAnsi="Arial Narrow" w:cs="Arial"/>
-          <w:sz w:val="16"/>
-          <w:szCs w:val="16"/>
-        </w:rPr>
-      </w:pPr>
-      <w:r>
-        <w:rPr>
-          <w:rFonts w:ascii="Arial Narrow" w:eastAsia="Arial Narrow" w:hAnsi="Arial Narrow" w:cs="Arial"/>
+          <w:rFonts w:ascii="Arial Narrow" w:eastAsia="Arial Narrow" w:hAnsi="Arial Narrow" w:cs="Arial Narrow"/>
+          <w:sz w:val="16"/>
+          <w:szCs w:val="16"/>
+        </w:rPr>
+      </w:pPr>
+      <w:r>
+        <w:rPr>
+          <w:rFonts w:ascii="Arial Narrow" w:eastAsia="Arial Narrow" w:hAnsi="Arial Narrow" w:cs="Arial Narrow"/>
           <w:sz w:val="16"/>
           <w:szCs w:val="16"/>
         </w:rPr>
@@ -7017,14 +7837,14 @@
         </w:tabs>
         <w:jc w:val="both"/>
         <w:rPr>
-          <w:rFonts w:ascii="Arial Narrow" w:eastAsia="Arial Narrow" w:hAnsi="Arial Narrow" w:cs="Arial"/>
-          <w:sz w:val="16"/>
-          <w:szCs w:val="16"/>
-        </w:rPr>
-      </w:pPr>
-      <w:r>
-        <w:rPr>
-          <w:rFonts w:ascii="Arial Narrow" w:eastAsia="Arial Narrow" w:hAnsi="Arial Narrow" w:cs="Arial"/>
+          <w:rFonts w:ascii="Arial Narrow" w:eastAsia="Arial Narrow" w:hAnsi="Arial Narrow" w:cs="Arial Narrow"/>
+          <w:sz w:val="16"/>
+          <w:szCs w:val="16"/>
+        </w:rPr>
+      </w:pPr>
+      <w:r>
+        <w:rPr>
+          <w:rFonts w:ascii="Arial Narrow" w:eastAsia="Arial Narrow" w:hAnsi="Arial Narrow" w:cs="Arial Narrow"/>
           <w:sz w:val="16"/>
           <w:szCs w:val="16"/>
         </w:rPr>
@@ -7041,14 +7861,14 @@
         <w:ind w:left="567"/>
         <w:jc w:val="both"/>
         <w:rPr>
-          <w:rFonts w:ascii="Arial Narrow" w:eastAsia="Arial Narrow" w:hAnsi="Arial Narrow" w:cs="Arial"/>
-          <w:sz w:val="16"/>
-          <w:szCs w:val="16"/>
-        </w:rPr>
-      </w:pPr>
-      <w:r>
-        <w:rPr>
-          <w:rFonts w:ascii="Arial Narrow" w:eastAsia="Arial Narrow" w:hAnsi="Arial Narrow" w:cs="Arial"/>
+          <w:rFonts w:ascii="Arial Narrow" w:eastAsia="Arial Narrow" w:hAnsi="Arial Narrow" w:cs="Arial Narrow"/>
+          <w:sz w:val="16"/>
+          <w:szCs w:val="16"/>
+        </w:rPr>
+      </w:pPr>
+      <w:r>
+        <w:rPr>
+          <w:rFonts w:ascii="Arial Narrow" w:eastAsia="Arial Narrow" w:hAnsi="Arial Narrow" w:cs="Arial Narrow"/>
           <w:sz w:val="16"/>
           <w:szCs w:val="16"/>
         </w:rPr>
@@ -7057,7 +7877,7 @@
       <w:proofErr w:type="spellStart"/>
       <w:r>
         <w:rPr>
-          <w:rFonts w:ascii="Arial Narrow" w:eastAsia="Arial Narrow" w:hAnsi="Arial Narrow" w:cs="Arial"/>
+          <w:rFonts w:ascii="Arial Narrow" w:eastAsia="Arial Narrow" w:hAnsi="Arial Narrow" w:cs="Arial Narrow"/>
           <w:sz w:val="16"/>
           <w:szCs w:val="16"/>
         </w:rPr>
@@ -7066,26 +7886,13 @@
       <w:proofErr w:type="spellEnd"/>
       <w:r>
         <w:rPr>
-          <w:rFonts w:ascii="Arial Narrow" w:eastAsia="Arial Narrow" w:hAnsi="Arial Narrow" w:cs="Arial"/>
+          <w:rFonts w:ascii="Arial Narrow" w:eastAsia="Arial Narrow" w:hAnsi="Arial Narrow" w:cs="Arial Narrow"/>
           <w:sz w:val="16"/>
           <w:szCs w:val="16"/>
         </w:rPr>
         <w:t>, pudiendo imponerse una amonestación si el allanamiento o reconocimiento se realiza con la presentación de los descargos; caso contrario la sanción a imponer será pecuniaria. En aquellos casos en que el allanamiento o reconocimiento verse sobre controversias referidas a actos de discriminación, actos contrarios a la vida y a la salud y sustancias peligrosas, se considera como un atenuante pero la sanción a imponer será pecuniaria. En todos los supuestos de allanamiento y reconocimiento formulados con la presentación de los descargos, se exonera al denunciado del pago de los costos del procedimiento, pero no de las costas.</w:t>
       </w:r>
     </w:p>
-    <w:p>
-      <w:pPr>
-        <w:pStyle w:val="Textonotapie"/>
-        <w:jc w:val="both"/>
-        <w:rPr>
-          <w:rFonts w:ascii="Arial Narrow" w:hAnsi="Arial Narrow" w:cs="Arial"/>
-          <w:sz w:val="16"/>
-          <w:szCs w:val="16"/>
-        </w:rPr>
-      </w:pPr>
-    </w:p>
-  </w:footnote>
-  <w:footnote w:id="11">
     <w:p>
       <w:pPr>
         <w:pStyle w:val="Textonotapie"/>
@@ -7095,48 +7902,15 @@
         <w:ind w:left="567" w:hanging="567"/>
         <w:jc w:val="both"/>
         <w:rPr>
-          <w:rFonts w:ascii="Arial Narrow" w:eastAsia="Arial Narrow" w:hAnsi="Arial Narrow" w:cs="Arial"/>
-          <w:b/>
-          <w:sz w:val="16"/>
-          <w:szCs w:val="16"/>
-        </w:rPr>
-      </w:pPr>
-      <w:r>
-        <w:rPr>
-          <w:rStyle w:val="Refdenotaalpie"/>
-          <w:rFonts w:ascii="Arial Narrow" w:hAnsi="Arial Narrow" w:cs="Arial"/>
-          <w:sz w:val="16"/>
-          <w:szCs w:val="16"/>
-          <w:vertAlign w:val="superscript"/>
-        </w:rPr>
-        <w:footnoteRef/>
-      </w:r>
-      <w:r>
-        <w:rPr>
-          <w:rFonts w:ascii="Arial Narrow" w:hAnsi="Arial Narrow" w:cs="Arial"/>
-          <w:sz w:val="16"/>
-          <w:szCs w:val="16"/>
-        </w:rPr>
-        <w:t xml:space="preserve"> </w:t>
-      </w:r>
-      <w:r>
-        <w:rPr>
-          <w:rFonts w:ascii="Arial Narrow" w:hAnsi="Arial Narrow" w:cs="Arial"/>
-          <w:sz w:val="16"/>
-          <w:szCs w:val="16"/>
-        </w:rPr>
-        <w:tab/>
-      </w:r>
-      <w:r>
-        <w:rPr>
-          <w:rFonts w:ascii="Arial Narrow" w:eastAsia="Arial Narrow" w:hAnsi="Arial Narrow" w:cs="Arial"/>
-          <w:b/>
-          <w:sz w:val="16"/>
-          <w:szCs w:val="16"/>
-        </w:rPr>
-        <w:t>LEY SOBRE FACULTADES, NORMAS Y ORGANIZACIÓN DEL INDECOPI, aprobada por Decreto Legislativo 807</w:t>
-      </w:r>
-    </w:p>
+          <w:rFonts w:ascii="Arial Narrow" w:eastAsia="Arial Narrow" w:hAnsi="Arial Narrow" w:cs="Arial Narrow"/>
+          <w:b/>
+          <w:sz w:val="16"/>
+          <w:szCs w:val="16"/>
+        </w:rPr>
+      </w:pPr>
+    </w:p>
+  </w:footnote>
+  <w:footnote w:id="11">
     <w:p>
       <w:pPr>
         <w:pStyle w:val="Textonotapie"/>
@@ -7146,7 +7920,58 @@
         <w:ind w:left="567" w:hanging="567"/>
         <w:jc w:val="both"/>
         <w:rPr>
-          <w:rFonts w:ascii="Arial Narrow" w:eastAsia="Arial Narrow" w:hAnsi="Arial Narrow" w:cs="Arial"/>
+          <w:rFonts w:ascii="Arial Narrow" w:eastAsia="Arial Narrow" w:hAnsi="Arial Narrow" w:cs="Arial Narrow"/>
+          <w:b/>
+          <w:sz w:val="16"/>
+          <w:szCs w:val="16"/>
+        </w:rPr>
+      </w:pPr>
+      <w:r>
+        <w:rPr>
+          <w:rStyle w:val="Refdenotaalpie"/>
+          <w:rFonts w:ascii="Arial Narrow" w:eastAsia="Arial Narrow" w:hAnsi="Arial Narrow" w:cs="Arial Narrow"/>
+          <w:sz w:val="16"/>
+          <w:szCs w:val="16"/>
+          <w:vertAlign w:val="superscript"/>
+        </w:rPr>
+        <w:footnoteRef/>
+      </w:r>
+      <w:r>
+        <w:rPr>
+          <w:rFonts w:ascii="Arial Narrow" w:eastAsia="Arial Narrow" w:hAnsi="Arial Narrow" w:cs="Arial Narrow"/>
+          <w:sz w:val="16"/>
+          <w:szCs w:val="16"/>
+        </w:rPr>
+        <w:t xml:space="preserve"> </w:t>
+      </w:r>
+      <w:r>
+        <w:rPr>
+          <w:rFonts w:ascii="Arial Narrow" w:eastAsia="Arial Narrow" w:hAnsi="Arial Narrow" w:cs="Arial Narrow"/>
+          <w:sz w:val="16"/>
+          <w:szCs w:val="16"/>
+        </w:rPr>
+        <w:tab/>
+      </w:r>
+      <w:r>
+        <w:rPr>
+          <w:rFonts w:ascii="Arial Narrow" w:eastAsia="Arial Narrow" w:hAnsi="Arial Narrow" w:cs="Arial Narrow"/>
+          <w:b/>
+          <w:sz w:val="16"/>
+          <w:szCs w:val="16"/>
+        </w:rPr>
+        <w:t>LEY SOBRE FACULTADES, NORMAS Y ORGANIZACIÓN DEL INDECOPI, aprobada por Decreto Legislativo 807</w:t>
+      </w:r>
+    </w:p>
+    <w:p>
+      <w:pPr>
+        <w:pStyle w:val="Textonotapie"/>
+        <w:tabs>
+          <w:tab w:val="left" w:pos="567"/>
+        </w:tabs>
+        <w:ind w:left="567" w:hanging="567"/>
+        <w:jc w:val="both"/>
+        <w:rPr>
+          <w:rFonts w:ascii="Arial Narrow" w:eastAsia="Arial Narrow" w:hAnsi="Arial Narrow" w:cs="Arial Narrow"/>
           <w:bCs/>
           <w:sz w:val="16"/>
           <w:szCs w:val="16"/>
@@ -7154,7 +7979,7 @@
       </w:pPr>
       <w:r>
         <w:rPr>
-          <w:rFonts w:ascii="Arial Narrow" w:eastAsia="Arial Narrow" w:hAnsi="Arial Narrow" w:cs="Arial"/>
+          <w:rFonts w:ascii="Arial Narrow" w:eastAsia="Arial Narrow" w:hAnsi="Arial Narrow" w:cs="Arial Narrow"/>
           <w:b/>
           <w:sz w:val="16"/>
           <w:szCs w:val="16"/>
@@ -7163,7 +7988,7 @@
       </w:r>
       <w:r>
         <w:rPr>
-          <w:rFonts w:ascii="Arial Narrow" w:hAnsi="Arial Narrow" w:cs="Arial"/>
+          <w:rFonts w:ascii="Arial Narrow" w:eastAsia="Arial Narrow" w:hAnsi="Arial Narrow" w:cs="Arial Narrow"/>
           <w:b/>
           <w:sz w:val="16"/>
           <w:szCs w:val="16"/>
@@ -7172,7 +7997,7 @@
       </w:r>
       <w:r>
         <w:rPr>
-          <w:rFonts w:ascii="Arial Narrow" w:hAnsi="Arial Narrow" w:cs="Arial"/>
+          <w:rFonts w:ascii="Arial Narrow" w:eastAsia="Arial Narrow" w:hAnsi="Arial Narrow" w:cs="Arial Narrow"/>
           <w:bCs/>
           <w:sz w:val="16"/>
           <w:szCs w:val="16"/>
@@ -7183,9 +8008,14 @@
     <w:p>
       <w:pPr>
         <w:pStyle w:val="Textonotapie"/>
-        <w:jc w:val="both"/>
-        <w:rPr>
-          <w:rFonts w:ascii="Arial Narrow" w:hAnsi="Arial Narrow" w:cs="Arial"/>
+        <w:tabs>
+          <w:tab w:val="left" w:pos="567"/>
+        </w:tabs>
+        <w:ind w:left="567" w:hanging="567"/>
+        <w:jc w:val="both"/>
+        <w:rPr>
+          <w:rFonts w:ascii="Arial Narrow" w:eastAsia="Arial Narrow" w:hAnsi="Arial Narrow" w:cs="Arial Narrow"/>
+          <w:b/>
           <w:sz w:val="16"/>
           <w:szCs w:val="16"/>
         </w:rPr>
@@ -7202,7 +8032,7 @@
         <w:ind w:left="567" w:hanging="567"/>
         <w:jc w:val="both"/>
         <w:rPr>
-          <w:rFonts w:ascii="Arial Narrow" w:hAnsi="Arial Narrow" w:cs="Arial"/>
+          <w:rFonts w:ascii="Arial Narrow" w:eastAsia="Arial Narrow" w:hAnsi="Arial Narrow" w:cs="Arial Narrow"/>
           <w:b/>
           <w:bCs/>
           <w:sz w:val="16"/>
@@ -7212,7 +8042,7 @@
       <w:r>
         <w:rPr>
           <w:rStyle w:val="Refdenotaalpie"/>
-          <w:rFonts w:ascii="Arial Narrow" w:hAnsi="Arial Narrow" w:cs="Arial"/>
+          <w:rFonts w:ascii="Arial Narrow" w:eastAsia="Arial Narrow" w:hAnsi="Arial Narrow" w:cs="Arial Narrow"/>
           <w:b/>
           <w:bCs/>
           <w:sz w:val="16"/>
@@ -7223,7 +8053,7 @@
       </w:r>
       <w:r>
         <w:rPr>
-          <w:rFonts w:ascii="Arial Narrow" w:hAnsi="Arial Narrow" w:cs="Arial"/>
+          <w:rFonts w:ascii="Arial Narrow" w:eastAsia="Arial Narrow" w:hAnsi="Arial Narrow" w:cs="Arial Narrow"/>
           <w:b/>
           <w:bCs/>
           <w:sz w:val="16"/>
@@ -7233,7 +8063,7 @@
       </w:r>
       <w:r>
         <w:rPr>
-          <w:rFonts w:ascii="Arial Narrow" w:hAnsi="Arial Narrow" w:cs="Arial"/>
+          <w:rFonts w:ascii="Arial Narrow" w:eastAsia="Arial Narrow" w:hAnsi="Arial Narrow" w:cs="Arial Narrow"/>
           <w:b/>
           <w:bCs/>
           <w:sz w:val="16"/>
@@ -7245,7 +8075,7 @@
       <w:proofErr w:type="spellStart"/>
       <w:r>
         <w:rPr>
-          <w:rFonts w:ascii="Arial Narrow" w:hAnsi="Arial Narrow" w:cs="Arial"/>
+          <w:rFonts w:ascii="Arial Narrow" w:eastAsia="Arial Narrow" w:hAnsi="Arial Narrow" w:cs="Arial Narrow"/>
           <w:b/>
           <w:bCs/>
           <w:sz w:val="16"/>
@@ -7256,7 +8086,7 @@
       <w:proofErr w:type="spellEnd"/>
       <w:r>
         <w:rPr>
-          <w:rFonts w:ascii="Arial Narrow" w:hAnsi="Arial Narrow" w:cs="Arial"/>
+          <w:rFonts w:ascii="Arial Narrow" w:eastAsia="Arial Narrow" w:hAnsi="Arial Narrow" w:cs="Arial Narrow"/>
           <w:b/>
           <w:bCs/>
           <w:sz w:val="16"/>
@@ -7272,7 +8102,7 @@
         <w:ind w:left="567"/>
         <w:jc w:val="both"/>
         <w:rPr>
-          <w:rFonts w:ascii="Arial Narrow" w:hAnsi="Arial Narrow" w:cs="Arial"/>
+          <w:rFonts w:ascii="Arial Narrow" w:eastAsia="Arial Narrow" w:hAnsi="Arial Narrow" w:cs="Arial Narrow"/>
           <w:bCs/>
           <w:sz w:val="16"/>
           <w:szCs w:val="16"/>
@@ -7280,7 +8110,7 @@
       </w:pPr>
       <w:r>
         <w:rPr>
-          <w:rFonts w:ascii="Arial Narrow" w:hAnsi="Arial Narrow" w:cs="Arial"/>
+          <w:rFonts w:ascii="Arial Narrow" w:eastAsia="Arial Narrow" w:hAnsi="Arial Narrow" w:cs="Arial Narrow"/>
           <w:b/>
           <w:sz w:val="16"/>
           <w:szCs w:val="16"/>
@@ -7289,7 +8119,7 @@
       </w:r>
       <w:r>
         <w:rPr>
-          <w:rFonts w:ascii="Arial Narrow" w:hAnsi="Arial Narrow" w:cs="Arial"/>
+          <w:rFonts w:ascii="Arial Narrow" w:eastAsia="Arial Narrow" w:hAnsi="Arial Narrow" w:cs="Arial Narrow"/>
           <w:bCs/>
           <w:sz w:val="16"/>
           <w:szCs w:val="16"/>
@@ -7299,7 +8129,7 @@
       <w:proofErr w:type="gramStart"/>
       <w:r>
         <w:rPr>
-          <w:rFonts w:ascii="Arial Narrow" w:hAnsi="Arial Narrow" w:cs="Arial"/>
+          <w:rFonts w:ascii="Arial Narrow" w:eastAsia="Arial Narrow" w:hAnsi="Arial Narrow" w:cs="Arial Narrow"/>
           <w:bCs/>
           <w:sz w:val="16"/>
           <w:szCs w:val="16"/>
@@ -7309,7 +8139,7 @@
       <w:proofErr w:type="gramEnd"/>
       <w:r>
         <w:rPr>
-          <w:rFonts w:ascii="Arial Narrow" w:hAnsi="Arial Narrow" w:cs="Arial"/>
+          <w:rFonts w:ascii="Arial Narrow" w:eastAsia="Arial Narrow" w:hAnsi="Arial Narrow" w:cs="Arial Narrow"/>
           <w:bCs/>
           <w:sz w:val="16"/>
           <w:szCs w:val="16"/>
@@ -7319,7 +8149,7 @@
       <w:proofErr w:type="gramStart"/>
       <w:r>
         <w:rPr>
-          <w:rFonts w:ascii="Arial Narrow" w:hAnsi="Arial Narrow" w:cs="Arial"/>
+          <w:rFonts w:ascii="Arial Narrow" w:eastAsia="Arial Narrow" w:hAnsi="Arial Narrow" w:cs="Arial Narrow"/>
           <w:bCs/>
           <w:sz w:val="16"/>
           <w:szCs w:val="16"/>
@@ -7329,7 +8159,7 @@
       <w:proofErr w:type="gramEnd"/>
       <w:r>
         <w:rPr>
-          <w:rFonts w:ascii="Arial Narrow" w:hAnsi="Arial Narrow" w:cs="Arial"/>
+          <w:rFonts w:ascii="Arial Narrow" w:eastAsia="Arial Narrow" w:hAnsi="Arial Narrow" w:cs="Arial Narrow"/>
           <w:bCs/>
           <w:sz w:val="16"/>
           <w:szCs w:val="16"/>
@@ -7339,12 +8169,16 @@
     </w:p>
     <w:p>
       <w:pPr>
-        <w:pStyle w:val="NormalWeb"/>
-        <w:spacing w:after="0" w:line="240" w:lineRule="auto"/>
-        <w:ind w:left="567"/>
-        <w:jc w:val="both"/>
-        <w:rPr>
-          <w:rFonts w:ascii="Arial Narrow" w:hAnsi="Arial Narrow" w:cs="Arial"/>
+        <w:autoSpaceDE w:val="0"/>
+        <w:autoSpaceDN w:val="0"/>
+        <w:adjustRightInd w:val="0"/>
+        <w:spacing w:after="0" w:line="240" w:lineRule="auto"/>
+        <w:ind w:left="567" w:hanging="567"/>
+        <w:jc w:val="both"/>
+        <w:rPr>
+          <w:rFonts w:ascii="Arial Narrow" w:eastAsia="Arial Narrow" w:hAnsi="Arial Narrow" w:cs="Arial Narrow"/>
+          <w:b/>
+          <w:bCs/>
           <w:sz w:val="16"/>
           <w:szCs w:val="16"/>
         </w:rPr>
@@ -7358,7 +8192,7 @@
         <w:ind w:left="567" w:hanging="567"/>
         <w:jc w:val="both"/>
         <w:rPr>
-          <w:rFonts w:ascii="Arial Narrow" w:hAnsi="Arial Narrow" w:cs="Arial"/>
+          <w:rFonts w:ascii="Arial Narrow" w:eastAsia="Arial Narrow" w:hAnsi="Arial Narrow" w:cs="Arial Narrow"/>
           <w:sz w:val="16"/>
           <w:szCs w:val="16"/>
         </w:rPr>
@@ -7366,7 +8200,7 @@
       <w:r>
         <w:rPr>
           <w:rStyle w:val="Refdenotaalpie"/>
-          <w:rFonts w:ascii="Arial Narrow" w:hAnsi="Arial Narrow" w:cs="Arial"/>
+          <w:rFonts w:ascii="Arial Narrow" w:eastAsia="Arial Narrow" w:hAnsi="Arial Narrow" w:cs="Arial Narrow"/>
           <w:sz w:val="16"/>
           <w:szCs w:val="16"/>
           <w:vertAlign w:val="superscript"/>
@@ -7375,7 +8209,7 @@
       </w:r>
       <w:r>
         <w:rPr>
-          <w:rFonts w:ascii="Arial Narrow" w:hAnsi="Arial Narrow" w:cs="Arial"/>
+          <w:rFonts w:ascii="Arial Narrow" w:eastAsia="Arial Narrow" w:hAnsi="Arial Narrow" w:cs="Arial Narrow"/>
           <w:sz w:val="16"/>
           <w:szCs w:val="16"/>
         </w:rPr>
@@ -7383,7 +8217,7 @@
       </w:r>
       <w:r>
         <w:rPr>
-          <w:rFonts w:ascii="Arial Narrow" w:hAnsi="Arial Narrow" w:cs="Arial"/>
+          <w:rFonts w:ascii="Arial Narrow" w:eastAsia="Arial Narrow" w:hAnsi="Arial Narrow" w:cs="Arial Narrow"/>
           <w:sz w:val="16"/>
           <w:szCs w:val="16"/>
         </w:rPr>
@@ -7391,7 +8225,7 @@
       </w:r>
       <w:r>
         <w:rPr>
-          <w:rFonts w:ascii="Arial Narrow" w:eastAsia="Arial" w:hAnsi="Arial Narrow" w:cs="Arial"/>
+          <w:rFonts w:ascii="Arial Narrow" w:eastAsia="Arial Narrow" w:hAnsi="Arial Narrow" w:cs="Arial Narrow"/>
           <w:b/>
           <w:sz w:val="16"/>
           <w:szCs w:val="16"/>
@@ -7405,7 +8239,7 @@
         <w:ind w:left="1134" w:hanging="567"/>
         <w:jc w:val="both"/>
         <w:rPr>
-          <w:rFonts w:ascii="Arial Narrow" w:hAnsi="Arial Narrow" w:cs="Arial"/>
+          <w:rFonts w:ascii="Arial Narrow" w:eastAsia="Arial Narrow" w:hAnsi="Arial Narrow" w:cs="Arial Narrow"/>
           <w:b/>
           <w:bCs/>
           <w:sz w:val="16"/>
@@ -7414,7 +8248,7 @@
       </w:pPr>
       <w:r>
         <w:rPr>
-          <w:rFonts w:ascii="Arial Narrow" w:hAnsi="Arial Narrow" w:cs="Arial"/>
+          <w:rFonts w:ascii="Arial Narrow" w:eastAsia="Arial Narrow" w:hAnsi="Arial Narrow" w:cs="Arial Narrow"/>
           <w:b/>
           <w:bCs/>
           <w:sz w:val="16"/>
@@ -7429,14 +8263,14 @@
         <w:ind w:left="1134" w:hanging="567"/>
         <w:jc w:val="both"/>
         <w:rPr>
-          <w:rFonts w:ascii="Arial Narrow" w:hAnsi="Arial Narrow" w:cs="Arial"/>
-          <w:sz w:val="16"/>
-          <w:szCs w:val="16"/>
-        </w:rPr>
-      </w:pPr>
-      <w:r>
-        <w:rPr>
-          <w:rFonts w:ascii="Arial Narrow" w:hAnsi="Arial Narrow" w:cs="Arial"/>
+          <w:rFonts w:ascii="Arial Narrow" w:eastAsia="Arial Narrow" w:hAnsi="Arial Narrow" w:cs="Arial Narrow"/>
+          <w:sz w:val="16"/>
+          <w:szCs w:val="16"/>
+        </w:rPr>
+      </w:pPr>
+      <w:r>
+        <w:rPr>
+          <w:rFonts w:ascii="Arial Narrow" w:eastAsia="Arial Narrow" w:hAnsi="Arial Narrow" w:cs="Arial Narrow"/>
           <w:sz w:val="16"/>
           <w:szCs w:val="16"/>
         </w:rPr>
@@ -7444,7 +8278,7 @@
       </w:r>
       <w:r>
         <w:rPr>
-          <w:rFonts w:ascii="Arial Narrow" w:hAnsi="Arial Narrow" w:cs="Arial"/>
+          <w:rFonts w:ascii="Arial Narrow" w:eastAsia="Arial Narrow" w:hAnsi="Arial Narrow" w:cs="Arial Narrow"/>
           <w:sz w:val="16"/>
           <w:szCs w:val="16"/>
         </w:rPr>
@@ -7458,14 +8292,14 @@
         <w:ind w:left="1134"/>
         <w:jc w:val="both"/>
         <w:rPr>
-          <w:rFonts w:ascii="Arial Narrow" w:hAnsi="Arial Narrow" w:cs="Arial"/>
-          <w:sz w:val="16"/>
-          <w:szCs w:val="16"/>
-        </w:rPr>
-      </w:pPr>
-      <w:r>
-        <w:rPr>
-          <w:rFonts w:ascii="Arial Narrow" w:hAnsi="Arial Narrow" w:cs="Arial"/>
+          <w:rFonts w:ascii="Arial Narrow" w:eastAsia="Arial Narrow" w:hAnsi="Arial Narrow" w:cs="Arial Narrow"/>
+          <w:sz w:val="16"/>
+          <w:szCs w:val="16"/>
+        </w:rPr>
+      </w:pPr>
+      <w:r>
+        <w:rPr>
+          <w:rFonts w:ascii="Arial Narrow" w:eastAsia="Arial Narrow" w:hAnsi="Arial Narrow" w:cs="Arial Narrow"/>
           <w:sz w:val="16"/>
           <w:szCs w:val="16"/>
         </w:rPr>
@@ -7478,14 +8312,14 @@
         <w:ind w:left="1134"/>
         <w:jc w:val="both"/>
         <w:rPr>
-          <w:rFonts w:ascii="Arial Narrow" w:hAnsi="Arial Narrow" w:cs="Arial"/>
-          <w:sz w:val="16"/>
-          <w:szCs w:val="16"/>
-        </w:rPr>
-      </w:pPr>
-      <w:r>
-        <w:rPr>
-          <w:rFonts w:ascii="Arial Narrow" w:hAnsi="Arial Narrow" w:cs="Arial"/>
+          <w:rFonts w:ascii="Arial Narrow" w:eastAsia="Arial Narrow" w:hAnsi="Arial Narrow" w:cs="Arial Narrow"/>
+          <w:sz w:val="16"/>
+          <w:szCs w:val="16"/>
+        </w:rPr>
+      </w:pPr>
+      <w:r>
+        <w:rPr>
+          <w:rFonts w:ascii="Arial Narrow" w:eastAsia="Arial Narrow" w:hAnsi="Arial Narrow" w:cs="Arial Narrow"/>
           <w:sz w:val="16"/>
           <w:szCs w:val="16"/>
         </w:rPr>
@@ -7495,13 +8329,12 @@
     <w:p>
       <w:pPr>
         <w:pStyle w:val="Textonotapie"/>
-        <w:ind w:left="1134" w:hanging="567"/>
-        <w:jc w:val="both"/>
-        <w:rPr>
-          <w:rFonts w:ascii="Arial Narrow" w:hAnsi="Arial Narrow" w:cs="Arial"/>
-          <w:sz w:val="16"/>
-          <w:szCs w:val="16"/>
-          <w:lang w:val="es-ES"/>
+        <w:ind w:left="567" w:hanging="567"/>
+        <w:jc w:val="both"/>
+        <w:rPr>
+          <w:rFonts w:ascii="Arial Narrow" w:eastAsia="Arial Narrow" w:hAnsi="Arial Narrow" w:cs="Arial Narrow"/>
+          <w:sz w:val="16"/>
+          <w:szCs w:val="16"/>
         </w:rPr>
       </w:pPr>
     </w:p>
@@ -7513,7 +8346,7 @@
         <w:ind w:left="567" w:hanging="567"/>
         <w:jc w:val="both"/>
         <w:rPr>
-          <w:rFonts w:ascii="Arial Narrow" w:eastAsia="Arial Narrow" w:hAnsi="Arial Narrow" w:cs="Arial"/>
+          <w:rFonts w:ascii="Arial Narrow" w:eastAsia="Arial Narrow" w:hAnsi="Arial Narrow" w:cs="Arial Narrow"/>
           <w:b/>
           <w:sz w:val="16"/>
           <w:szCs w:val="16"/>
@@ -7522,7 +8355,7 @@
       <w:r>
         <w:rPr>
           <w:rStyle w:val="Refdenotaalpie"/>
-          <w:rFonts w:ascii="Arial Narrow" w:hAnsi="Arial Narrow" w:cs="Arial"/>
+          <w:rFonts w:ascii="Arial Narrow" w:eastAsia="Arial Narrow" w:hAnsi="Arial Narrow" w:cs="Arial Narrow"/>
           <w:sz w:val="16"/>
           <w:szCs w:val="16"/>
           <w:vertAlign w:val="superscript"/>
@@ -7531,7 +8364,7 @@
       </w:r>
       <w:r>
         <w:rPr>
-          <w:rFonts w:ascii="Arial Narrow" w:hAnsi="Arial Narrow" w:cs="Arial"/>
+          <w:rFonts w:ascii="Arial Narrow" w:eastAsia="Arial Narrow" w:hAnsi="Arial Narrow" w:cs="Arial Narrow"/>
           <w:sz w:val="16"/>
           <w:szCs w:val="16"/>
         </w:rPr>
@@ -7539,7 +8372,7 @@
       </w:r>
       <w:r>
         <w:rPr>
-          <w:rFonts w:ascii="Arial Narrow" w:hAnsi="Arial Narrow" w:cs="Arial"/>
+          <w:rFonts w:ascii="Arial Narrow" w:eastAsia="Arial Narrow" w:hAnsi="Arial Narrow" w:cs="Arial Narrow"/>
           <w:sz w:val="16"/>
           <w:szCs w:val="16"/>
         </w:rPr>
@@ -7547,7 +8380,7 @@
       </w:r>
       <w:r>
         <w:rPr>
-          <w:rFonts w:ascii="Arial Narrow" w:eastAsia="Arial Narrow" w:hAnsi="Arial Narrow" w:cs="Arial"/>
+          <w:rFonts w:ascii="Arial Narrow" w:eastAsia="Arial Narrow" w:hAnsi="Arial Narrow" w:cs="Arial Narrow"/>
           <w:b/>
           <w:sz w:val="16"/>
           <w:szCs w:val="16"/>
@@ -7561,7 +8394,7 @@
         <w:ind w:left="567"/>
         <w:jc w:val="both"/>
         <w:rPr>
-          <w:rFonts w:ascii="Arial Narrow" w:eastAsia="Arial Narrow" w:hAnsi="Arial Narrow" w:cs="Arial"/>
+          <w:rFonts w:ascii="Arial Narrow" w:eastAsia="Arial Narrow" w:hAnsi="Arial Narrow" w:cs="Arial Narrow"/>
           <w:bCs/>
           <w:sz w:val="16"/>
           <w:szCs w:val="16"/>
@@ -7569,7 +8402,7 @@
       </w:pPr>
       <w:r>
         <w:rPr>
-          <w:rFonts w:ascii="Arial Narrow" w:eastAsia="Arial Narrow" w:hAnsi="Arial Narrow" w:cs="Arial"/>
+          <w:rFonts w:ascii="Arial Narrow" w:eastAsia="Arial Narrow" w:hAnsi="Arial Narrow" w:cs="Arial Narrow"/>
           <w:b/>
           <w:sz w:val="16"/>
           <w:szCs w:val="16"/>
@@ -7578,7 +8411,7 @@
       </w:r>
       <w:r>
         <w:rPr>
-          <w:rFonts w:ascii="Arial Narrow" w:eastAsia="Arial Narrow" w:hAnsi="Arial Narrow" w:cs="Arial"/>
+          <w:rFonts w:ascii="Arial Narrow" w:eastAsia="Arial Narrow" w:hAnsi="Arial Narrow" w:cs="Arial Narrow"/>
           <w:bCs/>
           <w:sz w:val="16"/>
           <w:szCs w:val="16"/>
@@ -7588,7 +8421,7 @@
       <w:proofErr w:type="gramStart"/>
       <w:r>
         <w:rPr>
-          <w:rFonts w:ascii="Arial Narrow" w:eastAsia="Arial Narrow" w:hAnsi="Arial Narrow" w:cs="Arial"/>
+          <w:rFonts w:ascii="Arial Narrow" w:eastAsia="Arial Narrow" w:hAnsi="Arial Narrow" w:cs="Arial Narrow"/>
           <w:bCs/>
           <w:sz w:val="16"/>
           <w:szCs w:val="16"/>
@@ -7598,7 +8431,7 @@
       <w:proofErr w:type="gramEnd"/>
       <w:r>
         <w:rPr>
-          <w:rFonts w:ascii="Arial Narrow" w:eastAsia="Arial Narrow" w:hAnsi="Arial Narrow" w:cs="Arial"/>
+          <w:rFonts w:ascii="Arial Narrow" w:eastAsia="Arial Narrow" w:hAnsi="Arial Narrow" w:cs="Arial Narrow"/>
           <w:bCs/>
           <w:sz w:val="16"/>
           <w:szCs w:val="16"/>
@@ -7608,7 +8441,7 @@
       <w:proofErr w:type="gramStart"/>
       <w:r>
         <w:rPr>
-          <w:rFonts w:ascii="Arial Narrow" w:eastAsia="Arial Narrow" w:hAnsi="Arial Narrow" w:cs="Arial"/>
+          <w:rFonts w:ascii="Arial Narrow" w:eastAsia="Arial Narrow" w:hAnsi="Arial Narrow" w:cs="Arial Narrow"/>
           <w:bCs/>
           <w:sz w:val="16"/>
           <w:szCs w:val="16"/>
@@ -7618,7 +8451,7 @@
       <w:proofErr w:type="gramEnd"/>
       <w:r>
         <w:rPr>
-          <w:rFonts w:ascii="Arial Narrow" w:eastAsia="Arial Narrow" w:hAnsi="Arial Narrow" w:cs="Arial"/>
+          <w:rFonts w:ascii="Arial Narrow" w:eastAsia="Arial Narrow" w:hAnsi="Arial Narrow" w:cs="Arial Narrow"/>
           <w:bCs/>
           <w:sz w:val="16"/>
           <w:szCs w:val="16"/>
@@ -7632,7 +8465,7 @@
         <w:ind w:left="567"/>
         <w:jc w:val="both"/>
         <w:rPr>
-          <w:rFonts w:ascii="Arial Narrow" w:hAnsi="Arial Narrow" w:cs="Arial"/>
+          <w:rFonts w:ascii="Arial Narrow" w:eastAsia="Arial Narrow" w:hAnsi="Arial Narrow" w:cs="Arial Narrow"/>
           <w:bCs/>
           <w:sz w:val="16"/>
           <w:szCs w:val="16"/>
@@ -7640,7 +8473,7 @@
       </w:pPr>
       <w:r>
         <w:rPr>
-          <w:rFonts w:ascii="Arial Narrow" w:eastAsia="Arial Narrow" w:hAnsi="Arial Narrow" w:cs="Arial"/>
+          <w:rFonts w:ascii="Arial Narrow" w:eastAsia="Arial Narrow" w:hAnsi="Arial Narrow" w:cs="Arial Narrow"/>
           <w:bCs/>
           <w:sz w:val="16"/>
           <w:szCs w:val="16"/>
@@ -7650,7 +8483,7 @@
       <w:proofErr w:type="gramStart"/>
       <w:r>
         <w:rPr>
-          <w:rFonts w:ascii="Arial Narrow" w:eastAsia="Arial Narrow" w:hAnsi="Arial Narrow" w:cs="Arial"/>
+          <w:rFonts w:ascii="Arial Narrow" w:eastAsia="Arial Narrow" w:hAnsi="Arial Narrow" w:cs="Arial Narrow"/>
           <w:bCs/>
           <w:sz w:val="16"/>
           <w:szCs w:val="16"/>
@@ -7660,7 +8493,7 @@
       <w:proofErr w:type="gramEnd"/>
       <w:r>
         <w:rPr>
-          <w:rFonts w:ascii="Arial Narrow" w:eastAsia="Arial Narrow" w:hAnsi="Arial Narrow" w:cs="Arial"/>
+          <w:rFonts w:ascii="Arial Narrow" w:eastAsia="Arial Narrow" w:hAnsi="Arial Narrow" w:cs="Arial Narrow"/>
           <w:bCs/>
           <w:sz w:val="16"/>
           <w:szCs w:val="16"/>
@@ -7670,7 +8503,7 @@
       <w:proofErr w:type="gramStart"/>
       <w:r>
         <w:rPr>
-          <w:rFonts w:ascii="Arial Narrow" w:eastAsia="Arial Narrow" w:hAnsi="Arial Narrow" w:cs="Arial"/>
+          <w:rFonts w:ascii="Arial Narrow" w:eastAsia="Arial Narrow" w:hAnsi="Arial Narrow" w:cs="Arial Narrow"/>
           <w:bCs/>
           <w:sz w:val="16"/>
           <w:szCs w:val="16"/>
@@ -7680,7 +8513,7 @@
       <w:proofErr w:type="gramEnd"/>
       <w:r>
         <w:rPr>
-          <w:rFonts w:ascii="Arial Narrow" w:eastAsia="Arial Narrow" w:hAnsi="Arial Narrow" w:cs="Arial"/>
+          <w:rFonts w:ascii="Arial Narrow" w:eastAsia="Arial Narrow" w:hAnsi="Arial Narrow" w:cs="Arial Narrow"/>
           <w:bCs/>
           <w:sz w:val="16"/>
           <w:szCs w:val="16"/>
@@ -7690,7 +8523,7 @@
       <w:proofErr w:type="gramStart"/>
       <w:r>
         <w:rPr>
-          <w:rFonts w:ascii="Arial Narrow" w:eastAsia="Arial Narrow" w:hAnsi="Arial Narrow" w:cs="Arial"/>
+          <w:rFonts w:ascii="Arial Narrow" w:eastAsia="Arial Narrow" w:hAnsi="Arial Narrow" w:cs="Arial Narrow"/>
           <w:bCs/>
           <w:sz w:val="16"/>
           <w:szCs w:val="16"/>
@@ -7700,7 +8533,7 @@
       <w:proofErr w:type="gramEnd"/>
       <w:r>
         <w:rPr>
-          <w:rFonts w:ascii="Arial Narrow" w:eastAsia="Arial Narrow" w:hAnsi="Arial Narrow" w:cs="Arial"/>
+          <w:rFonts w:ascii="Arial Narrow" w:eastAsia="Arial Narrow" w:hAnsi="Arial Narrow" w:cs="Arial Narrow"/>
           <w:bCs/>
           <w:sz w:val="16"/>
           <w:szCs w:val="16"/>
@@ -7711,15 +8544,11 @@
     <w:p>
       <w:pPr>
         <w:pStyle w:val="Textonotapie"/>
-        <w:tabs>
-          <w:tab w:val="left" w:pos="284"/>
-        </w:tabs>
         <w:ind w:left="567" w:hanging="567"/>
         <w:jc w:val="both"/>
         <w:rPr>
-          <w:rFonts w:ascii="Arial Narrow" w:hAnsi="Arial Narrow" w:cs="Arial"/>
-          <w:b/>
-          <w:bCs/>
+          <w:rFonts w:ascii="Arial Narrow" w:eastAsia="Arial Narrow" w:hAnsi="Arial Narrow" w:cs="Arial Narrow"/>
+          <w:b/>
           <w:sz w:val="16"/>
           <w:szCs w:val="16"/>
         </w:rPr>

--- a/plantillas_maestras/17_seguro_no_especificado/materia_general_asegurativa/2_o_mas_ddos_varios/mujer/TPL_0672_2025_SEGURO_NO_ESPECIFICADO_MATERIA_GENERAL_ASEGURATIVA_ASEGURADORA_MUJER_R2.docx
+++ b/plantillas_maestras/17_seguro_no_especificado/materia_general_asegurativa/2_o_mas_ddos_varios/mujer/TPL_0672_2025_SEGURO_NO_ESPECIFICADO_MATERIA_GENERAL_ASEGURATIVA_ASEGURADORA_MUJER_R2.docx
@@ -581,127 +581,7 @@
           <w:lang w:val="es-ES" w:eastAsia="es-ES"/>
           <w14:ligatures w14:val="none"/>
         </w:rPr>
-        <w:t xml:space="preserve">Mediante el escrito del 17 de marzo de 2025 la señora [APELLIDO] denunció a Rímac, por presuntas infracciones a la Ley 29571, Código de Protección y Defensa del Consumidor (en adelante, Código), señalando lo siguiente:</w:t>
-      </w:r>
-      <w:r>
-        <w:rPr>
-          <w:rFonts w:ascii="Arial Narrow" w:eastAsia="Arial Narrow" w:hAnsi="Arial Narrow" w:cs="Arial Narrow"/>
-          <w:color w:val="000000"/>
-          <w:kern w:val="0"/>
-          <w:sz w:val="22"/>
-          <w:szCs w:val="22"/>
-          <w:lang w:val="es-ES" w:eastAsia="es-ES"/>
-          <w14:ligatures w14:val="none"/>
-        </w:rPr>
-        <w:t/>
-      </w:r>
-      <w:r>
-        <w:rPr>
-          <w:rFonts w:ascii="Arial Narrow" w:eastAsia="Arial Narrow" w:hAnsi="Arial Narrow" w:cs="Arial Narrow"/>
-          <w:kern w:val="0"/>
-          <w14:ligatures w14:val="none"/>
-          <w:sz w:val="22"/>
-          <w:szCs w:val="22"/>
-        </w:rPr>
-        <w:t xml:space="preserve"/>
-      </w:r>
-      <w:r>
-        <w:rPr>
-          <w:rFonts w:ascii="Arial Narrow" w:eastAsia="Arial Narrow" w:hAnsi="Arial Narrow" w:cs="Arial Narrow"/>
-          <w:kern w:val="0"/>
-          <w14:ligatures w14:val="none"/>
-          <w:sz w:val="22"/>
-          <w:szCs w:val="22"/>
-        </w:rPr>
-        <w:t/>
-      </w:r>
-      <w:r>
-        <w:rPr>
-          <w:rFonts w:ascii="Arial Narrow" w:eastAsia="Arial Narrow" w:hAnsi="Arial Narrow" w:cs="Arial Narrow"/>
-          <w:kern w:val="0"/>
-          <w14:ligatures w14:val="none"/>
-          <w:sz w:val="22"/>
-          <w:szCs w:val="22"/>
-        </w:rPr>
-        <w:t xml:space="preserve"/>
-      </w:r>
-      <w:r>
-        <w:rPr>
-          <w:rFonts w:ascii="Arial Narrow" w:eastAsia="Arial Narrow" w:hAnsi="Arial Narrow" w:cs="Arial Narrow"/>
-          <w:kern w:val="0"/>
-          <w14:ligatures w14:val="none"/>
-          <w:sz w:val="22"/>
-          <w:szCs w:val="22"/>
-        </w:rPr>
-        <w:t/>
-      </w:r>
-      <w:r>
-        <w:rPr>
-          <w:rFonts w:ascii="Arial Narrow" w:eastAsia="Arial Narrow" w:hAnsi="Arial Narrow" w:cs="Arial Narrow"/>
-          <w:kern w:val="0"/>
-          <w14:ligatures w14:val="none"/>
-          <w:sz w:val="22"/>
-          <w:szCs w:val="22"/>
-        </w:rPr>
-        <w:t xml:space="preserve"/>
-      </w:r>
-      <w:r>
-        <w:rPr>
-          <w:rFonts w:ascii="Arial Narrow" w:eastAsia="Arial Narrow" w:hAnsi="Arial Narrow" w:cs="Arial Narrow"/>
-          <w:kern w:val="0"/>
-          <w14:ligatures w14:val="none"/>
-          <w:sz w:val="22"/>
-          <w:szCs w:val="22"/>
-        </w:rPr>
-        <w:t/>
-      </w:r>
-      <w:r>
-        <w:rPr>
-          <w:rFonts w:ascii="Arial Narrow" w:eastAsia="Arial Narrow" w:hAnsi="Arial Narrow" w:cs="Arial Narrow"/>
-          <w:color w:val="000000"/>
-          <w:kern w:val="0"/>
-          <w:sz w:val="22"/>
-          <w:szCs w:val="22"/>
-          <w:lang w:val="es-ES" w:eastAsia="es-ES"/>
-          <w14:ligatures w14:val="none"/>
-        </w:rPr>
-        <w:t xml:space="preserve"/>
-      </w:r>
-      <w:r>
-        <w:rPr>
-          <w:rFonts w:ascii="Arial Narrow" w:eastAsia="Arial Narrow" w:hAnsi="Arial Narrow" w:cs="Arial Narrow"/>
-          <w:color w:val="000000"/>
-          <w:kern w:val="0"/>
-          <w:sz w:val="22"/>
-          <w:szCs w:val="22"/>
-          <w:lang w:val="es-ES" w:eastAsia="es-ES"/>
-          <w14:ligatures w14:val="none"/>
-        </w:rPr>
-        <w:t/>
-      </w:r>
-      <w:r>
-        <w:rPr>
-          <w:rFonts w:ascii="Arial Narrow" w:eastAsia="Arial Narrow" w:hAnsi="Arial Narrow" w:cs="Arial Narrow"/>
-          <w:color w:val="000000"/>
-          <w:kern w:val="0"/>
-          <w:sz w:val="22"/>
-          <w:szCs w:val="22"/>
-          <w:lang w:val="es-ES" w:eastAsia="es-ES"/>
-          <w14:ligatures w14:val="none"/>
-        </w:rPr>
-        <w:t xml:space="preserve"/>
-      </w:r>
-      <w:r>
-        <w:rPr>
-          <w:rFonts w:ascii="Arial Narrow" w:eastAsia="Arial Narrow" w:hAnsi="Arial Narrow" w:cs="Arial Narrow"/>
-          <w:color w:val="000000"/>
-          <w:kern w:val="0"/>
-          <w:sz w:val="22"/>
-          <w:szCs w:val="22"/>
-          <w:lang w:val="es-ES" w:eastAsia="es-ES"/>
-          <w14:ligatures w14:val="none"/>
-        </w:rPr>
-        <w:t/>
+        <w:t xml:space="preserve">Mediante el escrito del 17 de marzo de 2025 la señora [APELLIDO] denunció a Rímac, por presuntas infracciones a la Ley 29571, Código de Protección y Defensa del Consumidor</w:t>
       </w:r>
       <w:r>
         <w:rPr>
@@ -716,6 +596,138 @@
           <w14:ligatures w14:val="none"/>
         </w:rPr>
         <w:footnoteReference w:id="1"/>
+      </w:r>
+      <w:r>
+        <w:rPr>
+          <w:rFonts w:ascii="Arial Narrow" w:eastAsia="Arial Narrow" w:hAnsi="Arial Narrow" w:cs="Arial Narrow"/>
+          <w:color w:val="000000"/>
+          <w:kern w:val="0"/>
+          <w:sz w:val="22"/>
+          <w:szCs w:val="22"/>
+          <w:lang w:val="es-ES" w:eastAsia="es-ES"/>
+          <w14:ligatures w14:val="none"/>
+        </w:rPr>
+        <w:t xml:space="preserve"> (en adelante, Código), señalando lo siguiente:</w:t>
+      </w:r>
+      <w:r>
+        <w:rPr>
+          <w:rFonts w:ascii="Arial Narrow" w:eastAsia="Arial Narrow" w:hAnsi="Arial Narrow" w:cs="Arial Narrow"/>
+          <w:color w:val="000000"/>
+          <w:kern w:val="0"/>
+          <w:sz w:val="22"/>
+          <w:szCs w:val="22"/>
+          <w:lang w:val="es-ES" w:eastAsia="es-ES"/>
+          <w14:ligatures w14:val="none"/>
+        </w:rPr>
+        <w:t/>
+      </w:r>
+      <w:r>
+        <w:rPr>
+          <w:rFonts w:ascii="Arial Narrow" w:eastAsia="Arial Narrow" w:hAnsi="Arial Narrow" w:cs="Arial Narrow"/>
+          <w:kern w:val="0"/>
+          <w14:ligatures w14:val="none"/>
+          <w:sz w:val="22"/>
+          <w:szCs w:val="22"/>
+        </w:rPr>
+        <w:t xml:space="preserve"/>
+      </w:r>
+      <w:r>
+        <w:rPr>
+          <w:rFonts w:ascii="Arial Narrow" w:eastAsia="Arial Narrow" w:hAnsi="Arial Narrow" w:cs="Arial Narrow"/>
+          <w:kern w:val="0"/>
+          <w14:ligatures w14:val="none"/>
+          <w:sz w:val="22"/>
+          <w:szCs w:val="22"/>
+        </w:rPr>
+        <w:t/>
+      </w:r>
+      <w:r>
+        <w:rPr>
+          <w:rFonts w:ascii="Arial Narrow" w:eastAsia="Arial Narrow" w:hAnsi="Arial Narrow" w:cs="Arial Narrow"/>
+          <w:kern w:val="0"/>
+          <w14:ligatures w14:val="none"/>
+          <w:sz w:val="22"/>
+          <w:szCs w:val="22"/>
+        </w:rPr>
+        <w:t xml:space="preserve"/>
+      </w:r>
+      <w:r>
+        <w:rPr>
+          <w:rFonts w:ascii="Arial Narrow" w:eastAsia="Arial Narrow" w:hAnsi="Arial Narrow" w:cs="Arial Narrow"/>
+          <w:kern w:val="0"/>
+          <w14:ligatures w14:val="none"/>
+          <w:sz w:val="22"/>
+          <w:szCs w:val="22"/>
+        </w:rPr>
+        <w:t/>
+      </w:r>
+      <w:r>
+        <w:rPr>
+          <w:rFonts w:ascii="Arial Narrow" w:eastAsia="Arial Narrow" w:hAnsi="Arial Narrow" w:cs="Arial Narrow"/>
+          <w:kern w:val="0"/>
+          <w14:ligatures w14:val="none"/>
+          <w:sz w:val="22"/>
+          <w:szCs w:val="22"/>
+        </w:rPr>
+        <w:t xml:space="preserve"/>
+      </w:r>
+      <w:r>
+        <w:rPr>
+          <w:rFonts w:ascii="Arial Narrow" w:eastAsia="Arial Narrow" w:hAnsi="Arial Narrow" w:cs="Arial Narrow"/>
+          <w:kern w:val="0"/>
+          <w14:ligatures w14:val="none"/>
+          <w:sz w:val="22"/>
+          <w:szCs w:val="22"/>
+        </w:rPr>
+        <w:t/>
+      </w:r>
+      <w:r>
+        <w:rPr>
+          <w:rFonts w:ascii="Arial Narrow" w:eastAsia="Arial Narrow" w:hAnsi="Arial Narrow" w:cs="Arial Narrow"/>
+          <w:color w:val="000000"/>
+          <w:kern w:val="0"/>
+          <w:sz w:val="22"/>
+          <w:szCs w:val="22"/>
+          <w:lang w:val="es-ES" w:eastAsia="es-ES"/>
+          <w14:ligatures w14:val="none"/>
+        </w:rPr>
+        <w:t xml:space="preserve"/>
+      </w:r>
+      <w:r>
+        <w:rPr>
+          <w:rFonts w:ascii="Arial Narrow" w:eastAsia="Arial Narrow" w:hAnsi="Arial Narrow" w:cs="Arial Narrow"/>
+          <w:color w:val="000000"/>
+          <w:kern w:val="0"/>
+          <w:sz w:val="22"/>
+          <w:szCs w:val="22"/>
+          <w:lang w:val="es-ES" w:eastAsia="es-ES"/>
+          <w14:ligatures w14:val="none"/>
+        </w:rPr>
+        <w:t/>
+      </w:r>
+      <w:r>
+        <w:rPr>
+          <w:rFonts w:ascii="Arial Narrow" w:eastAsia="Arial Narrow" w:hAnsi="Arial Narrow" w:cs="Arial Narrow"/>
+          <w:color w:val="000000"/>
+          <w:kern w:val="0"/>
+          <w:sz w:val="22"/>
+          <w:szCs w:val="22"/>
+          <w:lang w:val="es-ES" w:eastAsia="es-ES"/>
+          <w14:ligatures w14:val="none"/>
+        </w:rPr>
+        <w:t xml:space="preserve"/>
+      </w:r>
+      <w:r>
+        <w:rPr>
+          <w:rFonts w:ascii="Arial Narrow" w:eastAsia="Arial Narrow" w:hAnsi="Arial Narrow" w:cs="Arial Narrow"/>
+          <w:color w:val="000000"/>
+          <w:kern w:val="0"/>
+          <w:sz w:val="22"/>
+          <w:szCs w:val="22"/>
+          <w:lang w:val="es-ES" w:eastAsia="es-ES"/>
+          <w14:ligatures w14:val="none"/>
+        </w:rPr>
+        <w:t/>
       </w:r>
       <w:r>
         <w:rPr>
@@ -2297,7 +2309,19 @@
           <w:lang w:eastAsia="es-PE"/>
           <w14:ligatures w14:val="none"/>
         </w:rPr>
-        <w:t xml:space="preserve">PRIMERO: admitir a trámite la denuncia del 17 de marzo de 2025 interpuesta por la señora [APELLIDO] Gutiérrez contra Rímac Seguros y Reaseguros S.A., por lo siguiente:</w:t>
+        <w:t xml:space="preserve">PRIMERO:</w:t>
+      </w:r>
+      <w:r>
+        <w:rPr>
+          <w:rFonts w:ascii="Arial Narrow" w:eastAsia="Arial Narrow" w:hAnsi="Arial Narrow" w:cs="Arial Narrow"/>
+          <w:color w:val="000000"/>
+          <w:kern w:val="0"/>
+          <w:sz w:val="22"/>
+          <w:szCs w:val="22"/>
+          <w:lang w:eastAsia="es-PE"/>
+          <w14:ligatures w14:val="none"/>
+        </w:rPr>
+        <w:t xml:space="preserve"> admitir a trámite la denuncia del 17 de marzo de 2025 interpuesta por la señora [APELLIDO] Gutiérrez contra Rímac Seguros y Reaseguros S.A., por lo siguiente:</w:t>
       </w:r>
       <w:r>
         <w:rPr>
@@ -3062,7 +3086,19 @@
           <w:lang w:eastAsia="es-PE"/>
           <w14:ligatures w14:val="none"/>
         </w:rPr>
-        <w:t xml:space="preserve">TERCERO: </w:t>
+        <w:t xml:space="preserve">TERCERO:</w:t>
+      </w:r>
+      <w:r>
+        <w:rPr>
+          <w:rFonts w:ascii="Arial Narrow" w:eastAsia="Arial Narrow" w:hAnsi="Arial Narrow" w:cs="Arial Narrow"/>
+          <w:color w:val="000000"/>
+          <w:kern w:val="0"/>
+          <w:sz w:val="22"/>
+          <w:szCs w:val="22"/>
+          <w:lang w:eastAsia="es-PE"/>
+          <w14:ligatures w14:val="none"/>
+        </w:rPr>
+        <w:t xml:space="preserve"> </w:t>
       </w:r>
       <w:r>
         <w:rPr>
@@ -3473,7 +3509,15 @@
           <w:sz w:val="22"/>
           <w:szCs w:val="22"/>
         </w:rPr>
-        <w:t xml:space="preserve">CUARTO: </w:t>
+        <w:t xml:space="preserve">CUARTO:</w:t>
+      </w:r>
+      <w:r>
+        <w:rPr>
+          <w:rFonts w:ascii="Arial Narrow" w:eastAsia="Arial Narrow" w:hAnsi="Arial Narrow" w:cs="Arial Narrow"/>
+          <w:sz w:val="22"/>
+          <w:szCs w:val="22"/>
+        </w:rPr>
+        <w:t xml:space="preserve"> </w:t>
       </w:r>
       <w:r>
         <w:rPr>
@@ -3495,7 +3539,7 @@
           <w:lang w:val="es-ES" w:eastAsia="es-ES"/>
           <w14:ligatures w14:val="none"/>
         </w:rPr>
-        <w:footnoteReference w:id="14"/>
+        <w:footnoteReference w:id="7"/>
       </w:r>
       <w:r>
         <w:rPr>
@@ -3517,7 +3561,7 @@
           <w:lang w:val="es-ES" w:eastAsia="es-ES"/>
           <w14:ligatures w14:val="none"/>
         </w:rPr>
-        <w:footnoteReference w:id="15"/>
+        <w:footnoteReference w:id="8"/>
       </w:r>
       <w:r>
         <w:rPr>
@@ -3568,7 +3612,19 @@
           <w:lang w:eastAsia="es-PE"/>
           <w14:ligatures w14:val="none"/>
         </w:rPr>
-        <w:t xml:space="preserve">QUINTO: </w:t>
+        <w:t xml:space="preserve">QUINTO:</w:t>
+      </w:r>
+      <w:r>
+        <w:rPr>
+          <w:rFonts w:ascii="Arial Narrow" w:eastAsia="Arial Narrow" w:hAnsi="Arial Narrow" w:cs="Arial Narrow"/>
+          <w:color w:val="000000"/>
+          <w:kern w:val="0"/>
+          <w:sz w:val="22"/>
+          <w:szCs w:val="22"/>
+          <w:lang w:eastAsia="es-PE"/>
+          <w14:ligatures w14:val="none"/>
+        </w:rPr>
+        <w:t xml:space="preserve"> </w:t>
       </w:r>
       <w:bookmarkStart w:id="5" w:name="_Hlk188286813"/>
       <w:r>
@@ -3984,7 +4040,7 @@
           <w:lang w:eastAsia="es-PE"/>
           <w14:ligatures w14:val="none"/>
         </w:rPr>
-        <w:footnoteReference w:id="8"/>
+        <w:footnoteReference w:id="9"/>
       </w:r>
       <w:r>
         <w:rPr>
@@ -4076,7 +4132,7 @@
           <w:lang w:eastAsia="es-PE"/>
           <w14:ligatures w14:val="none"/>
         </w:rPr>
-        <w:footnoteReference w:id="9"/>
+        <w:footnoteReference w:id="10"/>
       </w:r>
       <w:r>
         <w:rPr>
@@ -4138,7 +4194,7 @@
           <w:lang w:eastAsia="es-PE"/>
           <w14:ligatures w14:val="none"/>
         </w:rPr>
-        <w:footnoteReference w:id="10"/>
+        <w:footnoteReference w:id="11"/>
       </w:r>
       <w:r>
         <w:rPr>
@@ -4244,7 +4300,7 @@
           <w:lang w:eastAsia="es-PE"/>
           <w14:ligatures w14:val="none"/>
         </w:rPr>
-        <w:footnoteReference w:id="11"/>
+        <w:footnoteReference w:id="12"/>
       </w:r>
       <w:r>
         <w:rPr>
@@ -4374,7 +4430,7 @@
           <w:vertAlign w:val="superscript"/>
           <w14:ligatures w14:val="none"/>
         </w:rPr>
-        <w:footnoteReference w:id="12"/>
+        <w:footnoteReference w:id="13"/>
       </w:r>
       <w:r>
         <w:rPr>
@@ -4403,7 +4459,6 @@
           <w:kern w:val="0"/>
           <w:sz w:val="22"/>
           <w:szCs w:val="22"/>
-          <w:u w:val="single"/>
           <w14:ligatures w14:val="none"/>
         </w:rPr>
         <w:t>expresamente su facultad para asistir y conciliar en su representación</w:t>
@@ -4411,7 +4466,6 @@
       <w:r>
         <w:rPr>
           <w:rFonts w:ascii="Arial Narrow" w:eastAsia="Arial Narrow" w:hAnsi="Arial Narrow" w:cs="Arial Narrow"/>
-          <w:bCs/>
           <w:kern w:val="0"/>
           <w14:ligatures w14:val="none"/>
           <w:sz w:val="22"/>
@@ -4422,8 +4476,6 @@
       <w:r>
         <w:rPr>
           <w:rFonts w:ascii="Arial Narrow" w:eastAsia="Arial Narrow" w:hAnsi="Arial Narrow" w:cs="Arial Narrow"/>
-          <w:b/>
-          <w:bCs/>
           <w:kern w:val="0"/>
           <w14:ligatures w14:val="none"/>
           <w:sz w:val="22"/>
@@ -4437,7 +4489,6 @@
           <w:kern w:val="0"/>
           <w:sz w:val="22"/>
           <w:szCs w:val="22"/>
-          <w:u w:val="single"/>
           <w14:ligatures w14:val="none"/>
         </w:rPr>
         <w:t xml:space="preserve">Ello bajo apercibimiento de no realizar la audiencia de conciliación y levantar el acta de inasistencia correspondiente. </w:t>
@@ -4538,7 +4589,7 @@
           <w:sz w:val="22"/>
           <w:szCs w:val="22"/>
         </w:rPr>
-        <w:t xml:space="preserve">DÉCIMO: </w:t>
+        <w:t xml:space="preserve">DÉCIMO:</w:t>
       </w:r>
       <w:r>
         <w:rPr>
@@ -4549,6 +4600,17 @@
           <w:sz w:val="22"/>
           <w:szCs w:val="22"/>
         </w:rPr>
+        <w:t xml:space="preserve"> </w:t>
+      </w:r>
+      <w:r>
+        <w:rPr>
+          <w:rFonts w:ascii="Arial Narrow" w:eastAsia="Arial Narrow" w:hAnsi="Arial Narrow" w:cs="Arial Narrow"/>
+          <w:spacing w:val="-3"/>
+          <w:kern w:val="0"/>
+          <w14:ligatures w14:val="none"/>
+          <w:sz w:val="22"/>
+          <w:szCs w:val="22"/>
+        </w:rPr>
         <w:t xml:space="preserve">requerir a la señora [APELLIDO] y [APELLIDO] y Reaseguros S.A. para que, dentro del plazo de dos (2) días hábiles siguientes a la fecha en que reciba la notificación en su bandeja de correo electrónico, efectúe la confirmación de recepción de la notificación remitida por este despacho a su correo electrónico, de conformidad con el segundo párrafo del numeral 4 del artículo 20 del Texto Único Ordenado de la Ley del Procedimiento Administrativo General, aprobado mediante Decreto Supremo 006-2026-JUS, bajo apercibimiento de rehacer el acto de notificación y notificarle conforme al numeral 1 del artículo 20 del citado cuerpo normativo.</w:t>
       </w:r>
       <w:r>
@@ -4734,7 +4796,7 @@
           <w:szCs w:val="22"/>
           <w:vertAlign w:val="superscript"/>
         </w:rPr>
-        <w:footnoteReference w:id="13"/>
+        <w:footnoteReference w:id="14"/>
       </w:r>
       <w:r>
         <w:rPr>
@@ -4836,6 +4898,36 @@
           <w14:ligatures w14:val="none"/>
         </w:rPr>
       </w:pPr>
+    </w:p>
+    <w:p>
+      <w:pPr>
+        <w:shd w:val="clear" w:color="auto" w:fill="FFFFFF"/>
+        <w:spacing w:after="0" w:line="240" w:lineRule="auto"/>
+        <w:jc w:val="center"/>
+        <w:rPr>
+          <w:rFonts w:ascii="Arial Narrow" w:eastAsia="Arial Narrow" w:hAnsi="Arial Narrow" w:cs="Arial Narrow"/>
+          <w:b/>
+          <w:bCs/>
+          <w:color w:val="000000"/>
+          <w:kern w:val="0"/>
+          <w14:ligatures w14:val="none"/>
+          <w:sz w:val="22"/>
+          <w:szCs w:val="22"/>
+        </w:rPr>
+      </w:pPr>
+      <w:r>
+        <w:rPr>
+          <w:rFonts w:ascii="Arial Narrow" w:eastAsia="Arial Narrow" w:hAnsi="Arial Narrow" w:cs="Arial Narrow"/>
+          <w:b/>
+          <w:bCs/>
+          <w:color w:val="000000"/>
+          <w:kern w:val="0"/>
+          <w14:ligatures w14:val="none"/>
+          <w:sz w:val="22"/>
+          <w:szCs w:val="22"/>
+        </w:rPr>
+        <w:t xml:space="preserve">Firmado digitalmente por</w:t>
+      </w:r>
     </w:p>
     <w:p>
       <w:pPr>
@@ -5135,6 +5227,9 @@
     <w:p>
       <w:pPr>
         <w:pStyle w:val="Textonotapie"/>
+        <w:tabs>
+          <w:tab w:val="left" w:pos="567"/>
+        </w:tabs>
         <w:ind w:left="567" w:hanging="567"/>
         <w:jc w:val="both"/>
         <w:rPr>
@@ -5159,7 +5254,8 @@
           <w:sz w:val="16"/>
           <w:szCs w:val="16"/>
         </w:rPr>
-        <w:t xml:space="preserve"> </w:t>
+        <w:tab/>
+        <w:t xml:space="preserve"/>
       </w:r>
       <w:r>
         <w:rPr>
@@ -5234,7 +5330,8 @@
           <w:sz w:val="16"/>
           <w:szCs w:val="16"/>
         </w:rPr>
-        <w:t xml:space="preserve"> </w:t>
+        <w:tab/>
+        <w:t xml:space="preserve"/>
       </w:r>
       <w:r>
         <w:rPr>
@@ -5341,10 +5438,30 @@
         <w:jc w:val="both"/>
         <w:rPr>
           <w:rFonts w:ascii="Arial Narrow" w:eastAsia="Arial Narrow" w:hAnsi="Arial Narrow" w:cs="Arial Narrow"/>
-          <w:sz w:val="16"/>
-          <w:szCs w:val="16"/>
-        </w:rPr>
-      </w:pPr>
+          <w:b/>
+          <w:bCs/>
+          <w:sz w:val="16"/>
+          <w:szCs w:val="16"/>
+        </w:rPr>
+      </w:pPr>
+      <w:r>
+        <w:rPr>
+          <w:rFonts w:ascii="Arial Narrow" w:eastAsia="Arial Narrow" w:hAnsi="Arial Narrow" w:cs="Arial Narrow"/>
+          <w:sz w:val="16"/>
+          <w:szCs w:val="16"/>
+        </w:rPr>
+        <w:tab/>
+      </w:r>
+      <w:r>
+        <w:rPr>
+          <w:rFonts w:ascii="Arial Narrow" w:eastAsia="Arial Narrow" w:hAnsi="Arial Narrow" w:cs="Arial Narrow"/>
+          <w:b/>
+          <w:bCs/>
+          <w:sz w:val="16"/>
+          <w:szCs w:val="16"/>
+        </w:rPr>
+        <w:t xml:space="preserve">LEY DE ORGANIZACIÓN Y FUNCIONES DEL INDECOPI, APROBADA POR DECRETO LEGISLATIVO 1033 </w:t>
+      </w:r>
     </w:p>
     <w:p>
       <w:pPr>
@@ -5356,29 +5473,46 @@
         <w:jc w:val="both"/>
         <w:rPr>
           <w:rFonts w:ascii="Arial Narrow" w:eastAsia="Arial Narrow" w:hAnsi="Arial Narrow" w:cs="Arial Narrow"/>
+          <w:sz w:val="16"/>
+          <w:szCs w:val="16"/>
+        </w:rPr>
+      </w:pPr>
+      <w:r>
+        <w:rPr>
+          <w:rFonts w:ascii="Arial Narrow" w:eastAsia="Arial Narrow" w:hAnsi="Arial Narrow" w:cs="Arial Narrow"/>
           <w:b/>
           <w:bCs/>
           <w:sz w:val="16"/>
           <w:szCs w:val="16"/>
         </w:rPr>
-      </w:pPr>
-      <w:r>
-        <w:rPr>
-          <w:rFonts w:ascii="Arial Narrow" w:eastAsia="Arial Narrow" w:hAnsi="Arial Narrow" w:cs="Arial Narrow"/>
-          <w:sz w:val="16"/>
-          <w:szCs w:val="16"/>
-        </w:rPr>
         <w:tab/>
-      </w:r>
-      <w:r>
-        <w:rPr>
-          <w:rFonts w:ascii="Arial Narrow" w:eastAsia="Arial Narrow" w:hAnsi="Arial Narrow" w:cs="Arial Narrow"/>
-          <w:b/>
-          <w:bCs/>
-          <w:sz w:val="16"/>
-          <w:szCs w:val="16"/>
-        </w:rPr>
-        <w:t xml:space="preserve">LEY DE ORGANIZACIÓN Y FUNCIONES DEL INDECOPI, APROBADA POR DECRETO LEGISLATIVO 1033 </w:t>
+        <w:t>Artículo 27.-</w:t>
+      </w:r>
+      <w:r>
+        <w:rPr>
+          <w:rFonts w:ascii="Arial Narrow" w:eastAsia="Arial Narrow" w:hAnsi="Arial Narrow" w:cs="Arial Narrow"/>
+          <w:sz w:val="16"/>
+          <w:szCs w:val="16"/>
+        </w:rPr>
+        <w:t xml:space="preserve"> De la Comisión de Protección al </w:t>
+      </w:r>
+      <w:proofErr w:type="gramStart"/>
+      <w:r>
+        <w:rPr>
+          <w:rFonts w:ascii="Arial Narrow" w:eastAsia="Arial Narrow" w:hAnsi="Arial Narrow" w:cs="Arial Narrow"/>
+          <w:sz w:val="16"/>
+          <w:szCs w:val="16"/>
+        </w:rPr>
+        <w:t>Consumidor.-</w:t>
+      </w:r>
+      <w:proofErr w:type="gramEnd"/>
+      <w:r>
+        <w:rPr>
+          <w:rFonts w:ascii="Arial Narrow" w:eastAsia="Arial Narrow" w:hAnsi="Arial Narrow" w:cs="Arial Narrow"/>
+          <w:sz w:val="16"/>
+          <w:szCs w:val="16"/>
+        </w:rPr>
+        <w:t xml:space="preserve"> </w:t>
       </w:r>
     </w:p>
     <w:p>
@@ -5398,39 +5532,11 @@
       <w:r>
         <w:rPr>
           <w:rFonts w:ascii="Arial Narrow" w:eastAsia="Arial Narrow" w:hAnsi="Arial Narrow" w:cs="Arial Narrow"/>
-          <w:b/>
-          <w:bCs/>
           <w:sz w:val="16"/>
           <w:szCs w:val="16"/>
         </w:rPr>
         <w:tab/>
-        <w:t>Artículo 27.-</w:t>
-      </w:r>
-      <w:r>
-        <w:rPr>
-          <w:rFonts w:ascii="Arial Narrow" w:eastAsia="Arial Narrow" w:hAnsi="Arial Narrow" w:cs="Arial Narrow"/>
-          <w:sz w:val="16"/>
-          <w:szCs w:val="16"/>
-        </w:rPr>
-        <w:t xml:space="preserve"> De la Comisión de Protección al </w:t>
-      </w:r>
-      <w:proofErr w:type="gramStart"/>
-      <w:r>
-        <w:rPr>
-          <w:rFonts w:ascii="Arial Narrow" w:eastAsia="Arial Narrow" w:hAnsi="Arial Narrow" w:cs="Arial Narrow"/>
-          <w:sz w:val="16"/>
-          <w:szCs w:val="16"/>
-        </w:rPr>
-        <w:t>Consumidor.-</w:t>
-      </w:r>
-      <w:proofErr w:type="gramEnd"/>
-      <w:r>
-        <w:rPr>
-          <w:rFonts w:ascii="Arial Narrow" w:eastAsia="Arial Narrow" w:hAnsi="Arial Narrow" w:cs="Arial Narrow"/>
-          <w:sz w:val="16"/>
-          <w:szCs w:val="16"/>
-        </w:rPr>
-        <w:t xml:space="preserve"> </w:t>
+        <w:t>Corresponde a la Comisión de Protección al Consumidor velar por el cumplimiento de la Ley de Protección al Consumidor y de las leyes que, en general, protegen a los consumidores de la falta de idoneidad de los bienes y servicios en función de la información brindada, de las omisiones de información y de la discriminación en el consumo, así como de aquellas que complementen o sustituyan a las anteriores.</w:t>
       </w:r>
     </w:p>
     <w:p>
@@ -5454,7 +5560,43 @@
           <w:szCs w:val="16"/>
         </w:rPr>
         <w:tab/>
-        <w:t>Corresponde a la Comisión de Protección al Consumidor velar por el cumplimiento de la Ley de Protección al Consumidor y de las leyes que, en general, protegen a los consumidores de la falta de idoneidad de los bienes y servicios en función de la información brindada, de las omisiones de información y de la discriminación en el consumo, así como de aquellas que complementen o sustituyan a las anteriores.</w:t>
+        <w:t xml:space="preserve"> </w:t>
+      </w:r>
+      <w:r>
+        <w:rPr>
+          <w:rFonts w:ascii="Arial Narrow" w:eastAsia="Arial Narrow" w:hAnsi="Arial Narrow" w:cs="Arial Narrow"/>
+          <w:b/>
+          <w:bCs/>
+          <w:sz w:val="16"/>
+          <w:szCs w:val="16"/>
+        </w:rPr>
+        <w:t>LEY SOBRE FACULTADES, NORMAS Y ORGANIZACIÓN DEL INDECOPI, APROBADA POR DECRETO LEGISLATIVO 807 Artículo 24.-</w:t>
+      </w:r>
+      <w:r>
+        <w:rPr>
+          <w:rFonts w:ascii="Arial Narrow" w:eastAsia="Arial Narrow" w:hAnsi="Arial Narrow" w:cs="Arial Narrow"/>
+          <w:sz w:val="16"/>
+          <w:szCs w:val="16"/>
+        </w:rPr>
+        <w:t xml:space="preserve"> El </w:t>
+      </w:r>
+      <w:proofErr w:type="gramStart"/>
+      <w:r>
+        <w:rPr>
+          <w:rFonts w:ascii="Arial Narrow" w:eastAsia="Arial Narrow" w:hAnsi="Arial Narrow" w:cs="Arial Narrow"/>
+          <w:sz w:val="16"/>
+          <w:szCs w:val="16"/>
+        </w:rPr>
+        <w:t>Secretario Técnico</w:t>
+      </w:r>
+      <w:proofErr w:type="gramEnd"/>
+      <w:r>
+        <w:rPr>
+          <w:rFonts w:ascii="Arial Narrow" w:eastAsia="Arial Narrow" w:hAnsi="Arial Narrow" w:cs="Arial Narrow"/>
+          <w:sz w:val="16"/>
+          <w:szCs w:val="16"/>
+        </w:rPr>
+        <w:t xml:space="preserve"> se encargará de la tramitación del procedimiento. Para ello, cuenta con las siguientes facultades:</w:t>
       </w:r>
     </w:p>
     <w:p>
@@ -5471,6 +5613,15 @@
           <w:szCs w:val="16"/>
         </w:rPr>
       </w:pPr>
+      <w:r>
+        <w:rPr>
+          <w:rFonts w:ascii="Arial Narrow" w:eastAsia="Arial Narrow" w:hAnsi="Arial Narrow" w:cs="Arial Narrow"/>
+          <w:sz w:val="16"/>
+          <w:szCs w:val="16"/>
+        </w:rPr>
+        <w:tab/>
+        <w:t xml:space="preserve">(...) </w:t>
+      </w:r>
     </w:p>
     <w:p>
       <w:pPr>
@@ -5493,43 +5644,14 @@
           <w:szCs w:val="16"/>
         </w:rPr>
         <w:tab/>
-        <w:t xml:space="preserve"> </w:t>
-      </w:r>
-      <w:r>
-        <w:rPr>
-          <w:rFonts w:ascii="Arial Narrow" w:eastAsia="Arial Narrow" w:hAnsi="Arial Narrow" w:cs="Arial Narrow"/>
-          <w:b/>
-          <w:bCs/>
-          <w:sz w:val="16"/>
-          <w:szCs w:val="16"/>
-        </w:rPr>
-        <w:t>LEY SOBRE FACULTADES, NORMAS Y ORGANIZACIÓN DEL INDECOPI, APROBADA POR DECRETO LEGISLATIVO 807 Artículo 24.-</w:t>
-      </w:r>
-      <w:r>
-        <w:rPr>
-          <w:rFonts w:ascii="Arial Narrow" w:eastAsia="Arial Narrow" w:hAnsi="Arial Narrow" w:cs="Arial Narrow"/>
-          <w:sz w:val="16"/>
-          <w:szCs w:val="16"/>
-        </w:rPr>
-        <w:t xml:space="preserve"> El </w:t>
-      </w:r>
-      <w:proofErr w:type="gramStart"/>
-      <w:r>
-        <w:rPr>
-          <w:rFonts w:ascii="Arial Narrow" w:eastAsia="Arial Narrow" w:hAnsi="Arial Narrow" w:cs="Arial Narrow"/>
-          <w:sz w:val="16"/>
-          <w:szCs w:val="16"/>
-        </w:rPr>
-        <w:t>Secretario Técnico</w:t>
-      </w:r>
-      <w:proofErr w:type="gramEnd"/>
-      <w:r>
-        <w:rPr>
-          <w:rFonts w:ascii="Arial Narrow" w:eastAsia="Arial Narrow" w:hAnsi="Arial Narrow" w:cs="Arial Narrow"/>
-          <w:sz w:val="16"/>
-          <w:szCs w:val="16"/>
-        </w:rPr>
-        <w:t xml:space="preserve"> se encargará de la tramitación del procedimiento. Para ello, cuenta con las siguientes facultades:</w:t>
+      </w:r>
+      <w:r>
+        <w:rPr>
+          <w:rFonts w:ascii="Arial Narrow" w:eastAsia="Arial Narrow" w:hAnsi="Arial Narrow" w:cs="Arial Narrow"/>
+          <w:sz w:val="16"/>
+          <w:szCs w:val="16"/>
+        </w:rPr>
+        <w:t xml:space="preserve">c) Admitir denuncias a trámite, en aquellos casos en que la Comisión le haya delegado esta facultad. </w:t>
       </w:r>
     </w:p>
     <w:p>
@@ -5553,7 +5675,14 @@
           <w:szCs w:val="16"/>
         </w:rPr>
         <w:tab/>
-        <w:t xml:space="preserve">(...) </w:t>
+      </w:r>
+      <w:r>
+        <w:rPr>
+          <w:rFonts w:ascii="Arial Narrow" w:eastAsia="Arial Narrow" w:hAnsi="Arial Narrow" w:cs="Arial Narrow"/>
+          <w:sz w:val="16"/>
+          <w:szCs w:val="16"/>
+        </w:rPr>
+        <w:t>(...).</w:t>
       </w:r>
     </w:p>
     <w:p>
@@ -5566,27 +5695,15 @@
         <w:jc w:val="both"/>
         <w:rPr>
           <w:rFonts w:ascii="Arial Narrow" w:eastAsia="Arial Narrow" w:hAnsi="Arial Narrow" w:cs="Arial Narrow"/>
-          <w:sz w:val="16"/>
-          <w:szCs w:val="16"/>
-        </w:rPr>
-      </w:pPr>
-      <w:r>
-        <w:rPr>
-          <w:rFonts w:ascii="Arial Narrow" w:eastAsia="Arial Narrow" w:hAnsi="Arial Narrow" w:cs="Arial Narrow"/>
-          <w:sz w:val="16"/>
-          <w:szCs w:val="16"/>
-        </w:rPr>
-        <w:tab/>
-      </w:r>
-      <w:r>
-        <w:rPr>
-          <w:rFonts w:ascii="Arial Narrow" w:eastAsia="Arial Narrow" w:hAnsi="Arial Narrow" w:cs="Arial Narrow"/>
-          <w:sz w:val="16"/>
-          <w:szCs w:val="16"/>
-        </w:rPr>
-        <w:t xml:space="preserve">c) Admitir denuncias a trámite, en aquellos casos en que la Comisión le haya delegado esta facultad. </w:t>
-      </w:r>
-    </w:p>
+          <w:b/>
+          <w:bCs/>
+          <w:sz w:val="16"/>
+          <w:szCs w:val="16"/>
+        </w:rPr>
+      </w:pPr>
+    </w:p>
+  </w:footnote>
+  <w:footnote w:id="3">
     <w:p>
       <w:pPr>
         <w:pStyle w:val="Textonotapie"/>
@@ -5597,10 +5714,22 @@
         <w:jc w:val="both"/>
         <w:rPr>
           <w:rFonts w:ascii="Arial Narrow" w:eastAsia="Arial Narrow" w:hAnsi="Arial Narrow" w:cs="Arial Narrow"/>
-          <w:sz w:val="16"/>
-          <w:szCs w:val="16"/>
-        </w:rPr>
-      </w:pPr>
+          <w:b/>
+          <w:bCs/>
+          <w:sz w:val="16"/>
+          <w:szCs w:val="16"/>
+        </w:rPr>
+      </w:pPr>
+      <w:r>
+        <w:rPr>
+          <w:rStyle w:val="Refdenotaalpie"/>
+          <w:rFonts w:ascii="Arial Narrow" w:eastAsia="Arial Narrow" w:hAnsi="Arial Narrow" w:cs="Arial Narrow"/>
+          <w:sz w:val="16"/>
+          <w:szCs w:val="16"/>
+          <w:vertAlign w:val="superscript"/>
+        </w:rPr>
+        <w:footnoteRef/>
+      </w:r>
       <w:r>
         <w:rPr>
           <w:rFonts w:ascii="Arial Narrow" w:eastAsia="Arial Narrow" w:hAnsi="Arial Narrow" w:cs="Arial Narrow"/>
@@ -5608,14 +5737,25 @@
           <w:szCs w:val="16"/>
         </w:rPr>
         <w:tab/>
-      </w:r>
-      <w:r>
-        <w:rPr>
-          <w:rFonts w:ascii="Arial Narrow" w:eastAsia="Arial Narrow" w:hAnsi="Arial Narrow" w:cs="Arial Narrow"/>
-          <w:sz w:val="16"/>
-          <w:szCs w:val="16"/>
-        </w:rPr>
-        <w:t>(...).</w:t>
+        <w:t xml:space="preserve"/>
+      </w:r>
+      <w:r>
+        <w:rPr>
+          <w:rFonts w:ascii="Arial Narrow" w:eastAsia="Arial Narrow" w:hAnsi="Arial Narrow" w:cs="Arial Narrow"/>
+          <w:sz w:val="16"/>
+          <w:szCs w:val="16"/>
+        </w:rPr>
+        <w:tab/>
+      </w:r>
+      <w:r>
+        <w:rPr>
+          <w:rFonts w:ascii="Arial Narrow" w:eastAsia="Arial Narrow" w:hAnsi="Arial Narrow" w:cs="Arial Narrow"/>
+          <w:b/>
+          <w:bCs/>
+          <w:sz w:val="16"/>
+          <w:szCs w:val="16"/>
+        </w:rPr>
+        <w:t xml:space="preserve">LEY 29571, CÓDIGO DE PROTECCIÓN Y DEFENSA DEL CONSUMIDOR, publicado el 2 de setiembre de 2010 y modificado por Decreto Legislativo 1308 </w:t>
       </w:r>
     </w:p>
     <w:p>
@@ -5634,9 +5774,18 @@
           <w:szCs w:val="16"/>
         </w:rPr>
       </w:pPr>
-    </w:p>
-  </w:footnote>
-  <w:footnote w:id="3">
+      <w:r>
+        <w:rPr>
+          <w:rFonts w:ascii="Arial Narrow" w:eastAsia="Arial Narrow" w:hAnsi="Arial Narrow" w:cs="Arial Narrow"/>
+          <w:b/>
+          <w:bCs/>
+          <w:sz w:val="16"/>
+          <w:szCs w:val="16"/>
+        </w:rPr>
+        <w:tab/>
+        <w:t xml:space="preserve">Artículo 18.- Idoneidad </w:t>
+      </w:r>
+    </w:p>
     <w:p>
       <w:pPr>
         <w:pStyle w:val="Textonotapie"/>
@@ -5647,30 +5796,10 @@
         <w:jc w:val="both"/>
         <w:rPr>
           <w:rFonts w:ascii="Arial Narrow" w:eastAsia="Arial Narrow" w:hAnsi="Arial Narrow" w:cs="Arial Narrow"/>
-          <w:b/>
-          <w:bCs/>
-          <w:sz w:val="16"/>
-          <w:szCs w:val="16"/>
-        </w:rPr>
-      </w:pPr>
-      <w:r>
-        <w:rPr>
-          <w:rStyle w:val="Refdenotaalpie"/>
-          <w:rFonts w:ascii="Arial Narrow" w:eastAsia="Arial Narrow" w:hAnsi="Arial Narrow" w:cs="Arial Narrow"/>
-          <w:sz w:val="16"/>
-          <w:szCs w:val="16"/>
-          <w:vertAlign w:val="superscript"/>
-        </w:rPr>
-        <w:footnoteRef/>
-      </w:r>
-      <w:r>
-        <w:rPr>
-          <w:rFonts w:ascii="Arial Narrow" w:eastAsia="Arial Narrow" w:hAnsi="Arial Narrow" w:cs="Arial Narrow"/>
-          <w:sz w:val="16"/>
-          <w:szCs w:val="16"/>
-        </w:rPr>
-        <w:t xml:space="preserve"> </w:t>
-      </w:r>
+          <w:sz w:val="16"/>
+          <w:szCs w:val="16"/>
+        </w:rPr>
+      </w:pPr>
       <w:r>
         <w:rPr>
           <w:rFonts w:ascii="Arial Narrow" w:eastAsia="Arial Narrow" w:hAnsi="Arial Narrow" w:cs="Arial Narrow"/>
@@ -5678,16 +5807,7 @@
           <w:szCs w:val="16"/>
         </w:rPr>
         <w:tab/>
-      </w:r>
-      <w:r>
-        <w:rPr>
-          <w:rFonts w:ascii="Arial Narrow" w:eastAsia="Arial Narrow" w:hAnsi="Arial Narrow" w:cs="Arial Narrow"/>
-          <w:b/>
-          <w:bCs/>
-          <w:sz w:val="16"/>
-          <w:szCs w:val="16"/>
-        </w:rPr>
-        <w:t xml:space="preserve">LEY 29571, CÓDIGO DE PROTECCIÓN Y DEFENSA DEL CONSUMIDOR, publicado el 2 de setiembre de 2010 y modificado por Decreto Legislativo 1308 </w:t>
+        <w:t xml:space="preserve">Se entiende por idoneidad la correspondencia entre lo que un consumidor espera y lo que efectivamente recibe, en función a lo que se le hubiera ofrecido, la publicidad e información transmitida, las condiciones y circunstancias de la transacción, las características y naturaleza del producto o servicio, el precio, entre otros factores, atendiendo a las circunstancias del caso. </w:t>
       </w:r>
     </w:p>
     <w:p>
@@ -5700,22 +5820,18 @@
         <w:jc w:val="both"/>
         <w:rPr>
           <w:rFonts w:ascii="Arial Narrow" w:eastAsia="Arial Narrow" w:hAnsi="Arial Narrow" w:cs="Arial Narrow"/>
-          <w:b/>
-          <w:bCs/>
-          <w:sz w:val="16"/>
-          <w:szCs w:val="16"/>
-        </w:rPr>
-      </w:pPr>
-      <w:r>
-        <w:rPr>
-          <w:rFonts w:ascii="Arial Narrow" w:eastAsia="Arial Narrow" w:hAnsi="Arial Narrow" w:cs="Arial Narrow"/>
-          <w:b/>
-          <w:bCs/>
+          <w:sz w:val="16"/>
+          <w:szCs w:val="16"/>
+        </w:rPr>
+      </w:pPr>
+      <w:r>
+        <w:rPr>
+          <w:rFonts w:ascii="Arial Narrow" w:eastAsia="Arial Narrow" w:hAnsi="Arial Narrow" w:cs="Arial Narrow"/>
           <w:sz w:val="16"/>
           <w:szCs w:val="16"/>
         </w:rPr>
         <w:tab/>
-        <w:t xml:space="preserve">Artículo 18.- Idoneidad </w:t>
+        <w:t>La idoneidad es evaluada en función a la propia naturaleza del producto o servicio y a su aptitud para satisfacer la finalidad para la cual ha sido puesto en el mercado. Las autorizaciones por parte de los organismos del Estado para la fabricación de un producto o la prestación de un servicio, en los casos que sea necesario, no eximen de responsabilidad al proveedor frente al consumidor.</w:t>
       </w:r>
     </w:p>
     <w:p>
@@ -5728,18 +5844,22 @@
         <w:jc w:val="both"/>
         <w:rPr>
           <w:rFonts w:ascii="Arial Narrow" w:eastAsia="Arial Narrow" w:hAnsi="Arial Narrow" w:cs="Arial Narrow"/>
-          <w:sz w:val="16"/>
-          <w:szCs w:val="16"/>
-        </w:rPr>
-      </w:pPr>
-      <w:r>
-        <w:rPr>
-          <w:rFonts w:ascii="Arial Narrow" w:eastAsia="Arial Narrow" w:hAnsi="Arial Narrow" w:cs="Arial Narrow"/>
+          <w:b/>
+          <w:bCs/>
+          <w:sz w:val="16"/>
+          <w:szCs w:val="16"/>
+        </w:rPr>
+      </w:pPr>
+      <w:r>
+        <w:rPr>
+          <w:rFonts w:ascii="Arial Narrow" w:eastAsia="Arial Narrow" w:hAnsi="Arial Narrow" w:cs="Arial Narrow"/>
+          <w:b/>
+          <w:bCs/>
           <w:sz w:val="16"/>
           <w:szCs w:val="16"/>
         </w:rPr>
         <w:tab/>
-        <w:t xml:space="preserve">Se entiende por idoneidad la correspondencia entre lo que un consumidor espera y lo que efectivamente recibe, en función a lo que se le hubiera ofrecido, la publicidad e información transmitida, las condiciones y circunstancias de la transacción, las características y naturaleza del producto o servicio, el precio, entre otros factores, atendiendo a las circunstancias del caso. </w:t>
+        <w:t xml:space="preserve">Artículo 19.- Obligación de los proveedores </w:t>
       </w:r>
     </w:p>
     <w:p>
@@ -5763,7 +5883,7 @@
           <w:szCs w:val="16"/>
         </w:rPr>
         <w:tab/>
-        <w:t>La idoneidad es evaluada en función a la propia naturaleza del producto o servicio y a su aptitud para satisfacer la finalidad para la cual ha sido puesto en el mercado. Las autorizaciones por parte de los organismos del Estado para la fabricación de un producto o la prestación de un servicio, en los casos que sea necesario, no eximen de responsabilidad al proveedor frente al consumidor.</w:t>
+        <w:t xml:space="preserve">El proveedor responde por la idoneidad y calidad de los productos y servicios ofrecidos; por la autenticidad de las marcas y leyendas que exhiben sus productos o del signo que respalda al prestador del servicio, por la falta de conformidad entre la publicidad comercial de los productos y servicios y estos, así como por el contenido y la vida útil del producto indicado en el envase, en lo que corresponda. </w:t>
       </w:r>
     </w:p>
     <w:p>
@@ -5782,17 +5902,9 @@
           <w:szCs w:val="16"/>
         </w:rPr>
       </w:pPr>
-      <w:r>
-        <w:rPr>
-          <w:rFonts w:ascii="Arial Narrow" w:eastAsia="Arial Narrow" w:hAnsi="Arial Narrow" w:cs="Arial Narrow"/>
-          <w:b/>
-          <w:bCs/>
-          <w:sz w:val="16"/>
-          <w:szCs w:val="16"/>
-        </w:rPr>
-        <w:t xml:space="preserve"> </w:t>
-      </w:r>
-    </w:p>
+    </w:p>
+  </w:footnote>
+  <w:footnote w:id="4">
     <w:p>
       <w:pPr>
         <w:pStyle w:val="Textonotapie"/>
@@ -5811,14 +5923,216 @@
       </w:pPr>
       <w:r>
         <w:rPr>
+          <w:rStyle w:val="Refdenotaalpie"/>
+          <w:rFonts w:ascii="Arial Narrow" w:eastAsia="Arial Narrow" w:hAnsi="Arial Narrow" w:cs="Arial Narrow"/>
+          <w:sz w:val="16"/>
+          <w:szCs w:val="16"/>
+          <w:vertAlign w:val="superscript"/>
+        </w:rPr>
+        <w:footnoteRef/>
+      </w:r>
+      <w:r>
+        <w:rPr>
+          <w:rFonts w:ascii="Arial Narrow" w:eastAsia="Arial Narrow" w:hAnsi="Arial Narrow" w:cs="Arial Narrow"/>
+          <w:sz w:val="16"/>
+          <w:szCs w:val="16"/>
+        </w:rPr>
+        <w:tab/>
+        <w:t xml:space="preserve"/>
+      </w:r>
+      <w:r>
+        <w:rPr>
+          <w:rFonts w:ascii="Arial Narrow" w:eastAsia="Arial Narrow" w:hAnsi="Arial Narrow" w:cs="Arial Narrow"/>
+          <w:sz w:val="16"/>
+          <w:szCs w:val="16"/>
+        </w:rPr>
+        <w:t xml:space="preserve"> </w:t>
+      </w:r>
+      <w:r>
+        <w:rPr>
+          <w:rFonts w:ascii="Arial Narrow" w:eastAsia="Arial Narrow" w:hAnsi="Arial Narrow" w:cs="Arial Narrow"/>
+          <w:sz w:val="16"/>
+          <w:szCs w:val="16"/>
+        </w:rPr>
+        <w:tab/>
+      </w:r>
+      <w:r>
+        <w:rPr>
           <w:rFonts w:ascii="Arial Narrow" w:eastAsia="Arial Narrow" w:hAnsi="Arial Narrow" w:cs="Arial Narrow"/>
           <w:b/>
           <w:bCs/>
           <w:sz w:val="16"/>
           <w:szCs w:val="16"/>
         </w:rPr>
-        <w:tab/>
-        <w:t xml:space="preserve">Artículo 19.- Obligación de los proveedores </w:t>
+        <w:t xml:space="preserve">CÓDIGO PROCESAL CIVIL </w:t>
+      </w:r>
+    </w:p>
+    <w:p>
+      <w:pPr>
+        <w:pStyle w:val="Textonotapie"/>
+        <w:ind w:left="567" w:right="-1"/>
+        <w:jc w:val="both"/>
+        <w:rPr>
+          <w:rFonts w:ascii="Arial Narrow" w:eastAsia="Arial Narrow" w:hAnsi="Arial Narrow" w:cs="Arial Narrow"/>
+          <w:sz w:val="16"/>
+          <w:szCs w:val="16"/>
+        </w:rPr>
+      </w:pPr>
+      <w:r>
+        <w:rPr>
+          <w:rFonts w:ascii="Arial Narrow" w:eastAsia="Arial Narrow" w:hAnsi="Arial Narrow" w:cs="Arial Narrow"/>
+          <w:b/>
+          <w:bCs/>
+          <w:sz w:val="16"/>
+          <w:szCs w:val="16"/>
+        </w:rPr>
+        <w:t>Artículo 442.-</w:t>
+      </w:r>
+      <w:r>
+        <w:rPr>
+          <w:rFonts w:ascii="Arial Narrow" w:eastAsia="Arial Narrow" w:hAnsi="Arial Narrow" w:cs="Arial Narrow"/>
+          <w:sz w:val="16"/>
+          <w:szCs w:val="16"/>
+        </w:rPr>
+        <w:t xml:space="preserve"> Al contestar el demandado debe: </w:t>
+      </w:r>
+    </w:p>
+    <w:p>
+      <w:pPr>
+        <w:pStyle w:val="Textonotapie"/>
+        <w:ind w:left="567" w:right="-1"/>
+        <w:jc w:val="both"/>
+        <w:rPr>
+          <w:rFonts w:ascii="Arial Narrow" w:eastAsia="Arial Narrow" w:hAnsi="Arial Narrow" w:cs="Arial Narrow"/>
+          <w:sz w:val="16"/>
+          <w:szCs w:val="16"/>
+        </w:rPr>
+      </w:pPr>
+      <w:r>
+        <w:rPr>
+          <w:rFonts w:ascii="Arial Narrow" w:eastAsia="Arial Narrow" w:hAnsi="Arial Narrow" w:cs="Arial Narrow"/>
+          <w:sz w:val="16"/>
+          <w:szCs w:val="16"/>
+        </w:rPr>
+        <w:t xml:space="preserve">1. Observar los requisitos previstos para la demanda, en lo que corresponda; </w:t>
+      </w:r>
+    </w:p>
+    <w:p>
+      <w:pPr>
+        <w:pStyle w:val="Textonotapie"/>
+        <w:ind w:left="567" w:right="-1"/>
+        <w:jc w:val="both"/>
+        <w:rPr>
+          <w:rFonts w:ascii="Arial Narrow" w:eastAsia="Arial Narrow" w:hAnsi="Arial Narrow" w:cs="Arial Narrow"/>
+          <w:sz w:val="16"/>
+          <w:szCs w:val="16"/>
+        </w:rPr>
+      </w:pPr>
+      <w:r>
+        <w:rPr>
+          <w:rFonts w:ascii="Arial Narrow" w:eastAsia="Arial Narrow" w:hAnsi="Arial Narrow" w:cs="Arial Narrow"/>
+          <w:sz w:val="16"/>
+          <w:szCs w:val="16"/>
+        </w:rPr>
+        <w:t xml:space="preserve">2. Pronunciarse respecto de cada uno de los hechos expuestos en la demanda. El silencio, la respuesta evasiva o la negativa genérica pueden ser apreciados por el Juez como reconocimiento de verdad de los hechos alegados; </w:t>
+      </w:r>
+    </w:p>
+    <w:p>
+      <w:pPr>
+        <w:pStyle w:val="Textonotapie"/>
+        <w:ind w:left="567" w:right="-1"/>
+        <w:jc w:val="both"/>
+        <w:rPr>
+          <w:rFonts w:ascii="Arial Narrow" w:eastAsia="Arial Narrow" w:hAnsi="Arial Narrow" w:cs="Arial Narrow"/>
+          <w:sz w:val="16"/>
+          <w:szCs w:val="16"/>
+        </w:rPr>
+      </w:pPr>
+      <w:r>
+        <w:rPr>
+          <w:rFonts w:ascii="Arial Narrow" w:eastAsia="Arial Narrow" w:hAnsi="Arial Narrow" w:cs="Arial Narrow"/>
+          <w:sz w:val="16"/>
+          <w:szCs w:val="16"/>
+        </w:rPr>
+        <w:t xml:space="preserve">3. Reconocer o negar categóricamente la autenticidad de los documentos que se le atribuyen, o aceptar o negar, de igual manera, la recepción de documentos que se alega le fueron enviados. El silencio puede ser apreciado por el Juez como reconocimiento o aceptación de recepción de los documentos; </w:t>
+      </w:r>
+    </w:p>
+    <w:p>
+      <w:pPr>
+        <w:pStyle w:val="Textonotapie"/>
+        <w:ind w:left="567" w:right="-1"/>
+        <w:jc w:val="both"/>
+        <w:rPr>
+          <w:rFonts w:ascii="Arial Narrow" w:eastAsia="Arial Narrow" w:hAnsi="Arial Narrow" w:cs="Arial Narrow"/>
+          <w:sz w:val="16"/>
+          <w:szCs w:val="16"/>
+        </w:rPr>
+      </w:pPr>
+      <w:r>
+        <w:rPr>
+          <w:rFonts w:ascii="Arial Narrow" w:eastAsia="Arial Narrow" w:hAnsi="Arial Narrow" w:cs="Arial Narrow"/>
+          <w:sz w:val="16"/>
+          <w:szCs w:val="16"/>
+        </w:rPr>
+        <w:t xml:space="preserve">4. Exponer los hechos en que funda su defensa en forma precisa, ordenada y clara; </w:t>
+      </w:r>
+    </w:p>
+    <w:p>
+      <w:pPr>
+        <w:pStyle w:val="Textonotapie"/>
+        <w:ind w:left="567" w:right="-1"/>
+        <w:jc w:val="both"/>
+        <w:rPr>
+          <w:rFonts w:ascii="Arial Narrow" w:eastAsia="Arial Narrow" w:hAnsi="Arial Narrow" w:cs="Arial Narrow"/>
+          <w:sz w:val="16"/>
+          <w:szCs w:val="16"/>
+        </w:rPr>
+      </w:pPr>
+      <w:r>
+        <w:rPr>
+          <w:rFonts w:ascii="Arial Narrow" w:eastAsia="Arial Narrow" w:hAnsi="Arial Narrow" w:cs="Arial Narrow"/>
+          <w:sz w:val="16"/>
+          <w:szCs w:val="16"/>
+        </w:rPr>
+        <w:t xml:space="preserve">5. Ofrecer los medios probatorios; y </w:t>
+      </w:r>
+    </w:p>
+    <w:p>
+      <w:pPr>
+        <w:pStyle w:val="Textonotapie"/>
+        <w:ind w:left="567" w:right="-1"/>
+        <w:jc w:val="both"/>
+        <w:rPr>
+          <w:rFonts w:ascii="Arial Narrow" w:eastAsia="Arial Narrow" w:hAnsi="Arial Narrow" w:cs="Arial Narrow"/>
+          <w:sz w:val="16"/>
+          <w:szCs w:val="16"/>
+        </w:rPr>
+      </w:pPr>
+      <w:r>
+        <w:rPr>
+          <w:rFonts w:ascii="Arial Narrow" w:eastAsia="Arial Narrow" w:hAnsi="Arial Narrow" w:cs="Arial Narrow"/>
+          <w:sz w:val="16"/>
+          <w:szCs w:val="16"/>
+        </w:rPr>
+        <w:t xml:space="preserve">6. Incluir su firma o la de su representante o de su apoderado, y la del Abogado. El </w:t>
+      </w:r>
+      <w:proofErr w:type="gramStart"/>
+      <w:r>
+        <w:rPr>
+          <w:rFonts w:ascii="Arial Narrow" w:eastAsia="Arial Narrow" w:hAnsi="Arial Narrow" w:cs="Arial Narrow"/>
+          <w:sz w:val="16"/>
+          <w:szCs w:val="16"/>
+        </w:rPr>
+        <w:t>Secretario</w:t>
+      </w:r>
+      <w:proofErr w:type="gramEnd"/>
+      <w:r>
+        <w:rPr>
+          <w:rFonts w:ascii="Arial Narrow" w:eastAsia="Arial Narrow" w:hAnsi="Arial Narrow" w:cs="Arial Narrow"/>
+          <w:sz w:val="16"/>
+          <w:szCs w:val="16"/>
+        </w:rPr>
+        <w:t xml:space="preserve"> respectivo certificará la huella digital del demandado analfabeto.</w:t>
       </w:r>
     </w:p>
     <w:p>
@@ -5831,10 +6145,39 @@
         <w:jc w:val="both"/>
         <w:rPr>
           <w:rFonts w:ascii="Arial Narrow" w:eastAsia="Arial Narrow" w:hAnsi="Arial Narrow" w:cs="Arial Narrow"/>
-          <w:sz w:val="16"/>
-          <w:szCs w:val="16"/>
-        </w:rPr>
-      </w:pPr>
+          <w:b/>
+          <w:bCs/>
+          <w:sz w:val="16"/>
+          <w:szCs w:val="16"/>
+        </w:rPr>
+      </w:pPr>
+    </w:p>
+  </w:footnote>
+  <w:footnote w:id="5">
+    <w:p>
+      <w:pPr>
+        <w:pStyle w:val="Textonotapie"/>
+        <w:tabs>
+          <w:tab w:val="left" w:pos="567"/>
+        </w:tabs>
+        <w:ind w:left="567" w:hanging="567"/>
+        <w:jc w:val="both"/>
+        <w:rPr>
+          <w:rFonts w:ascii="Arial Narrow" w:eastAsia="Arial Narrow" w:hAnsi="Arial Narrow" w:cs="Arial Narrow"/>
+          <w:sz w:val="16"/>
+          <w:szCs w:val="16"/>
+        </w:rPr>
+      </w:pPr>
+      <w:r>
+        <w:rPr>
+          <w:rStyle w:val="Refdenotaalpie"/>
+          <w:rFonts w:ascii="Arial Narrow" w:eastAsia="Arial Narrow" w:hAnsi="Arial Narrow" w:cs="Arial Narrow"/>
+          <w:sz w:val="16"/>
+          <w:szCs w:val="16"/>
+          <w:vertAlign w:val="superscript"/>
+        </w:rPr>
+        <w:footnoteRef/>
+      </w:r>
       <w:r>
         <w:rPr>
           <w:rFonts w:ascii="Arial Narrow" w:eastAsia="Arial Narrow" w:hAnsi="Arial Narrow" w:cs="Arial Narrow"/>
@@ -5842,9 +6185,755 @@
           <w:szCs w:val="16"/>
         </w:rPr>
         <w:tab/>
-        <w:t xml:space="preserve">El proveedor responde por la idoneidad y calidad de los productos y servicios ofrecidos; por la autenticidad de las marcas y leyendas que exhiben sus productos o del signo que respalda al prestador del servicio, por la falta de conformidad entre la publicidad comercial de los productos y servicios y estos, así como por el contenido y la vida útil del producto indicado en el envase, en lo que corresponda. </w:t>
-      </w:r>
-    </w:p>
+        <w:t xml:space="preserve"/>
+      </w:r>
+      <w:r>
+        <w:rPr>
+          <w:rFonts w:ascii="Arial Narrow" w:eastAsia="Arial Narrow" w:hAnsi="Arial Narrow" w:cs="Arial Narrow"/>
+          <w:sz w:val="16"/>
+          <w:szCs w:val="16"/>
+        </w:rPr>
+        <w:tab/>
+        <w:t xml:space="preserve">El número de trabajadores se atenderá siempre que la empresa haya sido constituida antes de la vigencia de la Ley </w:t>
+      </w:r>
+      <w:proofErr w:type="spellStart"/>
+      <w:r>
+        <w:rPr>
+          <w:rFonts w:ascii="Arial Narrow" w:eastAsia="Arial Narrow" w:hAnsi="Arial Narrow" w:cs="Arial Narrow"/>
+          <w:sz w:val="16"/>
+          <w:szCs w:val="16"/>
+        </w:rPr>
+        <w:t/>
+      </w:r>
+      <w:proofErr w:type="spellEnd"/>
+      <w:r>
+        <w:rPr>
+          <w:rFonts w:ascii="Arial Narrow" w:eastAsia="Arial Narrow" w:hAnsi="Arial Narrow" w:cs="Arial Narrow"/>
+          <w:sz w:val="16"/>
+          <w:szCs w:val="16"/>
+        </w:rPr>
+        <w:t xml:space="preserve">30056, publicada el 2 de julio de 2013, que modificó el artículo 5 del Texto Único Ordenado de la Ley de Promoción de la Competitividad, Formalización y Desarrollo de la Micro y Pequeña Empresa y de Acceso al Empleo Decente (LEY MYPE). Ello, en la medida que la Tercera Disposición Complementaria Transitoria de la norma modificatoria precisa que las empresas constituidas antes de la </w:t>
+      </w:r>
+      <w:proofErr w:type="gramStart"/>
+      <w:r>
+        <w:rPr>
+          <w:rFonts w:ascii="Arial Narrow" w:eastAsia="Arial Narrow" w:hAnsi="Arial Narrow" w:cs="Arial Narrow"/>
+          <w:sz w:val="16"/>
+          <w:szCs w:val="16"/>
+        </w:rPr>
+        <w:t>entrada en vigencia</w:t>
+      </w:r>
+      <w:proofErr w:type="gramEnd"/>
+      <w:r>
+        <w:rPr>
+          <w:rFonts w:ascii="Arial Narrow" w:eastAsia="Arial Narrow" w:hAnsi="Arial Narrow" w:cs="Arial Narrow"/>
+          <w:sz w:val="16"/>
+          <w:szCs w:val="16"/>
+        </w:rPr>
+        <w:t xml:space="preserve"> de dicha Ley se rigen por los requisitos de acogimiento al régimen de las micro y pequeñas empresas regulados en el Decreto Legislativo 1086.</w:t>
+      </w:r>
+    </w:p>
+    <w:p>
+      <w:pPr>
+        <w:pStyle w:val="Textonotapie"/>
+        <w:ind w:left="567" w:hanging="567"/>
+        <w:jc w:val="both"/>
+        <w:rPr>
+          <w:rFonts w:ascii="Arial Narrow" w:eastAsia="Arial Narrow" w:hAnsi="Arial Narrow" w:cs="Arial Narrow"/>
+          <w:sz w:val="16"/>
+          <w:szCs w:val="16"/>
+        </w:rPr>
+      </w:pPr>
+    </w:p>
+  </w:footnote>
+  <w:footnote w:id="6">
+    <w:p>
+      <w:pPr>
+        <w:pStyle w:val="Textonotapie"/>
+        <w:tabs>
+          <w:tab w:val="left" w:pos="567"/>
+        </w:tabs>
+        <w:ind w:left="567" w:hanging="567"/>
+        <w:jc w:val="both"/>
+        <w:rPr>
+          <w:rFonts w:ascii="Arial Narrow" w:eastAsia="Arial Narrow" w:hAnsi="Arial Narrow" w:cs="Arial Narrow"/>
+          <w:sz w:val="16"/>
+          <w:szCs w:val="16"/>
+        </w:rPr>
+      </w:pPr>
+      <w:r>
+        <w:rPr>
+          <w:rStyle w:val="Refdenotaalpie"/>
+          <w:rFonts w:ascii="Arial Narrow" w:eastAsia="Arial Narrow" w:hAnsi="Arial Narrow" w:cs="Arial Narrow"/>
+          <w:sz w:val="16"/>
+          <w:szCs w:val="16"/>
+          <w:vertAlign w:val="superscript"/>
+        </w:rPr>
+        <w:footnoteRef/>
+      </w:r>
+      <w:r>
+        <w:rPr>
+          <w:rFonts w:ascii="Arial Narrow" w:eastAsia="Arial Narrow" w:hAnsi="Arial Narrow" w:cs="Arial Narrow"/>
+          <w:sz w:val="16"/>
+          <w:szCs w:val="16"/>
+        </w:rPr>
+        <w:tab/>
+        <w:t xml:space="preserve"/>
+      </w:r>
+      <w:r>
+        <w:rPr>
+          <w:rFonts w:ascii="Arial Narrow" w:eastAsia="Arial Narrow" w:hAnsi="Arial Narrow" w:cs="Arial Narrow"/>
+          <w:sz w:val="16"/>
+          <w:szCs w:val="16"/>
+        </w:rPr>
+        <w:tab/>
+      </w:r>
+      <w:r>
+        <w:rPr>
+          <w:rFonts w:ascii="Arial Narrow" w:eastAsia="Arial Narrow" w:hAnsi="Arial Narrow" w:cs="Arial Narrow"/>
+          <w:b/>
+          <w:sz w:val="16"/>
+          <w:szCs w:val="16"/>
+        </w:rPr>
+        <w:t>LEY 29571, CÓDIGO DE PROTECCIÓN Y DEFENSA DEL CONSUMIDOR</w:t>
+      </w:r>
+      <w:r>
+        <w:rPr>
+          <w:rFonts w:ascii="Arial Narrow" w:eastAsia="Arial Narrow" w:hAnsi="Arial Narrow" w:cs="Arial Narrow"/>
+          <w:b/>
+          <w:bCs/>
+          <w:sz w:val="16"/>
+          <w:szCs w:val="16"/>
+        </w:rPr>
+        <w:t xml:space="preserve">, </w:t>
+      </w:r>
+      <w:r>
+        <w:rPr>
+          <w:rFonts w:ascii="Arial Narrow" w:eastAsia="Arial Narrow" w:hAnsi="Arial Narrow" w:cs="Arial Narrow"/>
+          <w:b/>
+          <w:sz w:val="16"/>
+          <w:szCs w:val="16"/>
+        </w:rPr>
+        <w:t>publicado el 2 de setiembre de 2010 y modificado por Decreto Legislativo 1308</w:t>
+      </w:r>
+    </w:p>
+    <w:p>
+      <w:pPr>
+        <w:pStyle w:val="Textonotapie"/>
+        <w:ind w:left="567" w:hanging="567"/>
+        <w:jc w:val="both"/>
+        <w:rPr>
+          <w:rFonts w:ascii="Arial Narrow" w:eastAsia="Arial Narrow" w:hAnsi="Arial Narrow" w:cs="Arial Narrow"/>
+          <w:b/>
+          <w:bCs/>
+          <w:sz w:val="16"/>
+          <w:szCs w:val="16"/>
+        </w:rPr>
+      </w:pPr>
+      <w:r>
+        <w:rPr>
+          <w:rFonts w:ascii="Arial Narrow" w:eastAsia="Arial Narrow" w:hAnsi="Arial Narrow" w:cs="Arial Narrow"/>
+          <w:sz w:val="16"/>
+          <w:szCs w:val="16"/>
+        </w:rPr>
+        <w:tab/>
+      </w:r>
+      <w:r>
+        <w:rPr>
+          <w:rFonts w:ascii="Arial Narrow" w:eastAsia="Arial Narrow" w:hAnsi="Arial Narrow" w:cs="Arial Narrow"/>
+          <w:b/>
+          <w:bCs/>
+          <w:sz w:val="16"/>
+          <w:szCs w:val="16"/>
+        </w:rPr>
+        <w:t>Artículo 110.- Sanciones Administrativas</w:t>
+      </w:r>
+    </w:p>
+    <w:p>
+      <w:pPr>
+        <w:autoSpaceDE w:val="0"/>
+        <w:autoSpaceDN w:val="0"/>
+        <w:adjustRightInd w:val="0"/>
+        <w:spacing w:after="0" w:line="240" w:lineRule="auto"/>
+        <w:ind w:left="567"/>
+        <w:jc w:val="both"/>
+        <w:rPr>
+          <w:rFonts w:ascii="Arial Narrow" w:eastAsia="Arial Narrow" w:hAnsi="Arial Narrow" w:cs="Arial Narrow"/>
+          <w:sz w:val="16"/>
+          <w:szCs w:val="16"/>
+          <w:lang w:eastAsia="es-PE"/>
+        </w:rPr>
+      </w:pPr>
+      <w:r>
+        <w:rPr>
+          <w:rFonts w:ascii="Arial Narrow" w:eastAsia="Arial Narrow" w:hAnsi="Arial Narrow" w:cs="Arial Narrow"/>
+          <w:sz w:val="16"/>
+          <w:szCs w:val="16"/>
+          <w:lang w:eastAsia="es-PE"/>
+        </w:rPr>
+        <w:t>(…)</w:t>
+      </w:r>
+    </w:p>
+    <w:p>
+      <w:pPr>
+        <w:autoSpaceDE w:val="0"/>
+        <w:autoSpaceDN w:val="0"/>
+        <w:adjustRightInd w:val="0"/>
+        <w:spacing w:after="0" w:line="240" w:lineRule="auto"/>
+        <w:ind w:left="567"/>
+        <w:jc w:val="both"/>
+        <w:rPr>
+          <w:rFonts w:ascii="Arial Narrow" w:eastAsia="Arial Narrow" w:hAnsi="Arial Narrow" w:cs="Arial Narrow"/>
+          <w:sz w:val="16"/>
+          <w:szCs w:val="16"/>
+          <w:lang w:eastAsia="es-PE"/>
+        </w:rPr>
+      </w:pPr>
+      <w:r>
+        <w:rPr>
+          <w:rFonts w:ascii="Arial Narrow" w:eastAsia="Arial Narrow" w:hAnsi="Arial Narrow" w:cs="Arial Narrow"/>
+          <w:sz w:val="16"/>
+          <w:szCs w:val="16"/>
+          <w:lang w:eastAsia="es-PE"/>
+        </w:rPr>
+        <w:t>En el caso de las microempresas, la multa no puede superar el diez por ciento (10%) de las ventas o ingresos brutos percibidos por el infractor, relativos a todas sus actividades económicas, correspondientes al ejercicio inmediato anterior al de la expedición de la resolución de primera instancia, siempre que se haya acreditado dichos ingresos, no se encuentre en una situación de reincidencia y el caso no verse sobre la vida, salud o integridad de los consumidores. Para el caso de las pequeñas empresas, la multa no puede superar el veinte por ciento (20%) de las ventas o ingresos brutos percibidos por el infractor, conforme a los requisitos señalados anteriormente.</w:t>
+      </w:r>
+      <w:r>
+        <w:rPr>
+          <w:rFonts w:ascii="Arial Narrow" w:eastAsia="Arial Narrow" w:hAnsi="Arial Narrow" w:cs="Arial Narrow"/>
+          <w:sz w:val="16"/>
+          <w:szCs w:val="16"/>
+          <w:lang w:eastAsia="es-PE"/>
+        </w:rPr>
+        <w:t xml:space="preserve"> </w:t>
+      </w:r>
+    </w:p>
+    <w:p>
+      <w:pPr>
+        <w:autoSpaceDE w:val="0"/>
+        <w:autoSpaceDN w:val="0"/>
+        <w:adjustRightInd w:val="0"/>
+        <w:spacing w:after="0" w:line="240" w:lineRule="auto"/>
+        <w:ind w:left="567"/>
+        <w:jc w:val="both"/>
+        <w:rPr>
+          <w:rFonts w:ascii="Arial Narrow" w:eastAsia="Arial Narrow" w:hAnsi="Arial Narrow" w:cs="Arial Narrow"/>
+          <w:sz w:val="16"/>
+          <w:szCs w:val="16"/>
+          <w:lang w:eastAsia="es-PE"/>
+        </w:rPr>
+      </w:pPr>
+      <w:r>
+        <w:rPr>
+          <w:rFonts w:ascii="Arial Narrow" w:eastAsia="Arial Narrow" w:hAnsi="Arial Narrow" w:cs="Arial Narrow"/>
+          <w:sz w:val="16"/>
+          <w:szCs w:val="16"/>
+          <w:lang w:eastAsia="es-PE"/>
+        </w:rPr>
+        <w:t>(…).</w:t>
+      </w:r>
+    </w:p>
+    <w:p>
+      <w:pPr>
+        <w:pStyle w:val="Textonotapie"/>
+        <w:ind w:left="567" w:hanging="567"/>
+        <w:jc w:val="both"/>
+        <w:rPr>
+          <w:rFonts w:ascii="Arial Narrow" w:eastAsia="Arial Narrow" w:hAnsi="Arial Narrow" w:cs="Arial Narrow"/>
+          <w:sz w:val="16"/>
+          <w:szCs w:val="16"/>
+        </w:rPr>
+      </w:pPr>
+    </w:p>
+  </w:footnote>
+  <w:footnote w:id="7">
+    <w:p>
+      <w:pPr>
+        <w:pStyle w:val="Textonotapie"/>
+        <w:tabs>
+          <w:tab w:val="left" w:pos="567"/>
+        </w:tabs>
+        <w:ind w:left="567" w:hanging="567"/>
+        <w:jc w:val="both"/>
+        <w:rPr>
+          <w:rFonts w:ascii="Arial Narrow" w:eastAsia="Arial Narrow" w:hAnsi="Arial Narrow" w:cs="Arial Narrow"/>
+          <w:sz w:val="16"/>
+          <w:szCs w:val="16"/>
+        </w:rPr>
+      </w:pPr>
+      <w:r>
+        <w:rPr>
+          <w:rStyle w:val="Refdenotaalpie"/>
+          <w:rFonts w:ascii="Arial Narrow" w:eastAsia="Arial Narrow" w:hAnsi="Arial Narrow" w:cs="Arial Narrow"/>
+          <w:sz w:val="16"/>
+          <w:szCs w:val="16"/>
+          <w:vertAlign w:val="superscript"/>
+        </w:rPr>
+        <w:footnoteRef/>
+      </w:r>
+      <w:r>
+        <w:rPr>
+          <w:rFonts w:ascii="Arial Narrow" w:eastAsia="Arial Narrow" w:hAnsi="Arial Narrow" w:cs="Arial Narrow"/>
+          <w:sz w:val="16"/>
+          <w:szCs w:val="16"/>
+        </w:rPr>
+        <w:tab/>
+      </w:r>
+      <w:r>
+        <w:rPr>
+          <w:rFonts w:ascii="Arial Narrow" w:eastAsia="Arial Narrow" w:hAnsi="Arial Narrow" w:cs="Arial Narrow"/>
+          <w:b/>
+          <w:bCs/>
+          <w:sz w:val="16"/>
+          <w:szCs w:val="16"/>
+        </w:rPr>
+        <w:t xml:space="preserve">DECRETO LEGISLATIVO 807, LEY SOBRE FACULTADES, NORMAS Y ORGANIZACIÓN DEL INDECOPI, publicado el 18 de abril de 1996</w:t>
+      </w:r>
+    </w:p>
+    <w:p>
+      <w:pPr>
+        <w:pStyle w:val="Textonotapie"/>
+        <w:ind w:left="567" w:hanging="567"/>
+        <w:jc w:val="both"/>
+        <w:rPr>
+          <w:rFonts w:ascii="Arial Narrow" w:eastAsia="Arial Narrow" w:hAnsi="Arial Narrow" w:cs="Arial Narrow"/>
+          <w:sz w:val="16"/>
+          <w:szCs w:val="16"/>
+        </w:rPr>
+      </w:pPr>
+      <w:r>
+        <w:rPr>
+          <w:rFonts w:ascii="Arial Narrow" w:eastAsia="Arial Narrow" w:hAnsi="Arial Narrow" w:cs="Arial Narrow"/>
+          <w:sz w:val="16"/>
+          <w:szCs w:val="16"/>
+        </w:rPr>
+        <w:tab/>
+      </w:r>
+      <w:r>
+        <w:rPr>
+          <w:rFonts w:ascii="Arial Narrow" w:eastAsia="Arial Narrow" w:hAnsi="Arial Narrow" w:cs="Arial Narrow"/>
+          <w:b/>
+          <w:bCs/>
+          <w:sz w:val="16"/>
+          <w:szCs w:val="16"/>
+        </w:rPr>
+        <w:t xml:space="preserve">Artículo 26.-</w:t>
+      </w:r>
+      <w:r>
+        <w:rPr>
+          <w:rFonts w:ascii="Arial Narrow" w:eastAsia="Arial Narrow" w:hAnsi="Arial Narrow" w:cs="Arial Narrow"/>
+          <w:sz w:val="16"/>
+          <w:szCs w:val="16"/>
+        </w:rPr>
+        <w:t xml:space="preserve"> Una vez admitida a trámite la denuncia, se correrá traslado de la misma al denunciado, a fin de que éste presente su descargo. El plazo para la presentación del descargo será de cinco (5) días contados desde la notificación, vencido el cual, el Secretario Técnico declarará en rebeldía al denunciado que no lo hubiera presentado.</w:t>
+      </w:r>
+    </w:p>
+    <w:p>
+      <w:pPr>
+        <w:pStyle w:val="Textonotapie"/>
+        <w:ind w:left="567" w:hanging="567"/>
+        <w:jc w:val="both"/>
+        <w:rPr>
+          <w:rFonts w:ascii="Arial Narrow" w:eastAsia="Arial Narrow" w:hAnsi="Arial Narrow" w:cs="Arial Narrow"/>
+          <w:sz w:val="16"/>
+          <w:szCs w:val="16"/>
+        </w:rPr>
+      </w:pPr>
+    </w:p>
+  </w:footnote>
+  <w:footnote w:id="8">
+    <w:p>
+      <w:pPr>
+        <w:pStyle w:val="Textonotapie"/>
+        <w:tabs>
+          <w:tab w:val="left" w:pos="567"/>
+        </w:tabs>
+        <w:ind w:left="567" w:hanging="567"/>
+        <w:jc w:val="both"/>
+        <w:rPr>
+          <w:rFonts w:ascii="Arial Narrow" w:eastAsia="Arial Narrow" w:hAnsi="Arial Narrow" w:cs="Arial Narrow"/>
+          <w:sz w:val="16"/>
+          <w:szCs w:val="16"/>
+        </w:rPr>
+      </w:pPr>
+      <w:r>
+        <w:rPr>
+          <w:rStyle w:val="Refdenotaalpie"/>
+          <w:rFonts w:ascii="Arial Narrow" w:eastAsia="Arial Narrow" w:hAnsi="Arial Narrow" w:cs="Arial Narrow"/>
+          <w:sz w:val="16"/>
+          <w:szCs w:val="16"/>
+          <w:vertAlign w:val="superscript"/>
+        </w:rPr>
+        <w:footnoteRef/>
+      </w:r>
+      <w:r>
+        <w:rPr>
+          <w:rFonts w:ascii="Arial Narrow" w:eastAsia="Arial Narrow" w:hAnsi="Arial Narrow" w:cs="Arial Narrow"/>
+          <w:sz w:val="16"/>
+          <w:szCs w:val="16"/>
+        </w:rPr>
+        <w:tab/>
+      </w:r>
+      <w:r>
+        <w:rPr>
+          <w:rFonts w:ascii="Arial Narrow" w:eastAsia="Arial Narrow" w:hAnsi="Arial Narrow" w:cs="Arial Narrow"/>
+          <w:b/>
+          <w:bCs/>
+          <w:sz w:val="16"/>
+          <w:szCs w:val="16"/>
+        </w:rPr>
+        <w:t xml:space="preserve">DECRETO SUPREMO 006-2026-JUS, TEXTO ÚNICO ORDENADO DE LA LEY 27444, LEY DEL PROCEDIMIENTO ADMINISTRATIVO GENERAL, publicado el 30 de abril de 2026</w:t>
+      </w:r>
+    </w:p>
+    <w:p>
+      <w:pPr>
+        <w:pStyle w:val="Textonotapie"/>
+        <w:ind w:left="567" w:hanging="567"/>
+        <w:jc w:val="both"/>
+        <w:rPr>
+          <w:rFonts w:ascii="Arial Narrow" w:eastAsia="Arial Narrow" w:hAnsi="Arial Narrow" w:cs="Arial Narrow"/>
+          <w:sz w:val="16"/>
+          <w:szCs w:val="16"/>
+        </w:rPr>
+      </w:pPr>
+      <w:r>
+        <w:rPr>
+          <w:rFonts w:ascii="Arial Narrow" w:eastAsia="Arial Narrow" w:hAnsi="Arial Narrow" w:cs="Arial Narrow"/>
+          <w:sz w:val="16"/>
+          <w:szCs w:val="16"/>
+        </w:rPr>
+        <w:tab/>
+      </w:r>
+      <w:r>
+        <w:rPr>
+          <w:rFonts w:ascii="Arial Narrow" w:eastAsia="Arial Narrow" w:hAnsi="Arial Narrow" w:cs="Arial Narrow"/>
+          <w:b/>
+          <w:bCs/>
+          <w:sz w:val="16"/>
+          <w:szCs w:val="16"/>
+        </w:rPr>
+        <w:t xml:space="preserve">Artículo 223.- Contestación de la reclamación</w:t>
+      </w:r>
+    </w:p>
+    <w:p>
+      <w:pPr>
+        <w:pStyle w:val="Textonotapie"/>
+        <w:ind w:left="567" w:hanging="567"/>
+        <w:jc w:val="both"/>
+        <w:rPr>
+          <w:rFonts w:ascii="Arial Narrow" w:eastAsia="Arial Narrow" w:hAnsi="Arial Narrow" w:cs="Arial Narrow"/>
+          <w:sz w:val="16"/>
+          <w:szCs w:val="16"/>
+        </w:rPr>
+      </w:pPr>
+      <w:r>
+        <w:rPr>
+          <w:rFonts w:ascii="Arial Narrow" w:eastAsia="Arial Narrow" w:hAnsi="Arial Narrow" w:cs="Arial Narrow"/>
+          <w:sz w:val="16"/>
+          <w:szCs w:val="16"/>
+        </w:rPr>
+        <w:tab/>
+      </w:r>
+      <w:r>
+        <w:rPr>
+          <w:rFonts w:ascii="Arial Narrow" w:eastAsia="Arial Narrow" w:hAnsi="Arial Narrow" w:cs="Arial Narrow"/>
+          <w:sz w:val="16"/>
+          <w:szCs w:val="16"/>
+        </w:rPr>
+        <w:t xml:space="preserve">223.1 El reclamado deberá presentar la contestación de la reclamación dentro de los quince (15) días posteriores a la notificación de ésta; vencido este plazo, la Administración declarará en rebeldía al reclamado que no la hubiera presentado. La contestación deberá contener los requisitos de los escritos previstos en el artículo 113 de la presente Ley, así como la absolución de todos los asuntos controvertidos de hecho y de derecho, Las alegaciones y los hechos relevantes de la reclamación, salvo que hayan sido específicamente negadas en la contestación, se tendrán por aceptadas o merituadas como ciertas.</w:t>
+      </w:r>
+    </w:p>
+    <w:p>
+      <w:pPr>
+        <w:pStyle w:val="Textonotapie"/>
+        <w:ind w:left="567" w:hanging="567"/>
+        <w:jc w:val="both"/>
+        <w:rPr>
+          <w:rFonts w:ascii="Arial Narrow" w:eastAsia="Arial Narrow" w:hAnsi="Arial Narrow" w:cs="Arial Narrow"/>
+          <w:sz w:val="16"/>
+          <w:szCs w:val="16"/>
+        </w:rPr>
+      </w:pPr>
+    </w:p>
+  </w:footnote>
+  <w:footnote w:id="9">
+    <w:p>
+      <w:pPr>
+        <w:tabs>
+          <w:tab w:val="left" w:pos="567"/>
+        </w:tabs>
+        <w:spacing w:after="0" w:line="240" w:lineRule="auto"/>
+        <w:ind w:left="567" w:hanging="567"/>
+        <w:jc w:val="both"/>
+        <w:rPr>
+          <w:rFonts w:ascii="Arial Narrow" w:eastAsia="Arial Narrow" w:hAnsi="Arial Narrow" w:cs="Arial Narrow"/>
+          <w:sz w:val="16"/>
+          <w:szCs w:val="16"/>
+        </w:rPr>
+      </w:pPr>
+      <w:r>
+        <w:rPr>
+          <w:rStyle w:val="Refdenotaalpie"/>
+          <w:rFonts w:ascii="Arial Narrow" w:eastAsia="Arial Narrow" w:hAnsi="Arial Narrow" w:cs="Arial Narrow"/>
+          <w:sz w:val="16"/>
+          <w:szCs w:val="16"/>
+          <w:vertAlign w:val="superscript"/>
+        </w:rPr>
+        <w:footnoteRef/>
+      </w:r>
+      <w:r>
+        <w:rPr>
+          <w:rFonts w:ascii="Arial Narrow" w:eastAsia="Arial Narrow" w:hAnsi="Arial Narrow" w:cs="Arial Narrow"/>
+          <w:sz w:val="16"/>
+          <w:szCs w:val="16"/>
+          <w:vertAlign w:val="superscript"/>
+        </w:rPr>
+        <w:tab/>
+        <w:t xml:space="preserve"/>
+      </w:r>
+      <w:r>
+        <w:rPr>
+          <w:rFonts w:ascii="Arial Narrow" w:eastAsia="Arial Narrow" w:hAnsi="Arial Narrow" w:cs="Arial Narrow"/>
+          <w:sz w:val="16"/>
+          <w:szCs w:val="16"/>
+        </w:rPr>
+        <w:t xml:space="preserve"> </w:t>
+      </w:r>
+      <w:r>
+        <w:rPr>
+          <w:rFonts w:ascii="Arial Narrow" w:eastAsia="Arial Narrow" w:hAnsi="Arial Narrow" w:cs="Arial Narrow"/>
+          <w:sz w:val="16"/>
+          <w:szCs w:val="16"/>
+        </w:rPr>
+        <w:tab/>
+      </w:r>
+      <w:r>
+        <w:rPr>
+          <w:rFonts w:ascii="Arial Narrow" w:eastAsia="Arial Narrow" w:hAnsi="Arial Narrow" w:cs="Arial Narrow"/>
+          <w:b/>
+          <w:sz w:val="16"/>
+          <w:szCs w:val="16"/>
+        </w:rPr>
+        <w:t>LEY 29571, CÓDIGO DE PROTECCIÓN Y DEFENSA DEL CONSUMIDOR</w:t>
+      </w:r>
+      <w:r>
+        <w:rPr>
+          <w:rFonts w:ascii="Arial Narrow" w:eastAsia="Arial Narrow" w:hAnsi="Arial Narrow" w:cs="Arial Narrow"/>
+          <w:b/>
+          <w:bCs/>
+          <w:sz w:val="16"/>
+          <w:szCs w:val="16"/>
+        </w:rPr>
+        <w:t xml:space="preserve">, </w:t>
+      </w:r>
+      <w:r>
+        <w:rPr>
+          <w:rFonts w:ascii="Arial Narrow" w:eastAsia="Arial Narrow" w:hAnsi="Arial Narrow" w:cs="Arial Narrow"/>
+          <w:b/>
+          <w:sz w:val="16"/>
+          <w:szCs w:val="16"/>
+        </w:rPr>
+        <w:t>publicado el 2 de setiembre de 2010 y modificado por Decreto Legislativo 1308</w:t>
+      </w:r>
+    </w:p>
+    <w:p>
+      <w:pPr>
+        <w:spacing w:after="0" w:line="240" w:lineRule="auto"/>
+        <w:ind w:left="567" w:hanging="567"/>
+        <w:jc w:val="both"/>
+        <w:rPr>
+          <w:rFonts w:ascii="Arial Narrow" w:eastAsia="Arial Narrow" w:hAnsi="Arial Narrow" w:cs="Arial Narrow"/>
+          <w:b/>
+          <w:sz w:val="16"/>
+          <w:szCs w:val="16"/>
+        </w:rPr>
+      </w:pPr>
+      <w:r>
+        <w:rPr>
+          <w:rFonts w:ascii="Arial Narrow" w:eastAsia="Arial Narrow" w:hAnsi="Arial Narrow" w:cs="Arial Narrow"/>
+          <w:b/>
+          <w:sz w:val="16"/>
+          <w:szCs w:val="16"/>
+        </w:rPr>
+        <w:tab/>
+        <w:t>Artículo 110.- Sanciones administrativas</w:t>
+      </w:r>
+    </w:p>
+    <w:p>
+      <w:pPr>
+        <w:spacing w:after="0" w:line="240" w:lineRule="auto"/>
+        <w:ind w:left="567"/>
+        <w:jc w:val="both"/>
+        <w:rPr>
+          <w:rFonts w:ascii="Arial Narrow" w:eastAsia="Arial Narrow" w:hAnsi="Arial Narrow" w:cs="Arial Narrow"/>
+          <w:sz w:val="16"/>
+          <w:szCs w:val="16"/>
+        </w:rPr>
+      </w:pPr>
+      <w:r>
+        <w:rPr>
+          <w:rFonts w:ascii="Arial Narrow" w:eastAsia="Arial Narrow" w:hAnsi="Arial Narrow" w:cs="Arial Narrow"/>
+          <w:sz w:val="16"/>
+          <w:szCs w:val="16"/>
+        </w:rPr>
+        <w:t>El órgano resolutivo puede sancionar las infracciones administrativas a que se refiere el artículo 108 con amonestación y multas de hasta cuatrocientos cincuenta (450) Unidades Impositivas Tributarias (UIT), las cuales son calificadas de la siguiente manera:</w:t>
+      </w:r>
+    </w:p>
+    <w:p>
+      <w:pPr>
+        <w:numPr>
+          <w:ilvl w:val="0"/>
+          <w:numId w:val="2"/>
+        </w:numPr>
+        <w:spacing w:after="0" w:line="240" w:lineRule="auto"/>
+        <w:ind w:left="426" w:firstLine="141"/>
+        <w:jc w:val="both"/>
+        <w:rPr>
+          <w:rFonts w:ascii="Arial Narrow" w:eastAsia="Arial Narrow" w:hAnsi="Arial Narrow" w:cs="Arial Narrow"/>
+          <w:sz w:val="16"/>
+          <w:szCs w:val="16"/>
+        </w:rPr>
+      </w:pPr>
+      <w:r>
+        <w:rPr>
+          <w:rFonts w:ascii="Arial Narrow" w:eastAsia="Arial Narrow" w:hAnsi="Arial Narrow" w:cs="Arial Narrow"/>
+          <w:sz w:val="16"/>
+          <w:szCs w:val="16"/>
+        </w:rPr>
+        <w:t>Infracciones leves, con una amonestación o con una multa de hasta cincuenta (50) UIT.</w:t>
+      </w:r>
+    </w:p>
+    <w:p>
+      <w:pPr>
+        <w:numPr>
+          <w:ilvl w:val="0"/>
+          <w:numId w:val="2"/>
+        </w:numPr>
+        <w:spacing w:after="0" w:line="240" w:lineRule="auto"/>
+        <w:ind w:left="426" w:firstLine="141"/>
+        <w:jc w:val="both"/>
+        <w:rPr>
+          <w:rFonts w:ascii="Arial Narrow" w:eastAsia="Arial Narrow" w:hAnsi="Arial Narrow" w:cs="Arial Narrow"/>
+          <w:sz w:val="16"/>
+          <w:szCs w:val="16"/>
+        </w:rPr>
+      </w:pPr>
+      <w:r>
+        <w:rPr>
+          <w:rFonts w:ascii="Arial Narrow" w:eastAsia="Arial Narrow" w:hAnsi="Arial Narrow" w:cs="Arial Narrow"/>
+          <w:sz w:val="16"/>
+          <w:szCs w:val="16"/>
+        </w:rPr>
+        <w:t>Infracciones graves, con una multa de hasta ciento cincuenta (150) UIT.</w:t>
+      </w:r>
+    </w:p>
+    <w:p>
+      <w:pPr>
+        <w:numPr>
+          <w:ilvl w:val="0"/>
+          <w:numId w:val="2"/>
+        </w:numPr>
+        <w:spacing w:after="0" w:line="240" w:lineRule="auto"/>
+        <w:ind w:left="426" w:firstLine="141"/>
+        <w:jc w:val="both"/>
+        <w:rPr>
+          <w:rFonts w:ascii="Arial Narrow" w:eastAsia="Arial Narrow" w:hAnsi="Arial Narrow" w:cs="Arial Narrow"/>
+          <w:sz w:val="16"/>
+          <w:szCs w:val="16"/>
+        </w:rPr>
+      </w:pPr>
+      <w:r>
+        <w:rPr>
+          <w:rFonts w:ascii="Arial Narrow" w:eastAsia="Arial Narrow" w:hAnsi="Arial Narrow" w:cs="Arial Narrow"/>
+          <w:sz w:val="16"/>
+          <w:szCs w:val="16"/>
+        </w:rPr>
+        <w:t>Infracciones muy graves, con una multa de hasta cuatrocientos cincuenta (450) UIT.</w:t>
+      </w:r>
+    </w:p>
+    <w:p>
+      <w:pPr>
+        <w:spacing w:after="0" w:line="240" w:lineRule="auto"/>
+        <w:ind w:left="567" w:hanging="426"/>
+        <w:jc w:val="both"/>
+        <w:rPr>
+          <w:rFonts w:ascii="Arial Narrow" w:eastAsia="Arial Narrow" w:hAnsi="Arial Narrow" w:cs="Arial Narrow"/>
+          <w:sz w:val="16"/>
+          <w:szCs w:val="16"/>
+        </w:rPr>
+      </w:pPr>
+      <w:r>
+        <w:rPr>
+          <w:rFonts w:ascii="Arial Narrow" w:eastAsia="Arial Narrow" w:hAnsi="Arial Narrow" w:cs="Arial Narrow"/>
+          <w:sz w:val="16"/>
+          <w:szCs w:val="16"/>
+        </w:rPr>
+        <w:tab/>
+        <w:t>En el caso de las microempresas, la multa no puede superar el diez por ciento (10%) de las ventas o ingresos brutos percibidos por el infractor, relativos a todas sus actividades económicas, correspondientes al ejercicio inmediato anterior al de la expedición de la resolución de primera instancia, siempre que se haya acreditado dichos ingresos, no se encuentre en una situación de reincidencia y el caso no verse sobre la vida, salud o integridad de los consumidores. Para el caso de las pequeñas empresas, la multa no puede superar el veinte por ciento (20%) de las ventas o ingresos brutos percibidos por el infractor, conforme a los requisitos señalados anteriormente.</w:t>
+      </w:r>
+    </w:p>
+    <w:p>
+      <w:pPr>
+        <w:spacing w:after="0" w:line="240" w:lineRule="auto"/>
+        <w:ind w:left="567"/>
+        <w:jc w:val="both"/>
+        <w:rPr>
+          <w:rFonts w:ascii="Arial Narrow" w:eastAsia="Arial Narrow" w:hAnsi="Arial Narrow" w:cs="Arial Narrow"/>
+          <w:sz w:val="16"/>
+          <w:szCs w:val="16"/>
+        </w:rPr>
+      </w:pPr>
+      <w:r>
+        <w:rPr>
+          <w:rFonts w:ascii="Arial Narrow" w:eastAsia="Arial Narrow" w:hAnsi="Arial Narrow" w:cs="Arial Narrow"/>
+          <w:sz w:val="16"/>
+          <w:szCs w:val="16"/>
+        </w:rPr>
+        <w:t>En caso de que el proveedor incumpla un acuerdo conciliatorio o cualquier otro acuerdo que de forma indubitable deje constancia de la manifestación de voluntad expresa de las partes de dar por culminada la controversia, o un laudo arbitral, el órgano resolutivo puede sancionar con una multa entre una (1) Unidad Impositiva Tributaria y doscientos (200) Unidades Impositivas Tributarias. Para la graduación se observan los criterios establecidos en el presente Código y supletoriamente, los criterios que establece la Ley 27444, Ley del Procedimiento Administrativo General o la norma que la sustituya o complemente.</w:t>
+      </w:r>
+    </w:p>
+    <w:p>
+      <w:pPr>
+        <w:pStyle w:val="Textonotapie"/>
+        <w:ind w:left="567"/>
+        <w:jc w:val="both"/>
+        <w:rPr>
+          <w:rFonts w:ascii="Arial Narrow" w:eastAsia="Arial Narrow" w:hAnsi="Arial Narrow" w:cs="Arial Narrow"/>
+          <w:sz w:val="16"/>
+          <w:szCs w:val="16"/>
+        </w:rPr>
+      </w:pPr>
+      <w:r>
+        <w:rPr>
+          <w:rFonts w:ascii="Arial Narrow" w:eastAsia="Arial Narrow" w:hAnsi="Arial Narrow" w:cs="Arial Narrow"/>
+          <w:sz w:val="16"/>
+          <w:szCs w:val="16"/>
+        </w:rPr>
+        <w:t>(…)</w:t>
+      </w:r>
+      <w:r>
+        <w:rPr>
+          <w:rFonts w:ascii="Arial Narrow" w:eastAsia="Arial Narrow" w:hAnsi="Arial Narrow" w:cs="Arial Narrow"/>
+          <w:sz w:val="16"/>
+          <w:szCs w:val="16"/>
+        </w:rPr>
+        <w:t>.</w:t>
+      </w:r>
+    </w:p>
+    <w:p>
+      <w:pPr>
+        <w:spacing w:after="0" w:line="240" w:lineRule="auto"/>
+        <w:ind w:left="567" w:hanging="567"/>
+        <w:jc w:val="both"/>
+        <w:rPr>
+          <w:rFonts w:ascii="Arial Narrow" w:eastAsia="Arial Narrow" w:hAnsi="Arial Narrow" w:cs="Arial Narrow"/>
+          <w:sz w:val="16"/>
+          <w:szCs w:val="16"/>
+        </w:rPr>
+      </w:pPr>
+    </w:p>
+  </w:footnote>
+  <w:footnote w:id="10">
     <w:p>
       <w:pPr>
         <w:pStyle w:val="Textonotapie"/>
@@ -5861,51 +6950,58 @@
           <w:szCs w:val="16"/>
         </w:rPr>
       </w:pPr>
-    </w:p>
-  </w:footnote>
-  <w:footnote w:id="4">
-    <w:p>
-      <w:pPr>
-        <w:pStyle w:val="Textonotapie"/>
+      <w:r>
+        <w:rPr>
+          <w:rStyle w:val="Refdenotaalpie"/>
+          <w:rFonts w:ascii="Arial Narrow" w:eastAsia="Arial Narrow" w:hAnsi="Arial Narrow" w:cs="Arial Narrow"/>
+          <w:sz w:val="16"/>
+          <w:szCs w:val="16"/>
+          <w:vertAlign w:val="superscript"/>
+        </w:rPr>
+        <w:footnoteRef/>
+      </w:r>
+      <w:r>
+        <w:rPr>
+          <w:rFonts w:ascii="Arial Narrow" w:eastAsia="Arial Narrow" w:hAnsi="Arial Narrow" w:cs="Arial Narrow"/>
+          <w:sz w:val="16"/>
+          <w:szCs w:val="16"/>
+        </w:rPr>
+        <w:tab/>
+        <w:t xml:space="preserve"/>
+      </w:r>
+      <w:r>
+        <w:rPr>
+          <w:rFonts w:ascii="Arial Narrow" w:eastAsia="Arial Narrow" w:hAnsi="Arial Narrow" w:cs="Arial Narrow"/>
+          <w:sz w:val="16"/>
+          <w:szCs w:val="16"/>
+        </w:rPr>
+        <w:tab/>
+      </w:r>
+      <w:r>
+        <w:rPr>
+          <w:rFonts w:ascii="Arial Narrow" w:eastAsia="Arial Narrow" w:hAnsi="Arial Narrow" w:cs="Arial Narrow"/>
+          <w:b/>
+          <w:bCs/>
+          <w:sz w:val="16"/>
+          <w:szCs w:val="16"/>
+        </w:rPr>
+        <w:t xml:space="preserve">LEY 29571, CÓDIGO DE PROTECCIÓN Y DEFENSA DEL CONSUMIDOR, publicado el 2 de setiembre de 2010 y modificado por Decreto Legislativo 1308 </w:t>
+      </w:r>
+    </w:p>
+    <w:p>
+      <w:pPr>
         <w:tabs>
           <w:tab w:val="left" w:pos="567"/>
         </w:tabs>
-        <w:ind w:left="567" w:right="-1" w:hanging="567"/>
-        <w:jc w:val="both"/>
-        <w:rPr>
-          <w:rFonts w:ascii="Arial Narrow" w:eastAsia="Arial Narrow" w:hAnsi="Arial Narrow" w:cs="Arial Narrow"/>
-          <w:b/>
-          <w:bCs/>
-          <w:sz w:val="16"/>
-          <w:szCs w:val="16"/>
-        </w:rPr>
-      </w:pPr>
-      <w:r>
-        <w:rPr>
-          <w:rStyle w:val="Refdenotaalpie"/>
-          <w:rFonts w:ascii="Arial Narrow" w:eastAsia="Arial Narrow" w:hAnsi="Arial Narrow" w:cs="Arial Narrow"/>
-          <w:sz w:val="16"/>
-          <w:szCs w:val="16"/>
-          <w:vertAlign w:val="superscript"/>
-        </w:rPr>
-        <w:footnoteRef/>
-      </w:r>
-      <w:r>
-        <w:rPr>
-          <w:rFonts w:ascii="Arial Narrow" w:eastAsia="Arial Narrow" w:hAnsi="Arial Narrow" w:cs="Arial Narrow"/>
-          <w:sz w:val="16"/>
-          <w:szCs w:val="16"/>
-        </w:rPr>
-        <w:t xml:space="preserve"> </w:t>
-      </w:r>
-      <w:r>
-        <w:rPr>
-          <w:rFonts w:ascii="Arial Narrow" w:eastAsia="Arial Narrow" w:hAnsi="Arial Narrow" w:cs="Arial Narrow"/>
-          <w:sz w:val="16"/>
-          <w:szCs w:val="16"/>
-        </w:rPr>
-        <w:t xml:space="preserve"> </w:t>
-      </w:r>
+        <w:spacing w:after="0" w:line="240" w:lineRule="auto"/>
+        <w:ind w:left="567" w:hanging="567"/>
+        <w:jc w:val="both"/>
+        <w:rPr>
+          <w:rFonts w:ascii="Arial Narrow" w:eastAsia="Arial Narrow" w:hAnsi="Arial Narrow" w:cs="Arial Narrow"/>
+          <w:sz w:val="16"/>
+          <w:szCs w:val="16"/>
+        </w:rPr>
+      </w:pPr>
       <w:r>
         <w:rPr>
           <w:rFonts w:ascii="Arial Narrow" w:eastAsia="Arial Narrow" w:hAnsi="Arial Narrow" w:cs="Arial Narrow"/>
@@ -5913,1003 +7009,7 @@
           <w:szCs w:val="16"/>
         </w:rPr>
         <w:tab/>
-      </w:r>
-      <w:r>
-        <w:rPr>
-          <w:rFonts w:ascii="Arial Narrow" w:eastAsia="Arial Narrow" w:hAnsi="Arial Narrow" w:cs="Arial Narrow"/>
-          <w:b/>
-          <w:bCs/>
-          <w:sz w:val="16"/>
-          <w:szCs w:val="16"/>
-        </w:rPr>
-        <w:t xml:space="preserve">CÓDIGO PROCESAL CIVIL </w:t>
-      </w:r>
-    </w:p>
-    <w:p>
-      <w:pPr>
-        <w:pStyle w:val="Textonotapie"/>
-        <w:ind w:left="567" w:right="-1"/>
-        <w:jc w:val="both"/>
-        <w:rPr>
-          <w:rFonts w:ascii="Arial Narrow" w:eastAsia="Arial Narrow" w:hAnsi="Arial Narrow" w:cs="Arial Narrow"/>
-          <w:sz w:val="16"/>
-          <w:szCs w:val="16"/>
-        </w:rPr>
-      </w:pPr>
-      <w:r>
-        <w:rPr>
-          <w:rFonts w:ascii="Arial Narrow" w:eastAsia="Arial Narrow" w:hAnsi="Arial Narrow" w:cs="Arial Narrow"/>
-          <w:b/>
-          <w:bCs/>
-          <w:sz w:val="16"/>
-          <w:szCs w:val="16"/>
-        </w:rPr>
-        <w:t>Artículo 442.-</w:t>
-      </w:r>
-      <w:r>
-        <w:rPr>
-          <w:rFonts w:ascii="Arial Narrow" w:eastAsia="Arial Narrow" w:hAnsi="Arial Narrow" w:cs="Arial Narrow"/>
-          <w:sz w:val="16"/>
-          <w:szCs w:val="16"/>
-        </w:rPr>
-        <w:t xml:space="preserve"> Al contestar el demandado debe: </w:t>
-      </w:r>
-    </w:p>
-    <w:p>
-      <w:pPr>
-        <w:pStyle w:val="Textonotapie"/>
-        <w:ind w:left="567" w:right="-1"/>
-        <w:jc w:val="both"/>
-        <w:rPr>
-          <w:rFonts w:ascii="Arial Narrow" w:eastAsia="Arial Narrow" w:hAnsi="Arial Narrow" w:cs="Arial Narrow"/>
-          <w:sz w:val="16"/>
-          <w:szCs w:val="16"/>
-        </w:rPr>
-      </w:pPr>
-      <w:r>
-        <w:rPr>
-          <w:rFonts w:ascii="Arial Narrow" w:eastAsia="Arial Narrow" w:hAnsi="Arial Narrow" w:cs="Arial Narrow"/>
-          <w:sz w:val="16"/>
-          <w:szCs w:val="16"/>
-        </w:rPr>
-        <w:t xml:space="preserve">1. Observar los requisitos previstos para la demanda, en lo que corresponda; </w:t>
-      </w:r>
-    </w:p>
-    <w:p>
-      <w:pPr>
-        <w:pStyle w:val="Textonotapie"/>
-        <w:ind w:left="567" w:right="-1"/>
-        <w:jc w:val="both"/>
-        <w:rPr>
-          <w:rFonts w:ascii="Arial Narrow" w:eastAsia="Arial Narrow" w:hAnsi="Arial Narrow" w:cs="Arial Narrow"/>
-          <w:sz w:val="16"/>
-          <w:szCs w:val="16"/>
-        </w:rPr>
-      </w:pPr>
-      <w:r>
-        <w:rPr>
-          <w:rFonts w:ascii="Arial Narrow" w:eastAsia="Arial Narrow" w:hAnsi="Arial Narrow" w:cs="Arial Narrow"/>
-          <w:sz w:val="16"/>
-          <w:szCs w:val="16"/>
-        </w:rPr>
-        <w:t xml:space="preserve">2. Pronunciarse respecto de cada uno de los hechos expuestos en la demanda. El silencio, la respuesta evasiva o la negativa genérica pueden ser apreciados por el Juez como reconocimiento de verdad de los hechos alegados; </w:t>
-      </w:r>
-    </w:p>
-    <w:p>
-      <w:pPr>
-        <w:pStyle w:val="Textonotapie"/>
-        <w:ind w:left="567" w:right="-1"/>
-        <w:jc w:val="both"/>
-        <w:rPr>
-          <w:rFonts w:ascii="Arial Narrow" w:eastAsia="Arial Narrow" w:hAnsi="Arial Narrow" w:cs="Arial Narrow"/>
-          <w:sz w:val="16"/>
-          <w:szCs w:val="16"/>
-        </w:rPr>
-      </w:pPr>
-      <w:r>
-        <w:rPr>
-          <w:rFonts w:ascii="Arial Narrow" w:eastAsia="Arial Narrow" w:hAnsi="Arial Narrow" w:cs="Arial Narrow"/>
-          <w:sz w:val="16"/>
-          <w:szCs w:val="16"/>
-        </w:rPr>
-        <w:t xml:space="preserve">3. Reconocer o negar categóricamente la autenticidad de los documentos que se le atribuyen, o aceptar o negar, de igual manera, la recepción de documentos que se alega le fueron enviados. El silencio puede ser apreciado por el Juez como reconocimiento o aceptación de recepción de los documentos; </w:t>
-      </w:r>
-    </w:p>
-    <w:p>
-      <w:pPr>
-        <w:pStyle w:val="Textonotapie"/>
-        <w:ind w:left="567" w:right="-1"/>
-        <w:jc w:val="both"/>
-        <w:rPr>
-          <w:rFonts w:ascii="Arial Narrow" w:eastAsia="Arial Narrow" w:hAnsi="Arial Narrow" w:cs="Arial Narrow"/>
-          <w:sz w:val="16"/>
-          <w:szCs w:val="16"/>
-        </w:rPr>
-      </w:pPr>
-      <w:r>
-        <w:rPr>
-          <w:rFonts w:ascii="Arial Narrow" w:eastAsia="Arial Narrow" w:hAnsi="Arial Narrow" w:cs="Arial Narrow"/>
-          <w:sz w:val="16"/>
-          <w:szCs w:val="16"/>
-        </w:rPr>
-        <w:t xml:space="preserve">4. Exponer los hechos en que funda su defensa en forma precisa, ordenada y clara; </w:t>
-      </w:r>
-    </w:p>
-    <w:p>
-      <w:pPr>
-        <w:pStyle w:val="Textonotapie"/>
-        <w:ind w:left="567" w:right="-1"/>
-        <w:jc w:val="both"/>
-        <w:rPr>
-          <w:rFonts w:ascii="Arial Narrow" w:eastAsia="Arial Narrow" w:hAnsi="Arial Narrow" w:cs="Arial Narrow"/>
-          <w:sz w:val="16"/>
-          <w:szCs w:val="16"/>
-        </w:rPr>
-      </w:pPr>
-      <w:r>
-        <w:rPr>
-          <w:rFonts w:ascii="Arial Narrow" w:eastAsia="Arial Narrow" w:hAnsi="Arial Narrow" w:cs="Arial Narrow"/>
-          <w:sz w:val="16"/>
-          <w:szCs w:val="16"/>
-        </w:rPr>
-        <w:t xml:space="preserve">5. Ofrecer los medios probatorios; y </w:t>
-      </w:r>
-    </w:p>
-    <w:p>
-      <w:pPr>
-        <w:pStyle w:val="Textonotapie"/>
-        <w:ind w:left="567" w:right="-1"/>
-        <w:jc w:val="both"/>
-        <w:rPr>
-          <w:rFonts w:ascii="Arial Narrow" w:eastAsia="Arial Narrow" w:hAnsi="Arial Narrow" w:cs="Arial Narrow"/>
-          <w:sz w:val="16"/>
-          <w:szCs w:val="16"/>
-        </w:rPr>
-      </w:pPr>
-      <w:r>
-        <w:rPr>
-          <w:rFonts w:ascii="Arial Narrow" w:eastAsia="Arial Narrow" w:hAnsi="Arial Narrow" w:cs="Arial Narrow"/>
-          <w:sz w:val="16"/>
-          <w:szCs w:val="16"/>
-        </w:rPr>
-        <w:t xml:space="preserve">6. Incluir su firma o la de su representante o de su apoderado, y la del Abogado. El </w:t>
-      </w:r>
-      <w:proofErr w:type="gramStart"/>
-      <w:r>
-        <w:rPr>
-          <w:rFonts w:ascii="Arial Narrow" w:eastAsia="Arial Narrow" w:hAnsi="Arial Narrow" w:cs="Arial Narrow"/>
-          <w:sz w:val="16"/>
-          <w:szCs w:val="16"/>
-        </w:rPr>
-        <w:t>Secretario</w:t>
-      </w:r>
-      <w:proofErr w:type="gramEnd"/>
-      <w:r>
-        <w:rPr>
-          <w:rFonts w:ascii="Arial Narrow" w:eastAsia="Arial Narrow" w:hAnsi="Arial Narrow" w:cs="Arial Narrow"/>
-          <w:sz w:val="16"/>
-          <w:szCs w:val="16"/>
-        </w:rPr>
-        <w:t xml:space="preserve"> respectivo certificará la huella digital del demandado analfabeto.</w:t>
-      </w:r>
-    </w:p>
-    <w:p>
-      <w:pPr>
-        <w:pStyle w:val="Textonotapie"/>
-        <w:tabs>
-          <w:tab w:val="left" w:pos="567"/>
-        </w:tabs>
-        <w:ind w:left="567" w:right="-1" w:hanging="567"/>
-        <w:jc w:val="both"/>
-        <w:rPr>
-          <w:rFonts w:ascii="Arial Narrow" w:eastAsia="Arial Narrow" w:hAnsi="Arial Narrow" w:cs="Arial Narrow"/>
-          <w:b/>
-          <w:bCs/>
-          <w:sz w:val="16"/>
-          <w:szCs w:val="16"/>
-        </w:rPr>
-      </w:pPr>
-    </w:p>
-  </w:footnote>
-  <w:footnote w:id="5">
-    <w:p>
-      <w:pPr>
-        <w:pStyle w:val="Textonotapie"/>
-        <w:ind w:left="567" w:hanging="567"/>
-        <w:jc w:val="both"/>
-        <w:rPr>
-          <w:rFonts w:ascii="Arial Narrow" w:eastAsia="Arial Narrow" w:hAnsi="Arial Narrow" w:cs="Arial Narrow"/>
-          <w:sz w:val="16"/>
-          <w:szCs w:val="16"/>
-        </w:rPr>
-      </w:pPr>
-      <w:r>
-        <w:rPr>
-          <w:rStyle w:val="Refdenotaalpie"/>
-          <w:rFonts w:ascii="Arial Narrow" w:eastAsia="Arial Narrow" w:hAnsi="Arial Narrow" w:cs="Arial Narrow"/>
-          <w:sz w:val="16"/>
-          <w:szCs w:val="16"/>
-          <w:vertAlign w:val="superscript"/>
-        </w:rPr>
-        <w:footnoteRef/>
-      </w:r>
-      <w:r>
-        <w:rPr>
-          <w:rFonts w:ascii="Arial Narrow" w:eastAsia="Arial Narrow" w:hAnsi="Arial Narrow" w:cs="Arial Narrow"/>
-          <w:sz w:val="16"/>
-          <w:szCs w:val="16"/>
-        </w:rPr>
-        <w:t xml:space="preserve"> </w:t>
-      </w:r>
-      <w:r>
-        <w:rPr>
-          <w:rFonts w:ascii="Arial Narrow" w:eastAsia="Arial Narrow" w:hAnsi="Arial Narrow" w:cs="Arial Narrow"/>
-          <w:sz w:val="16"/>
-          <w:szCs w:val="16"/>
-        </w:rPr>
-        <w:tab/>
-        <w:t xml:space="preserve">El número de trabajadores se atenderá siempre que la empresa haya sido constituida antes de la vigencia de la Ley </w:t>
-      </w:r>
-      <w:proofErr w:type="spellStart"/>
-      <w:r>
-        <w:rPr>
-          <w:rFonts w:ascii="Arial Narrow" w:eastAsia="Arial Narrow" w:hAnsi="Arial Narrow" w:cs="Arial Narrow"/>
-          <w:sz w:val="16"/>
-          <w:szCs w:val="16"/>
-        </w:rPr>
-        <w:t/>
-      </w:r>
-      <w:proofErr w:type="spellEnd"/>
-      <w:r>
-        <w:rPr>
-          <w:rFonts w:ascii="Arial Narrow" w:eastAsia="Arial Narrow" w:hAnsi="Arial Narrow" w:cs="Arial Narrow"/>
-          <w:sz w:val="16"/>
-          <w:szCs w:val="16"/>
-        </w:rPr>
-        <w:t xml:space="preserve"> 30056, publicada el 2 de julio de 2013, que modificó el artículo 5 del Texto Único Ordenado de la Ley de Promoción de la Competitividad, Formalización y Desarrollo de la Micro y Pequeña Empresa y de Acceso al Empleo Decente (LEY MYPE). Ello, en la medida que la Tercera Disposición Complementaria Transitoria de la norma modificatoria precisa que las empresas constituidas antes de la </w:t>
-      </w:r>
-      <w:proofErr w:type="gramStart"/>
-      <w:r>
-        <w:rPr>
-          <w:rFonts w:ascii="Arial Narrow" w:eastAsia="Arial Narrow" w:hAnsi="Arial Narrow" w:cs="Arial Narrow"/>
-          <w:sz w:val="16"/>
-          <w:szCs w:val="16"/>
-        </w:rPr>
-        <w:t>entrada en vigencia</w:t>
-      </w:r>
-      <w:proofErr w:type="gramEnd"/>
-      <w:r>
-        <w:rPr>
-          <w:rFonts w:ascii="Arial Narrow" w:eastAsia="Arial Narrow" w:hAnsi="Arial Narrow" w:cs="Arial Narrow"/>
-          <w:sz w:val="16"/>
-          <w:szCs w:val="16"/>
-        </w:rPr>
-        <w:t xml:space="preserve"> de dicha Ley se rigen por los requisitos de acogimiento al régimen de las micro y pequeñas empresas regulados en el Decreto Legislativo 1086.</w:t>
-      </w:r>
-    </w:p>
-    <w:p>
-      <w:pPr>
-        <w:pStyle w:val="Textonotapie"/>
-        <w:ind w:left="567" w:hanging="567"/>
-        <w:jc w:val="both"/>
-        <w:rPr>
-          <w:rFonts w:ascii="Arial Narrow" w:eastAsia="Arial Narrow" w:hAnsi="Arial Narrow" w:cs="Arial Narrow"/>
-          <w:sz w:val="16"/>
-          <w:szCs w:val="16"/>
-        </w:rPr>
-      </w:pPr>
-    </w:p>
-  </w:footnote>
-  <w:footnote w:id="6">
-    <w:p>
-      <w:pPr>
-        <w:pStyle w:val="Textonotapie"/>
-        <w:ind w:left="567" w:hanging="567"/>
-        <w:jc w:val="both"/>
-        <w:rPr>
-          <w:rFonts w:ascii="Arial Narrow" w:eastAsia="Arial Narrow" w:hAnsi="Arial Narrow" w:cs="Arial Narrow"/>
-          <w:sz w:val="16"/>
-          <w:szCs w:val="16"/>
-        </w:rPr>
-      </w:pPr>
-      <w:r>
-        <w:rPr>
-          <w:rStyle w:val="Refdenotaalpie"/>
-          <w:rFonts w:ascii="Arial Narrow" w:eastAsia="Arial Narrow" w:hAnsi="Arial Narrow" w:cs="Arial Narrow"/>
-          <w:sz w:val="16"/>
-          <w:szCs w:val="16"/>
-          <w:vertAlign w:val="superscript"/>
-        </w:rPr>
-        <w:footnoteRef/>
-      </w:r>
-      <w:r>
-        <w:rPr>
-          <w:rFonts w:ascii="Arial Narrow" w:eastAsia="Arial Narrow" w:hAnsi="Arial Narrow" w:cs="Arial Narrow"/>
-          <w:sz w:val="16"/>
-          <w:szCs w:val="16"/>
-        </w:rPr>
-        <w:t xml:space="preserve"> </w:t>
-      </w:r>
-      <w:r>
-        <w:rPr>
-          <w:rFonts w:ascii="Arial Narrow" w:eastAsia="Arial Narrow" w:hAnsi="Arial Narrow" w:cs="Arial Narrow"/>
-          <w:sz w:val="16"/>
-          <w:szCs w:val="16"/>
-        </w:rPr>
-        <w:tab/>
-      </w:r>
-      <w:r>
-        <w:rPr>
-          <w:rFonts w:ascii="Arial Narrow" w:eastAsia="Arial Narrow" w:hAnsi="Arial Narrow" w:cs="Arial Narrow"/>
-          <w:b/>
-          <w:sz w:val="16"/>
-          <w:szCs w:val="16"/>
-        </w:rPr>
-        <w:t>LEY 29571, CÓDIGO DE PROTECCIÓN Y DEFENSA DEL CONSUMIDOR</w:t>
-      </w:r>
-      <w:r>
-        <w:rPr>
-          <w:rFonts w:ascii="Arial Narrow" w:eastAsia="Arial Narrow" w:hAnsi="Arial Narrow" w:cs="Arial Narrow"/>
-          <w:b/>
-          <w:bCs/>
-          <w:sz w:val="16"/>
-          <w:szCs w:val="16"/>
-        </w:rPr>
-        <w:t xml:space="preserve">, </w:t>
-      </w:r>
-      <w:r>
-        <w:rPr>
-          <w:rFonts w:ascii="Arial Narrow" w:eastAsia="Arial Narrow" w:hAnsi="Arial Narrow" w:cs="Arial Narrow"/>
-          <w:b/>
-          <w:sz w:val="16"/>
-          <w:szCs w:val="16"/>
-        </w:rPr>
-        <w:t>publicado el 2 de setiembre de 2010 y modificado por Decreto Legislativo 1308</w:t>
-      </w:r>
-    </w:p>
-    <w:p>
-      <w:pPr>
-        <w:pStyle w:val="Textonotapie"/>
-        <w:ind w:left="567" w:hanging="567"/>
-        <w:jc w:val="both"/>
-        <w:rPr>
-          <w:rFonts w:ascii="Arial Narrow" w:eastAsia="Arial Narrow" w:hAnsi="Arial Narrow" w:cs="Arial Narrow"/>
-          <w:b/>
-          <w:bCs/>
-          <w:sz w:val="16"/>
-          <w:szCs w:val="16"/>
-        </w:rPr>
-      </w:pPr>
-      <w:r>
-        <w:rPr>
-          <w:rFonts w:ascii="Arial Narrow" w:eastAsia="Arial Narrow" w:hAnsi="Arial Narrow" w:cs="Arial Narrow"/>
-          <w:sz w:val="16"/>
-          <w:szCs w:val="16"/>
-        </w:rPr>
-        <w:tab/>
-      </w:r>
-      <w:r>
-        <w:rPr>
-          <w:rFonts w:ascii="Arial Narrow" w:eastAsia="Arial Narrow" w:hAnsi="Arial Narrow" w:cs="Arial Narrow"/>
-          <w:b/>
-          <w:bCs/>
-          <w:sz w:val="16"/>
-          <w:szCs w:val="16"/>
-        </w:rPr>
-        <w:t>Artículo 110.- Sanciones Administrativas</w:t>
-      </w:r>
-    </w:p>
-    <w:p>
-      <w:pPr>
-        <w:autoSpaceDE w:val="0"/>
-        <w:autoSpaceDN w:val="0"/>
-        <w:adjustRightInd w:val="0"/>
-        <w:spacing w:after="0" w:line="240" w:lineRule="auto"/>
-        <w:ind w:left="567"/>
-        <w:jc w:val="both"/>
-        <w:rPr>
-          <w:rFonts w:ascii="Arial Narrow" w:eastAsia="Arial Narrow" w:hAnsi="Arial Narrow" w:cs="Arial Narrow"/>
-          <w:sz w:val="16"/>
-          <w:szCs w:val="16"/>
-          <w:lang w:eastAsia="es-PE"/>
-        </w:rPr>
-      </w:pPr>
-      <w:r>
-        <w:rPr>
-          <w:rFonts w:ascii="Arial Narrow" w:eastAsia="Arial Narrow" w:hAnsi="Arial Narrow" w:cs="Arial Narrow"/>
-          <w:sz w:val="16"/>
-          <w:szCs w:val="16"/>
-          <w:lang w:eastAsia="es-PE"/>
-        </w:rPr>
-        <w:t>(…)</w:t>
-      </w:r>
-    </w:p>
-    <w:p>
-      <w:pPr>
-        <w:autoSpaceDE w:val="0"/>
-        <w:autoSpaceDN w:val="0"/>
-        <w:adjustRightInd w:val="0"/>
-        <w:spacing w:after="0" w:line="240" w:lineRule="auto"/>
-        <w:ind w:left="567"/>
-        <w:jc w:val="both"/>
-        <w:rPr>
-          <w:rFonts w:ascii="Arial Narrow" w:eastAsia="Arial Narrow" w:hAnsi="Arial Narrow" w:cs="Arial Narrow"/>
-          <w:sz w:val="16"/>
-          <w:szCs w:val="16"/>
-          <w:lang w:eastAsia="es-PE"/>
-        </w:rPr>
-      </w:pPr>
-      <w:r>
-        <w:rPr>
-          <w:rFonts w:ascii="Arial Narrow" w:eastAsia="Arial Narrow" w:hAnsi="Arial Narrow" w:cs="Arial Narrow"/>
-          <w:sz w:val="16"/>
-          <w:szCs w:val="16"/>
-          <w:lang w:eastAsia="es-PE"/>
-        </w:rPr>
-        <w:t>En el caso de las microempresas, la multa no puede superar el diez por ciento (10%) de las ventas o ingresos brutos percibidos por el infractor, relativos a todas sus actividades económicas, correspondientes al ejercicio inmediato anterior al de la expedición de la resolución de primera instancia, siempre que se haya acreditado dichos ingresos, no se encuentre en una situación de reincidencia y el caso no verse sobre la vida, salud o integridad de los consumidores. Para el caso de las pequeñas empresas, la multa no puede superar el veinte por ciento (20%) de las ventas o ingresos brutos percibidos por el infractor, conforme a los requisitos señalados anteriormente.</w:t>
-      </w:r>
-      <w:r>
-        <w:rPr>
-          <w:rFonts w:ascii="Arial Narrow" w:eastAsia="Arial Narrow" w:hAnsi="Arial Narrow" w:cs="Arial Narrow"/>
-          <w:sz w:val="16"/>
-          <w:szCs w:val="16"/>
-          <w:lang w:eastAsia="es-PE"/>
-        </w:rPr>
-        <w:t xml:space="preserve"> </w:t>
-      </w:r>
-    </w:p>
-    <w:p>
-      <w:pPr>
-        <w:autoSpaceDE w:val="0"/>
-        <w:autoSpaceDN w:val="0"/>
-        <w:adjustRightInd w:val="0"/>
-        <w:spacing w:after="0" w:line="240" w:lineRule="auto"/>
-        <w:ind w:left="567"/>
-        <w:jc w:val="both"/>
-        <w:rPr>
-          <w:rFonts w:ascii="Arial Narrow" w:eastAsia="Arial Narrow" w:hAnsi="Arial Narrow" w:cs="Arial Narrow"/>
-          <w:sz w:val="16"/>
-          <w:szCs w:val="16"/>
-          <w:lang w:eastAsia="es-PE"/>
-        </w:rPr>
-      </w:pPr>
-      <w:r>
-        <w:rPr>
-          <w:rFonts w:ascii="Arial Narrow" w:eastAsia="Arial Narrow" w:hAnsi="Arial Narrow" w:cs="Arial Narrow"/>
-          <w:sz w:val="16"/>
-          <w:szCs w:val="16"/>
-          <w:lang w:eastAsia="es-PE"/>
-        </w:rPr>
-        <w:t>(…).</w:t>
-      </w:r>
-    </w:p>
-    <w:p>
-      <w:pPr>
-        <w:pStyle w:val="Textonotapie"/>
-        <w:ind w:left="567" w:hanging="567"/>
-        <w:jc w:val="both"/>
-        <w:rPr>
-          <w:rFonts w:ascii="Arial Narrow" w:eastAsia="Arial Narrow" w:hAnsi="Arial Narrow" w:cs="Arial Narrow"/>
-          <w:sz w:val="16"/>
-          <w:szCs w:val="16"/>
-        </w:rPr>
-      </w:pPr>
-    </w:p>
-  </w:footnote>
-  <w:footnote w:id="14">
-    <w:p>
-      <w:pPr>
-        <w:pStyle w:val="Textonotapie"/>
-        <w:ind w:left="567" w:hanging="567"/>
-        <w:jc w:val="both"/>
-        <w:rPr>
-          <w:rFonts w:ascii="Arial Narrow" w:eastAsia="Arial Narrow" w:hAnsi="Arial Narrow" w:cs="Arial Narrow"/>
-          <w:sz w:val="16"/>
-          <w:szCs w:val="16"/>
-        </w:rPr>
-      </w:pPr>
-      <w:r>
-        <w:rPr>
-          <w:rStyle w:val="Refdenotaalpie"/>
-          <w:rFonts w:ascii="Arial Narrow" w:eastAsia="Arial Narrow" w:hAnsi="Arial Narrow" w:cs="Arial Narrow"/>
-          <w:sz w:val="16"/>
-          <w:szCs w:val="16"/>
-          <w:vertAlign w:val="superscript"/>
-        </w:rPr>
-        <w:footnoteRef/>
-      </w:r>
-      <w:r>
-        <w:rPr>
-          <w:rFonts w:ascii="Arial Narrow" w:eastAsia="Arial Narrow" w:hAnsi="Arial Narrow" w:cs="Arial Narrow"/>
-          <w:sz w:val="16"/>
-          <w:szCs w:val="16"/>
-        </w:rPr>
-        <w:tab/>
-      </w:r>
-      <w:r>
-        <w:rPr>
-          <w:rFonts w:ascii="Arial Narrow" w:eastAsia="Arial Narrow" w:hAnsi="Arial Narrow" w:cs="Arial Narrow"/>
-          <w:b/>
-          <w:bCs/>
-          <w:sz w:val="16"/>
-          <w:szCs w:val="16"/>
-        </w:rPr>
-        <w:t xml:space="preserve">DECRETO LEGISLATIVO 807, LEY SOBRE FACULTADES, NORMAS Y ORGANIZACIÓN DEL INDECOPI, publicado el 18 de abril de 1996</w:t>
-      </w:r>
-    </w:p>
-    <w:p>
-      <w:pPr>
-        <w:pStyle w:val="Textonotapie"/>
-        <w:ind w:left="567" w:hanging="567"/>
-        <w:jc w:val="both"/>
-        <w:rPr>
-          <w:rFonts w:ascii="Arial Narrow" w:eastAsia="Arial Narrow" w:hAnsi="Arial Narrow" w:cs="Arial Narrow"/>
-          <w:sz w:val="16"/>
-          <w:szCs w:val="16"/>
-        </w:rPr>
-      </w:pPr>
-      <w:r>
-        <w:rPr>
-          <w:rFonts w:ascii="Arial Narrow" w:eastAsia="Arial Narrow" w:hAnsi="Arial Narrow" w:cs="Arial Narrow"/>
-          <w:sz w:val="16"/>
-          <w:szCs w:val="16"/>
-        </w:rPr>
-        <w:tab/>
-      </w:r>
-      <w:r>
-        <w:rPr>
-          <w:rFonts w:ascii="Arial Narrow" w:eastAsia="Arial Narrow" w:hAnsi="Arial Narrow" w:cs="Arial Narrow"/>
-          <w:b/>
-          <w:bCs/>
-          <w:sz w:val="16"/>
-          <w:szCs w:val="16"/>
-        </w:rPr>
-        <w:t xml:space="preserve">Artículo 26.-</w:t>
-      </w:r>
-      <w:r>
-        <w:rPr>
-          <w:rFonts w:ascii="Arial Narrow" w:eastAsia="Arial Narrow" w:hAnsi="Arial Narrow" w:cs="Arial Narrow"/>
-          <w:sz w:val="16"/>
-          <w:szCs w:val="16"/>
-        </w:rPr>
-        <w:t xml:space="preserve"> Una vez admitida a trámite la denuncia, se correrá traslado de la misma al denunciado, a fin de que éste presente su descargo. El plazo para la presentación del descargo será de cinco (5) días contados desde la notificación, vencido el cual, el Secretario Técnico declarará en rebeldía al denunciado que no lo hubiera presentado.</w:t>
-      </w:r>
-    </w:p>
-    <w:p>
-      <w:pPr>
-        <w:pStyle w:val="Textonotapie"/>
-        <w:ind w:left="567" w:hanging="567"/>
-        <w:jc w:val="both"/>
-        <w:rPr>
-          <w:rFonts w:ascii="Arial Narrow" w:eastAsia="Arial Narrow" w:hAnsi="Arial Narrow" w:cs="Arial Narrow"/>
-          <w:sz w:val="16"/>
-          <w:szCs w:val="16"/>
-        </w:rPr>
-      </w:pPr>
-    </w:p>
-  </w:footnote>
-  <w:footnote w:id="15">
-    <w:p>
-      <w:pPr>
-        <w:pStyle w:val="Textonotapie"/>
-        <w:ind w:left="567" w:hanging="567"/>
-        <w:jc w:val="both"/>
-        <w:rPr>
-          <w:rFonts w:ascii="Arial Narrow" w:eastAsia="Arial Narrow" w:hAnsi="Arial Narrow" w:cs="Arial Narrow"/>
-          <w:sz w:val="16"/>
-          <w:szCs w:val="16"/>
-        </w:rPr>
-      </w:pPr>
-      <w:r>
-        <w:rPr>
-          <w:rStyle w:val="Refdenotaalpie"/>
-          <w:rFonts w:ascii="Arial Narrow" w:eastAsia="Arial Narrow" w:hAnsi="Arial Narrow" w:cs="Arial Narrow"/>
-          <w:sz w:val="16"/>
-          <w:szCs w:val="16"/>
-          <w:vertAlign w:val="superscript"/>
-        </w:rPr>
-        <w:footnoteRef/>
-      </w:r>
-      <w:r>
-        <w:rPr>
-          <w:rFonts w:ascii="Arial Narrow" w:eastAsia="Arial Narrow" w:hAnsi="Arial Narrow" w:cs="Arial Narrow"/>
-          <w:sz w:val="16"/>
-          <w:szCs w:val="16"/>
-        </w:rPr>
-        <w:tab/>
-      </w:r>
-      <w:r>
-        <w:rPr>
-          <w:rFonts w:ascii="Arial Narrow" w:eastAsia="Arial Narrow" w:hAnsi="Arial Narrow" w:cs="Arial Narrow"/>
-          <w:b/>
-          <w:bCs/>
-          <w:sz w:val="16"/>
-          <w:szCs w:val="16"/>
-        </w:rPr>
-        <w:t xml:space="preserve">DECRETO SUPREMO 006-2026-JUS, TEXTO ÚNICO ORDENADO DE LA LEY 27444, LEY DEL PROCEDIMIENTO ADMINISTRATIVO GENERAL, publicado el 30 de abril de 2026</w:t>
-      </w:r>
-    </w:p>
-    <w:p>
-      <w:pPr>
-        <w:pStyle w:val="Textonotapie"/>
-        <w:ind w:left="567" w:hanging="567"/>
-        <w:jc w:val="both"/>
-        <w:rPr>
-          <w:rFonts w:ascii="Arial Narrow" w:eastAsia="Arial Narrow" w:hAnsi="Arial Narrow" w:cs="Arial Narrow"/>
-          <w:sz w:val="16"/>
-          <w:szCs w:val="16"/>
-        </w:rPr>
-      </w:pPr>
-      <w:r>
-        <w:rPr>
-          <w:rFonts w:ascii="Arial Narrow" w:eastAsia="Arial Narrow" w:hAnsi="Arial Narrow" w:cs="Arial Narrow"/>
-          <w:sz w:val="16"/>
-          <w:szCs w:val="16"/>
-        </w:rPr>
-        <w:tab/>
-      </w:r>
-      <w:r>
-        <w:rPr>
-          <w:rFonts w:ascii="Arial Narrow" w:eastAsia="Arial Narrow" w:hAnsi="Arial Narrow" w:cs="Arial Narrow"/>
-          <w:b/>
-          <w:bCs/>
-          <w:sz w:val="16"/>
-          <w:szCs w:val="16"/>
-        </w:rPr>
-        <w:t xml:space="preserve">Artículo 223.- Contestación de la reclamación</w:t>
-      </w:r>
-    </w:p>
-    <w:p>
-      <w:pPr>
-        <w:pStyle w:val="Textonotapie"/>
-        <w:ind w:left="567" w:hanging="567"/>
-        <w:jc w:val="both"/>
-        <w:rPr>
-          <w:rFonts w:ascii="Arial Narrow" w:eastAsia="Arial Narrow" w:hAnsi="Arial Narrow" w:cs="Arial Narrow"/>
-          <w:sz w:val="16"/>
-          <w:szCs w:val="16"/>
-        </w:rPr>
-      </w:pPr>
-      <w:r>
-        <w:rPr>
-          <w:rFonts w:ascii="Arial Narrow" w:eastAsia="Arial Narrow" w:hAnsi="Arial Narrow" w:cs="Arial Narrow"/>
-          <w:sz w:val="16"/>
-          <w:szCs w:val="16"/>
-        </w:rPr>
-        <w:tab/>
-      </w:r>
-      <w:r>
-        <w:rPr>
-          <w:rFonts w:ascii="Arial Narrow" w:eastAsia="Arial Narrow" w:hAnsi="Arial Narrow" w:cs="Arial Narrow"/>
-          <w:sz w:val="16"/>
-          <w:szCs w:val="16"/>
-        </w:rPr>
-        <w:t xml:space="preserve">223.1 El reclamado deberá presentar la contestación de la reclamación dentro de los quince (15) días posteriores a la notificación de ésta; vencido este plazo, la Administración declarará en rebeldía al reclamado que no la hubiera presentado. La contestación deberá contener los requisitos de los escritos previstos en el artículo 113 de la presente Ley, así como la absolución de todos los asuntos controvertidos de hecho y de derecho, Las alegaciones y los hechos relevantes de la reclamación, salvo que hayan sido específicamente negadas en la contestación, se tendrán por aceptadas o merituadas como ciertas.</w:t>
-      </w:r>
-    </w:p>
-    <w:p>
-      <w:pPr>
-        <w:pStyle w:val="Textonotapie"/>
-        <w:ind w:left="567" w:hanging="567"/>
-        <w:jc w:val="both"/>
-        <w:rPr>
-          <w:rFonts w:ascii="Arial Narrow" w:eastAsia="Arial Narrow" w:hAnsi="Arial Narrow" w:cs="Arial Narrow"/>
-          <w:sz w:val="16"/>
-          <w:szCs w:val="16"/>
-        </w:rPr>
-      </w:pPr>
-    </w:p>
-  </w:footnote>
-  <w:footnote w:id="8">
-    <w:p>
-      <w:pPr>
-        <w:spacing w:after="0" w:line="240" w:lineRule="auto"/>
-        <w:ind w:left="567" w:hanging="567"/>
-        <w:jc w:val="both"/>
-        <w:rPr>
-          <w:rFonts w:ascii="Arial Narrow" w:eastAsia="Arial Narrow" w:hAnsi="Arial Narrow" w:cs="Arial Narrow"/>
-          <w:sz w:val="16"/>
-          <w:szCs w:val="16"/>
-        </w:rPr>
-      </w:pPr>
-      <w:r>
-        <w:rPr>
-          <w:rStyle w:val="Refdenotaalpie"/>
-          <w:rFonts w:ascii="Arial Narrow" w:eastAsia="Arial Narrow" w:hAnsi="Arial Narrow" w:cs="Arial Narrow"/>
-          <w:sz w:val="16"/>
-          <w:szCs w:val="16"/>
-          <w:vertAlign w:val="superscript"/>
-        </w:rPr>
-        <w:footnoteRef/>
-      </w:r>
-      <w:r>
-        <w:rPr>
-          <w:rFonts w:ascii="Arial Narrow" w:eastAsia="Arial Narrow" w:hAnsi="Arial Narrow" w:cs="Arial Narrow"/>
-          <w:sz w:val="16"/>
-          <w:szCs w:val="16"/>
-          <w:vertAlign w:val="superscript"/>
-        </w:rPr>
-        <w:t xml:space="preserve"> </w:t>
-      </w:r>
-      <w:r>
-        <w:rPr>
-          <w:rFonts w:ascii="Arial Narrow" w:eastAsia="Arial Narrow" w:hAnsi="Arial Narrow" w:cs="Arial Narrow"/>
-          <w:sz w:val="16"/>
-          <w:szCs w:val="16"/>
-        </w:rPr>
-        <w:t xml:space="preserve"> </w:t>
-      </w:r>
-      <w:r>
-        <w:rPr>
-          <w:rFonts w:ascii="Arial Narrow" w:eastAsia="Arial Narrow" w:hAnsi="Arial Narrow" w:cs="Arial Narrow"/>
-          <w:sz w:val="16"/>
-          <w:szCs w:val="16"/>
-        </w:rPr>
-        <w:tab/>
-      </w:r>
-      <w:r>
-        <w:rPr>
-          <w:rFonts w:ascii="Arial Narrow" w:eastAsia="Arial Narrow" w:hAnsi="Arial Narrow" w:cs="Arial Narrow"/>
-          <w:b/>
-          <w:sz w:val="16"/>
-          <w:szCs w:val="16"/>
-        </w:rPr>
-        <w:t>LEY 29571, CÓDIGO DE PROTECCIÓN Y DEFENSA DEL CONSUMIDOR</w:t>
-      </w:r>
-      <w:r>
-        <w:rPr>
-          <w:rFonts w:ascii="Arial Narrow" w:eastAsia="Arial Narrow" w:hAnsi="Arial Narrow" w:cs="Arial Narrow"/>
-          <w:b/>
-          <w:bCs/>
-          <w:sz w:val="16"/>
-          <w:szCs w:val="16"/>
-        </w:rPr>
-        <w:t xml:space="preserve">, </w:t>
-      </w:r>
-      <w:r>
-        <w:rPr>
-          <w:rFonts w:ascii="Arial Narrow" w:eastAsia="Arial Narrow" w:hAnsi="Arial Narrow" w:cs="Arial Narrow"/>
-          <w:b/>
-          <w:sz w:val="16"/>
-          <w:szCs w:val="16"/>
-        </w:rPr>
-        <w:t>publicado el 2 de setiembre de 2010 y modificado por Decreto Legislativo 1308</w:t>
-      </w:r>
-    </w:p>
-    <w:p>
-      <w:pPr>
-        <w:spacing w:after="0" w:line="240" w:lineRule="auto"/>
-        <w:ind w:left="567" w:hanging="567"/>
-        <w:jc w:val="both"/>
-        <w:rPr>
-          <w:rFonts w:ascii="Arial Narrow" w:eastAsia="Arial Narrow" w:hAnsi="Arial Narrow" w:cs="Arial Narrow"/>
-          <w:b/>
-          <w:sz w:val="16"/>
-          <w:szCs w:val="16"/>
-        </w:rPr>
-      </w:pPr>
-      <w:r>
-        <w:rPr>
-          <w:rFonts w:ascii="Arial Narrow" w:eastAsia="Arial Narrow" w:hAnsi="Arial Narrow" w:cs="Arial Narrow"/>
-          <w:b/>
-          <w:sz w:val="16"/>
-          <w:szCs w:val="16"/>
-        </w:rPr>
-        <w:tab/>
-        <w:t>Artículo 110.- Sanciones administrativas</w:t>
-      </w:r>
-    </w:p>
-    <w:p>
-      <w:pPr>
-        <w:spacing w:after="0" w:line="240" w:lineRule="auto"/>
-        <w:ind w:left="567"/>
-        <w:jc w:val="both"/>
-        <w:rPr>
-          <w:rFonts w:ascii="Arial Narrow" w:eastAsia="Arial Narrow" w:hAnsi="Arial Narrow" w:cs="Arial Narrow"/>
-          <w:sz w:val="16"/>
-          <w:szCs w:val="16"/>
-        </w:rPr>
-      </w:pPr>
-      <w:r>
-        <w:rPr>
-          <w:rFonts w:ascii="Arial Narrow" w:eastAsia="Arial Narrow" w:hAnsi="Arial Narrow" w:cs="Arial Narrow"/>
-          <w:sz w:val="16"/>
-          <w:szCs w:val="16"/>
-        </w:rPr>
-        <w:t>El órgano resolutivo puede sancionar las infracciones administrativas a que se refiere el artículo 108 con amonestación y multas de hasta cuatrocientos cincuenta (450) Unidades Impositivas Tributarias (UIT), las cuales son calificadas de la siguiente manera:</w:t>
-      </w:r>
-    </w:p>
-    <w:p>
-      <w:pPr>
-        <w:numPr>
-          <w:ilvl w:val="0"/>
-          <w:numId w:val="2"/>
-        </w:numPr>
-        <w:spacing w:after="0" w:line="240" w:lineRule="auto"/>
-        <w:ind w:left="426" w:firstLine="141"/>
-        <w:jc w:val="both"/>
-        <w:rPr>
-          <w:rFonts w:ascii="Arial Narrow" w:eastAsia="Arial Narrow" w:hAnsi="Arial Narrow" w:cs="Arial Narrow"/>
-          <w:sz w:val="16"/>
-          <w:szCs w:val="16"/>
-        </w:rPr>
-      </w:pPr>
-      <w:r>
-        <w:rPr>
-          <w:rFonts w:ascii="Arial Narrow" w:eastAsia="Arial Narrow" w:hAnsi="Arial Narrow" w:cs="Arial Narrow"/>
-          <w:sz w:val="16"/>
-          <w:szCs w:val="16"/>
-        </w:rPr>
-        <w:t>Infracciones leves, con una amonestación o con una multa de hasta cincuenta (50) UIT.</w:t>
-      </w:r>
-    </w:p>
-    <w:p>
-      <w:pPr>
-        <w:numPr>
-          <w:ilvl w:val="0"/>
-          <w:numId w:val="2"/>
-        </w:numPr>
-        <w:spacing w:after="0" w:line="240" w:lineRule="auto"/>
-        <w:ind w:left="426" w:firstLine="141"/>
-        <w:jc w:val="both"/>
-        <w:rPr>
-          <w:rFonts w:ascii="Arial Narrow" w:eastAsia="Arial Narrow" w:hAnsi="Arial Narrow" w:cs="Arial Narrow"/>
-          <w:sz w:val="16"/>
-          <w:szCs w:val="16"/>
-        </w:rPr>
-      </w:pPr>
-      <w:r>
-        <w:rPr>
-          <w:rFonts w:ascii="Arial Narrow" w:eastAsia="Arial Narrow" w:hAnsi="Arial Narrow" w:cs="Arial Narrow"/>
-          <w:sz w:val="16"/>
-          <w:szCs w:val="16"/>
-        </w:rPr>
-        <w:t>Infracciones graves, con una multa de hasta ciento cincuenta (150) UIT.</w:t>
-      </w:r>
-    </w:p>
-    <w:p>
-      <w:pPr>
-        <w:numPr>
-          <w:ilvl w:val="0"/>
-          <w:numId w:val="2"/>
-        </w:numPr>
-        <w:spacing w:after="0" w:line="240" w:lineRule="auto"/>
-        <w:ind w:left="426" w:firstLine="141"/>
-        <w:jc w:val="both"/>
-        <w:rPr>
-          <w:rFonts w:ascii="Arial Narrow" w:eastAsia="Arial Narrow" w:hAnsi="Arial Narrow" w:cs="Arial Narrow"/>
-          <w:sz w:val="16"/>
-          <w:szCs w:val="16"/>
-        </w:rPr>
-      </w:pPr>
-      <w:r>
-        <w:rPr>
-          <w:rFonts w:ascii="Arial Narrow" w:eastAsia="Arial Narrow" w:hAnsi="Arial Narrow" w:cs="Arial Narrow"/>
-          <w:sz w:val="16"/>
-          <w:szCs w:val="16"/>
-        </w:rPr>
-        <w:t>Infracciones muy graves, con una multa de hasta cuatrocientos cincuenta (450) UIT.</w:t>
-      </w:r>
-    </w:p>
-    <w:p>
-      <w:pPr>
-        <w:spacing w:after="0" w:line="240" w:lineRule="auto"/>
-        <w:ind w:left="567" w:hanging="426"/>
-        <w:jc w:val="both"/>
-        <w:rPr>
-          <w:rFonts w:ascii="Arial Narrow" w:eastAsia="Arial Narrow" w:hAnsi="Arial Narrow" w:cs="Arial Narrow"/>
-          <w:sz w:val="16"/>
-          <w:szCs w:val="16"/>
-        </w:rPr>
-      </w:pPr>
-      <w:r>
-        <w:rPr>
-          <w:rFonts w:ascii="Arial Narrow" w:eastAsia="Arial Narrow" w:hAnsi="Arial Narrow" w:cs="Arial Narrow"/>
-          <w:sz w:val="16"/>
-          <w:szCs w:val="16"/>
-        </w:rPr>
-        <w:tab/>
-        <w:t>En el caso de las microempresas, la multa no puede superar el diez por ciento (10%) de las ventas o ingresos brutos percibidos por el infractor, relativos a todas sus actividades económicas, correspondientes al ejercicio inmediato anterior al de la expedición de la resolución de primera instancia, siempre que se haya acreditado dichos ingresos, no se encuentre en una situación de reincidencia y el caso no verse sobre la vida, salud o integridad de los consumidores. Para el caso de las pequeñas empresas, la multa no puede superar el veinte por ciento (20%) de las ventas o ingresos brutos percibidos por el infractor, conforme a los requisitos señalados anteriormente.</w:t>
-      </w:r>
-    </w:p>
-    <w:p>
-      <w:pPr>
-        <w:spacing w:after="0" w:line="240" w:lineRule="auto"/>
-        <w:ind w:left="567"/>
-        <w:jc w:val="both"/>
-        <w:rPr>
-          <w:rFonts w:ascii="Arial Narrow" w:eastAsia="Arial Narrow" w:hAnsi="Arial Narrow" w:cs="Arial Narrow"/>
-          <w:sz w:val="16"/>
-          <w:szCs w:val="16"/>
-        </w:rPr>
-      </w:pPr>
-      <w:r>
-        <w:rPr>
-          <w:rFonts w:ascii="Arial Narrow" w:eastAsia="Arial Narrow" w:hAnsi="Arial Narrow" w:cs="Arial Narrow"/>
-          <w:sz w:val="16"/>
-          <w:szCs w:val="16"/>
-        </w:rPr>
-        <w:t>En caso de que el proveedor incumpla un acuerdo conciliatorio o cualquier otro acuerdo que de forma indubitable deje constancia de la manifestación de voluntad expresa de las partes de dar por culminada la controversia, o un laudo arbitral, el órgano resolutivo puede sancionar con una multa entre una (1) Unidad Impositiva Tributaria y doscientos (200) Unidades Impositivas Tributarias. Para la graduación se observan los criterios establecidos en el presente Código y supletoriamente, los criterios que establece la Ley 27444, Ley del Procedimiento Administrativo General o la norma que la sustituya o complemente.</w:t>
-      </w:r>
-    </w:p>
-    <w:p>
-      <w:pPr>
-        <w:pStyle w:val="Textonotapie"/>
-        <w:ind w:left="567"/>
-        <w:jc w:val="both"/>
-        <w:rPr>
-          <w:rFonts w:ascii="Arial Narrow" w:eastAsia="Arial Narrow" w:hAnsi="Arial Narrow" w:cs="Arial Narrow"/>
-          <w:sz w:val="16"/>
-          <w:szCs w:val="16"/>
-        </w:rPr>
-      </w:pPr>
-      <w:r>
-        <w:rPr>
-          <w:rFonts w:ascii="Arial Narrow" w:eastAsia="Arial Narrow" w:hAnsi="Arial Narrow" w:cs="Arial Narrow"/>
-          <w:sz w:val="16"/>
-          <w:szCs w:val="16"/>
-        </w:rPr>
-        <w:t>(…)</w:t>
-      </w:r>
-      <w:r>
-        <w:rPr>
-          <w:rFonts w:ascii="Arial Narrow" w:eastAsia="Arial Narrow" w:hAnsi="Arial Narrow" w:cs="Arial Narrow"/>
-          <w:sz w:val="16"/>
-          <w:szCs w:val="16"/>
-        </w:rPr>
-        <w:t>.</w:t>
-      </w:r>
-    </w:p>
-    <w:p>
-      <w:pPr>
-        <w:spacing w:after="0" w:line="240" w:lineRule="auto"/>
-        <w:ind w:left="567" w:hanging="567"/>
-        <w:jc w:val="both"/>
-        <w:rPr>
-          <w:rFonts w:ascii="Arial Narrow" w:eastAsia="Arial Narrow" w:hAnsi="Arial Narrow" w:cs="Arial Narrow"/>
-          <w:sz w:val="16"/>
-          <w:szCs w:val="16"/>
-        </w:rPr>
-      </w:pPr>
-    </w:p>
-  </w:footnote>
-  <w:footnote w:id="9">
-    <w:p>
-      <w:pPr>
-        <w:spacing w:after="0" w:line="240" w:lineRule="auto"/>
-        <w:ind w:left="567" w:hanging="567"/>
-        <w:jc w:val="both"/>
-        <w:rPr>
-          <w:rFonts w:ascii="Arial Narrow" w:eastAsia="Arial Narrow" w:hAnsi="Arial Narrow" w:cs="Arial Narrow"/>
-          <w:sz w:val="16"/>
-          <w:szCs w:val="16"/>
-        </w:rPr>
-      </w:pPr>
-      <w:r>
-        <w:rPr>
-          <w:rStyle w:val="Refdenotaalpie"/>
-          <w:rFonts w:ascii="Arial Narrow" w:eastAsia="Arial Narrow" w:hAnsi="Arial Narrow" w:cs="Arial Narrow"/>
-          <w:sz w:val="16"/>
-          <w:szCs w:val="16"/>
-          <w:vertAlign w:val="superscript"/>
-        </w:rPr>
-        <w:footnoteRef/>
-      </w:r>
-      <w:r>
-        <w:rPr>
-          <w:rFonts w:ascii="Arial Narrow" w:eastAsia="Arial Narrow" w:hAnsi="Arial Narrow" w:cs="Arial Narrow"/>
-          <w:sz w:val="16"/>
-          <w:szCs w:val="16"/>
-        </w:rPr>
-        <w:t xml:space="preserve"> </w:t>
-      </w:r>
-      <w:r>
-        <w:rPr>
-          <w:rFonts w:ascii="Arial Narrow" w:eastAsia="Arial Narrow" w:hAnsi="Arial Narrow" w:cs="Arial Narrow"/>
-          <w:sz w:val="16"/>
-          <w:szCs w:val="16"/>
-        </w:rPr>
-        <w:tab/>
+        <w:t xml:space="preserve"/>
       </w:r>
       <w:r>
         <w:rPr>
@@ -6982,18 +7082,6 @@
         <w:tab/>
         <w:t>Las medidas correctivas complementarias pueden dictarse de oficio o a pedido de parte.</w:t>
       </w:r>
-    </w:p>
-    <w:p>
-      <w:pPr>
-        <w:spacing w:after="0" w:line="240" w:lineRule="auto"/>
-        <w:ind w:left="567" w:hanging="567"/>
-        <w:jc w:val="both"/>
-        <w:rPr>
-          <w:rFonts w:ascii="Arial Narrow" w:eastAsia="Arial Narrow" w:hAnsi="Arial Narrow" w:cs="Arial Narrow"/>
-          <w:sz w:val="16"/>
-          <w:szCs w:val="16"/>
-        </w:rPr>
-      </w:pPr>
     </w:p>
     <w:p>
       <w:pPr>
@@ -7208,8 +7296,12 @@
     </w:p>
     <w:p>
       <w:pPr>
-        <w:pStyle w:val="Sinespaciado"/>
-        <w:ind w:firstLine="567"/>
+        <w:numPr>
+          <w:ilvl w:val="0"/>
+          <w:numId w:val="1"/>
+        </w:numPr>
+        <w:spacing w:after="0" w:line="240" w:lineRule="auto"/>
+        <w:ind w:left="567" w:firstLine="0"/>
         <w:jc w:val="both"/>
         <w:rPr>
           <w:rFonts w:ascii="Arial Narrow" w:eastAsia="Arial Narrow" w:hAnsi="Arial Narrow" w:cs="Arial Narrow"/>
@@ -7228,8 +7320,12 @@
     </w:p>
     <w:p>
       <w:pPr>
-        <w:pStyle w:val="Sinespaciado"/>
-        <w:ind w:firstLine="567"/>
+        <w:numPr>
+          <w:ilvl w:val="0"/>
+          <w:numId w:val="1"/>
+        </w:numPr>
+        <w:spacing w:after="0" w:line="240" w:lineRule="auto"/>
+        <w:ind w:left="567" w:firstLine="0"/>
         <w:jc w:val="both"/>
         <w:rPr>
           <w:rFonts w:ascii="Arial Narrow" w:eastAsia="Arial Narrow" w:hAnsi="Arial Narrow" w:cs="Arial Narrow"/>
@@ -7391,10 +7487,22 @@
         <w:jc w:val="both"/>
         <w:rPr>
           <w:rFonts w:ascii="Arial Narrow" w:eastAsia="Arial Narrow" w:hAnsi="Arial Narrow" w:cs="Arial Narrow"/>
-          <w:sz w:val="16"/>
-          <w:szCs w:val="16"/>
-        </w:rPr>
-      </w:pPr>
+          <w:b/>
+          <w:bCs/>
+          <w:sz w:val="16"/>
+          <w:szCs w:val="16"/>
+        </w:rPr>
+      </w:pPr>
+      <w:r>
+        <w:rPr>
+          <w:rFonts w:ascii="Arial Narrow" w:eastAsia="Arial Narrow" w:hAnsi="Arial Narrow" w:cs="Arial Narrow"/>
+          <w:b/>
+          <w:bCs/>
+          <w:sz w:val="16"/>
+          <w:szCs w:val="16"/>
+        </w:rPr>
+        <w:t>Artículo 116.- Medidas correctivas complementarias</w:t>
+      </w:r>
     </w:p>
     <w:p>
       <w:pPr>
@@ -7403,21 +7511,17 @@
         <w:jc w:val="both"/>
         <w:rPr>
           <w:rFonts w:ascii="Arial Narrow" w:eastAsia="Arial Narrow" w:hAnsi="Arial Narrow" w:cs="Arial Narrow"/>
-          <w:b/>
-          <w:bCs/>
-          <w:sz w:val="16"/>
-          <w:szCs w:val="16"/>
-        </w:rPr>
-      </w:pPr>
-      <w:r>
-        <w:rPr>
-          <w:rFonts w:ascii="Arial Narrow" w:eastAsia="Arial Narrow" w:hAnsi="Arial Narrow" w:cs="Arial Narrow"/>
-          <w:b/>
-          <w:bCs/>
-          <w:sz w:val="16"/>
-          <w:szCs w:val="16"/>
-        </w:rPr>
-        <w:t>Artículo 116.- Medidas correctivas complementarias</w:t>
+          <w:sz w:val="16"/>
+          <w:szCs w:val="16"/>
+        </w:rPr>
+      </w:pPr>
+      <w:r>
+        <w:rPr>
+          <w:rFonts w:ascii="Arial Narrow" w:eastAsia="Arial Narrow" w:hAnsi="Arial Narrow" w:cs="Arial Narrow"/>
+          <w:sz w:val="16"/>
+          <w:szCs w:val="16"/>
+        </w:rPr>
+        <w:t xml:space="preserve">Las medidas correctivas complementarias tienen el objeto de revertir los efectos de la conducta infractora o evitar que esta se produzca nuevamente en el futuro y pueden ser, entre otras, las siguientes: </w:t>
       </w:r>
     </w:p>
     <w:p>
@@ -7437,7 +7541,7 @@
           <w:sz w:val="16"/>
           <w:szCs w:val="16"/>
         </w:rPr>
-        <w:t xml:space="preserve">Las medidas correctivas complementarias tienen el objeto de revertir los efectos de la conducta infractora o evitar que esta se produzca nuevamente en el futuro y pueden ser, entre otras, las siguientes: </w:t>
+        <w:t xml:space="preserve">a. Que el proveedor cumpla con atender la solicitud de información requerida por el consumidor, siempre que dicho requerimiento guarde relación con el producto adquirido o servicio contratado. </w:t>
       </w:r>
     </w:p>
     <w:p>
@@ -7457,7 +7561,7 @@
           <w:sz w:val="16"/>
           <w:szCs w:val="16"/>
         </w:rPr>
-        <w:t xml:space="preserve">a. Que el proveedor cumpla con atender la solicitud de información requerida por el consumidor, siempre que dicho requerimiento guarde relación con el producto adquirido o servicio contratado. </w:t>
+        <w:t xml:space="preserve">b. Declarar inexigibles las cláusulas que han sido identificadas como abusivas en el procedimiento. </w:t>
       </w:r>
     </w:p>
     <w:p>
@@ -7477,7 +7581,7 @@
           <w:sz w:val="16"/>
           <w:szCs w:val="16"/>
         </w:rPr>
-        <w:t xml:space="preserve">b. Declarar inexigibles las cláusulas que han sido identificadas como abusivas en el procedimiento. </w:t>
+        <w:t xml:space="preserve">c. El decomiso y destrucción de la mercadería, envases, envolturas o etiquetas. </w:t>
       </w:r>
     </w:p>
     <w:p>
@@ -7497,7 +7601,25 @@
           <w:sz w:val="16"/>
           <w:szCs w:val="16"/>
         </w:rPr>
-        <w:t xml:space="preserve">c. El decomiso y destrucción de la mercadería, envases, envolturas o etiquetas. </w:t>
+        <w:t xml:space="preserve">d. En caso de infracciones muy graves y de reincidencia o </w:t>
+      </w:r>
+      <w:proofErr w:type="spellStart"/>
+      <w:r>
+        <w:rPr>
+          <w:rFonts w:ascii="Arial Narrow" w:eastAsia="Arial Narrow" w:hAnsi="Arial Narrow" w:cs="Arial Narrow"/>
+          <w:sz w:val="16"/>
+          <w:szCs w:val="16"/>
+        </w:rPr>
+        <w:t>reiterancia</w:t>
+      </w:r>
+      <w:proofErr w:type="spellEnd"/>
+      <w:r>
+        <w:rPr>
+          <w:rFonts w:ascii="Arial Narrow" w:eastAsia="Arial Narrow" w:hAnsi="Arial Narrow" w:cs="Arial Narrow"/>
+          <w:sz w:val="16"/>
+          <w:szCs w:val="16"/>
+        </w:rPr>
+        <w:t xml:space="preserve">: </w:t>
       </w:r>
     </w:p>
     <w:p>
@@ -7517,7 +7639,27 @@
           <w:sz w:val="16"/>
           <w:szCs w:val="16"/>
         </w:rPr>
-        <w:t xml:space="preserve">d. En caso de infracciones muy graves y de reincidencia o </w:t>
+        <w:t xml:space="preserve">(i) Solicitar a la autoridad correspondiente la clausura temporal del establecimiento industrial, comercial o de servicios por un plazo máximo de seis (6) meses. </w:t>
+      </w:r>
+    </w:p>
+    <w:p>
+      <w:pPr>
+        <w:spacing w:after="0" w:line="240" w:lineRule="auto"/>
+        <w:ind w:left="567"/>
+        <w:jc w:val="both"/>
+        <w:rPr>
+          <w:rFonts w:ascii="Arial Narrow" w:eastAsia="Arial Narrow" w:hAnsi="Arial Narrow" w:cs="Arial Narrow"/>
+          <w:sz w:val="16"/>
+          <w:szCs w:val="16"/>
+        </w:rPr>
+      </w:pPr>
+      <w:r>
+        <w:rPr>
+          <w:rFonts w:ascii="Arial Narrow" w:eastAsia="Arial Narrow" w:hAnsi="Arial Narrow" w:cs="Arial Narrow"/>
+          <w:sz w:val="16"/>
+          <w:szCs w:val="16"/>
+        </w:rPr>
+        <w:t>(</w:t>
       </w:r>
       <w:proofErr w:type="spellStart"/>
       <w:r>
@@ -7526,7 +7668,7 @@
           <w:sz w:val="16"/>
           <w:szCs w:val="16"/>
         </w:rPr>
-        <w:t>reiterancia</w:t>
+        <w:t>ii</w:t>
       </w:r>
       <w:proofErr w:type="spellEnd"/>
       <w:r>
@@ -7535,7 +7677,7 @@
           <w:sz w:val="16"/>
           <w:szCs w:val="16"/>
         </w:rPr>
-        <w:t xml:space="preserve">: </w:t>
+        <w:t xml:space="preserve">) Solicitar a la autoridad competente la inhabilitación, temporal o permanente, del proveedor en función de los alcances de la infracción sancionada. </w:t>
       </w:r>
     </w:p>
     <w:p>
@@ -7555,7 +7697,25 @@
           <w:sz w:val="16"/>
           <w:szCs w:val="16"/>
         </w:rPr>
-        <w:t xml:space="preserve">(i) Solicitar a la autoridad correspondiente la clausura temporal del establecimiento industrial, comercial o de servicios por un plazo máximo de seis (6) meses. </w:t>
+        <w:t xml:space="preserve">e. Publicación de avisos </w:t>
+      </w:r>
+      <w:proofErr w:type="spellStart"/>
+      <w:r>
+        <w:rPr>
+          <w:rFonts w:ascii="Arial Narrow" w:eastAsia="Arial Narrow" w:hAnsi="Arial Narrow" w:cs="Arial Narrow"/>
+          <w:sz w:val="16"/>
+          <w:szCs w:val="16"/>
+        </w:rPr>
+        <w:t>rectificatorios</w:t>
+      </w:r>
+      <w:proofErr w:type="spellEnd"/>
+      <w:r>
+        <w:rPr>
+          <w:rFonts w:ascii="Arial Narrow" w:eastAsia="Arial Narrow" w:hAnsi="Arial Narrow" w:cs="Arial Narrow"/>
+          <w:sz w:val="16"/>
+          <w:szCs w:val="16"/>
+        </w:rPr>
+        <w:t xml:space="preserve"> o informativos en la forma que determine el Indecopi, tomando en consideración los medios que resulten idóneos para revertir los efectos que el acto objeto de sanción ha ocasionado. </w:t>
       </w:r>
     </w:p>
     <w:p>
@@ -7575,25 +7735,7 @@
           <w:sz w:val="16"/>
           <w:szCs w:val="16"/>
         </w:rPr>
-        <w:t>(</w:t>
-      </w:r>
-      <w:proofErr w:type="spellStart"/>
-      <w:r>
-        <w:rPr>
-          <w:rFonts w:ascii="Arial Narrow" w:eastAsia="Arial Narrow" w:hAnsi="Arial Narrow" w:cs="Arial Narrow"/>
-          <w:sz w:val="16"/>
-          <w:szCs w:val="16"/>
-        </w:rPr>
-        <w:t>ii</w:t>
-      </w:r>
-      <w:proofErr w:type="spellEnd"/>
-      <w:r>
-        <w:rPr>
-          <w:rFonts w:ascii="Arial Narrow" w:eastAsia="Arial Narrow" w:hAnsi="Arial Narrow" w:cs="Arial Narrow"/>
-          <w:sz w:val="16"/>
-          <w:szCs w:val="16"/>
-        </w:rPr>
-        <w:t xml:space="preserve">) Solicitar a la autoridad competente la inhabilitación, temporal o permanente, del proveedor en función de los alcances de la infracción sancionada. </w:t>
+        <w:t xml:space="preserve">f. Cualquier otra medida correctiva que tenga el objeto de revertir los efectos de la conducta infractora o evitar que esta se produzca nuevamente en el futuro. </w:t>
       </w:r>
     </w:p>
     <w:p>
@@ -7613,64 +7755,6 @@
           <w:sz w:val="16"/>
           <w:szCs w:val="16"/>
         </w:rPr>
-        <w:t xml:space="preserve">e. Publicación de avisos </w:t>
-      </w:r>
-      <w:proofErr w:type="spellStart"/>
-      <w:r>
-        <w:rPr>
-          <w:rFonts w:ascii="Arial Narrow" w:eastAsia="Arial Narrow" w:hAnsi="Arial Narrow" w:cs="Arial Narrow"/>
-          <w:sz w:val="16"/>
-          <w:szCs w:val="16"/>
-        </w:rPr>
-        <w:t>rectificatorios</w:t>
-      </w:r>
-      <w:proofErr w:type="spellEnd"/>
-      <w:r>
-        <w:rPr>
-          <w:rFonts w:ascii="Arial Narrow" w:eastAsia="Arial Narrow" w:hAnsi="Arial Narrow" w:cs="Arial Narrow"/>
-          <w:sz w:val="16"/>
-          <w:szCs w:val="16"/>
-        </w:rPr>
-        <w:t xml:space="preserve"> o informativos en la forma que determine el Indecopi, tomando en consideración los medios que resulten idóneos para revertir los efectos que el acto objeto de sanción ha ocasionado. </w:t>
-      </w:r>
-    </w:p>
-    <w:p>
-      <w:pPr>
-        <w:spacing w:after="0" w:line="240" w:lineRule="auto"/>
-        <w:ind w:left="567"/>
-        <w:jc w:val="both"/>
-        <w:rPr>
-          <w:rFonts w:ascii="Arial Narrow" w:eastAsia="Arial Narrow" w:hAnsi="Arial Narrow" w:cs="Arial Narrow"/>
-          <w:sz w:val="16"/>
-          <w:szCs w:val="16"/>
-        </w:rPr>
-      </w:pPr>
-      <w:r>
-        <w:rPr>
-          <w:rFonts w:ascii="Arial Narrow" w:eastAsia="Arial Narrow" w:hAnsi="Arial Narrow" w:cs="Arial Narrow"/>
-          <w:sz w:val="16"/>
-          <w:szCs w:val="16"/>
-        </w:rPr>
-        <w:t xml:space="preserve">f. Cualquier otra medida correctiva que tenga el objeto de revertir los efectos de la conducta infractora o evitar que esta se produzca nuevamente en el futuro. </w:t>
-      </w:r>
-    </w:p>
-    <w:p>
-      <w:pPr>
-        <w:spacing w:after="0" w:line="240" w:lineRule="auto"/>
-        <w:ind w:left="567"/>
-        <w:jc w:val="both"/>
-        <w:rPr>
-          <w:rFonts w:ascii="Arial Narrow" w:eastAsia="Arial Narrow" w:hAnsi="Arial Narrow" w:cs="Arial Narrow"/>
-          <w:sz w:val="16"/>
-          <w:szCs w:val="16"/>
-        </w:rPr>
-      </w:pPr>
-      <w:r>
-        <w:rPr>
-          <w:rFonts w:ascii="Arial Narrow" w:eastAsia="Arial Narrow" w:hAnsi="Arial Narrow" w:cs="Arial Narrow"/>
-          <w:sz w:val="16"/>
-          <w:szCs w:val="16"/>
-        </w:rPr>
         <w:t>El Indecopi está facultado para solicitar a la autoridad municipal y policial el apoyo respectivo para la ejecución de las medidas correctivas complementarias correspondientes.</w:t>
       </w:r>
     </w:p>
@@ -7687,7 +7771,7 @@
       </w:pPr>
     </w:p>
   </w:footnote>
-  <w:footnote w:id="10">
+  <w:footnote w:id="11">
     <w:p>
       <w:pPr>
         <w:pStyle w:val="Textonotapie"/>
@@ -7719,7 +7803,8 @@
           <w:sz w:val="16"/>
           <w:szCs w:val="16"/>
         </w:rPr>
-        <w:t xml:space="preserve"> </w:t>
+        <w:tab/>
+        <w:t xml:space="preserve"/>
       </w:r>
       <w:r>
         <w:rPr>
@@ -7910,7 +7995,7 @@
       </w:pPr>
     </w:p>
   </w:footnote>
-  <w:footnote w:id="11">
+  <w:footnote w:id="12">
     <w:p>
       <w:pPr>
         <w:pStyle w:val="Textonotapie"/>
@@ -7942,7 +8027,8 @@
           <w:sz w:val="16"/>
           <w:szCs w:val="16"/>
         </w:rPr>
-        <w:t xml:space="preserve"> </w:t>
+        <w:tab/>
+        <w:t xml:space="preserve"/>
       </w:r>
       <w:r>
         <w:rPr>
@@ -8022,12 +8108,15 @@
       </w:pPr>
     </w:p>
   </w:footnote>
-  <w:footnote w:id="12">
+  <w:footnote w:id="13">
     <w:p>
       <w:pPr>
         <w:autoSpaceDE w:val="0"/>
         <w:autoSpaceDN w:val="0"/>
         <w:adjustRightInd w:val="0"/>
+        <w:tabs>
+          <w:tab w:val="left" w:pos="567"/>
+        </w:tabs>
         <w:spacing w:after="0" w:line="240" w:lineRule="auto"/>
         <w:ind w:left="567" w:hanging="567"/>
         <w:jc w:val="both"/>
@@ -8059,7 +8148,8 @@
           <w:sz w:val="16"/>
           <w:szCs w:val="16"/>
         </w:rPr>
-        <w:t xml:space="preserve"> </w:t>
+        <w:tab/>
+        <w:t xml:space="preserve"/>
       </w:r>
       <w:r>
         <w:rPr>
@@ -8092,7 +8182,7 @@
           <w:sz w:val="16"/>
           <w:szCs w:val="16"/>
         </w:rPr>
-        <w:t xml:space="preserve"> 807, LEY SOBRE FACULTADES, NORMAS Y ORGANIZACIÓN DEL INDECOPI FACULTADES DE LAS COMISIONES Y OFICINAS DEL INDECOPI.</w:t>
+        <w:t xml:space="preserve">807, LEY SOBRE FACULTADES, NORMAS Y ORGANIZACIÓN DEL INDECOPI FACULTADES DE LAS COMISIONES Y OFICINAS DEL INDECOPI.</w:t>
       </w:r>
     </w:p>
     <w:p>
@@ -8185,7 +8275,151 @@
       </w:pPr>
     </w:p>
   </w:footnote>
-  <w:footnote w:id="13">
+  <w:footnote w:id="14">
+    <w:p>
+      <w:pPr>
+        <w:pStyle w:val="Textonotapie"/>
+        <w:tabs>
+          <w:tab w:val="left" w:pos="567"/>
+        </w:tabs>
+        <w:ind w:left="567" w:hanging="567"/>
+        <w:jc w:val="both"/>
+        <w:rPr>
+          <w:rFonts w:ascii="Arial Narrow" w:eastAsia="Arial Narrow" w:hAnsi="Arial Narrow" w:cs="Arial Narrow"/>
+          <w:sz w:val="16"/>
+          <w:szCs w:val="16"/>
+        </w:rPr>
+      </w:pPr>
+      <w:r>
+        <w:rPr>
+          <w:rStyle w:val="Refdenotaalpie"/>
+          <w:rFonts w:ascii="Arial Narrow" w:eastAsia="Arial Narrow" w:hAnsi="Arial Narrow" w:cs="Arial Narrow"/>
+          <w:sz w:val="16"/>
+          <w:szCs w:val="16"/>
+          <w:vertAlign w:val="superscript"/>
+        </w:rPr>
+        <w:footnoteRef/>
+      </w:r>
+      <w:r>
+        <w:rPr>
+          <w:rFonts w:ascii="Arial Narrow" w:eastAsia="Arial Narrow" w:hAnsi="Arial Narrow" w:cs="Arial Narrow"/>
+          <w:sz w:val="16"/>
+          <w:szCs w:val="16"/>
+        </w:rPr>
+        <w:tab/>
+        <w:t xml:space="preserve"/>
+      </w:r>
+      <w:r>
+        <w:rPr>
+          <w:rFonts w:ascii="Arial Narrow" w:eastAsia="Arial Narrow" w:hAnsi="Arial Narrow" w:cs="Arial Narrow"/>
+          <w:sz w:val="16"/>
+          <w:szCs w:val="16"/>
+        </w:rPr>
+        <w:tab/>
+      </w:r>
+      <w:r>
+        <w:rPr>
+          <w:rFonts w:ascii="Arial Narrow" w:eastAsia="Arial Narrow" w:hAnsi="Arial Narrow" w:cs="Arial Narrow"/>
+          <w:b/>
+          <w:sz w:val="16"/>
+          <w:szCs w:val="16"/>
+        </w:rPr>
+        <w:t>TEXTO ÚNICO ORDENADO DE LA LEY DEL PROCEDIMIENTO ADMINISTRATIVO GENERAL, aprobado mediante Decreto Supremo 006-2026-JUS y publicado el 30 de abril de 2026</w:t>
+      </w:r>
+    </w:p>
+    <w:p>
+      <w:pPr>
+        <w:pStyle w:val="Textonotapie"/>
+        <w:ind w:left="1134" w:hanging="567"/>
+        <w:jc w:val="both"/>
+        <w:rPr>
+          <w:rFonts w:ascii="Arial Narrow" w:eastAsia="Arial Narrow" w:hAnsi="Arial Narrow" w:cs="Arial Narrow"/>
+          <w:b/>
+          <w:bCs/>
+          <w:sz w:val="16"/>
+          <w:szCs w:val="16"/>
+        </w:rPr>
+      </w:pPr>
+      <w:r>
+        <w:rPr>
+          <w:rFonts w:ascii="Arial Narrow" w:eastAsia="Arial Narrow" w:hAnsi="Arial Narrow" w:cs="Arial Narrow"/>
+          <w:b/>
+          <w:bCs/>
+          <w:sz w:val="16"/>
+          <w:szCs w:val="16"/>
+        </w:rPr>
+        <w:t>Artículo 20. Modalidades de notificación|</w:t>
+      </w:r>
+    </w:p>
+    <w:p>
+      <w:pPr>
+        <w:pStyle w:val="Textonotapie"/>
+        <w:ind w:left="1134" w:hanging="567"/>
+        <w:jc w:val="both"/>
+        <w:rPr>
+          <w:rFonts w:ascii="Arial Narrow" w:eastAsia="Arial Narrow" w:hAnsi="Arial Narrow" w:cs="Arial Narrow"/>
+          <w:sz w:val="16"/>
+          <w:szCs w:val="16"/>
+        </w:rPr>
+      </w:pPr>
+      <w:r>
+        <w:rPr>
+          <w:rFonts w:ascii="Arial Narrow" w:eastAsia="Arial Narrow" w:hAnsi="Arial Narrow" w:cs="Arial Narrow"/>
+          <w:sz w:val="16"/>
+          <w:szCs w:val="16"/>
+        </w:rPr>
+        <w:t xml:space="preserve">20.4. </w:t>
+      </w:r>
+      <w:r>
+        <w:rPr>
+          <w:rFonts w:ascii="Arial Narrow" w:eastAsia="Arial Narrow" w:hAnsi="Arial Narrow" w:cs="Arial Narrow"/>
+          <w:sz w:val="16"/>
+          <w:szCs w:val="16"/>
+        </w:rPr>
+        <w:tab/>
+        <w:t>El administrado interesado o afectado por el acto que hubiera consignado en su escrito alguna dirección electrónica que conste en el expediente puede ser notificado a través de ese medio siempre que haya dado su autorización expresa para ello. Para este caso no es de aplicación el orden de prelación dispuesto en el numeral 20.1.</w:t>
+      </w:r>
+    </w:p>
+    <w:p>
+      <w:pPr>
+        <w:pStyle w:val="Textonotapie"/>
+        <w:ind w:left="1134"/>
+        <w:jc w:val="both"/>
+        <w:rPr>
+          <w:rFonts w:ascii="Arial Narrow" w:eastAsia="Arial Narrow" w:hAnsi="Arial Narrow" w:cs="Arial Narrow"/>
+          <w:sz w:val="16"/>
+          <w:szCs w:val="16"/>
+        </w:rPr>
+      </w:pPr>
+      <w:r>
+        <w:rPr>
+          <w:rFonts w:ascii="Arial Narrow" w:eastAsia="Arial Narrow" w:hAnsi="Arial Narrow" w:cs="Arial Narrow"/>
+          <w:sz w:val="16"/>
+          <w:szCs w:val="16"/>
+        </w:rPr>
+        <w:t xml:space="preserve">La notificación dirigida a la dirección de correo electrónico señalada por el administrado se entiende válidamente efectuada cuando la entidad reciba la respuesta de recepción de la dirección electrónica señalada por el administrado o esta sea generada en forma automática por una plataforma tecnológica o sistema informático que garantice que la notificación ha sido efectuada. La notificación surte efectos el día que conste haber sido recibida, conforme lo previsto en el numeral 2 del artículo 25. </w:t>
+      </w:r>
+    </w:p>
+    <w:p>
+      <w:pPr>
+        <w:pStyle w:val="Textonotapie"/>
+        <w:ind w:left="1134"/>
+        <w:jc w:val="both"/>
+        <w:rPr>
+          <w:rFonts w:ascii="Arial Narrow" w:eastAsia="Arial Narrow" w:hAnsi="Arial Narrow" w:cs="Arial Narrow"/>
+          <w:sz w:val="16"/>
+          <w:szCs w:val="16"/>
+        </w:rPr>
+      </w:pPr>
+      <w:r>
+        <w:rPr>
+          <w:rFonts w:ascii="Arial Narrow" w:eastAsia="Arial Narrow" w:hAnsi="Arial Narrow" w:cs="Arial Narrow"/>
+          <w:sz w:val="16"/>
+          <w:szCs w:val="16"/>
+        </w:rPr>
+        <w:t>En caso de no recibirse respuesta automática de recepción en un plazo máximo de dos (2) días hábiles contados desde el día siguiente de efectuado el acto de notificación vía correo electrónico, se procede a notificar por cédula conforme al inciso 20.1.1, volviéndose a computar el plazo establecido en el numeral 24.1 del artículo 24.</w:t>
+      </w:r>
+    </w:p>
     <w:p>
       <w:pPr>
         <w:pStyle w:val="Textonotapie"/>
@@ -8193,362 +8427,6 @@
         <w:jc w:val="both"/>
         <w:rPr>
           <w:rFonts w:ascii="Arial Narrow" w:eastAsia="Arial Narrow" w:hAnsi="Arial Narrow" w:cs="Arial Narrow"/>
-          <w:sz w:val="16"/>
-          <w:szCs w:val="16"/>
-        </w:rPr>
-      </w:pPr>
-      <w:r>
-        <w:rPr>
-          <w:rStyle w:val="Refdenotaalpie"/>
-          <w:rFonts w:ascii="Arial Narrow" w:eastAsia="Arial Narrow" w:hAnsi="Arial Narrow" w:cs="Arial Narrow"/>
-          <w:sz w:val="16"/>
-          <w:szCs w:val="16"/>
-          <w:vertAlign w:val="superscript"/>
-        </w:rPr>
-        <w:footnoteRef/>
-      </w:r>
-      <w:r>
-        <w:rPr>
-          <w:rFonts w:ascii="Arial Narrow" w:eastAsia="Arial Narrow" w:hAnsi="Arial Narrow" w:cs="Arial Narrow"/>
-          <w:sz w:val="16"/>
-          <w:szCs w:val="16"/>
-        </w:rPr>
-        <w:t xml:space="preserve"> </w:t>
-      </w:r>
-      <w:r>
-        <w:rPr>
-          <w:rFonts w:ascii="Arial Narrow" w:eastAsia="Arial Narrow" w:hAnsi="Arial Narrow" w:cs="Arial Narrow"/>
-          <w:sz w:val="16"/>
-          <w:szCs w:val="16"/>
-        </w:rPr>
-        <w:tab/>
-      </w:r>
-      <w:r>
-        <w:rPr>
-          <w:rFonts w:ascii="Arial Narrow" w:eastAsia="Arial Narrow" w:hAnsi="Arial Narrow" w:cs="Arial Narrow"/>
-          <w:b/>
-          <w:sz w:val="16"/>
-          <w:szCs w:val="16"/>
-        </w:rPr>
-        <w:t>TEXTO ÚNICO ORDENADO DE LA LEY DEL PROCEDIMIENTO ADMINISTRATIVO GENERAL, aprobado mediante Decreto Supremo 006-2026-JUS y publicado el 30 de abril de 2026</w:t>
-      </w:r>
-    </w:p>
-    <w:p>
-      <w:pPr>
-        <w:pStyle w:val="Textonotapie"/>
-        <w:ind w:left="1134" w:hanging="567"/>
-        <w:jc w:val="both"/>
-        <w:rPr>
-          <w:rFonts w:ascii="Arial Narrow" w:eastAsia="Arial Narrow" w:hAnsi="Arial Narrow" w:cs="Arial Narrow"/>
-          <w:b/>
-          <w:bCs/>
-          <w:sz w:val="16"/>
-          <w:szCs w:val="16"/>
-        </w:rPr>
-      </w:pPr>
-      <w:r>
-        <w:rPr>
-          <w:rFonts w:ascii="Arial Narrow" w:eastAsia="Arial Narrow" w:hAnsi="Arial Narrow" w:cs="Arial Narrow"/>
-          <w:b/>
-          <w:bCs/>
-          <w:sz w:val="16"/>
-          <w:szCs w:val="16"/>
-        </w:rPr>
-        <w:t>Artículo 20. Modalidades de notificación|</w:t>
-      </w:r>
-    </w:p>
-    <w:p>
-      <w:pPr>
-        <w:pStyle w:val="Textonotapie"/>
-        <w:ind w:left="1134" w:hanging="567"/>
-        <w:jc w:val="both"/>
-        <w:rPr>
-          <w:rFonts w:ascii="Arial Narrow" w:eastAsia="Arial Narrow" w:hAnsi="Arial Narrow" w:cs="Arial Narrow"/>
-          <w:sz w:val="16"/>
-          <w:szCs w:val="16"/>
-        </w:rPr>
-      </w:pPr>
-      <w:r>
-        <w:rPr>
-          <w:rFonts w:ascii="Arial Narrow" w:eastAsia="Arial Narrow" w:hAnsi="Arial Narrow" w:cs="Arial Narrow"/>
-          <w:sz w:val="16"/>
-          <w:szCs w:val="16"/>
-        </w:rPr>
-        <w:t xml:space="preserve">20.4. </w:t>
-      </w:r>
-      <w:r>
-        <w:rPr>
-          <w:rFonts w:ascii="Arial Narrow" w:eastAsia="Arial Narrow" w:hAnsi="Arial Narrow" w:cs="Arial Narrow"/>
-          <w:sz w:val="16"/>
-          <w:szCs w:val="16"/>
-        </w:rPr>
-        <w:tab/>
-        <w:t>El administrado interesado o afectado por el acto que hubiera consignado en su escrito alguna dirección electrónica que conste en el expediente puede ser notificado a través de ese medio siempre que haya dado su autorización expresa para ello. Para este caso no es de aplicación el orden de prelación dispuesto en el numeral 20.1.</w:t>
-      </w:r>
-    </w:p>
-    <w:p>
-      <w:pPr>
-        <w:pStyle w:val="Textonotapie"/>
-        <w:ind w:left="1134"/>
-        <w:jc w:val="both"/>
-        <w:rPr>
-          <w:rFonts w:ascii="Arial Narrow" w:eastAsia="Arial Narrow" w:hAnsi="Arial Narrow" w:cs="Arial Narrow"/>
-          <w:sz w:val="16"/>
-          <w:szCs w:val="16"/>
-        </w:rPr>
-      </w:pPr>
-      <w:r>
-        <w:rPr>
-          <w:rFonts w:ascii="Arial Narrow" w:eastAsia="Arial Narrow" w:hAnsi="Arial Narrow" w:cs="Arial Narrow"/>
-          <w:sz w:val="16"/>
-          <w:szCs w:val="16"/>
-        </w:rPr>
-        <w:t xml:space="preserve">La notificación dirigida a la dirección de correo electrónico señalada por el administrado se entiende válidamente efectuada cuando la entidad reciba la respuesta de recepción de la dirección electrónica señalada por el administrado o esta sea generada en forma automática por una plataforma tecnológica o sistema informático que garantice que la notificación ha sido efectuada. La notificación surte efectos el día que conste haber sido recibida, conforme lo previsto en el numeral 2 del artículo 25. </w:t>
-      </w:r>
-    </w:p>
-    <w:p>
-      <w:pPr>
-        <w:pStyle w:val="Textonotapie"/>
-        <w:ind w:left="1134"/>
-        <w:jc w:val="both"/>
-        <w:rPr>
-          <w:rFonts w:ascii="Arial Narrow" w:eastAsia="Arial Narrow" w:hAnsi="Arial Narrow" w:cs="Arial Narrow"/>
-          <w:sz w:val="16"/>
-          <w:szCs w:val="16"/>
-        </w:rPr>
-      </w:pPr>
-      <w:r>
-        <w:rPr>
-          <w:rFonts w:ascii="Arial Narrow" w:eastAsia="Arial Narrow" w:hAnsi="Arial Narrow" w:cs="Arial Narrow"/>
-          <w:sz w:val="16"/>
-          <w:szCs w:val="16"/>
-        </w:rPr>
-        <w:t>En caso de no recibirse respuesta automática de recepción en un plazo máximo de dos (2) días hábiles contados desde el día siguiente de efectuado el acto de notificación vía correo electrónico, se procede a notificar por cédula conforme al inciso 20.1.1, volviéndose a computar el plazo establecido en el numeral 24.1 del artículo 24.</w:t>
-      </w:r>
-    </w:p>
-    <w:p>
-      <w:pPr>
-        <w:pStyle w:val="Textonotapie"/>
-        <w:ind w:left="567" w:hanging="567"/>
-        <w:jc w:val="both"/>
-        <w:rPr>
-          <w:rFonts w:ascii="Arial Narrow" w:eastAsia="Arial Narrow" w:hAnsi="Arial Narrow" w:cs="Arial Narrow"/>
-          <w:sz w:val="16"/>
-          <w:szCs w:val="16"/>
-        </w:rPr>
-      </w:pPr>
-    </w:p>
-  </w:footnote>
-  <w:footnote w:id="7">
-    <w:p>
-      <w:pPr>
-        <w:pStyle w:val="Textonotapie"/>
-        <w:ind w:left="567" w:hanging="567"/>
-        <w:jc w:val="both"/>
-        <w:rPr>
-          <w:rFonts w:ascii="Arial Narrow" w:eastAsia="Arial Narrow" w:hAnsi="Arial Narrow" w:cs="Arial Narrow"/>
-          <w:b/>
-          <w:sz w:val="16"/>
-          <w:szCs w:val="16"/>
-        </w:rPr>
-      </w:pPr>
-      <w:r>
-        <w:rPr>
-          <w:rStyle w:val="Refdenotaalpie"/>
-          <w:rFonts w:ascii="Arial Narrow" w:eastAsia="Arial Narrow" w:hAnsi="Arial Narrow" w:cs="Arial Narrow"/>
-          <w:sz w:val="16"/>
-          <w:szCs w:val="16"/>
-          <w:vertAlign w:val="superscript"/>
-        </w:rPr>
-        <w:footnoteRef/>
-      </w:r>
-      <w:r>
-        <w:rPr>
-          <w:rFonts w:ascii="Arial Narrow" w:eastAsia="Arial Narrow" w:hAnsi="Arial Narrow" w:cs="Arial Narrow"/>
-          <w:sz w:val="16"/>
-          <w:szCs w:val="16"/>
-        </w:rPr>
-        <w:t xml:space="preserve"> </w:t>
-      </w:r>
-      <w:r>
-        <w:rPr>
-          <w:rFonts w:ascii="Arial Narrow" w:eastAsia="Arial Narrow" w:hAnsi="Arial Narrow" w:cs="Arial Narrow"/>
-          <w:sz w:val="16"/>
-          <w:szCs w:val="16"/>
-        </w:rPr>
-        <w:tab/>
-      </w:r>
-      <w:r>
-        <w:rPr>
-          <w:rFonts w:ascii="Arial Narrow" w:eastAsia="Arial Narrow" w:hAnsi="Arial Narrow" w:cs="Arial Narrow"/>
-          <w:b/>
-          <w:sz w:val="16"/>
-          <w:szCs w:val="16"/>
-        </w:rPr>
-        <w:t>LEY SOBRE FACULTADES, NORMAS Y ORGANIZACIÓN DEL INDECOPI, aprobada por Decreto Legislativo 807</w:t>
-      </w:r>
-    </w:p>
-    <w:p>
-      <w:pPr>
-        <w:pStyle w:val="Textonotapie"/>
-        <w:ind w:left="567"/>
-        <w:jc w:val="both"/>
-        <w:rPr>
-          <w:rFonts w:ascii="Arial Narrow" w:eastAsia="Arial Narrow" w:hAnsi="Arial Narrow" w:cs="Arial Narrow"/>
-          <w:bCs/>
-          <w:sz w:val="16"/>
-          <w:szCs w:val="16"/>
-        </w:rPr>
-      </w:pPr>
-      <w:r>
-        <w:rPr>
-          <w:rFonts w:ascii="Arial Narrow" w:eastAsia="Arial Narrow" w:hAnsi="Arial Narrow" w:cs="Arial Narrow"/>
-          <w:b/>
-          <w:sz w:val="16"/>
-          <w:szCs w:val="16"/>
-        </w:rPr>
-        <w:t xml:space="preserve">Artículo 26.- </w:t>
-      </w:r>
-      <w:r>
-        <w:rPr>
-          <w:rFonts w:ascii="Arial Narrow" w:eastAsia="Arial Narrow" w:hAnsi="Arial Narrow" w:cs="Arial Narrow"/>
-          <w:bCs/>
-          <w:sz w:val="16"/>
-          <w:szCs w:val="16"/>
-        </w:rPr>
-        <w:t xml:space="preserve">Una vez admitida a trámite la denuncia, se correrá traslado de </w:t>
-      </w:r>
-      <w:proofErr w:type="gramStart"/>
-      <w:r>
-        <w:rPr>
-          <w:rFonts w:ascii="Arial Narrow" w:eastAsia="Arial Narrow" w:hAnsi="Arial Narrow" w:cs="Arial Narrow"/>
-          <w:bCs/>
-          <w:sz w:val="16"/>
-          <w:szCs w:val="16"/>
-        </w:rPr>
-        <w:t>la misma</w:t>
-      </w:r>
-      <w:proofErr w:type="gramEnd"/>
-      <w:r>
-        <w:rPr>
-          <w:rFonts w:ascii="Arial Narrow" w:eastAsia="Arial Narrow" w:hAnsi="Arial Narrow" w:cs="Arial Narrow"/>
-          <w:bCs/>
-          <w:sz w:val="16"/>
-          <w:szCs w:val="16"/>
-        </w:rPr>
-        <w:t xml:space="preserve"> al denunciado, a fin de que este presente su descargo. El plazo para la presentación del descargo será de cinco (5) días contados desde la notificación, vencido el cual, el </w:t>
-      </w:r>
-      <w:proofErr w:type="gramStart"/>
-      <w:r>
-        <w:rPr>
-          <w:rFonts w:ascii="Arial Narrow" w:eastAsia="Arial Narrow" w:hAnsi="Arial Narrow" w:cs="Arial Narrow"/>
-          <w:bCs/>
-          <w:sz w:val="16"/>
-          <w:szCs w:val="16"/>
-        </w:rPr>
-        <w:t>Secretario Técnico</w:t>
-      </w:r>
-      <w:proofErr w:type="gramEnd"/>
-      <w:r>
-        <w:rPr>
-          <w:rFonts w:ascii="Arial Narrow" w:eastAsia="Arial Narrow" w:hAnsi="Arial Narrow" w:cs="Arial Narrow"/>
-          <w:bCs/>
-          <w:sz w:val="16"/>
-          <w:szCs w:val="16"/>
-        </w:rPr>
-        <w:t xml:space="preserve"> declarará en rebeldía al denunciado que no lo hubiera presentado. </w:t>
-      </w:r>
-    </w:p>
-    <w:p>
-      <w:pPr>
-        <w:pStyle w:val="Textonotapie"/>
-        <w:ind w:left="567"/>
-        <w:jc w:val="both"/>
-        <w:rPr>
-          <w:rFonts w:ascii="Arial Narrow" w:eastAsia="Arial Narrow" w:hAnsi="Arial Narrow" w:cs="Arial Narrow"/>
-          <w:bCs/>
-          <w:sz w:val="16"/>
-          <w:szCs w:val="16"/>
-        </w:rPr>
-      </w:pPr>
-      <w:r>
-        <w:rPr>
-          <w:rFonts w:ascii="Arial Narrow" w:eastAsia="Arial Narrow" w:hAnsi="Arial Narrow" w:cs="Arial Narrow"/>
-          <w:bCs/>
-          <w:sz w:val="16"/>
-          <w:szCs w:val="16"/>
-        </w:rPr>
-        <w:t xml:space="preserve">En el caso de los procedimientos de oficio, el plazo para la presentación de descargos correrá a partir de la fecha en la que el </w:t>
-      </w:r>
-      <w:proofErr w:type="gramStart"/>
-      <w:r>
-        <w:rPr>
-          <w:rFonts w:ascii="Arial Narrow" w:eastAsia="Arial Narrow" w:hAnsi="Arial Narrow" w:cs="Arial Narrow"/>
-          <w:bCs/>
-          <w:sz w:val="16"/>
-          <w:szCs w:val="16"/>
-        </w:rPr>
-        <w:t>Secretario Técnico</w:t>
-      </w:r>
-      <w:proofErr w:type="gramEnd"/>
-      <w:r>
-        <w:rPr>
-          <w:rFonts w:ascii="Arial Narrow" w:eastAsia="Arial Narrow" w:hAnsi="Arial Narrow" w:cs="Arial Narrow"/>
-          <w:bCs/>
-          <w:sz w:val="16"/>
-          <w:szCs w:val="16"/>
-        </w:rPr>
-        <w:t xml:space="preserve"> notifica al denunciado los hechos materia de investigación, así como la tipificación y descripción de la presunta infracción. El </w:t>
-      </w:r>
-      <w:proofErr w:type="gramStart"/>
-      <w:r>
-        <w:rPr>
-          <w:rFonts w:ascii="Arial Narrow" w:eastAsia="Arial Narrow" w:hAnsi="Arial Narrow" w:cs="Arial Narrow"/>
-          <w:bCs/>
-          <w:sz w:val="16"/>
-          <w:szCs w:val="16"/>
-        </w:rPr>
-        <w:t>Secretario Técnico</w:t>
-      </w:r>
-      <w:proofErr w:type="gramEnd"/>
-      <w:r>
-        <w:rPr>
-          <w:rFonts w:ascii="Arial Narrow" w:eastAsia="Arial Narrow" w:hAnsi="Arial Narrow" w:cs="Arial Narrow"/>
-          <w:bCs/>
-          <w:sz w:val="16"/>
-          <w:szCs w:val="16"/>
-        </w:rPr>
-        <w:t xml:space="preserve"> podrá realizar las inspecciones e investigaciones que considere necesarias, antes de enviar dicha comunicación. La notificación de la denuncia podrá efectuarse simultáneamente con la realización de una inspección, ya sea a pedido del denunciante o de oficio, en caso de que el </w:t>
-      </w:r>
-      <w:proofErr w:type="gramStart"/>
-      <w:r>
-        <w:rPr>
-          <w:rFonts w:ascii="Arial Narrow" w:eastAsia="Arial Narrow" w:hAnsi="Arial Narrow" w:cs="Arial Narrow"/>
-          <w:bCs/>
-          <w:sz w:val="16"/>
-          <w:szCs w:val="16"/>
-        </w:rPr>
-        <w:t>Secretario Técnico</w:t>
-      </w:r>
-      <w:proofErr w:type="gramEnd"/>
-      <w:r>
-        <w:rPr>
-          <w:rFonts w:ascii="Arial Narrow" w:eastAsia="Arial Narrow" w:hAnsi="Arial Narrow" w:cs="Arial Narrow"/>
-          <w:bCs/>
-          <w:sz w:val="16"/>
-          <w:szCs w:val="16"/>
-        </w:rPr>
-        <w:t xml:space="preserve"> considere que su actuación sea pertinente.</w:t>
-      </w:r>
-    </w:p>
-    <w:p>
-      <w:pPr>
-        <w:pStyle w:val="Textonotapie"/>
-        <w:ind w:left="567" w:hanging="567"/>
-        <w:jc w:val="both"/>
-        <w:rPr>
-          <w:rFonts w:ascii="Arial Narrow" w:eastAsia="Arial Narrow" w:hAnsi="Arial Narrow" w:cs="Arial Narrow"/>
-          <w:b/>
           <w:sz w:val="16"/>
           <w:szCs w:val="16"/>
         </w:rPr>

--- a/plantillas_maestras/17_seguro_no_especificado/materia_general_asegurativa/2_o_mas_ddos_varios/mujer/TPL_0672_2025_SEGURO_NO_ESPECIFICADO_MATERIA_GENERAL_ASEGURATIVA_ASEGURADORA_MUJER_R2.docx
+++ b/plantillas_maestras/17_seguro_no_especificado/materia_general_asegurativa/2_o_mas_ddos_varios/mujer/TPL_0672_2025_SEGURO_NO_ESPECIFICADO_MATERIA_GENERAL_ASEGURATIVA_ASEGURADORA_MUJER_R2.docx
@@ -539,7 +539,7 @@
     </w:p>
     <w:p>
       <w:pPr>
-        <w:spacing w:after="0" w:line="240" w:lineRule="auto"/>
+        <w:spacing w:before="0" w:after="0" w:line="240" w:lineRule="auto"/>
         <w:jc w:val="both"/>
         <w:rPr>
           <w:rFonts w:ascii="Arial Narrow" w:eastAsia="Arial Narrow" w:hAnsi="Arial Narrow" w:cs="Arial Narrow"/>
@@ -757,10 +757,10 @@
     </w:p>
     <w:p>
       <w:pPr>
+        <w:spacing w:before="0" w:after="0" w:line="240" w:lineRule="auto"/>
         <w:tabs>
           <w:tab w:val="left" w:pos="1134"/>
         </w:tabs>
-        <w:spacing w:after="0" w:line="240" w:lineRule="auto"/>
         <w:jc w:val="both"/>
         <w:rPr>
           <w:rFonts w:ascii="Arial Narrow" w:eastAsia="Arial Narrow" w:hAnsi="Arial Narrow" w:cs="Arial Narrow"/>
@@ -1073,7 +1073,7 @@
     <w:p>
       <w:pPr>
         <w:pStyle w:val="Prrafodelista"/>
-        <w:spacing w:line="240" w:lineRule="auto"/>
+        <w:spacing w:before="0" w:after="0" w:line="240" w:lineRule="auto"/>
         <w:rPr>
           <w:rFonts w:ascii="Arial Narrow" w:eastAsia="Arial Narrow" w:hAnsi="Arial Narrow" w:cs="Arial Narrow"/>
           <w:color w:val="000000"/>
@@ -1233,7 +1233,7 @@
     <w:p>
       <w:pPr>
         <w:pStyle w:val="Prrafodelista"/>
-        <w:spacing w:line="240" w:lineRule="auto"/>
+        <w:spacing w:before="0" w:after="0" w:line="240" w:lineRule="auto"/>
         <w:rPr>
           <w:rFonts w:ascii="Arial Narrow" w:eastAsia="Arial Narrow" w:hAnsi="Arial Narrow" w:cs="Arial Narrow"/>
           <w:color w:val="000000"/>
@@ -1285,7 +1285,7 @@
     <w:p>
       <w:pPr>
         <w:pStyle w:val="Prrafodelista"/>
-        <w:spacing w:line="240" w:lineRule="auto"/>
+        <w:spacing w:before="0" w:after="0" w:line="240" w:lineRule="auto"/>
         <w:rPr>
           <w:rFonts w:ascii="Arial Narrow" w:eastAsia="Arial Narrow" w:hAnsi="Arial Narrow" w:cs="Arial Narrow"/>
           <w:color w:val="000000"/>
@@ -1337,7 +1337,7 @@
     <w:p>
       <w:pPr>
         <w:pStyle w:val="Prrafodelista"/>
-        <w:spacing w:line="240" w:lineRule="auto"/>
+        <w:spacing w:before="0" w:after="0" w:line="240" w:lineRule="auto"/>
         <w:rPr>
           <w:rFonts w:ascii="Arial Narrow" w:eastAsia="Arial Narrow" w:hAnsi="Arial Narrow" w:cs="Arial Narrow"/>
           <w:color w:val="000000"/>
@@ -1389,7 +1389,7 @@
     <w:p>
       <w:pPr>
         <w:pStyle w:val="Prrafodelista"/>
-        <w:spacing w:line="240" w:lineRule="auto"/>
+        <w:spacing w:before="0" w:after="0" w:line="240" w:lineRule="auto"/>
         <w:rPr>
           <w:rFonts w:ascii="Arial Narrow" w:eastAsia="Arial Narrow" w:hAnsi="Arial Narrow" w:cs="Arial Narrow"/>
           <w:color w:val="000000"/>
@@ -1441,7 +1441,7 @@
     <w:p>
       <w:pPr>
         <w:pStyle w:val="Prrafodelista"/>
-        <w:spacing w:line="240" w:lineRule="auto"/>
+        <w:spacing w:before="0" w:after="0" w:line="240" w:lineRule="auto"/>
         <w:rPr>
           <w:rFonts w:ascii="Arial Narrow" w:eastAsia="Arial Narrow" w:hAnsi="Arial Narrow" w:cs="Arial Narrow"/>
           <w:color w:val="000000"/>
@@ -1516,7 +1516,7 @@
     </w:p>
     <w:p>
       <w:pPr>
-        <w:spacing w:after="0" w:line="240" w:lineRule="auto"/>
+        <w:spacing w:before="0" w:after="0" w:line="240" w:lineRule="auto"/>
         <w:contextualSpacing/>
         <w:jc w:val="both"/>
         <w:rPr>
@@ -1572,7 +1572,7 @@
     </w:p>
     <w:p>
       <w:pPr>
-        <w:spacing w:after="0" w:line="240" w:lineRule="auto"/>
+        <w:spacing w:before="0" w:after="0" w:line="240" w:lineRule="auto"/>
         <w:ind w:left="567"/>
         <w:contextualSpacing/>
         <w:jc w:val="both"/>
@@ -1807,7 +1807,7 @@
     <w:p>
       <w:pPr>
         <w:pStyle w:val="Prrafodelista"/>
-        <w:spacing w:after="0" w:line="240" w:lineRule="auto"/>
+        <w:spacing w:before="0" w:after="0" w:line="240" w:lineRule="auto"/>
         <w:ind w:left="567"/>
         <w:jc w:val="both"/>
         <w:rPr>
@@ -1885,7 +1885,7 @@
     <w:p>
       <w:pPr>
         <w:pStyle w:val="Prrafodelista"/>
-        <w:spacing w:after="0" w:line="240" w:lineRule="auto"/>
+        <w:spacing w:before="0" w:after="0" w:line="240" w:lineRule="auto"/>
         <w:ind w:left="567"/>
         <w:jc w:val="both"/>
         <w:rPr>
@@ -1974,7 +1974,7 @@
     <w:p>
       <w:pPr>
         <w:pStyle w:val="Prrafodelista"/>
-        <w:spacing w:after="0" w:line="240" w:lineRule="auto"/>
+        <w:spacing w:before="0" w:after="0" w:line="240" w:lineRule="auto"/>
         <w:ind w:left="567"/>
         <w:jc w:val="both"/>
         <w:rPr>
@@ -2021,7 +2021,7 @@
     </w:p>
     <w:p>
       <w:pPr>
-        <w:spacing w:after="0" w:line="240" w:lineRule="auto"/>
+        <w:spacing w:before="0" w:after="0" w:line="240" w:lineRule="auto"/>
         <w:ind w:left="567"/>
         <w:contextualSpacing/>
         <w:jc w:val="both"/>
@@ -2077,7 +2077,7 @@
     </w:p>
     <w:p>
       <w:pPr>
-        <w:spacing w:after="0" w:line="240" w:lineRule="auto"/>
+        <w:spacing w:before="0" w:after="0" w:line="240" w:lineRule="auto"/>
         <w:jc w:val="both"/>
         <w:rPr>
           <w:rFonts w:ascii="Arial Narrow" w:eastAsia="Arial Narrow" w:hAnsi="Arial Narrow" w:cs="Arial Narrow"/>
@@ -2214,7 +2214,7 @@
     <w:p>
       <w:pPr>
         <w:pStyle w:val="Prrafodelista"/>
-        <w:spacing w:after="0" w:line="240" w:lineRule="auto"/>
+        <w:spacing w:before="0" w:after="0" w:line="240" w:lineRule="auto"/>
         <w:ind w:left="567"/>
         <w:jc w:val="both"/>
         <w:rPr>
@@ -2269,26 +2269,26 @@
     </w:p>
     <w:p>
       <w:pPr>
+        <w:spacing w:before="0" w:after="0" w:line="240" w:lineRule="auto"/>
+        <w:jc w:val="both"/>
+        <w:rPr>
+          <w:rFonts w:ascii="Arial Narrow" w:eastAsia="Arial Narrow" w:hAnsi="Arial Narrow" w:cs="Arial Narrow"/>
+          <w:b/>
+          <w:color w:val="000000"/>
+          <w:kern w:val="0"/>
+          <w:sz w:val="22"/>
+          <w:szCs w:val="22"/>
+          <w:lang w:eastAsia="es-PE"/>
+          <w14:ligatures w14:val="none"/>
+        </w:rPr>
+      </w:pPr>
+    </w:p>
+    <w:p>
+      <w:pPr>
         <w:spacing w:after="0" w:line="240" w:lineRule="auto"/>
         <w:jc w:val="both"/>
         <w:rPr>
           <w:rFonts w:ascii="Arial Narrow" w:eastAsia="Arial Narrow" w:hAnsi="Arial Narrow" w:cs="Arial Narrow"/>
-          <w:b/>
-          <w:color w:val="000000"/>
-          <w:kern w:val="0"/>
-          <w:sz w:val="22"/>
-          <w:szCs w:val="22"/>
-          <w:lang w:eastAsia="es-PE"/>
-          <w14:ligatures w14:val="none"/>
-        </w:rPr>
-      </w:pPr>
-    </w:p>
-    <w:p>
-      <w:pPr>
-        <w:spacing w:after="0" w:line="240" w:lineRule="auto"/>
-        <w:jc w:val="both"/>
-        <w:rPr>
-          <w:rFonts w:ascii="Arial Narrow" w:eastAsia="Arial Narrow" w:hAnsi="Arial Narrow" w:cs="Arial Narrow"/>
           <w:color w:val="000000"/>
           <w:kern w:val="0"/>
           <w:sz w:val="22"/>
@@ -2549,7 +2549,7 @@
     </w:p>
     <w:p>
       <w:pPr>
-        <w:spacing w:after="0" w:line="240" w:lineRule="auto"/>
+        <w:spacing w:before="0" w:after="0" w:line="240" w:lineRule="auto"/>
         <w:jc w:val="both"/>
         <w:rPr>
           <w:rFonts w:ascii="Arial Narrow" w:eastAsia="Arial Narrow" w:hAnsi="Arial Narrow" w:cs="Arial Narrow"/>
@@ -2672,7 +2672,7 @@
     </w:p>
     <w:p>
       <w:pPr>
-        <w:spacing w:after="0" w:line="240" w:lineRule="auto"/>
+        <w:spacing w:before="0" w:after="0" w:line="240" w:lineRule="auto"/>
         <w:jc w:val="both"/>
         <w:rPr>
           <w:rFonts w:ascii="Arial Narrow" w:eastAsia="Arial Narrow" w:hAnsi="Arial Narrow" w:cs="Arial Narrow"/>
@@ -2766,7 +2766,7 @@
     </w:p>
     <w:p>
       <w:pPr>
-        <w:spacing w:after="0" w:line="240" w:lineRule="auto"/>
+        <w:spacing w:before="0" w:after="0" w:line="240" w:lineRule="auto"/>
         <w:jc w:val="both"/>
         <w:rPr>
           <w:rFonts w:ascii="Arial Narrow" w:eastAsia="Arial Narrow" w:hAnsi="Arial Narrow" w:cs="Arial Narrow"/>
@@ -2951,7 +2951,7 @@
     </w:p>
     <w:p>
       <w:pPr>
-        <w:spacing w:after="0" w:line="240" w:lineRule="auto"/>
+        <w:spacing w:before="0" w:after="0" w:line="240" w:lineRule="auto"/>
         <w:jc w:val="both"/>
         <w:rPr>
           <w:rFonts w:ascii="Arial Narrow" w:eastAsia="Arial Narrow" w:hAnsi="Arial Narrow" w:cs="Arial Narrow"/>
@@ -3047,7 +3047,7 @@
     </w:p>
     <w:p>
       <w:pPr>
-        <w:spacing w:line="240" w:lineRule="auto"/>
+        <w:spacing w:before="0" w:after="0" w:line="240" w:lineRule="auto"/>
         <w:contextualSpacing/>
         <w:jc w:val="both"/>
         <w:rPr>
@@ -3127,7 +3127,7 @@
     </w:p>
     <w:p>
       <w:pPr>
-        <w:spacing w:after="0" w:line="240" w:lineRule="auto"/>
+        <w:spacing w:before="0" w:after="0" w:line="240" w:lineRule="auto"/>
         <w:jc w:val="both"/>
         <w:rPr>
           <w:rFonts w:ascii="Arial Narrow" w:eastAsia="Arial Narrow" w:hAnsi="Arial Narrow" w:cs="Arial Narrow"/>
@@ -3473,7 +3473,7 @@
     </w:p>
     <w:p>
       <w:pPr>
-        <w:spacing w:after="0" w:line="240" w:lineRule="auto"/>
+        <w:spacing w:before="0" w:after="0" w:line="240" w:lineRule="auto"/>
         <w:ind w:left="567"/>
         <w:jc w:val="both"/>
         <w:rPr>
@@ -3574,7 +3574,7 @@
     </w:p>
     <w:p>
       <w:pPr>
-        <w:spacing w:after="0" w:line="240" w:lineRule="auto"/>
+        <w:spacing w:before="0" w:after="0" w:line="240" w:lineRule="auto"/>
         <w:jc w:val="both"/>
         <w:rPr>
           <w:rFonts w:ascii="Arial Narrow" w:eastAsia="Arial Narrow" w:hAnsi="Arial Narrow" w:cs="Arial Narrow"/>
@@ -3940,7 +3940,7 @@
     </w:p>
     <w:p>
       <w:pPr>
-        <w:spacing w:after="0" w:line="240" w:lineRule="auto"/>
+        <w:spacing w:before="0" w:after="0" w:line="240" w:lineRule="auto"/>
         <w:jc w:val="both"/>
         <w:rPr>
           <w:rFonts w:ascii="Arial Narrow" w:eastAsia="Arial Narrow" w:hAnsi="Arial Narrow" w:cs="Arial Narrow"/>
@@ -4211,114 +4211,114 @@
     </w:p>
     <w:p>
       <w:pPr>
+        <w:spacing w:before="0" w:after="0" w:line="240" w:lineRule="auto"/>
+        <w:shd w:val="clear" w:color="auto" w:fill="FFFFFF"/>
+        <w:jc w:val="both"/>
+        <w:rPr>
+          <w:rFonts w:ascii="Arial Narrow" w:eastAsia="Arial Narrow" w:hAnsi="Arial Narrow" w:cs="Arial Narrow"/>
+          <w:b/>
+          <w:color w:val="000000"/>
+          <w:kern w:val="0"/>
+          <w:sz w:val="22"/>
+          <w:szCs w:val="22"/>
+          <w:lang w:eastAsia="es-PE"/>
+          <w14:ligatures w14:val="none"/>
+        </w:rPr>
+      </w:pPr>
+    </w:p>
+    <w:p>
+      <w:pPr>
         <w:shd w:val="clear" w:color="auto" w:fill="FFFFFF"/>
         <w:spacing w:after="0" w:line="240" w:lineRule="auto"/>
         <w:jc w:val="both"/>
         <w:rPr>
           <w:rFonts w:ascii="Arial Narrow" w:eastAsia="Arial Narrow" w:hAnsi="Arial Narrow" w:cs="Arial Narrow"/>
-          <w:b/>
-          <w:color w:val="000000"/>
-          <w:kern w:val="0"/>
-          <w:sz w:val="22"/>
-          <w:szCs w:val="22"/>
-          <w:lang w:eastAsia="es-PE"/>
-          <w14:ligatures w14:val="none"/>
-        </w:rPr>
-      </w:pPr>
-    </w:p>
-    <w:p>
-      <w:pPr>
+          <w:color w:val="000000"/>
+          <w:kern w:val="0"/>
+          <w:sz w:val="22"/>
+          <w:szCs w:val="22"/>
+          <w:lang w:eastAsia="es-PE"/>
+          <w14:ligatures w14:val="none"/>
+        </w:rPr>
+      </w:pPr>
+      <w:r>
+        <w:rPr>
+          <w:rFonts w:ascii="Arial Narrow" w:eastAsia="Arial Narrow" w:hAnsi="Arial Narrow" w:cs="Arial Narrow"/>
+          <w:b/>
+          <w:color w:val="000000"/>
+          <w:kern w:val="0"/>
+          <w:sz w:val="22"/>
+          <w:szCs w:val="22"/>
+          <w:lang w:eastAsia="es-PE"/>
+          <w14:ligatures w14:val="none"/>
+        </w:rPr>
+        <w:t>SÉTIMO:</w:t>
+      </w:r>
+      <w:r>
+        <w:rPr>
+          <w:rFonts w:ascii="Arial Narrow" w:eastAsia="Arial Narrow" w:hAnsi="Arial Narrow" w:cs="Arial Narrow"/>
+          <w:color w:val="000000"/>
+          <w:kern w:val="0"/>
+          <w:sz w:val="22"/>
+          <w:szCs w:val="22"/>
+          <w:lang w:eastAsia="es-PE"/>
+          <w14:ligatures w14:val="none"/>
+        </w:rPr>
+        <w:t xml:space="preserve"> informar a las partes que conforme a lo establecido en el artículo 39</w:t>
+      </w:r>
+      <w:r>
+        <w:rPr>
+          <w:rFonts w:ascii="Arial Narrow" w:eastAsia="Arial Narrow" w:hAnsi="Arial Narrow" w:cs="Arial Narrow"/>
+          <w:kern w:val="0"/>
+          <w14:ligatures w14:val="none"/>
+          <w:sz w:val="22"/>
+          <w:szCs w:val="22"/>
+        </w:rPr>
+        <w:t/>
+      </w:r>
+      <w:r>
+        <w:rPr>
+          <w:rFonts w:ascii="Arial Narrow" w:eastAsia="Arial Narrow" w:hAnsi="Arial Narrow" w:cs="Arial Narrow"/>
+          <w:color w:val="000000"/>
+          <w:kern w:val="0"/>
+          <w:sz w:val="22"/>
+          <w:szCs w:val="22"/>
+          <w:lang w:eastAsia="es-PE"/>
+          <w14:ligatures w14:val="none"/>
+        </w:rPr>
+        <w:t xml:space="preserve"> de la Ley sobre Facultades, Normas y Organización del Indecopi, aprobada por Decreto Legislativo 807</w:t>
+      </w:r>
+      <w:r>
+        <w:rPr>
+          <w:rStyle w:val="Refdenotaalpie"/>
+          <w:rFonts w:ascii="Arial Narrow" w:eastAsia="Arial Narrow" w:hAnsi="Arial Narrow" w:cs="Arial Narrow"/>
+          <w:color w:val="000000"/>
+          <w:kern w:val="0"/>
+          <w:sz w:val="22"/>
+          <w:szCs w:val="22"/>
+          <w:vertAlign w:val="superscript"/>
+          <w:lang w:eastAsia="es-PE"/>
+          <w14:ligatures w14:val="none"/>
+        </w:rPr>
+        <w:footnoteReference w:id="12"/>
+      </w:r>
+      <w:r>
+        <w:rPr>
+          <w:rFonts w:ascii="Arial Narrow" w:eastAsia="Arial Narrow" w:hAnsi="Arial Narrow" w:cs="Arial Narrow"/>
+          <w:color w:val="000000"/>
+          <w:kern w:val="0"/>
+          <w:sz w:val="22"/>
+          <w:szCs w:val="22"/>
+          <w:lang w:eastAsia="es-PE"/>
+          <w14:ligatures w14:val="none"/>
+        </w:rPr>
+        <w:t xml:space="preserve">, los gastos por los peritajes realizados, actuación de pruebas, inspecciones y otros derivados de la tramitación del proceso serán de cargo de la parte que solicita la prueba, salvo pacto en contrario. En todos los casos, la resolución final determinará si los gastos deben ser asumidos por alguna de las partes, o reembolsados a la otra parte o al Indecopi, según sea el caso, de manera adicional a la sanción que haya podido imponerse. </w:t>
+      </w:r>
+    </w:p>
+    <w:p>
+      <w:pPr>
+        <w:spacing w:before="0" w:after="0" w:line="240" w:lineRule="auto"/>
         <w:shd w:val="clear" w:color="auto" w:fill="FFFFFF"/>
-        <w:spacing w:after="0" w:line="240" w:lineRule="auto"/>
-        <w:jc w:val="both"/>
-        <w:rPr>
-          <w:rFonts w:ascii="Arial Narrow" w:eastAsia="Arial Narrow" w:hAnsi="Arial Narrow" w:cs="Arial Narrow"/>
-          <w:color w:val="000000"/>
-          <w:kern w:val="0"/>
-          <w:sz w:val="22"/>
-          <w:szCs w:val="22"/>
-          <w:lang w:eastAsia="es-PE"/>
-          <w14:ligatures w14:val="none"/>
-        </w:rPr>
-      </w:pPr>
-      <w:r>
-        <w:rPr>
-          <w:rFonts w:ascii="Arial Narrow" w:eastAsia="Arial Narrow" w:hAnsi="Arial Narrow" w:cs="Arial Narrow"/>
-          <w:b/>
-          <w:color w:val="000000"/>
-          <w:kern w:val="0"/>
-          <w:sz w:val="22"/>
-          <w:szCs w:val="22"/>
-          <w:lang w:eastAsia="es-PE"/>
-          <w14:ligatures w14:val="none"/>
-        </w:rPr>
-        <w:t>SÉTIMO:</w:t>
-      </w:r>
-      <w:r>
-        <w:rPr>
-          <w:rFonts w:ascii="Arial Narrow" w:eastAsia="Arial Narrow" w:hAnsi="Arial Narrow" w:cs="Arial Narrow"/>
-          <w:color w:val="000000"/>
-          <w:kern w:val="0"/>
-          <w:sz w:val="22"/>
-          <w:szCs w:val="22"/>
-          <w:lang w:eastAsia="es-PE"/>
-          <w14:ligatures w14:val="none"/>
-        </w:rPr>
-        <w:t xml:space="preserve"> informar a las partes que conforme a lo establecido en el artículo 39</w:t>
-      </w:r>
-      <w:r>
-        <w:rPr>
-          <w:rFonts w:ascii="Arial Narrow" w:eastAsia="Arial Narrow" w:hAnsi="Arial Narrow" w:cs="Arial Narrow"/>
-          <w:kern w:val="0"/>
-          <w14:ligatures w14:val="none"/>
-          <w:sz w:val="22"/>
-          <w:szCs w:val="22"/>
-        </w:rPr>
-        <w:t/>
-      </w:r>
-      <w:r>
-        <w:rPr>
-          <w:rFonts w:ascii="Arial Narrow" w:eastAsia="Arial Narrow" w:hAnsi="Arial Narrow" w:cs="Arial Narrow"/>
-          <w:color w:val="000000"/>
-          <w:kern w:val="0"/>
-          <w:sz w:val="22"/>
-          <w:szCs w:val="22"/>
-          <w:lang w:eastAsia="es-PE"/>
-          <w14:ligatures w14:val="none"/>
-        </w:rPr>
-        <w:t xml:space="preserve"> de la Ley sobre Facultades, Normas y Organización del Indecopi, aprobada por Decreto Legislativo 807</w:t>
-      </w:r>
-      <w:r>
-        <w:rPr>
-          <w:rStyle w:val="Refdenotaalpie"/>
-          <w:rFonts w:ascii="Arial Narrow" w:eastAsia="Arial Narrow" w:hAnsi="Arial Narrow" w:cs="Arial Narrow"/>
-          <w:color w:val="000000"/>
-          <w:kern w:val="0"/>
-          <w:sz w:val="22"/>
-          <w:szCs w:val="22"/>
-          <w:vertAlign w:val="superscript"/>
-          <w:lang w:eastAsia="es-PE"/>
-          <w14:ligatures w14:val="none"/>
-        </w:rPr>
-        <w:footnoteReference w:id="12"/>
-      </w:r>
-      <w:r>
-        <w:rPr>
-          <w:rFonts w:ascii="Arial Narrow" w:eastAsia="Arial Narrow" w:hAnsi="Arial Narrow" w:cs="Arial Narrow"/>
-          <w:color w:val="000000"/>
-          <w:kern w:val="0"/>
-          <w:sz w:val="22"/>
-          <w:szCs w:val="22"/>
-          <w:lang w:eastAsia="es-PE"/>
-          <w14:ligatures w14:val="none"/>
-        </w:rPr>
-        <w:t xml:space="preserve">, los gastos por los peritajes realizados, actuación de pruebas, inspecciones y otros derivados de la tramitación del proceso serán de cargo de la parte que solicita la prueba, salvo pacto en contrario. En todos los casos, la resolución final determinará si los gastos deben ser asumidos por alguna de las partes, o reembolsados a la otra parte o al Indecopi, según sea el caso, de manera adicional a la sanción que haya podido imponerse. </w:t>
-      </w:r>
-    </w:p>
-    <w:p>
-      <w:pPr>
-        <w:shd w:val="clear" w:color="auto" w:fill="FFFFFF"/>
-        <w:spacing w:after="0" w:line="240" w:lineRule="auto"/>
         <w:jc w:val="both"/>
         <w:rPr>
           <w:rFonts w:ascii="Arial Narrow" w:eastAsia="Arial Narrow" w:hAnsi="Arial Narrow" w:cs="Arial Narrow"/>
@@ -4496,26 +4496,26 @@
     </w:p>
     <w:p>
       <w:pPr>
+        <w:spacing w:before="0" w:after="0" w:line="240" w:lineRule="auto"/>
+        <w:suppressAutoHyphens/>
+        <w:jc w:val="both"/>
+        <w:rPr>
+          <w:rFonts w:ascii="Arial Narrow" w:eastAsia="Arial Narrow" w:hAnsi="Arial Narrow" w:cs="Arial Narrow"/>
+          <w:kern w:val="0"/>
+          <w:sz w:val="22"/>
+          <w:szCs w:val="22"/>
+          <w:u w:val="single"/>
+          <w14:ligatures w14:val="none"/>
+        </w:rPr>
+      </w:pPr>
+    </w:p>
+    <w:p>
+      <w:pPr>
         <w:suppressAutoHyphens/>
         <w:spacing w:after="0" w:line="240" w:lineRule="auto"/>
         <w:jc w:val="both"/>
         <w:rPr>
           <w:rFonts w:ascii="Arial Narrow" w:eastAsia="Arial Narrow" w:hAnsi="Arial Narrow" w:cs="Arial Narrow"/>
-          <w:kern w:val="0"/>
-          <w:sz w:val="22"/>
-          <w:szCs w:val="22"/>
-          <w:u w:val="single"/>
-          <w14:ligatures w14:val="none"/>
-        </w:rPr>
-      </w:pPr>
-    </w:p>
-    <w:p>
-      <w:pPr>
-        <w:suppressAutoHyphens/>
-        <w:spacing w:after="0" w:line="240" w:lineRule="auto"/>
-        <w:jc w:val="both"/>
-        <w:rPr>
-          <w:rFonts w:ascii="Arial Narrow" w:eastAsia="Arial Narrow" w:hAnsi="Arial Narrow" w:cs="Arial Narrow"/>
           <w:color w:val="000000"/>
           <w:kern w:val="0"/>
           <w:sz w:val="22"/>
@@ -4554,8 +4554,8 @@
     </w:p>
     <w:p>
       <w:pPr>
+        <w:spacing w:before="0" w:after="0" w:line="240" w:lineRule="auto"/>
         <w:suppressAutoHyphens/>
-        <w:spacing w:after="0" w:line="240" w:lineRule="auto"/>
         <w:jc w:val="both"/>
         <w:rPr>
           <w:rFonts w:ascii="Arial Narrow" w:eastAsia="Arial Narrow" w:hAnsi="Arial Narrow" w:cs="Arial Narrow"/>
@@ -5254,7 +5254,6 @@
           <w:sz w:val="16"/>
           <w:szCs w:val="16"/>
         </w:rPr>
-        <w:tab/>
         <w:t xml:space="preserve"/>
       </w:r>
       <w:r>
@@ -5330,25 +5329,24 @@
           <w:sz w:val="16"/>
           <w:szCs w:val="16"/>
         </w:rPr>
+        <w:t xml:space="preserve"/>
+      </w:r>
+      <w:r>
+        <w:rPr>
+          <w:rFonts w:ascii="Arial Narrow" w:eastAsia="Arial Narrow" w:hAnsi="Arial Narrow" w:cs="Arial Narrow"/>
+          <w:sz w:val="16"/>
+          <w:szCs w:val="16"/>
+        </w:rPr>
+      </w:r>
+      <w:r>
+        <w:rPr>
+          <w:rFonts w:ascii="Arial Narrow" w:eastAsia="Arial Narrow" w:hAnsi="Arial Narrow" w:cs="Arial Narrow"/>
+          <w:b/>
+          <w:bCs/>
+          <w:sz w:val="16"/>
+          <w:szCs w:val="16"/>
+        </w:rPr>
         <w:tab/>
-        <w:t xml:space="preserve"/>
-      </w:r>
-      <w:r>
-        <w:rPr>
-          <w:rFonts w:ascii="Arial Narrow" w:eastAsia="Arial Narrow" w:hAnsi="Arial Narrow" w:cs="Arial Narrow"/>
-          <w:sz w:val="16"/>
-          <w:szCs w:val="16"/>
-        </w:rPr>
-        <w:tab/>
-      </w:r>
-      <w:r>
-        <w:rPr>
-          <w:rFonts w:ascii="Arial Narrow" w:eastAsia="Arial Narrow" w:hAnsi="Arial Narrow" w:cs="Arial Narrow"/>
-          <w:b/>
-          <w:bCs/>
-          <w:sz w:val="16"/>
-          <w:szCs w:val="16"/>
-        </w:rPr>
         <w:t xml:space="preserve">LEY 29571, CÓDIGO DE PROTECCIÓN Y DEFENSA DEL CONSUMIDOR, publicado el 2 de setiembre de 2010 y modificado por Decreto Legislativo 1308 </w:t>
       </w:r>
     </w:p>
@@ -5736,25 +5734,24 @@
           <w:sz w:val="16"/>
           <w:szCs w:val="16"/>
         </w:rPr>
+        <w:t xml:space="preserve"/>
+      </w:r>
+      <w:r>
+        <w:rPr>
+          <w:rFonts w:ascii="Arial Narrow" w:eastAsia="Arial Narrow" w:hAnsi="Arial Narrow" w:cs="Arial Narrow"/>
+          <w:sz w:val="16"/>
+          <w:szCs w:val="16"/>
+        </w:rPr>
+      </w:r>
+      <w:r>
+        <w:rPr>
+          <w:rFonts w:ascii="Arial Narrow" w:eastAsia="Arial Narrow" w:hAnsi="Arial Narrow" w:cs="Arial Narrow"/>
+          <w:b/>
+          <w:bCs/>
+          <w:sz w:val="16"/>
+          <w:szCs w:val="16"/>
+        </w:rPr>
         <w:tab/>
-        <w:t xml:space="preserve"/>
-      </w:r>
-      <w:r>
-        <w:rPr>
-          <w:rFonts w:ascii="Arial Narrow" w:eastAsia="Arial Narrow" w:hAnsi="Arial Narrow" w:cs="Arial Narrow"/>
-          <w:sz w:val="16"/>
-          <w:szCs w:val="16"/>
-        </w:rPr>
-        <w:tab/>
-      </w:r>
-      <w:r>
-        <w:rPr>
-          <w:rFonts w:ascii="Arial Narrow" w:eastAsia="Arial Narrow" w:hAnsi="Arial Narrow" w:cs="Arial Narrow"/>
-          <w:b/>
-          <w:bCs/>
-          <w:sz w:val="16"/>
-          <w:szCs w:val="16"/>
-        </w:rPr>
         <w:t xml:space="preserve">LEY 29571, CÓDIGO DE PROTECCIÓN Y DEFENSA DEL CONSUMIDOR, publicado el 2 de setiembre de 2010 y modificado por Decreto Legislativo 1308 </w:t>
       </w:r>
     </w:p>
@@ -5937,33 +5934,32 @@
           <w:sz w:val="16"/>
           <w:szCs w:val="16"/>
         </w:rPr>
+        <w:t xml:space="preserve"/>
+      </w:r>
+      <w:r>
+        <w:rPr>
+          <w:rFonts w:ascii="Arial Narrow" w:eastAsia="Arial Narrow" w:hAnsi="Arial Narrow" w:cs="Arial Narrow"/>
+          <w:sz w:val="16"/>
+          <w:szCs w:val="16"/>
+        </w:rPr>
+        <w:t xml:space="preserve"/>
+      </w:r>
+      <w:r>
+        <w:rPr>
+          <w:rFonts w:ascii="Arial Narrow" w:eastAsia="Arial Narrow" w:hAnsi="Arial Narrow" w:cs="Arial Narrow"/>
+          <w:sz w:val="16"/>
+          <w:szCs w:val="16"/>
+        </w:rPr>
+      </w:r>
+      <w:r>
+        <w:rPr>
+          <w:rFonts w:ascii="Arial Narrow" w:eastAsia="Arial Narrow" w:hAnsi="Arial Narrow" w:cs="Arial Narrow"/>
+          <w:b/>
+          <w:bCs/>
+          <w:sz w:val="16"/>
+          <w:szCs w:val="16"/>
+        </w:rPr>
         <w:tab/>
-        <w:t xml:space="preserve"/>
-      </w:r>
-      <w:r>
-        <w:rPr>
-          <w:rFonts w:ascii="Arial Narrow" w:eastAsia="Arial Narrow" w:hAnsi="Arial Narrow" w:cs="Arial Narrow"/>
-          <w:sz w:val="16"/>
-          <w:szCs w:val="16"/>
-        </w:rPr>
-        <w:t xml:space="preserve"> </w:t>
-      </w:r>
-      <w:r>
-        <w:rPr>
-          <w:rFonts w:ascii="Arial Narrow" w:eastAsia="Arial Narrow" w:hAnsi="Arial Narrow" w:cs="Arial Narrow"/>
-          <w:sz w:val="16"/>
-          <w:szCs w:val="16"/>
-        </w:rPr>
-        <w:tab/>
-      </w:r>
-      <w:r>
-        <w:rPr>
-          <w:rFonts w:ascii="Arial Narrow" w:eastAsia="Arial Narrow" w:hAnsi="Arial Narrow" w:cs="Arial Narrow"/>
-          <w:b/>
-          <w:bCs/>
-          <w:sz w:val="16"/>
-          <w:szCs w:val="16"/>
-        </w:rPr>
         <w:t xml:space="preserve">CÓDIGO PROCESAL CIVIL </w:t>
       </w:r>
     </w:p>
@@ -6184,7 +6180,6 @@
           <w:sz w:val="16"/>
           <w:szCs w:val="16"/>
         </w:rPr>
-        <w:tab/>
         <w:t xml:space="preserve"/>
       </w:r>
       <w:r>
@@ -6277,24 +6272,23 @@
           <w:sz w:val="16"/>
           <w:szCs w:val="16"/>
         </w:rPr>
+        <w:t xml:space="preserve"/>
+      </w:r>
+      <w:r>
+        <w:rPr>
+          <w:rFonts w:ascii="Arial Narrow" w:eastAsia="Arial Narrow" w:hAnsi="Arial Narrow" w:cs="Arial Narrow"/>
+          <w:sz w:val="16"/>
+          <w:szCs w:val="16"/>
+        </w:rPr>
+      </w:r>
+      <w:r>
+        <w:rPr>
+          <w:rFonts w:ascii="Arial Narrow" w:eastAsia="Arial Narrow" w:hAnsi="Arial Narrow" w:cs="Arial Narrow"/>
+          <w:b/>
+          <w:sz w:val="16"/>
+          <w:szCs w:val="16"/>
+        </w:rPr>
         <w:tab/>
-        <w:t xml:space="preserve"/>
-      </w:r>
-      <w:r>
-        <w:rPr>
-          <w:rFonts w:ascii="Arial Narrow" w:eastAsia="Arial Narrow" w:hAnsi="Arial Narrow" w:cs="Arial Narrow"/>
-          <w:sz w:val="16"/>
-          <w:szCs w:val="16"/>
-        </w:rPr>
-        <w:tab/>
-      </w:r>
-      <w:r>
-        <w:rPr>
-          <w:rFonts w:ascii="Arial Narrow" w:eastAsia="Arial Narrow" w:hAnsi="Arial Narrow" w:cs="Arial Narrow"/>
-          <w:b/>
-          <w:sz w:val="16"/>
-          <w:szCs w:val="16"/>
-        </w:rPr>
         <w:t>LEY 29571, CÓDIGO DE PROTECCIÓN Y DEFENSA DEL CONSUMIDOR</w:t>
       </w:r>
       <w:r>
@@ -6688,32 +6682,31 @@
           <w:szCs w:val="16"/>
           <w:vertAlign w:val="superscript"/>
         </w:rPr>
+        <w:t xml:space="preserve"/>
+      </w:r>
+      <w:r>
+        <w:rPr>
+          <w:rFonts w:ascii="Arial Narrow" w:eastAsia="Arial Narrow" w:hAnsi="Arial Narrow" w:cs="Arial Narrow"/>
+          <w:sz w:val="16"/>
+          <w:szCs w:val="16"/>
+        </w:rPr>
+        <w:t xml:space="preserve"/>
+      </w:r>
+      <w:r>
+        <w:rPr>
+          <w:rFonts w:ascii="Arial Narrow" w:eastAsia="Arial Narrow" w:hAnsi="Arial Narrow" w:cs="Arial Narrow"/>
+          <w:sz w:val="16"/>
+          <w:szCs w:val="16"/>
+        </w:rPr>
+      </w:r>
+      <w:r>
+        <w:rPr>
+          <w:rFonts w:ascii="Arial Narrow" w:eastAsia="Arial Narrow" w:hAnsi="Arial Narrow" w:cs="Arial Narrow"/>
+          <w:b/>
+          <w:sz w:val="16"/>
+          <w:szCs w:val="16"/>
+        </w:rPr>
         <w:tab/>
-        <w:t xml:space="preserve"/>
-      </w:r>
-      <w:r>
-        <w:rPr>
-          <w:rFonts w:ascii="Arial Narrow" w:eastAsia="Arial Narrow" w:hAnsi="Arial Narrow" w:cs="Arial Narrow"/>
-          <w:sz w:val="16"/>
-          <w:szCs w:val="16"/>
-        </w:rPr>
-        <w:t xml:space="preserve"> </w:t>
-      </w:r>
-      <w:r>
-        <w:rPr>
-          <w:rFonts w:ascii="Arial Narrow" w:eastAsia="Arial Narrow" w:hAnsi="Arial Narrow" w:cs="Arial Narrow"/>
-          <w:sz w:val="16"/>
-          <w:szCs w:val="16"/>
-        </w:rPr>
-        <w:tab/>
-      </w:r>
-      <w:r>
-        <w:rPr>
-          <w:rFonts w:ascii="Arial Narrow" w:eastAsia="Arial Narrow" w:hAnsi="Arial Narrow" w:cs="Arial Narrow"/>
-          <w:b/>
-          <w:sz w:val="16"/>
-          <w:szCs w:val="16"/>
-        </w:rPr>
         <w:t>LEY 29571, CÓDIGO DE PROTECCIÓN Y DEFENSA DEL CONSUMIDOR</w:t>
       </w:r>
       <w:r>
@@ -6966,25 +6959,24 @@
           <w:sz w:val="16"/>
           <w:szCs w:val="16"/>
         </w:rPr>
+        <w:t xml:space="preserve"/>
+      </w:r>
+      <w:r>
+        <w:rPr>
+          <w:rFonts w:ascii="Arial Narrow" w:eastAsia="Arial Narrow" w:hAnsi="Arial Narrow" w:cs="Arial Narrow"/>
+          <w:sz w:val="16"/>
+          <w:szCs w:val="16"/>
+        </w:rPr>
+      </w:r>
+      <w:r>
+        <w:rPr>
+          <w:rFonts w:ascii="Arial Narrow" w:eastAsia="Arial Narrow" w:hAnsi="Arial Narrow" w:cs="Arial Narrow"/>
+          <w:b/>
+          <w:bCs/>
+          <w:sz w:val="16"/>
+          <w:szCs w:val="16"/>
+        </w:rPr>
         <w:tab/>
-        <w:t xml:space="preserve"/>
-      </w:r>
-      <w:r>
-        <w:rPr>
-          <w:rFonts w:ascii="Arial Narrow" w:eastAsia="Arial Narrow" w:hAnsi="Arial Narrow" w:cs="Arial Narrow"/>
-          <w:sz w:val="16"/>
-          <w:szCs w:val="16"/>
-        </w:rPr>
-        <w:tab/>
-      </w:r>
-      <w:r>
-        <w:rPr>
-          <w:rFonts w:ascii="Arial Narrow" w:eastAsia="Arial Narrow" w:hAnsi="Arial Narrow" w:cs="Arial Narrow"/>
-          <w:b/>
-          <w:bCs/>
-          <w:sz w:val="16"/>
-          <w:szCs w:val="16"/>
-        </w:rPr>
         <w:t xml:space="preserve">LEY 29571, CÓDIGO DE PROTECCIÓN Y DEFENSA DEL CONSUMIDOR, publicado el 2 de setiembre de 2010 y modificado por Decreto Legislativo 1308 </w:t>
       </w:r>
     </w:p>
@@ -7803,24 +7795,23 @@
           <w:sz w:val="16"/>
           <w:szCs w:val="16"/>
         </w:rPr>
+        <w:t xml:space="preserve"/>
+      </w:r>
+      <w:r>
+        <w:rPr>
+          <w:rFonts w:ascii="Arial Narrow" w:eastAsia="Arial Narrow" w:hAnsi="Arial Narrow" w:cs="Arial Narrow"/>
+          <w:sz w:val="16"/>
+          <w:szCs w:val="16"/>
+        </w:rPr>
+      </w:r>
+      <w:r>
+        <w:rPr>
+          <w:rFonts w:ascii="Arial Narrow" w:eastAsia="Arial Narrow" w:hAnsi="Arial Narrow" w:cs="Arial Narrow"/>
+          <w:b/>
+          <w:sz w:val="16"/>
+          <w:szCs w:val="16"/>
+        </w:rPr>
         <w:tab/>
-        <w:t xml:space="preserve"/>
-      </w:r>
-      <w:r>
-        <w:rPr>
-          <w:rFonts w:ascii="Arial Narrow" w:eastAsia="Arial Narrow" w:hAnsi="Arial Narrow" w:cs="Arial Narrow"/>
-          <w:sz w:val="16"/>
-          <w:szCs w:val="16"/>
-        </w:rPr>
-        <w:tab/>
-      </w:r>
-      <w:r>
-        <w:rPr>
-          <w:rFonts w:ascii="Arial Narrow" w:eastAsia="Arial Narrow" w:hAnsi="Arial Narrow" w:cs="Arial Narrow"/>
-          <w:b/>
-          <w:sz w:val="16"/>
-          <w:szCs w:val="16"/>
-        </w:rPr>
         <w:t>LEY 29571, CÓDIGO DE PROTECCIÓN Y DEFENSA DEL CONSUMIDOR</w:t>
       </w:r>
       <w:r>
@@ -8027,24 +8018,23 @@
           <w:sz w:val="16"/>
           <w:szCs w:val="16"/>
         </w:rPr>
+        <w:t xml:space="preserve"/>
+      </w:r>
+      <w:r>
+        <w:rPr>
+          <w:rFonts w:ascii="Arial Narrow" w:eastAsia="Arial Narrow" w:hAnsi="Arial Narrow" w:cs="Arial Narrow"/>
+          <w:sz w:val="16"/>
+          <w:szCs w:val="16"/>
+        </w:rPr>
+      </w:r>
+      <w:r>
+        <w:rPr>
+          <w:rFonts w:ascii="Arial Narrow" w:eastAsia="Arial Narrow" w:hAnsi="Arial Narrow" w:cs="Arial Narrow"/>
+          <w:b/>
+          <w:sz w:val="16"/>
+          <w:szCs w:val="16"/>
+        </w:rPr>
         <w:tab/>
-        <w:t xml:space="preserve"/>
-      </w:r>
-      <w:r>
-        <w:rPr>
-          <w:rFonts w:ascii="Arial Narrow" w:eastAsia="Arial Narrow" w:hAnsi="Arial Narrow" w:cs="Arial Narrow"/>
-          <w:sz w:val="16"/>
-          <w:szCs w:val="16"/>
-        </w:rPr>
-        <w:tab/>
-      </w:r>
-      <w:r>
-        <w:rPr>
-          <w:rFonts w:ascii="Arial Narrow" w:eastAsia="Arial Narrow" w:hAnsi="Arial Narrow" w:cs="Arial Narrow"/>
-          <w:b/>
-          <w:sz w:val="16"/>
-          <w:szCs w:val="16"/>
-        </w:rPr>
         <w:t>LEY SOBRE FACULTADES, NORMAS Y ORGANIZACIÓN DEL INDECOPI, aprobada por Decreto Legislativo 807</w:t>
       </w:r>
     </w:p>
@@ -8148,7 +8138,6 @@
           <w:sz w:val="16"/>
           <w:szCs w:val="16"/>
         </w:rPr>
-        <w:tab/>
         <w:t xml:space="preserve"/>
       </w:r>
       <w:r>
@@ -8306,31 +8295,30 @@
           <w:sz w:val="16"/>
           <w:szCs w:val="16"/>
         </w:rPr>
+        <w:t xml:space="preserve"/>
+      </w:r>
+      <w:r>
+        <w:rPr>
+          <w:rFonts w:ascii="Arial Narrow" w:eastAsia="Arial Narrow" w:hAnsi="Arial Narrow" w:cs="Arial Narrow"/>
+          <w:sz w:val="16"/>
+          <w:szCs w:val="16"/>
+        </w:rPr>
+      </w:r>
+      <w:r>
+        <w:rPr>
+          <w:rFonts w:ascii="Arial Narrow" w:eastAsia="Arial Narrow" w:hAnsi="Arial Narrow" w:cs="Arial Narrow"/>
+          <w:b/>
+          <w:sz w:val="16"/>
+          <w:szCs w:val="16"/>
+        </w:rPr>
         <w:tab/>
-        <w:t xml:space="preserve"/>
-      </w:r>
-      <w:r>
-        <w:rPr>
-          <w:rFonts w:ascii="Arial Narrow" w:eastAsia="Arial Narrow" w:hAnsi="Arial Narrow" w:cs="Arial Narrow"/>
-          <w:sz w:val="16"/>
-          <w:szCs w:val="16"/>
-        </w:rPr>
-        <w:tab/>
-      </w:r>
-      <w:r>
-        <w:rPr>
-          <w:rFonts w:ascii="Arial Narrow" w:eastAsia="Arial Narrow" w:hAnsi="Arial Narrow" w:cs="Arial Narrow"/>
-          <w:b/>
-          <w:sz w:val="16"/>
-          <w:szCs w:val="16"/>
-        </w:rPr>
         <w:t>TEXTO ÚNICO ORDENADO DE LA LEY DEL PROCEDIMIENTO ADMINISTRATIVO GENERAL, aprobado mediante Decreto Supremo 006-2026-JUS y publicado el 30 de abril de 2026</w:t>
       </w:r>
     </w:p>
     <w:p>
       <w:pPr>
         <w:pStyle w:val="Textonotapie"/>
-        <w:ind w:left="1134" w:hanging="567"/>
+        <w:ind w:left="1134"/>
         <w:jc w:val="both"/>
         <w:rPr>
           <w:rFonts w:ascii="Arial Narrow" w:eastAsia="Arial Narrow" w:hAnsi="Arial Narrow" w:cs="Arial Narrow"/>
@@ -8354,7 +8342,7 @@
     <w:p>
       <w:pPr>
         <w:pStyle w:val="Textonotapie"/>
-        <w:ind w:left="1134" w:hanging="567"/>
+        <w:ind w:left="1134" w:hanging="1134"/>
         <w:jc w:val="both"/>
         <w:rPr>
           <w:rFonts w:ascii="Arial Narrow" w:eastAsia="Arial Narrow" w:hAnsi="Arial Narrow" w:cs="Arial Narrow"/>

--- a/plantillas_maestras/17_seguro_no_especificado/materia_general_asegurativa/2_o_mas_ddos_varios/mujer/TPL_0672_2025_SEGURO_NO_ESPECIFICADO_MATERIA_GENERAL_ASEGURATIVA_ASEGURADORA_MUJER_R2.docx
+++ b/plantillas_maestras/17_seguro_no_especificado/materia_general_asegurativa/2_o_mas_ddos_varios/mujer/TPL_0672_2025_SEGURO_NO_ESPECIFICADO_MATERIA_GENERAL_ASEGURATIVA_ASEGURADORA_MUJER_R2.docx
@@ -3525,7 +3525,7 @@
           <w:sz w:val="22"/>
           <w:szCs w:val="22"/>
         </w:rPr>
-        <w:t xml:space="preserve">correr traslado de la presente resolución a Rímac Seguros y Reaseguros S.A. para que, de conformidad con lo dispuesto por el artículo 26 de la Ley sobre Facultades, Normas y Organización del Indecopi, aprobada por Decreto Legislativo 807</w:t>
+        <w:t xml:space="preserve">correr traslado de la denuncia del 17 de marzo de 2025 a Rímac Seguros y Reaseguros S.A. para que, de conformidad con lo dispuesto por el artículo 26 de la Ley sobre Facultades, Normas y Organización del Indecopi, aprobada por Decreto Legislativo 807</w:t>
       </w:r>
       <w:r>
         <w:rPr>
